--- a/docs/AI_Camera_Documentation.docx
+++ b/docs/AI_Camera_Documentation.docx
@@ -108,7 +108,7 @@
     <w:sdt>
       <w:sdtPr>
         <w:alias w:val="Содержание"/>
-        <w:id w:val="-620145140"/>
+        <w:id w:val="472721038"/>
       </w:sdtPr>
       <w:sdtEndPr/>
       <w:sdtContent>
@@ -137,7 +137,7 @@
           <w:r>
             <w:fldChar w:fldCharType="separate"/>
           </w:r>
-          <w:hyperlink w:anchor="_Toc241268322" w:history="1">
+          <w:hyperlink w:anchor="_Toc241270144" w:history="1">
             <w:r>
               <w:rPr>
                 <w:rStyle w:val="a5"/>
@@ -161,7 +161,7 @@
               <w:rPr>
                 <w:noProof/>
               </w:rPr>
-              <w:instrText xml:space="preserve"> PAGEREF _Toc241268322 \h </w:instrText>
+              <w:instrText xml:space="preserve"> PAGEREF _Toc241270144 \h </w:instrText>
             </w:r>
             <w:r>
               <w:rPr>
@@ -204,7 +204,7 @@
               <w14:ligatures w14:val="standardContextual"/>
             </w:rPr>
           </w:pPr>
-          <w:hyperlink w:anchor="_Toc241268323" w:history="1">
+          <w:hyperlink w:anchor="_Toc241270145" w:history="1">
             <w:r>
               <w:rPr>
                 <w:rStyle w:val="a5"/>
@@ -228,7 +228,7 @@
               <w:rPr>
                 <w:noProof/>
               </w:rPr>
-              <w:instrText xml:space="preserve"> PAGEREF _Toc241268323 \h </w:instrText>
+              <w:instrText xml:space="preserve"> PAGEREF _Toc241270145 \h </w:instrText>
             </w:r>
             <w:r>
               <w:rPr>
@@ -271,7 +271,7 @@
               <w14:ligatures w14:val="standardContextual"/>
             </w:rPr>
           </w:pPr>
-          <w:hyperlink w:anchor="_Toc241268324" w:history="1">
+          <w:hyperlink w:anchor="_Toc241270146" w:history="1">
             <w:r>
               <w:rPr>
                 <w:rStyle w:val="a5"/>
@@ -295,7 +295,7 @@
               <w:rPr>
                 <w:noProof/>
               </w:rPr>
-              <w:instrText xml:space="preserve"> PAGEREF _Toc241268324 \h </w:instrText>
+              <w:instrText xml:space="preserve"> PAGEREF _Toc241270146 \h </w:instrText>
             </w:r>
             <w:r>
               <w:rPr>
@@ -338,7 +338,7 @@
               <w14:ligatures w14:val="standardContextual"/>
             </w:rPr>
           </w:pPr>
-          <w:hyperlink w:anchor="_Toc241268325" w:history="1">
+          <w:hyperlink w:anchor="_Toc241270147" w:history="1">
             <w:r>
               <w:rPr>
                 <w:rStyle w:val="a5"/>
@@ -362,7 +362,7 @@
               <w:rPr>
                 <w:noProof/>
               </w:rPr>
-              <w:instrText xml:space="preserve"> PAGEREF _Toc241268325 \h </w:instrText>
+              <w:instrText xml:space="preserve"> PAGEREF _Toc241270147 \h </w:instrText>
             </w:r>
             <w:r>
               <w:rPr>
@@ -405,7 +405,7 @@
               <w14:ligatures w14:val="standardContextual"/>
             </w:rPr>
           </w:pPr>
-          <w:hyperlink w:anchor="_Toc241268326" w:history="1">
+          <w:hyperlink w:anchor="_Toc241270148" w:history="1">
             <w:r>
               <w:rPr>
                 <w:rStyle w:val="a5"/>
@@ -429,7 +429,7 @@
               <w:rPr>
                 <w:noProof/>
               </w:rPr>
-              <w:instrText xml:space="preserve"> PAGEREF _Toc241268326 \h </w:instrText>
+              <w:instrText xml:space="preserve"> PAGEREF _Toc241270148 \h </w:instrText>
             </w:r>
             <w:r>
               <w:rPr>
@@ -472,7 +472,7 @@
               <w14:ligatures w14:val="standardContextual"/>
             </w:rPr>
           </w:pPr>
-          <w:hyperlink w:anchor="_Toc241268327" w:history="1">
+          <w:hyperlink w:anchor="_Toc241270149" w:history="1">
             <w:r>
               <w:rPr>
                 <w:rStyle w:val="a5"/>
@@ -496,7 +496,7 @@
               <w:rPr>
                 <w:noProof/>
               </w:rPr>
-              <w:instrText xml:space="preserve"> PAGEREF _Toc241268327 \h </w:instrText>
+              <w:instrText xml:space="preserve"> PAGEREF _Toc241270149 \h </w:instrText>
             </w:r>
             <w:r>
               <w:rPr>
@@ -539,7 +539,7 @@
               <w14:ligatures w14:val="standardContextual"/>
             </w:rPr>
           </w:pPr>
-          <w:hyperlink w:anchor="_Toc241268328" w:history="1">
+          <w:hyperlink w:anchor="_Toc241270150" w:history="1">
             <w:r>
               <w:rPr>
                 <w:rStyle w:val="a5"/>
@@ -563,7 +563,7 @@
               <w:rPr>
                 <w:noProof/>
               </w:rPr>
-              <w:instrText xml:space="preserve"> PAGEREF _Toc241268328 \h </w:instrText>
+              <w:instrText xml:space="preserve"> PAGEREF _Toc241270150 \h </w:instrText>
             </w:r>
             <w:r>
               <w:rPr>
@@ -606,7 +606,7 @@
               <w14:ligatures w14:val="standardContextual"/>
             </w:rPr>
           </w:pPr>
-          <w:hyperlink w:anchor="_Toc241268329" w:history="1">
+          <w:hyperlink w:anchor="_Toc241270151" w:history="1">
             <w:r>
               <w:rPr>
                 <w:rStyle w:val="a5"/>
@@ -630,7 +630,74 @@
               <w:rPr>
                 <w:noProof/>
               </w:rPr>
-              <w:instrText xml:space="preserve"> PAGEREF _Toc241268329 \h </w:instrText>
+              <w:instrText xml:space="preserve"> PAGEREF _Toc241270151 \h </w:instrText>
+            </w:r>
+            <w:r>
+              <w:rPr>
+                <w:noProof/>
+              </w:rPr>
+            </w:r>
+            <w:r>
+              <w:rPr>
+                <w:noProof/>
+              </w:rPr>
+              <w:fldChar w:fldCharType="separate"/>
+            </w:r>
+            <w:r>
+              <w:rPr>
+                <w:noProof/>
+              </w:rPr>
+              <w:t>7</w:t>
+            </w:r>
+            <w:r>
+              <w:rPr>
+                <w:noProof/>
+              </w:rPr>
+              <w:fldChar w:fldCharType="end"/>
+            </w:r>
+          </w:hyperlink>
+        </w:p>
+        <w:p>
+          <w:pPr>
+            <w:pStyle w:val="20"/>
+            <w:tabs>
+              <w:tab w:val="right" w:leader="dot" w:pos="9628"/>
+            </w:tabs>
+            <w:rPr>
+              <w:rFonts w:asciiTheme="minorHAnsi" w:eastAsiaTheme="minorEastAsia" w:hAnsiTheme="minorHAnsi" w:cstheme="minorBidi"/>
+              <w:noProof/>
+              <w:color w:val="auto"/>
+              <w:kern w:val="2"/>
+              <w:sz w:val="24"/>
+              <w:szCs w:val="24"/>
+              <w14:ligatures w14:val="standardContextual"/>
+            </w:rPr>
+          </w:pPr>
+          <w:hyperlink w:anchor="_Toc241270152" w:history="1">
+            <w:r>
+              <w:rPr>
+                <w:rStyle w:val="a5"/>
+                <w:noProof/>
+              </w:rPr>
+              <w:t>2.5. Доступ по сети и через VPN</w:t>
+            </w:r>
+            <w:r>
+              <w:rPr>
+                <w:noProof/>
+              </w:rPr>
+              <w:tab/>
+            </w:r>
+            <w:r>
+              <w:rPr>
+                <w:noProof/>
+              </w:rPr>
+              <w:fldChar w:fldCharType="begin"/>
+            </w:r>
+            <w:r>
+              <w:rPr>
+                <w:noProof/>
+              </w:rPr>
+              <w:instrText xml:space="preserve"> PAGEREF _Toc241270152 \h </w:instrText>
             </w:r>
             <w:r>
               <w:rPr>
@@ -673,7 +740,7 @@
               <w14:ligatures w14:val="standardContextual"/>
             </w:rPr>
           </w:pPr>
-          <w:hyperlink w:anchor="_Toc241268330" w:history="1">
+          <w:hyperlink w:anchor="_Toc241270153" w:history="1">
             <w:r>
               <w:rPr>
                 <w:rStyle w:val="a5"/>
@@ -697,7 +764,7 @@
               <w:rPr>
                 <w:noProof/>
               </w:rPr>
-              <w:instrText xml:space="preserve"> PAGEREF _Toc241268330 \h </w:instrText>
+              <w:instrText xml:space="preserve"> PAGEREF _Toc241270153 \h </w:instrText>
             </w:r>
             <w:r>
               <w:rPr>
@@ -714,7 +781,7 @@
               <w:rPr>
                 <w:noProof/>
               </w:rPr>
-              <w:t>8</w:t>
+              <w:t>9</w:t>
             </w:r>
             <w:r>
               <w:rPr>
@@ -740,7 +807,7 @@
               <w14:ligatures w14:val="standardContextual"/>
             </w:rPr>
           </w:pPr>
-          <w:hyperlink w:anchor="_Toc241268331" w:history="1">
+          <w:hyperlink w:anchor="_Toc241270154" w:history="1">
             <w:r>
               <w:rPr>
                 <w:rStyle w:val="a5"/>
@@ -764,7 +831,7 @@
               <w:rPr>
                 <w:noProof/>
               </w:rPr>
-              <w:instrText xml:space="preserve"> PAGEREF _Toc241268331 \h </w:instrText>
+              <w:instrText xml:space="preserve"> PAGEREF _Toc241270154 \h </w:instrText>
             </w:r>
             <w:r>
               <w:rPr>
@@ -781,7 +848,7 @@
               <w:rPr>
                 <w:noProof/>
               </w:rPr>
-              <w:t>8</w:t>
+              <w:t>9</w:t>
             </w:r>
             <w:r>
               <w:rPr>
@@ -807,7 +874,7 @@
               <w14:ligatures w14:val="standardContextual"/>
             </w:rPr>
           </w:pPr>
-          <w:hyperlink w:anchor="_Toc241268332" w:history="1">
+          <w:hyperlink w:anchor="_Toc241270155" w:history="1">
             <w:r>
               <w:rPr>
                 <w:rStyle w:val="a5"/>
@@ -831,7 +898,7 @@
               <w:rPr>
                 <w:noProof/>
               </w:rPr>
-              <w:instrText xml:space="preserve"> PAGEREF _Toc241268332 \h </w:instrText>
+              <w:instrText xml:space="preserve"> PAGEREF _Toc241270155 \h </w:instrText>
             </w:r>
             <w:r>
               <w:rPr>
@@ -848,7 +915,7 @@
               <w:rPr>
                 <w:noProof/>
               </w:rPr>
-              <w:t>9</w:t>
+              <w:t>10</w:t>
             </w:r>
             <w:r>
               <w:rPr>
@@ -874,7 +941,7 @@
               <w14:ligatures w14:val="standardContextual"/>
             </w:rPr>
           </w:pPr>
-          <w:hyperlink w:anchor="_Toc241268333" w:history="1">
+          <w:hyperlink w:anchor="_Toc241270156" w:history="1">
             <w:r>
               <w:rPr>
                 <w:rStyle w:val="a5"/>
@@ -898,7 +965,7 @@
               <w:rPr>
                 <w:noProof/>
               </w:rPr>
-              <w:instrText xml:space="preserve"> PAGEREF _Toc241268333 \h </w:instrText>
+              <w:instrText xml:space="preserve"> PAGEREF _Toc241270156 \h </w:instrText>
             </w:r>
             <w:r>
               <w:rPr>
@@ -915,7 +982,7 @@
               <w:rPr>
                 <w:noProof/>
               </w:rPr>
-              <w:t>9</w:t>
+              <w:t>10</w:t>
             </w:r>
             <w:r>
               <w:rPr>
@@ -941,7 +1008,7 @@
               <w14:ligatures w14:val="standardContextual"/>
             </w:rPr>
           </w:pPr>
-          <w:hyperlink w:anchor="_Toc241268334" w:history="1">
+          <w:hyperlink w:anchor="_Toc241270157" w:history="1">
             <w:r>
               <w:rPr>
                 <w:rStyle w:val="a5"/>
@@ -965,7 +1032,7 @@
               <w:rPr>
                 <w:noProof/>
               </w:rPr>
-              <w:instrText xml:space="preserve"> PAGEREF _Toc241268334 \h </w:instrText>
+              <w:instrText xml:space="preserve"> PAGEREF _Toc241270157 \h </w:instrText>
             </w:r>
             <w:r>
               <w:rPr>
@@ -982,7 +1049,7 @@
               <w:rPr>
                 <w:noProof/>
               </w:rPr>
-              <w:t>10</w:t>
+              <w:t>11</w:t>
             </w:r>
             <w:r>
               <w:rPr>
@@ -1008,7 +1075,7 @@
               <w14:ligatures w14:val="standardContextual"/>
             </w:rPr>
           </w:pPr>
-          <w:hyperlink w:anchor="_Toc241268335" w:history="1">
+          <w:hyperlink w:anchor="_Toc241270158" w:history="1">
             <w:r>
               <w:rPr>
                 <w:rStyle w:val="a5"/>
@@ -1032,7 +1099,7 @@
               <w:rPr>
                 <w:noProof/>
               </w:rPr>
-              <w:instrText xml:space="preserve"> PAGEREF _Toc241268335 \h </w:instrText>
+              <w:instrText xml:space="preserve"> PAGEREF _Toc241270158 \h </w:instrText>
             </w:r>
             <w:r>
               <w:rPr>
@@ -1049,7 +1116,7 @@
               <w:rPr>
                 <w:noProof/>
               </w:rPr>
-              <w:t>11</w:t>
+              <w:t>12</w:t>
             </w:r>
             <w:r>
               <w:rPr>
@@ -1075,7 +1142,7 @@
               <w14:ligatures w14:val="standardContextual"/>
             </w:rPr>
           </w:pPr>
-          <w:hyperlink w:anchor="_Toc241268336" w:history="1">
+          <w:hyperlink w:anchor="_Toc241270159" w:history="1">
             <w:r>
               <w:rPr>
                 <w:rStyle w:val="a5"/>
@@ -1099,7 +1166,7 @@
               <w:rPr>
                 <w:noProof/>
               </w:rPr>
-              <w:instrText xml:space="preserve"> PAGEREF _Toc241268336 \h </w:instrText>
+              <w:instrText xml:space="preserve"> PAGEREF _Toc241270159 \h </w:instrText>
             </w:r>
             <w:r>
               <w:rPr>
@@ -1116,7 +1183,7 @@
               <w:rPr>
                 <w:noProof/>
               </w:rPr>
-              <w:t>12</w:t>
+              <w:t>13</w:t>
             </w:r>
             <w:r>
               <w:rPr>
@@ -1142,7 +1209,7 @@
               <w14:ligatures w14:val="standardContextual"/>
             </w:rPr>
           </w:pPr>
-          <w:hyperlink w:anchor="_Toc241268337" w:history="1">
+          <w:hyperlink w:anchor="_Toc241270160" w:history="1">
             <w:r>
               <w:rPr>
                 <w:rStyle w:val="a5"/>
@@ -1166,7 +1233,7 @@
               <w:rPr>
                 <w:noProof/>
               </w:rPr>
-              <w:instrText xml:space="preserve"> PAGEREF _Toc241268337 \h </w:instrText>
+              <w:instrText xml:space="preserve"> PAGEREF _Toc241270160 \h </w:instrText>
             </w:r>
             <w:r>
               <w:rPr>
@@ -1183,7 +1250,7 @@
               <w:rPr>
                 <w:noProof/>
               </w:rPr>
-              <w:t>12</w:t>
+              <w:t>13</w:t>
             </w:r>
             <w:r>
               <w:rPr>
@@ -1209,7 +1276,7 @@
               <w14:ligatures w14:val="standardContextual"/>
             </w:rPr>
           </w:pPr>
-          <w:hyperlink w:anchor="_Toc241268338" w:history="1">
+          <w:hyperlink w:anchor="_Toc241270161" w:history="1">
             <w:r>
               <w:rPr>
                 <w:rStyle w:val="a5"/>
@@ -1233,7 +1300,7 @@
               <w:rPr>
                 <w:noProof/>
               </w:rPr>
-              <w:instrText xml:space="preserve"> PAGEREF _Toc241268338 \h </w:instrText>
+              <w:instrText xml:space="preserve"> PAGEREF _Toc241270161 \h </w:instrText>
             </w:r>
             <w:r>
               <w:rPr>
@@ -1250,7 +1317,7 @@
               <w:rPr>
                 <w:noProof/>
               </w:rPr>
-              <w:t>12</w:t>
+              <w:t>13</w:t>
             </w:r>
             <w:r>
               <w:rPr>
@@ -1276,7 +1343,7 @@
               <w14:ligatures w14:val="standardContextual"/>
             </w:rPr>
           </w:pPr>
-          <w:hyperlink w:anchor="_Toc241268339" w:history="1">
+          <w:hyperlink w:anchor="_Toc241270162" w:history="1">
             <w:r>
               <w:rPr>
                 <w:rStyle w:val="a5"/>
@@ -1300,7 +1367,7 @@
               <w:rPr>
                 <w:noProof/>
               </w:rPr>
-              <w:instrText xml:space="preserve"> PAGEREF _Toc241268339 \h </w:instrText>
+              <w:instrText xml:space="preserve"> PAGEREF _Toc241270162 \h </w:instrText>
             </w:r>
             <w:r>
               <w:rPr>
@@ -1317,7 +1384,7 @@
               <w:rPr>
                 <w:noProof/>
               </w:rPr>
-              <w:t>13</w:t>
+              <w:t>14</w:t>
             </w:r>
             <w:r>
               <w:rPr>
@@ -1343,7 +1410,7 @@
               <w14:ligatures w14:val="standardContextual"/>
             </w:rPr>
           </w:pPr>
-          <w:hyperlink w:anchor="_Toc241268340" w:history="1">
+          <w:hyperlink w:anchor="_Toc241270163" w:history="1">
             <w:r>
               <w:rPr>
                 <w:rStyle w:val="a5"/>
@@ -1367,7 +1434,7 @@
               <w:rPr>
                 <w:noProof/>
               </w:rPr>
-              <w:instrText xml:space="preserve"> PAGEREF _Toc241268340 \h </w:instrText>
+              <w:instrText xml:space="preserve"> PAGEREF _Toc241270163 \h </w:instrText>
             </w:r>
             <w:r>
               <w:rPr>
@@ -1384,7 +1451,7 @@
               <w:rPr>
                 <w:noProof/>
               </w:rPr>
-              <w:t>13</w:t>
+              <w:t>14</w:t>
             </w:r>
             <w:r>
               <w:rPr>
@@ -1410,7 +1477,7 @@
               <w14:ligatures w14:val="standardContextual"/>
             </w:rPr>
           </w:pPr>
-          <w:hyperlink w:anchor="_Toc241268341" w:history="1">
+          <w:hyperlink w:anchor="_Toc241270164" w:history="1">
             <w:r>
               <w:rPr>
                 <w:rStyle w:val="a5"/>
@@ -1434,7 +1501,7 @@
               <w:rPr>
                 <w:noProof/>
               </w:rPr>
-              <w:instrText xml:space="preserve"> PAGEREF _Toc241268341 \h </w:instrText>
+              <w:instrText xml:space="preserve"> PAGEREF _Toc241270164 \h </w:instrText>
             </w:r>
             <w:r>
               <w:rPr>
@@ -1451,7 +1518,7 @@
               <w:rPr>
                 <w:noProof/>
               </w:rPr>
-              <w:t>14</w:t>
+              <w:t>15</w:t>
             </w:r>
             <w:r>
               <w:rPr>
@@ -1477,7 +1544,7 @@
               <w14:ligatures w14:val="standardContextual"/>
             </w:rPr>
           </w:pPr>
-          <w:hyperlink w:anchor="_Toc241268342" w:history="1">
+          <w:hyperlink w:anchor="_Toc241270165" w:history="1">
             <w:r>
               <w:rPr>
                 <w:rStyle w:val="a5"/>
@@ -1501,7 +1568,7 @@
               <w:rPr>
                 <w:noProof/>
               </w:rPr>
-              <w:instrText xml:space="preserve"> PAGEREF _Toc241268342 \h </w:instrText>
+              <w:instrText xml:space="preserve"> PAGEREF _Toc241270165 \h </w:instrText>
             </w:r>
             <w:r>
               <w:rPr>
@@ -1518,7 +1585,7 @@
               <w:rPr>
                 <w:noProof/>
               </w:rPr>
-              <w:t>15</w:t>
+              <w:t>16</w:t>
             </w:r>
             <w:r>
               <w:rPr>
@@ -1544,7 +1611,7 @@
               <w14:ligatures w14:val="standardContextual"/>
             </w:rPr>
           </w:pPr>
-          <w:hyperlink w:anchor="_Toc241268343" w:history="1">
+          <w:hyperlink w:anchor="_Toc241270166" w:history="1">
             <w:r>
               <w:rPr>
                 <w:rStyle w:val="a5"/>
@@ -1568,7 +1635,7 @@
               <w:rPr>
                 <w:noProof/>
               </w:rPr>
-              <w:instrText xml:space="preserve"> PAGEREF _Toc241268343 \h </w:instrText>
+              <w:instrText xml:space="preserve"> PAGEREF _Toc241270166 \h </w:instrText>
             </w:r>
             <w:r>
               <w:rPr>
@@ -1585,7 +1652,7 @@
               <w:rPr>
                 <w:noProof/>
               </w:rPr>
-              <w:t>15</w:t>
+              <w:t>16</w:t>
             </w:r>
             <w:r>
               <w:rPr>
@@ -1611,7 +1678,7 @@
               <w14:ligatures w14:val="standardContextual"/>
             </w:rPr>
           </w:pPr>
-          <w:hyperlink w:anchor="_Toc241268344" w:history="1">
+          <w:hyperlink w:anchor="_Toc241270167" w:history="1">
             <w:r>
               <w:rPr>
                 <w:rStyle w:val="a5"/>
@@ -1635,7 +1702,7 @@
               <w:rPr>
                 <w:noProof/>
               </w:rPr>
-              <w:instrText xml:space="preserve"> PAGEREF _Toc241268344 \h </w:instrText>
+              <w:instrText xml:space="preserve"> PAGEREF _Toc241270167 \h </w:instrText>
             </w:r>
             <w:r>
               <w:rPr>
@@ -1652,7 +1719,7 @@
               <w:rPr>
                 <w:noProof/>
               </w:rPr>
-              <w:t>15</w:t>
+              <w:t>16</w:t>
             </w:r>
             <w:r>
               <w:rPr>
@@ -1678,7 +1745,7 @@
               <w14:ligatures w14:val="standardContextual"/>
             </w:rPr>
           </w:pPr>
-          <w:hyperlink w:anchor="_Toc241268345" w:history="1">
+          <w:hyperlink w:anchor="_Toc241270168" w:history="1">
             <w:r>
               <w:rPr>
                 <w:rStyle w:val="a5"/>
@@ -1702,7 +1769,7 @@
               <w:rPr>
                 <w:noProof/>
               </w:rPr>
-              <w:instrText xml:space="preserve"> PAGEREF _Toc241268345 \h </w:instrText>
+              <w:instrText xml:space="preserve"> PAGEREF _Toc241270168 \h </w:instrText>
             </w:r>
             <w:r>
               <w:rPr>
@@ -1719,7 +1786,7 @@
               <w:rPr>
                 <w:noProof/>
               </w:rPr>
-              <w:t>16</w:t>
+              <w:t>17</w:t>
             </w:r>
             <w:r>
               <w:rPr>
@@ -1745,7 +1812,7 @@
               <w14:ligatures w14:val="standardContextual"/>
             </w:rPr>
           </w:pPr>
-          <w:hyperlink w:anchor="_Toc241268346" w:history="1">
+          <w:hyperlink w:anchor="_Toc241270169" w:history="1">
             <w:r>
               <w:rPr>
                 <w:rStyle w:val="a5"/>
@@ -1769,7 +1836,7 @@
               <w:rPr>
                 <w:noProof/>
               </w:rPr>
-              <w:instrText xml:space="preserve"> PAGEREF _Toc241268346 \h </w:instrText>
+              <w:instrText xml:space="preserve"> PAGEREF _Toc241270169 \h </w:instrText>
             </w:r>
             <w:r>
               <w:rPr>
@@ -1786,7 +1853,7 @@
               <w:rPr>
                 <w:noProof/>
               </w:rPr>
-              <w:t>16</w:t>
+              <w:t>17</w:t>
             </w:r>
             <w:r>
               <w:rPr>
@@ -1812,7 +1879,7 @@
               <w14:ligatures w14:val="standardContextual"/>
             </w:rPr>
           </w:pPr>
-          <w:hyperlink w:anchor="_Toc241268347" w:history="1">
+          <w:hyperlink w:anchor="_Toc241270170" w:history="1">
             <w:r>
               <w:rPr>
                 <w:rStyle w:val="a5"/>
@@ -1836,7 +1903,7 @@
               <w:rPr>
                 <w:noProof/>
               </w:rPr>
-              <w:instrText xml:space="preserve"> PAGEREF _Toc241268347 \h </w:instrText>
+              <w:instrText xml:space="preserve"> PAGEREF _Toc241270170 \h </w:instrText>
             </w:r>
             <w:r>
               <w:rPr>
@@ -1853,7 +1920,7 @@
               <w:rPr>
                 <w:noProof/>
               </w:rPr>
-              <w:t>18</w:t>
+              <w:t>19</w:t>
             </w:r>
             <w:r>
               <w:rPr>
@@ -1879,13 +1946,13 @@
               <w14:ligatures w14:val="standardContextual"/>
             </w:rPr>
           </w:pPr>
-          <w:hyperlink w:anchor="_Toc241268348" w:history="1">
+          <w:hyperlink w:anchor="_Toc241270171" w:history="1">
             <w:r>
               <w:rPr>
                 <w:rStyle w:val="a5"/>
                 <w:noProof/>
               </w:rPr>
-              <w:t>5.6. Собственные модели</w:t>
+              <w:t>5.6. Сколько объектов может распознать модель</w:t>
             </w:r>
             <w:r>
               <w:rPr>
@@ -1903,7 +1970,7 @@
               <w:rPr>
                 <w:noProof/>
               </w:rPr>
-              <w:instrText xml:space="preserve"> PAGEREF _Toc241268348 \h </w:instrText>
+              <w:instrText xml:space="preserve"> PAGEREF _Toc241270171 \h </w:instrText>
             </w:r>
             <w:r>
               <w:rPr>
@@ -1920,7 +1987,208 @@
               <w:rPr>
                 <w:noProof/>
               </w:rPr>
-              <w:t>18</w:t>
+              <w:t>19</w:t>
+            </w:r>
+            <w:r>
+              <w:rPr>
+                <w:noProof/>
+              </w:rPr>
+              <w:fldChar w:fldCharType="end"/>
+            </w:r>
+          </w:hyperlink>
+        </w:p>
+        <w:p>
+          <w:pPr>
+            <w:pStyle w:val="20"/>
+            <w:tabs>
+              <w:tab w:val="right" w:leader="dot" w:pos="9628"/>
+            </w:tabs>
+            <w:rPr>
+              <w:rFonts w:asciiTheme="minorHAnsi" w:eastAsiaTheme="minorEastAsia" w:hAnsiTheme="minorHAnsi" w:cstheme="minorBidi"/>
+              <w:noProof/>
+              <w:color w:val="auto"/>
+              <w:kern w:val="2"/>
+              <w:sz w:val="24"/>
+              <w:szCs w:val="24"/>
+              <w14:ligatures w14:val="standardContextual"/>
+            </w:rPr>
+          </w:pPr>
+          <w:hyperlink w:anchor="_Toc241270172" w:history="1">
+            <w:r>
+              <w:rPr>
+                <w:rStyle w:val="a5"/>
+                <w:noProof/>
+              </w:rPr>
+              <w:t>5.7. Модели Open Images V7 — 601 класс</w:t>
+            </w:r>
+            <w:r>
+              <w:rPr>
+                <w:noProof/>
+              </w:rPr>
+              <w:tab/>
+            </w:r>
+            <w:r>
+              <w:rPr>
+                <w:noProof/>
+              </w:rPr>
+              <w:fldChar w:fldCharType="begin"/>
+            </w:r>
+            <w:r>
+              <w:rPr>
+                <w:noProof/>
+              </w:rPr>
+              <w:instrText xml:space="preserve"> PAGEREF _Toc241270172 \h </w:instrText>
+            </w:r>
+            <w:r>
+              <w:rPr>
+                <w:noProof/>
+              </w:rPr>
+            </w:r>
+            <w:r>
+              <w:rPr>
+                <w:noProof/>
+              </w:rPr>
+              <w:fldChar w:fldCharType="separate"/>
+            </w:r>
+            <w:r>
+              <w:rPr>
+                <w:noProof/>
+              </w:rPr>
+              <w:t>20</w:t>
+            </w:r>
+            <w:r>
+              <w:rPr>
+                <w:noProof/>
+              </w:rPr>
+              <w:fldChar w:fldCharType="end"/>
+            </w:r>
+          </w:hyperlink>
+        </w:p>
+        <w:p>
+          <w:pPr>
+            <w:pStyle w:val="20"/>
+            <w:tabs>
+              <w:tab w:val="right" w:leader="dot" w:pos="9628"/>
+            </w:tabs>
+            <w:rPr>
+              <w:rFonts w:asciiTheme="minorHAnsi" w:eastAsiaTheme="minorEastAsia" w:hAnsiTheme="minorHAnsi" w:cstheme="minorBidi"/>
+              <w:noProof/>
+              <w:color w:val="auto"/>
+              <w:kern w:val="2"/>
+              <w:sz w:val="24"/>
+              <w:szCs w:val="24"/>
+              <w14:ligatures w14:val="standardContextual"/>
+            </w:rPr>
+          </w:pPr>
+          <w:hyperlink w:anchor="_Toc241270173" w:history="1">
+            <w:r>
+              <w:rPr>
+                <w:rStyle w:val="a5"/>
+                <w:noProof/>
+              </w:rPr>
+              <w:t>5.8. YOLOE — свои названия объектов</w:t>
+            </w:r>
+            <w:r>
+              <w:rPr>
+                <w:noProof/>
+              </w:rPr>
+              <w:tab/>
+            </w:r>
+            <w:r>
+              <w:rPr>
+                <w:noProof/>
+              </w:rPr>
+              <w:fldChar w:fldCharType="begin"/>
+            </w:r>
+            <w:r>
+              <w:rPr>
+                <w:noProof/>
+              </w:rPr>
+              <w:instrText xml:space="preserve"> PAGEREF _Toc241270173 \h </w:instrText>
+            </w:r>
+            <w:r>
+              <w:rPr>
+                <w:noProof/>
+              </w:rPr>
+            </w:r>
+            <w:r>
+              <w:rPr>
+                <w:noProof/>
+              </w:rPr>
+              <w:fldChar w:fldCharType="separate"/>
+            </w:r>
+            <w:r>
+              <w:rPr>
+                <w:noProof/>
+              </w:rPr>
+              <w:t>20</w:t>
+            </w:r>
+            <w:r>
+              <w:rPr>
+                <w:noProof/>
+              </w:rPr>
+              <w:fldChar w:fldCharType="end"/>
+            </w:r>
+          </w:hyperlink>
+        </w:p>
+        <w:p>
+          <w:pPr>
+            <w:pStyle w:val="20"/>
+            <w:tabs>
+              <w:tab w:val="right" w:leader="dot" w:pos="9628"/>
+            </w:tabs>
+            <w:rPr>
+              <w:rFonts w:asciiTheme="minorHAnsi" w:eastAsiaTheme="minorEastAsia" w:hAnsiTheme="minorHAnsi" w:cstheme="minorBidi"/>
+              <w:noProof/>
+              <w:color w:val="auto"/>
+              <w:kern w:val="2"/>
+              <w:sz w:val="24"/>
+              <w:szCs w:val="24"/>
+              <w14:ligatures w14:val="standardContextual"/>
+            </w:rPr>
+          </w:pPr>
+          <w:hyperlink w:anchor="_Toc241270174" w:history="1">
+            <w:r>
+              <w:rPr>
+                <w:rStyle w:val="a5"/>
+                <w:noProof/>
+              </w:rPr>
+              <w:t>5.9. Собственные модели</w:t>
+            </w:r>
+            <w:r>
+              <w:rPr>
+                <w:noProof/>
+              </w:rPr>
+              <w:tab/>
+            </w:r>
+            <w:r>
+              <w:rPr>
+                <w:noProof/>
+              </w:rPr>
+              <w:fldChar w:fldCharType="begin"/>
+            </w:r>
+            <w:r>
+              <w:rPr>
+                <w:noProof/>
+              </w:rPr>
+              <w:instrText xml:space="preserve"> PAGEREF _Toc241270174 \h </w:instrText>
+            </w:r>
+            <w:r>
+              <w:rPr>
+                <w:noProof/>
+              </w:rPr>
+            </w:r>
+            <w:r>
+              <w:rPr>
+                <w:noProof/>
+              </w:rPr>
+              <w:fldChar w:fldCharType="separate"/>
+            </w:r>
+            <w:r>
+              <w:rPr>
+                <w:noProof/>
+              </w:rPr>
+              <w:t>22</w:t>
             </w:r>
             <w:r>
               <w:rPr>
@@ -1946,7 +2214,7 @@
               <w14:ligatures w14:val="standardContextual"/>
             </w:rPr>
           </w:pPr>
-          <w:hyperlink w:anchor="_Toc241268349" w:history="1">
+          <w:hyperlink w:anchor="_Toc241270175" w:history="1">
             <w:r>
               <w:rPr>
                 <w:rStyle w:val="a5"/>
@@ -1970,7 +2238,7 @@
               <w:rPr>
                 <w:noProof/>
               </w:rPr>
-              <w:instrText xml:space="preserve"> PAGEREF _Toc241268349 \h </w:instrText>
+              <w:instrText xml:space="preserve"> PAGEREF _Toc241270175 \h </w:instrText>
             </w:r>
             <w:r>
               <w:rPr>
@@ -1987,7 +2255,7 @@
               <w:rPr>
                 <w:noProof/>
               </w:rPr>
-              <w:t>19</w:t>
+              <w:t>23</w:t>
             </w:r>
             <w:r>
               <w:rPr>
@@ -2013,7 +2281,7 @@
               <w14:ligatures w14:val="standardContextual"/>
             </w:rPr>
           </w:pPr>
-          <w:hyperlink w:anchor="_Toc241268350" w:history="1">
+          <w:hyperlink w:anchor="_Toc241270176" w:history="1">
             <w:r>
               <w:rPr>
                 <w:rStyle w:val="a5"/>
@@ -2037,7 +2305,7 @@
               <w:rPr>
                 <w:noProof/>
               </w:rPr>
-              <w:instrText xml:space="preserve"> PAGEREF _Toc241268350 \h </w:instrText>
+              <w:instrText xml:space="preserve"> PAGEREF _Toc241270176 \h </w:instrText>
             </w:r>
             <w:r>
               <w:rPr>
@@ -2054,7 +2322,7 @@
               <w:rPr>
                 <w:noProof/>
               </w:rPr>
-              <w:t>19</w:t>
+              <w:t>23</w:t>
             </w:r>
             <w:r>
               <w:rPr>
@@ -2080,7 +2348,7 @@
               <w14:ligatures w14:val="standardContextual"/>
             </w:rPr>
           </w:pPr>
-          <w:hyperlink w:anchor="_Toc241268351" w:history="1">
+          <w:hyperlink w:anchor="_Toc241270177" w:history="1">
             <w:r>
               <w:rPr>
                 <w:rStyle w:val="a5"/>
@@ -2104,7 +2372,7 @@
               <w:rPr>
                 <w:noProof/>
               </w:rPr>
-              <w:instrText xml:space="preserve"> PAGEREF _Toc241268351 \h </w:instrText>
+              <w:instrText xml:space="preserve"> PAGEREF _Toc241270177 \h </w:instrText>
             </w:r>
             <w:r>
               <w:rPr>
@@ -2121,7 +2389,7 @@
               <w:rPr>
                 <w:noProof/>
               </w:rPr>
-              <w:t>19</w:t>
+              <w:t>23</w:t>
             </w:r>
             <w:r>
               <w:rPr>
@@ -2147,7 +2415,7 @@
               <w14:ligatures w14:val="standardContextual"/>
             </w:rPr>
           </w:pPr>
-          <w:hyperlink w:anchor="_Toc241268352" w:history="1">
+          <w:hyperlink w:anchor="_Toc241270178" w:history="1">
             <w:r>
               <w:rPr>
                 <w:rStyle w:val="a5"/>
@@ -2171,7 +2439,7 @@
               <w:rPr>
                 <w:noProof/>
               </w:rPr>
-              <w:instrText xml:space="preserve"> PAGEREF _Toc241268352 \h </w:instrText>
+              <w:instrText xml:space="preserve"> PAGEREF _Toc241270178 \h </w:instrText>
             </w:r>
             <w:r>
               <w:rPr>
@@ -2188,7 +2456,7 @@
               <w:rPr>
                 <w:noProof/>
               </w:rPr>
-              <w:t>19</w:t>
+              <w:t>23</w:t>
             </w:r>
             <w:r>
               <w:rPr>
@@ -2214,7 +2482,7 @@
               <w14:ligatures w14:val="standardContextual"/>
             </w:rPr>
           </w:pPr>
-          <w:hyperlink w:anchor="_Toc241268353" w:history="1">
+          <w:hyperlink w:anchor="_Toc241270179" w:history="1">
             <w:r>
               <w:rPr>
                 <w:rStyle w:val="a5"/>
@@ -2238,7 +2506,7 @@
               <w:rPr>
                 <w:noProof/>
               </w:rPr>
-              <w:instrText xml:space="preserve"> PAGEREF _Toc241268353 \h </w:instrText>
+              <w:instrText xml:space="preserve"> PAGEREF _Toc241270179 \h </w:instrText>
             </w:r>
             <w:r>
               <w:rPr>
@@ -2255,7 +2523,7 @@
               <w:rPr>
                 <w:noProof/>
               </w:rPr>
-              <w:t>20</w:t>
+              <w:t>24</w:t>
             </w:r>
             <w:r>
               <w:rPr>
@@ -2281,7 +2549,7 @@
               <w14:ligatures w14:val="standardContextual"/>
             </w:rPr>
           </w:pPr>
-          <w:hyperlink w:anchor="_Toc241268354" w:history="1">
+          <w:hyperlink w:anchor="_Toc241270180" w:history="1">
             <w:r>
               <w:rPr>
                 <w:rStyle w:val="a5"/>
@@ -2305,7 +2573,7 @@
               <w:rPr>
                 <w:noProof/>
               </w:rPr>
-              <w:instrText xml:space="preserve"> PAGEREF _Toc241268354 \h </w:instrText>
+              <w:instrText xml:space="preserve"> PAGEREF _Toc241270180 \h </w:instrText>
             </w:r>
             <w:r>
               <w:rPr>
@@ -2322,7 +2590,7 @@
               <w:rPr>
                 <w:noProof/>
               </w:rPr>
-              <w:t>21</w:t>
+              <w:t>25</w:t>
             </w:r>
             <w:r>
               <w:rPr>
@@ -2348,7 +2616,7 @@
               <w14:ligatures w14:val="standardContextual"/>
             </w:rPr>
           </w:pPr>
-          <w:hyperlink w:anchor="_Toc241268355" w:history="1">
+          <w:hyperlink w:anchor="_Toc241270181" w:history="1">
             <w:r>
               <w:rPr>
                 <w:rStyle w:val="a5"/>
@@ -2372,7 +2640,7 @@
               <w:rPr>
                 <w:noProof/>
               </w:rPr>
-              <w:instrText xml:space="preserve"> PAGEREF _Toc241268355 \h </w:instrText>
+              <w:instrText xml:space="preserve"> PAGEREF _Toc241270181 \h </w:instrText>
             </w:r>
             <w:r>
               <w:rPr>
@@ -2389,7 +2657,7 @@
               <w:rPr>
                 <w:noProof/>
               </w:rPr>
-              <w:t>21</w:t>
+              <w:t>25</w:t>
             </w:r>
             <w:r>
               <w:rPr>
@@ -2415,7 +2683,7 @@
               <w14:ligatures w14:val="standardContextual"/>
             </w:rPr>
           </w:pPr>
-          <w:hyperlink w:anchor="_Toc241268356" w:history="1">
+          <w:hyperlink w:anchor="_Toc241270182" w:history="1">
             <w:r>
               <w:rPr>
                 <w:rStyle w:val="a5"/>
@@ -2439,7 +2707,7 @@
               <w:rPr>
                 <w:noProof/>
               </w:rPr>
-              <w:instrText xml:space="preserve"> PAGEREF _Toc241268356 \h </w:instrText>
+              <w:instrText xml:space="preserve"> PAGEREF _Toc241270182 \h </w:instrText>
             </w:r>
             <w:r>
               <w:rPr>
@@ -2456,7 +2724,7 @@
               <w:rPr>
                 <w:noProof/>
               </w:rPr>
-              <w:t>22</w:t>
+              <w:t>26</w:t>
             </w:r>
             <w:r>
               <w:rPr>
@@ -2482,7 +2750,7 @@
               <w14:ligatures w14:val="standardContextual"/>
             </w:rPr>
           </w:pPr>
-          <w:hyperlink w:anchor="_Toc241268357" w:history="1">
+          <w:hyperlink w:anchor="_Toc241270183" w:history="1">
             <w:r>
               <w:rPr>
                 <w:rStyle w:val="a5"/>
@@ -2506,7 +2774,7 @@
               <w:rPr>
                 <w:noProof/>
               </w:rPr>
-              <w:instrText xml:space="preserve"> PAGEREF _Toc241268357 \h </w:instrText>
+              <w:instrText xml:space="preserve"> PAGEREF _Toc241270183 \h </w:instrText>
             </w:r>
             <w:r>
               <w:rPr>
@@ -2523,7 +2791,7 @@
               <w:rPr>
                 <w:noProof/>
               </w:rPr>
-              <w:t>22</w:t>
+              <w:t>26</w:t>
             </w:r>
             <w:r>
               <w:rPr>
@@ -2549,7 +2817,7 @@
               <w14:ligatures w14:val="standardContextual"/>
             </w:rPr>
           </w:pPr>
-          <w:hyperlink w:anchor="_Toc241268358" w:history="1">
+          <w:hyperlink w:anchor="_Toc241270184" w:history="1">
             <w:r>
               <w:rPr>
                 <w:rStyle w:val="a5"/>
@@ -2573,7 +2841,7 @@
               <w:rPr>
                 <w:noProof/>
               </w:rPr>
-              <w:instrText xml:space="preserve"> PAGEREF _Toc241268358 \h </w:instrText>
+              <w:instrText xml:space="preserve"> PAGEREF _Toc241270184 \h </w:instrText>
             </w:r>
             <w:r>
               <w:rPr>
@@ -2590,7 +2858,7 @@
               <w:rPr>
                 <w:noProof/>
               </w:rPr>
-              <w:t>23</w:t>
+              <w:t>27</w:t>
             </w:r>
             <w:r>
               <w:rPr>
@@ -2616,7 +2884,7 @@
               <w14:ligatures w14:val="standardContextual"/>
             </w:rPr>
           </w:pPr>
-          <w:hyperlink w:anchor="_Toc241268359" w:history="1">
+          <w:hyperlink w:anchor="_Toc241270185" w:history="1">
             <w:r>
               <w:rPr>
                 <w:rStyle w:val="a5"/>
@@ -2640,7 +2908,7 @@
               <w:rPr>
                 <w:noProof/>
               </w:rPr>
-              <w:instrText xml:space="preserve"> PAGEREF _Toc241268359 \h </w:instrText>
+              <w:instrText xml:space="preserve"> PAGEREF _Toc241270185 \h </w:instrText>
             </w:r>
             <w:r>
               <w:rPr>
@@ -2657,7 +2925,7 @@
               <w:rPr>
                 <w:noProof/>
               </w:rPr>
-              <w:t>23</w:t>
+              <w:t>27</w:t>
             </w:r>
             <w:r>
               <w:rPr>
@@ -2683,7 +2951,7 @@
               <w14:ligatures w14:val="standardContextual"/>
             </w:rPr>
           </w:pPr>
-          <w:hyperlink w:anchor="_Toc241268360" w:history="1">
+          <w:hyperlink w:anchor="_Toc241270186" w:history="1">
             <w:r>
               <w:rPr>
                 <w:rStyle w:val="a5"/>
@@ -2707,7 +2975,7 @@
               <w:rPr>
                 <w:noProof/>
               </w:rPr>
-              <w:instrText xml:space="preserve"> PAGEREF _Toc241268360 \h </w:instrText>
+              <w:instrText xml:space="preserve"> PAGEREF _Toc241270186 \h </w:instrText>
             </w:r>
             <w:r>
               <w:rPr>
@@ -2724,7 +2992,7 @@
               <w:rPr>
                 <w:noProof/>
               </w:rPr>
-              <w:t>24</w:t>
+              <w:t>28</w:t>
             </w:r>
             <w:r>
               <w:rPr>
@@ -2750,7 +3018,7 @@
               <w14:ligatures w14:val="standardContextual"/>
             </w:rPr>
           </w:pPr>
-          <w:hyperlink w:anchor="_Toc241268361" w:history="1">
+          <w:hyperlink w:anchor="_Toc241270187" w:history="1">
             <w:r>
               <w:rPr>
                 <w:rStyle w:val="a5"/>
@@ -2774,7 +3042,7 @@
               <w:rPr>
                 <w:noProof/>
               </w:rPr>
-              <w:instrText xml:space="preserve"> PAGEREF _Toc241268361 \h </w:instrText>
+              <w:instrText xml:space="preserve"> PAGEREF _Toc241270187 \h </w:instrText>
             </w:r>
             <w:r>
               <w:rPr>
@@ -2791,7 +3059,7 @@
               <w:rPr>
                 <w:noProof/>
               </w:rPr>
-              <w:t>25</w:t>
+              <w:t>30</w:t>
             </w:r>
             <w:r>
               <w:rPr>
@@ -2817,7 +3085,7 @@
               <w14:ligatures w14:val="standardContextual"/>
             </w:rPr>
           </w:pPr>
-          <w:hyperlink w:anchor="_Toc241268362" w:history="1">
+          <w:hyperlink w:anchor="_Toc241270188" w:history="1">
             <w:r>
               <w:rPr>
                 <w:rStyle w:val="a5"/>
@@ -2841,7 +3109,7 @@
               <w:rPr>
                 <w:noProof/>
               </w:rPr>
-              <w:instrText xml:space="preserve"> PAGEREF _Toc241268362 \h </w:instrText>
+              <w:instrText xml:space="preserve"> PAGEREF _Toc241270188 \h </w:instrText>
             </w:r>
             <w:r>
               <w:rPr>
@@ -2858,7 +3126,7 @@
               <w:rPr>
                 <w:noProof/>
               </w:rPr>
-              <w:t>25</w:t>
+              <w:t>30</w:t>
             </w:r>
             <w:r>
               <w:rPr>
@@ -2884,7 +3152,7 @@
               <w14:ligatures w14:val="standardContextual"/>
             </w:rPr>
           </w:pPr>
-          <w:hyperlink w:anchor="_Toc241268363" w:history="1">
+          <w:hyperlink w:anchor="_Toc241270189" w:history="1">
             <w:r>
               <w:rPr>
                 <w:rStyle w:val="a5"/>
@@ -2908,7 +3176,7 @@
               <w:rPr>
                 <w:noProof/>
               </w:rPr>
-              <w:instrText xml:space="preserve"> PAGEREF _Toc241268363 \h </w:instrText>
+              <w:instrText xml:space="preserve"> PAGEREF _Toc241270189 \h </w:instrText>
             </w:r>
             <w:r>
               <w:rPr>
@@ -2925,7 +3193,7 @@
               <w:rPr>
                 <w:noProof/>
               </w:rPr>
-              <w:t>25</w:t>
+              <w:t>30</w:t>
             </w:r>
             <w:r>
               <w:rPr>
@@ -2951,7 +3219,7 @@
               <w14:ligatures w14:val="standardContextual"/>
             </w:rPr>
           </w:pPr>
-          <w:hyperlink w:anchor="_Toc241268364" w:history="1">
+          <w:hyperlink w:anchor="_Toc241270190" w:history="1">
             <w:r>
               <w:rPr>
                 <w:rStyle w:val="a5"/>
@@ -2975,7 +3243,7 @@
               <w:rPr>
                 <w:noProof/>
               </w:rPr>
-              <w:instrText xml:space="preserve"> PAGEREF _Toc241268364 \h </w:instrText>
+              <w:instrText xml:space="preserve"> PAGEREF _Toc241270190 \h </w:instrText>
             </w:r>
             <w:r>
               <w:rPr>
@@ -2992,7 +3260,7 @@
               <w:rPr>
                 <w:noProof/>
               </w:rPr>
-              <w:t>25</w:t>
+              <w:t>30</w:t>
             </w:r>
             <w:r>
               <w:rPr>
@@ -3018,7 +3286,7 @@
               <w14:ligatures w14:val="standardContextual"/>
             </w:rPr>
           </w:pPr>
-          <w:hyperlink w:anchor="_Toc241268365" w:history="1">
+          <w:hyperlink w:anchor="_Toc241270191" w:history="1">
             <w:r>
               <w:rPr>
                 <w:rStyle w:val="a5"/>
@@ -3042,7 +3310,7 @@
               <w:rPr>
                 <w:noProof/>
               </w:rPr>
-              <w:instrText xml:space="preserve"> PAGEREF _Toc241268365 \h </w:instrText>
+              <w:instrText xml:space="preserve"> PAGEREF _Toc241270191 \h </w:instrText>
             </w:r>
             <w:r>
               <w:rPr>
@@ -3059,7 +3327,7 @@
               <w:rPr>
                 <w:noProof/>
               </w:rPr>
-              <w:t>26</w:t>
+              <w:t>31</w:t>
             </w:r>
             <w:r>
               <w:rPr>
@@ -3085,7 +3353,7 @@
               <w14:ligatures w14:val="standardContextual"/>
             </w:rPr>
           </w:pPr>
-          <w:hyperlink w:anchor="_Toc241268366" w:history="1">
+          <w:hyperlink w:anchor="_Toc241270192" w:history="1">
             <w:r>
               <w:rPr>
                 <w:rStyle w:val="a5"/>
@@ -3109,7 +3377,7 @@
               <w:rPr>
                 <w:noProof/>
               </w:rPr>
-              <w:instrText xml:space="preserve"> PAGEREF _Toc241268366 \h </w:instrText>
+              <w:instrText xml:space="preserve"> PAGEREF _Toc241270192 \h </w:instrText>
             </w:r>
             <w:r>
               <w:rPr>
@@ -3126,7 +3394,7 @@
               <w:rPr>
                 <w:noProof/>
               </w:rPr>
-              <w:t>27</w:t>
+              <w:t>32</w:t>
             </w:r>
             <w:r>
               <w:rPr>
@@ -3152,7 +3420,7 @@
               <w14:ligatures w14:val="standardContextual"/>
             </w:rPr>
           </w:pPr>
-          <w:hyperlink w:anchor="_Toc241268367" w:history="1">
+          <w:hyperlink w:anchor="_Toc241270193" w:history="1">
             <w:r>
               <w:rPr>
                 <w:rStyle w:val="a5"/>
@@ -3176,7 +3444,7 @@
               <w:rPr>
                 <w:noProof/>
               </w:rPr>
-              <w:instrText xml:space="preserve"> PAGEREF _Toc241268367 \h </w:instrText>
+              <w:instrText xml:space="preserve"> PAGEREF _Toc241270193 \h </w:instrText>
             </w:r>
             <w:r>
               <w:rPr>
@@ -3193,7 +3461,7 @@
               <w:rPr>
                 <w:noProof/>
               </w:rPr>
-              <w:t>27</w:t>
+              <w:t>32</w:t>
             </w:r>
             <w:r>
               <w:rPr>
@@ -3219,7 +3487,7 @@
               <w14:ligatures w14:val="standardContextual"/>
             </w:rPr>
           </w:pPr>
-          <w:hyperlink w:anchor="_Toc241268368" w:history="1">
+          <w:hyperlink w:anchor="_Toc241270194" w:history="1">
             <w:r>
               <w:rPr>
                 <w:rStyle w:val="a5"/>
@@ -3243,7 +3511,7 @@
               <w:rPr>
                 <w:noProof/>
               </w:rPr>
-              <w:instrText xml:space="preserve"> PAGEREF _Toc241268368 \h </w:instrText>
+              <w:instrText xml:space="preserve"> PAGEREF _Toc241270194 \h </w:instrText>
             </w:r>
             <w:r>
               <w:rPr>
@@ -3260,7 +3528,7 @@
               <w:rPr>
                 <w:noProof/>
               </w:rPr>
-              <w:t>28</w:t>
+              <w:t>33</w:t>
             </w:r>
             <w:r>
               <w:rPr>
@@ -3286,7 +3554,7 @@
               <w14:ligatures w14:val="standardContextual"/>
             </w:rPr>
           </w:pPr>
-          <w:hyperlink w:anchor="_Toc241268369" w:history="1">
+          <w:hyperlink w:anchor="_Toc241270195" w:history="1">
             <w:r>
               <w:rPr>
                 <w:rStyle w:val="a5"/>
@@ -3310,7 +3578,7 @@
               <w:rPr>
                 <w:noProof/>
               </w:rPr>
-              <w:instrText xml:space="preserve"> PAGEREF _Toc241268369 \h </w:instrText>
+              <w:instrText xml:space="preserve"> PAGEREF _Toc241270195 \h </w:instrText>
             </w:r>
             <w:r>
               <w:rPr>
@@ -3327,7 +3595,7 @@
               <w:rPr>
                 <w:noProof/>
               </w:rPr>
-              <w:t>29</w:t>
+              <w:t>34</w:t>
             </w:r>
             <w:r>
               <w:rPr>
@@ -3353,7 +3621,7 @@
               <w14:ligatures w14:val="standardContextual"/>
             </w:rPr>
           </w:pPr>
-          <w:hyperlink w:anchor="_Toc241268370" w:history="1">
+          <w:hyperlink w:anchor="_Toc241270196" w:history="1">
             <w:r>
               <w:rPr>
                 <w:rStyle w:val="a5"/>
@@ -3377,7 +3645,7 @@
               <w:rPr>
                 <w:noProof/>
               </w:rPr>
-              <w:instrText xml:space="preserve"> PAGEREF _Toc241268370 \h </w:instrText>
+              <w:instrText xml:space="preserve"> PAGEREF _Toc241270196 \h </w:instrText>
             </w:r>
             <w:r>
               <w:rPr>
@@ -3394,7 +3662,7 @@
               <w:rPr>
                 <w:noProof/>
               </w:rPr>
-              <w:t>29</w:t>
+              <w:t>34</w:t>
             </w:r>
             <w:r>
               <w:rPr>
@@ -3420,7 +3688,7 @@
               <w14:ligatures w14:val="standardContextual"/>
             </w:rPr>
           </w:pPr>
-          <w:hyperlink w:anchor="_Toc241268371" w:history="1">
+          <w:hyperlink w:anchor="_Toc241270197" w:history="1">
             <w:r>
               <w:rPr>
                 <w:rStyle w:val="a5"/>
@@ -3444,7 +3712,7 @@
               <w:rPr>
                 <w:noProof/>
               </w:rPr>
-              <w:instrText xml:space="preserve"> PAGEREF _Toc241268371 \h </w:instrText>
+              <w:instrText xml:space="preserve"> PAGEREF _Toc241270197 \h </w:instrText>
             </w:r>
             <w:r>
               <w:rPr>
@@ -3461,7 +3729,7 @@
               <w:rPr>
                 <w:noProof/>
               </w:rPr>
-              <w:t>30</w:t>
+              <w:t>35</w:t>
             </w:r>
             <w:r>
               <w:rPr>
@@ -3487,7 +3755,7 @@
               <w14:ligatures w14:val="standardContextual"/>
             </w:rPr>
           </w:pPr>
-          <w:hyperlink w:anchor="_Toc241268372" w:history="1">
+          <w:hyperlink w:anchor="_Toc241270198" w:history="1">
             <w:r>
               <w:rPr>
                 <w:rStyle w:val="a5"/>
@@ -3511,7 +3779,7 @@
               <w:rPr>
                 <w:noProof/>
               </w:rPr>
-              <w:instrText xml:space="preserve"> PAGEREF _Toc241268372 \h </w:instrText>
+              <w:instrText xml:space="preserve"> PAGEREF _Toc241270198 \h </w:instrText>
             </w:r>
             <w:r>
               <w:rPr>
@@ -3528,7 +3796,7 @@
               <w:rPr>
                 <w:noProof/>
               </w:rPr>
-              <w:t>30</w:t>
+              <w:t>35</w:t>
             </w:r>
             <w:r>
               <w:rPr>
@@ -3554,7 +3822,7 @@
               <w14:ligatures w14:val="standardContextual"/>
             </w:rPr>
           </w:pPr>
-          <w:hyperlink w:anchor="_Toc241268373" w:history="1">
+          <w:hyperlink w:anchor="_Toc241270199" w:history="1">
             <w:r>
               <w:rPr>
                 <w:rStyle w:val="a5"/>
@@ -3578,7 +3846,7 @@
               <w:rPr>
                 <w:noProof/>
               </w:rPr>
-              <w:instrText xml:space="preserve"> PAGEREF _Toc241268373 \h </w:instrText>
+              <w:instrText xml:space="preserve"> PAGEREF _Toc241270199 \h </w:instrText>
             </w:r>
             <w:r>
               <w:rPr>
@@ -3595,7 +3863,7 @@
               <w:rPr>
                 <w:noProof/>
               </w:rPr>
-              <w:t>31</w:t>
+              <w:t>36</w:t>
             </w:r>
             <w:r>
               <w:rPr>
@@ -3621,7 +3889,7 @@
               <w14:ligatures w14:val="standardContextual"/>
             </w:rPr>
           </w:pPr>
-          <w:hyperlink w:anchor="_Toc241268374" w:history="1">
+          <w:hyperlink w:anchor="_Toc241270200" w:history="1">
             <w:r>
               <w:rPr>
                 <w:rStyle w:val="a5"/>
@@ -3645,7 +3913,7 @@
               <w:rPr>
                 <w:noProof/>
               </w:rPr>
-              <w:instrText xml:space="preserve"> PAGEREF _Toc241268374 \h </w:instrText>
+              <w:instrText xml:space="preserve"> PAGEREF _Toc241270200 \h </w:instrText>
             </w:r>
             <w:r>
               <w:rPr>
@@ -3662,7 +3930,7 @@
               <w:rPr>
                 <w:noProof/>
               </w:rPr>
-              <w:t>32</w:t>
+              <w:t>37</w:t>
             </w:r>
             <w:r>
               <w:rPr>
@@ -3688,7 +3956,7 @@
               <w14:ligatures w14:val="standardContextual"/>
             </w:rPr>
           </w:pPr>
-          <w:hyperlink w:anchor="_Toc241268375" w:history="1">
+          <w:hyperlink w:anchor="_Toc241270201" w:history="1">
             <w:r>
               <w:rPr>
                 <w:rStyle w:val="a5"/>
@@ -3712,7 +3980,7 @@
               <w:rPr>
                 <w:noProof/>
               </w:rPr>
-              <w:instrText xml:space="preserve"> PAGEREF _Toc241268375 \h </w:instrText>
+              <w:instrText xml:space="preserve"> PAGEREF _Toc241270201 \h </w:instrText>
             </w:r>
             <w:r>
               <w:rPr>
@@ -3729,7 +3997,7 @@
               <w:rPr>
                 <w:noProof/>
               </w:rPr>
-              <w:t>33</w:t>
+              <w:t>38</w:t>
             </w:r>
             <w:r>
               <w:rPr>
@@ -3755,7 +4023,7 @@
               <w14:ligatures w14:val="standardContextual"/>
             </w:rPr>
           </w:pPr>
-          <w:hyperlink w:anchor="_Toc241268376" w:history="1">
+          <w:hyperlink w:anchor="_Toc241270202" w:history="1">
             <w:r>
               <w:rPr>
                 <w:rStyle w:val="a5"/>
@@ -3779,7 +4047,7 @@
               <w:rPr>
                 <w:noProof/>
               </w:rPr>
-              <w:instrText xml:space="preserve"> PAGEREF _Toc241268376 \h </w:instrText>
+              <w:instrText xml:space="preserve"> PAGEREF _Toc241270202 \h </w:instrText>
             </w:r>
             <w:r>
               <w:rPr>
@@ -3796,7 +4064,7 @@
               <w:rPr>
                 <w:noProof/>
               </w:rPr>
-              <w:t>34</w:t>
+              <w:t>40</w:t>
             </w:r>
             <w:r>
               <w:rPr>
@@ -3822,7 +4090,7 @@
               <w14:ligatures w14:val="standardContextual"/>
             </w:rPr>
           </w:pPr>
-          <w:hyperlink w:anchor="_Toc241268377" w:history="1">
+          <w:hyperlink w:anchor="_Toc241270203" w:history="1">
             <w:r>
               <w:rPr>
                 <w:rStyle w:val="a5"/>
@@ -3846,7 +4114,7 @@
               <w:rPr>
                 <w:noProof/>
               </w:rPr>
-              <w:instrText xml:space="preserve"> PAGEREF _Toc241268377 \h </w:instrText>
+              <w:instrText xml:space="preserve"> PAGEREF _Toc241270203 \h </w:instrText>
             </w:r>
             <w:r>
               <w:rPr>
@@ -3863,7 +4131,7 @@
               <w:rPr>
                 <w:noProof/>
               </w:rPr>
-              <w:t>34</w:t>
+              <w:t>40</w:t>
             </w:r>
             <w:r>
               <w:rPr>
@@ -3889,7 +4157,7 @@
               <w14:ligatures w14:val="standardContextual"/>
             </w:rPr>
           </w:pPr>
-          <w:hyperlink w:anchor="_Toc241268378" w:history="1">
+          <w:hyperlink w:anchor="_Toc241270204" w:history="1">
             <w:r>
               <w:rPr>
                 <w:rStyle w:val="a5"/>
@@ -3913,7 +4181,7 @@
               <w:rPr>
                 <w:noProof/>
               </w:rPr>
-              <w:instrText xml:space="preserve"> PAGEREF _Toc241268378 \h </w:instrText>
+              <w:instrText xml:space="preserve"> PAGEREF _Toc241270204 \h </w:instrText>
             </w:r>
             <w:r>
               <w:rPr>
@@ -3930,7 +4198,7 @@
               <w:rPr>
                 <w:noProof/>
               </w:rPr>
-              <w:t>34</w:t>
+              <w:t>40</w:t>
             </w:r>
             <w:r>
               <w:rPr>
@@ -3956,7 +4224,7 @@
               <w14:ligatures w14:val="standardContextual"/>
             </w:rPr>
           </w:pPr>
-          <w:hyperlink w:anchor="_Toc241268379" w:history="1">
+          <w:hyperlink w:anchor="_Toc241270205" w:history="1">
             <w:r>
               <w:rPr>
                 <w:rStyle w:val="a5"/>
@@ -3980,7 +4248,7 @@
               <w:rPr>
                 <w:noProof/>
               </w:rPr>
-              <w:instrText xml:space="preserve"> PAGEREF _Toc241268379 \h </w:instrText>
+              <w:instrText xml:space="preserve"> PAGEREF _Toc241270205 \h </w:instrText>
             </w:r>
             <w:r>
               <w:rPr>
@@ -3997,7 +4265,7 @@
               <w:rPr>
                 <w:noProof/>
               </w:rPr>
-              <w:t>34</w:t>
+              <w:t>40</w:t>
             </w:r>
             <w:r>
               <w:rPr>
@@ -4023,7 +4291,7 @@
               <w14:ligatures w14:val="standardContextual"/>
             </w:rPr>
           </w:pPr>
-          <w:hyperlink w:anchor="_Toc241268380" w:history="1">
+          <w:hyperlink w:anchor="_Toc241270206" w:history="1">
             <w:r>
               <w:rPr>
                 <w:rStyle w:val="a5"/>
@@ -4047,7 +4315,7 @@
               <w:rPr>
                 <w:noProof/>
               </w:rPr>
-              <w:instrText xml:space="preserve"> PAGEREF _Toc241268380 \h </w:instrText>
+              <w:instrText xml:space="preserve"> PAGEREF _Toc241270206 \h </w:instrText>
             </w:r>
             <w:r>
               <w:rPr>
@@ -4064,7 +4332,7 @@
               <w:rPr>
                 <w:noProof/>
               </w:rPr>
-              <w:t>35</w:t>
+              <w:t>41</w:t>
             </w:r>
             <w:r>
               <w:rPr>
@@ -4086,7 +4354,7 @@
         <w:pStyle w:val="1"/>
         <w:pageBreakBefore/>
       </w:pPr>
-      <w:bookmarkStart w:id="0" w:name="_Toc241268322"/>
+      <w:bookmarkStart w:id="0" w:name="_Toc241270144"/>
       <w:r>
         <w:lastRenderedPageBreak/>
         <w:t>1. О проекте</w:t>
@@ -4130,7 +4398,7 @@
       <w:pPr>
         <w:pStyle w:val="2"/>
       </w:pPr>
-      <w:bookmarkStart w:id="1" w:name="_Toc241268323"/>
+      <w:bookmarkStart w:id="1" w:name="_Toc241270145"/>
       <w:r>
         <w:t>1.1. Возможности</w:t>
       </w:r>
@@ -4194,10 +4462,30 @@
           <w:b/>
           <w:bCs/>
         </w:rPr>
-        <w:t>15 моделей</w:t>
-      </w:r>
-      <w:r>
-        <w:t xml:space="preserve"> трёх поколений — YOLO26, YOLO11 и YOLOv8 — во всех размерах от Nano до Extra Large, плюс собственные обученные модели.</w:t>
+        <w:t>24 модели:</w:t>
+      </w:r>
+      <w:r>
+        <w:t xml:space="preserve"> YOLO26, YOLO11 и YOLOv8 (80 классов COCO) во всех размерах от Nano до Extra Large; YOLOv8 Open Images (</w:t>
+      </w:r>
+      <w:r>
+        <w:rPr>
+          <w:b/>
+          <w:bCs/>
+        </w:rPr>
+        <w:t>601 класс</w:t>
+      </w:r>
+      <w:r>
+        <w:t xml:space="preserve">); YOLOE-26, которая ищет </w:t>
+      </w:r>
+      <w:r>
+        <w:rPr>
+          <w:b/>
+          <w:bCs/>
+        </w:rPr>
+        <w:t>любые объекты по названию</w:t>
+      </w:r>
+      <w:r>
+        <w:t>, введённому на сайте; плюс собственные обученные модели.</w:t>
       </w:r>
     </w:p>
     <w:p>
@@ -4300,9 +4588,32 @@
     </w:p>
     <w:p>
       <w:pPr>
+        <w:pStyle w:val="a4"/>
+        <w:numPr>
+          <w:ilvl w:val="0"/>
+          <w:numId w:val="2"/>
+        </w:numPr>
+        <w:spacing w:after="60" w:line="290" w:lineRule="auto"/>
+      </w:pPr>
+      <w:r>
+        <w:t xml:space="preserve">Доступ с других устройств локальной сети и </w:t>
+      </w:r>
+      <w:r>
+        <w:rPr>
+          <w:b/>
+          <w:bCs/>
+        </w:rPr>
+        <w:t>через VPN</w:t>
+      </w:r>
+      <w:r>
+        <w:t xml:space="preserve"> — адреса выводятся в консоль при запуске.</w:t>
+      </w:r>
+    </w:p>
+    <w:p>
+      <w:pPr>
         <w:pStyle w:val="2"/>
       </w:pPr>
-      <w:bookmarkStart w:id="2" w:name="_Toc241268324"/>
+      <w:bookmarkStart w:id="2" w:name="_Toc241270146"/>
       <w:r>
         <w:t>1.2. Используемые технологии</w:t>
       </w:r>
@@ -4323,7 +4634,7 @@
           <w:left w:w="10" w:type="dxa"/>
           <w:right w:w="10" w:type="dxa"/>
         </w:tblCellMar>
-        <w:tblLook w:val="0000" w:firstRow="0" w:lastRow="0" w:firstColumn="0" w:lastColumn="0" w:noHBand="0" w:noVBand="0"/>
+        <w:tblLook w:val="04A0" w:firstRow="1" w:lastRow="0" w:firstColumn="1" w:lastColumn="0" w:noHBand="0" w:noVBand="1"/>
       </w:tblPr>
       <w:tblGrid>
         <w:gridCol w:w="2000"/>
@@ -4771,6 +5082,7 @@
                 <w:sz w:val="20"/>
                 <w:szCs w:val="20"/>
               </w:rPr>
+              <w:lastRenderedPageBreak/>
               <w:t>Распознавание</w:t>
             </w:r>
           </w:p>
@@ -4970,8 +5282,7 @@
                 <w:sz w:val="20"/>
                 <w:szCs w:val="20"/>
               </w:rPr>
-              <w:lastRenderedPageBreak/>
-              <w:t>Отрисовка</w:t>
+              <w:t>Поиск по тексту</w:t>
             </w:r>
           </w:p>
         </w:tc>
@@ -5002,7 +5313,7 @@
                 <w:sz w:val="20"/>
                 <w:szCs w:val="20"/>
               </w:rPr>
-              <w:t>Pillow (PIL)</w:t>
+              <w:t>MobileCLIP (текстовый кодировщик YOLOE)</w:t>
             </w:r>
           </w:p>
         </w:tc>
@@ -5033,7 +5344,7 @@
                 <w:sz w:val="20"/>
                 <w:szCs w:val="20"/>
               </w:rPr>
-              <w:t>Рамки и подписи с поддержкой кириллицы</w:t>
+              <w:t>Переводит введённые названия объектов в понятный нейросети вид</w:t>
             </w:r>
           </w:p>
         </w:tc>
@@ -5071,7 +5382,7 @@
                 <w:sz w:val="20"/>
                 <w:szCs w:val="20"/>
               </w:rPr>
-              <w:t>Веб-сервер</w:t>
+              <w:t>Отрисовка</w:t>
             </w:r>
           </w:p>
         </w:tc>
@@ -5101,7 +5412,7 @@
                 <w:sz w:val="20"/>
                 <w:szCs w:val="20"/>
               </w:rPr>
-              <w:t>Flask (+ HTTPS через cryptography)</w:t>
+              <w:t>Pillow (PIL)</w:t>
             </w:r>
           </w:p>
         </w:tc>
@@ -5131,7 +5442,7 @@
                 <w:sz w:val="20"/>
                 <w:szCs w:val="20"/>
               </w:rPr>
-              <w:t>Страницы, видеопоток, приём кадров и JSON-API</w:t>
+              <w:t>Рамки и подписи с поддержкой кириллицы</w:t>
             </w:r>
           </w:p>
         </w:tc>
@@ -5170,6 +5481,106 @@
                 <w:sz w:val="20"/>
                 <w:szCs w:val="20"/>
               </w:rPr>
+              <w:t>Веб-сервер</w:t>
+            </w:r>
+          </w:p>
+        </w:tc>
+        <w:tc>
+          <w:tcPr>
+            <w:tcW w:w="3100" w:type="dxa"/>
+            <w:tcBorders>
+              <w:top w:val="single" w:sz="4" w:space="0" w:color="D5DAE3"/>
+              <w:left w:val="single" w:sz="4" w:space="0" w:color="D5DAE3"/>
+              <w:bottom w:val="single" w:sz="4" w:space="0" w:color="D5DAE3"/>
+              <w:right w:val="single" w:sz="4" w:space="0" w:color="D5DAE3"/>
+            </w:tcBorders>
+            <w:shd w:val="clear" w:color="auto" w:fill="F7F9FC"/>
+            <w:tcMar>
+              <w:top w:w="70" w:type="dxa"/>
+              <w:left w:w="110" w:type="dxa"/>
+              <w:bottom w:w="70" w:type="dxa"/>
+              <w:right w:w="110" w:type="dxa"/>
+            </w:tcMar>
+            <w:vAlign w:val="center"/>
+          </w:tcPr>
+          <w:p>
+            <w:pPr>
+              <w:spacing w:line="270" w:lineRule="auto"/>
+            </w:pPr>
+            <w:r>
+              <w:rPr>
+                <w:sz w:val="20"/>
+                <w:szCs w:val="20"/>
+              </w:rPr>
+              <w:t>Flask (+ HTTPS через cryptography)</w:t>
+            </w:r>
+          </w:p>
+        </w:tc>
+        <w:tc>
+          <w:tcPr>
+            <w:tcW w:w="4538" w:type="dxa"/>
+            <w:tcBorders>
+              <w:top w:val="single" w:sz="4" w:space="0" w:color="D5DAE3"/>
+              <w:left w:val="single" w:sz="4" w:space="0" w:color="D5DAE3"/>
+              <w:bottom w:val="single" w:sz="4" w:space="0" w:color="D5DAE3"/>
+              <w:right w:val="single" w:sz="4" w:space="0" w:color="D5DAE3"/>
+            </w:tcBorders>
+            <w:shd w:val="clear" w:color="auto" w:fill="F7F9FC"/>
+            <w:tcMar>
+              <w:top w:w="70" w:type="dxa"/>
+              <w:left w:w="110" w:type="dxa"/>
+              <w:bottom w:w="70" w:type="dxa"/>
+              <w:right w:w="110" w:type="dxa"/>
+            </w:tcMar>
+            <w:vAlign w:val="center"/>
+          </w:tcPr>
+          <w:p>
+            <w:pPr>
+              <w:spacing w:line="270" w:lineRule="auto"/>
+            </w:pPr>
+            <w:r>
+              <w:rPr>
+                <w:sz w:val="20"/>
+                <w:szCs w:val="20"/>
+              </w:rPr>
+              <w:t>Страницы, видеопоток, приём кадров и JSON-API</w:t>
+            </w:r>
+          </w:p>
+        </w:tc>
+      </w:tr>
+      <w:tr>
+        <w:tblPrEx>
+          <w:tblCellMar>
+            <w:top w:w="0" w:type="dxa"/>
+            <w:bottom w:w="0" w:type="dxa"/>
+          </w:tblCellMar>
+        </w:tblPrEx>
+        <w:tc>
+          <w:tcPr>
+            <w:tcW w:w="2000" w:type="dxa"/>
+            <w:tcBorders>
+              <w:top w:val="single" w:sz="4" w:space="0" w:color="D5DAE3"/>
+              <w:left w:val="single" w:sz="4" w:space="0" w:color="D5DAE3"/>
+              <w:bottom w:val="single" w:sz="4" w:space="0" w:color="D5DAE3"/>
+              <w:right w:val="single" w:sz="4" w:space="0" w:color="D5DAE3"/>
+            </w:tcBorders>
+            <w:tcMar>
+              <w:top w:w="70" w:type="dxa"/>
+              <w:left w:w="110" w:type="dxa"/>
+              <w:bottom w:w="70" w:type="dxa"/>
+              <w:right w:w="110" w:type="dxa"/>
+            </w:tcMar>
+            <w:vAlign w:val="center"/>
+          </w:tcPr>
+          <w:p>
+            <w:pPr>
+              <w:spacing w:line="270" w:lineRule="auto"/>
+            </w:pPr>
+            <w:r>
+              <w:rPr>
+                <w:sz w:val="20"/>
+                <w:szCs w:val="20"/>
+              </w:rPr>
               <w:t>Интерфейс</w:t>
             </w:r>
           </w:p>
@@ -5183,7 +5594,6 @@
               <w:bottom w:val="single" w:sz="4" w:space="0" w:color="D5DAE3"/>
               <w:right w:val="single" w:sz="4" w:space="0" w:color="D5DAE3"/>
             </w:tcBorders>
-            <w:shd w:val="clear" w:color="auto" w:fill="F7F9FC"/>
             <w:tcMar>
               <w:top w:w="70" w:type="dxa"/>
               <w:left w:w="110" w:type="dxa"/>
@@ -5214,7 +5624,6 @@
               <w:bottom w:val="single" w:sz="4" w:space="0" w:color="D5DAE3"/>
               <w:right w:val="single" w:sz="4" w:space="0" w:color="D5DAE3"/>
             </w:tcBorders>
-            <w:shd w:val="clear" w:color="auto" w:fill="F7F9FC"/>
             <w:tcMar>
               <w:top w:w="70" w:type="dxa"/>
               <w:left w:w="110" w:type="dxa"/>
@@ -5268,7 +5677,7 @@
         <w:pStyle w:val="1"/>
         <w:pageBreakBefore/>
       </w:pPr>
-      <w:bookmarkStart w:id="3" w:name="_Toc241268325"/>
+      <w:bookmarkStart w:id="3" w:name="_Toc241270147"/>
       <w:r>
         <w:lastRenderedPageBreak/>
         <w:t>2. Установка и запуск</w:t>
@@ -5279,7 +5688,7 @@
       <w:pPr>
         <w:pStyle w:val="2"/>
       </w:pPr>
-      <w:bookmarkStart w:id="4" w:name="_Toc241268326"/>
+      <w:bookmarkStart w:id="4" w:name="_Toc241270148"/>
       <w:r>
         <w:t>2.1. Требования</w:t>
       </w:r>
@@ -5354,7 +5763,7 @@
       <w:pPr>
         <w:pStyle w:val="2"/>
       </w:pPr>
-      <w:bookmarkStart w:id="5" w:name="_Toc241268327"/>
+      <w:bookmarkStart w:id="5" w:name="_Toc241270149"/>
       <w:r>
         <w:t>2.2. Запуск одной командой</w:t>
       </w:r>
@@ -5375,7 +5784,7 @@
           <w:left w:w="10" w:type="dxa"/>
           <w:right w:w="10" w:type="dxa"/>
         </w:tblCellMar>
-        <w:tblLook w:val="0000" w:firstRow="0" w:lastRow="0" w:firstColumn="0" w:lastColumn="0" w:noHBand="0" w:noVBand="0"/>
+        <w:tblLook w:val="04A0" w:firstRow="1" w:lastRow="0" w:firstColumn="1" w:lastColumn="0" w:noHBand="0" w:noVBand="1"/>
       </w:tblPr>
       <w:tblGrid>
         <w:gridCol w:w="3000"/>
@@ -5811,7 +6220,7 @@
       <w:pPr>
         <w:pStyle w:val="2"/>
       </w:pPr>
-      <w:bookmarkStart w:id="6" w:name="_Toc241268328"/>
+      <w:bookmarkStart w:id="6" w:name="_Toc241270150"/>
       <w:r>
         <w:t>2.3. Особенности систем</w:t>
       </w:r>
@@ -5832,7 +6241,7 @@
           <w:left w:w="10" w:type="dxa"/>
           <w:right w:w="10" w:type="dxa"/>
         </w:tblCellMar>
-        <w:tblLook w:val="0000" w:firstRow="0" w:lastRow="0" w:firstColumn="0" w:lastColumn="0" w:noHBand="0" w:noVBand="0"/>
+        <w:tblLook w:val="04A0" w:firstRow="1" w:lastRow="0" w:firstColumn="1" w:lastColumn="0" w:noHBand="0" w:noVBand="1"/>
       </w:tblPr>
       <w:tblGrid>
         <w:gridCol w:w="1600"/>
@@ -6156,7 +6565,7 @@
       <w:pPr>
         <w:pStyle w:val="2"/>
       </w:pPr>
-      <w:bookmarkStart w:id="7" w:name="_Toc241268329"/>
+      <w:bookmarkStart w:id="7" w:name="_Toc241270151"/>
       <w:r>
         <w:t>2.4. Параметры командной строки</w:t>
       </w:r>
@@ -6177,7 +6586,7 @@
           <w:left w:w="10" w:type="dxa"/>
           <w:right w:w="10" w:type="dxa"/>
         </w:tblCellMar>
-        <w:tblLook w:val="0000" w:firstRow="0" w:lastRow="0" w:firstColumn="0" w:lastColumn="0" w:noHBand="0" w:noVBand="0"/>
+        <w:tblLook w:val="04A0" w:firstRow="1" w:lastRow="0" w:firstColumn="1" w:lastColumn="0" w:noHBand="0" w:noVBand="1"/>
       </w:tblPr>
       <w:tblGrid>
         <w:gridCol w:w="1500"/>
@@ -6966,25 +7375,634 @@
     </w:p>
     <w:p>
       <w:pPr>
+        <w:pStyle w:val="2"/>
+      </w:pPr>
+      <w:bookmarkStart w:id="8" w:name="_Toc241270152"/>
+      <w:r>
+        <w:t>2.5. Доступ по сети и через VPN</w:t>
+      </w:r>
+      <w:bookmarkEnd w:id="8"/>
+    </w:p>
+    <w:p>
+      <w:pPr>
+        <w:spacing w:after="120" w:line="300" w:lineRule="auto"/>
+      </w:pPr>
+      <w:r>
+        <w:t xml:space="preserve">Сервер по умолчанию слушает </w:t>
+      </w:r>
+      <w:r>
+        <w:rPr>
+          <w:b/>
+          <w:bCs/>
+        </w:rPr>
+        <w:t>все сетевые адреса</w:t>
+      </w:r>
+      <w:r>
+        <w:t xml:space="preserve"> (0.0.0.0), поэтому страница открывается не только на этом компьютере. При запуске в консоль выводятся все способы подключения:</w:t>
+      </w:r>
+    </w:p>
+    <w:p>
+      <w:pPr>
+        <w:keepNext/>
+        <w:keepLines/>
+        <w:pBdr>
+          <w:top w:val="single" w:sz="2" w:space="4" w:color="F3F5F9"/>
+          <w:left w:val="single" w:sz="18" w:space="8" w:color="2F6EDC"/>
+        </w:pBdr>
+        <w:shd w:val="clear" w:color="auto" w:fill="F3F5F9"/>
+        <w:spacing w:line="260" w:lineRule="auto"/>
+        <w:ind w:left="200"/>
+      </w:pPr>
+      <w:r>
+        <w:rPr>
+          <w:rFonts w:ascii="Consolas" w:eastAsia="Consolas" w:hAnsi="Consolas" w:cs="Consolas"/>
+          <w:sz w:val="18"/>
+          <w:szCs w:val="18"/>
+        </w:rPr>
+        <w:t xml:space="preserve">  Откройте в браузере:  http://127.0.0.1:5000</w:t>
+      </w:r>
+    </w:p>
+    <w:p>
+      <w:pPr>
+        <w:keepNext/>
+        <w:keepLines/>
+        <w:pBdr>
+          <w:left w:val="single" w:sz="18" w:space="8" w:color="2F6EDC"/>
+        </w:pBdr>
+        <w:shd w:val="clear" w:color="auto" w:fill="F3F5F9"/>
+        <w:spacing w:line="260" w:lineRule="auto"/>
+        <w:ind w:left="200"/>
+      </w:pPr>
+      <w:r>
+        <w:rPr>
+          <w:rFonts w:ascii="Consolas" w:eastAsia="Consolas" w:hAnsi="Consolas" w:cs="Consolas"/>
+          <w:sz w:val="18"/>
+          <w:szCs w:val="18"/>
+        </w:rPr>
+        <w:t xml:space="preserve">  С телефона / другого устройства в сети:  http://192.168.1.77:5000</w:t>
+      </w:r>
+    </w:p>
+    <w:p>
+      <w:pPr>
+        <w:keepNext/>
+        <w:keepLines/>
+        <w:pBdr>
+          <w:left w:val="single" w:sz="18" w:space="8" w:color="2F6EDC"/>
+        </w:pBdr>
+        <w:shd w:val="clear" w:color="auto" w:fill="F3F5F9"/>
+        <w:spacing w:line="260" w:lineRule="auto"/>
+        <w:ind w:left="200"/>
+      </w:pPr>
+      <w:r>
+        <w:rPr>
+          <w:rFonts w:ascii="Consolas" w:eastAsia="Consolas" w:hAnsi="Consolas" w:cs="Consolas"/>
+          <w:sz w:val="18"/>
+          <w:szCs w:val="18"/>
+        </w:rPr>
+        <w:t xml:space="preserve">                          или:              http://192.168.56.1:5000</w:t>
+      </w:r>
+    </w:p>
+    <w:p>
+      <w:pPr>
+        <w:keepLines/>
+        <w:pBdr>
+          <w:left w:val="single" w:sz="18" w:space="8" w:color="2F6EDC"/>
+          <w:bottom w:val="single" w:sz="2" w:space="4" w:color="F3F5F9"/>
+        </w:pBdr>
+        <w:shd w:val="clear" w:color="auto" w:fill="F3F5F9"/>
+        <w:spacing w:after="160" w:line="260" w:lineRule="auto"/>
+        <w:ind w:left="200"/>
+      </w:pPr>
+      <w:r>
+        <w:rPr>
+          <w:rFonts w:ascii="Consolas" w:eastAsia="Consolas" w:hAnsi="Consolas" w:cs="Consolas"/>
+          <w:sz w:val="18"/>
+          <w:szCs w:val="18"/>
+        </w:rPr>
+        <w:t xml:space="preserve">  Через VPN (для устройств в той же VPN): http://10.8.1.1:5000</w:t>
+      </w:r>
+    </w:p>
+    <w:tbl>
+      <w:tblPr>
+        <w:tblW w:w="9638" w:type="dxa"/>
+        <w:tblBorders>
+          <w:top w:val="single" w:sz="4" w:space="0" w:color="auto"/>
+          <w:left w:val="single" w:sz="4" w:space="0" w:color="auto"/>
+          <w:bottom w:val="single" w:sz="4" w:space="0" w:color="auto"/>
+          <w:right w:val="single" w:sz="4" w:space="0" w:color="auto"/>
+          <w:insideH w:val="single" w:sz="4" w:space="0" w:color="auto"/>
+          <w:insideV w:val="single" w:sz="4" w:space="0" w:color="auto"/>
+        </w:tblBorders>
+        <w:tblCellMar>
+          <w:left w:w="10" w:type="dxa"/>
+          <w:right w:w="10" w:type="dxa"/>
+        </w:tblCellMar>
+        <w:tblLook w:val="04A0" w:firstRow="1" w:lastRow="0" w:firstColumn="1" w:lastColumn="0" w:noHBand="0" w:noVBand="1"/>
+      </w:tblPr>
+      <w:tblGrid>
+        <w:gridCol w:w="2300"/>
+        <w:gridCol w:w="3838"/>
+        <w:gridCol w:w="3500"/>
+      </w:tblGrid>
+      <w:tr>
+        <w:tblPrEx>
+          <w:tblCellMar>
+            <w:top w:w="0" w:type="dxa"/>
+            <w:bottom w:w="0" w:type="dxa"/>
+          </w:tblCellMar>
+        </w:tblPrEx>
+        <w:trPr>
+          <w:tblHeader/>
+        </w:trPr>
+        <w:tc>
+          <w:tcPr>
+            <w:tcW w:w="2300" w:type="dxa"/>
+            <w:tcBorders>
+              <w:top w:val="single" w:sz="4" w:space="0" w:color="D5DAE3"/>
+              <w:left w:val="single" w:sz="4" w:space="0" w:color="D5DAE3"/>
+              <w:bottom w:val="single" w:sz="4" w:space="0" w:color="D5DAE3"/>
+              <w:right w:val="single" w:sz="4" w:space="0" w:color="D5DAE3"/>
+            </w:tcBorders>
+            <w:shd w:val="clear" w:color="auto" w:fill="E4ECFA"/>
+            <w:tcMar>
+              <w:top w:w="70" w:type="dxa"/>
+              <w:left w:w="110" w:type="dxa"/>
+              <w:bottom w:w="70" w:type="dxa"/>
+              <w:right w:w="110" w:type="dxa"/>
+            </w:tcMar>
+            <w:vAlign w:val="center"/>
+          </w:tcPr>
+          <w:p>
+            <w:pPr>
+              <w:spacing w:line="270" w:lineRule="auto"/>
+            </w:pPr>
+            <w:r>
+              <w:rPr>
+                <w:b/>
+                <w:bCs/>
+                <w:sz w:val="20"/>
+                <w:szCs w:val="20"/>
+              </w:rPr>
+              <w:t>Адрес</w:t>
+            </w:r>
+          </w:p>
+        </w:tc>
+        <w:tc>
+          <w:tcPr>
+            <w:tcW w:w="3838" w:type="dxa"/>
+            <w:tcBorders>
+              <w:top w:val="single" w:sz="4" w:space="0" w:color="D5DAE3"/>
+              <w:left w:val="single" w:sz="4" w:space="0" w:color="D5DAE3"/>
+              <w:bottom w:val="single" w:sz="4" w:space="0" w:color="D5DAE3"/>
+              <w:right w:val="single" w:sz="4" w:space="0" w:color="D5DAE3"/>
+            </w:tcBorders>
+            <w:shd w:val="clear" w:color="auto" w:fill="E4ECFA"/>
+            <w:tcMar>
+              <w:top w:w="70" w:type="dxa"/>
+              <w:left w:w="110" w:type="dxa"/>
+              <w:bottom w:w="70" w:type="dxa"/>
+              <w:right w:w="110" w:type="dxa"/>
+            </w:tcMar>
+            <w:vAlign w:val="center"/>
+          </w:tcPr>
+          <w:p>
+            <w:pPr>
+              <w:spacing w:line="270" w:lineRule="auto"/>
+            </w:pPr>
+            <w:r>
+              <w:rPr>
+                <w:b/>
+                <w:bCs/>
+                <w:sz w:val="20"/>
+                <w:szCs w:val="20"/>
+              </w:rPr>
+              <w:t>Кто может открыть</w:t>
+            </w:r>
+          </w:p>
+        </w:tc>
+        <w:tc>
+          <w:tcPr>
+            <w:tcW w:w="3500" w:type="dxa"/>
+            <w:tcBorders>
+              <w:top w:val="single" w:sz="4" w:space="0" w:color="D5DAE3"/>
+              <w:left w:val="single" w:sz="4" w:space="0" w:color="D5DAE3"/>
+              <w:bottom w:val="single" w:sz="4" w:space="0" w:color="D5DAE3"/>
+              <w:right w:val="single" w:sz="4" w:space="0" w:color="D5DAE3"/>
+            </w:tcBorders>
+            <w:shd w:val="clear" w:color="auto" w:fill="E4ECFA"/>
+            <w:tcMar>
+              <w:top w:w="70" w:type="dxa"/>
+              <w:left w:w="110" w:type="dxa"/>
+              <w:bottom w:w="70" w:type="dxa"/>
+              <w:right w:w="110" w:type="dxa"/>
+            </w:tcMar>
+            <w:vAlign w:val="center"/>
+          </w:tcPr>
+          <w:p>
+            <w:pPr>
+              <w:spacing w:line="270" w:lineRule="auto"/>
+            </w:pPr>
+            <w:r>
+              <w:rPr>
+                <w:b/>
+                <w:bCs/>
+                <w:sz w:val="20"/>
+                <w:szCs w:val="20"/>
+              </w:rPr>
+              <w:t>Как определяется</w:t>
+            </w:r>
+          </w:p>
+        </w:tc>
+      </w:tr>
+      <w:tr>
+        <w:tblPrEx>
+          <w:tblCellMar>
+            <w:top w:w="0" w:type="dxa"/>
+            <w:bottom w:w="0" w:type="dxa"/>
+          </w:tblCellMar>
+        </w:tblPrEx>
+        <w:tc>
+          <w:tcPr>
+            <w:tcW w:w="2300" w:type="dxa"/>
+            <w:tcBorders>
+              <w:top w:val="single" w:sz="4" w:space="0" w:color="D5DAE3"/>
+              <w:left w:val="single" w:sz="4" w:space="0" w:color="D5DAE3"/>
+              <w:bottom w:val="single" w:sz="4" w:space="0" w:color="D5DAE3"/>
+              <w:right w:val="single" w:sz="4" w:space="0" w:color="D5DAE3"/>
+            </w:tcBorders>
+            <w:tcMar>
+              <w:top w:w="70" w:type="dxa"/>
+              <w:left w:w="110" w:type="dxa"/>
+              <w:bottom w:w="70" w:type="dxa"/>
+              <w:right w:w="110" w:type="dxa"/>
+            </w:tcMar>
+            <w:vAlign w:val="center"/>
+          </w:tcPr>
+          <w:p>
+            <w:pPr>
+              <w:spacing w:line="270" w:lineRule="auto"/>
+            </w:pPr>
+            <w:r>
+              <w:rPr>
+                <w:sz w:val="20"/>
+                <w:szCs w:val="20"/>
+              </w:rPr>
+              <w:t>127.0.0.1</w:t>
+            </w:r>
+          </w:p>
+        </w:tc>
+        <w:tc>
+          <w:tcPr>
+            <w:tcW w:w="3838" w:type="dxa"/>
+            <w:tcBorders>
+              <w:top w:val="single" w:sz="4" w:space="0" w:color="D5DAE3"/>
+              <w:left w:val="single" w:sz="4" w:space="0" w:color="D5DAE3"/>
+              <w:bottom w:val="single" w:sz="4" w:space="0" w:color="D5DAE3"/>
+              <w:right w:val="single" w:sz="4" w:space="0" w:color="D5DAE3"/>
+            </w:tcBorders>
+            <w:tcMar>
+              <w:top w:w="70" w:type="dxa"/>
+              <w:left w:w="110" w:type="dxa"/>
+              <w:bottom w:w="70" w:type="dxa"/>
+              <w:right w:w="110" w:type="dxa"/>
+            </w:tcMar>
+            <w:vAlign w:val="center"/>
+          </w:tcPr>
+          <w:p>
+            <w:pPr>
+              <w:spacing w:line="270" w:lineRule="auto"/>
+            </w:pPr>
+            <w:r>
+              <w:rPr>
+                <w:sz w:val="20"/>
+                <w:szCs w:val="20"/>
+              </w:rPr>
+              <w:t>Только этот компьютер</w:t>
+            </w:r>
+          </w:p>
+        </w:tc>
+        <w:tc>
+          <w:tcPr>
+            <w:tcW w:w="3500" w:type="dxa"/>
+            <w:tcBorders>
+              <w:top w:val="single" w:sz="4" w:space="0" w:color="D5DAE3"/>
+              <w:left w:val="single" w:sz="4" w:space="0" w:color="D5DAE3"/>
+              <w:bottom w:val="single" w:sz="4" w:space="0" w:color="D5DAE3"/>
+              <w:right w:val="single" w:sz="4" w:space="0" w:color="D5DAE3"/>
+            </w:tcBorders>
+            <w:tcMar>
+              <w:top w:w="70" w:type="dxa"/>
+              <w:left w:w="110" w:type="dxa"/>
+              <w:bottom w:w="70" w:type="dxa"/>
+              <w:right w:w="110" w:type="dxa"/>
+            </w:tcMar>
+            <w:vAlign w:val="center"/>
+          </w:tcPr>
+          <w:p>
+            <w:pPr>
+              <w:spacing w:line="270" w:lineRule="auto"/>
+            </w:pPr>
+            <w:r>
+              <w:rPr>
+                <w:sz w:val="20"/>
+                <w:szCs w:val="20"/>
+              </w:rPr>
+              <w:t>Всегда</w:t>
+            </w:r>
+          </w:p>
+        </w:tc>
+      </w:tr>
+      <w:tr>
+        <w:tblPrEx>
+          <w:tblCellMar>
+            <w:top w:w="0" w:type="dxa"/>
+            <w:bottom w:w="0" w:type="dxa"/>
+          </w:tblCellMar>
+        </w:tblPrEx>
+        <w:tc>
+          <w:tcPr>
+            <w:tcW w:w="2300" w:type="dxa"/>
+            <w:tcBorders>
+              <w:top w:val="single" w:sz="4" w:space="0" w:color="D5DAE3"/>
+              <w:left w:val="single" w:sz="4" w:space="0" w:color="D5DAE3"/>
+              <w:bottom w:val="single" w:sz="4" w:space="0" w:color="D5DAE3"/>
+              <w:right w:val="single" w:sz="4" w:space="0" w:color="D5DAE3"/>
+            </w:tcBorders>
+            <w:shd w:val="clear" w:color="auto" w:fill="F7F9FC"/>
+            <w:tcMar>
+              <w:top w:w="70" w:type="dxa"/>
+              <w:left w:w="110" w:type="dxa"/>
+              <w:bottom w:w="70" w:type="dxa"/>
+              <w:right w:w="110" w:type="dxa"/>
+            </w:tcMar>
+            <w:vAlign w:val="center"/>
+          </w:tcPr>
+          <w:p>
+            <w:pPr>
+              <w:spacing w:line="270" w:lineRule="auto"/>
+            </w:pPr>
+            <w:r>
+              <w:rPr>
+                <w:sz w:val="20"/>
+                <w:szCs w:val="20"/>
+              </w:rPr>
+              <w:lastRenderedPageBreak/>
+              <w:t>Адрес Wi-Fi / Ethernet</w:t>
+            </w:r>
+          </w:p>
+        </w:tc>
+        <w:tc>
+          <w:tcPr>
+            <w:tcW w:w="3838" w:type="dxa"/>
+            <w:tcBorders>
+              <w:top w:val="single" w:sz="4" w:space="0" w:color="D5DAE3"/>
+              <w:left w:val="single" w:sz="4" w:space="0" w:color="D5DAE3"/>
+              <w:bottom w:val="single" w:sz="4" w:space="0" w:color="D5DAE3"/>
+              <w:right w:val="single" w:sz="4" w:space="0" w:color="D5DAE3"/>
+            </w:tcBorders>
+            <w:shd w:val="clear" w:color="auto" w:fill="F7F9FC"/>
+            <w:tcMar>
+              <w:top w:w="70" w:type="dxa"/>
+              <w:left w:w="110" w:type="dxa"/>
+              <w:bottom w:w="70" w:type="dxa"/>
+              <w:right w:w="110" w:type="dxa"/>
+            </w:tcMar>
+            <w:vAlign w:val="center"/>
+          </w:tcPr>
+          <w:p>
+            <w:pPr>
+              <w:spacing w:line="270" w:lineRule="auto"/>
+            </w:pPr>
+            <w:r>
+              <w:rPr>
+                <w:sz w:val="20"/>
+                <w:szCs w:val="20"/>
+              </w:rPr>
+              <w:t>Телефоны, ноутбуки и планшеты в той же домашней или рабочей сети</w:t>
+            </w:r>
+          </w:p>
+        </w:tc>
+        <w:tc>
+          <w:tcPr>
+            <w:tcW w:w="3500" w:type="dxa"/>
+            <w:tcBorders>
+              <w:top w:val="single" w:sz="4" w:space="0" w:color="D5DAE3"/>
+              <w:left w:val="single" w:sz="4" w:space="0" w:color="D5DAE3"/>
+              <w:bottom w:val="single" w:sz="4" w:space="0" w:color="D5DAE3"/>
+              <w:right w:val="single" w:sz="4" w:space="0" w:color="D5DAE3"/>
+            </w:tcBorders>
+            <w:shd w:val="clear" w:color="auto" w:fill="F7F9FC"/>
+            <w:tcMar>
+              <w:top w:w="70" w:type="dxa"/>
+              <w:left w:w="110" w:type="dxa"/>
+              <w:bottom w:w="70" w:type="dxa"/>
+              <w:right w:w="110" w:type="dxa"/>
+            </w:tcMar>
+            <w:vAlign w:val="center"/>
+          </w:tcPr>
+          <w:p>
+            <w:pPr>
+              <w:spacing w:line="270" w:lineRule="auto"/>
+            </w:pPr>
+            <w:r>
+              <w:rPr>
+                <w:sz w:val="20"/>
+                <w:szCs w:val="20"/>
+              </w:rPr>
+              <w:t>Адаптеры Wi-Fi идут первыми, затем Ethernet; виртуальные (VirtualBox, VMware, WSL, Hyper-V) пропускаются</w:t>
+            </w:r>
+          </w:p>
+        </w:tc>
+      </w:tr>
+      <w:tr>
+        <w:tblPrEx>
+          <w:tblCellMar>
+            <w:top w:w="0" w:type="dxa"/>
+            <w:bottom w:w="0" w:type="dxa"/>
+          </w:tblCellMar>
+        </w:tblPrEx>
+        <w:tc>
+          <w:tcPr>
+            <w:tcW w:w="2300" w:type="dxa"/>
+            <w:tcBorders>
+              <w:top w:val="single" w:sz="4" w:space="0" w:color="D5DAE3"/>
+              <w:left w:val="single" w:sz="4" w:space="0" w:color="D5DAE3"/>
+              <w:bottom w:val="single" w:sz="4" w:space="0" w:color="D5DAE3"/>
+              <w:right w:val="single" w:sz="4" w:space="0" w:color="D5DAE3"/>
+            </w:tcBorders>
+            <w:tcMar>
+              <w:top w:w="70" w:type="dxa"/>
+              <w:left w:w="110" w:type="dxa"/>
+              <w:bottom w:w="70" w:type="dxa"/>
+              <w:right w:w="110" w:type="dxa"/>
+            </w:tcMar>
+            <w:vAlign w:val="center"/>
+          </w:tcPr>
+          <w:p>
+            <w:pPr>
+              <w:spacing w:line="270" w:lineRule="auto"/>
+            </w:pPr>
+            <w:r>
+              <w:rPr>
+                <w:sz w:val="20"/>
+                <w:szCs w:val="20"/>
+              </w:rPr>
+              <w:t>Адрес VPN</w:t>
+            </w:r>
+          </w:p>
+        </w:tc>
+        <w:tc>
+          <w:tcPr>
+            <w:tcW w:w="3838" w:type="dxa"/>
+            <w:tcBorders>
+              <w:top w:val="single" w:sz="4" w:space="0" w:color="D5DAE3"/>
+              <w:left w:val="single" w:sz="4" w:space="0" w:color="D5DAE3"/>
+              <w:bottom w:val="single" w:sz="4" w:space="0" w:color="D5DAE3"/>
+              <w:right w:val="single" w:sz="4" w:space="0" w:color="D5DAE3"/>
+            </w:tcBorders>
+            <w:tcMar>
+              <w:top w:w="70" w:type="dxa"/>
+              <w:left w:w="110" w:type="dxa"/>
+              <w:bottom w:w="70" w:type="dxa"/>
+              <w:right w:w="110" w:type="dxa"/>
+            </w:tcMar>
+            <w:vAlign w:val="center"/>
+          </w:tcPr>
+          <w:p>
+            <w:pPr>
+              <w:spacing w:line="270" w:lineRule="auto"/>
+            </w:pPr>
+            <w:r>
+              <w:rPr>
+                <w:sz w:val="20"/>
+                <w:szCs w:val="20"/>
+              </w:rPr>
+              <w:t>Устройства, подключённые к той же VPN-сети (WireGuard, AmneziaVPN, OpenVPN, Tailscale, ZeroTier)</w:t>
+            </w:r>
+          </w:p>
+        </w:tc>
+        <w:tc>
+          <w:tcPr>
+            <w:tcW w:w="3500" w:type="dxa"/>
+            <w:tcBorders>
+              <w:top w:val="single" w:sz="4" w:space="0" w:color="D5DAE3"/>
+              <w:left w:val="single" w:sz="4" w:space="0" w:color="D5DAE3"/>
+              <w:bottom w:val="single" w:sz="4" w:space="0" w:color="D5DAE3"/>
+              <w:right w:val="single" w:sz="4" w:space="0" w:color="D5DAE3"/>
+            </w:tcBorders>
+            <w:tcMar>
+              <w:top w:w="70" w:type="dxa"/>
+              <w:left w:w="110" w:type="dxa"/>
+              <w:bottom w:w="70" w:type="dxa"/>
+              <w:right w:w="110" w:type="dxa"/>
+            </w:tcMar>
+            <w:vAlign w:val="center"/>
+          </w:tcPr>
+          <w:p>
+            <w:pPr>
+              <w:spacing w:line="270" w:lineRule="auto"/>
+            </w:pPr>
+            <w:r>
+              <w:rPr>
+                <w:sz w:val="20"/>
+                <w:szCs w:val="20"/>
+              </w:rPr>
+              <w:t>Адаптеры с VPN в названии; учитываются и адреса 100.64.0.0/10 (Tailscale)</w:t>
+            </w:r>
+          </w:p>
+        </w:tc>
+      </w:tr>
+    </w:tbl>
+    <w:p>
+      <w:pPr>
+        <w:spacing w:after="120"/>
+      </w:pPr>
+    </w:p>
+    <w:p>
+      <w:pPr>
+        <w:pStyle w:val="a4"/>
+        <w:numPr>
+          <w:ilvl w:val="0"/>
+          <w:numId w:val="2"/>
+        </w:numPr>
+        <w:spacing w:after="60" w:line="290" w:lineRule="auto"/>
+      </w:pPr>
+      <w:r>
+        <w:t>Если VPN на компьютере подключён, домашняя сеть продолжает работать: сервер одновременно отвечает и по адресу Wi-Fi, и по адресу VPN.</w:t>
+      </w:r>
+    </w:p>
+    <w:p>
+      <w:pPr>
+        <w:pStyle w:val="a4"/>
+        <w:numPr>
+          <w:ilvl w:val="0"/>
+          <w:numId w:val="2"/>
+        </w:numPr>
+        <w:spacing w:after="60" w:line="290" w:lineRule="auto"/>
+      </w:pPr>
+      <w:r>
+        <w:t>Чтобы по VPN-адресу подключались другие устройства, VPN-сервер должен разрешать обмен между клиентами (в WireGuard/AmneziaVPN — если клиенты видят друг друга; в Tailscale и ZeroTier это работает по умолчанию).</w:t>
+      </w:r>
+    </w:p>
+    <w:p>
+      <w:pPr>
+        <w:pStyle w:val="a4"/>
+        <w:numPr>
+          <w:ilvl w:val="0"/>
+          <w:numId w:val="2"/>
+        </w:numPr>
+        <w:spacing w:after="60" w:line="290" w:lineRule="auto"/>
+      </w:pPr>
+      <w:r>
+        <w:t>Windows: входящие подключения к Python должны быть разрешены в брандмауэре для того профиля сети, в котором находится адаптер (VPN-адаптеры обычно в профиле «Общедоступная»). Windows спрашивает об этом при первом запуске.</w:t>
+      </w:r>
+    </w:p>
+    <w:p>
+      <w:pPr>
+        <w:pStyle w:val="a4"/>
+        <w:numPr>
+          <w:ilvl w:val="0"/>
+          <w:numId w:val="2"/>
+        </w:numPr>
+        <w:spacing w:after="60" w:line="290" w:lineRule="auto"/>
+      </w:pPr>
+      <w:r>
+        <w:t xml:space="preserve">Для камеры телефона через браузер по любому из этих адресов нужен запуск с </w:t>
+      </w:r>
+      <w:r>
+        <w:rPr>
+          <w:rFonts w:ascii="Consolas" w:eastAsia="Consolas" w:hAnsi="Consolas" w:cs="Consolas"/>
+          <w:color w:val="B03A2E"/>
+          <w:sz w:val="19"/>
+          <w:szCs w:val="19"/>
+        </w:rPr>
+        <w:t>--https</w:t>
+      </w:r>
+      <w:r>
+        <w:t xml:space="preserve"> (раздел 4.4).</w:t>
+      </w:r>
+    </w:p>
+    <w:p>
+      <w:pPr>
         <w:pStyle w:val="1"/>
         <w:pageBreakBefore/>
       </w:pPr>
-      <w:bookmarkStart w:id="8" w:name="_Toc241268330"/>
+      <w:bookmarkStart w:id="9" w:name="_Toc241270153"/>
       <w:r>
         <w:lastRenderedPageBreak/>
         <w:t>3. Работа с программой</w:t>
       </w:r>
-      <w:bookmarkEnd w:id="8"/>
+      <w:bookmarkEnd w:id="9"/>
     </w:p>
     <w:p>
       <w:pPr>
         <w:pStyle w:val="2"/>
       </w:pPr>
-      <w:bookmarkStart w:id="9" w:name="_Toc241268331"/>
+      <w:bookmarkStart w:id="10" w:name="_Toc241270154"/>
       <w:r>
         <w:t>3.1. Страница камеры</w:t>
       </w:r>
-      <w:bookmarkEnd w:id="9"/>
+      <w:bookmarkEnd w:id="10"/>
     </w:p>
     <w:p>
       <w:pPr>
@@ -6997,7 +8015,7 @@
           <w:noProof/>
         </w:rPr>
         <w:drawing>
-          <wp:inline distT="0" distB="0" distL="0" distR="0" wp14:anchorId="5611E38D" wp14:editId="075378E2">
+          <wp:inline distT="0" distB="0" distL="0" distR="0" wp14:anchorId="126A1C09" wp14:editId="0BC242DD">
             <wp:extent cx="6096000" cy="5438775"/>
             <wp:effectExtent l="0" t="0" r="0" b="0"/>
             <wp:docPr id="1" name="ui_camera.jpg" descr="Рис. 1. Главная страница: видео с разметкой, статистика и панели настроек" title="Рис. 1. Главная страница: видео с разметкой, статистика и панели настроек"/>
@@ -7196,12 +8214,12 @@
       <w:pPr>
         <w:pStyle w:val="2"/>
       </w:pPr>
-      <w:bookmarkStart w:id="10" w:name="_Toc241268332"/>
+      <w:bookmarkStart w:id="11" w:name="_Toc241270155"/>
       <w:r>
         <w:lastRenderedPageBreak/>
         <w:t>3.2. Настройки</w:t>
       </w:r>
-      <w:bookmarkEnd w:id="10"/>
+      <w:bookmarkEnd w:id="11"/>
     </w:p>
     <w:p>
       <w:pPr>
@@ -7238,7 +8256,7 @@
           <w:left w:w="10" w:type="dxa"/>
           <w:right w:w="10" w:type="dxa"/>
         </w:tblCellMar>
-        <w:tblLook w:val="0000" w:firstRow="0" w:lastRow="0" w:firstColumn="0" w:lastColumn="0" w:noHBand="0" w:noVBand="0"/>
+        <w:tblLook w:val="04A0" w:firstRow="1" w:lastRow="0" w:firstColumn="1" w:lastColumn="0" w:noHBand="0" w:noVBand="1"/>
       </w:tblPr>
       <w:tblGrid>
         <w:gridCol w:w="2400"/>
@@ -8115,7 +9133,7 @@
                 <w:sz w:val="20"/>
                 <w:szCs w:val="20"/>
               </w:rPr>
-              <w:t>15 моделей + свои; под списком — точность, размер и скорость</w:t>
+              <w:t>24 модели + свои; под списком — число классов, точность, размер и скорость</w:t>
             </w:r>
           </w:p>
         </w:tc>
@@ -8184,7 +9202,7 @@
                 <w:sz w:val="20"/>
                 <w:szCs w:val="20"/>
               </w:rPr>
-              <w:t>Порог уверенности</w:t>
+              <w:t>Свои названия объектов</w:t>
             </w:r>
           </w:p>
         </w:tc>
@@ -8214,7 +9232,7 @@
                 <w:sz w:val="20"/>
                 <w:szCs w:val="20"/>
               </w:rPr>
-              <w:t>Минимальная уверенность, при которой объект показывается</w:t>
+              <w:t>Только для YOLOE: список того, что искать, — любые слова</w:t>
             </w:r>
           </w:p>
         </w:tc>
@@ -8244,7 +9262,7 @@
                 <w:sz w:val="20"/>
                 <w:szCs w:val="20"/>
               </w:rPr>
-              <w:t>35–50 % — норма</w:t>
+              <w:t>Подробно — раздел 5.8</w:t>
             </w:r>
           </w:p>
         </w:tc>
@@ -8283,7 +9301,7 @@
                 <w:sz w:val="20"/>
                 <w:szCs w:val="20"/>
               </w:rPr>
-              <w:t>Порог перекрытия (IoU)</w:t>
+              <w:t>Порог уверенности</w:t>
             </w:r>
           </w:p>
         </w:tc>
@@ -8314,7 +9332,7 @@
                 <w:sz w:val="20"/>
                 <w:szCs w:val="20"/>
               </w:rPr>
-              <w:t>Когда рамки одного класса считаются дублями</w:t>
+              <w:t>Минимальная уверенность, при которой объект показывается</w:t>
             </w:r>
           </w:p>
         </w:tc>
@@ -8345,7 +9363,7 @@
                 <w:sz w:val="20"/>
                 <w:szCs w:val="20"/>
               </w:rPr>
-              <w:t>Обычно 50 %; у YOLO26 почти не влияет (8.7)</w:t>
+              <w:t>35–50 % — норма</w:t>
             </w:r>
           </w:p>
         </w:tc>
@@ -8383,7 +9401,7 @@
                 <w:sz w:val="20"/>
                 <w:szCs w:val="20"/>
               </w:rPr>
-              <w:t>Размер входа сети</w:t>
+              <w:t>Порог перекрытия (IoU)</w:t>
             </w:r>
           </w:p>
         </w:tc>
@@ -8413,7 +9431,7 @@
                 <w:sz w:val="20"/>
                 <w:szCs w:val="20"/>
               </w:rPr>
-              <w:t>До какого размера уменьшается кадр перед сетью</w:t>
+              <w:t>Когда рамки одного класса считаются дублями</w:t>
             </w:r>
           </w:p>
         </w:tc>
@@ -8443,7 +9461,7 @@
                 <w:sz w:val="20"/>
                 <w:szCs w:val="20"/>
               </w:rPr>
-              <w:t>640 — стандарт, 960–1280 — мелкие объекты</w:t>
+              <w:t>Обычно 50 %; у YOLO26 почти не влияет (8.7)</w:t>
             </w:r>
           </w:p>
         </w:tc>
@@ -8482,7 +9500,7 @@
                 <w:sz w:val="20"/>
                 <w:szCs w:val="20"/>
               </w:rPr>
-              <w:t>Какие объекты искать</w:t>
+              <w:t>Размер входа сети</w:t>
             </w:r>
           </w:p>
         </w:tc>
@@ -8513,7 +9531,7 @@
                 <w:sz w:val="20"/>
                 <w:szCs w:val="20"/>
               </w:rPr>
-              <w:t>Ограничивает поиск выбранными классами</w:t>
+              <w:t>До какого размера уменьшается кадр перед сетью</w:t>
             </w:r>
           </w:p>
         </w:tc>
@@ -8544,7 +9562,7 @@
                 <w:sz w:val="20"/>
                 <w:szCs w:val="20"/>
               </w:rPr>
-              <w:t>Ничего не отмечено = все 80 классов</w:t>
+              <w:t>640 — стандарт, 960–1280 — мелкие объекты</w:t>
             </w:r>
           </w:p>
         </w:tc>
@@ -8582,7 +9600,7 @@
                 <w:sz w:val="20"/>
                 <w:szCs w:val="20"/>
               </w:rPr>
-              <w:t>Рамки / подписи / проценты / счётчик / FPS</w:t>
+              <w:t>Какие объекты искать</w:t>
             </w:r>
           </w:p>
         </w:tc>
@@ -8612,7 +9630,7 @@
                 <w:sz w:val="20"/>
                 <w:szCs w:val="20"/>
               </w:rPr>
-              <w:t>Что рисовать на видео</w:t>
+              <w:t>Ограничивает поиск выбранными классами</w:t>
             </w:r>
           </w:p>
         </w:tc>
@@ -8642,7 +9660,7 @@
                 <w:sz w:val="20"/>
                 <w:szCs w:val="20"/>
               </w:rPr>
-              <w:t>—</w:t>
+              <w:t>Ничего не отмечено = все 80 классов</w:t>
             </w:r>
           </w:p>
         </w:tc>
@@ -8681,6 +9699,106 @@
                 <w:sz w:val="20"/>
                 <w:szCs w:val="20"/>
               </w:rPr>
+              <w:t>Рамки / подписи / проценты / счётчик / FPS</w:t>
+            </w:r>
+          </w:p>
+        </w:tc>
+        <w:tc>
+          <w:tcPr>
+            <w:tcW w:w="3938" w:type="dxa"/>
+            <w:tcBorders>
+              <w:top w:val="single" w:sz="4" w:space="0" w:color="D5DAE3"/>
+              <w:left w:val="single" w:sz="4" w:space="0" w:color="D5DAE3"/>
+              <w:bottom w:val="single" w:sz="4" w:space="0" w:color="D5DAE3"/>
+              <w:right w:val="single" w:sz="4" w:space="0" w:color="D5DAE3"/>
+            </w:tcBorders>
+            <w:shd w:val="clear" w:color="auto" w:fill="F7F9FC"/>
+            <w:tcMar>
+              <w:top w:w="70" w:type="dxa"/>
+              <w:left w:w="110" w:type="dxa"/>
+              <w:bottom w:w="70" w:type="dxa"/>
+              <w:right w:w="110" w:type="dxa"/>
+            </w:tcMar>
+            <w:vAlign w:val="center"/>
+          </w:tcPr>
+          <w:p>
+            <w:pPr>
+              <w:spacing w:line="270" w:lineRule="auto"/>
+            </w:pPr>
+            <w:r>
+              <w:rPr>
+                <w:sz w:val="20"/>
+                <w:szCs w:val="20"/>
+              </w:rPr>
+              <w:t>Что рисовать на видео</w:t>
+            </w:r>
+          </w:p>
+        </w:tc>
+        <w:tc>
+          <w:tcPr>
+            <w:tcW w:w="3300" w:type="dxa"/>
+            <w:tcBorders>
+              <w:top w:val="single" w:sz="4" w:space="0" w:color="D5DAE3"/>
+              <w:left w:val="single" w:sz="4" w:space="0" w:color="D5DAE3"/>
+              <w:bottom w:val="single" w:sz="4" w:space="0" w:color="D5DAE3"/>
+              <w:right w:val="single" w:sz="4" w:space="0" w:color="D5DAE3"/>
+            </w:tcBorders>
+            <w:shd w:val="clear" w:color="auto" w:fill="F7F9FC"/>
+            <w:tcMar>
+              <w:top w:w="70" w:type="dxa"/>
+              <w:left w:w="110" w:type="dxa"/>
+              <w:bottom w:w="70" w:type="dxa"/>
+              <w:right w:w="110" w:type="dxa"/>
+            </w:tcMar>
+            <w:vAlign w:val="center"/>
+          </w:tcPr>
+          <w:p>
+            <w:pPr>
+              <w:spacing w:line="270" w:lineRule="auto"/>
+            </w:pPr>
+            <w:r>
+              <w:rPr>
+                <w:sz w:val="20"/>
+                <w:szCs w:val="20"/>
+              </w:rPr>
+              <w:t>—</w:t>
+            </w:r>
+          </w:p>
+        </w:tc>
+      </w:tr>
+      <w:tr>
+        <w:tblPrEx>
+          <w:tblCellMar>
+            <w:top w:w="0" w:type="dxa"/>
+            <w:bottom w:w="0" w:type="dxa"/>
+          </w:tblCellMar>
+        </w:tblPrEx>
+        <w:tc>
+          <w:tcPr>
+            <w:tcW w:w="2400" w:type="dxa"/>
+            <w:tcBorders>
+              <w:top w:val="single" w:sz="4" w:space="0" w:color="D5DAE3"/>
+              <w:left w:val="single" w:sz="4" w:space="0" w:color="D5DAE3"/>
+              <w:bottom w:val="single" w:sz="4" w:space="0" w:color="D5DAE3"/>
+              <w:right w:val="single" w:sz="4" w:space="0" w:color="D5DAE3"/>
+            </w:tcBorders>
+            <w:tcMar>
+              <w:top w:w="70" w:type="dxa"/>
+              <w:left w:w="110" w:type="dxa"/>
+              <w:bottom w:w="70" w:type="dxa"/>
+              <w:right w:w="110" w:type="dxa"/>
+            </w:tcMar>
+            <w:vAlign w:val="center"/>
+          </w:tcPr>
+          <w:p>
+            <w:pPr>
+              <w:spacing w:line="270" w:lineRule="auto"/>
+            </w:pPr>
+            <w:r>
+              <w:rPr>
+                <w:sz w:val="20"/>
+                <w:szCs w:val="20"/>
+              </w:rPr>
               <w:t>Толщина рамки, язык подписей</w:t>
             </w:r>
           </w:p>
@@ -8694,7 +9812,6 @@
               <w:bottom w:val="single" w:sz="4" w:space="0" w:color="D5DAE3"/>
               <w:right w:val="single" w:sz="4" w:space="0" w:color="D5DAE3"/>
             </w:tcBorders>
-            <w:shd w:val="clear" w:color="auto" w:fill="F7F9FC"/>
             <w:tcMar>
               <w:top w:w="70" w:type="dxa"/>
               <w:left w:w="110" w:type="dxa"/>
@@ -8725,7 +9842,6 @@
               <w:bottom w:val="single" w:sz="4" w:space="0" w:color="D5DAE3"/>
               <w:right w:val="single" w:sz="4" w:space="0" w:color="D5DAE3"/>
             </w:tcBorders>
-            <w:shd w:val="clear" w:color="auto" w:fill="F7F9FC"/>
             <w:tcMar>
               <w:top w:w="70" w:type="dxa"/>
               <w:left w:w="110" w:type="dxa"/>
@@ -8758,11 +9874,11 @@
       <w:pPr>
         <w:pStyle w:val="2"/>
       </w:pPr>
-      <w:bookmarkStart w:id="11" w:name="_Toc241268333"/>
+      <w:bookmarkStart w:id="12" w:name="_Toc241270156"/>
       <w:r>
         <w:t>3.3. Снимки</w:t>
       </w:r>
-      <w:bookmarkEnd w:id="11"/>
+      <w:bookmarkEnd w:id="12"/>
     </w:p>
     <w:p>
       <w:pPr>
@@ -8866,6 +9982,7 @@
           <w:sz w:val="19"/>
           <w:szCs w:val="19"/>
         </w:rPr>
+        <w:lastRenderedPageBreak/>
         <w:t>&lt;id&gt;_raw.jpg</w:t>
       </w:r>
       <w:r>
@@ -8888,7 +10005,6 @@
           <w:sz w:val="19"/>
           <w:szCs w:val="19"/>
         </w:rPr>
-        <w:lastRenderedPageBreak/>
         <w:t>&lt;id&gt;.json</w:t>
       </w:r>
       <w:r>
@@ -8899,11 +10015,11 @@
       <w:pPr>
         <w:pStyle w:val="2"/>
       </w:pPr>
-      <w:bookmarkStart w:id="12" w:name="_Toc241268334"/>
+      <w:bookmarkStart w:id="13" w:name="_Toc241270157"/>
       <w:r>
         <w:t>3.4. Галерея</w:t>
       </w:r>
-      <w:bookmarkEnd w:id="12"/>
+      <w:bookmarkEnd w:id="13"/>
     </w:p>
     <w:p>
       <w:pPr>
@@ -8916,7 +10032,7 @@
           <w:noProof/>
         </w:rPr>
         <w:drawing>
-          <wp:inline distT="0" distB="0" distL="0" distR="0" wp14:anchorId="285135B8" wp14:editId="4E868F7C">
+          <wp:inline distT="0" distB="0" distL="0" distR="0" wp14:anchorId="368BD79A" wp14:editId="2DDAF514">
             <wp:extent cx="5334000" cy="2343150"/>
             <wp:effectExtent l="0" t="0" r="0" b="0"/>
             <wp:docPr id="2" name="ui_gallery.png" descr="Рис. 2. Галерея снимков" title="Рис. 2. Галерея снимков"/>
@@ -8984,12 +10100,12 @@
         <w:pStyle w:val="1"/>
         <w:pageBreakBefore/>
       </w:pPr>
-      <w:bookmarkStart w:id="13" w:name="_Toc241268335"/>
+      <w:bookmarkStart w:id="14" w:name="_Toc241270158"/>
       <w:r>
         <w:lastRenderedPageBreak/>
         <w:t>4. Источники видео</w:t>
       </w:r>
-      <w:bookmarkEnd w:id="13"/>
+      <w:bookmarkEnd w:id="14"/>
     </w:p>
     <w:p>
       <w:pPr>
@@ -9020,7 +10136,7 @@
           <w:noProof/>
         </w:rPr>
         <w:drawing>
-          <wp:inline distT="0" distB="0" distL="0" distR="0" wp14:anchorId="1B3B785E" wp14:editId="53856C57">
+          <wp:inline distT="0" distB="0" distL="0" distR="0" wp14:anchorId="43F8DAB4" wp14:editId="3CEB0E72">
             <wp:extent cx="3143250" cy="5267325"/>
             <wp:effectExtent l="0" t="0" r="0" b="0"/>
             <wp:docPr id="3" name="ui_sources.png" descr="Рис. 3. Панель «Источник видео» во время трансляции из браузера" title="Рис. 3. Панель «Источник видео» во время трансляции из браузера"/>
@@ -9090,7 +10206,7 @@
           <w:left w:w="10" w:type="dxa"/>
           <w:right w:w="10" w:type="dxa"/>
         </w:tblCellMar>
-        <w:tblLook w:val="0000" w:firstRow="0" w:lastRow="0" w:firstColumn="0" w:lastColumn="0" w:noHBand="0" w:noVBand="0"/>
+        <w:tblLook w:val="04A0" w:firstRow="1" w:lastRow="0" w:firstColumn="1" w:lastColumn="0" w:noHBand="0" w:noVBand="1"/>
       </w:tblPr>
       <w:tblGrid>
         <w:gridCol w:w="2100"/>
@@ -9793,11 +10909,11 @@
       <w:pPr>
         <w:pStyle w:val="2"/>
       </w:pPr>
-      <w:bookmarkStart w:id="14" w:name="_Toc241268336"/>
+      <w:bookmarkStart w:id="15" w:name="_Toc241270159"/>
       <w:r>
         <w:t>4.1. Камеры компьютера и их автоматический поиск</w:t>
       </w:r>
-      <w:bookmarkEnd w:id="14"/>
+      <w:bookmarkEnd w:id="15"/>
     </w:p>
     <w:p>
       <w:pPr>
@@ -9838,7 +10954,7 @@
           <w:left w:w="10" w:type="dxa"/>
           <w:right w:w="10" w:type="dxa"/>
         </w:tblCellMar>
-        <w:tblLook w:val="0000" w:firstRow="0" w:lastRow="0" w:firstColumn="0" w:lastColumn="0" w:noHBand="0" w:noVBand="0"/>
+        <w:tblLook w:val="04A0" w:firstRow="1" w:lastRow="0" w:firstColumn="1" w:lastColumn="0" w:noHBand="0" w:noVBand="1"/>
       </w:tblPr>
       <w:tblGrid>
         <w:gridCol w:w="1600"/>
@@ -10376,11 +11492,11 @@
       <w:pPr>
         <w:pStyle w:val="2"/>
       </w:pPr>
-      <w:bookmarkStart w:id="15" w:name="_Toc241268337"/>
+      <w:bookmarkStart w:id="16" w:name="_Toc241270160"/>
       <w:r>
         <w:t>4.2. Камера этого устройства (через браузер)</w:t>
       </w:r>
-      <w:bookmarkEnd w:id="15"/>
+      <w:bookmarkEnd w:id="16"/>
     </w:p>
     <w:p>
       <w:pPr>
@@ -10436,11 +11552,11 @@
       <w:pPr>
         <w:pStyle w:val="2"/>
       </w:pPr>
-      <w:bookmarkStart w:id="16" w:name="_Toc241268338"/>
+      <w:bookmarkStart w:id="17" w:name="_Toc241270161"/>
       <w:r>
         <w:t>4.3. Экран или окно</w:t>
       </w:r>
-      <w:bookmarkEnd w:id="16"/>
+      <w:bookmarkEnd w:id="17"/>
     </w:p>
     <w:p>
       <w:pPr>
@@ -10504,11 +11620,11 @@
       <w:pPr>
         <w:pStyle w:val="2"/>
       </w:pPr>
-      <w:bookmarkStart w:id="17" w:name="_Toc241268339"/>
+      <w:bookmarkStart w:id="18" w:name="_Toc241270162"/>
       <w:r>
         <w:t>4.4. Телефон как беспроводная камера</w:t>
       </w:r>
-      <w:bookmarkEnd w:id="17"/>
+      <w:bookmarkEnd w:id="18"/>
     </w:p>
     <w:p>
       <w:pPr>
@@ -10640,11 +11756,11 @@
       <w:pPr>
         <w:pStyle w:val="2"/>
       </w:pPr>
-      <w:bookmarkStart w:id="18" w:name="_Toc241268340"/>
+      <w:bookmarkStart w:id="19" w:name="_Toc241270163"/>
       <w:r>
         <w:t>4.5. IP-камеры, потоки и видеофайлы</w:t>
       </w:r>
-      <w:bookmarkEnd w:id="18"/>
+      <w:bookmarkEnd w:id="19"/>
     </w:p>
     <w:p>
       <w:pPr>
@@ -10771,12 +11887,12 @@
       <w:pPr>
         <w:pStyle w:val="2"/>
       </w:pPr>
-      <w:bookmarkStart w:id="19" w:name="_Toc241268341"/>
+      <w:bookmarkStart w:id="20" w:name="_Toc241270164"/>
       <w:r>
         <w:lastRenderedPageBreak/>
         <w:t>4.6. Как кадры из браузера попадают на сервер</w:t>
       </w:r>
-      <w:bookmarkEnd w:id="19"/>
+      <w:bookmarkEnd w:id="20"/>
     </w:p>
     <w:p>
       <w:pPr>
@@ -10789,7 +11905,7 @@
           <w:noProof/>
         </w:rPr>
         <w:drawing>
-          <wp:inline distT="0" distB="0" distL="0" distR="0" wp14:anchorId="409A164E" wp14:editId="725679DC">
+          <wp:inline distT="0" distB="0" distL="0" distR="0" wp14:anchorId="20960A33" wp14:editId="371217C0">
             <wp:extent cx="6096000" cy="2743200"/>
             <wp:effectExtent l="0" t="0" r="0" b="0"/>
             <wp:docPr id="4" name="broadcast.png" descr="Рис. 4. Трансляция из браузера: от камеры или экрана до распознавания" title="Рис. 4. Трансляция из браузера: от камеры или экрана до распознавания"/>
@@ -10962,12 +12078,12 @@
         <w:pStyle w:val="1"/>
         <w:pageBreakBefore/>
       </w:pPr>
-      <w:bookmarkStart w:id="20" w:name="_Toc241268342"/>
+      <w:bookmarkStart w:id="21" w:name="_Toc241270165"/>
       <w:r>
         <w:lastRenderedPageBreak/>
         <w:t>5. Модели</w:t>
       </w:r>
-      <w:bookmarkEnd w:id="20"/>
+      <w:bookmarkEnd w:id="21"/>
     </w:p>
     <w:p>
       <w:pPr>
@@ -10993,18 +12109,28 @@
         <w:t>.pt</w:t>
       </w:r>
       <w:r>
-        <w:t xml:space="preserve"> (веса — миллионы чисел, подобранных при обучении). От выбора модели зависят точность и скорость. В проекте доступно 15 готовых моделей: три поколения YOLO, в каждом — пять размеров. Все они обучены на наборе COCO и знают одни и те же 80 классов, поэтому переключаться между ними можно на лету.</w:t>
+        <w:t xml:space="preserve"> (веса — миллионы чисел, подобранных при обучении). От выбора модели зависят точность, скорость и </w:t>
+      </w:r>
+      <w:r>
+        <w:rPr>
+          <w:b/>
+          <w:bCs/>
+        </w:rPr>
+        <w:t>какие объекты вообще можно найти</w:t>
+      </w:r>
+      <w:r>
+        <w:t>. В проекте 24 готовые модели в пяти группах: три поколения YOLO, обученные на COCO (80 классов), модели Open Images (601 класс) и YOLOE, которая ищет любые объекты по названию. Список классов на сайте («Какие объекты искать») всегда соответствует выбранной модели и обновляется при её смене.</w:t>
       </w:r>
     </w:p>
     <w:p>
       <w:pPr>
         <w:pStyle w:val="2"/>
       </w:pPr>
-      <w:bookmarkStart w:id="21" w:name="_Toc241268343"/>
+      <w:bookmarkStart w:id="22" w:name="_Toc241270166"/>
       <w:r>
         <w:t>5.1. Поколения: YOLO26, YOLO11, YOLOv8</w:t>
       </w:r>
-      <w:bookmarkEnd w:id="21"/>
+      <w:bookmarkEnd w:id="22"/>
     </w:p>
     <w:tbl>
       <w:tblPr>
@@ -11021,7 +12147,7 @@
           <w:left w:w="10" w:type="dxa"/>
           <w:right w:w="10" w:type="dxa"/>
         </w:tblCellMar>
-        <w:tblLook w:val="0000" w:firstRow="0" w:lastRow="0" w:firstColumn="0" w:lastColumn="0" w:noHBand="0" w:noVBand="0"/>
+        <w:tblLook w:val="04A0" w:firstRow="1" w:lastRow="0" w:firstColumn="1" w:lastColumn="0" w:noHBand="0" w:noVBand="1"/>
       </w:tblPr>
       <w:tblGrid>
         <w:gridCol w:w="1900"/>
@@ -11472,11 +12598,11 @@
       <w:pPr>
         <w:pStyle w:val="2"/>
       </w:pPr>
-      <w:bookmarkStart w:id="22" w:name="_Toc241268344"/>
+      <w:bookmarkStart w:id="23" w:name="_Toc241270167"/>
       <w:r>
         <w:t>5.2. Размеры: от Nano до Extra Large</w:t>
       </w:r>
-      <w:bookmarkEnd w:id="22"/>
+      <w:bookmarkEnd w:id="23"/>
     </w:p>
     <w:p>
       <w:pPr>
@@ -11521,7 +12647,7 @@
           <w:left w:w="10" w:type="dxa"/>
           <w:right w:w="10" w:type="dxa"/>
         </w:tblCellMar>
-        <w:tblLook w:val="0000" w:firstRow="0" w:lastRow="0" w:firstColumn="0" w:lastColumn="0" w:noHBand="0" w:noVBand="0"/>
+        <w:tblLook w:val="04A0" w:firstRow="1" w:lastRow="0" w:firstColumn="1" w:lastColumn="0" w:noHBand="0" w:noVBand="1"/>
       </w:tblPr>
       <w:tblGrid>
         <w:gridCol w:w="1500"/>
@@ -12330,12 +13456,12 @@
       <w:pPr>
         <w:pStyle w:val="2"/>
       </w:pPr>
-      <w:bookmarkStart w:id="23" w:name="_Toc241268345"/>
+      <w:bookmarkStart w:id="24" w:name="_Toc241270168"/>
       <w:r>
         <w:lastRenderedPageBreak/>
         <w:t>5.3. Официальные характеристики</w:t>
       </w:r>
-      <w:bookmarkEnd w:id="23"/>
+      <w:bookmarkEnd w:id="24"/>
     </w:p>
     <w:p>
       <w:pPr>
@@ -12360,7 +13486,7 @@
           <w:left w:w="10" w:type="dxa"/>
           <w:right w:w="10" w:type="dxa"/>
         </w:tblCellMar>
-        <w:tblLook w:val="0000" w:firstRow="0" w:lastRow="0" w:firstColumn="0" w:lastColumn="0" w:noHBand="0" w:noVBand="0"/>
+        <w:tblLook w:val="04A0" w:firstRow="1" w:lastRow="0" w:firstColumn="1" w:lastColumn="0" w:noHBand="0" w:noVBand="1"/>
       </w:tblPr>
       <w:tblGrid>
         <w:gridCol w:w="2300"/>
@@ -15539,11 +16665,11 @@
       <w:pPr>
         <w:pStyle w:val="2"/>
       </w:pPr>
-      <w:bookmarkStart w:id="24" w:name="_Toc241268346"/>
+      <w:bookmarkStart w:id="25" w:name="_Toc241270169"/>
       <w:r>
         <w:t>5.4. Замеры на этом компьютере</w:t>
       </w:r>
-      <w:bookmarkEnd w:id="24"/>
+      <w:bookmarkEnd w:id="25"/>
     </w:p>
     <w:p>
       <w:pPr>
@@ -15572,7 +16698,7 @@
           <w:left w:w="10" w:type="dxa"/>
           <w:right w:w="10" w:type="dxa"/>
         </w:tblCellMar>
-        <w:tblLook w:val="0000" w:firstRow="0" w:lastRow="0" w:firstColumn="0" w:lastColumn="0" w:noHBand="0" w:noVBand="0"/>
+        <w:tblLook w:val="04A0" w:firstRow="1" w:lastRow="0" w:firstColumn="1" w:lastColumn="0" w:noHBand="0" w:noVBand="1"/>
       </w:tblPr>
       <w:tblGrid>
         <w:gridCol w:w="2300"/>
@@ -18670,7 +19796,7 @@
           <w:noProof/>
         </w:rPr>
         <w:drawing>
-          <wp:inline distT="0" distB="0" distL="0" distR="0" wp14:anchorId="7A8DF0B8" wp14:editId="3258B02A">
+          <wp:inline distT="0" distB="0" distL="0" distR="0" wp14:anchorId="4C25F6B1" wp14:editId="6775CB40">
             <wp:extent cx="5905500" cy="3305175"/>
             <wp:effectExtent l="0" t="0" r="0" b="0"/>
             <wp:docPr id="5" name="models_chart.png" descr="Рис. 5. Точность (официальная mAP) и скорость (замер на этом компьютере) всех моделей" title="Рис. 5. Точность (официальная mAP) и скорость (замер на этом компьютере) всех моделей"/>
@@ -18830,11 +19956,11 @@
       <w:pPr>
         <w:pStyle w:val="2"/>
       </w:pPr>
-      <w:bookmarkStart w:id="25" w:name="_Toc241268347"/>
+      <w:bookmarkStart w:id="26" w:name="_Toc241270170"/>
       <w:r>
         <w:t>5.5. Как выбрать модель</w:t>
       </w:r>
-      <w:bookmarkEnd w:id="25"/>
+      <w:bookmarkEnd w:id="26"/>
     </w:p>
     <w:p>
       <w:pPr>
@@ -18859,7 +19985,7 @@
           <w:left w:w="10" w:type="dxa"/>
           <w:right w:w="10" w:type="dxa"/>
         </w:tblCellMar>
-        <w:tblLook w:val="0000" w:firstRow="0" w:lastRow="0" w:firstColumn="0" w:lastColumn="0" w:noHBand="0" w:noVBand="0"/>
+        <w:tblLook w:val="04A0" w:firstRow="1" w:lastRow="0" w:firstColumn="1" w:lastColumn="0" w:noHBand="0" w:noVBand="1"/>
       </w:tblPr>
       <w:tblGrid>
         <w:gridCol w:w="3400"/>
@@ -19501,94 +20627,28 @@
       <w:pPr>
         <w:pStyle w:val="2"/>
       </w:pPr>
-      <w:bookmarkStart w:id="26" w:name="_Toc241268348"/>
-      <w:r>
-        <w:t>5.6. Собственные модели</w:t>
-      </w:r>
-      <w:bookmarkEnd w:id="26"/>
+      <w:bookmarkStart w:id="27" w:name="_Toc241270171"/>
+      <w:r>
+        <w:t>5.6. Сколько объектов может распознать модель</w:t>
+      </w:r>
+      <w:bookmarkEnd w:id="27"/>
     </w:p>
     <w:p>
       <w:pPr>
         <w:spacing w:after="120" w:line="300" w:lineRule="auto"/>
       </w:pPr>
       <w:r>
-        <w:t xml:space="preserve">Любой файл </w:t>
-      </w:r>
-      <w:r>
-        <w:rPr>
-          <w:rFonts w:ascii="Consolas" w:eastAsia="Consolas" w:hAnsi="Consolas" w:cs="Consolas"/>
-          <w:color w:val="B03A2E"/>
-          <w:sz w:val="19"/>
-          <w:szCs w:val="19"/>
-        </w:rPr>
-        <w:t>.pt</w:t>
-      </w:r>
-      <w:r>
-        <w:t xml:space="preserve">, положенный в папку </w:t>
-      </w:r>
-      <w:r>
-        <w:rPr>
-          <w:rFonts w:ascii="Consolas" w:eastAsia="Consolas" w:hAnsi="Consolas" w:cs="Consolas"/>
-          <w:color w:val="B03A2E"/>
-          <w:sz w:val="19"/>
-          <w:szCs w:val="19"/>
-        </w:rPr>
-        <w:t>models/</w:t>
-      </w:r>
-      <w:r>
-        <w:t xml:space="preserve">, появится в списке в группе </w:t>
+        <w:t xml:space="preserve">Нейросеть находит </w:t>
       </w:r>
       <w:r>
         <w:rPr>
           <w:b/>
           <w:bCs/>
         </w:rPr>
-        <w:t>«Свои модели»</w:t>
-      </w:r>
-      <w:r>
-        <w:t xml:space="preserve">. Так можно подключить модель, дообученную на своих объектах (раздел 11.2): программа возьмёт названия классов из самой модели. Русские подписи для новых классов добавляются в </w:t>
-      </w:r>
-      <w:r>
-        <w:rPr>
-          <w:rFonts w:ascii="Consolas" w:eastAsia="Consolas" w:hAnsi="Consolas" w:cs="Consolas"/>
-          <w:color w:val="B03A2E"/>
-          <w:sz w:val="19"/>
-          <w:szCs w:val="19"/>
-        </w:rPr>
-        <w:t>labels_ru.py</w:t>
-      </w:r>
-      <w:r>
-        <w:t>.</w:t>
-      </w:r>
-    </w:p>
-    <w:p>
-      <w:pPr>
-        <w:pStyle w:val="1"/>
-        <w:pageBreakBefore/>
-      </w:pPr>
-      <w:bookmarkStart w:id="27" w:name="_Toc241268349"/>
-      <w:r>
-        <w:lastRenderedPageBreak/>
-        <w:t>6. Вычислительные устройства</w:t>
-      </w:r>
-      <w:bookmarkEnd w:id="27"/>
-    </w:p>
-    <w:p>
-      <w:pPr>
-        <w:spacing w:after="120" w:line="300" w:lineRule="auto"/>
-      </w:pPr>
-      <w:r>
-        <w:t xml:space="preserve">Нейросеть может считать на процессоре или на графическом ускорителе. Видеокарта выполняет тысячи операций параллельно, поэтому быстрее процессора в десятки раз. Устройство выбирается в панели </w:t>
-      </w:r>
-      <w:r>
-        <w:rPr>
-          <w:b/>
-          <w:bCs/>
-        </w:rPr>
-        <w:t>«Распознавание» → «Вычислительное устройство»</w:t>
-      </w:r>
-      <w:r>
-        <w:t>.</w:t>
+        <w:t>только те классы, которым её обучили</w:t>
+      </w:r>
+      <w:r>
+        <w:t>. Незнакомый предмет она либо пропустит, либо назовёт похожим известным классом. Поэтому набор классов — главное отличие групп моделей:</w:t>
       </w:r>
     </w:p>
     <w:tbl>
@@ -19606,7 +20666,3202 @@
           <w:left w:w="10" w:type="dxa"/>
           <w:right w:w="10" w:type="dxa"/>
         </w:tblCellMar>
-        <w:tblLook w:val="0000" w:firstRow="0" w:lastRow="0" w:firstColumn="0" w:lastColumn="0" w:noHBand="0" w:noVBand="0"/>
+        <w:tblLook w:val="04A0" w:firstRow="1" w:lastRow="0" w:firstColumn="1" w:lastColumn="0" w:noHBand="0" w:noVBand="1"/>
+      </w:tblPr>
+      <w:tblGrid>
+        <w:gridCol w:w="2300"/>
+        <w:gridCol w:w="1000"/>
+        <w:gridCol w:w="2600"/>
+        <w:gridCol w:w="3738"/>
+      </w:tblGrid>
+      <w:tr>
+        <w:tblPrEx>
+          <w:tblCellMar>
+            <w:top w:w="0" w:type="dxa"/>
+            <w:bottom w:w="0" w:type="dxa"/>
+          </w:tblCellMar>
+        </w:tblPrEx>
+        <w:trPr>
+          <w:tblHeader/>
+        </w:trPr>
+        <w:tc>
+          <w:tcPr>
+            <w:tcW w:w="2300" w:type="dxa"/>
+            <w:tcBorders>
+              <w:top w:val="single" w:sz="4" w:space="0" w:color="D5DAE3"/>
+              <w:left w:val="single" w:sz="4" w:space="0" w:color="D5DAE3"/>
+              <w:bottom w:val="single" w:sz="4" w:space="0" w:color="D5DAE3"/>
+              <w:right w:val="single" w:sz="4" w:space="0" w:color="D5DAE3"/>
+            </w:tcBorders>
+            <w:shd w:val="clear" w:color="auto" w:fill="E4ECFA"/>
+            <w:tcMar>
+              <w:top w:w="70" w:type="dxa"/>
+              <w:left w:w="110" w:type="dxa"/>
+              <w:bottom w:w="70" w:type="dxa"/>
+              <w:right w:w="110" w:type="dxa"/>
+            </w:tcMar>
+            <w:vAlign w:val="center"/>
+          </w:tcPr>
+          <w:p>
+            <w:pPr>
+              <w:spacing w:line="270" w:lineRule="auto"/>
+            </w:pPr>
+            <w:r>
+              <w:rPr>
+                <w:b/>
+                <w:bCs/>
+                <w:sz w:val="20"/>
+                <w:szCs w:val="20"/>
+              </w:rPr>
+              <w:t>Группа</w:t>
+            </w:r>
+          </w:p>
+        </w:tc>
+        <w:tc>
+          <w:tcPr>
+            <w:tcW w:w="1000" w:type="dxa"/>
+            <w:tcBorders>
+              <w:top w:val="single" w:sz="4" w:space="0" w:color="D5DAE3"/>
+              <w:left w:val="single" w:sz="4" w:space="0" w:color="D5DAE3"/>
+              <w:bottom w:val="single" w:sz="4" w:space="0" w:color="D5DAE3"/>
+              <w:right w:val="single" w:sz="4" w:space="0" w:color="D5DAE3"/>
+            </w:tcBorders>
+            <w:shd w:val="clear" w:color="auto" w:fill="E4ECFA"/>
+            <w:tcMar>
+              <w:top w:w="70" w:type="dxa"/>
+              <w:left w:w="110" w:type="dxa"/>
+              <w:bottom w:w="70" w:type="dxa"/>
+              <w:right w:w="110" w:type="dxa"/>
+            </w:tcMar>
+            <w:vAlign w:val="center"/>
+          </w:tcPr>
+          <w:p>
+            <w:pPr>
+              <w:spacing w:line="270" w:lineRule="auto"/>
+            </w:pPr>
+            <w:r>
+              <w:rPr>
+                <w:b/>
+                <w:bCs/>
+                <w:sz w:val="20"/>
+                <w:szCs w:val="20"/>
+              </w:rPr>
+              <w:t>Классов</w:t>
+            </w:r>
+          </w:p>
+        </w:tc>
+        <w:tc>
+          <w:tcPr>
+            <w:tcW w:w="2600" w:type="dxa"/>
+            <w:tcBorders>
+              <w:top w:val="single" w:sz="4" w:space="0" w:color="D5DAE3"/>
+              <w:left w:val="single" w:sz="4" w:space="0" w:color="D5DAE3"/>
+              <w:bottom w:val="single" w:sz="4" w:space="0" w:color="D5DAE3"/>
+              <w:right w:val="single" w:sz="4" w:space="0" w:color="D5DAE3"/>
+            </w:tcBorders>
+            <w:shd w:val="clear" w:color="auto" w:fill="E4ECFA"/>
+            <w:tcMar>
+              <w:top w:w="70" w:type="dxa"/>
+              <w:left w:w="110" w:type="dxa"/>
+              <w:bottom w:w="70" w:type="dxa"/>
+              <w:right w:w="110" w:type="dxa"/>
+            </w:tcMar>
+            <w:vAlign w:val="center"/>
+          </w:tcPr>
+          <w:p>
+            <w:pPr>
+              <w:spacing w:line="270" w:lineRule="auto"/>
+            </w:pPr>
+            <w:r>
+              <w:rPr>
+                <w:b/>
+                <w:bCs/>
+                <w:sz w:val="20"/>
+                <w:szCs w:val="20"/>
+              </w:rPr>
+              <w:t>Набор данных</w:t>
+            </w:r>
+          </w:p>
+        </w:tc>
+        <w:tc>
+          <w:tcPr>
+            <w:tcW w:w="3738" w:type="dxa"/>
+            <w:tcBorders>
+              <w:top w:val="single" w:sz="4" w:space="0" w:color="D5DAE3"/>
+              <w:left w:val="single" w:sz="4" w:space="0" w:color="D5DAE3"/>
+              <w:bottom w:val="single" w:sz="4" w:space="0" w:color="D5DAE3"/>
+              <w:right w:val="single" w:sz="4" w:space="0" w:color="D5DAE3"/>
+            </w:tcBorders>
+            <w:shd w:val="clear" w:color="auto" w:fill="E4ECFA"/>
+            <w:tcMar>
+              <w:top w:w="70" w:type="dxa"/>
+              <w:left w:w="110" w:type="dxa"/>
+              <w:bottom w:w="70" w:type="dxa"/>
+              <w:right w:w="110" w:type="dxa"/>
+            </w:tcMar>
+            <w:vAlign w:val="center"/>
+          </w:tcPr>
+          <w:p>
+            <w:pPr>
+              <w:spacing w:line="270" w:lineRule="auto"/>
+            </w:pPr>
+            <w:r>
+              <w:rPr>
+                <w:b/>
+                <w:bCs/>
+                <w:sz w:val="20"/>
+                <w:szCs w:val="20"/>
+              </w:rPr>
+              <w:t>Что умеет</w:t>
+            </w:r>
+          </w:p>
+        </w:tc>
+      </w:tr>
+      <w:tr>
+        <w:tblPrEx>
+          <w:tblCellMar>
+            <w:top w:w="0" w:type="dxa"/>
+            <w:bottom w:w="0" w:type="dxa"/>
+          </w:tblCellMar>
+        </w:tblPrEx>
+        <w:tc>
+          <w:tcPr>
+            <w:tcW w:w="2300" w:type="dxa"/>
+            <w:tcBorders>
+              <w:top w:val="single" w:sz="4" w:space="0" w:color="D5DAE3"/>
+              <w:left w:val="single" w:sz="4" w:space="0" w:color="D5DAE3"/>
+              <w:bottom w:val="single" w:sz="4" w:space="0" w:color="D5DAE3"/>
+              <w:right w:val="single" w:sz="4" w:space="0" w:color="D5DAE3"/>
+            </w:tcBorders>
+            <w:tcMar>
+              <w:top w:w="70" w:type="dxa"/>
+              <w:left w:w="110" w:type="dxa"/>
+              <w:bottom w:w="70" w:type="dxa"/>
+              <w:right w:w="110" w:type="dxa"/>
+            </w:tcMar>
+            <w:vAlign w:val="center"/>
+          </w:tcPr>
+          <w:p>
+            <w:pPr>
+              <w:spacing w:line="270" w:lineRule="auto"/>
+            </w:pPr>
+            <w:r>
+              <w:rPr>
+                <w:sz w:val="20"/>
+                <w:szCs w:val="20"/>
+              </w:rPr>
+              <w:t>YOLO26 / YOLO11 / YOLOv8</w:t>
+            </w:r>
+          </w:p>
+        </w:tc>
+        <w:tc>
+          <w:tcPr>
+            <w:tcW w:w="1000" w:type="dxa"/>
+            <w:tcBorders>
+              <w:top w:val="single" w:sz="4" w:space="0" w:color="D5DAE3"/>
+              <w:left w:val="single" w:sz="4" w:space="0" w:color="D5DAE3"/>
+              <w:bottom w:val="single" w:sz="4" w:space="0" w:color="D5DAE3"/>
+              <w:right w:val="single" w:sz="4" w:space="0" w:color="D5DAE3"/>
+            </w:tcBorders>
+            <w:tcMar>
+              <w:top w:w="70" w:type="dxa"/>
+              <w:left w:w="110" w:type="dxa"/>
+              <w:bottom w:w="70" w:type="dxa"/>
+              <w:right w:w="110" w:type="dxa"/>
+            </w:tcMar>
+            <w:vAlign w:val="center"/>
+          </w:tcPr>
+          <w:p>
+            <w:pPr>
+              <w:spacing w:line="270" w:lineRule="auto"/>
+            </w:pPr>
+            <w:r>
+              <w:rPr>
+                <w:sz w:val="20"/>
+                <w:szCs w:val="20"/>
+              </w:rPr>
+              <w:t>80</w:t>
+            </w:r>
+          </w:p>
+        </w:tc>
+        <w:tc>
+          <w:tcPr>
+            <w:tcW w:w="2600" w:type="dxa"/>
+            <w:tcBorders>
+              <w:top w:val="single" w:sz="4" w:space="0" w:color="D5DAE3"/>
+              <w:left w:val="single" w:sz="4" w:space="0" w:color="D5DAE3"/>
+              <w:bottom w:val="single" w:sz="4" w:space="0" w:color="D5DAE3"/>
+              <w:right w:val="single" w:sz="4" w:space="0" w:color="D5DAE3"/>
+            </w:tcBorders>
+            <w:tcMar>
+              <w:top w:w="70" w:type="dxa"/>
+              <w:left w:w="110" w:type="dxa"/>
+              <w:bottom w:w="70" w:type="dxa"/>
+              <w:right w:w="110" w:type="dxa"/>
+            </w:tcMar>
+            <w:vAlign w:val="center"/>
+          </w:tcPr>
+          <w:p>
+            <w:pPr>
+              <w:spacing w:line="270" w:lineRule="auto"/>
+            </w:pPr>
+            <w:r>
+              <w:rPr>
+                <w:sz w:val="20"/>
+                <w:szCs w:val="20"/>
+              </w:rPr>
+              <w:t>COCO — 118 тыс. фото</w:t>
+            </w:r>
+          </w:p>
+        </w:tc>
+        <w:tc>
+          <w:tcPr>
+            <w:tcW w:w="3738" w:type="dxa"/>
+            <w:tcBorders>
+              <w:top w:val="single" w:sz="4" w:space="0" w:color="D5DAE3"/>
+              <w:left w:val="single" w:sz="4" w:space="0" w:color="D5DAE3"/>
+              <w:bottom w:val="single" w:sz="4" w:space="0" w:color="D5DAE3"/>
+              <w:right w:val="single" w:sz="4" w:space="0" w:color="D5DAE3"/>
+            </w:tcBorders>
+            <w:tcMar>
+              <w:top w:w="70" w:type="dxa"/>
+              <w:left w:w="110" w:type="dxa"/>
+              <w:bottom w:w="70" w:type="dxa"/>
+              <w:right w:w="110" w:type="dxa"/>
+            </w:tcMar>
+            <w:vAlign w:val="center"/>
+          </w:tcPr>
+          <w:p>
+            <w:pPr>
+              <w:spacing w:line="270" w:lineRule="auto"/>
+            </w:pPr>
+            <w:r>
+              <w:rPr>
+                <w:sz w:val="20"/>
+                <w:szCs w:val="20"/>
+              </w:rPr>
+              <w:t>Люди, животные, транспорт, мебель, техника, посуда, еда. Самые точные и быстрые</w:t>
+            </w:r>
+          </w:p>
+        </w:tc>
+      </w:tr>
+      <w:tr>
+        <w:tblPrEx>
+          <w:tblCellMar>
+            <w:top w:w="0" w:type="dxa"/>
+            <w:bottom w:w="0" w:type="dxa"/>
+          </w:tblCellMar>
+        </w:tblPrEx>
+        <w:tc>
+          <w:tcPr>
+            <w:tcW w:w="2300" w:type="dxa"/>
+            <w:tcBorders>
+              <w:top w:val="single" w:sz="4" w:space="0" w:color="D5DAE3"/>
+              <w:left w:val="single" w:sz="4" w:space="0" w:color="D5DAE3"/>
+              <w:bottom w:val="single" w:sz="4" w:space="0" w:color="D5DAE3"/>
+              <w:right w:val="single" w:sz="4" w:space="0" w:color="D5DAE3"/>
+            </w:tcBorders>
+            <w:shd w:val="clear" w:color="auto" w:fill="F7F9FC"/>
+            <w:tcMar>
+              <w:top w:w="70" w:type="dxa"/>
+              <w:left w:w="110" w:type="dxa"/>
+              <w:bottom w:w="70" w:type="dxa"/>
+              <w:right w:w="110" w:type="dxa"/>
+            </w:tcMar>
+            <w:vAlign w:val="center"/>
+          </w:tcPr>
+          <w:p>
+            <w:pPr>
+              <w:spacing w:line="270" w:lineRule="auto"/>
+            </w:pPr>
+            <w:r>
+              <w:rPr>
+                <w:sz w:val="20"/>
+                <w:szCs w:val="20"/>
+              </w:rPr>
+              <w:lastRenderedPageBreak/>
+              <w:t>YOLOv8 Open Images</w:t>
+            </w:r>
+          </w:p>
+        </w:tc>
+        <w:tc>
+          <w:tcPr>
+            <w:tcW w:w="1000" w:type="dxa"/>
+            <w:tcBorders>
+              <w:top w:val="single" w:sz="4" w:space="0" w:color="D5DAE3"/>
+              <w:left w:val="single" w:sz="4" w:space="0" w:color="D5DAE3"/>
+              <w:bottom w:val="single" w:sz="4" w:space="0" w:color="D5DAE3"/>
+              <w:right w:val="single" w:sz="4" w:space="0" w:color="D5DAE3"/>
+            </w:tcBorders>
+            <w:shd w:val="clear" w:color="auto" w:fill="F7F9FC"/>
+            <w:tcMar>
+              <w:top w:w="70" w:type="dxa"/>
+              <w:left w:w="110" w:type="dxa"/>
+              <w:bottom w:w="70" w:type="dxa"/>
+              <w:right w:w="110" w:type="dxa"/>
+            </w:tcMar>
+            <w:vAlign w:val="center"/>
+          </w:tcPr>
+          <w:p>
+            <w:pPr>
+              <w:spacing w:line="270" w:lineRule="auto"/>
+            </w:pPr>
+            <w:r>
+              <w:rPr>
+                <w:sz w:val="20"/>
+                <w:szCs w:val="20"/>
+              </w:rPr>
+              <w:t>601</w:t>
+            </w:r>
+          </w:p>
+        </w:tc>
+        <w:tc>
+          <w:tcPr>
+            <w:tcW w:w="2600" w:type="dxa"/>
+            <w:tcBorders>
+              <w:top w:val="single" w:sz="4" w:space="0" w:color="D5DAE3"/>
+              <w:left w:val="single" w:sz="4" w:space="0" w:color="D5DAE3"/>
+              <w:bottom w:val="single" w:sz="4" w:space="0" w:color="D5DAE3"/>
+              <w:right w:val="single" w:sz="4" w:space="0" w:color="D5DAE3"/>
+            </w:tcBorders>
+            <w:shd w:val="clear" w:color="auto" w:fill="F7F9FC"/>
+            <w:tcMar>
+              <w:top w:w="70" w:type="dxa"/>
+              <w:left w:w="110" w:type="dxa"/>
+              <w:bottom w:w="70" w:type="dxa"/>
+              <w:right w:w="110" w:type="dxa"/>
+            </w:tcMar>
+            <w:vAlign w:val="center"/>
+          </w:tcPr>
+          <w:p>
+            <w:pPr>
+              <w:spacing w:line="270" w:lineRule="auto"/>
+            </w:pPr>
+            <w:r>
+              <w:rPr>
+                <w:sz w:val="20"/>
+                <w:szCs w:val="20"/>
+              </w:rPr>
+              <w:t>Open Images V7 — 1,7 млн фото</w:t>
+            </w:r>
+          </w:p>
+        </w:tc>
+        <w:tc>
+          <w:tcPr>
+            <w:tcW w:w="3738" w:type="dxa"/>
+            <w:tcBorders>
+              <w:top w:val="single" w:sz="4" w:space="0" w:color="D5DAE3"/>
+              <w:left w:val="single" w:sz="4" w:space="0" w:color="D5DAE3"/>
+              <w:bottom w:val="single" w:sz="4" w:space="0" w:color="D5DAE3"/>
+              <w:right w:val="single" w:sz="4" w:space="0" w:color="D5DAE3"/>
+            </w:tcBorders>
+            <w:shd w:val="clear" w:color="auto" w:fill="F7F9FC"/>
+            <w:tcMar>
+              <w:top w:w="70" w:type="dxa"/>
+              <w:left w:w="110" w:type="dxa"/>
+              <w:bottom w:w="70" w:type="dxa"/>
+              <w:right w:w="110" w:type="dxa"/>
+            </w:tcMar>
+            <w:vAlign w:val="center"/>
+          </w:tcPr>
+          <w:p>
+            <w:pPr>
+              <w:spacing w:line="270" w:lineRule="auto"/>
+            </w:pPr>
+            <w:r>
+              <w:rPr>
+                <w:sz w:val="20"/>
+                <w:szCs w:val="20"/>
+              </w:rPr>
+              <w:t>Всё из COCO и намного больше: части тела, одежда, инструменты, музыкальные инструменты, продукты, здания</w:t>
+            </w:r>
+          </w:p>
+        </w:tc>
+      </w:tr>
+      <w:tr>
+        <w:tblPrEx>
+          <w:tblCellMar>
+            <w:top w:w="0" w:type="dxa"/>
+            <w:bottom w:w="0" w:type="dxa"/>
+          </w:tblCellMar>
+        </w:tblPrEx>
+        <w:tc>
+          <w:tcPr>
+            <w:tcW w:w="2300" w:type="dxa"/>
+            <w:tcBorders>
+              <w:top w:val="single" w:sz="4" w:space="0" w:color="D5DAE3"/>
+              <w:left w:val="single" w:sz="4" w:space="0" w:color="D5DAE3"/>
+              <w:bottom w:val="single" w:sz="4" w:space="0" w:color="D5DAE3"/>
+              <w:right w:val="single" w:sz="4" w:space="0" w:color="D5DAE3"/>
+            </w:tcBorders>
+            <w:tcMar>
+              <w:top w:w="70" w:type="dxa"/>
+              <w:left w:w="110" w:type="dxa"/>
+              <w:bottom w:w="70" w:type="dxa"/>
+              <w:right w:w="110" w:type="dxa"/>
+            </w:tcMar>
+            <w:vAlign w:val="center"/>
+          </w:tcPr>
+          <w:p>
+            <w:pPr>
+              <w:spacing w:line="270" w:lineRule="auto"/>
+            </w:pPr>
+            <w:r>
+              <w:rPr>
+                <w:sz w:val="20"/>
+                <w:szCs w:val="20"/>
+              </w:rPr>
+              <w:t>YOLOE-26</w:t>
+            </w:r>
+          </w:p>
+        </w:tc>
+        <w:tc>
+          <w:tcPr>
+            <w:tcW w:w="1000" w:type="dxa"/>
+            <w:tcBorders>
+              <w:top w:val="single" w:sz="4" w:space="0" w:color="D5DAE3"/>
+              <w:left w:val="single" w:sz="4" w:space="0" w:color="D5DAE3"/>
+              <w:bottom w:val="single" w:sz="4" w:space="0" w:color="D5DAE3"/>
+              <w:right w:val="single" w:sz="4" w:space="0" w:color="D5DAE3"/>
+            </w:tcBorders>
+            <w:tcMar>
+              <w:top w:w="70" w:type="dxa"/>
+              <w:left w:w="110" w:type="dxa"/>
+              <w:bottom w:w="70" w:type="dxa"/>
+              <w:right w:w="110" w:type="dxa"/>
+            </w:tcMar>
+            <w:vAlign w:val="center"/>
+          </w:tcPr>
+          <w:p>
+            <w:pPr>
+              <w:spacing w:line="270" w:lineRule="auto"/>
+            </w:pPr>
+            <w:r>
+              <w:rPr>
+                <w:sz w:val="20"/>
+                <w:szCs w:val="20"/>
+              </w:rPr>
+              <w:t>любые</w:t>
+            </w:r>
+          </w:p>
+        </w:tc>
+        <w:tc>
+          <w:tcPr>
+            <w:tcW w:w="2600" w:type="dxa"/>
+            <w:tcBorders>
+              <w:top w:val="single" w:sz="4" w:space="0" w:color="D5DAE3"/>
+              <w:left w:val="single" w:sz="4" w:space="0" w:color="D5DAE3"/>
+              <w:bottom w:val="single" w:sz="4" w:space="0" w:color="D5DAE3"/>
+              <w:right w:val="single" w:sz="4" w:space="0" w:color="D5DAE3"/>
+            </w:tcBorders>
+            <w:tcMar>
+              <w:top w:w="70" w:type="dxa"/>
+              <w:left w:w="110" w:type="dxa"/>
+              <w:bottom w:w="70" w:type="dxa"/>
+              <w:right w:w="110" w:type="dxa"/>
+            </w:tcMar>
+            <w:vAlign w:val="center"/>
+          </w:tcPr>
+          <w:p>
+            <w:pPr>
+              <w:spacing w:line="270" w:lineRule="auto"/>
+            </w:pPr>
+            <w:r>
+              <w:rPr>
+                <w:sz w:val="20"/>
+                <w:szCs w:val="20"/>
+              </w:rPr>
+              <w:t>LVIS и др. + текстовый кодировщик</w:t>
+            </w:r>
+          </w:p>
+        </w:tc>
+        <w:tc>
+          <w:tcPr>
+            <w:tcW w:w="3738" w:type="dxa"/>
+            <w:tcBorders>
+              <w:top w:val="single" w:sz="4" w:space="0" w:color="D5DAE3"/>
+              <w:left w:val="single" w:sz="4" w:space="0" w:color="D5DAE3"/>
+              <w:bottom w:val="single" w:sz="4" w:space="0" w:color="D5DAE3"/>
+              <w:right w:val="single" w:sz="4" w:space="0" w:color="D5DAE3"/>
+            </w:tcBorders>
+            <w:tcMar>
+              <w:top w:w="70" w:type="dxa"/>
+              <w:left w:w="110" w:type="dxa"/>
+              <w:bottom w:w="70" w:type="dxa"/>
+              <w:right w:w="110" w:type="dxa"/>
+            </w:tcMar>
+            <w:vAlign w:val="center"/>
+          </w:tcPr>
+          <w:p>
+            <w:pPr>
+              <w:spacing w:line="270" w:lineRule="auto"/>
+            </w:pPr>
+            <w:r>
+              <w:rPr>
+                <w:sz w:val="20"/>
+                <w:szCs w:val="20"/>
+              </w:rPr>
+              <w:t>Ищет то, что вы впишете: «очки», «кружка», «red car». Точность ниже, чем у специализированных моделей</w:t>
+            </w:r>
+          </w:p>
+        </w:tc>
+      </w:tr>
+      <w:tr>
+        <w:tblPrEx>
+          <w:tblCellMar>
+            <w:top w:w="0" w:type="dxa"/>
+            <w:bottom w:w="0" w:type="dxa"/>
+          </w:tblCellMar>
+        </w:tblPrEx>
+        <w:tc>
+          <w:tcPr>
+            <w:tcW w:w="2300" w:type="dxa"/>
+            <w:tcBorders>
+              <w:top w:val="single" w:sz="4" w:space="0" w:color="D5DAE3"/>
+              <w:left w:val="single" w:sz="4" w:space="0" w:color="D5DAE3"/>
+              <w:bottom w:val="single" w:sz="4" w:space="0" w:color="D5DAE3"/>
+              <w:right w:val="single" w:sz="4" w:space="0" w:color="D5DAE3"/>
+            </w:tcBorders>
+            <w:shd w:val="clear" w:color="auto" w:fill="F7F9FC"/>
+            <w:tcMar>
+              <w:top w:w="70" w:type="dxa"/>
+              <w:left w:w="110" w:type="dxa"/>
+              <w:bottom w:w="70" w:type="dxa"/>
+              <w:right w:w="110" w:type="dxa"/>
+            </w:tcMar>
+            <w:vAlign w:val="center"/>
+          </w:tcPr>
+          <w:p>
+            <w:pPr>
+              <w:spacing w:line="270" w:lineRule="auto"/>
+            </w:pPr>
+            <w:r>
+              <w:rPr>
+                <w:sz w:val="20"/>
+                <w:szCs w:val="20"/>
+              </w:rPr>
+              <w:t>Собственная модель</w:t>
+            </w:r>
+          </w:p>
+        </w:tc>
+        <w:tc>
+          <w:tcPr>
+            <w:tcW w:w="1000" w:type="dxa"/>
+            <w:tcBorders>
+              <w:top w:val="single" w:sz="4" w:space="0" w:color="D5DAE3"/>
+              <w:left w:val="single" w:sz="4" w:space="0" w:color="D5DAE3"/>
+              <w:bottom w:val="single" w:sz="4" w:space="0" w:color="D5DAE3"/>
+              <w:right w:val="single" w:sz="4" w:space="0" w:color="D5DAE3"/>
+            </w:tcBorders>
+            <w:shd w:val="clear" w:color="auto" w:fill="F7F9FC"/>
+            <w:tcMar>
+              <w:top w:w="70" w:type="dxa"/>
+              <w:left w:w="110" w:type="dxa"/>
+              <w:bottom w:w="70" w:type="dxa"/>
+              <w:right w:w="110" w:type="dxa"/>
+            </w:tcMar>
+            <w:vAlign w:val="center"/>
+          </w:tcPr>
+          <w:p>
+            <w:pPr>
+              <w:spacing w:line="270" w:lineRule="auto"/>
+            </w:pPr>
+            <w:r>
+              <w:rPr>
+                <w:sz w:val="20"/>
+                <w:szCs w:val="20"/>
+              </w:rPr>
+              <w:t>ваши</w:t>
+            </w:r>
+          </w:p>
+        </w:tc>
+        <w:tc>
+          <w:tcPr>
+            <w:tcW w:w="2600" w:type="dxa"/>
+            <w:tcBorders>
+              <w:top w:val="single" w:sz="4" w:space="0" w:color="D5DAE3"/>
+              <w:left w:val="single" w:sz="4" w:space="0" w:color="D5DAE3"/>
+              <w:bottom w:val="single" w:sz="4" w:space="0" w:color="D5DAE3"/>
+              <w:right w:val="single" w:sz="4" w:space="0" w:color="D5DAE3"/>
+            </w:tcBorders>
+            <w:shd w:val="clear" w:color="auto" w:fill="F7F9FC"/>
+            <w:tcMar>
+              <w:top w:w="70" w:type="dxa"/>
+              <w:left w:w="110" w:type="dxa"/>
+              <w:bottom w:w="70" w:type="dxa"/>
+              <w:right w:w="110" w:type="dxa"/>
+            </w:tcMar>
+            <w:vAlign w:val="center"/>
+          </w:tcPr>
+          <w:p>
+            <w:pPr>
+              <w:spacing w:line="270" w:lineRule="auto"/>
+            </w:pPr>
+            <w:r>
+              <w:rPr>
+                <w:sz w:val="20"/>
+                <w:szCs w:val="20"/>
+              </w:rPr>
+              <w:t>ваши фото</w:t>
+            </w:r>
+          </w:p>
+        </w:tc>
+        <w:tc>
+          <w:tcPr>
+            <w:tcW w:w="3738" w:type="dxa"/>
+            <w:tcBorders>
+              <w:top w:val="single" w:sz="4" w:space="0" w:color="D5DAE3"/>
+              <w:left w:val="single" w:sz="4" w:space="0" w:color="D5DAE3"/>
+              <w:bottom w:val="single" w:sz="4" w:space="0" w:color="D5DAE3"/>
+              <w:right w:val="single" w:sz="4" w:space="0" w:color="D5DAE3"/>
+            </w:tcBorders>
+            <w:shd w:val="clear" w:color="auto" w:fill="F7F9FC"/>
+            <w:tcMar>
+              <w:top w:w="70" w:type="dxa"/>
+              <w:left w:w="110" w:type="dxa"/>
+              <w:bottom w:w="70" w:type="dxa"/>
+              <w:right w:w="110" w:type="dxa"/>
+            </w:tcMar>
+            <w:vAlign w:val="center"/>
+          </w:tcPr>
+          <w:p>
+            <w:pPr>
+              <w:spacing w:line="270" w:lineRule="auto"/>
+            </w:pPr>
+            <w:r>
+              <w:rPr>
+                <w:sz w:val="20"/>
+                <w:szCs w:val="20"/>
+              </w:rPr>
+              <w:t>Точные результаты на своих объектах после дообучения (раздел 11.2)</w:t>
+            </w:r>
+          </w:p>
+        </w:tc>
+      </w:tr>
+    </w:tbl>
+    <w:p>
+      <w:pPr>
+        <w:spacing w:after="120"/>
+      </w:pPr>
+    </w:p>
+    <w:p>
+      <w:pPr>
+        <w:pBdr>
+          <w:left w:val="single" w:sz="24" w:space="10" w:color="2F6EDC"/>
+        </w:pBdr>
+        <w:shd w:val="clear" w:color="auto" w:fill="EAF1FC"/>
+        <w:spacing w:before="120" w:after="200" w:line="290" w:lineRule="auto"/>
+        <w:ind w:left="200" w:right="100"/>
+      </w:pPr>
+      <w:r>
+        <w:t>Метрика mAP у групп измерена на разных наборах данных (COCO, Open Images, LVIS). Сравнивать её можно только внутри группы: 36 % на Open Images — это не «хуже», чем 53 % на COCO, а результат на гораздо более трудной задаче из 601 класса.</w:t>
+      </w:r>
+    </w:p>
+    <w:p>
+      <w:pPr>
+        <w:pStyle w:val="2"/>
+      </w:pPr>
+      <w:bookmarkStart w:id="28" w:name="_Toc241270172"/>
+      <w:r>
+        <w:t>5.7. Модели Open Images V7 — 601 класс</w:t>
+      </w:r>
+      <w:bookmarkEnd w:id="28"/>
+    </w:p>
+    <w:p>
+      <w:pPr>
+        <w:spacing w:after="120" w:line="300" w:lineRule="auto"/>
+      </w:pPr>
+      <w:r>
+        <w:t xml:space="preserve">Модели </w:t>
+      </w:r>
+      <w:r>
+        <w:rPr>
+          <w:rFonts w:ascii="Consolas" w:eastAsia="Consolas" w:hAnsi="Consolas" w:cs="Consolas"/>
+          <w:color w:val="B03A2E"/>
+          <w:sz w:val="19"/>
+          <w:szCs w:val="19"/>
+        </w:rPr>
+        <w:t>yolov8n-oiv7.pt</w:t>
+      </w:r>
+      <w:r>
+        <w:t xml:space="preserve"> … </w:t>
+      </w:r>
+      <w:r>
+        <w:rPr>
+          <w:rFonts w:ascii="Consolas" w:eastAsia="Consolas" w:hAnsi="Consolas" w:cs="Consolas"/>
+          <w:color w:val="B03A2E"/>
+          <w:sz w:val="19"/>
+          <w:szCs w:val="19"/>
+        </w:rPr>
+        <w:t>yolov8x-oiv7.pt</w:t>
+      </w:r>
+      <w:r>
+        <w:t xml:space="preserve"> обучены на наборе Google Open Images V7: 1 743 042 обучающих изображения и 601 класс. Среди них — отдельные классы «Мужчина», «Женщина», «Мальчик», «Девочка», части тела («Лицо», «Кисть руки», «Глаз»), одежда и обувь («Джинсы», «Куртка», «Обувь»), кухонная утварь, инструменты, музыкальные инструменты, продукты, дорожные знаки и номерные знаки автомобилей. Все 601 название переведены на русский (файл </w:t>
+      </w:r>
+      <w:r>
+        <w:rPr>
+          <w:rFonts w:ascii="Consolas" w:eastAsia="Consolas" w:hAnsi="Consolas" w:cs="Consolas"/>
+          <w:color w:val="B03A2E"/>
+          <w:sz w:val="19"/>
+          <w:szCs w:val="19"/>
+        </w:rPr>
+        <w:t>labels_oiv7_ru.py</w:t>
+      </w:r>
+      <w:r>
+        <w:t>).</w:t>
+      </w:r>
+    </w:p>
+    <w:tbl>
+      <w:tblPr>
+        <w:tblW w:w="9638" w:type="dxa"/>
+        <w:tblBorders>
+          <w:top w:val="single" w:sz="4" w:space="0" w:color="auto"/>
+          <w:left w:val="single" w:sz="4" w:space="0" w:color="auto"/>
+          <w:bottom w:val="single" w:sz="4" w:space="0" w:color="auto"/>
+          <w:right w:val="single" w:sz="4" w:space="0" w:color="auto"/>
+          <w:insideH w:val="single" w:sz="4" w:space="0" w:color="auto"/>
+          <w:insideV w:val="single" w:sz="4" w:space="0" w:color="auto"/>
+        </w:tblBorders>
+        <w:tblCellMar>
+          <w:left w:w="10" w:type="dxa"/>
+          <w:right w:w="10" w:type="dxa"/>
+        </w:tblCellMar>
+        <w:tblLook w:val="04A0" w:firstRow="1" w:lastRow="0" w:firstColumn="1" w:lastColumn="0" w:noHBand="0" w:noVBand="1"/>
+      </w:tblPr>
+      <w:tblGrid>
+        <w:gridCol w:w="3300"/>
+        <w:gridCol w:w="1900"/>
+        <w:gridCol w:w="1500"/>
+        <w:gridCol w:w="1400"/>
+        <w:gridCol w:w="1538"/>
+      </w:tblGrid>
+      <w:tr>
+        <w:tblPrEx>
+          <w:tblCellMar>
+            <w:top w:w="0" w:type="dxa"/>
+            <w:bottom w:w="0" w:type="dxa"/>
+          </w:tblCellMar>
+        </w:tblPrEx>
+        <w:trPr>
+          <w:tblHeader/>
+        </w:trPr>
+        <w:tc>
+          <w:tcPr>
+            <w:tcW w:w="3300" w:type="dxa"/>
+            <w:tcBorders>
+              <w:top w:val="single" w:sz="4" w:space="0" w:color="D5DAE3"/>
+              <w:left w:val="single" w:sz="4" w:space="0" w:color="D5DAE3"/>
+              <w:bottom w:val="single" w:sz="4" w:space="0" w:color="D5DAE3"/>
+              <w:right w:val="single" w:sz="4" w:space="0" w:color="D5DAE3"/>
+            </w:tcBorders>
+            <w:shd w:val="clear" w:color="auto" w:fill="E4ECFA"/>
+            <w:tcMar>
+              <w:top w:w="70" w:type="dxa"/>
+              <w:left w:w="110" w:type="dxa"/>
+              <w:bottom w:w="70" w:type="dxa"/>
+              <w:right w:w="110" w:type="dxa"/>
+            </w:tcMar>
+            <w:vAlign w:val="center"/>
+          </w:tcPr>
+          <w:p>
+            <w:pPr>
+              <w:spacing w:line="270" w:lineRule="auto"/>
+            </w:pPr>
+            <w:r>
+              <w:rPr>
+                <w:b/>
+                <w:bCs/>
+                <w:sz w:val="20"/>
+                <w:szCs w:val="20"/>
+              </w:rPr>
+              <w:t>Модель</w:t>
+            </w:r>
+          </w:p>
+        </w:tc>
+        <w:tc>
+          <w:tcPr>
+            <w:tcW w:w="1900" w:type="dxa"/>
+            <w:tcBorders>
+              <w:top w:val="single" w:sz="4" w:space="0" w:color="D5DAE3"/>
+              <w:left w:val="single" w:sz="4" w:space="0" w:color="D5DAE3"/>
+              <w:bottom w:val="single" w:sz="4" w:space="0" w:color="D5DAE3"/>
+              <w:right w:val="single" w:sz="4" w:space="0" w:color="D5DAE3"/>
+            </w:tcBorders>
+            <w:shd w:val="clear" w:color="auto" w:fill="E4ECFA"/>
+            <w:tcMar>
+              <w:top w:w="70" w:type="dxa"/>
+              <w:left w:w="110" w:type="dxa"/>
+              <w:bottom w:w="70" w:type="dxa"/>
+              <w:right w:w="110" w:type="dxa"/>
+            </w:tcMar>
+            <w:vAlign w:val="center"/>
+          </w:tcPr>
+          <w:p>
+            <w:pPr>
+              <w:spacing w:line="270" w:lineRule="auto"/>
+            </w:pPr>
+            <w:r>
+              <w:rPr>
+                <w:b/>
+                <w:bCs/>
+                <w:sz w:val="20"/>
+                <w:szCs w:val="20"/>
+              </w:rPr>
+              <w:t>mAP50-95 (Open Images), %</w:t>
+            </w:r>
+          </w:p>
+        </w:tc>
+        <w:tc>
+          <w:tcPr>
+            <w:tcW w:w="1500" w:type="dxa"/>
+            <w:tcBorders>
+              <w:top w:val="single" w:sz="4" w:space="0" w:color="D5DAE3"/>
+              <w:left w:val="single" w:sz="4" w:space="0" w:color="D5DAE3"/>
+              <w:bottom w:val="single" w:sz="4" w:space="0" w:color="D5DAE3"/>
+              <w:right w:val="single" w:sz="4" w:space="0" w:color="D5DAE3"/>
+            </w:tcBorders>
+            <w:shd w:val="clear" w:color="auto" w:fill="E4ECFA"/>
+            <w:tcMar>
+              <w:top w:w="70" w:type="dxa"/>
+              <w:left w:w="110" w:type="dxa"/>
+              <w:bottom w:w="70" w:type="dxa"/>
+              <w:right w:w="110" w:type="dxa"/>
+            </w:tcMar>
+            <w:vAlign w:val="center"/>
+          </w:tcPr>
+          <w:p>
+            <w:pPr>
+              <w:spacing w:line="270" w:lineRule="auto"/>
+            </w:pPr>
+            <w:r>
+              <w:rPr>
+                <w:b/>
+                <w:bCs/>
+                <w:sz w:val="20"/>
+                <w:szCs w:val="20"/>
+              </w:rPr>
+              <w:t>Параметры, млн</w:t>
+            </w:r>
+          </w:p>
+        </w:tc>
+        <w:tc>
+          <w:tcPr>
+            <w:tcW w:w="1400" w:type="dxa"/>
+            <w:tcBorders>
+              <w:top w:val="single" w:sz="4" w:space="0" w:color="D5DAE3"/>
+              <w:left w:val="single" w:sz="4" w:space="0" w:color="D5DAE3"/>
+              <w:bottom w:val="single" w:sz="4" w:space="0" w:color="D5DAE3"/>
+              <w:right w:val="single" w:sz="4" w:space="0" w:color="D5DAE3"/>
+            </w:tcBorders>
+            <w:shd w:val="clear" w:color="auto" w:fill="E4ECFA"/>
+            <w:tcMar>
+              <w:top w:w="70" w:type="dxa"/>
+              <w:left w:w="110" w:type="dxa"/>
+              <w:bottom w:w="70" w:type="dxa"/>
+              <w:right w:w="110" w:type="dxa"/>
+            </w:tcMar>
+            <w:vAlign w:val="center"/>
+          </w:tcPr>
+          <w:p>
+            <w:pPr>
+              <w:spacing w:line="270" w:lineRule="auto"/>
+            </w:pPr>
+            <w:r>
+              <w:rPr>
+                <w:b/>
+                <w:bCs/>
+                <w:sz w:val="20"/>
+                <w:szCs w:val="20"/>
+              </w:rPr>
+              <w:t>FLOPs, млрд</w:t>
+            </w:r>
+          </w:p>
+        </w:tc>
+        <w:tc>
+          <w:tcPr>
+            <w:tcW w:w="1538" w:type="dxa"/>
+            <w:tcBorders>
+              <w:top w:val="single" w:sz="4" w:space="0" w:color="D5DAE3"/>
+              <w:left w:val="single" w:sz="4" w:space="0" w:color="D5DAE3"/>
+              <w:bottom w:val="single" w:sz="4" w:space="0" w:color="D5DAE3"/>
+              <w:right w:val="single" w:sz="4" w:space="0" w:color="D5DAE3"/>
+            </w:tcBorders>
+            <w:shd w:val="clear" w:color="auto" w:fill="E4ECFA"/>
+            <w:tcMar>
+              <w:top w:w="70" w:type="dxa"/>
+              <w:left w:w="110" w:type="dxa"/>
+              <w:bottom w:w="70" w:type="dxa"/>
+              <w:right w:w="110" w:type="dxa"/>
+            </w:tcMar>
+            <w:vAlign w:val="center"/>
+          </w:tcPr>
+          <w:p>
+            <w:pPr>
+              <w:spacing w:line="270" w:lineRule="auto"/>
+            </w:pPr>
+            <w:r>
+              <w:rPr>
+                <w:b/>
+                <w:bCs/>
+                <w:sz w:val="20"/>
+                <w:szCs w:val="20"/>
+              </w:rPr>
+              <w:t>CPU ONNX, мс</w:t>
+            </w:r>
+          </w:p>
+        </w:tc>
+      </w:tr>
+      <w:tr>
+        <w:tblPrEx>
+          <w:tblCellMar>
+            <w:top w:w="0" w:type="dxa"/>
+            <w:bottom w:w="0" w:type="dxa"/>
+          </w:tblCellMar>
+        </w:tblPrEx>
+        <w:tc>
+          <w:tcPr>
+            <w:tcW w:w="3300" w:type="dxa"/>
+            <w:tcBorders>
+              <w:top w:val="single" w:sz="4" w:space="0" w:color="D5DAE3"/>
+              <w:left w:val="single" w:sz="4" w:space="0" w:color="D5DAE3"/>
+              <w:bottom w:val="single" w:sz="4" w:space="0" w:color="D5DAE3"/>
+              <w:right w:val="single" w:sz="4" w:space="0" w:color="D5DAE3"/>
+            </w:tcBorders>
+            <w:tcMar>
+              <w:top w:w="70" w:type="dxa"/>
+              <w:left w:w="110" w:type="dxa"/>
+              <w:bottom w:w="70" w:type="dxa"/>
+              <w:right w:w="110" w:type="dxa"/>
+            </w:tcMar>
+            <w:vAlign w:val="center"/>
+          </w:tcPr>
+          <w:p>
+            <w:pPr>
+              <w:spacing w:line="270" w:lineRule="auto"/>
+            </w:pPr>
+            <w:r>
+              <w:rPr>
+                <w:sz w:val="20"/>
+                <w:szCs w:val="20"/>
+              </w:rPr>
+              <w:t>YOLOv8 Open Images Nano</w:t>
+            </w:r>
+          </w:p>
+        </w:tc>
+        <w:tc>
+          <w:tcPr>
+            <w:tcW w:w="1900" w:type="dxa"/>
+            <w:tcBorders>
+              <w:top w:val="single" w:sz="4" w:space="0" w:color="D5DAE3"/>
+              <w:left w:val="single" w:sz="4" w:space="0" w:color="D5DAE3"/>
+              <w:bottom w:val="single" w:sz="4" w:space="0" w:color="D5DAE3"/>
+              <w:right w:val="single" w:sz="4" w:space="0" w:color="D5DAE3"/>
+            </w:tcBorders>
+            <w:tcMar>
+              <w:top w:w="70" w:type="dxa"/>
+              <w:left w:w="110" w:type="dxa"/>
+              <w:bottom w:w="70" w:type="dxa"/>
+              <w:right w:w="110" w:type="dxa"/>
+            </w:tcMar>
+            <w:vAlign w:val="center"/>
+          </w:tcPr>
+          <w:p>
+            <w:pPr>
+              <w:spacing w:line="270" w:lineRule="auto"/>
+            </w:pPr>
+            <w:r>
+              <w:rPr>
+                <w:sz w:val="20"/>
+                <w:szCs w:val="20"/>
+              </w:rPr>
+              <w:t>18,4</w:t>
+            </w:r>
+          </w:p>
+        </w:tc>
+        <w:tc>
+          <w:tcPr>
+            <w:tcW w:w="1500" w:type="dxa"/>
+            <w:tcBorders>
+              <w:top w:val="single" w:sz="4" w:space="0" w:color="D5DAE3"/>
+              <w:left w:val="single" w:sz="4" w:space="0" w:color="D5DAE3"/>
+              <w:bottom w:val="single" w:sz="4" w:space="0" w:color="D5DAE3"/>
+              <w:right w:val="single" w:sz="4" w:space="0" w:color="D5DAE3"/>
+            </w:tcBorders>
+            <w:tcMar>
+              <w:top w:w="70" w:type="dxa"/>
+              <w:left w:w="110" w:type="dxa"/>
+              <w:bottom w:w="70" w:type="dxa"/>
+              <w:right w:w="110" w:type="dxa"/>
+            </w:tcMar>
+            <w:vAlign w:val="center"/>
+          </w:tcPr>
+          <w:p>
+            <w:pPr>
+              <w:spacing w:line="270" w:lineRule="auto"/>
+            </w:pPr>
+            <w:r>
+              <w:rPr>
+                <w:sz w:val="20"/>
+                <w:szCs w:val="20"/>
+              </w:rPr>
+              <w:t>3,5</w:t>
+            </w:r>
+          </w:p>
+        </w:tc>
+        <w:tc>
+          <w:tcPr>
+            <w:tcW w:w="1400" w:type="dxa"/>
+            <w:tcBorders>
+              <w:top w:val="single" w:sz="4" w:space="0" w:color="D5DAE3"/>
+              <w:left w:val="single" w:sz="4" w:space="0" w:color="D5DAE3"/>
+              <w:bottom w:val="single" w:sz="4" w:space="0" w:color="D5DAE3"/>
+              <w:right w:val="single" w:sz="4" w:space="0" w:color="D5DAE3"/>
+            </w:tcBorders>
+            <w:tcMar>
+              <w:top w:w="70" w:type="dxa"/>
+              <w:left w:w="110" w:type="dxa"/>
+              <w:bottom w:w="70" w:type="dxa"/>
+              <w:right w:w="110" w:type="dxa"/>
+            </w:tcMar>
+            <w:vAlign w:val="center"/>
+          </w:tcPr>
+          <w:p>
+            <w:pPr>
+              <w:spacing w:line="270" w:lineRule="auto"/>
+            </w:pPr>
+            <w:r>
+              <w:rPr>
+                <w:sz w:val="20"/>
+                <w:szCs w:val="20"/>
+              </w:rPr>
+              <w:t>10,4</w:t>
+            </w:r>
+          </w:p>
+        </w:tc>
+        <w:tc>
+          <w:tcPr>
+            <w:tcW w:w="1538" w:type="dxa"/>
+            <w:tcBorders>
+              <w:top w:val="single" w:sz="4" w:space="0" w:color="D5DAE3"/>
+              <w:left w:val="single" w:sz="4" w:space="0" w:color="D5DAE3"/>
+              <w:bottom w:val="single" w:sz="4" w:space="0" w:color="D5DAE3"/>
+              <w:right w:val="single" w:sz="4" w:space="0" w:color="D5DAE3"/>
+            </w:tcBorders>
+            <w:tcMar>
+              <w:top w:w="70" w:type="dxa"/>
+              <w:left w:w="110" w:type="dxa"/>
+              <w:bottom w:w="70" w:type="dxa"/>
+              <w:right w:w="110" w:type="dxa"/>
+            </w:tcMar>
+            <w:vAlign w:val="center"/>
+          </w:tcPr>
+          <w:p>
+            <w:pPr>
+              <w:spacing w:line="270" w:lineRule="auto"/>
+            </w:pPr>
+            <w:r>
+              <w:rPr>
+                <w:sz w:val="20"/>
+                <w:szCs w:val="20"/>
+              </w:rPr>
+              <w:t>142,4</w:t>
+            </w:r>
+          </w:p>
+        </w:tc>
+      </w:tr>
+      <w:tr>
+        <w:tblPrEx>
+          <w:tblCellMar>
+            <w:top w:w="0" w:type="dxa"/>
+            <w:bottom w:w="0" w:type="dxa"/>
+          </w:tblCellMar>
+        </w:tblPrEx>
+        <w:tc>
+          <w:tcPr>
+            <w:tcW w:w="3300" w:type="dxa"/>
+            <w:tcBorders>
+              <w:top w:val="single" w:sz="4" w:space="0" w:color="D5DAE3"/>
+              <w:left w:val="single" w:sz="4" w:space="0" w:color="D5DAE3"/>
+              <w:bottom w:val="single" w:sz="4" w:space="0" w:color="D5DAE3"/>
+              <w:right w:val="single" w:sz="4" w:space="0" w:color="D5DAE3"/>
+            </w:tcBorders>
+            <w:shd w:val="clear" w:color="auto" w:fill="F7F9FC"/>
+            <w:tcMar>
+              <w:top w:w="70" w:type="dxa"/>
+              <w:left w:w="110" w:type="dxa"/>
+              <w:bottom w:w="70" w:type="dxa"/>
+              <w:right w:w="110" w:type="dxa"/>
+            </w:tcMar>
+            <w:vAlign w:val="center"/>
+          </w:tcPr>
+          <w:p>
+            <w:pPr>
+              <w:spacing w:line="270" w:lineRule="auto"/>
+            </w:pPr>
+            <w:r>
+              <w:rPr>
+                <w:sz w:val="20"/>
+                <w:szCs w:val="20"/>
+              </w:rPr>
+              <w:t>YOLOv8 Open Images Small</w:t>
+            </w:r>
+          </w:p>
+        </w:tc>
+        <w:tc>
+          <w:tcPr>
+            <w:tcW w:w="1900" w:type="dxa"/>
+            <w:tcBorders>
+              <w:top w:val="single" w:sz="4" w:space="0" w:color="D5DAE3"/>
+              <w:left w:val="single" w:sz="4" w:space="0" w:color="D5DAE3"/>
+              <w:bottom w:val="single" w:sz="4" w:space="0" w:color="D5DAE3"/>
+              <w:right w:val="single" w:sz="4" w:space="0" w:color="D5DAE3"/>
+            </w:tcBorders>
+            <w:shd w:val="clear" w:color="auto" w:fill="F7F9FC"/>
+            <w:tcMar>
+              <w:top w:w="70" w:type="dxa"/>
+              <w:left w:w="110" w:type="dxa"/>
+              <w:bottom w:w="70" w:type="dxa"/>
+              <w:right w:w="110" w:type="dxa"/>
+            </w:tcMar>
+            <w:vAlign w:val="center"/>
+          </w:tcPr>
+          <w:p>
+            <w:pPr>
+              <w:spacing w:line="270" w:lineRule="auto"/>
+            </w:pPr>
+            <w:r>
+              <w:rPr>
+                <w:sz w:val="20"/>
+                <w:szCs w:val="20"/>
+              </w:rPr>
+              <w:t>27,7</w:t>
+            </w:r>
+          </w:p>
+        </w:tc>
+        <w:tc>
+          <w:tcPr>
+            <w:tcW w:w="1500" w:type="dxa"/>
+            <w:tcBorders>
+              <w:top w:val="single" w:sz="4" w:space="0" w:color="D5DAE3"/>
+              <w:left w:val="single" w:sz="4" w:space="0" w:color="D5DAE3"/>
+              <w:bottom w:val="single" w:sz="4" w:space="0" w:color="D5DAE3"/>
+              <w:right w:val="single" w:sz="4" w:space="0" w:color="D5DAE3"/>
+            </w:tcBorders>
+            <w:shd w:val="clear" w:color="auto" w:fill="F7F9FC"/>
+            <w:tcMar>
+              <w:top w:w="70" w:type="dxa"/>
+              <w:left w:w="110" w:type="dxa"/>
+              <w:bottom w:w="70" w:type="dxa"/>
+              <w:right w:w="110" w:type="dxa"/>
+            </w:tcMar>
+            <w:vAlign w:val="center"/>
+          </w:tcPr>
+          <w:p>
+            <w:pPr>
+              <w:spacing w:line="270" w:lineRule="auto"/>
+            </w:pPr>
+            <w:r>
+              <w:rPr>
+                <w:sz w:val="20"/>
+                <w:szCs w:val="20"/>
+              </w:rPr>
+              <w:t>11,4</w:t>
+            </w:r>
+          </w:p>
+        </w:tc>
+        <w:tc>
+          <w:tcPr>
+            <w:tcW w:w="1400" w:type="dxa"/>
+            <w:tcBorders>
+              <w:top w:val="single" w:sz="4" w:space="0" w:color="D5DAE3"/>
+              <w:left w:val="single" w:sz="4" w:space="0" w:color="D5DAE3"/>
+              <w:bottom w:val="single" w:sz="4" w:space="0" w:color="D5DAE3"/>
+              <w:right w:val="single" w:sz="4" w:space="0" w:color="D5DAE3"/>
+            </w:tcBorders>
+            <w:shd w:val="clear" w:color="auto" w:fill="F7F9FC"/>
+            <w:tcMar>
+              <w:top w:w="70" w:type="dxa"/>
+              <w:left w:w="110" w:type="dxa"/>
+              <w:bottom w:w="70" w:type="dxa"/>
+              <w:right w:w="110" w:type="dxa"/>
+            </w:tcMar>
+            <w:vAlign w:val="center"/>
+          </w:tcPr>
+          <w:p>
+            <w:pPr>
+              <w:spacing w:line="270" w:lineRule="auto"/>
+            </w:pPr>
+            <w:r>
+              <w:rPr>
+                <w:sz w:val="20"/>
+                <w:szCs w:val="20"/>
+              </w:rPr>
+              <w:t>29,7</w:t>
+            </w:r>
+          </w:p>
+        </w:tc>
+        <w:tc>
+          <w:tcPr>
+            <w:tcW w:w="1538" w:type="dxa"/>
+            <w:tcBorders>
+              <w:top w:val="single" w:sz="4" w:space="0" w:color="D5DAE3"/>
+              <w:left w:val="single" w:sz="4" w:space="0" w:color="D5DAE3"/>
+              <w:bottom w:val="single" w:sz="4" w:space="0" w:color="D5DAE3"/>
+              <w:right w:val="single" w:sz="4" w:space="0" w:color="D5DAE3"/>
+            </w:tcBorders>
+            <w:shd w:val="clear" w:color="auto" w:fill="F7F9FC"/>
+            <w:tcMar>
+              <w:top w:w="70" w:type="dxa"/>
+              <w:left w:w="110" w:type="dxa"/>
+              <w:bottom w:w="70" w:type="dxa"/>
+              <w:right w:w="110" w:type="dxa"/>
+            </w:tcMar>
+            <w:vAlign w:val="center"/>
+          </w:tcPr>
+          <w:p>
+            <w:pPr>
+              <w:spacing w:line="270" w:lineRule="auto"/>
+            </w:pPr>
+            <w:r>
+              <w:rPr>
+                <w:sz w:val="20"/>
+                <w:szCs w:val="20"/>
+              </w:rPr>
+              <w:t>183,1</w:t>
+            </w:r>
+          </w:p>
+        </w:tc>
+      </w:tr>
+      <w:tr>
+        <w:tblPrEx>
+          <w:tblCellMar>
+            <w:top w:w="0" w:type="dxa"/>
+            <w:bottom w:w="0" w:type="dxa"/>
+          </w:tblCellMar>
+        </w:tblPrEx>
+        <w:tc>
+          <w:tcPr>
+            <w:tcW w:w="3300" w:type="dxa"/>
+            <w:tcBorders>
+              <w:top w:val="single" w:sz="4" w:space="0" w:color="D5DAE3"/>
+              <w:left w:val="single" w:sz="4" w:space="0" w:color="D5DAE3"/>
+              <w:bottom w:val="single" w:sz="4" w:space="0" w:color="D5DAE3"/>
+              <w:right w:val="single" w:sz="4" w:space="0" w:color="D5DAE3"/>
+            </w:tcBorders>
+            <w:tcMar>
+              <w:top w:w="70" w:type="dxa"/>
+              <w:left w:w="110" w:type="dxa"/>
+              <w:bottom w:w="70" w:type="dxa"/>
+              <w:right w:w="110" w:type="dxa"/>
+            </w:tcMar>
+            <w:vAlign w:val="center"/>
+          </w:tcPr>
+          <w:p>
+            <w:pPr>
+              <w:spacing w:line="270" w:lineRule="auto"/>
+            </w:pPr>
+            <w:r>
+              <w:rPr>
+                <w:sz w:val="20"/>
+                <w:szCs w:val="20"/>
+              </w:rPr>
+              <w:t>YOLOv8 Open Images Medium</w:t>
+            </w:r>
+          </w:p>
+        </w:tc>
+        <w:tc>
+          <w:tcPr>
+            <w:tcW w:w="1900" w:type="dxa"/>
+            <w:tcBorders>
+              <w:top w:val="single" w:sz="4" w:space="0" w:color="D5DAE3"/>
+              <w:left w:val="single" w:sz="4" w:space="0" w:color="D5DAE3"/>
+              <w:bottom w:val="single" w:sz="4" w:space="0" w:color="D5DAE3"/>
+              <w:right w:val="single" w:sz="4" w:space="0" w:color="D5DAE3"/>
+            </w:tcBorders>
+            <w:tcMar>
+              <w:top w:w="70" w:type="dxa"/>
+              <w:left w:w="110" w:type="dxa"/>
+              <w:bottom w:w="70" w:type="dxa"/>
+              <w:right w:w="110" w:type="dxa"/>
+            </w:tcMar>
+            <w:vAlign w:val="center"/>
+          </w:tcPr>
+          <w:p>
+            <w:pPr>
+              <w:spacing w:line="270" w:lineRule="auto"/>
+            </w:pPr>
+            <w:r>
+              <w:rPr>
+                <w:sz w:val="20"/>
+                <w:szCs w:val="20"/>
+              </w:rPr>
+              <w:t>33,6</w:t>
+            </w:r>
+          </w:p>
+        </w:tc>
+        <w:tc>
+          <w:tcPr>
+            <w:tcW w:w="1500" w:type="dxa"/>
+            <w:tcBorders>
+              <w:top w:val="single" w:sz="4" w:space="0" w:color="D5DAE3"/>
+              <w:left w:val="single" w:sz="4" w:space="0" w:color="D5DAE3"/>
+              <w:bottom w:val="single" w:sz="4" w:space="0" w:color="D5DAE3"/>
+              <w:right w:val="single" w:sz="4" w:space="0" w:color="D5DAE3"/>
+            </w:tcBorders>
+            <w:tcMar>
+              <w:top w:w="70" w:type="dxa"/>
+              <w:left w:w="110" w:type="dxa"/>
+              <w:bottom w:w="70" w:type="dxa"/>
+              <w:right w:w="110" w:type="dxa"/>
+            </w:tcMar>
+            <w:vAlign w:val="center"/>
+          </w:tcPr>
+          <w:p>
+            <w:pPr>
+              <w:spacing w:line="270" w:lineRule="auto"/>
+            </w:pPr>
+            <w:r>
+              <w:rPr>
+                <w:sz w:val="20"/>
+                <w:szCs w:val="20"/>
+              </w:rPr>
+              <w:t>26,2</w:t>
+            </w:r>
+          </w:p>
+        </w:tc>
+        <w:tc>
+          <w:tcPr>
+            <w:tcW w:w="1400" w:type="dxa"/>
+            <w:tcBorders>
+              <w:top w:val="single" w:sz="4" w:space="0" w:color="D5DAE3"/>
+              <w:left w:val="single" w:sz="4" w:space="0" w:color="D5DAE3"/>
+              <w:bottom w:val="single" w:sz="4" w:space="0" w:color="D5DAE3"/>
+              <w:right w:val="single" w:sz="4" w:space="0" w:color="D5DAE3"/>
+            </w:tcBorders>
+            <w:tcMar>
+              <w:top w:w="70" w:type="dxa"/>
+              <w:left w:w="110" w:type="dxa"/>
+              <w:bottom w:w="70" w:type="dxa"/>
+              <w:right w:w="110" w:type="dxa"/>
+            </w:tcMar>
+            <w:vAlign w:val="center"/>
+          </w:tcPr>
+          <w:p>
+            <w:pPr>
+              <w:spacing w:line="270" w:lineRule="auto"/>
+            </w:pPr>
+            <w:r>
+              <w:rPr>
+                <w:sz w:val="20"/>
+                <w:szCs w:val="20"/>
+              </w:rPr>
+              <w:t>80,6</w:t>
+            </w:r>
+          </w:p>
+        </w:tc>
+        <w:tc>
+          <w:tcPr>
+            <w:tcW w:w="1538" w:type="dxa"/>
+            <w:tcBorders>
+              <w:top w:val="single" w:sz="4" w:space="0" w:color="D5DAE3"/>
+              <w:left w:val="single" w:sz="4" w:space="0" w:color="D5DAE3"/>
+              <w:bottom w:val="single" w:sz="4" w:space="0" w:color="D5DAE3"/>
+              <w:right w:val="single" w:sz="4" w:space="0" w:color="D5DAE3"/>
+            </w:tcBorders>
+            <w:tcMar>
+              <w:top w:w="70" w:type="dxa"/>
+              <w:left w:w="110" w:type="dxa"/>
+              <w:bottom w:w="70" w:type="dxa"/>
+              <w:right w:w="110" w:type="dxa"/>
+            </w:tcMar>
+            <w:vAlign w:val="center"/>
+          </w:tcPr>
+          <w:p>
+            <w:pPr>
+              <w:spacing w:line="270" w:lineRule="auto"/>
+            </w:pPr>
+            <w:r>
+              <w:rPr>
+                <w:sz w:val="20"/>
+                <w:szCs w:val="20"/>
+              </w:rPr>
+              <w:t>408,5</w:t>
+            </w:r>
+          </w:p>
+        </w:tc>
+      </w:tr>
+      <w:tr>
+        <w:tblPrEx>
+          <w:tblCellMar>
+            <w:top w:w="0" w:type="dxa"/>
+            <w:bottom w:w="0" w:type="dxa"/>
+          </w:tblCellMar>
+        </w:tblPrEx>
+        <w:tc>
+          <w:tcPr>
+            <w:tcW w:w="3300" w:type="dxa"/>
+            <w:tcBorders>
+              <w:top w:val="single" w:sz="4" w:space="0" w:color="D5DAE3"/>
+              <w:left w:val="single" w:sz="4" w:space="0" w:color="D5DAE3"/>
+              <w:bottom w:val="single" w:sz="4" w:space="0" w:color="D5DAE3"/>
+              <w:right w:val="single" w:sz="4" w:space="0" w:color="D5DAE3"/>
+            </w:tcBorders>
+            <w:shd w:val="clear" w:color="auto" w:fill="F7F9FC"/>
+            <w:tcMar>
+              <w:top w:w="70" w:type="dxa"/>
+              <w:left w:w="110" w:type="dxa"/>
+              <w:bottom w:w="70" w:type="dxa"/>
+              <w:right w:w="110" w:type="dxa"/>
+            </w:tcMar>
+            <w:vAlign w:val="center"/>
+          </w:tcPr>
+          <w:p>
+            <w:pPr>
+              <w:spacing w:line="270" w:lineRule="auto"/>
+            </w:pPr>
+            <w:r>
+              <w:rPr>
+                <w:sz w:val="20"/>
+                <w:szCs w:val="20"/>
+              </w:rPr>
+              <w:t>YOLOv8 Open Images Large</w:t>
+            </w:r>
+          </w:p>
+        </w:tc>
+        <w:tc>
+          <w:tcPr>
+            <w:tcW w:w="1900" w:type="dxa"/>
+            <w:tcBorders>
+              <w:top w:val="single" w:sz="4" w:space="0" w:color="D5DAE3"/>
+              <w:left w:val="single" w:sz="4" w:space="0" w:color="D5DAE3"/>
+              <w:bottom w:val="single" w:sz="4" w:space="0" w:color="D5DAE3"/>
+              <w:right w:val="single" w:sz="4" w:space="0" w:color="D5DAE3"/>
+            </w:tcBorders>
+            <w:shd w:val="clear" w:color="auto" w:fill="F7F9FC"/>
+            <w:tcMar>
+              <w:top w:w="70" w:type="dxa"/>
+              <w:left w:w="110" w:type="dxa"/>
+              <w:bottom w:w="70" w:type="dxa"/>
+              <w:right w:w="110" w:type="dxa"/>
+            </w:tcMar>
+            <w:vAlign w:val="center"/>
+          </w:tcPr>
+          <w:p>
+            <w:pPr>
+              <w:spacing w:line="270" w:lineRule="auto"/>
+            </w:pPr>
+            <w:r>
+              <w:rPr>
+                <w:sz w:val="20"/>
+                <w:szCs w:val="20"/>
+              </w:rPr>
+              <w:t>34,9</w:t>
+            </w:r>
+          </w:p>
+        </w:tc>
+        <w:tc>
+          <w:tcPr>
+            <w:tcW w:w="1500" w:type="dxa"/>
+            <w:tcBorders>
+              <w:top w:val="single" w:sz="4" w:space="0" w:color="D5DAE3"/>
+              <w:left w:val="single" w:sz="4" w:space="0" w:color="D5DAE3"/>
+              <w:bottom w:val="single" w:sz="4" w:space="0" w:color="D5DAE3"/>
+              <w:right w:val="single" w:sz="4" w:space="0" w:color="D5DAE3"/>
+            </w:tcBorders>
+            <w:shd w:val="clear" w:color="auto" w:fill="F7F9FC"/>
+            <w:tcMar>
+              <w:top w:w="70" w:type="dxa"/>
+              <w:left w:w="110" w:type="dxa"/>
+              <w:bottom w:w="70" w:type="dxa"/>
+              <w:right w:w="110" w:type="dxa"/>
+            </w:tcMar>
+            <w:vAlign w:val="center"/>
+          </w:tcPr>
+          <w:p>
+            <w:pPr>
+              <w:spacing w:line="270" w:lineRule="auto"/>
+            </w:pPr>
+            <w:r>
+              <w:rPr>
+                <w:sz w:val="20"/>
+                <w:szCs w:val="20"/>
+              </w:rPr>
+              <w:t>44,1</w:t>
+            </w:r>
+          </w:p>
+        </w:tc>
+        <w:tc>
+          <w:tcPr>
+            <w:tcW w:w="1400" w:type="dxa"/>
+            <w:tcBorders>
+              <w:top w:val="single" w:sz="4" w:space="0" w:color="D5DAE3"/>
+              <w:left w:val="single" w:sz="4" w:space="0" w:color="D5DAE3"/>
+              <w:bottom w:val="single" w:sz="4" w:space="0" w:color="D5DAE3"/>
+              <w:right w:val="single" w:sz="4" w:space="0" w:color="D5DAE3"/>
+            </w:tcBorders>
+            <w:shd w:val="clear" w:color="auto" w:fill="F7F9FC"/>
+            <w:tcMar>
+              <w:top w:w="70" w:type="dxa"/>
+              <w:left w:w="110" w:type="dxa"/>
+              <w:bottom w:w="70" w:type="dxa"/>
+              <w:right w:w="110" w:type="dxa"/>
+            </w:tcMar>
+            <w:vAlign w:val="center"/>
+          </w:tcPr>
+          <w:p>
+            <w:pPr>
+              <w:spacing w:line="270" w:lineRule="auto"/>
+            </w:pPr>
+            <w:r>
+              <w:rPr>
+                <w:sz w:val="20"/>
+                <w:szCs w:val="20"/>
+              </w:rPr>
+              <w:t>167,4</w:t>
+            </w:r>
+          </w:p>
+        </w:tc>
+        <w:tc>
+          <w:tcPr>
+            <w:tcW w:w="1538" w:type="dxa"/>
+            <w:tcBorders>
+              <w:top w:val="single" w:sz="4" w:space="0" w:color="D5DAE3"/>
+              <w:left w:val="single" w:sz="4" w:space="0" w:color="D5DAE3"/>
+              <w:bottom w:val="single" w:sz="4" w:space="0" w:color="D5DAE3"/>
+              <w:right w:val="single" w:sz="4" w:space="0" w:color="D5DAE3"/>
+            </w:tcBorders>
+            <w:shd w:val="clear" w:color="auto" w:fill="F7F9FC"/>
+            <w:tcMar>
+              <w:top w:w="70" w:type="dxa"/>
+              <w:left w:w="110" w:type="dxa"/>
+              <w:bottom w:w="70" w:type="dxa"/>
+              <w:right w:w="110" w:type="dxa"/>
+            </w:tcMar>
+            <w:vAlign w:val="center"/>
+          </w:tcPr>
+          <w:p>
+            <w:pPr>
+              <w:spacing w:line="270" w:lineRule="auto"/>
+            </w:pPr>
+            <w:r>
+              <w:rPr>
+                <w:sz w:val="20"/>
+                <w:szCs w:val="20"/>
+              </w:rPr>
+              <w:t>596,9</w:t>
+            </w:r>
+          </w:p>
+        </w:tc>
+      </w:tr>
+      <w:tr>
+        <w:tblPrEx>
+          <w:tblCellMar>
+            <w:top w:w="0" w:type="dxa"/>
+            <w:bottom w:w="0" w:type="dxa"/>
+          </w:tblCellMar>
+        </w:tblPrEx>
+        <w:tc>
+          <w:tcPr>
+            <w:tcW w:w="3300" w:type="dxa"/>
+            <w:tcBorders>
+              <w:top w:val="single" w:sz="4" w:space="0" w:color="D5DAE3"/>
+              <w:left w:val="single" w:sz="4" w:space="0" w:color="D5DAE3"/>
+              <w:bottom w:val="single" w:sz="4" w:space="0" w:color="D5DAE3"/>
+              <w:right w:val="single" w:sz="4" w:space="0" w:color="D5DAE3"/>
+            </w:tcBorders>
+            <w:tcMar>
+              <w:top w:w="70" w:type="dxa"/>
+              <w:left w:w="110" w:type="dxa"/>
+              <w:bottom w:w="70" w:type="dxa"/>
+              <w:right w:w="110" w:type="dxa"/>
+            </w:tcMar>
+            <w:vAlign w:val="center"/>
+          </w:tcPr>
+          <w:p>
+            <w:pPr>
+              <w:spacing w:line="270" w:lineRule="auto"/>
+            </w:pPr>
+            <w:r>
+              <w:rPr>
+                <w:sz w:val="20"/>
+                <w:szCs w:val="20"/>
+              </w:rPr>
+              <w:t>YOLOv8 Open Images Extra Large</w:t>
+            </w:r>
+          </w:p>
+        </w:tc>
+        <w:tc>
+          <w:tcPr>
+            <w:tcW w:w="1900" w:type="dxa"/>
+            <w:tcBorders>
+              <w:top w:val="single" w:sz="4" w:space="0" w:color="D5DAE3"/>
+              <w:left w:val="single" w:sz="4" w:space="0" w:color="D5DAE3"/>
+              <w:bottom w:val="single" w:sz="4" w:space="0" w:color="D5DAE3"/>
+              <w:right w:val="single" w:sz="4" w:space="0" w:color="D5DAE3"/>
+            </w:tcBorders>
+            <w:tcMar>
+              <w:top w:w="70" w:type="dxa"/>
+              <w:left w:w="110" w:type="dxa"/>
+              <w:bottom w:w="70" w:type="dxa"/>
+              <w:right w:w="110" w:type="dxa"/>
+            </w:tcMar>
+            <w:vAlign w:val="center"/>
+          </w:tcPr>
+          <w:p>
+            <w:pPr>
+              <w:spacing w:line="270" w:lineRule="auto"/>
+            </w:pPr>
+            <w:r>
+              <w:rPr>
+                <w:sz w:val="20"/>
+                <w:szCs w:val="20"/>
+              </w:rPr>
+              <w:t>36,3</w:t>
+            </w:r>
+          </w:p>
+        </w:tc>
+        <w:tc>
+          <w:tcPr>
+            <w:tcW w:w="1500" w:type="dxa"/>
+            <w:tcBorders>
+              <w:top w:val="single" w:sz="4" w:space="0" w:color="D5DAE3"/>
+              <w:left w:val="single" w:sz="4" w:space="0" w:color="D5DAE3"/>
+              <w:bottom w:val="single" w:sz="4" w:space="0" w:color="D5DAE3"/>
+              <w:right w:val="single" w:sz="4" w:space="0" w:color="D5DAE3"/>
+            </w:tcBorders>
+            <w:tcMar>
+              <w:top w:w="70" w:type="dxa"/>
+              <w:left w:w="110" w:type="dxa"/>
+              <w:bottom w:w="70" w:type="dxa"/>
+              <w:right w:w="110" w:type="dxa"/>
+            </w:tcMar>
+            <w:vAlign w:val="center"/>
+          </w:tcPr>
+          <w:p>
+            <w:pPr>
+              <w:spacing w:line="270" w:lineRule="auto"/>
+            </w:pPr>
+            <w:r>
+              <w:rPr>
+                <w:sz w:val="20"/>
+                <w:szCs w:val="20"/>
+              </w:rPr>
+              <w:t>68,7</w:t>
+            </w:r>
+          </w:p>
+        </w:tc>
+        <w:tc>
+          <w:tcPr>
+            <w:tcW w:w="1400" w:type="dxa"/>
+            <w:tcBorders>
+              <w:top w:val="single" w:sz="4" w:space="0" w:color="D5DAE3"/>
+              <w:left w:val="single" w:sz="4" w:space="0" w:color="D5DAE3"/>
+              <w:bottom w:val="single" w:sz="4" w:space="0" w:color="D5DAE3"/>
+              <w:right w:val="single" w:sz="4" w:space="0" w:color="D5DAE3"/>
+            </w:tcBorders>
+            <w:tcMar>
+              <w:top w:w="70" w:type="dxa"/>
+              <w:left w:w="110" w:type="dxa"/>
+              <w:bottom w:w="70" w:type="dxa"/>
+              <w:right w:w="110" w:type="dxa"/>
+            </w:tcMar>
+            <w:vAlign w:val="center"/>
+          </w:tcPr>
+          <w:p>
+            <w:pPr>
+              <w:spacing w:line="270" w:lineRule="auto"/>
+            </w:pPr>
+            <w:r>
+              <w:rPr>
+                <w:sz w:val="20"/>
+                <w:szCs w:val="20"/>
+              </w:rPr>
+              <w:t>260,6</w:t>
+            </w:r>
+          </w:p>
+        </w:tc>
+        <w:tc>
+          <w:tcPr>
+            <w:tcW w:w="1538" w:type="dxa"/>
+            <w:tcBorders>
+              <w:top w:val="single" w:sz="4" w:space="0" w:color="D5DAE3"/>
+              <w:left w:val="single" w:sz="4" w:space="0" w:color="D5DAE3"/>
+              <w:bottom w:val="single" w:sz="4" w:space="0" w:color="D5DAE3"/>
+              <w:right w:val="single" w:sz="4" w:space="0" w:color="D5DAE3"/>
+            </w:tcBorders>
+            <w:tcMar>
+              <w:top w:w="70" w:type="dxa"/>
+              <w:left w:w="110" w:type="dxa"/>
+              <w:bottom w:w="70" w:type="dxa"/>
+              <w:right w:w="110" w:type="dxa"/>
+            </w:tcMar>
+            <w:vAlign w:val="center"/>
+          </w:tcPr>
+          <w:p>
+            <w:pPr>
+              <w:spacing w:line="270" w:lineRule="auto"/>
+            </w:pPr>
+            <w:r>
+              <w:rPr>
+                <w:sz w:val="20"/>
+                <w:szCs w:val="20"/>
+              </w:rPr>
+              <w:t>860,6</w:t>
+            </w:r>
+          </w:p>
+        </w:tc>
+      </w:tr>
+    </w:tbl>
+    <w:p>
+      <w:pPr>
+        <w:spacing w:after="120"/>
+      </w:pPr>
+    </w:p>
+    <w:p>
+      <w:pPr>
+        <w:spacing w:after="120" w:line="300" w:lineRule="auto"/>
+      </w:pPr>
+      <w:r>
+        <w:t>Официальные данные Ultralytics, вход 640. На тестовом видео с автобусом модель Nano нашла «Обувь» × 4, «Мужчина» и «Фургон» — классы, которых в COCO нет вовсе. Используйте эти модели, когда нужны более подробные названия или объекты вне списка COCO; для людей и транспорта модели COCO точнее.</w:t>
+      </w:r>
+    </w:p>
+    <w:p>
+      <w:pPr>
+        <w:pStyle w:val="2"/>
+      </w:pPr>
+      <w:bookmarkStart w:id="29" w:name="_Toc241270173"/>
+      <w:r>
+        <w:t>5.8. YOLOE — свои названия объектов</w:t>
+      </w:r>
+      <w:bookmarkEnd w:id="29"/>
+    </w:p>
+    <w:p>
+      <w:pPr>
+        <w:spacing w:after="120" w:line="300" w:lineRule="auto"/>
+      </w:pPr>
+      <w:r>
+        <w:rPr>
+          <w:b/>
+          <w:bCs/>
+        </w:rPr>
+        <w:t>YOLOE-26</w:t>
+      </w:r>
+      <w:r>
+        <w:t xml:space="preserve"> — модель с открытым словарём (open-vocabulary). Она не привязана к фиксированному списку классов: вы вписываете названия, а модель ищет в кадре всё, что им соответствует. Для неё на странице появляется карточка </w:t>
+      </w:r>
+      <w:r>
+        <w:rPr>
+          <w:b/>
+          <w:bCs/>
+        </w:rPr>
+        <w:t>«Свои названия объектов»</w:t>
+      </w:r>
+      <w:r>
+        <w:t>.</w:t>
+      </w:r>
+    </w:p>
+    <w:p>
+      <w:pPr>
+        <w:pStyle w:val="3"/>
+      </w:pPr>
+      <w:r>
+        <w:lastRenderedPageBreak/>
+        <w:t>Как это работает</w:t>
+      </w:r>
+    </w:p>
+    <w:p>
+      <w:pPr>
+        <w:pStyle w:val="a4"/>
+        <w:numPr>
+          <w:ilvl w:val="0"/>
+          <w:numId w:val="6"/>
+        </w:numPr>
+        <w:spacing w:after="60" w:line="290" w:lineRule="auto"/>
+      </w:pPr>
+      <w:r>
+        <w:t xml:space="preserve">Каждое название переводится </w:t>
+      </w:r>
+      <w:r>
+        <w:rPr>
+          <w:b/>
+          <w:bCs/>
+        </w:rPr>
+        <w:t>текстовым кодировщиком MobileCLIP</w:t>
+      </w:r>
+      <w:r>
+        <w:t xml:space="preserve"> в вектор чисел — «смысл» слова.</w:t>
+      </w:r>
+    </w:p>
+    <w:p>
+      <w:pPr>
+        <w:pStyle w:val="a4"/>
+        <w:numPr>
+          <w:ilvl w:val="0"/>
+          <w:numId w:val="6"/>
+        </w:numPr>
+        <w:spacing w:after="60" w:line="290" w:lineRule="auto"/>
+      </w:pPr>
+      <w:r>
+        <w:t>Нейросеть для каждой области кадра строит такой же вектор по изображению.</w:t>
+      </w:r>
+    </w:p>
+    <w:p>
+      <w:pPr>
+        <w:pStyle w:val="a4"/>
+        <w:numPr>
+          <w:ilvl w:val="0"/>
+          <w:numId w:val="6"/>
+        </w:numPr>
+        <w:spacing w:after="60" w:line="290" w:lineRule="auto"/>
+      </w:pPr>
+      <w:r>
+        <w:t>Если вектор области близок к вектору названия, область считается найденным объектом этого класса. Порог уверенности работает как обычно.</w:t>
+      </w:r>
+    </w:p>
+    <w:p>
+      <w:pPr>
+        <w:spacing w:after="120" w:line="300" w:lineRule="auto"/>
+      </w:pPr>
+      <w:r>
+        <w:t>Поэтому YOLOE находит и то, чего не было в обучающих данных, если его можно описать словами: «очки», «зонт», «жёлтая каска = yellow hard hat». Проверка на тестовом видео: по словам «человек, автобус, очки» модель нашла 4 человек, автобус и очки. Замена списка применяется примерно за 2 секунды без перезагрузки модели.</w:t>
+      </w:r>
+    </w:p>
+    <w:p>
+      <w:pPr>
+        <w:pStyle w:val="3"/>
+      </w:pPr>
+      <w:r>
+        <w:t>Как вводить названия</w:t>
+      </w:r>
+    </w:p>
+    <w:tbl>
+      <w:tblPr>
+        <w:tblW w:w="9638" w:type="dxa"/>
+        <w:tblBorders>
+          <w:top w:val="single" w:sz="4" w:space="0" w:color="auto"/>
+          <w:left w:val="single" w:sz="4" w:space="0" w:color="auto"/>
+          <w:bottom w:val="single" w:sz="4" w:space="0" w:color="auto"/>
+          <w:right w:val="single" w:sz="4" w:space="0" w:color="auto"/>
+          <w:insideH w:val="single" w:sz="4" w:space="0" w:color="auto"/>
+          <w:insideV w:val="single" w:sz="4" w:space="0" w:color="auto"/>
+        </w:tblBorders>
+        <w:tblCellMar>
+          <w:left w:w="10" w:type="dxa"/>
+          <w:right w:w="10" w:type="dxa"/>
+        </w:tblCellMar>
+        <w:tblLook w:val="04A0" w:firstRow="1" w:lastRow="0" w:firstColumn="1" w:lastColumn="0" w:noHBand="0" w:noVBand="1"/>
+      </w:tblPr>
+      <w:tblGrid>
+        <w:gridCol w:w="3000"/>
+        <w:gridCol w:w="6638"/>
+      </w:tblGrid>
+      <w:tr>
+        <w:tblPrEx>
+          <w:tblCellMar>
+            <w:top w:w="0" w:type="dxa"/>
+            <w:bottom w:w="0" w:type="dxa"/>
+          </w:tblCellMar>
+        </w:tblPrEx>
+        <w:trPr>
+          <w:tblHeader/>
+        </w:trPr>
+        <w:tc>
+          <w:tcPr>
+            <w:tcW w:w="3000" w:type="dxa"/>
+            <w:tcBorders>
+              <w:top w:val="single" w:sz="4" w:space="0" w:color="D5DAE3"/>
+              <w:left w:val="single" w:sz="4" w:space="0" w:color="D5DAE3"/>
+              <w:bottom w:val="single" w:sz="4" w:space="0" w:color="D5DAE3"/>
+              <w:right w:val="single" w:sz="4" w:space="0" w:color="D5DAE3"/>
+            </w:tcBorders>
+            <w:shd w:val="clear" w:color="auto" w:fill="E4ECFA"/>
+            <w:tcMar>
+              <w:top w:w="70" w:type="dxa"/>
+              <w:left w:w="110" w:type="dxa"/>
+              <w:bottom w:w="70" w:type="dxa"/>
+              <w:right w:w="110" w:type="dxa"/>
+            </w:tcMar>
+            <w:vAlign w:val="center"/>
+          </w:tcPr>
+          <w:p>
+            <w:pPr>
+              <w:spacing w:line="270" w:lineRule="auto"/>
+            </w:pPr>
+            <w:r>
+              <w:rPr>
+                <w:b/>
+                <w:bCs/>
+                <w:sz w:val="20"/>
+                <w:szCs w:val="20"/>
+              </w:rPr>
+              <w:t>Что ввести</w:t>
+            </w:r>
+          </w:p>
+        </w:tc>
+        <w:tc>
+          <w:tcPr>
+            <w:tcW w:w="6638" w:type="dxa"/>
+            <w:tcBorders>
+              <w:top w:val="single" w:sz="4" w:space="0" w:color="D5DAE3"/>
+              <w:left w:val="single" w:sz="4" w:space="0" w:color="D5DAE3"/>
+              <w:bottom w:val="single" w:sz="4" w:space="0" w:color="D5DAE3"/>
+              <w:right w:val="single" w:sz="4" w:space="0" w:color="D5DAE3"/>
+            </w:tcBorders>
+            <w:shd w:val="clear" w:color="auto" w:fill="E4ECFA"/>
+            <w:tcMar>
+              <w:top w:w="70" w:type="dxa"/>
+              <w:left w:w="110" w:type="dxa"/>
+              <w:bottom w:w="70" w:type="dxa"/>
+              <w:right w:w="110" w:type="dxa"/>
+            </w:tcMar>
+            <w:vAlign w:val="center"/>
+          </w:tcPr>
+          <w:p>
+            <w:pPr>
+              <w:spacing w:line="270" w:lineRule="auto"/>
+            </w:pPr>
+            <w:r>
+              <w:rPr>
+                <w:b/>
+                <w:bCs/>
+                <w:sz w:val="20"/>
+                <w:szCs w:val="20"/>
+              </w:rPr>
+              <w:t>Что получится</w:t>
+            </w:r>
+          </w:p>
+        </w:tc>
+      </w:tr>
+      <w:tr>
+        <w:tblPrEx>
+          <w:tblCellMar>
+            <w:top w:w="0" w:type="dxa"/>
+            <w:bottom w:w="0" w:type="dxa"/>
+          </w:tblCellMar>
+        </w:tblPrEx>
+        <w:tc>
+          <w:tcPr>
+            <w:tcW w:w="3000" w:type="dxa"/>
+            <w:tcBorders>
+              <w:top w:val="single" w:sz="4" w:space="0" w:color="D5DAE3"/>
+              <w:left w:val="single" w:sz="4" w:space="0" w:color="D5DAE3"/>
+              <w:bottom w:val="single" w:sz="4" w:space="0" w:color="D5DAE3"/>
+              <w:right w:val="single" w:sz="4" w:space="0" w:color="D5DAE3"/>
+            </w:tcBorders>
+            <w:tcMar>
+              <w:top w:w="70" w:type="dxa"/>
+              <w:left w:w="110" w:type="dxa"/>
+              <w:bottom w:w="70" w:type="dxa"/>
+              <w:right w:w="110" w:type="dxa"/>
+            </w:tcMar>
+            <w:vAlign w:val="center"/>
+          </w:tcPr>
+          <w:p>
+            <w:pPr>
+              <w:spacing w:line="270" w:lineRule="auto"/>
+            </w:pPr>
+            <w:r>
+              <w:rPr>
+                <w:rFonts w:ascii="Consolas" w:eastAsia="Consolas" w:hAnsi="Consolas" w:cs="Consolas"/>
+                <w:color w:val="B03A2E"/>
+                <w:sz w:val="20"/>
+                <w:szCs w:val="20"/>
+              </w:rPr>
+              <w:t>кружка</w:t>
+            </w:r>
+          </w:p>
+        </w:tc>
+        <w:tc>
+          <w:tcPr>
+            <w:tcW w:w="6638" w:type="dxa"/>
+            <w:tcBorders>
+              <w:top w:val="single" w:sz="4" w:space="0" w:color="D5DAE3"/>
+              <w:left w:val="single" w:sz="4" w:space="0" w:color="D5DAE3"/>
+              <w:bottom w:val="single" w:sz="4" w:space="0" w:color="D5DAE3"/>
+              <w:right w:val="single" w:sz="4" w:space="0" w:color="D5DAE3"/>
+            </w:tcBorders>
+            <w:tcMar>
+              <w:top w:w="70" w:type="dxa"/>
+              <w:left w:w="110" w:type="dxa"/>
+              <w:bottom w:w="70" w:type="dxa"/>
+              <w:right w:w="110" w:type="dxa"/>
+            </w:tcMar>
+            <w:vAlign w:val="center"/>
+          </w:tcPr>
+          <w:p>
+            <w:pPr>
+              <w:spacing w:line="270" w:lineRule="auto"/>
+            </w:pPr>
+            <w:r>
+              <w:rPr>
+                <w:sz w:val="20"/>
+                <w:szCs w:val="20"/>
+              </w:rPr>
+              <w:t>Русское слово из словаря (605 названий из COCO и Open Images) переводится автоматически: запрос к модели — mug, подпись — «кружка»</w:t>
+            </w:r>
+          </w:p>
+        </w:tc>
+      </w:tr>
+      <w:tr>
+        <w:tblPrEx>
+          <w:tblCellMar>
+            <w:top w:w="0" w:type="dxa"/>
+            <w:bottom w:w="0" w:type="dxa"/>
+          </w:tblCellMar>
+        </w:tblPrEx>
+        <w:tc>
+          <w:tcPr>
+            <w:tcW w:w="3000" w:type="dxa"/>
+            <w:tcBorders>
+              <w:top w:val="single" w:sz="4" w:space="0" w:color="D5DAE3"/>
+              <w:left w:val="single" w:sz="4" w:space="0" w:color="D5DAE3"/>
+              <w:bottom w:val="single" w:sz="4" w:space="0" w:color="D5DAE3"/>
+              <w:right w:val="single" w:sz="4" w:space="0" w:color="D5DAE3"/>
+            </w:tcBorders>
+            <w:shd w:val="clear" w:color="auto" w:fill="F7F9FC"/>
+            <w:tcMar>
+              <w:top w:w="70" w:type="dxa"/>
+              <w:left w:w="110" w:type="dxa"/>
+              <w:bottom w:w="70" w:type="dxa"/>
+              <w:right w:w="110" w:type="dxa"/>
+            </w:tcMar>
+            <w:vAlign w:val="center"/>
+          </w:tcPr>
+          <w:p>
+            <w:pPr>
+              <w:spacing w:line="270" w:lineRule="auto"/>
+            </w:pPr>
+            <w:r>
+              <w:rPr>
+                <w:rFonts w:ascii="Consolas" w:eastAsia="Consolas" w:hAnsi="Consolas" w:cs="Consolas"/>
+                <w:color w:val="B03A2E"/>
+                <w:sz w:val="20"/>
+                <w:szCs w:val="20"/>
+              </w:rPr>
+              <w:t>red car</w:t>
+            </w:r>
+          </w:p>
+        </w:tc>
+        <w:tc>
+          <w:tcPr>
+            <w:tcW w:w="6638" w:type="dxa"/>
+            <w:tcBorders>
+              <w:top w:val="single" w:sz="4" w:space="0" w:color="D5DAE3"/>
+              <w:left w:val="single" w:sz="4" w:space="0" w:color="D5DAE3"/>
+              <w:bottom w:val="single" w:sz="4" w:space="0" w:color="D5DAE3"/>
+              <w:right w:val="single" w:sz="4" w:space="0" w:color="D5DAE3"/>
+            </w:tcBorders>
+            <w:shd w:val="clear" w:color="auto" w:fill="F7F9FC"/>
+            <w:tcMar>
+              <w:top w:w="70" w:type="dxa"/>
+              <w:left w:w="110" w:type="dxa"/>
+              <w:bottom w:w="70" w:type="dxa"/>
+              <w:right w:w="110" w:type="dxa"/>
+            </w:tcMar>
+            <w:vAlign w:val="center"/>
+          </w:tcPr>
+          <w:p>
+            <w:pPr>
+              <w:spacing w:line="270" w:lineRule="auto"/>
+            </w:pPr>
+            <w:r>
+              <w:rPr>
+                <w:sz w:val="20"/>
+                <w:szCs w:val="20"/>
+              </w:rPr>
+              <w:t>Английский текст передаётся модели как есть; можно описывать признаки: цвет, материал, вид</w:t>
+            </w:r>
+          </w:p>
+        </w:tc>
+      </w:tr>
+      <w:tr>
+        <w:tblPrEx>
+          <w:tblCellMar>
+            <w:top w:w="0" w:type="dxa"/>
+            <w:bottom w:w="0" w:type="dxa"/>
+          </w:tblCellMar>
+        </w:tblPrEx>
+        <w:tc>
+          <w:tcPr>
+            <w:tcW w:w="3000" w:type="dxa"/>
+            <w:tcBorders>
+              <w:top w:val="single" w:sz="4" w:space="0" w:color="D5DAE3"/>
+              <w:left w:val="single" w:sz="4" w:space="0" w:color="D5DAE3"/>
+              <w:bottom w:val="single" w:sz="4" w:space="0" w:color="D5DAE3"/>
+              <w:right w:val="single" w:sz="4" w:space="0" w:color="D5DAE3"/>
+            </w:tcBorders>
+            <w:tcMar>
+              <w:top w:w="70" w:type="dxa"/>
+              <w:left w:w="110" w:type="dxa"/>
+              <w:bottom w:w="70" w:type="dxa"/>
+              <w:right w:w="110" w:type="dxa"/>
+            </w:tcMar>
+            <w:vAlign w:val="center"/>
+          </w:tcPr>
+          <w:p>
+            <w:pPr>
+              <w:spacing w:line="270" w:lineRule="auto"/>
+            </w:pPr>
+            <w:r>
+              <w:rPr>
+                <w:rFonts w:ascii="Consolas" w:eastAsia="Consolas" w:hAnsi="Consolas" w:cs="Consolas"/>
+                <w:color w:val="B03A2E"/>
+                <w:sz w:val="20"/>
+                <w:szCs w:val="20"/>
+              </w:rPr>
+              <w:t>кружка с котом = cat mug</w:t>
+            </w:r>
+          </w:p>
+        </w:tc>
+        <w:tc>
+          <w:tcPr>
+            <w:tcW w:w="6638" w:type="dxa"/>
+            <w:tcBorders>
+              <w:top w:val="single" w:sz="4" w:space="0" w:color="D5DAE3"/>
+              <w:left w:val="single" w:sz="4" w:space="0" w:color="D5DAE3"/>
+              <w:bottom w:val="single" w:sz="4" w:space="0" w:color="D5DAE3"/>
+              <w:right w:val="single" w:sz="4" w:space="0" w:color="D5DAE3"/>
+            </w:tcBorders>
+            <w:tcMar>
+              <w:top w:w="70" w:type="dxa"/>
+              <w:left w:w="110" w:type="dxa"/>
+              <w:bottom w:w="70" w:type="dxa"/>
+              <w:right w:w="110" w:type="dxa"/>
+            </w:tcMar>
+            <w:vAlign w:val="center"/>
+          </w:tcPr>
+          <w:p>
+            <w:pPr>
+              <w:spacing w:line="270" w:lineRule="auto"/>
+            </w:pPr>
+            <w:r>
+              <w:rPr>
+                <w:sz w:val="20"/>
+                <w:szCs w:val="20"/>
+              </w:rPr>
+              <w:t>Подпись до знака «=», запрос к модели — после. Так задаётся любой перевод</w:t>
+            </w:r>
+          </w:p>
+        </w:tc>
+      </w:tr>
+      <w:tr>
+        <w:tblPrEx>
+          <w:tblCellMar>
+            <w:top w:w="0" w:type="dxa"/>
+            <w:bottom w:w="0" w:type="dxa"/>
+          </w:tblCellMar>
+        </w:tblPrEx>
+        <w:tc>
+          <w:tcPr>
+            <w:tcW w:w="3000" w:type="dxa"/>
+            <w:tcBorders>
+              <w:top w:val="single" w:sz="4" w:space="0" w:color="D5DAE3"/>
+              <w:left w:val="single" w:sz="4" w:space="0" w:color="D5DAE3"/>
+              <w:bottom w:val="single" w:sz="4" w:space="0" w:color="D5DAE3"/>
+              <w:right w:val="single" w:sz="4" w:space="0" w:color="D5DAE3"/>
+            </w:tcBorders>
+            <w:shd w:val="clear" w:color="auto" w:fill="F7F9FC"/>
+            <w:tcMar>
+              <w:top w:w="70" w:type="dxa"/>
+              <w:left w:w="110" w:type="dxa"/>
+              <w:bottom w:w="70" w:type="dxa"/>
+              <w:right w:w="110" w:type="dxa"/>
+            </w:tcMar>
+            <w:vAlign w:val="center"/>
+          </w:tcPr>
+          <w:p>
+            <w:pPr>
+              <w:spacing w:line="270" w:lineRule="auto"/>
+            </w:pPr>
+            <w:r>
+              <w:rPr>
+                <w:rFonts w:ascii="Consolas" w:eastAsia="Consolas" w:hAnsi="Consolas" w:cs="Consolas"/>
+                <w:color w:val="B03A2E"/>
+                <w:sz w:val="20"/>
+                <w:szCs w:val="20"/>
+              </w:rPr>
+              <w:t>зелёная дверь</w:t>
+            </w:r>
+          </w:p>
+        </w:tc>
+        <w:tc>
+          <w:tcPr>
+            <w:tcW w:w="6638" w:type="dxa"/>
+            <w:tcBorders>
+              <w:top w:val="single" w:sz="4" w:space="0" w:color="D5DAE3"/>
+              <w:left w:val="single" w:sz="4" w:space="0" w:color="D5DAE3"/>
+              <w:bottom w:val="single" w:sz="4" w:space="0" w:color="D5DAE3"/>
+              <w:right w:val="single" w:sz="4" w:space="0" w:color="D5DAE3"/>
+            </w:tcBorders>
+            <w:shd w:val="clear" w:color="auto" w:fill="F7F9FC"/>
+            <w:tcMar>
+              <w:top w:w="70" w:type="dxa"/>
+              <w:left w:w="110" w:type="dxa"/>
+              <w:bottom w:w="70" w:type="dxa"/>
+              <w:right w:w="110" w:type="dxa"/>
+            </w:tcMar>
+            <w:vAlign w:val="center"/>
+          </w:tcPr>
+          <w:p>
+            <w:pPr>
+              <w:spacing w:line="270" w:lineRule="auto"/>
+            </w:pPr>
+            <w:r>
+              <w:rPr>
+                <w:sz w:val="20"/>
+                <w:szCs w:val="20"/>
+              </w:rPr>
+              <w:t>Слова нет в словаре — метка помечается значком ⚠: модель понимает только английский, укажите «зелёная дверь = green door»</w:t>
+            </w:r>
+          </w:p>
+        </w:tc>
+      </w:tr>
+    </w:tbl>
+    <w:p>
+      <w:pPr>
+        <w:spacing w:after="120"/>
+      </w:pPr>
+    </w:p>
+    <w:p>
+      <w:pPr>
+        <w:pStyle w:val="a4"/>
+        <w:numPr>
+          <w:ilvl w:val="0"/>
+          <w:numId w:val="2"/>
+        </w:numPr>
+        <w:spacing w:after="60" w:line="290" w:lineRule="auto"/>
+      </w:pPr>
+      <w:r>
+        <w:t>Можно вводить сразу несколько названий через запятую; до 100 названий в списке. Удаление — крестик на метке, «Очистить список» — всё сразу.</w:t>
+      </w:r>
+    </w:p>
+    <w:p>
+      <w:pPr>
+        <w:pStyle w:val="a4"/>
+        <w:numPr>
+          <w:ilvl w:val="0"/>
+          <w:numId w:val="2"/>
+        </w:numPr>
+        <w:spacing w:after="60" w:line="290" w:lineRule="auto"/>
+      </w:pPr>
+      <w:r>
+        <w:t>Бледные метки с пунктирной рамкой ещё не применены (модель готовит словарь).</w:t>
+      </w:r>
+    </w:p>
+    <w:p>
+      <w:pPr>
+        <w:pStyle w:val="a4"/>
+        <w:numPr>
+          <w:ilvl w:val="0"/>
+          <w:numId w:val="2"/>
+        </w:numPr>
+        <w:spacing w:after="60" w:line="290" w:lineRule="auto"/>
+      </w:pPr>
+      <w:r>
+        <w:t xml:space="preserve">Первое применение словаря скачивает текстовый кодировщик </w:t>
+      </w:r>
+      <w:r>
+        <w:rPr>
+          <w:rFonts w:ascii="Consolas" w:eastAsia="Consolas" w:hAnsi="Consolas" w:cs="Consolas"/>
+          <w:color w:val="B03A2E"/>
+          <w:sz w:val="19"/>
+          <w:szCs w:val="19"/>
+        </w:rPr>
+        <w:t>mobileclip2_b.ts</w:t>
+      </w:r>
+      <w:r>
+        <w:t xml:space="preserve"> (около 254 МБ) в папку </w:t>
+      </w:r>
+      <w:r>
+        <w:rPr>
+          <w:rFonts w:ascii="Consolas" w:eastAsia="Consolas" w:hAnsi="Consolas" w:cs="Consolas"/>
+          <w:color w:val="B03A2E"/>
+          <w:sz w:val="19"/>
+          <w:szCs w:val="19"/>
+        </w:rPr>
+        <w:t>models/</w:t>
+      </w:r>
+      <w:r>
+        <w:t xml:space="preserve"> и пакет </w:t>
+      </w:r>
+      <w:r>
+        <w:rPr>
+          <w:rFonts w:ascii="Consolas" w:eastAsia="Consolas" w:hAnsi="Consolas" w:cs="Consolas"/>
+          <w:color w:val="B03A2E"/>
+          <w:sz w:val="19"/>
+          <w:szCs w:val="19"/>
+        </w:rPr>
+        <w:t>clip</w:t>
+      </w:r>
+      <w:r>
+        <w:t xml:space="preserve"> — это занимает несколько минут и требует установленного </w:t>
+      </w:r>
+      <w:r>
+        <w:rPr>
+          <w:b/>
+          <w:bCs/>
+        </w:rPr>
+        <w:t>Git</w:t>
+      </w:r>
+      <w:r>
+        <w:t>. Дальше всё работает без интернета.</w:t>
+      </w:r>
+    </w:p>
+    <w:tbl>
+      <w:tblPr>
+        <w:tblW w:w="9638" w:type="dxa"/>
+        <w:tblBorders>
+          <w:top w:val="single" w:sz="4" w:space="0" w:color="auto"/>
+          <w:left w:val="single" w:sz="4" w:space="0" w:color="auto"/>
+          <w:bottom w:val="single" w:sz="4" w:space="0" w:color="auto"/>
+          <w:right w:val="single" w:sz="4" w:space="0" w:color="auto"/>
+          <w:insideH w:val="single" w:sz="4" w:space="0" w:color="auto"/>
+          <w:insideV w:val="single" w:sz="4" w:space="0" w:color="auto"/>
+        </w:tblBorders>
+        <w:tblCellMar>
+          <w:left w:w="10" w:type="dxa"/>
+          <w:right w:w="10" w:type="dxa"/>
+        </w:tblCellMar>
+        <w:tblLook w:val="04A0" w:firstRow="1" w:lastRow="0" w:firstColumn="1" w:lastColumn="0" w:noHBand="0" w:noVBand="1"/>
+      </w:tblPr>
+      <w:tblGrid>
+        <w:gridCol w:w="3300"/>
+        <w:gridCol w:w="2700"/>
+        <w:gridCol w:w="1900"/>
+        <w:gridCol w:w="1738"/>
+      </w:tblGrid>
+      <w:tr>
+        <w:tblPrEx>
+          <w:tblCellMar>
+            <w:top w:w="0" w:type="dxa"/>
+            <w:bottom w:w="0" w:type="dxa"/>
+          </w:tblCellMar>
+        </w:tblPrEx>
+        <w:trPr>
+          <w:tblHeader/>
+        </w:trPr>
+        <w:tc>
+          <w:tcPr>
+            <w:tcW w:w="3300" w:type="dxa"/>
+            <w:tcBorders>
+              <w:top w:val="single" w:sz="4" w:space="0" w:color="D5DAE3"/>
+              <w:left w:val="single" w:sz="4" w:space="0" w:color="D5DAE3"/>
+              <w:bottom w:val="single" w:sz="4" w:space="0" w:color="D5DAE3"/>
+              <w:right w:val="single" w:sz="4" w:space="0" w:color="D5DAE3"/>
+            </w:tcBorders>
+            <w:shd w:val="clear" w:color="auto" w:fill="E4ECFA"/>
+            <w:tcMar>
+              <w:top w:w="70" w:type="dxa"/>
+              <w:left w:w="110" w:type="dxa"/>
+              <w:bottom w:w="70" w:type="dxa"/>
+              <w:right w:w="110" w:type="dxa"/>
+            </w:tcMar>
+            <w:vAlign w:val="center"/>
+          </w:tcPr>
+          <w:p>
+            <w:pPr>
+              <w:spacing w:line="270" w:lineRule="auto"/>
+            </w:pPr>
+            <w:r>
+              <w:rPr>
+                <w:b/>
+                <w:bCs/>
+                <w:sz w:val="20"/>
+                <w:szCs w:val="20"/>
+              </w:rPr>
+              <w:t>Модель</w:t>
+            </w:r>
+          </w:p>
+        </w:tc>
+        <w:tc>
+          <w:tcPr>
+            <w:tcW w:w="2700" w:type="dxa"/>
+            <w:tcBorders>
+              <w:top w:val="single" w:sz="4" w:space="0" w:color="D5DAE3"/>
+              <w:left w:val="single" w:sz="4" w:space="0" w:color="D5DAE3"/>
+              <w:bottom w:val="single" w:sz="4" w:space="0" w:color="D5DAE3"/>
+              <w:right w:val="single" w:sz="4" w:space="0" w:color="D5DAE3"/>
+            </w:tcBorders>
+            <w:shd w:val="clear" w:color="auto" w:fill="E4ECFA"/>
+            <w:tcMar>
+              <w:top w:w="70" w:type="dxa"/>
+              <w:left w:w="110" w:type="dxa"/>
+              <w:bottom w:w="70" w:type="dxa"/>
+              <w:right w:w="110" w:type="dxa"/>
+            </w:tcMar>
+            <w:vAlign w:val="center"/>
+          </w:tcPr>
+          <w:p>
+            <w:pPr>
+              <w:spacing w:line="270" w:lineRule="auto"/>
+            </w:pPr>
+            <w:r>
+              <w:rPr>
+                <w:b/>
+                <w:bCs/>
+                <w:sz w:val="20"/>
+                <w:szCs w:val="20"/>
+              </w:rPr>
+              <w:t>mAP50-95 (LVIS, текст), %</w:t>
+            </w:r>
+          </w:p>
+        </w:tc>
+        <w:tc>
+          <w:tcPr>
+            <w:tcW w:w="1900" w:type="dxa"/>
+            <w:tcBorders>
+              <w:top w:val="single" w:sz="4" w:space="0" w:color="D5DAE3"/>
+              <w:left w:val="single" w:sz="4" w:space="0" w:color="D5DAE3"/>
+              <w:bottom w:val="single" w:sz="4" w:space="0" w:color="D5DAE3"/>
+              <w:right w:val="single" w:sz="4" w:space="0" w:color="D5DAE3"/>
+            </w:tcBorders>
+            <w:shd w:val="clear" w:color="auto" w:fill="E4ECFA"/>
+            <w:tcMar>
+              <w:top w:w="70" w:type="dxa"/>
+              <w:left w:w="110" w:type="dxa"/>
+              <w:bottom w:w="70" w:type="dxa"/>
+              <w:right w:w="110" w:type="dxa"/>
+            </w:tcMar>
+            <w:vAlign w:val="center"/>
+          </w:tcPr>
+          <w:p>
+            <w:pPr>
+              <w:spacing w:line="270" w:lineRule="auto"/>
+            </w:pPr>
+            <w:r>
+              <w:rPr>
+                <w:b/>
+                <w:bCs/>
+                <w:sz w:val="20"/>
+                <w:szCs w:val="20"/>
+              </w:rPr>
+              <w:t>Параметры, млн</w:t>
+            </w:r>
+          </w:p>
+        </w:tc>
+        <w:tc>
+          <w:tcPr>
+            <w:tcW w:w="1738" w:type="dxa"/>
+            <w:tcBorders>
+              <w:top w:val="single" w:sz="4" w:space="0" w:color="D5DAE3"/>
+              <w:left w:val="single" w:sz="4" w:space="0" w:color="D5DAE3"/>
+              <w:bottom w:val="single" w:sz="4" w:space="0" w:color="D5DAE3"/>
+              <w:right w:val="single" w:sz="4" w:space="0" w:color="D5DAE3"/>
+            </w:tcBorders>
+            <w:shd w:val="clear" w:color="auto" w:fill="E4ECFA"/>
+            <w:tcMar>
+              <w:top w:w="70" w:type="dxa"/>
+              <w:left w:w="110" w:type="dxa"/>
+              <w:bottom w:w="70" w:type="dxa"/>
+              <w:right w:w="110" w:type="dxa"/>
+            </w:tcMar>
+            <w:vAlign w:val="center"/>
+          </w:tcPr>
+          <w:p>
+            <w:pPr>
+              <w:spacing w:line="270" w:lineRule="auto"/>
+            </w:pPr>
+            <w:r>
+              <w:rPr>
+                <w:b/>
+                <w:bCs/>
+                <w:sz w:val="20"/>
+                <w:szCs w:val="20"/>
+              </w:rPr>
+              <w:t>FLOPs, млрд</w:t>
+            </w:r>
+          </w:p>
+        </w:tc>
+      </w:tr>
+      <w:tr>
+        <w:tblPrEx>
+          <w:tblCellMar>
+            <w:top w:w="0" w:type="dxa"/>
+            <w:bottom w:w="0" w:type="dxa"/>
+          </w:tblCellMar>
+        </w:tblPrEx>
+        <w:tc>
+          <w:tcPr>
+            <w:tcW w:w="3300" w:type="dxa"/>
+            <w:tcBorders>
+              <w:top w:val="single" w:sz="4" w:space="0" w:color="D5DAE3"/>
+              <w:left w:val="single" w:sz="4" w:space="0" w:color="D5DAE3"/>
+              <w:bottom w:val="single" w:sz="4" w:space="0" w:color="D5DAE3"/>
+              <w:right w:val="single" w:sz="4" w:space="0" w:color="D5DAE3"/>
+            </w:tcBorders>
+            <w:tcMar>
+              <w:top w:w="70" w:type="dxa"/>
+              <w:left w:w="110" w:type="dxa"/>
+              <w:bottom w:w="70" w:type="dxa"/>
+              <w:right w:w="110" w:type="dxa"/>
+            </w:tcMar>
+            <w:vAlign w:val="center"/>
+          </w:tcPr>
+          <w:p>
+            <w:pPr>
+              <w:spacing w:line="270" w:lineRule="auto"/>
+            </w:pPr>
+            <w:r>
+              <w:rPr>
+                <w:sz w:val="20"/>
+                <w:szCs w:val="20"/>
+              </w:rPr>
+              <w:t>YOLOE-26 Small</w:t>
+            </w:r>
+          </w:p>
+        </w:tc>
+        <w:tc>
+          <w:tcPr>
+            <w:tcW w:w="2700" w:type="dxa"/>
+            <w:tcBorders>
+              <w:top w:val="single" w:sz="4" w:space="0" w:color="D5DAE3"/>
+              <w:left w:val="single" w:sz="4" w:space="0" w:color="D5DAE3"/>
+              <w:bottom w:val="single" w:sz="4" w:space="0" w:color="D5DAE3"/>
+              <w:right w:val="single" w:sz="4" w:space="0" w:color="D5DAE3"/>
+            </w:tcBorders>
+            <w:tcMar>
+              <w:top w:w="70" w:type="dxa"/>
+              <w:left w:w="110" w:type="dxa"/>
+              <w:bottom w:w="70" w:type="dxa"/>
+              <w:right w:w="110" w:type="dxa"/>
+            </w:tcMar>
+            <w:vAlign w:val="center"/>
+          </w:tcPr>
+          <w:p>
+            <w:pPr>
+              <w:spacing w:line="270" w:lineRule="auto"/>
+            </w:pPr>
+            <w:r>
+              <w:rPr>
+                <w:sz w:val="20"/>
+                <w:szCs w:val="20"/>
+              </w:rPr>
+              <w:t>30,8</w:t>
+            </w:r>
+          </w:p>
+        </w:tc>
+        <w:tc>
+          <w:tcPr>
+            <w:tcW w:w="1900" w:type="dxa"/>
+            <w:tcBorders>
+              <w:top w:val="single" w:sz="4" w:space="0" w:color="D5DAE3"/>
+              <w:left w:val="single" w:sz="4" w:space="0" w:color="D5DAE3"/>
+              <w:bottom w:val="single" w:sz="4" w:space="0" w:color="D5DAE3"/>
+              <w:right w:val="single" w:sz="4" w:space="0" w:color="D5DAE3"/>
+            </w:tcBorders>
+            <w:tcMar>
+              <w:top w:w="70" w:type="dxa"/>
+              <w:left w:w="110" w:type="dxa"/>
+              <w:bottom w:w="70" w:type="dxa"/>
+              <w:right w:w="110" w:type="dxa"/>
+            </w:tcMar>
+            <w:vAlign w:val="center"/>
+          </w:tcPr>
+          <w:p>
+            <w:pPr>
+              <w:spacing w:line="270" w:lineRule="auto"/>
+            </w:pPr>
+            <w:r>
+              <w:rPr>
+                <w:sz w:val="20"/>
+                <w:szCs w:val="20"/>
+              </w:rPr>
+              <w:t>10,7</w:t>
+            </w:r>
+          </w:p>
+        </w:tc>
+        <w:tc>
+          <w:tcPr>
+            <w:tcW w:w="1738" w:type="dxa"/>
+            <w:tcBorders>
+              <w:top w:val="single" w:sz="4" w:space="0" w:color="D5DAE3"/>
+              <w:left w:val="single" w:sz="4" w:space="0" w:color="D5DAE3"/>
+              <w:bottom w:val="single" w:sz="4" w:space="0" w:color="D5DAE3"/>
+              <w:right w:val="single" w:sz="4" w:space="0" w:color="D5DAE3"/>
+            </w:tcBorders>
+            <w:tcMar>
+              <w:top w:w="70" w:type="dxa"/>
+              <w:left w:w="110" w:type="dxa"/>
+              <w:bottom w:w="70" w:type="dxa"/>
+              <w:right w:w="110" w:type="dxa"/>
+            </w:tcMar>
+            <w:vAlign w:val="center"/>
+          </w:tcPr>
+          <w:p>
+            <w:pPr>
+              <w:spacing w:line="270" w:lineRule="auto"/>
+            </w:pPr>
+            <w:r>
+              <w:rPr>
+                <w:sz w:val="20"/>
+                <w:szCs w:val="20"/>
+              </w:rPr>
+              <w:t>21,9</w:t>
+            </w:r>
+          </w:p>
+        </w:tc>
+      </w:tr>
+      <w:tr>
+        <w:tblPrEx>
+          <w:tblCellMar>
+            <w:top w:w="0" w:type="dxa"/>
+            <w:bottom w:w="0" w:type="dxa"/>
+          </w:tblCellMar>
+        </w:tblPrEx>
+        <w:tc>
+          <w:tcPr>
+            <w:tcW w:w="3300" w:type="dxa"/>
+            <w:tcBorders>
+              <w:top w:val="single" w:sz="4" w:space="0" w:color="D5DAE3"/>
+              <w:left w:val="single" w:sz="4" w:space="0" w:color="D5DAE3"/>
+              <w:bottom w:val="single" w:sz="4" w:space="0" w:color="D5DAE3"/>
+              <w:right w:val="single" w:sz="4" w:space="0" w:color="D5DAE3"/>
+            </w:tcBorders>
+            <w:shd w:val="clear" w:color="auto" w:fill="F7F9FC"/>
+            <w:tcMar>
+              <w:top w:w="70" w:type="dxa"/>
+              <w:left w:w="110" w:type="dxa"/>
+              <w:bottom w:w="70" w:type="dxa"/>
+              <w:right w:w="110" w:type="dxa"/>
+            </w:tcMar>
+            <w:vAlign w:val="center"/>
+          </w:tcPr>
+          <w:p>
+            <w:pPr>
+              <w:spacing w:line="270" w:lineRule="auto"/>
+            </w:pPr>
+            <w:r>
+              <w:rPr>
+                <w:sz w:val="20"/>
+                <w:szCs w:val="20"/>
+              </w:rPr>
+              <w:t>YOLOE-26 Medium</w:t>
+            </w:r>
+          </w:p>
+        </w:tc>
+        <w:tc>
+          <w:tcPr>
+            <w:tcW w:w="2700" w:type="dxa"/>
+            <w:tcBorders>
+              <w:top w:val="single" w:sz="4" w:space="0" w:color="D5DAE3"/>
+              <w:left w:val="single" w:sz="4" w:space="0" w:color="D5DAE3"/>
+              <w:bottom w:val="single" w:sz="4" w:space="0" w:color="D5DAE3"/>
+              <w:right w:val="single" w:sz="4" w:space="0" w:color="D5DAE3"/>
+            </w:tcBorders>
+            <w:shd w:val="clear" w:color="auto" w:fill="F7F9FC"/>
+            <w:tcMar>
+              <w:top w:w="70" w:type="dxa"/>
+              <w:left w:w="110" w:type="dxa"/>
+              <w:bottom w:w="70" w:type="dxa"/>
+              <w:right w:w="110" w:type="dxa"/>
+            </w:tcMar>
+            <w:vAlign w:val="center"/>
+          </w:tcPr>
+          <w:p>
+            <w:pPr>
+              <w:spacing w:line="270" w:lineRule="auto"/>
+            </w:pPr>
+            <w:r>
+              <w:rPr>
+                <w:sz w:val="20"/>
+                <w:szCs w:val="20"/>
+              </w:rPr>
+              <w:t>35,4</w:t>
+            </w:r>
+          </w:p>
+        </w:tc>
+        <w:tc>
+          <w:tcPr>
+            <w:tcW w:w="1900" w:type="dxa"/>
+            <w:tcBorders>
+              <w:top w:val="single" w:sz="4" w:space="0" w:color="D5DAE3"/>
+              <w:left w:val="single" w:sz="4" w:space="0" w:color="D5DAE3"/>
+              <w:bottom w:val="single" w:sz="4" w:space="0" w:color="D5DAE3"/>
+              <w:right w:val="single" w:sz="4" w:space="0" w:color="D5DAE3"/>
+            </w:tcBorders>
+            <w:shd w:val="clear" w:color="auto" w:fill="F7F9FC"/>
+            <w:tcMar>
+              <w:top w:w="70" w:type="dxa"/>
+              <w:left w:w="110" w:type="dxa"/>
+              <w:bottom w:w="70" w:type="dxa"/>
+              <w:right w:w="110" w:type="dxa"/>
+            </w:tcMar>
+            <w:vAlign w:val="center"/>
+          </w:tcPr>
+          <w:p>
+            <w:pPr>
+              <w:spacing w:line="270" w:lineRule="auto"/>
+            </w:pPr>
+            <w:r>
+              <w:rPr>
+                <w:sz w:val="20"/>
+                <w:szCs w:val="20"/>
+              </w:rPr>
+              <w:t>21,3</w:t>
+            </w:r>
+          </w:p>
+        </w:tc>
+        <w:tc>
+          <w:tcPr>
+            <w:tcW w:w="1738" w:type="dxa"/>
+            <w:tcBorders>
+              <w:top w:val="single" w:sz="4" w:space="0" w:color="D5DAE3"/>
+              <w:left w:val="single" w:sz="4" w:space="0" w:color="D5DAE3"/>
+              <w:bottom w:val="single" w:sz="4" w:space="0" w:color="D5DAE3"/>
+              <w:right w:val="single" w:sz="4" w:space="0" w:color="D5DAE3"/>
+            </w:tcBorders>
+            <w:shd w:val="clear" w:color="auto" w:fill="F7F9FC"/>
+            <w:tcMar>
+              <w:top w:w="70" w:type="dxa"/>
+              <w:left w:w="110" w:type="dxa"/>
+              <w:bottom w:w="70" w:type="dxa"/>
+              <w:right w:w="110" w:type="dxa"/>
+            </w:tcMar>
+            <w:vAlign w:val="center"/>
+          </w:tcPr>
+          <w:p>
+            <w:pPr>
+              <w:spacing w:line="270" w:lineRule="auto"/>
+            </w:pPr>
+            <w:r>
+              <w:rPr>
+                <w:sz w:val="20"/>
+                <w:szCs w:val="20"/>
+              </w:rPr>
+              <w:t>70,6</w:t>
+            </w:r>
+          </w:p>
+        </w:tc>
+      </w:tr>
+      <w:tr>
+        <w:tblPrEx>
+          <w:tblCellMar>
+            <w:top w:w="0" w:type="dxa"/>
+            <w:bottom w:w="0" w:type="dxa"/>
+          </w:tblCellMar>
+        </w:tblPrEx>
+        <w:tc>
+          <w:tcPr>
+            <w:tcW w:w="3300" w:type="dxa"/>
+            <w:tcBorders>
+              <w:top w:val="single" w:sz="4" w:space="0" w:color="D5DAE3"/>
+              <w:left w:val="single" w:sz="4" w:space="0" w:color="D5DAE3"/>
+              <w:bottom w:val="single" w:sz="4" w:space="0" w:color="D5DAE3"/>
+              <w:right w:val="single" w:sz="4" w:space="0" w:color="D5DAE3"/>
+            </w:tcBorders>
+            <w:tcMar>
+              <w:top w:w="70" w:type="dxa"/>
+              <w:left w:w="110" w:type="dxa"/>
+              <w:bottom w:w="70" w:type="dxa"/>
+              <w:right w:w="110" w:type="dxa"/>
+            </w:tcMar>
+            <w:vAlign w:val="center"/>
+          </w:tcPr>
+          <w:p>
+            <w:pPr>
+              <w:spacing w:line="270" w:lineRule="auto"/>
+            </w:pPr>
+            <w:r>
+              <w:rPr>
+                <w:sz w:val="20"/>
+                <w:szCs w:val="20"/>
+              </w:rPr>
+              <w:t>YOLOE-26 Large</w:t>
+            </w:r>
+          </w:p>
+        </w:tc>
+        <w:tc>
+          <w:tcPr>
+            <w:tcW w:w="2700" w:type="dxa"/>
+            <w:tcBorders>
+              <w:top w:val="single" w:sz="4" w:space="0" w:color="D5DAE3"/>
+              <w:left w:val="single" w:sz="4" w:space="0" w:color="D5DAE3"/>
+              <w:bottom w:val="single" w:sz="4" w:space="0" w:color="D5DAE3"/>
+              <w:right w:val="single" w:sz="4" w:space="0" w:color="D5DAE3"/>
+            </w:tcBorders>
+            <w:tcMar>
+              <w:top w:w="70" w:type="dxa"/>
+              <w:left w:w="110" w:type="dxa"/>
+              <w:bottom w:w="70" w:type="dxa"/>
+              <w:right w:w="110" w:type="dxa"/>
+            </w:tcMar>
+            <w:vAlign w:val="center"/>
+          </w:tcPr>
+          <w:p>
+            <w:pPr>
+              <w:spacing w:line="270" w:lineRule="auto"/>
+            </w:pPr>
+            <w:r>
+              <w:rPr>
+                <w:sz w:val="20"/>
+                <w:szCs w:val="20"/>
+              </w:rPr>
+              <w:t>37,8</w:t>
+            </w:r>
+          </w:p>
+        </w:tc>
+        <w:tc>
+          <w:tcPr>
+            <w:tcW w:w="1900" w:type="dxa"/>
+            <w:tcBorders>
+              <w:top w:val="single" w:sz="4" w:space="0" w:color="D5DAE3"/>
+              <w:left w:val="single" w:sz="4" w:space="0" w:color="D5DAE3"/>
+              <w:bottom w:val="single" w:sz="4" w:space="0" w:color="D5DAE3"/>
+              <w:right w:val="single" w:sz="4" w:space="0" w:color="D5DAE3"/>
+            </w:tcBorders>
+            <w:tcMar>
+              <w:top w:w="70" w:type="dxa"/>
+              <w:left w:w="110" w:type="dxa"/>
+              <w:bottom w:w="70" w:type="dxa"/>
+              <w:right w:w="110" w:type="dxa"/>
+            </w:tcMar>
+            <w:vAlign w:val="center"/>
+          </w:tcPr>
+          <w:p>
+            <w:pPr>
+              <w:spacing w:line="270" w:lineRule="auto"/>
+            </w:pPr>
+            <w:r>
+              <w:rPr>
+                <w:sz w:val="20"/>
+                <w:szCs w:val="20"/>
+              </w:rPr>
+              <w:t>25,5</w:t>
+            </w:r>
+          </w:p>
+        </w:tc>
+        <w:tc>
+          <w:tcPr>
+            <w:tcW w:w="1738" w:type="dxa"/>
+            <w:tcBorders>
+              <w:top w:val="single" w:sz="4" w:space="0" w:color="D5DAE3"/>
+              <w:left w:val="single" w:sz="4" w:space="0" w:color="D5DAE3"/>
+              <w:bottom w:val="single" w:sz="4" w:space="0" w:color="D5DAE3"/>
+              <w:right w:val="single" w:sz="4" w:space="0" w:color="D5DAE3"/>
+            </w:tcBorders>
+            <w:tcMar>
+              <w:top w:w="70" w:type="dxa"/>
+              <w:left w:w="110" w:type="dxa"/>
+              <w:bottom w:w="70" w:type="dxa"/>
+              <w:right w:w="110" w:type="dxa"/>
+            </w:tcMar>
+            <w:vAlign w:val="center"/>
+          </w:tcPr>
+          <w:p>
+            <w:pPr>
+              <w:spacing w:line="270" w:lineRule="auto"/>
+            </w:pPr>
+            <w:r>
+              <w:rPr>
+                <w:sz w:val="20"/>
+                <w:szCs w:val="20"/>
+              </w:rPr>
+              <w:t>89,0</w:t>
+            </w:r>
+          </w:p>
+        </w:tc>
+      </w:tr>
+      <w:tr>
+        <w:tblPrEx>
+          <w:tblCellMar>
+            <w:top w:w="0" w:type="dxa"/>
+            <w:bottom w:w="0" w:type="dxa"/>
+          </w:tblCellMar>
+        </w:tblPrEx>
+        <w:tc>
+          <w:tcPr>
+            <w:tcW w:w="3300" w:type="dxa"/>
+            <w:tcBorders>
+              <w:top w:val="single" w:sz="4" w:space="0" w:color="D5DAE3"/>
+              <w:left w:val="single" w:sz="4" w:space="0" w:color="D5DAE3"/>
+              <w:bottom w:val="single" w:sz="4" w:space="0" w:color="D5DAE3"/>
+              <w:right w:val="single" w:sz="4" w:space="0" w:color="D5DAE3"/>
+            </w:tcBorders>
+            <w:shd w:val="clear" w:color="auto" w:fill="F7F9FC"/>
+            <w:tcMar>
+              <w:top w:w="70" w:type="dxa"/>
+              <w:left w:w="110" w:type="dxa"/>
+              <w:bottom w:w="70" w:type="dxa"/>
+              <w:right w:w="110" w:type="dxa"/>
+            </w:tcMar>
+            <w:vAlign w:val="center"/>
+          </w:tcPr>
+          <w:p>
+            <w:pPr>
+              <w:spacing w:line="270" w:lineRule="auto"/>
+            </w:pPr>
+            <w:r>
+              <w:rPr>
+                <w:sz w:val="20"/>
+                <w:szCs w:val="20"/>
+              </w:rPr>
+              <w:t>YOLOE-26 Extra Large</w:t>
+            </w:r>
+          </w:p>
+        </w:tc>
+        <w:tc>
+          <w:tcPr>
+            <w:tcW w:w="2700" w:type="dxa"/>
+            <w:tcBorders>
+              <w:top w:val="single" w:sz="4" w:space="0" w:color="D5DAE3"/>
+              <w:left w:val="single" w:sz="4" w:space="0" w:color="D5DAE3"/>
+              <w:bottom w:val="single" w:sz="4" w:space="0" w:color="D5DAE3"/>
+              <w:right w:val="single" w:sz="4" w:space="0" w:color="D5DAE3"/>
+            </w:tcBorders>
+            <w:shd w:val="clear" w:color="auto" w:fill="F7F9FC"/>
+            <w:tcMar>
+              <w:top w:w="70" w:type="dxa"/>
+              <w:left w:w="110" w:type="dxa"/>
+              <w:bottom w:w="70" w:type="dxa"/>
+              <w:right w:w="110" w:type="dxa"/>
+            </w:tcMar>
+            <w:vAlign w:val="center"/>
+          </w:tcPr>
+          <w:p>
+            <w:pPr>
+              <w:spacing w:line="270" w:lineRule="auto"/>
+            </w:pPr>
+            <w:r>
+              <w:rPr>
+                <w:sz w:val="20"/>
+                <w:szCs w:val="20"/>
+              </w:rPr>
+              <w:t>40,6</w:t>
+            </w:r>
+          </w:p>
+        </w:tc>
+        <w:tc>
+          <w:tcPr>
+            <w:tcW w:w="1900" w:type="dxa"/>
+            <w:tcBorders>
+              <w:top w:val="single" w:sz="4" w:space="0" w:color="D5DAE3"/>
+              <w:left w:val="single" w:sz="4" w:space="0" w:color="D5DAE3"/>
+              <w:bottom w:val="single" w:sz="4" w:space="0" w:color="D5DAE3"/>
+              <w:right w:val="single" w:sz="4" w:space="0" w:color="D5DAE3"/>
+            </w:tcBorders>
+            <w:shd w:val="clear" w:color="auto" w:fill="F7F9FC"/>
+            <w:tcMar>
+              <w:top w:w="70" w:type="dxa"/>
+              <w:left w:w="110" w:type="dxa"/>
+              <w:bottom w:w="70" w:type="dxa"/>
+              <w:right w:w="110" w:type="dxa"/>
+            </w:tcMar>
+            <w:vAlign w:val="center"/>
+          </w:tcPr>
+          <w:p>
+            <w:pPr>
+              <w:spacing w:line="270" w:lineRule="auto"/>
+            </w:pPr>
+            <w:r>
+              <w:rPr>
+                <w:sz w:val="20"/>
+                <w:szCs w:val="20"/>
+              </w:rPr>
+              <w:t>55,2</w:t>
+            </w:r>
+          </w:p>
+        </w:tc>
+        <w:tc>
+          <w:tcPr>
+            <w:tcW w:w="1738" w:type="dxa"/>
+            <w:tcBorders>
+              <w:top w:val="single" w:sz="4" w:space="0" w:color="D5DAE3"/>
+              <w:left w:val="single" w:sz="4" w:space="0" w:color="D5DAE3"/>
+              <w:bottom w:val="single" w:sz="4" w:space="0" w:color="D5DAE3"/>
+              <w:right w:val="single" w:sz="4" w:space="0" w:color="D5DAE3"/>
+            </w:tcBorders>
+            <w:shd w:val="clear" w:color="auto" w:fill="F7F9FC"/>
+            <w:tcMar>
+              <w:top w:w="70" w:type="dxa"/>
+              <w:left w:w="110" w:type="dxa"/>
+              <w:bottom w:w="70" w:type="dxa"/>
+              <w:right w:w="110" w:type="dxa"/>
+            </w:tcMar>
+            <w:vAlign w:val="center"/>
+          </w:tcPr>
+          <w:p>
+            <w:pPr>
+              <w:spacing w:line="270" w:lineRule="auto"/>
+            </w:pPr>
+            <w:r>
+              <w:rPr>
+                <w:sz w:val="20"/>
+                <w:szCs w:val="20"/>
+              </w:rPr>
+              <w:t>197,7</w:t>
+            </w:r>
+          </w:p>
+        </w:tc>
+      </w:tr>
+    </w:tbl>
+    <w:p>
+      <w:pPr>
+        <w:spacing w:after="120"/>
+      </w:pPr>
+    </w:p>
+    <w:p>
+      <w:pPr>
+        <w:spacing w:after="120" w:line="300" w:lineRule="auto"/>
+      </w:pPr>
+      <w:r>
+        <w:t xml:space="preserve">Официальные данные Ultralytics для набора LVIS (1203 класса) с текстовыми подсказками. Чем больше модель, тем точнее она понимает редкие и сложные описания — для своих названий рекомендуются </w:t>
+      </w:r>
+      <w:r>
+        <w:rPr>
+          <w:b/>
+          <w:bCs/>
+        </w:rPr>
+        <w:t>Large</w:t>
+      </w:r>
+      <w:r>
+        <w:t xml:space="preserve"> и </w:t>
+      </w:r>
+      <w:r>
+        <w:rPr>
+          <w:b/>
+          <w:bCs/>
+        </w:rPr>
+        <w:t>Extra Large</w:t>
+      </w:r>
+      <w:r>
+        <w:t xml:space="preserve"> на видеокарте.</w:t>
+      </w:r>
+    </w:p>
+    <w:p>
+      <w:pPr>
+        <w:pStyle w:val="2"/>
+      </w:pPr>
+      <w:bookmarkStart w:id="30" w:name="_Toc241270174"/>
+      <w:r>
+        <w:lastRenderedPageBreak/>
+        <w:t>5.9. Собственные модели</w:t>
+      </w:r>
+      <w:bookmarkEnd w:id="30"/>
+    </w:p>
+    <w:p>
+      <w:pPr>
+        <w:spacing w:after="120" w:line="300" w:lineRule="auto"/>
+      </w:pPr>
+      <w:r>
+        <w:t xml:space="preserve">Любой файл </w:t>
+      </w:r>
+      <w:r>
+        <w:rPr>
+          <w:rFonts w:ascii="Consolas" w:eastAsia="Consolas" w:hAnsi="Consolas" w:cs="Consolas"/>
+          <w:color w:val="B03A2E"/>
+          <w:sz w:val="19"/>
+          <w:szCs w:val="19"/>
+        </w:rPr>
+        <w:t>.pt</w:t>
+      </w:r>
+      <w:r>
+        <w:t xml:space="preserve">, положенный в папку </w:t>
+      </w:r>
+      <w:r>
+        <w:rPr>
+          <w:rFonts w:ascii="Consolas" w:eastAsia="Consolas" w:hAnsi="Consolas" w:cs="Consolas"/>
+          <w:color w:val="B03A2E"/>
+          <w:sz w:val="19"/>
+          <w:szCs w:val="19"/>
+        </w:rPr>
+        <w:t>models/</w:t>
+      </w:r>
+      <w:r>
+        <w:t xml:space="preserve">, появится в списке в группе </w:t>
+      </w:r>
+      <w:r>
+        <w:rPr>
+          <w:b/>
+          <w:bCs/>
+        </w:rPr>
+        <w:t>«Свои модели»</w:t>
+      </w:r>
+      <w:r>
+        <w:t>. Так можно подключить модель, дообученную на своих объектах (раздел 11.2): программа возьмёт названия классов из самой модели. Файлы YOLOE (</w:t>
+      </w:r>
+      <w:r>
+        <w:rPr>
+          <w:rFonts w:ascii="Consolas" w:eastAsia="Consolas" w:hAnsi="Consolas" w:cs="Consolas"/>
+          <w:color w:val="B03A2E"/>
+          <w:sz w:val="19"/>
+          <w:szCs w:val="19"/>
+        </w:rPr>
+        <w:t>yoloe-*.pt</w:t>
+      </w:r>
+      <w:r>
+        <w:t>) и YOLO-World (</w:t>
+      </w:r>
+      <w:r>
+        <w:rPr>
+          <w:rFonts w:ascii="Consolas" w:eastAsia="Consolas" w:hAnsi="Consolas" w:cs="Consolas"/>
+          <w:color w:val="B03A2E"/>
+          <w:sz w:val="19"/>
+          <w:szCs w:val="19"/>
+        </w:rPr>
+        <w:t>*-world*.pt</w:t>
+      </w:r>
+      <w:r>
+        <w:t xml:space="preserve">) распознаются как модели со своими названиями. Русские подписи для новых классов добавляются в </w:t>
+      </w:r>
+      <w:r>
+        <w:rPr>
+          <w:rFonts w:ascii="Consolas" w:eastAsia="Consolas" w:hAnsi="Consolas" w:cs="Consolas"/>
+          <w:color w:val="B03A2E"/>
+          <w:sz w:val="19"/>
+          <w:szCs w:val="19"/>
+        </w:rPr>
+        <w:t>labels_ru.py</w:t>
+      </w:r>
+      <w:r>
+        <w:t>.</w:t>
+      </w:r>
+    </w:p>
+    <w:p>
+      <w:pPr>
+        <w:pStyle w:val="1"/>
+        <w:pageBreakBefore/>
+      </w:pPr>
+      <w:bookmarkStart w:id="31" w:name="_Toc241270175"/>
+      <w:r>
+        <w:lastRenderedPageBreak/>
+        <w:t>6. Вычислительные устройства</w:t>
+      </w:r>
+      <w:bookmarkEnd w:id="31"/>
+    </w:p>
+    <w:p>
+      <w:pPr>
+        <w:spacing w:after="120" w:line="300" w:lineRule="auto"/>
+      </w:pPr>
+      <w:r>
+        <w:t xml:space="preserve">Нейросеть может считать на процессоре или на графическом ускорителе. Видеокарта выполняет тысячи операций параллельно, поэтому быстрее процессора в десятки раз. Устройство выбирается в панели </w:t>
+      </w:r>
+      <w:r>
+        <w:rPr>
+          <w:b/>
+          <w:bCs/>
+        </w:rPr>
+        <w:t>«Распознавание» → «Вычислительное устройство»</w:t>
+      </w:r>
+      <w:r>
+        <w:t>.</w:t>
+      </w:r>
+    </w:p>
+    <w:tbl>
+      <w:tblPr>
+        <w:tblW w:w="9638" w:type="dxa"/>
+        <w:tblBorders>
+          <w:top w:val="single" w:sz="4" w:space="0" w:color="auto"/>
+          <w:left w:val="single" w:sz="4" w:space="0" w:color="auto"/>
+          <w:bottom w:val="single" w:sz="4" w:space="0" w:color="auto"/>
+          <w:right w:val="single" w:sz="4" w:space="0" w:color="auto"/>
+          <w:insideH w:val="single" w:sz="4" w:space="0" w:color="auto"/>
+          <w:insideV w:val="single" w:sz="4" w:space="0" w:color="auto"/>
+        </w:tblBorders>
+        <w:tblCellMar>
+          <w:left w:w="10" w:type="dxa"/>
+          <w:right w:w="10" w:type="dxa"/>
+        </w:tblCellMar>
+        <w:tblLook w:val="04A0" w:firstRow="1" w:lastRow="0" w:firstColumn="1" w:lastColumn="0" w:noHBand="0" w:noVBand="1"/>
       </w:tblPr>
       <w:tblGrid>
         <w:gridCol w:w="2600"/>
@@ -20030,11 +24285,11 @@
       <w:pPr>
         <w:pStyle w:val="2"/>
       </w:pPr>
-      <w:bookmarkStart w:id="28" w:name="_Toc241268350"/>
+      <w:bookmarkStart w:id="32" w:name="_Toc241270176"/>
       <w:r>
         <w:t>6.1. Режим «Авто»</w:t>
       </w:r>
-      <w:bookmarkEnd w:id="28"/>
+      <w:bookmarkEnd w:id="32"/>
     </w:p>
     <w:p>
       <w:pPr>
@@ -20068,11 +24323,11 @@
       <w:pPr>
         <w:pStyle w:val="2"/>
       </w:pPr>
-      <w:bookmarkStart w:id="29" w:name="_Toc241268351"/>
+      <w:bookmarkStart w:id="33" w:name="_Toc241270177"/>
       <w:r>
         <w:t>6.2. Как программа находит устройства</w:t>
       </w:r>
-      <w:bookmarkEnd w:id="29"/>
+      <w:bookmarkEnd w:id="33"/>
     </w:p>
     <w:p>
       <w:pPr>
@@ -20218,11 +24473,11 @@
       <w:pPr>
         <w:pStyle w:val="2"/>
       </w:pPr>
-      <w:bookmarkStart w:id="30" w:name="_Toc241268352"/>
+      <w:bookmarkStart w:id="34" w:name="_Toc241270178"/>
       <w:r>
         <w:t>6.3. Как включить видеокарту NVIDIA</w:t>
       </w:r>
-      <w:bookmarkEnd w:id="30"/>
+      <w:bookmarkEnd w:id="34"/>
     </w:p>
     <w:p>
       <w:pPr>
@@ -20259,7 +24514,7 @@
         <w:pStyle w:val="a4"/>
         <w:numPr>
           <w:ilvl w:val="0"/>
-          <w:numId w:val="6"/>
+          <w:numId w:val="7"/>
         </w:numPr>
         <w:spacing w:after="60" w:line="290" w:lineRule="auto"/>
       </w:pPr>
@@ -20296,7 +24551,7 @@
         <w:pStyle w:val="a4"/>
         <w:numPr>
           <w:ilvl w:val="0"/>
-          <w:numId w:val="6"/>
+          <w:numId w:val="7"/>
         </w:numPr>
         <w:spacing w:after="60" w:line="290" w:lineRule="auto"/>
       </w:pPr>
@@ -20334,11 +24589,11 @@
       <w:pPr>
         <w:pStyle w:val="2"/>
       </w:pPr>
-      <w:bookmarkStart w:id="31" w:name="_Toc241268353"/>
+      <w:bookmarkStart w:id="35" w:name="_Toc241270179"/>
       <w:r>
         <w:t>6.4. Сколько даёт ускорение</w:t>
       </w:r>
-      <w:bookmarkEnd w:id="31"/>
+      <w:bookmarkEnd w:id="35"/>
     </w:p>
     <w:p>
       <w:pPr>
@@ -20353,22 +24608,22 @@
         <w:pStyle w:val="1"/>
         <w:pageBreakBefore/>
       </w:pPr>
-      <w:bookmarkStart w:id="32" w:name="_Toc241268354"/>
+      <w:bookmarkStart w:id="36" w:name="_Toc241270180"/>
       <w:r>
         <w:lastRenderedPageBreak/>
         <w:t>7. Устройство программы</w:t>
       </w:r>
-      <w:bookmarkEnd w:id="32"/>
+      <w:bookmarkEnd w:id="36"/>
     </w:p>
     <w:p>
       <w:pPr>
         <w:pStyle w:val="2"/>
       </w:pPr>
-      <w:bookmarkStart w:id="33" w:name="_Toc241268355"/>
+      <w:bookmarkStart w:id="37" w:name="_Toc241270181"/>
       <w:r>
         <w:t>7.1. Структура файлов</w:t>
       </w:r>
-      <w:bookmarkEnd w:id="33"/>
+      <w:bookmarkEnd w:id="37"/>
     </w:p>
     <w:tbl>
       <w:tblPr>
@@ -20385,7 +24640,7 @@
           <w:left w:w="10" w:type="dxa"/>
           <w:right w:w="10" w:type="dxa"/>
         </w:tblCellMar>
-        <w:tblLook w:val="0000" w:firstRow="0" w:lastRow="0" w:firstColumn="0" w:lastColumn="0" w:noHBand="0" w:noVBand="0"/>
+        <w:tblLook w:val="04A0" w:firstRow="1" w:lastRow="0" w:firstColumn="1" w:lastColumn="0" w:noHBand="0" w:noVBand="1"/>
       </w:tblPr>
       <w:tblGrid>
         <w:gridCol w:w="2200"/>
@@ -20945,7 +25200,7 @@
                 <w:sz w:val="20"/>
                 <w:szCs w:val="20"/>
               </w:rPr>
-              <w:t>Каталог 15 моделей с характеристиками, класс Settings (настройки по умолчанию) и SettingsStore (проверка значений, JSON)</w:t>
+              <w:t>Каталог 24 моделей с характеристиками, класс Settings (настройки по умолчанию, свои названия) и SettingsStore (проверка значений, JSON)</w:t>
             </w:r>
           </w:p>
         </w:tc>
@@ -21015,7 +25270,7 @@
                 <w:sz w:val="20"/>
                 <w:szCs w:val="20"/>
               </w:rPr>
-              <w:t>Словарь русских названий 80 классов COCO</w:t>
+              <w:t>Русские названия 80 классов COCO, перевод названий для YOLOE (русский ↔ английский), разбор своих названий</w:t>
             </w:r>
           </w:p>
         </w:tc>
@@ -21053,7 +25308,7 @@
                 <w:sz w:val="20"/>
                 <w:szCs w:val="20"/>
               </w:rPr>
-              <w:t>templates/</w:t>
+              <w:t>labels_oiv7_ru.py</w:t>
             </w:r>
           </w:p>
         </w:tc>
@@ -21083,7 +25338,7 @@
                 <w:sz w:val="20"/>
                 <w:szCs w:val="20"/>
               </w:rPr>
-              <w:t>HTML-шаблоны: base.html (шапка), index.html (камера), gallery.html</w:t>
+              <w:t>Русские названия 601 класса Open Images V7</w:t>
             </w:r>
           </w:p>
         </w:tc>
@@ -21122,7 +25377,7 @@
                 <w:sz w:val="20"/>
                 <w:szCs w:val="20"/>
               </w:rPr>
-              <w:t>static/</w:t>
+              <w:t>templates/</w:t>
             </w:r>
           </w:p>
         </w:tc>
@@ -21153,7 +25408,7 @@
                 <w:sz w:val="20"/>
                 <w:szCs w:val="20"/>
               </w:rPr>
-              <w:t>style.css — оформление; common.js, app.js, gallery.js — логика страниц; broadcast.js — трансляция камеры и экрана из браузера</w:t>
+              <w:t>HTML-шаблоны: base.html (шапка), index.html (камера), gallery.html</w:t>
             </w:r>
           </w:p>
         </w:tc>
@@ -21191,7 +25446,7 @@
                 <w:sz w:val="20"/>
                 <w:szCs w:val="20"/>
               </w:rPr>
-              <w:t>models/</w:t>
+              <w:t>static/</w:t>
             </w:r>
           </w:p>
         </w:tc>
@@ -21221,7 +25476,7 @@
                 <w:sz w:val="20"/>
                 <w:szCs w:val="20"/>
               </w:rPr>
-              <w:t>Скачанные веса нейросетей (*.pt) и собственные модели</w:t>
+              <w:t>style.css — оформление; common.js, app.js, gallery.js — логика страниц; broadcast.js — трансляция камеры и экрана из браузера</w:t>
             </w:r>
           </w:p>
         </w:tc>
@@ -21260,7 +25515,7 @@
                 <w:sz w:val="20"/>
                 <w:szCs w:val="20"/>
               </w:rPr>
-              <w:t>gallery/</w:t>
+              <w:t>models/</w:t>
             </w:r>
           </w:p>
         </w:tc>
@@ -21291,7 +25546,7 @@
                 <w:sz w:val="20"/>
                 <w:szCs w:val="20"/>
               </w:rPr>
-              <w:t>Сохранённые снимки и их описания</w:t>
+              <w:t>Скачанные веса нейросетей (*.pt) и собственные модели</w:t>
             </w:r>
           </w:p>
         </w:tc>
@@ -21329,6 +25584,75 @@
                 <w:sz w:val="20"/>
                 <w:szCs w:val="20"/>
               </w:rPr>
+              <w:t>gallery/</w:t>
+            </w:r>
+          </w:p>
+        </w:tc>
+        <w:tc>
+          <w:tcPr>
+            <w:tcW w:w="7438" w:type="dxa"/>
+            <w:tcBorders>
+              <w:top w:val="single" w:sz="4" w:space="0" w:color="D5DAE3"/>
+              <w:left w:val="single" w:sz="4" w:space="0" w:color="D5DAE3"/>
+              <w:bottom w:val="single" w:sz="4" w:space="0" w:color="D5DAE3"/>
+              <w:right w:val="single" w:sz="4" w:space="0" w:color="D5DAE3"/>
+            </w:tcBorders>
+            <w:tcMar>
+              <w:top w:w="70" w:type="dxa"/>
+              <w:left w:w="110" w:type="dxa"/>
+              <w:bottom w:w="70" w:type="dxa"/>
+              <w:right w:w="110" w:type="dxa"/>
+            </w:tcMar>
+            <w:vAlign w:val="center"/>
+          </w:tcPr>
+          <w:p>
+            <w:pPr>
+              <w:spacing w:line="270" w:lineRule="auto"/>
+            </w:pPr>
+            <w:r>
+              <w:rPr>
+                <w:sz w:val="20"/>
+                <w:szCs w:val="20"/>
+              </w:rPr>
+              <w:t>Сохранённые снимки и их описания</w:t>
+            </w:r>
+          </w:p>
+        </w:tc>
+      </w:tr>
+      <w:tr>
+        <w:tblPrEx>
+          <w:tblCellMar>
+            <w:top w:w="0" w:type="dxa"/>
+            <w:bottom w:w="0" w:type="dxa"/>
+          </w:tblCellMar>
+        </w:tblPrEx>
+        <w:tc>
+          <w:tcPr>
+            <w:tcW w:w="2200" w:type="dxa"/>
+            <w:tcBorders>
+              <w:top w:val="single" w:sz="4" w:space="0" w:color="D5DAE3"/>
+              <w:left w:val="single" w:sz="4" w:space="0" w:color="D5DAE3"/>
+              <w:bottom w:val="single" w:sz="4" w:space="0" w:color="D5DAE3"/>
+              <w:right w:val="single" w:sz="4" w:space="0" w:color="D5DAE3"/>
+            </w:tcBorders>
+            <w:shd w:val="clear" w:color="auto" w:fill="F7F9FC"/>
+            <w:tcMar>
+              <w:top w:w="70" w:type="dxa"/>
+              <w:left w:w="110" w:type="dxa"/>
+              <w:bottom w:w="70" w:type="dxa"/>
+              <w:right w:w="110" w:type="dxa"/>
+            </w:tcMar>
+            <w:vAlign w:val="center"/>
+          </w:tcPr>
+          <w:p>
+            <w:pPr>
+              <w:spacing w:line="270" w:lineRule="auto"/>
+            </w:pPr>
+            <w:r>
+              <w:rPr>
+                <w:sz w:val="20"/>
+                <w:szCs w:val="20"/>
+              </w:rPr>
               <w:t>settings.json</w:t>
             </w:r>
           </w:p>
@@ -21342,6 +25666,7 @@
               <w:bottom w:val="single" w:sz="4" w:space="0" w:color="D5DAE3"/>
               <w:right w:val="single" w:sz="4" w:space="0" w:color="D5DAE3"/>
             </w:tcBorders>
+            <w:shd w:val="clear" w:color="auto" w:fill="F7F9FC"/>
             <w:tcMar>
               <w:top w:w="70" w:type="dxa"/>
               <w:left w:w="110" w:type="dxa"/>
@@ -21374,12 +25699,12 @@
       <w:pPr>
         <w:pStyle w:val="2"/>
       </w:pPr>
-      <w:bookmarkStart w:id="34" w:name="_Toc241268356"/>
+      <w:bookmarkStart w:id="38" w:name="_Toc241270182"/>
       <w:r>
         <w:lastRenderedPageBreak/>
         <w:t>7.2. Путь кадра через программу</w:t>
       </w:r>
-      <w:bookmarkEnd w:id="34"/>
+      <w:bookmarkEnd w:id="38"/>
     </w:p>
     <w:p>
       <w:pPr>
@@ -21392,7 +25717,7 @@
           <w:noProof/>
         </w:rPr>
         <w:drawing>
-          <wp:inline distT="0" distB="0" distL="0" distR="0" wp14:anchorId="0F6B15B3" wp14:editId="1A2C30B9">
+          <wp:inline distT="0" distB="0" distL="0" distR="0" wp14:anchorId="2D03461F" wp14:editId="71A5CE01">
             <wp:extent cx="6096000" cy="3600450"/>
             <wp:effectExtent l="0" t="0" r="0" b="0"/>
             <wp:docPr id="6" name="pipeline.png" descr="Рис. 6. Конвейер обработки одного кадра" title="Рис. 6. Конвейер обработки одного кадра"/>
@@ -21460,7 +25785,7 @@
         <w:pStyle w:val="a4"/>
         <w:numPr>
           <w:ilvl w:val="0"/>
-          <w:numId w:val="7"/>
+          <w:numId w:val="8"/>
         </w:numPr>
         <w:spacing w:after="60" w:line="290" w:lineRule="auto"/>
       </w:pPr>
@@ -21480,7 +25805,7 @@
         <w:pStyle w:val="a4"/>
         <w:numPr>
           <w:ilvl w:val="0"/>
-          <w:numId w:val="7"/>
+          <w:numId w:val="8"/>
         </w:numPr>
         <w:spacing w:after="60" w:line="290" w:lineRule="auto"/>
       </w:pPr>
@@ -21512,7 +25837,7 @@
         <w:pStyle w:val="a4"/>
         <w:numPr>
           <w:ilvl w:val="0"/>
-          <w:numId w:val="7"/>
+          <w:numId w:val="8"/>
         </w:numPr>
         <w:spacing w:after="60" w:line="290" w:lineRule="auto"/>
       </w:pPr>
@@ -21532,7 +25857,7 @@
         <w:pStyle w:val="a4"/>
         <w:numPr>
           <w:ilvl w:val="0"/>
-          <w:numId w:val="7"/>
+          <w:numId w:val="8"/>
         </w:numPr>
         <w:spacing w:after="60" w:line="290" w:lineRule="auto"/>
       </w:pPr>
@@ -21552,7 +25877,7 @@
         <w:pStyle w:val="a4"/>
         <w:numPr>
           <w:ilvl w:val="0"/>
-          <w:numId w:val="7"/>
+          <w:numId w:val="8"/>
         </w:numPr>
         <w:spacing w:after="60" w:line="290" w:lineRule="auto"/>
       </w:pPr>
@@ -21572,7 +25897,7 @@
         <w:pStyle w:val="a4"/>
         <w:numPr>
           <w:ilvl w:val="0"/>
-          <w:numId w:val="7"/>
+          <w:numId w:val="8"/>
         </w:numPr>
         <w:spacing w:after="60" w:line="290" w:lineRule="auto"/>
       </w:pPr>
@@ -21592,7 +25917,7 @@
         <w:pStyle w:val="a4"/>
         <w:numPr>
           <w:ilvl w:val="0"/>
-          <w:numId w:val="7"/>
+          <w:numId w:val="8"/>
         </w:numPr>
         <w:spacing w:after="60" w:line="290" w:lineRule="auto"/>
       </w:pPr>
@@ -21624,7 +25949,7 @@
         <w:pStyle w:val="a4"/>
         <w:numPr>
           <w:ilvl w:val="0"/>
-          <w:numId w:val="7"/>
+          <w:numId w:val="8"/>
         </w:numPr>
         <w:spacing w:after="60" w:line="290" w:lineRule="auto"/>
       </w:pPr>
@@ -21667,11 +25992,11 @@
       <w:pPr>
         <w:pStyle w:val="2"/>
       </w:pPr>
-      <w:bookmarkStart w:id="35" w:name="_Toc241268357"/>
+      <w:bookmarkStart w:id="39" w:name="_Toc241270183"/>
       <w:r>
         <w:t>7.3. Многопоточность</w:t>
       </w:r>
-      <w:bookmarkEnd w:id="35"/>
+      <w:bookmarkEnd w:id="39"/>
     </w:p>
     <w:p>
       <w:pPr>
@@ -21799,11 +26124,11 @@
       <w:pPr>
         <w:pStyle w:val="2"/>
       </w:pPr>
-      <w:bookmarkStart w:id="36" w:name="_Toc241268358"/>
+      <w:bookmarkStart w:id="40" w:name="_Toc241270184"/>
       <w:r>
         <w:t>7.4. Передача видео в браузер (MJPEG)</w:t>
       </w:r>
-      <w:bookmarkEnd w:id="36"/>
+      <w:bookmarkEnd w:id="40"/>
     </w:p>
     <w:p>
       <w:pPr>
@@ -22112,11 +26437,11 @@
       <w:pPr>
         <w:pStyle w:val="2"/>
       </w:pPr>
-      <w:bookmarkStart w:id="37" w:name="_Toc241268359"/>
+      <w:bookmarkStart w:id="41" w:name="_Toc241270185"/>
       <w:r>
         <w:t>7.5. Программный интерфейс (API)</w:t>
       </w:r>
-      <w:bookmarkEnd w:id="37"/>
+      <w:bookmarkEnd w:id="41"/>
     </w:p>
     <w:tbl>
       <w:tblPr>
@@ -22133,7 +26458,7 @@
           <w:left w:w="10" w:type="dxa"/>
           <w:right w:w="10" w:type="dxa"/>
         </w:tblCellMar>
-        <w:tblLook w:val="0000" w:firstRow="0" w:lastRow="0" w:firstColumn="0" w:lastColumn="0" w:noHBand="0" w:noVBand="0"/>
+        <w:tblLook w:val="04A0" w:firstRow="1" w:lastRow="0" w:firstColumn="1" w:lastColumn="0" w:noHBand="0" w:noVBand="1"/>
       </w:tblPr>
       <w:tblGrid>
         <w:gridCol w:w="1400"/>
@@ -23241,7 +27566,7 @@
                 <w:sz w:val="20"/>
                 <w:szCs w:val="20"/>
               </w:rPr>
-              <w:t>Список классов модели с русскими названиями</w:t>
+              <w:t>Классы текущей модели с русскими названиями (80, 601 или свои названия YOLOE)</w:t>
             </w:r>
           </w:p>
         </w:tc>
@@ -23279,7 +27604,7 @@
                 <w:sz w:val="20"/>
                 <w:szCs w:val="20"/>
               </w:rPr>
-              <w:t>POST</w:t>
+              <w:t>GET</w:t>
             </w:r>
           </w:p>
         </w:tc>
@@ -23309,7 +27634,7 @@
                 <w:sz w:val="20"/>
                 <w:szCs w:val="20"/>
               </w:rPr>
-              <w:t>/api/snapshot</w:t>
+              <w:t>/api/vocab</w:t>
             </w:r>
           </w:p>
         </w:tc>
@@ -23339,7 +27664,7 @@
                 <w:sz w:val="20"/>
                 <w:szCs w:val="20"/>
               </w:rPr>
-              <w:t>Сделать снимок. Тело: {"note": "подпись"}</w:t>
+              <w:t>Свои названия для YOLOE: подпись, запрос к модели, найден ли перевод, что уже применено</w:t>
             </w:r>
           </w:p>
         </w:tc>
@@ -23378,7 +27703,7 @@
                 <w:sz w:val="20"/>
                 <w:szCs w:val="20"/>
               </w:rPr>
-              <w:t>GET</w:t>
+              <w:t>POST</w:t>
             </w:r>
           </w:p>
         </w:tc>
@@ -23409,7 +27734,7 @@
                 <w:sz w:val="20"/>
                 <w:szCs w:val="20"/>
               </w:rPr>
-              <w:t>/api/gallery</w:t>
+              <w:t>/api/snapshot</w:t>
             </w:r>
           </w:p>
         </w:tc>
@@ -23440,7 +27765,7 @@
                 <w:sz w:val="20"/>
                 <w:szCs w:val="20"/>
               </w:rPr>
-              <w:t>Список всех снимков с описаниями</w:t>
+              <w:t>Сделать снимок. Тело: {"note": "подпись"}</w:t>
             </w:r>
           </w:p>
         </w:tc>
@@ -23478,7 +27803,7 @@
                 <w:sz w:val="20"/>
                 <w:szCs w:val="20"/>
               </w:rPr>
-              <w:t>PATCH</w:t>
+              <w:t>GET</w:t>
             </w:r>
           </w:p>
         </w:tc>
@@ -23508,7 +27833,7 @@
                 <w:sz w:val="20"/>
                 <w:szCs w:val="20"/>
               </w:rPr>
-              <w:t>/api/gallery/&lt;id&gt;</w:t>
+              <w:t>/api/gallery</w:t>
             </w:r>
           </w:p>
         </w:tc>
@@ -23538,7 +27863,7 @@
                 <w:sz w:val="20"/>
                 <w:szCs w:val="20"/>
               </w:rPr>
-              <w:t>Изменить подпись снимка</w:t>
+              <w:t>Список всех снимков с описаниями</w:t>
             </w:r>
           </w:p>
         </w:tc>
@@ -23577,7 +27902,7 @@
                 <w:sz w:val="20"/>
                 <w:szCs w:val="20"/>
               </w:rPr>
-              <w:t>DELETE</w:t>
+              <w:t>PATCH</w:t>
             </w:r>
           </w:p>
         </w:tc>
@@ -23639,7 +27964,7 @@
                 <w:sz w:val="20"/>
                 <w:szCs w:val="20"/>
               </w:rPr>
-              <w:t>Удалить снимок</w:t>
+              <w:t>Изменить подпись снимка</w:t>
             </w:r>
           </w:p>
         </w:tc>
@@ -23677,6 +28002,105 @@
                 <w:sz w:val="20"/>
                 <w:szCs w:val="20"/>
               </w:rPr>
+              <w:t>DELETE</w:t>
+            </w:r>
+          </w:p>
+        </w:tc>
+        <w:tc>
+          <w:tcPr>
+            <w:tcW w:w="2500" w:type="dxa"/>
+            <w:tcBorders>
+              <w:top w:val="single" w:sz="4" w:space="0" w:color="D5DAE3"/>
+              <w:left w:val="single" w:sz="4" w:space="0" w:color="D5DAE3"/>
+              <w:bottom w:val="single" w:sz="4" w:space="0" w:color="D5DAE3"/>
+              <w:right w:val="single" w:sz="4" w:space="0" w:color="D5DAE3"/>
+            </w:tcBorders>
+            <w:tcMar>
+              <w:top w:w="70" w:type="dxa"/>
+              <w:left w:w="110" w:type="dxa"/>
+              <w:bottom w:w="70" w:type="dxa"/>
+              <w:right w:w="110" w:type="dxa"/>
+            </w:tcMar>
+            <w:vAlign w:val="center"/>
+          </w:tcPr>
+          <w:p>
+            <w:pPr>
+              <w:spacing w:line="270" w:lineRule="auto"/>
+            </w:pPr>
+            <w:r>
+              <w:rPr>
+                <w:sz w:val="20"/>
+                <w:szCs w:val="20"/>
+              </w:rPr>
+              <w:t>/api/gallery/&lt;id&gt;</w:t>
+            </w:r>
+          </w:p>
+        </w:tc>
+        <w:tc>
+          <w:tcPr>
+            <w:tcW w:w="5738" w:type="dxa"/>
+            <w:tcBorders>
+              <w:top w:val="single" w:sz="4" w:space="0" w:color="D5DAE3"/>
+              <w:left w:val="single" w:sz="4" w:space="0" w:color="D5DAE3"/>
+              <w:bottom w:val="single" w:sz="4" w:space="0" w:color="D5DAE3"/>
+              <w:right w:val="single" w:sz="4" w:space="0" w:color="D5DAE3"/>
+            </w:tcBorders>
+            <w:tcMar>
+              <w:top w:w="70" w:type="dxa"/>
+              <w:left w:w="110" w:type="dxa"/>
+              <w:bottom w:w="70" w:type="dxa"/>
+              <w:right w:w="110" w:type="dxa"/>
+            </w:tcMar>
+            <w:vAlign w:val="center"/>
+          </w:tcPr>
+          <w:p>
+            <w:pPr>
+              <w:spacing w:line="270" w:lineRule="auto"/>
+            </w:pPr>
+            <w:r>
+              <w:rPr>
+                <w:sz w:val="20"/>
+                <w:szCs w:val="20"/>
+              </w:rPr>
+              <w:t>Удалить снимок</w:t>
+            </w:r>
+          </w:p>
+        </w:tc>
+      </w:tr>
+      <w:tr>
+        <w:tblPrEx>
+          <w:tblCellMar>
+            <w:top w:w="0" w:type="dxa"/>
+            <w:bottom w:w="0" w:type="dxa"/>
+          </w:tblCellMar>
+        </w:tblPrEx>
+        <w:tc>
+          <w:tcPr>
+            <w:tcW w:w="1400" w:type="dxa"/>
+            <w:tcBorders>
+              <w:top w:val="single" w:sz="4" w:space="0" w:color="D5DAE3"/>
+              <w:left w:val="single" w:sz="4" w:space="0" w:color="D5DAE3"/>
+              <w:bottom w:val="single" w:sz="4" w:space="0" w:color="D5DAE3"/>
+              <w:right w:val="single" w:sz="4" w:space="0" w:color="D5DAE3"/>
+            </w:tcBorders>
+            <w:shd w:val="clear" w:color="auto" w:fill="F7F9FC"/>
+            <w:tcMar>
+              <w:top w:w="70" w:type="dxa"/>
+              <w:left w:w="110" w:type="dxa"/>
+              <w:bottom w:w="70" w:type="dxa"/>
+              <w:right w:w="110" w:type="dxa"/>
+            </w:tcMar>
+            <w:vAlign w:val="center"/>
+          </w:tcPr>
+          <w:p>
+            <w:pPr>
+              <w:spacing w:line="270" w:lineRule="auto"/>
+            </w:pPr>
+            <w:r>
+              <w:rPr>
+                <w:sz w:val="20"/>
+                <w:szCs w:val="20"/>
+              </w:rPr>
               <w:t>GET</w:t>
             </w:r>
           </w:p>
@@ -23690,6 +28114,7 @@
               <w:bottom w:val="single" w:sz="4" w:space="0" w:color="D5DAE3"/>
               <w:right w:val="single" w:sz="4" w:space="0" w:color="D5DAE3"/>
             </w:tcBorders>
+            <w:shd w:val="clear" w:color="auto" w:fill="F7F9FC"/>
             <w:tcMar>
               <w:top w:w="70" w:type="dxa"/>
               <w:left w:w="110" w:type="dxa"/>
@@ -23720,6 +28145,7 @@
               <w:bottom w:val="single" w:sz="4" w:space="0" w:color="D5DAE3"/>
               <w:right w:val="single" w:sz="4" w:space="0" w:color="D5DAE3"/>
             </w:tcBorders>
+            <w:shd w:val="clear" w:color="auto" w:fill="F7F9FC"/>
             <w:tcMar>
               <w:top w:w="70" w:type="dxa"/>
               <w:left w:w="110" w:type="dxa"/>
@@ -23821,11 +28247,11 @@
       <w:pPr>
         <w:pStyle w:val="2"/>
       </w:pPr>
-      <w:bookmarkStart w:id="38" w:name="_Toc241268360"/>
+      <w:bookmarkStart w:id="42" w:name="_Toc241270186"/>
       <w:r>
         <w:t>7.6. Формат описания снимка</w:t>
       </w:r>
-      <w:bookmarkEnd w:id="38"/>
+      <w:bookmarkEnd w:id="42"/>
     </w:p>
     <w:p>
       <w:pPr>
@@ -24193,6 +28619,7 @@
         <w:spacing w:after="120" w:line="300" w:lineRule="auto"/>
       </w:pPr>
       <w:r>
+        <w:lastRenderedPageBreak/>
         <w:t xml:space="preserve">Поле </w:t>
       </w:r>
       <w:r>
@@ -24225,12 +28652,12 @@
         <w:pStyle w:val="1"/>
         <w:pageBreakBefore/>
       </w:pPr>
-      <w:bookmarkStart w:id="39" w:name="_Toc241268361"/>
+      <w:bookmarkStart w:id="43" w:name="_Toc241270187"/>
       <w:r>
         <w:lastRenderedPageBreak/>
         <w:t>8. Основы алгоритма</w:t>
       </w:r>
-      <w:bookmarkEnd w:id="39"/>
+      <w:bookmarkEnd w:id="43"/>
     </w:p>
     <w:p>
       <w:pPr>
@@ -24244,11 +28671,11 @@
       <w:pPr>
         <w:pStyle w:val="2"/>
       </w:pPr>
-      <w:bookmarkStart w:id="40" w:name="_Toc241268362"/>
+      <w:bookmarkStart w:id="44" w:name="_Toc241270188"/>
       <w:r>
         <w:t>8.1. Изображение — это массив чисел</w:t>
       </w:r>
-      <w:bookmarkEnd w:id="40"/>
+      <w:bookmarkEnd w:id="44"/>
     </w:p>
     <w:p>
       <w:pPr>
@@ -24302,11 +28729,11 @@
       <w:pPr>
         <w:pStyle w:val="2"/>
       </w:pPr>
-      <w:bookmarkStart w:id="41" w:name="_Toc241268363"/>
+      <w:bookmarkStart w:id="45" w:name="_Toc241270189"/>
       <w:r>
         <w:t>8.2. Захват кадров через OpenCV</w:t>
       </w:r>
-      <w:bookmarkEnd w:id="41"/>
+      <w:bookmarkEnd w:id="45"/>
     </w:p>
     <w:p>
       <w:pPr>
@@ -24566,11 +28993,11 @@
       <w:pPr>
         <w:pStyle w:val="2"/>
       </w:pPr>
-      <w:bookmarkStart w:id="42" w:name="_Toc241268364"/>
+      <w:bookmarkStart w:id="46" w:name="_Toc241270190"/>
       <w:r>
         <w:t>8.3. Задача детекции объектов</w:t>
       </w:r>
-      <w:bookmarkEnd w:id="42"/>
+      <w:bookmarkEnd w:id="46"/>
     </w:p>
     <w:p>
       <w:pPr>
@@ -24595,7 +29022,7 @@
           <w:left w:w="10" w:type="dxa"/>
           <w:right w:w="10" w:type="dxa"/>
         </w:tblCellMar>
-        <w:tblLook w:val="0000" w:firstRow="0" w:lastRow="0" w:firstColumn="0" w:lastColumn="0" w:noHBand="0" w:noVBand="0"/>
+        <w:tblLook w:val="04A0" w:firstRow="1" w:lastRow="0" w:firstColumn="1" w:lastColumn="0" w:noHBand="0" w:noVBand="1"/>
       </w:tblPr>
       <w:tblGrid>
         <w:gridCol w:w="2400"/>
@@ -25149,7 +29576,7 @@
           <w:left w:w="10" w:type="dxa"/>
           <w:right w:w="10" w:type="dxa"/>
         </w:tblCellMar>
-        <w:tblLook w:val="0000" w:firstRow="0" w:lastRow="0" w:firstColumn="0" w:lastColumn="0" w:noHBand="0" w:noVBand="0"/>
+        <w:tblLook w:val="04A0" w:firstRow="1" w:lastRow="0" w:firstColumn="1" w:lastColumn="0" w:noHBand="0" w:noVBand="1"/>
       </w:tblPr>
       <w:tblGrid>
         <w:gridCol w:w="2100"/>
@@ -25847,11 +30274,11 @@
       <w:pPr>
         <w:pStyle w:val="2"/>
       </w:pPr>
-      <w:bookmarkStart w:id="43" w:name="_Toc241268365"/>
+      <w:bookmarkStart w:id="47" w:name="_Toc241270191"/>
       <w:r>
         <w:t>8.4. Как «думает» свёрточная нейросеть</w:t>
       </w:r>
-      <w:bookmarkEnd w:id="43"/>
+      <w:bookmarkEnd w:id="47"/>
     </w:p>
     <w:p>
       <w:pPr>
@@ -25964,12 +30391,12 @@
       <w:pPr>
         <w:pStyle w:val="2"/>
       </w:pPr>
-      <w:bookmarkStart w:id="44" w:name="_Toc241268366"/>
+      <w:bookmarkStart w:id="48" w:name="_Toc241270192"/>
       <w:r>
         <w:lastRenderedPageBreak/>
         <w:t>8.5. Архитектура YOLO</w:t>
       </w:r>
-      <w:bookmarkEnd w:id="44"/>
+      <w:bookmarkEnd w:id="48"/>
     </w:p>
     <w:p>
       <w:pPr>
@@ -25982,7 +30409,7 @@
           <w:noProof/>
         </w:rPr>
         <w:drawing>
-          <wp:inline distT="0" distB="0" distL="0" distR="0" wp14:anchorId="2C55E1A1" wp14:editId="75BDAEB5">
+          <wp:inline distT="0" distB="0" distL="0" distR="0" wp14:anchorId="00DCE5CB" wp14:editId="35683FBD">
             <wp:extent cx="6096000" cy="2314575"/>
             <wp:effectExtent l="0" t="0" r="0" b="0"/>
             <wp:docPr id="7" name="yolo.png" descr="Рис. 7. Упрощённая схема YOLO: backbone, neck и head" title="Рис. 7. Упрощённая схема YOLO: backbone, neck и head"/>
@@ -26144,11 +30571,11 @@
       <w:pPr>
         <w:pStyle w:val="2"/>
       </w:pPr>
-      <w:bookmarkStart w:id="45" w:name="_Toc241268367"/>
+      <w:bookmarkStart w:id="49" w:name="_Toc241270193"/>
       <w:r>
         <w:t>8.6. Подготовка кадра (предобработка)</w:t>
       </w:r>
-      <w:bookmarkEnd w:id="45"/>
+      <w:bookmarkEnd w:id="49"/>
     </w:p>
     <w:p>
       <w:pPr>
@@ -26163,7 +30590,7 @@
         <w:pStyle w:val="a4"/>
         <w:numPr>
           <w:ilvl w:val="0"/>
-          <w:numId w:val="8"/>
+          <w:numId w:val="9"/>
         </w:numPr>
         <w:spacing w:after="60" w:line="290" w:lineRule="auto"/>
       </w:pPr>
@@ -26183,7 +30610,7 @@
         <w:pStyle w:val="a4"/>
         <w:numPr>
           <w:ilvl w:val="0"/>
-          <w:numId w:val="8"/>
+          <w:numId w:val="9"/>
         </w:numPr>
         <w:spacing w:after="60" w:line="290" w:lineRule="auto"/>
       </w:pPr>
@@ -26203,7 +30630,7 @@
         <w:pStyle w:val="a4"/>
         <w:numPr>
           <w:ilvl w:val="0"/>
-          <w:numId w:val="8"/>
+          <w:numId w:val="9"/>
         </w:numPr>
         <w:spacing w:after="60" w:line="290" w:lineRule="auto"/>
       </w:pPr>
@@ -26223,7 +30650,7 @@
         <w:pStyle w:val="a4"/>
         <w:numPr>
           <w:ilvl w:val="0"/>
-          <w:numId w:val="8"/>
+          <w:numId w:val="9"/>
         </w:numPr>
         <w:spacing w:after="60" w:line="290" w:lineRule="auto"/>
       </w:pPr>
@@ -26261,11 +30688,11 @@
       <w:pPr>
         <w:pStyle w:val="2"/>
       </w:pPr>
-      <w:bookmarkStart w:id="46" w:name="_Toc241268368"/>
+      <w:bookmarkStart w:id="50" w:name="_Toc241270194"/>
       <w:r>
         <w:t>8.7. Постобработка: порог уверенности, IoU и NMS</w:t>
       </w:r>
-      <w:bookmarkEnd w:id="46"/>
+      <w:bookmarkEnd w:id="50"/>
     </w:p>
     <w:p>
       <w:pPr>
@@ -26316,7 +30743,7 @@
           <w:left w:w="10" w:type="dxa"/>
           <w:right w:w="10" w:type="dxa"/>
         </w:tblCellMar>
-        <w:tblLook w:val="0000" w:firstRow="0" w:lastRow="0" w:firstColumn="0" w:lastColumn="0" w:noHBand="0" w:noVBand="0"/>
+        <w:tblLook w:val="04A0" w:firstRow="1" w:lastRow="0" w:firstColumn="1" w:lastColumn="0" w:noHBand="0" w:noVBand="1"/>
       </w:tblPr>
       <w:tblGrid>
         <w:gridCol w:w="1800"/>
@@ -26630,7 +31057,7 @@
           <w:noProof/>
         </w:rPr>
         <w:drawing>
-          <wp:inline distT="0" distB="0" distL="0" distR="0" wp14:anchorId="08E45210" wp14:editId="3A2CF07A">
+          <wp:inline distT="0" distB="0" distL="0" distR="0" wp14:anchorId="7B6208D4" wp14:editId="7AF9AA25">
             <wp:extent cx="5905500" cy="1885950"/>
             <wp:effectExtent l="0" t="0" r="0" b="0"/>
             <wp:docPr id="8" name="iou.png" descr="Рис. 8. IoU — отношение площади пересечения к площади объединения" title="Рис. 8. IoU — отношение площади пересечения к площади объединения"/>
@@ -26731,7 +31158,7 @@
         <w:pStyle w:val="a4"/>
         <w:numPr>
           <w:ilvl w:val="0"/>
-          <w:numId w:val="9"/>
+          <w:numId w:val="10"/>
         </w:numPr>
         <w:spacing w:after="60" w:line="290" w:lineRule="auto"/>
       </w:pPr>
@@ -26744,7 +31171,7 @@
         <w:pStyle w:val="a4"/>
         <w:numPr>
           <w:ilvl w:val="0"/>
-          <w:numId w:val="9"/>
+          <w:numId w:val="10"/>
         </w:numPr>
         <w:spacing w:after="60" w:line="290" w:lineRule="auto"/>
       </w:pPr>
@@ -26757,7 +31184,7 @@
         <w:pStyle w:val="a4"/>
         <w:numPr>
           <w:ilvl w:val="0"/>
-          <w:numId w:val="9"/>
+          <w:numId w:val="10"/>
         </w:numPr>
         <w:spacing w:after="60" w:line="290" w:lineRule="auto"/>
       </w:pPr>
@@ -26771,7 +31198,7 @@
         <w:pStyle w:val="a4"/>
         <w:numPr>
           <w:ilvl w:val="0"/>
-          <w:numId w:val="9"/>
+          <w:numId w:val="10"/>
         </w:numPr>
         <w:spacing w:after="60" w:line="290" w:lineRule="auto"/>
       </w:pPr>
@@ -26831,11 +31258,11 @@
       <w:pPr>
         <w:pStyle w:val="2"/>
       </w:pPr>
-      <w:bookmarkStart w:id="47" w:name="_Toc241268369"/>
+      <w:bookmarkStart w:id="51" w:name="_Toc241270195"/>
       <w:r>
         <w:t>8.8. Определение положения объекта</w:t>
       </w:r>
-      <w:bookmarkEnd w:id="47"/>
+      <w:bookmarkEnd w:id="51"/>
     </w:p>
     <w:p>
       <w:pPr>
@@ -26848,7 +31275,7 @@
           <w:noProof/>
         </w:rPr>
         <w:drawing>
-          <wp:inline distT="0" distB="0" distL="0" distR="0" wp14:anchorId="691248CB" wp14:editId="7D7F70BB">
+          <wp:inline distT="0" distB="0" distL="0" distR="0" wp14:anchorId="57013477" wp14:editId="6446B024">
             <wp:extent cx="6096000" cy="2495550"/>
             <wp:effectExtent l="0" t="0" r="0" b="0"/>
             <wp:docPr id="9" name="grid.png" descr="Рис. 9. Сетка 3×3 для словесного описания положения" title="Рис. 9. Сетка 3×3 для словесного описания положения"/>
@@ -27014,11 +31441,11 @@
       <w:pPr>
         <w:pStyle w:val="2"/>
       </w:pPr>
-      <w:bookmarkStart w:id="48" w:name="_Toc241268370"/>
+      <w:bookmarkStart w:id="52" w:name="_Toc241270196"/>
       <w:r>
         <w:t>8.9. Подсчёт объектов и описание кадра</w:t>
       </w:r>
-      <w:bookmarkEnd w:id="48"/>
+      <w:bookmarkEnd w:id="52"/>
     </w:p>
     <w:p>
       <w:pPr>
@@ -27141,11 +31568,11 @@
       <w:pPr>
         <w:pStyle w:val="2"/>
       </w:pPr>
-      <w:bookmarkStart w:id="49" w:name="_Toc241268371"/>
+      <w:bookmarkStart w:id="53" w:name="_Toc241270197"/>
       <w:r>
         <w:t>8.10. Отрисовка разметки</w:t>
       </w:r>
-      <w:bookmarkEnd w:id="49"/>
+      <w:bookmarkEnd w:id="53"/>
     </w:p>
     <w:p>
       <w:pPr>
@@ -27225,11 +31652,11 @@
       <w:pPr>
         <w:pStyle w:val="2"/>
       </w:pPr>
-      <w:bookmarkStart w:id="50" w:name="_Toc241268372"/>
+      <w:bookmarkStart w:id="54" w:name="_Toc241270198"/>
       <w:r>
         <w:t>8.11. Полный цикл в виде псевдокода</w:t>
       </w:r>
-      <w:bookmarkEnd w:id="50"/>
+      <w:bookmarkEnd w:id="54"/>
     </w:p>
     <w:p>
       <w:pPr>
@@ -27576,12 +32003,12 @@
       <w:pPr>
         <w:pStyle w:val="2"/>
       </w:pPr>
-      <w:bookmarkStart w:id="51" w:name="_Toc241268373"/>
+      <w:bookmarkStart w:id="55" w:name="_Toc241270199"/>
       <w:r>
         <w:lastRenderedPageBreak/>
         <w:t>8.12. Пример результата</w:t>
       </w:r>
-      <w:bookmarkEnd w:id="51"/>
+      <w:bookmarkEnd w:id="55"/>
     </w:p>
     <w:p>
       <w:pPr>
@@ -27594,7 +32021,7 @@
           <w:noProof/>
         </w:rPr>
         <w:drawing>
-          <wp:inline distT="0" distB="0" distL="0" distR="0" wp14:anchorId="1D149FBC" wp14:editId="3B40B50E">
+          <wp:inline distT="0" distB="0" distL="0" distR="0" wp14:anchorId="06E03909" wp14:editId="62F8CD95">
             <wp:extent cx="3143250" cy="4191000"/>
             <wp:effectExtent l="0" t="0" r="0" b="0"/>
             <wp:docPr id="10" name="test.jpg" descr="Рис. 10. Результат работы на тестовом изображении: 4 человека и автобус" title="Рис. 10. Результат работы на тестовом изображении: 4 человека и автобус"/>
@@ -27662,12 +32089,12 @@
         <w:pStyle w:val="1"/>
         <w:pageBreakBefore/>
       </w:pPr>
-      <w:bookmarkStart w:id="52" w:name="_Toc241268374"/>
+      <w:bookmarkStart w:id="56" w:name="_Toc241270200"/>
       <w:r>
         <w:lastRenderedPageBreak/>
         <w:t>9. Ограничения</w:t>
       </w:r>
-      <w:bookmarkEnd w:id="52"/>
+      <w:bookmarkEnd w:id="56"/>
     </w:p>
     <w:p>
       <w:pPr>
@@ -27683,10 +32110,10 @@
           <w:b/>
           <w:bCs/>
         </w:rPr>
-        <w:t>Только 80 классов COCO.</w:t>
-      </w:r>
-      <w:r>
-        <w:t xml:space="preserve"> Сеть не знает объектов, которых не было в обучающих данных (например, «кружка с логотипом» или конкретная порода кошки). Их нужно дообучать — см. раздел 11.2.</w:t>
+        <w:t>Классы ограничены моделью.</w:t>
+      </w:r>
+      <w:r>
+        <w:t xml:space="preserve"> Модели COCO знают 80 классов, Open Images — 601; объекты вне списка они не найдут. YOLOE ищет любые названия, но заметно менее точна, чем специализированные модели, а русские слова понимает только через словарь перевода. Для своих объектов с высокой точностью нужно дообучение — см. раздел 11.2.</w:t>
       </w:r>
     </w:p>
     <w:p>
@@ -27814,12 +32241,12 @@
         <w:pStyle w:val="1"/>
         <w:pageBreakBefore/>
       </w:pPr>
-      <w:bookmarkStart w:id="53" w:name="_Toc241268375"/>
+      <w:bookmarkStart w:id="57" w:name="_Toc241270201"/>
       <w:r>
         <w:lastRenderedPageBreak/>
         <w:t>10. Решение проблем</w:t>
       </w:r>
-      <w:bookmarkEnd w:id="53"/>
+      <w:bookmarkEnd w:id="57"/>
     </w:p>
     <w:tbl>
       <w:tblPr>
@@ -27836,7 +32263,7 @@
           <w:left w:w="10" w:type="dxa"/>
           <w:right w:w="10" w:type="dxa"/>
         </w:tblCellMar>
-        <w:tblLook w:val="0000" w:firstRow="0" w:lastRow="0" w:firstColumn="0" w:lastColumn="0" w:noHBand="0" w:noVBand="0"/>
+        <w:tblLook w:val="04A0" w:firstRow="1" w:lastRow="0" w:firstColumn="1" w:lastColumn="0" w:noHBand="0" w:noVBand="1"/>
       </w:tblPr>
       <w:tblGrid>
         <w:gridCol w:w="2500"/>
@@ -29458,6 +33885,307 @@
           </w:p>
         </w:tc>
       </w:tr>
+      <w:tr>
+        <w:tblPrEx>
+          <w:tblCellMar>
+            <w:top w:w="0" w:type="dxa"/>
+            <w:bottom w:w="0" w:type="dxa"/>
+          </w:tblCellMar>
+        </w:tblPrEx>
+        <w:tc>
+          <w:tcPr>
+            <w:tcW w:w="2500" w:type="dxa"/>
+            <w:tcBorders>
+              <w:top w:val="single" w:sz="4" w:space="0" w:color="D5DAE3"/>
+              <w:left w:val="single" w:sz="4" w:space="0" w:color="D5DAE3"/>
+              <w:bottom w:val="single" w:sz="4" w:space="0" w:color="D5DAE3"/>
+              <w:right w:val="single" w:sz="4" w:space="0" w:color="D5DAE3"/>
+            </w:tcBorders>
+            <w:shd w:val="clear" w:color="auto" w:fill="F7F9FC"/>
+            <w:tcMar>
+              <w:top w:w="70" w:type="dxa"/>
+              <w:left w:w="110" w:type="dxa"/>
+              <w:bottom w:w="70" w:type="dxa"/>
+              <w:right w:w="110" w:type="dxa"/>
+            </w:tcMar>
+            <w:vAlign w:val="center"/>
+          </w:tcPr>
+          <w:p>
+            <w:pPr>
+              <w:spacing w:line="270" w:lineRule="auto"/>
+            </w:pPr>
+            <w:r>
+              <w:rPr>
+                <w:sz w:val="20"/>
+                <w:szCs w:val="20"/>
+              </w:rPr>
+              <w:t>YOLOE долго «готовит свои названия»</w:t>
+            </w:r>
+          </w:p>
+        </w:tc>
+        <w:tc>
+          <w:tcPr>
+            <w:tcW w:w="3300" w:type="dxa"/>
+            <w:tcBorders>
+              <w:top w:val="single" w:sz="4" w:space="0" w:color="D5DAE3"/>
+              <w:left w:val="single" w:sz="4" w:space="0" w:color="D5DAE3"/>
+              <w:bottom w:val="single" w:sz="4" w:space="0" w:color="D5DAE3"/>
+              <w:right w:val="single" w:sz="4" w:space="0" w:color="D5DAE3"/>
+            </w:tcBorders>
+            <w:shd w:val="clear" w:color="auto" w:fill="F7F9FC"/>
+            <w:tcMar>
+              <w:top w:w="70" w:type="dxa"/>
+              <w:left w:w="110" w:type="dxa"/>
+              <w:bottom w:w="70" w:type="dxa"/>
+              <w:right w:w="110" w:type="dxa"/>
+            </w:tcMar>
+            <w:vAlign w:val="center"/>
+          </w:tcPr>
+          <w:p>
+            <w:pPr>
+              <w:spacing w:line="270" w:lineRule="auto"/>
+            </w:pPr>
+            <w:r>
+              <w:rPr>
+                <w:sz w:val="20"/>
+                <w:szCs w:val="20"/>
+              </w:rPr>
+              <w:t>Первый раз скачивается текстовый кодировщик (~254 МБ) и пакет clip</w:t>
+            </w:r>
+          </w:p>
+        </w:tc>
+        <w:tc>
+          <w:tcPr>
+            <w:tcW w:w="3838" w:type="dxa"/>
+            <w:tcBorders>
+              <w:top w:val="single" w:sz="4" w:space="0" w:color="D5DAE3"/>
+              <w:left w:val="single" w:sz="4" w:space="0" w:color="D5DAE3"/>
+              <w:bottom w:val="single" w:sz="4" w:space="0" w:color="D5DAE3"/>
+              <w:right w:val="single" w:sz="4" w:space="0" w:color="D5DAE3"/>
+            </w:tcBorders>
+            <w:shd w:val="clear" w:color="auto" w:fill="F7F9FC"/>
+            <w:tcMar>
+              <w:top w:w="70" w:type="dxa"/>
+              <w:left w:w="110" w:type="dxa"/>
+              <w:bottom w:w="70" w:type="dxa"/>
+              <w:right w:w="110" w:type="dxa"/>
+            </w:tcMar>
+            <w:vAlign w:val="center"/>
+          </w:tcPr>
+          <w:p>
+            <w:pPr>
+              <w:spacing w:line="270" w:lineRule="auto"/>
+            </w:pPr>
+            <w:r>
+              <w:rPr>
+                <w:sz w:val="20"/>
+                <w:szCs w:val="20"/>
+              </w:rPr>
+              <w:t>Подождите несколько минут; нужен интернет и Git</w:t>
+            </w:r>
+          </w:p>
+        </w:tc>
+      </w:tr>
+      <w:tr>
+        <w:tblPrEx>
+          <w:tblCellMar>
+            <w:top w:w="0" w:type="dxa"/>
+            <w:bottom w:w="0" w:type="dxa"/>
+          </w:tblCellMar>
+        </w:tblPrEx>
+        <w:tc>
+          <w:tcPr>
+            <w:tcW w:w="2500" w:type="dxa"/>
+            <w:tcBorders>
+              <w:top w:val="single" w:sz="4" w:space="0" w:color="D5DAE3"/>
+              <w:left w:val="single" w:sz="4" w:space="0" w:color="D5DAE3"/>
+              <w:bottom w:val="single" w:sz="4" w:space="0" w:color="D5DAE3"/>
+              <w:right w:val="single" w:sz="4" w:space="0" w:color="D5DAE3"/>
+            </w:tcBorders>
+            <w:tcMar>
+              <w:top w:w="70" w:type="dxa"/>
+              <w:left w:w="110" w:type="dxa"/>
+              <w:bottom w:w="70" w:type="dxa"/>
+              <w:right w:w="110" w:type="dxa"/>
+            </w:tcMar>
+            <w:vAlign w:val="center"/>
+          </w:tcPr>
+          <w:p>
+            <w:pPr>
+              <w:spacing w:line="270" w:lineRule="auto"/>
+            </w:pPr>
+            <w:r>
+              <w:rPr>
+                <w:sz w:val="20"/>
+                <w:szCs w:val="20"/>
+              </w:rPr>
+              <w:lastRenderedPageBreak/>
+              <w:t>Своё название не находится</w:t>
+            </w:r>
+          </w:p>
+        </w:tc>
+        <w:tc>
+          <w:tcPr>
+            <w:tcW w:w="3300" w:type="dxa"/>
+            <w:tcBorders>
+              <w:top w:val="single" w:sz="4" w:space="0" w:color="D5DAE3"/>
+              <w:left w:val="single" w:sz="4" w:space="0" w:color="D5DAE3"/>
+              <w:bottom w:val="single" w:sz="4" w:space="0" w:color="D5DAE3"/>
+              <w:right w:val="single" w:sz="4" w:space="0" w:color="D5DAE3"/>
+            </w:tcBorders>
+            <w:tcMar>
+              <w:top w:w="70" w:type="dxa"/>
+              <w:left w:w="110" w:type="dxa"/>
+              <w:bottom w:w="70" w:type="dxa"/>
+              <w:right w:w="110" w:type="dxa"/>
+            </w:tcMar>
+            <w:vAlign w:val="center"/>
+          </w:tcPr>
+          <w:p>
+            <w:pPr>
+              <w:spacing w:line="270" w:lineRule="auto"/>
+            </w:pPr>
+            <w:r>
+              <w:rPr>
+                <w:sz w:val="20"/>
+                <w:szCs w:val="20"/>
+              </w:rPr>
+              <w:t>Слово без перевода (⚠) или слишком общее / редкое описание</w:t>
+            </w:r>
+          </w:p>
+        </w:tc>
+        <w:tc>
+          <w:tcPr>
+            <w:tcW w:w="3838" w:type="dxa"/>
+            <w:tcBorders>
+              <w:top w:val="single" w:sz="4" w:space="0" w:color="D5DAE3"/>
+              <w:left w:val="single" w:sz="4" w:space="0" w:color="D5DAE3"/>
+              <w:bottom w:val="single" w:sz="4" w:space="0" w:color="D5DAE3"/>
+              <w:right w:val="single" w:sz="4" w:space="0" w:color="D5DAE3"/>
+            </w:tcBorders>
+            <w:tcMar>
+              <w:top w:w="70" w:type="dxa"/>
+              <w:left w:w="110" w:type="dxa"/>
+              <w:bottom w:w="70" w:type="dxa"/>
+              <w:right w:w="110" w:type="dxa"/>
+            </w:tcMar>
+            <w:vAlign w:val="center"/>
+          </w:tcPr>
+          <w:p>
+            <w:pPr>
+              <w:spacing w:line="270" w:lineRule="auto"/>
+            </w:pPr>
+            <w:r>
+              <w:rPr>
+                <w:sz w:val="20"/>
+                <w:szCs w:val="20"/>
+              </w:rPr>
+              <w:t>Укажите «подпись = english», опишите проще, снизьте порог уверенности, возьмите YOLOE Large/X</w:t>
+            </w:r>
+          </w:p>
+        </w:tc>
+      </w:tr>
+      <w:tr>
+        <w:tblPrEx>
+          <w:tblCellMar>
+            <w:top w:w="0" w:type="dxa"/>
+            <w:bottom w:w="0" w:type="dxa"/>
+          </w:tblCellMar>
+        </w:tblPrEx>
+        <w:tc>
+          <w:tcPr>
+            <w:tcW w:w="2500" w:type="dxa"/>
+            <w:tcBorders>
+              <w:top w:val="single" w:sz="4" w:space="0" w:color="D5DAE3"/>
+              <w:left w:val="single" w:sz="4" w:space="0" w:color="D5DAE3"/>
+              <w:bottom w:val="single" w:sz="4" w:space="0" w:color="D5DAE3"/>
+              <w:right w:val="single" w:sz="4" w:space="0" w:color="D5DAE3"/>
+            </w:tcBorders>
+            <w:shd w:val="clear" w:color="auto" w:fill="F7F9FC"/>
+            <w:tcMar>
+              <w:top w:w="70" w:type="dxa"/>
+              <w:left w:w="110" w:type="dxa"/>
+              <w:bottom w:w="70" w:type="dxa"/>
+              <w:right w:w="110" w:type="dxa"/>
+            </w:tcMar>
+            <w:vAlign w:val="center"/>
+          </w:tcPr>
+          <w:p>
+            <w:pPr>
+              <w:spacing w:line="270" w:lineRule="auto"/>
+            </w:pPr>
+            <w:r>
+              <w:rPr>
+                <w:sz w:val="20"/>
+                <w:szCs w:val="20"/>
+              </w:rPr>
+              <w:t>Не открывается через VPN</w:t>
+            </w:r>
+          </w:p>
+        </w:tc>
+        <w:tc>
+          <w:tcPr>
+            <w:tcW w:w="3300" w:type="dxa"/>
+            <w:tcBorders>
+              <w:top w:val="single" w:sz="4" w:space="0" w:color="D5DAE3"/>
+              <w:left w:val="single" w:sz="4" w:space="0" w:color="D5DAE3"/>
+              <w:bottom w:val="single" w:sz="4" w:space="0" w:color="D5DAE3"/>
+              <w:right w:val="single" w:sz="4" w:space="0" w:color="D5DAE3"/>
+            </w:tcBorders>
+            <w:shd w:val="clear" w:color="auto" w:fill="F7F9FC"/>
+            <w:tcMar>
+              <w:top w:w="70" w:type="dxa"/>
+              <w:left w:w="110" w:type="dxa"/>
+              <w:bottom w:w="70" w:type="dxa"/>
+              <w:right w:w="110" w:type="dxa"/>
+            </w:tcMar>
+            <w:vAlign w:val="center"/>
+          </w:tcPr>
+          <w:p>
+            <w:pPr>
+              <w:spacing w:line="270" w:lineRule="auto"/>
+            </w:pPr>
+            <w:r>
+              <w:rPr>
+                <w:sz w:val="20"/>
+                <w:szCs w:val="20"/>
+              </w:rPr>
+              <w:t>VPN не пропускает трафик между клиентами или брандмауэр</w:t>
+            </w:r>
+          </w:p>
+        </w:tc>
+        <w:tc>
+          <w:tcPr>
+            <w:tcW w:w="3838" w:type="dxa"/>
+            <w:tcBorders>
+              <w:top w:val="single" w:sz="4" w:space="0" w:color="D5DAE3"/>
+              <w:left w:val="single" w:sz="4" w:space="0" w:color="D5DAE3"/>
+              <w:bottom w:val="single" w:sz="4" w:space="0" w:color="D5DAE3"/>
+              <w:right w:val="single" w:sz="4" w:space="0" w:color="D5DAE3"/>
+            </w:tcBorders>
+            <w:shd w:val="clear" w:color="auto" w:fill="F7F9FC"/>
+            <w:tcMar>
+              <w:top w:w="70" w:type="dxa"/>
+              <w:left w:w="110" w:type="dxa"/>
+              <w:bottom w:w="70" w:type="dxa"/>
+              <w:right w:w="110" w:type="dxa"/>
+            </w:tcMar>
+            <w:vAlign w:val="center"/>
+          </w:tcPr>
+          <w:p>
+            <w:pPr>
+              <w:spacing w:line="270" w:lineRule="auto"/>
+            </w:pPr>
+            <w:r>
+              <w:rPr>
+                <w:sz w:val="20"/>
+                <w:szCs w:val="20"/>
+              </w:rPr>
+              <w:t>Проверьте настройки VPN-сервера и правило брандмауэра для Python (раздел 2.5)</w:t>
+            </w:r>
+          </w:p>
+        </w:tc>
+      </w:tr>
     </w:tbl>
     <w:p>
       <w:pPr>
@@ -29469,22 +34197,22 @@
         <w:pStyle w:val="1"/>
         <w:pageBreakBefore/>
       </w:pPr>
-      <w:bookmarkStart w:id="54" w:name="_Toc241268376"/>
+      <w:bookmarkStart w:id="58" w:name="_Toc241270202"/>
       <w:r>
         <w:lastRenderedPageBreak/>
         <w:t>11. Возможности развития</w:t>
       </w:r>
-      <w:bookmarkEnd w:id="54"/>
+      <w:bookmarkEnd w:id="58"/>
     </w:p>
     <w:p>
       <w:pPr>
         <w:pStyle w:val="2"/>
       </w:pPr>
-      <w:bookmarkStart w:id="55" w:name="_Toc241268377"/>
+      <w:bookmarkStart w:id="59" w:name="_Toc241270203"/>
       <w:r>
         <w:t>11.1. Трекинг и подсчёт уникальных объектов</w:t>
       </w:r>
-      <w:bookmarkEnd w:id="55"/>
+      <w:bookmarkEnd w:id="59"/>
     </w:p>
     <w:p>
       <w:pPr>
@@ -29571,11 +34299,11 @@
       <w:pPr>
         <w:pStyle w:val="2"/>
       </w:pPr>
-      <w:bookmarkStart w:id="56" w:name="_Toc241268378"/>
+      <w:bookmarkStart w:id="60" w:name="_Toc241270204"/>
       <w:r>
         <w:t>11.2. Обучение на своих объектах</w:t>
       </w:r>
-      <w:bookmarkEnd w:id="56"/>
+      <w:bookmarkEnd w:id="60"/>
     </w:p>
     <w:p>
       <w:pPr>
@@ -29707,7 +34435,7 @@
         <w:t>my_parts.pt</w:t>
       </w:r>
       <w:r>
-        <w:t xml:space="preserve">) — он сам появится в списке моделей в группе «Свои модели» (раздел 5.6). Русские названия новых классов добавьте в </w:t>
+        <w:t xml:space="preserve">) — он сам появится в списке моделей в группе «Свои модели» (раздел 5.9). Русские названия новых классов добавьте в </w:t>
       </w:r>
       <w:r>
         <w:rPr>
@@ -29726,11 +34454,11 @@
       <w:pPr>
         <w:pStyle w:val="2"/>
       </w:pPr>
-      <w:bookmarkStart w:id="57" w:name="_Toc241268379"/>
+      <w:bookmarkStart w:id="61" w:name="_Toc241270205"/>
       <w:r>
         <w:t>11.3. Другие идеи</w:t>
       </w:r>
-      <w:bookmarkEnd w:id="57"/>
+      <w:bookmarkEnd w:id="61"/>
     </w:p>
     <w:p>
       <w:pPr>
@@ -29778,10 +34506,10 @@
           <w:b/>
           <w:bCs/>
         </w:rPr>
-        <w:t>Поиск по текстовому описанию</w:t>
-      </w:r>
-      <w:r>
-        <w:t xml:space="preserve"> — модели YOLO-World/YOLOE находят объекты по произвольному названию без дообучения.</w:t>
+        <w:t>Подсказки по образцу</w:t>
+      </w:r>
+      <w:r>
+        <w:t xml:space="preserve"> — YOLOE умеет искать объекты не только по тексту, но и по выделенному на снимке примеру (visual prompt).</w:t>
       </w:r>
     </w:p>
     <w:p>
@@ -29869,12 +34597,12 @@
         <w:pStyle w:val="1"/>
         <w:pageBreakBefore/>
       </w:pPr>
-      <w:bookmarkStart w:id="58" w:name="_Toc241268380"/>
+      <w:bookmarkStart w:id="62" w:name="_Toc241270206"/>
       <w:r>
         <w:lastRenderedPageBreak/>
         <w:t>12. Словарь терминов</w:t>
       </w:r>
-      <w:bookmarkEnd w:id="58"/>
+      <w:bookmarkEnd w:id="62"/>
     </w:p>
     <w:tbl>
       <w:tblPr>
@@ -29891,7 +34619,7 @@
           <w:left w:w="10" w:type="dxa"/>
           <w:right w:w="10" w:type="dxa"/>
         </w:tblCellMar>
-        <w:tblLook w:val="0000" w:firstRow="0" w:lastRow="0" w:firstColumn="0" w:lastColumn="0" w:noHBand="0" w:noVBand="0"/>
+        <w:tblLook w:val="04A0" w:firstRow="1" w:lastRow="0" w:firstColumn="1" w:lastColumn="0" w:noHBand="0" w:noVBand="1"/>
       </w:tblPr>
       <w:tblGrid>
         <w:gridCol w:w="2600"/>
@@ -31556,6 +36284,353 @@
                 <w:szCs w:val="20"/>
               </w:rPr>
               <w:t>Фоновый поток JavaScript; его таймеры не замедляются, когда вкладка неактивна</w:t>
+            </w:r>
+          </w:p>
+        </w:tc>
+      </w:tr>
+      <w:tr>
+        <w:tblPrEx>
+          <w:tblCellMar>
+            <w:top w:w="0" w:type="dxa"/>
+            <w:bottom w:w="0" w:type="dxa"/>
+          </w:tblCellMar>
+        </w:tblPrEx>
+        <w:tc>
+          <w:tcPr>
+            <w:tcW w:w="2600" w:type="dxa"/>
+            <w:tcBorders>
+              <w:top w:val="single" w:sz="4" w:space="0" w:color="D5DAE3"/>
+              <w:left w:val="single" w:sz="4" w:space="0" w:color="D5DAE3"/>
+              <w:bottom w:val="single" w:sz="4" w:space="0" w:color="D5DAE3"/>
+              <w:right w:val="single" w:sz="4" w:space="0" w:color="D5DAE3"/>
+            </w:tcBorders>
+            <w:shd w:val="clear" w:color="auto" w:fill="F7F9FC"/>
+            <w:tcMar>
+              <w:top w:w="70" w:type="dxa"/>
+              <w:left w:w="110" w:type="dxa"/>
+              <w:bottom w:w="70" w:type="dxa"/>
+              <w:right w:w="110" w:type="dxa"/>
+            </w:tcMar>
+            <w:vAlign w:val="center"/>
+          </w:tcPr>
+          <w:p>
+            <w:pPr>
+              <w:spacing w:line="270" w:lineRule="auto"/>
+            </w:pPr>
+            <w:r>
+              <w:rPr>
+                <w:sz w:val="20"/>
+                <w:szCs w:val="20"/>
+              </w:rPr>
+              <w:t>Open Images V7</w:t>
+            </w:r>
+          </w:p>
+        </w:tc>
+        <w:tc>
+          <w:tcPr>
+            <w:tcW w:w="7038" w:type="dxa"/>
+            <w:tcBorders>
+              <w:top w:val="single" w:sz="4" w:space="0" w:color="D5DAE3"/>
+              <w:left w:val="single" w:sz="4" w:space="0" w:color="D5DAE3"/>
+              <w:bottom w:val="single" w:sz="4" w:space="0" w:color="D5DAE3"/>
+              <w:right w:val="single" w:sz="4" w:space="0" w:color="D5DAE3"/>
+            </w:tcBorders>
+            <w:shd w:val="clear" w:color="auto" w:fill="F7F9FC"/>
+            <w:tcMar>
+              <w:top w:w="70" w:type="dxa"/>
+              <w:left w:w="110" w:type="dxa"/>
+              <w:bottom w:w="70" w:type="dxa"/>
+              <w:right w:w="110" w:type="dxa"/>
+            </w:tcMar>
+            <w:vAlign w:val="center"/>
+          </w:tcPr>
+          <w:p>
+            <w:pPr>
+              <w:spacing w:line="270" w:lineRule="auto"/>
+            </w:pPr>
+            <w:r>
+              <w:rPr>
+                <w:sz w:val="20"/>
+                <w:szCs w:val="20"/>
+              </w:rPr>
+              <w:t>Набор данных Google: 1,7 млн изображений с разметкой 601 класса</w:t>
+            </w:r>
+          </w:p>
+        </w:tc>
+      </w:tr>
+      <w:tr>
+        <w:tblPrEx>
+          <w:tblCellMar>
+            <w:top w:w="0" w:type="dxa"/>
+            <w:bottom w:w="0" w:type="dxa"/>
+          </w:tblCellMar>
+        </w:tblPrEx>
+        <w:tc>
+          <w:tcPr>
+            <w:tcW w:w="2600" w:type="dxa"/>
+            <w:tcBorders>
+              <w:top w:val="single" w:sz="4" w:space="0" w:color="D5DAE3"/>
+              <w:left w:val="single" w:sz="4" w:space="0" w:color="D5DAE3"/>
+              <w:bottom w:val="single" w:sz="4" w:space="0" w:color="D5DAE3"/>
+              <w:right w:val="single" w:sz="4" w:space="0" w:color="D5DAE3"/>
+            </w:tcBorders>
+            <w:tcMar>
+              <w:top w:w="70" w:type="dxa"/>
+              <w:left w:w="110" w:type="dxa"/>
+              <w:bottom w:w="70" w:type="dxa"/>
+              <w:right w:w="110" w:type="dxa"/>
+            </w:tcMar>
+            <w:vAlign w:val="center"/>
+          </w:tcPr>
+          <w:p>
+            <w:pPr>
+              <w:spacing w:line="270" w:lineRule="auto"/>
+            </w:pPr>
+            <w:r>
+              <w:rPr>
+                <w:sz w:val="20"/>
+                <w:szCs w:val="20"/>
+              </w:rPr>
+              <w:t>LVIS</w:t>
+            </w:r>
+          </w:p>
+        </w:tc>
+        <w:tc>
+          <w:tcPr>
+            <w:tcW w:w="7038" w:type="dxa"/>
+            <w:tcBorders>
+              <w:top w:val="single" w:sz="4" w:space="0" w:color="D5DAE3"/>
+              <w:left w:val="single" w:sz="4" w:space="0" w:color="D5DAE3"/>
+              <w:bottom w:val="single" w:sz="4" w:space="0" w:color="D5DAE3"/>
+              <w:right w:val="single" w:sz="4" w:space="0" w:color="D5DAE3"/>
+            </w:tcBorders>
+            <w:tcMar>
+              <w:top w:w="70" w:type="dxa"/>
+              <w:left w:w="110" w:type="dxa"/>
+              <w:bottom w:w="70" w:type="dxa"/>
+              <w:right w:w="110" w:type="dxa"/>
+            </w:tcMar>
+            <w:vAlign w:val="center"/>
+          </w:tcPr>
+          <w:p>
+            <w:pPr>
+              <w:spacing w:line="270" w:lineRule="auto"/>
+            </w:pPr>
+            <w:r>
+              <w:rPr>
+                <w:sz w:val="20"/>
+                <w:szCs w:val="20"/>
+              </w:rPr>
+              <w:t>Набор данных с разметкой 1203 классов, в том числе редких; на нём оценивают модели с открытым словарём</w:t>
+            </w:r>
+          </w:p>
+        </w:tc>
+      </w:tr>
+      <w:tr>
+        <w:tblPrEx>
+          <w:tblCellMar>
+            <w:top w:w="0" w:type="dxa"/>
+            <w:bottom w:w="0" w:type="dxa"/>
+          </w:tblCellMar>
+        </w:tblPrEx>
+        <w:tc>
+          <w:tcPr>
+            <w:tcW w:w="2600" w:type="dxa"/>
+            <w:tcBorders>
+              <w:top w:val="single" w:sz="4" w:space="0" w:color="D5DAE3"/>
+              <w:left w:val="single" w:sz="4" w:space="0" w:color="D5DAE3"/>
+              <w:bottom w:val="single" w:sz="4" w:space="0" w:color="D5DAE3"/>
+              <w:right w:val="single" w:sz="4" w:space="0" w:color="D5DAE3"/>
+            </w:tcBorders>
+            <w:shd w:val="clear" w:color="auto" w:fill="F7F9FC"/>
+            <w:tcMar>
+              <w:top w:w="70" w:type="dxa"/>
+              <w:left w:w="110" w:type="dxa"/>
+              <w:bottom w:w="70" w:type="dxa"/>
+              <w:right w:w="110" w:type="dxa"/>
+            </w:tcMar>
+            <w:vAlign w:val="center"/>
+          </w:tcPr>
+          <w:p>
+            <w:pPr>
+              <w:spacing w:line="270" w:lineRule="auto"/>
+            </w:pPr>
+            <w:r>
+              <w:rPr>
+                <w:sz w:val="20"/>
+                <w:szCs w:val="20"/>
+              </w:rPr>
+              <w:lastRenderedPageBreak/>
+              <w:t>Открытый словарь (open-vocabulary)</w:t>
+            </w:r>
+          </w:p>
+        </w:tc>
+        <w:tc>
+          <w:tcPr>
+            <w:tcW w:w="7038" w:type="dxa"/>
+            <w:tcBorders>
+              <w:top w:val="single" w:sz="4" w:space="0" w:color="D5DAE3"/>
+              <w:left w:val="single" w:sz="4" w:space="0" w:color="D5DAE3"/>
+              <w:bottom w:val="single" w:sz="4" w:space="0" w:color="D5DAE3"/>
+              <w:right w:val="single" w:sz="4" w:space="0" w:color="D5DAE3"/>
+            </w:tcBorders>
+            <w:shd w:val="clear" w:color="auto" w:fill="F7F9FC"/>
+            <w:tcMar>
+              <w:top w:w="70" w:type="dxa"/>
+              <w:left w:w="110" w:type="dxa"/>
+              <w:bottom w:w="70" w:type="dxa"/>
+              <w:right w:w="110" w:type="dxa"/>
+            </w:tcMar>
+            <w:vAlign w:val="center"/>
+          </w:tcPr>
+          <w:p>
+            <w:pPr>
+              <w:spacing w:line="270" w:lineRule="auto"/>
+            </w:pPr>
+            <w:r>
+              <w:rPr>
+                <w:sz w:val="20"/>
+                <w:szCs w:val="20"/>
+              </w:rPr>
+              <w:t>Модель ищет объекты по произвольным текстовым названиям, а не по фиксированному списку</w:t>
+            </w:r>
+          </w:p>
+        </w:tc>
+      </w:tr>
+      <w:tr>
+        <w:tblPrEx>
+          <w:tblCellMar>
+            <w:top w:w="0" w:type="dxa"/>
+            <w:bottom w:w="0" w:type="dxa"/>
+          </w:tblCellMar>
+        </w:tblPrEx>
+        <w:tc>
+          <w:tcPr>
+            <w:tcW w:w="2600" w:type="dxa"/>
+            <w:tcBorders>
+              <w:top w:val="single" w:sz="4" w:space="0" w:color="D5DAE3"/>
+              <w:left w:val="single" w:sz="4" w:space="0" w:color="D5DAE3"/>
+              <w:bottom w:val="single" w:sz="4" w:space="0" w:color="D5DAE3"/>
+              <w:right w:val="single" w:sz="4" w:space="0" w:color="D5DAE3"/>
+            </w:tcBorders>
+            <w:tcMar>
+              <w:top w:w="70" w:type="dxa"/>
+              <w:left w:w="110" w:type="dxa"/>
+              <w:bottom w:w="70" w:type="dxa"/>
+              <w:right w:w="110" w:type="dxa"/>
+            </w:tcMar>
+            <w:vAlign w:val="center"/>
+          </w:tcPr>
+          <w:p>
+            <w:pPr>
+              <w:spacing w:line="270" w:lineRule="auto"/>
+            </w:pPr>
+            <w:r>
+              <w:rPr>
+                <w:sz w:val="20"/>
+                <w:szCs w:val="20"/>
+              </w:rPr>
+              <w:t>MobileCLIP</w:t>
+            </w:r>
+          </w:p>
+        </w:tc>
+        <w:tc>
+          <w:tcPr>
+            <w:tcW w:w="7038" w:type="dxa"/>
+            <w:tcBorders>
+              <w:top w:val="single" w:sz="4" w:space="0" w:color="D5DAE3"/>
+              <w:left w:val="single" w:sz="4" w:space="0" w:color="D5DAE3"/>
+              <w:bottom w:val="single" w:sz="4" w:space="0" w:color="D5DAE3"/>
+              <w:right w:val="single" w:sz="4" w:space="0" w:color="D5DAE3"/>
+            </w:tcBorders>
+            <w:tcMar>
+              <w:top w:w="70" w:type="dxa"/>
+              <w:left w:w="110" w:type="dxa"/>
+              <w:bottom w:w="70" w:type="dxa"/>
+              <w:right w:w="110" w:type="dxa"/>
+            </w:tcMar>
+            <w:vAlign w:val="center"/>
+          </w:tcPr>
+          <w:p>
+            <w:pPr>
+              <w:spacing w:line="270" w:lineRule="auto"/>
+            </w:pPr>
+            <w:r>
+              <w:rPr>
+                <w:sz w:val="20"/>
+                <w:szCs w:val="20"/>
+              </w:rPr>
+              <w:t>Текстовый кодировщик, который переводит названия в векторы для YOLOE</w:t>
+            </w:r>
+          </w:p>
+        </w:tc>
+      </w:tr>
+      <w:tr>
+        <w:tblPrEx>
+          <w:tblCellMar>
+            <w:top w:w="0" w:type="dxa"/>
+            <w:bottom w:w="0" w:type="dxa"/>
+          </w:tblCellMar>
+        </w:tblPrEx>
+        <w:tc>
+          <w:tcPr>
+            <w:tcW w:w="2600" w:type="dxa"/>
+            <w:tcBorders>
+              <w:top w:val="single" w:sz="4" w:space="0" w:color="D5DAE3"/>
+              <w:left w:val="single" w:sz="4" w:space="0" w:color="D5DAE3"/>
+              <w:bottom w:val="single" w:sz="4" w:space="0" w:color="D5DAE3"/>
+              <w:right w:val="single" w:sz="4" w:space="0" w:color="D5DAE3"/>
+            </w:tcBorders>
+            <w:shd w:val="clear" w:color="auto" w:fill="F7F9FC"/>
+            <w:tcMar>
+              <w:top w:w="70" w:type="dxa"/>
+              <w:left w:w="110" w:type="dxa"/>
+              <w:bottom w:w="70" w:type="dxa"/>
+              <w:right w:w="110" w:type="dxa"/>
+            </w:tcMar>
+            <w:vAlign w:val="center"/>
+          </w:tcPr>
+          <w:p>
+            <w:pPr>
+              <w:spacing w:line="270" w:lineRule="auto"/>
+            </w:pPr>
+            <w:r>
+              <w:rPr>
+                <w:sz w:val="20"/>
+                <w:szCs w:val="20"/>
+              </w:rPr>
+              <w:t>VPN</w:t>
+            </w:r>
+          </w:p>
+        </w:tc>
+        <w:tc>
+          <w:tcPr>
+            <w:tcW w:w="7038" w:type="dxa"/>
+            <w:tcBorders>
+              <w:top w:val="single" w:sz="4" w:space="0" w:color="D5DAE3"/>
+              <w:left w:val="single" w:sz="4" w:space="0" w:color="D5DAE3"/>
+              <w:bottom w:val="single" w:sz="4" w:space="0" w:color="D5DAE3"/>
+              <w:right w:val="single" w:sz="4" w:space="0" w:color="D5DAE3"/>
+            </w:tcBorders>
+            <w:shd w:val="clear" w:color="auto" w:fill="F7F9FC"/>
+            <w:tcMar>
+              <w:top w:w="70" w:type="dxa"/>
+              <w:left w:w="110" w:type="dxa"/>
+              <w:bottom w:w="70" w:type="dxa"/>
+              <w:right w:w="110" w:type="dxa"/>
+            </w:tcMar>
+            <w:vAlign w:val="center"/>
+          </w:tcPr>
+          <w:p>
+            <w:pPr>
+              <w:spacing w:line="270" w:lineRule="auto"/>
+            </w:pPr>
+            <w:r>
+              <w:rPr>
+                <w:sz w:val="20"/>
+                <w:szCs w:val="20"/>
+              </w:rPr>
+              <w:t>Защищённая виртуальная сеть; устройства в ней видят друг друга по VPN-адресам</w:t>
             </w:r>
           </w:p>
         </w:tc>
@@ -31703,10 +36778,10 @@
 <file path=word/numbering.xml><?xml version="1.0" encoding="utf-8"?>
 <w:numbering xmlns:wpc="http://schemas.microsoft.com/office/word/2010/wordprocessingCanvas" xmlns:cx="http://schemas.microsoft.com/office/drawing/2014/chartex" xmlns:cx1="http://schemas.microsoft.com/office/drawing/2015/9/8/chartex" xmlns:cx2="http://schemas.microsoft.com/office/drawing/2015/10/21/chartex" xmlns:cx3="http://schemas.microsoft.com/office/drawing/2016/5/9/chartex" xmlns:cx4="http://schemas.microsoft.com/office/drawing/2016/5/10/chartex" xmlns:cx5="http://schemas.microsoft.com/office/drawing/2016/5/11/chartex" xmlns:cx6="http://schemas.microsoft.com/office/drawing/2016/5/12/chartex" xmlns:cx7="http://schemas.microsoft.com/office/drawing/2016/5/13/chartex" xmlns:cx8="http://schemas.microsoft.com/office/drawing/2016/5/14/chartex" xmlns:mc="http://schemas.openxmlformats.org/markup-compatibility/2006" xmlns:aink="http://schemas.microsoft.com/office/drawing/2016/ink" xmlns:am3d="http://schemas.microsoft.com/office/drawing/2017/model3d" xmlns:o="urn:schemas-microsoft-com:office:office" xmlns:oel="http://schemas.microsoft.com/office/2019/extlst" xmlns:r="http://schemas.openxmlformats.org/officeDocument/2006/relationships" xmlns:m="http://schemas.openxmlformats.org/officeDocument/2006/math" xmlns:v="urn:schemas-microsoft-com:vml" xmlns:wp14="http://schemas.microsoft.com/office/word/2010/wordprocessingDrawing" xmlns:wp="http://schemas.openxmlformats.org/drawingml/2006/wordprocessingDrawing" xmlns:w10="urn:schemas-microsoft-com:office:word" xmlns:w="http://schemas.openxmlformats.org/wordprocessingml/2006/main" xmlns:w14="http://schemas.microsoft.com/office/word/2010/wordml" xmlns:w15="http://schemas.microsoft.com/office/word/2012/wordml" xmlns:w16cex="http://schemas.microsoft.com/office/word/2018/wordml/cex" xmlns:w16cid="http://schemas.microsoft.com/office/word/2016/wordml/cid" xmlns:w16="http://schemas.microsoft.com/office/word/2018/wordml" xmlns:w16sdtdh="http://schemas.microsoft.com/office/word/2020/wordml/sdtdatahash" xmlns:w16se="http://schemas.microsoft.com/office/word/2015/wordml/symex" xmlns:wpg="http://schemas.microsoft.com/office/word/2010/wordprocessingGroup" xmlns:wpi="http://schemas.microsoft.com/office/word/2010/wordprocessingInk" xmlns:wne="http://schemas.microsoft.com/office/word/2006/wordml" xmlns:wps="http://schemas.microsoft.com/office/word/2010/wordprocessingShape" mc:Ignorable="w14 w15 w16se w16cid w16 w16cex w16sdtdh wp14">
   <w:abstractNum w:abstractNumId="0" w15:restartNumberingAfterBreak="0">
-    <w:nsid w:val="04096BBC"/>
+    <w:nsid w:val="09220F1D"/>
     <w:multiLevelType w:val="hybridMultilevel"/>
-    <w:tmpl w:val="BF6AF934"/>
-    <w:lvl w:ilvl="0" w:tplc="EACAFAE2">
+    <w:tmpl w:val="D888694C"/>
+    <w:lvl w:ilvl="0" w:tplc="27DEE984">
       <w:start w:val="1"/>
       <w:numFmt w:val="decimal"/>
       <w:lvlText w:val="%1."/>
@@ -31715,52 +36790,52 @@
         <w:ind w:left="540" w:hanging="360"/>
       </w:pPr>
     </w:lvl>
-    <w:lvl w:ilvl="1" w:tplc="5C1CFB64">
+    <w:lvl w:ilvl="1" w:tplc="FE72232A">
       <w:numFmt w:val="decimal"/>
       <w:lvlText w:val=""/>
       <w:lvlJc w:val="left"/>
     </w:lvl>
-    <w:lvl w:ilvl="2" w:tplc="AF0CF9D0">
+    <w:lvl w:ilvl="2" w:tplc="568C91BC">
       <w:numFmt w:val="decimal"/>
       <w:lvlText w:val=""/>
       <w:lvlJc w:val="left"/>
     </w:lvl>
-    <w:lvl w:ilvl="3" w:tplc="5A6A29AC">
+    <w:lvl w:ilvl="3" w:tplc="75C811EA">
       <w:numFmt w:val="decimal"/>
       <w:lvlText w:val=""/>
       <w:lvlJc w:val="left"/>
     </w:lvl>
-    <w:lvl w:ilvl="4" w:tplc="27C63CD2">
+    <w:lvl w:ilvl="4" w:tplc="AC94315E">
       <w:numFmt w:val="decimal"/>
       <w:lvlText w:val=""/>
       <w:lvlJc w:val="left"/>
     </w:lvl>
-    <w:lvl w:ilvl="5" w:tplc="93000830">
+    <w:lvl w:ilvl="5" w:tplc="4250786A">
       <w:numFmt w:val="decimal"/>
       <w:lvlText w:val=""/>
       <w:lvlJc w:val="left"/>
     </w:lvl>
-    <w:lvl w:ilvl="6" w:tplc="5E64A9D0">
+    <w:lvl w:ilvl="6" w:tplc="0420A19E">
       <w:numFmt w:val="decimal"/>
       <w:lvlText w:val=""/>
       <w:lvlJc w:val="left"/>
     </w:lvl>
-    <w:lvl w:ilvl="7" w:tplc="29A0373E">
+    <w:lvl w:ilvl="7" w:tplc="D2746B00">
       <w:numFmt w:val="decimal"/>
       <w:lvlText w:val=""/>
       <w:lvlJc w:val="left"/>
     </w:lvl>
-    <w:lvl w:ilvl="8" w:tplc="CB66A48A">
+    <w:lvl w:ilvl="8" w:tplc="4F4C7380">
       <w:numFmt w:val="decimal"/>
       <w:lvlText w:val=""/>
       <w:lvlJc w:val="left"/>
     </w:lvl>
   </w:abstractNum>
   <w:abstractNum w:abstractNumId="1" w15:restartNumberingAfterBreak="0">
-    <w:nsid w:val="11ED7383"/>
+    <w:nsid w:val="0AB313FC"/>
     <w:multiLevelType w:val="hybridMultilevel"/>
-    <w:tmpl w:val="62E686B8"/>
-    <w:lvl w:ilvl="0" w:tplc="AC720E7C">
+    <w:tmpl w:val="DE32A702"/>
+    <w:lvl w:ilvl="0" w:tplc="6A385A04">
       <w:start w:val="1"/>
       <w:numFmt w:val="decimal"/>
       <w:lvlText w:val="%1."/>
@@ -31769,52 +36844,52 @@
         <w:ind w:left="540" w:hanging="360"/>
       </w:pPr>
     </w:lvl>
-    <w:lvl w:ilvl="1" w:tplc="1CA2E8DE">
+    <w:lvl w:ilvl="1" w:tplc="BDB2CA58">
       <w:numFmt w:val="decimal"/>
       <w:lvlText w:val=""/>
       <w:lvlJc w:val="left"/>
     </w:lvl>
-    <w:lvl w:ilvl="2" w:tplc="3B522AF2">
+    <w:lvl w:ilvl="2" w:tplc="4DCAD4EE">
       <w:numFmt w:val="decimal"/>
       <w:lvlText w:val=""/>
       <w:lvlJc w:val="left"/>
     </w:lvl>
-    <w:lvl w:ilvl="3" w:tplc="FD4E3C3A">
+    <w:lvl w:ilvl="3" w:tplc="48DC81B4">
       <w:numFmt w:val="decimal"/>
       <w:lvlText w:val=""/>
       <w:lvlJc w:val="left"/>
     </w:lvl>
-    <w:lvl w:ilvl="4" w:tplc="E4DA3C5E">
+    <w:lvl w:ilvl="4" w:tplc="5D38BA48">
       <w:numFmt w:val="decimal"/>
       <w:lvlText w:val=""/>
       <w:lvlJc w:val="left"/>
     </w:lvl>
-    <w:lvl w:ilvl="5" w:tplc="75DA9418">
+    <w:lvl w:ilvl="5" w:tplc="017A18A4">
       <w:numFmt w:val="decimal"/>
       <w:lvlText w:val=""/>
       <w:lvlJc w:val="left"/>
     </w:lvl>
-    <w:lvl w:ilvl="6" w:tplc="F9D290D4">
+    <w:lvl w:ilvl="6" w:tplc="92461AC2">
       <w:numFmt w:val="decimal"/>
       <w:lvlText w:val=""/>
       <w:lvlJc w:val="left"/>
     </w:lvl>
-    <w:lvl w:ilvl="7" w:tplc="B4E2BAA6">
+    <w:lvl w:ilvl="7" w:tplc="E4809CB6">
       <w:numFmt w:val="decimal"/>
       <w:lvlText w:val=""/>
       <w:lvlJc w:val="left"/>
     </w:lvl>
-    <w:lvl w:ilvl="8" w:tplc="FC4A39B2">
+    <w:lvl w:ilvl="8" w:tplc="78609CD4">
       <w:numFmt w:val="decimal"/>
       <w:lvlText w:val=""/>
       <w:lvlJc w:val="left"/>
     </w:lvl>
   </w:abstractNum>
   <w:abstractNum w:abstractNumId="2" w15:restartNumberingAfterBreak="0">
-    <w:nsid w:val="12FC004A"/>
+    <w:nsid w:val="0B811726"/>
     <w:multiLevelType w:val="hybridMultilevel"/>
-    <w:tmpl w:val="7E08978A"/>
-    <w:lvl w:ilvl="0" w:tplc="0E1A4AAC">
+    <w:tmpl w:val="74C2C500"/>
+    <w:lvl w:ilvl="0" w:tplc="2376C9A0">
       <w:start w:val="1"/>
       <w:numFmt w:val="decimal"/>
       <w:lvlText w:val="%1."/>
@@ -31823,52 +36898,138 @@
         <w:ind w:left="540" w:hanging="360"/>
       </w:pPr>
     </w:lvl>
-    <w:lvl w:ilvl="1" w:tplc="2B4A3F54">
+    <w:lvl w:ilvl="1" w:tplc="77E63702">
       <w:numFmt w:val="decimal"/>
       <w:lvlText w:val=""/>
       <w:lvlJc w:val="left"/>
     </w:lvl>
-    <w:lvl w:ilvl="2" w:tplc="D91CB136">
+    <w:lvl w:ilvl="2" w:tplc="C72ECBE4">
       <w:numFmt w:val="decimal"/>
       <w:lvlText w:val=""/>
       <w:lvlJc w:val="left"/>
     </w:lvl>
-    <w:lvl w:ilvl="3" w:tplc="16E48912">
+    <w:lvl w:ilvl="3" w:tplc="8EE46152">
       <w:numFmt w:val="decimal"/>
       <w:lvlText w:val=""/>
       <w:lvlJc w:val="left"/>
     </w:lvl>
-    <w:lvl w:ilvl="4" w:tplc="E2FA151E">
+    <w:lvl w:ilvl="4" w:tplc="15BAFA92">
       <w:numFmt w:val="decimal"/>
       <w:lvlText w:val=""/>
       <w:lvlJc w:val="left"/>
     </w:lvl>
-    <w:lvl w:ilvl="5" w:tplc="67EE9FBE">
+    <w:lvl w:ilvl="5" w:tplc="72AA41AA">
       <w:numFmt w:val="decimal"/>
       <w:lvlText w:val=""/>
       <w:lvlJc w:val="left"/>
     </w:lvl>
-    <w:lvl w:ilvl="6" w:tplc="C36EED80">
+    <w:lvl w:ilvl="6" w:tplc="881863A2">
       <w:numFmt w:val="decimal"/>
       <w:lvlText w:val=""/>
       <w:lvlJc w:val="left"/>
     </w:lvl>
-    <w:lvl w:ilvl="7" w:tplc="D75EB98A">
+    <w:lvl w:ilvl="7" w:tplc="BF607742">
       <w:numFmt w:val="decimal"/>
       <w:lvlText w:val=""/>
       <w:lvlJc w:val="left"/>
     </w:lvl>
-    <w:lvl w:ilvl="8" w:tplc="6BC28EFE">
+    <w:lvl w:ilvl="8" w:tplc="8B386176">
       <w:numFmt w:val="decimal"/>
       <w:lvlText w:val=""/>
       <w:lvlJc w:val="left"/>
     </w:lvl>
   </w:abstractNum>
   <w:abstractNum w:abstractNumId="3" w15:restartNumberingAfterBreak="0">
-    <w:nsid w:val="155B0A4C"/>
+    <w:nsid w:val="0CBF2B0D"/>
     <w:multiLevelType w:val="hybridMultilevel"/>
-    <w:tmpl w:val="62D88ECE"/>
-    <w:lvl w:ilvl="0" w:tplc="EA623E06">
+    <w:tmpl w:val="7480E30E"/>
+    <w:lvl w:ilvl="0" w:tplc="4DE83F06">
+      <w:start w:val="1"/>
+      <w:numFmt w:val="bullet"/>
+      <w:lvlText w:val="●"/>
+      <w:lvlJc w:val="left"/>
+      <w:pPr>
+        <w:ind w:left="720" w:hanging="360"/>
+      </w:pPr>
+    </w:lvl>
+    <w:lvl w:ilvl="1" w:tplc="292E52F2">
+      <w:start w:val="1"/>
+      <w:numFmt w:val="bullet"/>
+      <w:lvlText w:val="○"/>
+      <w:lvlJc w:val="left"/>
+      <w:pPr>
+        <w:ind w:left="1440" w:hanging="360"/>
+      </w:pPr>
+    </w:lvl>
+    <w:lvl w:ilvl="2" w:tplc="5F3CFE92">
+      <w:start w:val="1"/>
+      <w:numFmt w:val="bullet"/>
+      <w:lvlText w:val="■"/>
+      <w:lvlJc w:val="left"/>
+      <w:pPr>
+        <w:ind w:left="2160" w:hanging="360"/>
+      </w:pPr>
+    </w:lvl>
+    <w:lvl w:ilvl="3" w:tplc="D0CE29A4">
+      <w:start w:val="1"/>
+      <w:numFmt w:val="bullet"/>
+      <w:lvlText w:val="●"/>
+      <w:lvlJc w:val="left"/>
+      <w:pPr>
+        <w:ind w:left="2880" w:hanging="360"/>
+      </w:pPr>
+    </w:lvl>
+    <w:lvl w:ilvl="4" w:tplc="F3246D84">
+      <w:start w:val="1"/>
+      <w:numFmt w:val="bullet"/>
+      <w:lvlText w:val="○"/>
+      <w:lvlJc w:val="left"/>
+      <w:pPr>
+        <w:ind w:left="3600" w:hanging="360"/>
+      </w:pPr>
+    </w:lvl>
+    <w:lvl w:ilvl="5" w:tplc="CD3E6E0C">
+      <w:start w:val="1"/>
+      <w:numFmt w:val="bullet"/>
+      <w:lvlText w:val="■"/>
+      <w:lvlJc w:val="left"/>
+      <w:pPr>
+        <w:ind w:left="4320" w:hanging="360"/>
+      </w:pPr>
+    </w:lvl>
+    <w:lvl w:ilvl="6" w:tplc="579C837C">
+      <w:start w:val="1"/>
+      <w:numFmt w:val="bullet"/>
+      <w:lvlText w:val="●"/>
+      <w:lvlJc w:val="left"/>
+      <w:pPr>
+        <w:ind w:left="5040" w:hanging="360"/>
+      </w:pPr>
+    </w:lvl>
+    <w:lvl w:ilvl="7" w:tplc="CBD66102">
+      <w:start w:val="1"/>
+      <w:numFmt w:val="bullet"/>
+      <w:lvlText w:val="●"/>
+      <w:lvlJc w:val="left"/>
+      <w:pPr>
+        <w:ind w:left="5760" w:hanging="360"/>
+      </w:pPr>
+    </w:lvl>
+    <w:lvl w:ilvl="8" w:tplc="EB8ACCBE">
+      <w:start w:val="1"/>
+      <w:numFmt w:val="bullet"/>
+      <w:lvlText w:val="●"/>
+      <w:lvlJc w:val="left"/>
+      <w:pPr>
+        <w:ind w:left="6480" w:hanging="360"/>
+      </w:pPr>
+    </w:lvl>
+  </w:abstractNum>
+  <w:abstractNum w:abstractNumId="4" w15:restartNumberingAfterBreak="0">
+    <w:nsid w:val="213B0D48"/>
+    <w:multiLevelType w:val="hybridMultilevel"/>
+    <w:tmpl w:val="48401834"/>
+    <w:lvl w:ilvl="0" w:tplc="E4C88624">
       <w:start w:val="1"/>
       <w:numFmt w:val="decimal"/>
       <w:lvlText w:val="%1."/>
@@ -31877,106 +37038,52 @@
         <w:ind w:left="540" w:hanging="360"/>
       </w:pPr>
     </w:lvl>
-    <w:lvl w:ilvl="1" w:tplc="014299EE">
+    <w:lvl w:ilvl="1" w:tplc="88BE46B0">
       <w:numFmt w:val="decimal"/>
       <w:lvlText w:val=""/>
       <w:lvlJc w:val="left"/>
     </w:lvl>
-    <w:lvl w:ilvl="2" w:tplc="BAE440A6">
+    <w:lvl w:ilvl="2" w:tplc="44DC289E">
       <w:numFmt w:val="decimal"/>
       <w:lvlText w:val=""/>
       <w:lvlJc w:val="left"/>
     </w:lvl>
-    <w:lvl w:ilvl="3" w:tplc="B0AEB668">
+    <w:lvl w:ilvl="3" w:tplc="7A347E36">
       <w:numFmt w:val="decimal"/>
       <w:lvlText w:val=""/>
       <w:lvlJc w:val="left"/>
     </w:lvl>
-    <w:lvl w:ilvl="4" w:tplc="271827C2">
+    <w:lvl w:ilvl="4" w:tplc="526C8558">
       <w:numFmt w:val="decimal"/>
       <w:lvlText w:val=""/>
       <w:lvlJc w:val="left"/>
     </w:lvl>
-    <w:lvl w:ilvl="5" w:tplc="C2ACFB62">
+    <w:lvl w:ilvl="5" w:tplc="0AAA5B70">
       <w:numFmt w:val="decimal"/>
       <w:lvlText w:val=""/>
       <w:lvlJc w:val="left"/>
     </w:lvl>
-    <w:lvl w:ilvl="6" w:tplc="634007AC">
+    <w:lvl w:ilvl="6" w:tplc="6D7CB200">
       <w:numFmt w:val="decimal"/>
       <w:lvlText w:val=""/>
       <w:lvlJc w:val="left"/>
     </w:lvl>
-    <w:lvl w:ilvl="7" w:tplc="8CBC6C12">
+    <w:lvl w:ilvl="7" w:tplc="24C054E8">
       <w:numFmt w:val="decimal"/>
       <w:lvlText w:val=""/>
       <w:lvlJc w:val="left"/>
     </w:lvl>
-    <w:lvl w:ilvl="8" w:tplc="60701FEC">
-      <w:numFmt w:val="decimal"/>
-      <w:lvlText w:val=""/>
-      <w:lvlJc w:val="left"/>
-    </w:lvl>
-  </w:abstractNum>
-  <w:abstractNum w:abstractNumId="4" w15:restartNumberingAfterBreak="0">
-    <w:nsid w:val="22623475"/>
-    <w:multiLevelType w:val="hybridMultilevel"/>
-    <w:tmpl w:val="592EB844"/>
-    <w:lvl w:ilvl="0" w:tplc="A42A8E58">
-      <w:start w:val="1"/>
-      <w:numFmt w:val="decimal"/>
-      <w:lvlText w:val="%1."/>
-      <w:lvlJc w:val="left"/>
-      <w:pPr>
-        <w:ind w:left="540" w:hanging="360"/>
-      </w:pPr>
-    </w:lvl>
-    <w:lvl w:ilvl="1" w:tplc="4EC42D98">
-      <w:numFmt w:val="decimal"/>
-      <w:lvlText w:val=""/>
-      <w:lvlJc w:val="left"/>
-    </w:lvl>
-    <w:lvl w:ilvl="2" w:tplc="79B24100">
-      <w:numFmt w:val="decimal"/>
-      <w:lvlText w:val=""/>
-      <w:lvlJc w:val="left"/>
-    </w:lvl>
-    <w:lvl w:ilvl="3" w:tplc="07F0E990">
-      <w:numFmt w:val="decimal"/>
-      <w:lvlText w:val=""/>
-      <w:lvlJc w:val="left"/>
-    </w:lvl>
-    <w:lvl w:ilvl="4" w:tplc="C3A63964">
-      <w:numFmt w:val="decimal"/>
-      <w:lvlText w:val=""/>
-      <w:lvlJc w:val="left"/>
-    </w:lvl>
-    <w:lvl w:ilvl="5" w:tplc="0BAAD68A">
-      <w:numFmt w:val="decimal"/>
-      <w:lvlText w:val=""/>
-      <w:lvlJc w:val="left"/>
-    </w:lvl>
-    <w:lvl w:ilvl="6" w:tplc="E97E175E">
-      <w:numFmt w:val="decimal"/>
-      <w:lvlText w:val=""/>
-      <w:lvlJc w:val="left"/>
-    </w:lvl>
-    <w:lvl w:ilvl="7" w:tplc="EC3ECB1A">
-      <w:numFmt w:val="decimal"/>
-      <w:lvlText w:val=""/>
-      <w:lvlJc w:val="left"/>
-    </w:lvl>
-    <w:lvl w:ilvl="8" w:tplc="58983C62">
+    <w:lvl w:ilvl="8" w:tplc="DD64F0A4">
       <w:numFmt w:val="decimal"/>
       <w:lvlText w:val=""/>
       <w:lvlJc w:val="left"/>
     </w:lvl>
   </w:abstractNum>
   <w:abstractNum w:abstractNumId="5" w15:restartNumberingAfterBreak="0">
-    <w:nsid w:val="42A16517"/>
+    <w:nsid w:val="34611FA7"/>
     <w:multiLevelType w:val="hybridMultilevel"/>
-    <w:tmpl w:val="E41242D0"/>
-    <w:lvl w:ilvl="0" w:tplc="94643722">
+    <w:tmpl w:val="204C5E9A"/>
+    <w:lvl w:ilvl="0" w:tplc="ACCED1D8">
       <w:start w:val="1"/>
       <w:numFmt w:val="decimal"/>
       <w:lvlText w:val="%1."/>
@@ -31985,295 +37092,323 @@
         <w:ind w:left="540" w:hanging="360"/>
       </w:pPr>
     </w:lvl>
-    <w:lvl w:ilvl="1" w:tplc="92BCC452">
+    <w:lvl w:ilvl="1" w:tplc="F1BC3DB0">
       <w:numFmt w:val="decimal"/>
       <w:lvlText w:val=""/>
       <w:lvlJc w:val="left"/>
     </w:lvl>
-    <w:lvl w:ilvl="2" w:tplc="F12CCEC4">
+    <w:lvl w:ilvl="2" w:tplc="012AEBE6">
       <w:numFmt w:val="decimal"/>
       <w:lvlText w:val=""/>
       <w:lvlJc w:val="left"/>
     </w:lvl>
-    <w:lvl w:ilvl="3" w:tplc="BC1ACFB0">
+    <w:lvl w:ilvl="3" w:tplc="6B504886">
       <w:numFmt w:val="decimal"/>
       <w:lvlText w:val=""/>
       <w:lvlJc w:val="left"/>
     </w:lvl>
-    <w:lvl w:ilvl="4" w:tplc="3E269AD8">
+    <w:lvl w:ilvl="4" w:tplc="AE50DFEE">
       <w:numFmt w:val="decimal"/>
       <w:lvlText w:val=""/>
       <w:lvlJc w:val="left"/>
     </w:lvl>
-    <w:lvl w:ilvl="5" w:tplc="E140FF2C">
+    <w:lvl w:ilvl="5" w:tplc="4210B512">
       <w:numFmt w:val="decimal"/>
       <w:lvlText w:val=""/>
       <w:lvlJc w:val="left"/>
     </w:lvl>
-    <w:lvl w:ilvl="6" w:tplc="D934297A">
+    <w:lvl w:ilvl="6" w:tplc="14E6390E">
       <w:numFmt w:val="decimal"/>
       <w:lvlText w:val=""/>
       <w:lvlJc w:val="left"/>
     </w:lvl>
-    <w:lvl w:ilvl="7" w:tplc="A81E0FFE">
+    <w:lvl w:ilvl="7" w:tplc="2618D4BC">
       <w:numFmt w:val="decimal"/>
       <w:lvlText w:val=""/>
       <w:lvlJc w:val="left"/>
     </w:lvl>
-    <w:lvl w:ilvl="8" w:tplc="E506C0F0">
+    <w:lvl w:ilvl="8" w:tplc="AC3ADD6A">
       <w:numFmt w:val="decimal"/>
       <w:lvlText w:val=""/>
       <w:lvlJc w:val="left"/>
     </w:lvl>
   </w:abstractNum>
   <w:abstractNum w:abstractNumId="6" w15:restartNumberingAfterBreak="0">
-    <w:nsid w:val="62F93191"/>
+    <w:nsid w:val="38F70BA5"/>
     <w:multiLevelType w:val="hybridMultilevel"/>
-    <w:tmpl w:val="A7304EFE"/>
-    <w:lvl w:ilvl="0" w:tplc="ED080240">
+    <w:tmpl w:val="B9184BB2"/>
+    <w:lvl w:ilvl="0" w:tplc="69F8C4FE">
       <w:start w:val="1"/>
-      <w:numFmt w:val="bullet"/>
-      <w:lvlText w:val="●"/>
+      <w:numFmt w:val="decimal"/>
+      <w:lvlText w:val="%1."/>
       <w:lvlJc w:val="left"/>
       <w:pPr>
-        <w:ind w:left="720" w:hanging="360"/>
+        <w:ind w:left="540" w:hanging="360"/>
       </w:pPr>
     </w:lvl>
-    <w:lvl w:ilvl="1" w:tplc="9E8AAA5C">
-      <w:start w:val="1"/>
-      <w:numFmt w:val="bullet"/>
-      <w:lvlText w:val="○"/>
-      <w:lvlJc w:val="left"/>
-      <w:pPr>
-        <w:ind w:left="1440" w:hanging="360"/>
-      </w:pPr>
-    </w:lvl>
-    <w:lvl w:ilvl="2" w:tplc="1D4C74EE">
-      <w:start w:val="1"/>
-      <w:numFmt w:val="bullet"/>
-      <w:lvlText w:val="■"/>
-      <w:lvlJc w:val="left"/>
-      <w:pPr>
-        <w:ind w:left="2160" w:hanging="360"/>
-      </w:pPr>
-    </w:lvl>
-    <w:lvl w:ilvl="3" w:tplc="343AEB12">
-      <w:start w:val="1"/>
-      <w:numFmt w:val="bullet"/>
-      <w:lvlText w:val="●"/>
-      <w:lvlJc w:val="left"/>
-      <w:pPr>
-        <w:ind w:left="2880" w:hanging="360"/>
-      </w:pPr>
-    </w:lvl>
-    <w:lvl w:ilvl="4" w:tplc="B8A04814">
-      <w:start w:val="1"/>
-      <w:numFmt w:val="bullet"/>
-      <w:lvlText w:val="○"/>
-      <w:lvlJc w:val="left"/>
-      <w:pPr>
-        <w:ind w:left="3600" w:hanging="360"/>
-      </w:pPr>
-    </w:lvl>
-    <w:lvl w:ilvl="5" w:tplc="807C85B0">
-      <w:start w:val="1"/>
-      <w:numFmt w:val="bullet"/>
-      <w:lvlText w:val="■"/>
-      <w:lvlJc w:val="left"/>
-      <w:pPr>
-        <w:ind w:left="4320" w:hanging="360"/>
-      </w:pPr>
-    </w:lvl>
-    <w:lvl w:ilvl="6" w:tplc="3946BF36">
-      <w:start w:val="1"/>
-      <w:numFmt w:val="bullet"/>
-      <w:lvlText w:val="●"/>
-      <w:lvlJc w:val="left"/>
-      <w:pPr>
-        <w:ind w:left="5040" w:hanging="360"/>
-      </w:pPr>
-    </w:lvl>
-    <w:lvl w:ilvl="7" w:tplc="33FE0648">
-      <w:start w:val="1"/>
-      <w:numFmt w:val="bullet"/>
-      <w:lvlText w:val="●"/>
-      <w:lvlJc w:val="left"/>
-      <w:pPr>
-        <w:ind w:left="5760" w:hanging="360"/>
-      </w:pPr>
-    </w:lvl>
-    <w:lvl w:ilvl="8" w:tplc="32BCE1B8">
-      <w:start w:val="1"/>
-      <w:numFmt w:val="bullet"/>
-      <w:lvlText w:val="●"/>
-      <w:lvlJc w:val="left"/>
-      <w:pPr>
-        <w:ind w:left="6480" w:hanging="360"/>
-      </w:pPr>
-    </w:lvl>
-  </w:abstractNum>
-  <w:abstractNum w:abstractNumId="7" w15:restartNumberingAfterBreak="0">
-    <w:nsid w:val="6B795A78"/>
-    <w:multiLevelType w:val="hybridMultilevel"/>
-    <w:tmpl w:val="0D9C7820"/>
-    <w:lvl w:ilvl="0" w:tplc="08528D08">
-      <w:start w:val="1"/>
-      <w:numFmt w:val="bullet"/>
-      <w:lvlText w:val="•"/>
-      <w:lvlJc w:val="left"/>
-      <w:pPr>
-        <w:ind w:left="540" w:hanging="300"/>
-      </w:pPr>
-    </w:lvl>
-    <w:lvl w:ilvl="1" w:tplc="E242B37A">
-      <w:start w:val="1"/>
-      <w:numFmt w:val="bullet"/>
-      <w:lvlText w:val="–"/>
-      <w:lvlJc w:val="left"/>
-      <w:pPr>
-        <w:ind w:left="1000" w:hanging="300"/>
-      </w:pPr>
-    </w:lvl>
-    <w:lvl w:ilvl="2" w:tplc="DE8411A6">
+    <w:lvl w:ilvl="1" w:tplc="D2E63C36">
       <w:numFmt w:val="decimal"/>
       <w:lvlText w:val=""/>
       <w:lvlJc w:val="left"/>
     </w:lvl>
-    <w:lvl w:ilvl="3" w:tplc="61DA5AFE">
+    <w:lvl w:ilvl="2" w:tplc="75363DA0">
       <w:numFmt w:val="decimal"/>
       <w:lvlText w:val=""/>
       <w:lvlJc w:val="left"/>
     </w:lvl>
-    <w:lvl w:ilvl="4" w:tplc="4870813E">
+    <w:lvl w:ilvl="3" w:tplc="AE846AE2">
       <w:numFmt w:val="decimal"/>
       <w:lvlText w:val=""/>
       <w:lvlJc w:val="left"/>
     </w:lvl>
-    <w:lvl w:ilvl="5" w:tplc="C38091B2">
+    <w:lvl w:ilvl="4" w:tplc="C16E4A36">
       <w:numFmt w:val="decimal"/>
       <w:lvlText w:val=""/>
       <w:lvlJc w:val="left"/>
     </w:lvl>
-    <w:lvl w:ilvl="6" w:tplc="EB9A0560">
+    <w:lvl w:ilvl="5" w:tplc="58CCEC48">
       <w:numFmt w:val="decimal"/>
       <w:lvlText w:val=""/>
       <w:lvlJc w:val="left"/>
     </w:lvl>
-    <w:lvl w:ilvl="7" w:tplc="A0824072">
+    <w:lvl w:ilvl="6" w:tplc="3FAC1E44">
       <w:numFmt w:val="decimal"/>
       <w:lvlText w:val=""/>
       <w:lvlJc w:val="left"/>
     </w:lvl>
-    <w:lvl w:ilvl="8" w:tplc="BE986AAC">
+    <w:lvl w:ilvl="7" w:tplc="6882DF4A">
+      <w:numFmt w:val="decimal"/>
+      <w:lvlText w:val=""/>
+      <w:lvlJc w:val="left"/>
+    </w:lvl>
+    <w:lvl w:ilvl="8" w:tplc="C804F9CA">
+      <w:numFmt w:val="decimal"/>
+      <w:lvlText w:val=""/>
+      <w:lvlJc w:val="left"/>
+    </w:lvl>
+  </w:abstractNum>
+  <w:abstractNum w:abstractNumId="7" w15:restartNumberingAfterBreak="0">
+    <w:nsid w:val="3B7E08FC"/>
+    <w:multiLevelType w:val="hybridMultilevel"/>
+    <w:tmpl w:val="9A5EB232"/>
+    <w:lvl w:ilvl="0" w:tplc="C5F020CE">
+      <w:start w:val="1"/>
+      <w:numFmt w:val="decimal"/>
+      <w:lvlText w:val="%1."/>
+      <w:lvlJc w:val="left"/>
+      <w:pPr>
+        <w:ind w:left="540" w:hanging="360"/>
+      </w:pPr>
+    </w:lvl>
+    <w:lvl w:ilvl="1" w:tplc="E0301B14">
+      <w:numFmt w:val="decimal"/>
+      <w:lvlText w:val=""/>
+      <w:lvlJc w:val="left"/>
+    </w:lvl>
+    <w:lvl w:ilvl="2" w:tplc="2A9C0D52">
+      <w:numFmt w:val="decimal"/>
+      <w:lvlText w:val=""/>
+      <w:lvlJc w:val="left"/>
+    </w:lvl>
+    <w:lvl w:ilvl="3" w:tplc="46FC8484">
+      <w:numFmt w:val="decimal"/>
+      <w:lvlText w:val=""/>
+      <w:lvlJc w:val="left"/>
+    </w:lvl>
+    <w:lvl w:ilvl="4" w:tplc="19C893A6">
+      <w:numFmt w:val="decimal"/>
+      <w:lvlText w:val=""/>
+      <w:lvlJc w:val="left"/>
+    </w:lvl>
+    <w:lvl w:ilvl="5" w:tplc="D40C672C">
+      <w:numFmt w:val="decimal"/>
+      <w:lvlText w:val=""/>
+      <w:lvlJc w:val="left"/>
+    </w:lvl>
+    <w:lvl w:ilvl="6" w:tplc="7E10C8B8">
+      <w:numFmt w:val="decimal"/>
+      <w:lvlText w:val=""/>
+      <w:lvlJc w:val="left"/>
+    </w:lvl>
+    <w:lvl w:ilvl="7" w:tplc="BCB2AE38">
+      <w:numFmt w:val="decimal"/>
+      <w:lvlText w:val=""/>
+      <w:lvlJc w:val="left"/>
+    </w:lvl>
+    <w:lvl w:ilvl="8" w:tplc="099CF3E2">
       <w:numFmt w:val="decimal"/>
       <w:lvlText w:val=""/>
       <w:lvlJc w:val="left"/>
     </w:lvl>
   </w:abstractNum>
   <w:abstractNum w:abstractNumId="8" w15:restartNumberingAfterBreak="0">
-    <w:nsid w:val="6CE973CC"/>
+    <w:nsid w:val="5B8D0AD2"/>
     <w:multiLevelType w:val="hybridMultilevel"/>
-    <w:tmpl w:val="354ABF1C"/>
-    <w:lvl w:ilvl="0" w:tplc="3E828120">
+    <w:tmpl w:val="8DD243DE"/>
+    <w:lvl w:ilvl="0" w:tplc="1EE48BA8">
       <w:start w:val="1"/>
-      <w:numFmt w:val="decimal"/>
-      <w:lvlText w:val="%1."/>
+      <w:numFmt w:val="bullet"/>
+      <w:lvlText w:val="•"/>
       <w:lvlJc w:val="left"/>
       <w:pPr>
-        <w:ind w:left="540" w:hanging="360"/>
+        <w:ind w:left="540" w:hanging="300"/>
       </w:pPr>
     </w:lvl>
-    <w:lvl w:ilvl="1" w:tplc="36B4FDF8">
+    <w:lvl w:ilvl="1" w:tplc="48DA5D66">
+      <w:start w:val="1"/>
+      <w:numFmt w:val="bullet"/>
+      <w:lvlText w:val="–"/>
+      <w:lvlJc w:val="left"/>
+      <w:pPr>
+        <w:ind w:left="1000" w:hanging="300"/>
+      </w:pPr>
+    </w:lvl>
+    <w:lvl w:ilvl="2" w:tplc="882C7F96">
       <w:numFmt w:val="decimal"/>
       <w:lvlText w:val=""/>
       <w:lvlJc w:val="left"/>
     </w:lvl>
-    <w:lvl w:ilvl="2" w:tplc="B9822294">
+    <w:lvl w:ilvl="3" w:tplc="3F482868">
       <w:numFmt w:val="decimal"/>
       <w:lvlText w:val=""/>
       <w:lvlJc w:val="left"/>
     </w:lvl>
-    <w:lvl w:ilvl="3" w:tplc="E2427A86">
+    <w:lvl w:ilvl="4" w:tplc="9BD48A28">
       <w:numFmt w:val="decimal"/>
       <w:lvlText w:val=""/>
       <w:lvlJc w:val="left"/>
     </w:lvl>
-    <w:lvl w:ilvl="4" w:tplc="E6F4BFBE">
+    <w:lvl w:ilvl="5" w:tplc="B518D344">
       <w:numFmt w:val="decimal"/>
       <w:lvlText w:val=""/>
       <w:lvlJc w:val="left"/>
     </w:lvl>
-    <w:lvl w:ilvl="5" w:tplc="53D0C45E">
+    <w:lvl w:ilvl="6" w:tplc="877C47EA">
       <w:numFmt w:val="decimal"/>
       <w:lvlText w:val=""/>
       <w:lvlJc w:val="left"/>
     </w:lvl>
-    <w:lvl w:ilvl="6" w:tplc="D4B82F40">
+    <w:lvl w:ilvl="7" w:tplc="5930050A">
       <w:numFmt w:val="decimal"/>
       <w:lvlText w:val=""/>
       <w:lvlJc w:val="left"/>
     </w:lvl>
-    <w:lvl w:ilvl="7" w:tplc="154A1BDA">
-      <w:numFmt w:val="decimal"/>
-      <w:lvlText w:val=""/>
-      <w:lvlJc w:val="left"/>
-    </w:lvl>
-    <w:lvl w:ilvl="8" w:tplc="E8D001BC">
+    <w:lvl w:ilvl="8" w:tplc="C9F8D768">
       <w:numFmt w:val="decimal"/>
       <w:lvlText w:val=""/>
       <w:lvlJc w:val="left"/>
     </w:lvl>
   </w:abstractNum>
-  <w:num w:numId="1" w16cid:durableId="350109389">
+  <w:abstractNum w:abstractNumId="9" w15:restartNumberingAfterBreak="0">
+    <w:nsid w:val="6E4F1E65"/>
+    <w:multiLevelType w:val="hybridMultilevel"/>
+    <w:tmpl w:val="7A6CDF20"/>
+    <w:lvl w:ilvl="0" w:tplc="894E0C32">
+      <w:start w:val="1"/>
+      <w:numFmt w:val="decimal"/>
+      <w:lvlText w:val="%1."/>
+      <w:lvlJc w:val="left"/>
+      <w:pPr>
+        <w:ind w:left="540" w:hanging="360"/>
+      </w:pPr>
+    </w:lvl>
+    <w:lvl w:ilvl="1" w:tplc="3A264436">
+      <w:numFmt w:val="decimal"/>
+      <w:lvlText w:val=""/>
+      <w:lvlJc w:val="left"/>
+    </w:lvl>
+    <w:lvl w:ilvl="2" w:tplc="62060360">
+      <w:numFmt w:val="decimal"/>
+      <w:lvlText w:val=""/>
+      <w:lvlJc w:val="left"/>
+    </w:lvl>
+    <w:lvl w:ilvl="3" w:tplc="E28CC5F6">
+      <w:numFmt w:val="decimal"/>
+      <w:lvlText w:val=""/>
+      <w:lvlJc w:val="left"/>
+    </w:lvl>
+    <w:lvl w:ilvl="4" w:tplc="0C48730C">
+      <w:numFmt w:val="decimal"/>
+      <w:lvlText w:val=""/>
+      <w:lvlJc w:val="left"/>
+    </w:lvl>
+    <w:lvl w:ilvl="5" w:tplc="2F10D344">
+      <w:numFmt w:val="decimal"/>
+      <w:lvlText w:val=""/>
+      <w:lvlJc w:val="left"/>
+    </w:lvl>
+    <w:lvl w:ilvl="6" w:tplc="6BDA1212">
+      <w:numFmt w:val="decimal"/>
+      <w:lvlText w:val=""/>
+      <w:lvlJc w:val="left"/>
+    </w:lvl>
+    <w:lvl w:ilvl="7" w:tplc="BEB6E4AE">
+      <w:numFmt w:val="decimal"/>
+      <w:lvlText w:val=""/>
+      <w:lvlJc w:val="left"/>
+    </w:lvl>
+    <w:lvl w:ilvl="8" w:tplc="ADA62AA0">
+      <w:numFmt w:val="decimal"/>
+      <w:lvlText w:val=""/>
+      <w:lvlJc w:val="left"/>
+    </w:lvl>
+  </w:abstractNum>
+  <w:num w:numId="1" w16cid:durableId="1501847375">
+    <w:abstractNumId w:val="3"/>
+    <w:lvlOverride w:ilvl="0">
+      <w:startOverride w:val="1"/>
+    </w:lvlOverride>
+  </w:num>
+  <w:num w:numId="2" w16cid:durableId="1391923047">
+    <w:abstractNumId w:val="8"/>
+    <w:lvlOverride w:ilvl="0">
+      <w:startOverride w:val="1"/>
+    </w:lvlOverride>
+  </w:num>
+  <w:num w:numId="3" w16cid:durableId="452403431">
+    <w:abstractNumId w:val="0"/>
+    <w:lvlOverride w:ilvl="0">
+      <w:startOverride w:val="1"/>
+    </w:lvlOverride>
+  </w:num>
+  <w:num w:numId="4" w16cid:durableId="711150762">
+    <w:abstractNumId w:val="4"/>
+    <w:lvlOverride w:ilvl="0">
+      <w:startOverride w:val="1"/>
+    </w:lvlOverride>
+  </w:num>
+  <w:num w:numId="5" w16cid:durableId="1519585195">
     <w:abstractNumId w:val="6"/>
     <w:lvlOverride w:ilvl="0">
       <w:startOverride w:val="1"/>
     </w:lvlOverride>
   </w:num>
-  <w:num w:numId="2" w16cid:durableId="854803118">
+  <w:num w:numId="6" w16cid:durableId="1629776520">
     <w:abstractNumId w:val="7"/>
     <w:lvlOverride w:ilvl="0">
       <w:startOverride w:val="1"/>
     </w:lvlOverride>
   </w:num>
-  <w:num w:numId="3" w16cid:durableId="1092508430">
-    <w:abstractNumId w:val="3"/>
+  <w:num w:numId="7" w16cid:durableId="751121363">
+    <w:abstractNumId w:val="9"/>
     <w:lvlOverride w:ilvl="0">
       <w:startOverride w:val="1"/>
     </w:lvlOverride>
   </w:num>
-  <w:num w:numId="4" w16cid:durableId="1000542889">
-    <w:abstractNumId w:val="5"/>
-    <w:lvlOverride w:ilvl="0">
-      <w:startOverride w:val="1"/>
-    </w:lvlOverride>
-  </w:num>
-  <w:num w:numId="5" w16cid:durableId="964507427">
-    <w:abstractNumId w:val="4"/>
-    <w:lvlOverride w:ilvl="0">
-      <w:startOverride w:val="1"/>
-    </w:lvlOverride>
-  </w:num>
-  <w:num w:numId="6" w16cid:durableId="1465541430">
+  <w:num w:numId="8" w16cid:durableId="2035841888">
     <w:abstractNumId w:val="1"/>
     <w:lvlOverride w:ilvl="0">
       <w:startOverride w:val="1"/>
     </w:lvlOverride>
   </w:num>
-  <w:num w:numId="7" w16cid:durableId="807698259">
-    <w:abstractNumId w:val="8"/>
-    <w:lvlOverride w:ilvl="0">
-      <w:startOverride w:val="1"/>
-    </w:lvlOverride>
-  </w:num>
-  <w:num w:numId="8" w16cid:durableId="1061320186">
+  <w:num w:numId="9" w16cid:durableId="422268793">
     <w:abstractNumId w:val="2"/>
     <w:lvlOverride w:ilvl="0">
       <w:startOverride w:val="1"/>
     </w:lvlOverride>
   </w:num>
-  <w:num w:numId="9" w16cid:durableId="2028173717">
-    <w:abstractNumId w:val="0"/>
+  <w:num w:numId="10" w16cid:durableId="1601986143">
+    <w:abstractNumId w:val="5"/>
     <w:lvlOverride w:ilvl="0">
       <w:startOverride w:val="1"/>
     </w:lvlOverride>
@@ -32898,7 +38033,7 @@
     <w:autoRedefine/>
     <w:uiPriority w:val="39"/>
     <w:unhideWhenUsed/>
-    <w:rsid w:val="00995C90"/>
+    <w:rsid w:val="00320283"/>
     <w:pPr>
       <w:spacing w:after="100"/>
     </w:pPr>
@@ -32910,7 +38045,7 @@
     <w:autoRedefine/>
     <w:uiPriority w:val="39"/>
     <w:unhideWhenUsed/>
-    <w:rsid w:val="00995C90"/>
+    <w:rsid w:val="00320283"/>
     <w:pPr>
       <w:spacing w:after="100"/>
       <w:ind w:left="220"/>

--- a/docs/AI_Camera_Documentation.docx
+++ b/docs/AI_Camera_Documentation.docx
@@ -108,7 +108,7 @@
     <w:sdt>
       <w:sdtPr>
         <w:alias w:val="Содержание"/>
-        <w:id w:val="472721038"/>
+        <w:id w:val="109173251"/>
       </w:sdtPr>
       <w:sdtEndPr/>
       <w:sdtContent>
@@ -137,7 +137,7 @@
           <w:r>
             <w:fldChar w:fldCharType="separate"/>
           </w:r>
-          <w:hyperlink w:anchor="_Toc241270144" w:history="1">
+          <w:hyperlink w:anchor="_Toc241270553" w:history="1">
             <w:r>
               <w:rPr>
                 <w:rStyle w:val="a5"/>
@@ -161,7 +161,7 @@
               <w:rPr>
                 <w:noProof/>
               </w:rPr>
-              <w:instrText xml:space="preserve"> PAGEREF _Toc241270144 \h </w:instrText>
+              <w:instrText xml:space="preserve"> PAGEREF _Toc241270553 \h </w:instrText>
             </w:r>
             <w:r>
               <w:rPr>
@@ -204,7 +204,7 @@
               <w14:ligatures w14:val="standardContextual"/>
             </w:rPr>
           </w:pPr>
-          <w:hyperlink w:anchor="_Toc241270145" w:history="1">
+          <w:hyperlink w:anchor="_Toc241270554" w:history="1">
             <w:r>
               <w:rPr>
                 <w:rStyle w:val="a5"/>
@@ -228,7 +228,7 @@
               <w:rPr>
                 <w:noProof/>
               </w:rPr>
-              <w:instrText xml:space="preserve"> PAGEREF _Toc241270145 \h </w:instrText>
+              <w:instrText xml:space="preserve"> PAGEREF _Toc241270554 \h </w:instrText>
             </w:r>
             <w:r>
               <w:rPr>
@@ -271,7 +271,7 @@
               <w14:ligatures w14:val="standardContextual"/>
             </w:rPr>
           </w:pPr>
-          <w:hyperlink w:anchor="_Toc241270146" w:history="1">
+          <w:hyperlink w:anchor="_Toc241270555" w:history="1">
             <w:r>
               <w:rPr>
                 <w:rStyle w:val="a5"/>
@@ -295,7 +295,7 @@
               <w:rPr>
                 <w:noProof/>
               </w:rPr>
-              <w:instrText xml:space="preserve"> PAGEREF _Toc241270146 \h </w:instrText>
+              <w:instrText xml:space="preserve"> PAGEREF _Toc241270555 \h </w:instrText>
             </w:r>
             <w:r>
               <w:rPr>
@@ -338,7 +338,7 @@
               <w14:ligatures w14:val="standardContextual"/>
             </w:rPr>
           </w:pPr>
-          <w:hyperlink w:anchor="_Toc241270147" w:history="1">
+          <w:hyperlink w:anchor="_Toc241270556" w:history="1">
             <w:r>
               <w:rPr>
                 <w:rStyle w:val="a5"/>
@@ -362,7 +362,7 @@
               <w:rPr>
                 <w:noProof/>
               </w:rPr>
-              <w:instrText xml:space="preserve"> PAGEREF _Toc241270147 \h </w:instrText>
+              <w:instrText xml:space="preserve"> PAGEREF _Toc241270556 \h </w:instrText>
             </w:r>
             <w:r>
               <w:rPr>
@@ -405,7 +405,7 @@
               <w14:ligatures w14:val="standardContextual"/>
             </w:rPr>
           </w:pPr>
-          <w:hyperlink w:anchor="_Toc241270148" w:history="1">
+          <w:hyperlink w:anchor="_Toc241270557" w:history="1">
             <w:r>
               <w:rPr>
                 <w:rStyle w:val="a5"/>
@@ -429,7 +429,7 @@
               <w:rPr>
                 <w:noProof/>
               </w:rPr>
-              <w:instrText xml:space="preserve"> PAGEREF _Toc241270148 \h </w:instrText>
+              <w:instrText xml:space="preserve"> PAGEREF _Toc241270557 \h </w:instrText>
             </w:r>
             <w:r>
               <w:rPr>
@@ -472,7 +472,7 @@
               <w14:ligatures w14:val="standardContextual"/>
             </w:rPr>
           </w:pPr>
-          <w:hyperlink w:anchor="_Toc241270149" w:history="1">
+          <w:hyperlink w:anchor="_Toc241270558" w:history="1">
             <w:r>
               <w:rPr>
                 <w:rStyle w:val="a5"/>
@@ -496,7 +496,7 @@
               <w:rPr>
                 <w:noProof/>
               </w:rPr>
-              <w:instrText xml:space="preserve"> PAGEREF _Toc241270149 \h </w:instrText>
+              <w:instrText xml:space="preserve"> PAGEREF _Toc241270558 \h </w:instrText>
             </w:r>
             <w:r>
               <w:rPr>
@@ -539,7 +539,7 @@
               <w14:ligatures w14:val="standardContextual"/>
             </w:rPr>
           </w:pPr>
-          <w:hyperlink w:anchor="_Toc241270150" w:history="1">
+          <w:hyperlink w:anchor="_Toc241270559" w:history="1">
             <w:r>
               <w:rPr>
                 <w:rStyle w:val="a5"/>
@@ -563,7 +563,7 @@
               <w:rPr>
                 <w:noProof/>
               </w:rPr>
-              <w:instrText xml:space="preserve"> PAGEREF _Toc241270150 \h </w:instrText>
+              <w:instrText xml:space="preserve"> PAGEREF _Toc241270559 \h </w:instrText>
             </w:r>
             <w:r>
               <w:rPr>
@@ -606,7 +606,7 @@
               <w14:ligatures w14:val="standardContextual"/>
             </w:rPr>
           </w:pPr>
-          <w:hyperlink w:anchor="_Toc241270151" w:history="1">
+          <w:hyperlink w:anchor="_Toc241270560" w:history="1">
             <w:r>
               <w:rPr>
                 <w:rStyle w:val="a5"/>
@@ -630,7 +630,7 @@
               <w:rPr>
                 <w:noProof/>
               </w:rPr>
-              <w:instrText xml:space="preserve"> PAGEREF _Toc241270151 \h </w:instrText>
+              <w:instrText xml:space="preserve"> PAGEREF _Toc241270560 \h </w:instrText>
             </w:r>
             <w:r>
               <w:rPr>
@@ -673,7 +673,7 @@
               <w14:ligatures w14:val="standardContextual"/>
             </w:rPr>
           </w:pPr>
-          <w:hyperlink w:anchor="_Toc241270152" w:history="1">
+          <w:hyperlink w:anchor="_Toc241270561" w:history="1">
             <w:r>
               <w:rPr>
                 <w:rStyle w:val="a5"/>
@@ -697,7 +697,7 @@
               <w:rPr>
                 <w:noProof/>
               </w:rPr>
-              <w:instrText xml:space="preserve"> PAGEREF _Toc241270152 \h </w:instrText>
+              <w:instrText xml:space="preserve"> PAGEREF _Toc241270561 \h </w:instrText>
             </w:r>
             <w:r>
               <w:rPr>
@@ -740,7 +740,7 @@
               <w14:ligatures w14:val="standardContextual"/>
             </w:rPr>
           </w:pPr>
-          <w:hyperlink w:anchor="_Toc241270153" w:history="1">
+          <w:hyperlink w:anchor="_Toc241270562" w:history="1">
             <w:r>
               <w:rPr>
                 <w:rStyle w:val="a5"/>
@@ -764,7 +764,7 @@
               <w:rPr>
                 <w:noProof/>
               </w:rPr>
-              <w:instrText xml:space="preserve"> PAGEREF _Toc241270153 \h </w:instrText>
+              <w:instrText xml:space="preserve"> PAGEREF _Toc241270562 \h </w:instrText>
             </w:r>
             <w:r>
               <w:rPr>
@@ -807,7 +807,7 @@
               <w14:ligatures w14:val="standardContextual"/>
             </w:rPr>
           </w:pPr>
-          <w:hyperlink w:anchor="_Toc241270154" w:history="1">
+          <w:hyperlink w:anchor="_Toc241270563" w:history="1">
             <w:r>
               <w:rPr>
                 <w:rStyle w:val="a5"/>
@@ -831,7 +831,7 @@
               <w:rPr>
                 <w:noProof/>
               </w:rPr>
-              <w:instrText xml:space="preserve"> PAGEREF _Toc241270154 \h </w:instrText>
+              <w:instrText xml:space="preserve"> PAGEREF _Toc241270563 \h </w:instrText>
             </w:r>
             <w:r>
               <w:rPr>
@@ -874,7 +874,7 @@
               <w14:ligatures w14:val="standardContextual"/>
             </w:rPr>
           </w:pPr>
-          <w:hyperlink w:anchor="_Toc241270155" w:history="1">
+          <w:hyperlink w:anchor="_Toc241270564" w:history="1">
             <w:r>
               <w:rPr>
                 <w:rStyle w:val="a5"/>
@@ -898,7 +898,7 @@
               <w:rPr>
                 <w:noProof/>
               </w:rPr>
-              <w:instrText xml:space="preserve"> PAGEREF _Toc241270155 \h </w:instrText>
+              <w:instrText xml:space="preserve"> PAGEREF _Toc241270564 \h </w:instrText>
             </w:r>
             <w:r>
               <w:rPr>
@@ -941,7 +941,7 @@
               <w14:ligatures w14:val="standardContextual"/>
             </w:rPr>
           </w:pPr>
-          <w:hyperlink w:anchor="_Toc241270156" w:history="1">
+          <w:hyperlink w:anchor="_Toc241270565" w:history="1">
             <w:r>
               <w:rPr>
                 <w:rStyle w:val="a5"/>
@@ -965,7 +965,7 @@
               <w:rPr>
                 <w:noProof/>
               </w:rPr>
-              <w:instrText xml:space="preserve"> PAGEREF _Toc241270156 \h </w:instrText>
+              <w:instrText xml:space="preserve"> PAGEREF _Toc241270565 \h </w:instrText>
             </w:r>
             <w:r>
               <w:rPr>
@@ -1008,7 +1008,7 @@
               <w14:ligatures w14:val="standardContextual"/>
             </w:rPr>
           </w:pPr>
-          <w:hyperlink w:anchor="_Toc241270157" w:history="1">
+          <w:hyperlink w:anchor="_Toc241270566" w:history="1">
             <w:r>
               <w:rPr>
                 <w:rStyle w:val="a5"/>
@@ -1032,7 +1032,7 @@
               <w:rPr>
                 <w:noProof/>
               </w:rPr>
-              <w:instrText xml:space="preserve"> PAGEREF _Toc241270157 \h </w:instrText>
+              <w:instrText xml:space="preserve"> PAGEREF _Toc241270566 \h </w:instrText>
             </w:r>
             <w:r>
               <w:rPr>
@@ -1075,7 +1075,7 @@
               <w14:ligatures w14:val="standardContextual"/>
             </w:rPr>
           </w:pPr>
-          <w:hyperlink w:anchor="_Toc241270158" w:history="1">
+          <w:hyperlink w:anchor="_Toc241270567" w:history="1">
             <w:r>
               <w:rPr>
                 <w:rStyle w:val="a5"/>
@@ -1099,7 +1099,7 @@
               <w:rPr>
                 <w:noProof/>
               </w:rPr>
-              <w:instrText xml:space="preserve"> PAGEREF _Toc241270158 \h </w:instrText>
+              <w:instrText xml:space="preserve"> PAGEREF _Toc241270567 \h </w:instrText>
             </w:r>
             <w:r>
               <w:rPr>
@@ -1142,7 +1142,7 @@
               <w14:ligatures w14:val="standardContextual"/>
             </w:rPr>
           </w:pPr>
-          <w:hyperlink w:anchor="_Toc241270159" w:history="1">
+          <w:hyperlink w:anchor="_Toc241270568" w:history="1">
             <w:r>
               <w:rPr>
                 <w:rStyle w:val="a5"/>
@@ -1166,7 +1166,7 @@
               <w:rPr>
                 <w:noProof/>
               </w:rPr>
-              <w:instrText xml:space="preserve"> PAGEREF _Toc241270159 \h </w:instrText>
+              <w:instrText xml:space="preserve"> PAGEREF _Toc241270568 \h </w:instrText>
             </w:r>
             <w:r>
               <w:rPr>
@@ -1209,7 +1209,7 @@
               <w14:ligatures w14:val="standardContextual"/>
             </w:rPr>
           </w:pPr>
-          <w:hyperlink w:anchor="_Toc241270160" w:history="1">
+          <w:hyperlink w:anchor="_Toc241270569" w:history="1">
             <w:r>
               <w:rPr>
                 <w:rStyle w:val="a5"/>
@@ -1233,7 +1233,7 @@
               <w:rPr>
                 <w:noProof/>
               </w:rPr>
-              <w:instrText xml:space="preserve"> PAGEREF _Toc241270160 \h </w:instrText>
+              <w:instrText xml:space="preserve"> PAGEREF _Toc241270569 \h </w:instrText>
             </w:r>
             <w:r>
               <w:rPr>
@@ -1276,7 +1276,7 @@
               <w14:ligatures w14:val="standardContextual"/>
             </w:rPr>
           </w:pPr>
-          <w:hyperlink w:anchor="_Toc241270161" w:history="1">
+          <w:hyperlink w:anchor="_Toc241270570" w:history="1">
             <w:r>
               <w:rPr>
                 <w:rStyle w:val="a5"/>
@@ -1300,7 +1300,7 @@
               <w:rPr>
                 <w:noProof/>
               </w:rPr>
-              <w:instrText xml:space="preserve"> PAGEREF _Toc241270161 \h </w:instrText>
+              <w:instrText xml:space="preserve"> PAGEREF _Toc241270570 \h </w:instrText>
             </w:r>
             <w:r>
               <w:rPr>
@@ -1343,7 +1343,7 @@
               <w14:ligatures w14:val="standardContextual"/>
             </w:rPr>
           </w:pPr>
-          <w:hyperlink w:anchor="_Toc241270162" w:history="1">
+          <w:hyperlink w:anchor="_Toc241270571" w:history="1">
             <w:r>
               <w:rPr>
                 <w:rStyle w:val="a5"/>
@@ -1367,7 +1367,7 @@
               <w:rPr>
                 <w:noProof/>
               </w:rPr>
-              <w:instrText xml:space="preserve"> PAGEREF _Toc241270162 \h </w:instrText>
+              <w:instrText xml:space="preserve"> PAGEREF _Toc241270571 \h </w:instrText>
             </w:r>
             <w:r>
               <w:rPr>
@@ -1410,7 +1410,7 @@
               <w14:ligatures w14:val="standardContextual"/>
             </w:rPr>
           </w:pPr>
-          <w:hyperlink w:anchor="_Toc241270163" w:history="1">
+          <w:hyperlink w:anchor="_Toc241270572" w:history="1">
             <w:r>
               <w:rPr>
                 <w:rStyle w:val="a5"/>
@@ -1434,7 +1434,7 @@
               <w:rPr>
                 <w:noProof/>
               </w:rPr>
-              <w:instrText xml:space="preserve"> PAGEREF _Toc241270163 \h </w:instrText>
+              <w:instrText xml:space="preserve"> PAGEREF _Toc241270572 \h </w:instrText>
             </w:r>
             <w:r>
               <w:rPr>
@@ -1477,7 +1477,7 @@
               <w14:ligatures w14:val="standardContextual"/>
             </w:rPr>
           </w:pPr>
-          <w:hyperlink w:anchor="_Toc241270164" w:history="1">
+          <w:hyperlink w:anchor="_Toc241270573" w:history="1">
             <w:r>
               <w:rPr>
                 <w:rStyle w:val="a5"/>
@@ -1501,7 +1501,7 @@
               <w:rPr>
                 <w:noProof/>
               </w:rPr>
-              <w:instrText xml:space="preserve"> PAGEREF _Toc241270164 \h </w:instrText>
+              <w:instrText xml:space="preserve"> PAGEREF _Toc241270573 \h </w:instrText>
             </w:r>
             <w:r>
               <w:rPr>
@@ -1544,7 +1544,7 @@
               <w14:ligatures w14:val="standardContextual"/>
             </w:rPr>
           </w:pPr>
-          <w:hyperlink w:anchor="_Toc241270165" w:history="1">
+          <w:hyperlink w:anchor="_Toc241270574" w:history="1">
             <w:r>
               <w:rPr>
                 <w:rStyle w:val="a5"/>
@@ -1568,7 +1568,7 @@
               <w:rPr>
                 <w:noProof/>
               </w:rPr>
-              <w:instrText xml:space="preserve"> PAGEREF _Toc241270165 \h </w:instrText>
+              <w:instrText xml:space="preserve"> PAGEREF _Toc241270574 \h </w:instrText>
             </w:r>
             <w:r>
               <w:rPr>
@@ -1611,7 +1611,7 @@
               <w14:ligatures w14:val="standardContextual"/>
             </w:rPr>
           </w:pPr>
-          <w:hyperlink w:anchor="_Toc241270166" w:history="1">
+          <w:hyperlink w:anchor="_Toc241270575" w:history="1">
             <w:r>
               <w:rPr>
                 <w:rStyle w:val="a5"/>
@@ -1635,7 +1635,7 @@
               <w:rPr>
                 <w:noProof/>
               </w:rPr>
-              <w:instrText xml:space="preserve"> PAGEREF _Toc241270166 \h </w:instrText>
+              <w:instrText xml:space="preserve"> PAGEREF _Toc241270575 \h </w:instrText>
             </w:r>
             <w:r>
               <w:rPr>
@@ -1678,7 +1678,7 @@
               <w14:ligatures w14:val="standardContextual"/>
             </w:rPr>
           </w:pPr>
-          <w:hyperlink w:anchor="_Toc241270167" w:history="1">
+          <w:hyperlink w:anchor="_Toc241270576" w:history="1">
             <w:r>
               <w:rPr>
                 <w:rStyle w:val="a5"/>
@@ -1702,7 +1702,7 @@
               <w:rPr>
                 <w:noProof/>
               </w:rPr>
-              <w:instrText xml:space="preserve"> PAGEREF _Toc241270167 \h </w:instrText>
+              <w:instrText xml:space="preserve"> PAGEREF _Toc241270576 \h </w:instrText>
             </w:r>
             <w:r>
               <w:rPr>
@@ -1745,7 +1745,7 @@
               <w14:ligatures w14:val="standardContextual"/>
             </w:rPr>
           </w:pPr>
-          <w:hyperlink w:anchor="_Toc241270168" w:history="1">
+          <w:hyperlink w:anchor="_Toc241270577" w:history="1">
             <w:r>
               <w:rPr>
                 <w:rStyle w:val="a5"/>
@@ -1769,7 +1769,7 @@
               <w:rPr>
                 <w:noProof/>
               </w:rPr>
-              <w:instrText xml:space="preserve"> PAGEREF _Toc241270168 \h </w:instrText>
+              <w:instrText xml:space="preserve"> PAGEREF _Toc241270577 \h </w:instrText>
             </w:r>
             <w:r>
               <w:rPr>
@@ -1812,7 +1812,7 @@
               <w14:ligatures w14:val="standardContextual"/>
             </w:rPr>
           </w:pPr>
-          <w:hyperlink w:anchor="_Toc241270169" w:history="1">
+          <w:hyperlink w:anchor="_Toc241270578" w:history="1">
             <w:r>
               <w:rPr>
                 <w:rStyle w:val="a5"/>
@@ -1836,7 +1836,7 @@
               <w:rPr>
                 <w:noProof/>
               </w:rPr>
-              <w:instrText xml:space="preserve"> PAGEREF _Toc241270169 \h </w:instrText>
+              <w:instrText xml:space="preserve"> PAGEREF _Toc241270578 \h </w:instrText>
             </w:r>
             <w:r>
               <w:rPr>
@@ -1879,7 +1879,7 @@
               <w14:ligatures w14:val="standardContextual"/>
             </w:rPr>
           </w:pPr>
-          <w:hyperlink w:anchor="_Toc241270170" w:history="1">
+          <w:hyperlink w:anchor="_Toc241270579" w:history="1">
             <w:r>
               <w:rPr>
                 <w:rStyle w:val="a5"/>
@@ -1903,7 +1903,7 @@
               <w:rPr>
                 <w:noProof/>
               </w:rPr>
-              <w:instrText xml:space="preserve"> PAGEREF _Toc241270170 \h </w:instrText>
+              <w:instrText xml:space="preserve"> PAGEREF _Toc241270579 \h </w:instrText>
             </w:r>
             <w:r>
               <w:rPr>
@@ -1946,7 +1946,7 @@
               <w14:ligatures w14:val="standardContextual"/>
             </w:rPr>
           </w:pPr>
-          <w:hyperlink w:anchor="_Toc241270171" w:history="1">
+          <w:hyperlink w:anchor="_Toc241270580" w:history="1">
             <w:r>
               <w:rPr>
                 <w:rStyle w:val="a5"/>
@@ -1970,7 +1970,7 @@
               <w:rPr>
                 <w:noProof/>
               </w:rPr>
-              <w:instrText xml:space="preserve"> PAGEREF _Toc241270171 \h </w:instrText>
+              <w:instrText xml:space="preserve"> PAGEREF _Toc241270580 \h </w:instrText>
             </w:r>
             <w:r>
               <w:rPr>
@@ -2013,7 +2013,7 @@
               <w14:ligatures w14:val="standardContextual"/>
             </w:rPr>
           </w:pPr>
-          <w:hyperlink w:anchor="_Toc241270172" w:history="1">
+          <w:hyperlink w:anchor="_Toc241270581" w:history="1">
             <w:r>
               <w:rPr>
                 <w:rStyle w:val="a5"/>
@@ -2037,7 +2037,7 @@
               <w:rPr>
                 <w:noProof/>
               </w:rPr>
-              <w:instrText xml:space="preserve"> PAGEREF _Toc241270172 \h </w:instrText>
+              <w:instrText xml:space="preserve"> PAGEREF _Toc241270581 \h </w:instrText>
             </w:r>
             <w:r>
               <w:rPr>
@@ -2080,7 +2080,7 @@
               <w14:ligatures w14:val="standardContextual"/>
             </w:rPr>
           </w:pPr>
-          <w:hyperlink w:anchor="_Toc241270173" w:history="1">
+          <w:hyperlink w:anchor="_Toc241270582" w:history="1">
             <w:r>
               <w:rPr>
                 <w:rStyle w:val="a5"/>
@@ -2104,7 +2104,7 @@
               <w:rPr>
                 <w:noProof/>
               </w:rPr>
-              <w:instrText xml:space="preserve"> PAGEREF _Toc241270173 \h </w:instrText>
+              <w:instrText xml:space="preserve"> PAGEREF _Toc241270582 \h </w:instrText>
             </w:r>
             <w:r>
               <w:rPr>
@@ -2147,7 +2147,7 @@
               <w14:ligatures w14:val="standardContextual"/>
             </w:rPr>
           </w:pPr>
-          <w:hyperlink w:anchor="_Toc241270174" w:history="1">
+          <w:hyperlink w:anchor="_Toc241270583" w:history="1">
             <w:r>
               <w:rPr>
                 <w:rStyle w:val="a5"/>
@@ -2171,7 +2171,7 @@
               <w:rPr>
                 <w:noProof/>
               </w:rPr>
-              <w:instrText xml:space="preserve"> PAGEREF _Toc241270174 \h </w:instrText>
+              <w:instrText xml:space="preserve"> PAGEREF _Toc241270583 \h </w:instrText>
             </w:r>
             <w:r>
               <w:rPr>
@@ -2214,7 +2214,7 @@
               <w14:ligatures w14:val="standardContextual"/>
             </w:rPr>
           </w:pPr>
-          <w:hyperlink w:anchor="_Toc241270175" w:history="1">
+          <w:hyperlink w:anchor="_Toc241270584" w:history="1">
             <w:r>
               <w:rPr>
                 <w:rStyle w:val="a5"/>
@@ -2238,7 +2238,7 @@
               <w:rPr>
                 <w:noProof/>
               </w:rPr>
-              <w:instrText xml:space="preserve"> PAGEREF _Toc241270175 \h </w:instrText>
+              <w:instrText xml:space="preserve"> PAGEREF _Toc241270584 \h </w:instrText>
             </w:r>
             <w:r>
               <w:rPr>
@@ -2281,7 +2281,7 @@
               <w14:ligatures w14:val="standardContextual"/>
             </w:rPr>
           </w:pPr>
-          <w:hyperlink w:anchor="_Toc241270176" w:history="1">
+          <w:hyperlink w:anchor="_Toc241270585" w:history="1">
             <w:r>
               <w:rPr>
                 <w:rStyle w:val="a5"/>
@@ -2305,7 +2305,7 @@
               <w:rPr>
                 <w:noProof/>
               </w:rPr>
-              <w:instrText xml:space="preserve"> PAGEREF _Toc241270176 \h </w:instrText>
+              <w:instrText xml:space="preserve"> PAGEREF _Toc241270585 \h </w:instrText>
             </w:r>
             <w:r>
               <w:rPr>
@@ -2348,7 +2348,7 @@
               <w14:ligatures w14:val="standardContextual"/>
             </w:rPr>
           </w:pPr>
-          <w:hyperlink w:anchor="_Toc241270177" w:history="1">
+          <w:hyperlink w:anchor="_Toc241270586" w:history="1">
             <w:r>
               <w:rPr>
                 <w:rStyle w:val="a5"/>
@@ -2372,7 +2372,7 @@
               <w:rPr>
                 <w:noProof/>
               </w:rPr>
-              <w:instrText xml:space="preserve"> PAGEREF _Toc241270177 \h </w:instrText>
+              <w:instrText xml:space="preserve"> PAGEREF _Toc241270586 \h </w:instrText>
             </w:r>
             <w:r>
               <w:rPr>
@@ -2415,7 +2415,7 @@
               <w14:ligatures w14:val="standardContextual"/>
             </w:rPr>
           </w:pPr>
-          <w:hyperlink w:anchor="_Toc241270178" w:history="1">
+          <w:hyperlink w:anchor="_Toc241270587" w:history="1">
             <w:r>
               <w:rPr>
                 <w:rStyle w:val="a5"/>
@@ -2439,7 +2439,7 @@
               <w:rPr>
                 <w:noProof/>
               </w:rPr>
-              <w:instrText xml:space="preserve"> PAGEREF _Toc241270178 \h </w:instrText>
+              <w:instrText xml:space="preserve"> PAGEREF _Toc241270587 \h </w:instrText>
             </w:r>
             <w:r>
               <w:rPr>
@@ -2482,7 +2482,7 @@
               <w14:ligatures w14:val="standardContextual"/>
             </w:rPr>
           </w:pPr>
-          <w:hyperlink w:anchor="_Toc241270179" w:history="1">
+          <w:hyperlink w:anchor="_Toc241270588" w:history="1">
             <w:r>
               <w:rPr>
                 <w:rStyle w:val="a5"/>
@@ -2506,7 +2506,7 @@
               <w:rPr>
                 <w:noProof/>
               </w:rPr>
-              <w:instrText xml:space="preserve"> PAGEREF _Toc241270179 \h </w:instrText>
+              <w:instrText xml:space="preserve"> PAGEREF _Toc241270588 \h </w:instrText>
             </w:r>
             <w:r>
               <w:rPr>
@@ -2549,7 +2549,7 @@
               <w14:ligatures w14:val="standardContextual"/>
             </w:rPr>
           </w:pPr>
-          <w:hyperlink w:anchor="_Toc241270180" w:history="1">
+          <w:hyperlink w:anchor="_Toc241270589" w:history="1">
             <w:r>
               <w:rPr>
                 <w:rStyle w:val="a5"/>
@@ -2573,7 +2573,7 @@
               <w:rPr>
                 <w:noProof/>
               </w:rPr>
-              <w:instrText xml:space="preserve"> PAGEREF _Toc241270180 \h </w:instrText>
+              <w:instrText xml:space="preserve"> PAGEREF _Toc241270589 \h </w:instrText>
             </w:r>
             <w:r>
               <w:rPr>
@@ -2616,7 +2616,7 @@
               <w14:ligatures w14:val="standardContextual"/>
             </w:rPr>
           </w:pPr>
-          <w:hyperlink w:anchor="_Toc241270181" w:history="1">
+          <w:hyperlink w:anchor="_Toc241270590" w:history="1">
             <w:r>
               <w:rPr>
                 <w:rStyle w:val="a5"/>
@@ -2640,7 +2640,7 @@
               <w:rPr>
                 <w:noProof/>
               </w:rPr>
-              <w:instrText xml:space="preserve"> PAGEREF _Toc241270181 \h </w:instrText>
+              <w:instrText xml:space="preserve"> PAGEREF _Toc241270590 \h </w:instrText>
             </w:r>
             <w:r>
               <w:rPr>
@@ -2683,7 +2683,7 @@
               <w14:ligatures w14:val="standardContextual"/>
             </w:rPr>
           </w:pPr>
-          <w:hyperlink w:anchor="_Toc241270182" w:history="1">
+          <w:hyperlink w:anchor="_Toc241270591" w:history="1">
             <w:r>
               <w:rPr>
                 <w:rStyle w:val="a5"/>
@@ -2707,7 +2707,7 @@
               <w:rPr>
                 <w:noProof/>
               </w:rPr>
-              <w:instrText xml:space="preserve"> PAGEREF _Toc241270182 \h </w:instrText>
+              <w:instrText xml:space="preserve"> PAGEREF _Toc241270591 \h </w:instrText>
             </w:r>
             <w:r>
               <w:rPr>
@@ -2750,7 +2750,7 @@
               <w14:ligatures w14:val="standardContextual"/>
             </w:rPr>
           </w:pPr>
-          <w:hyperlink w:anchor="_Toc241270183" w:history="1">
+          <w:hyperlink w:anchor="_Toc241270592" w:history="1">
             <w:r>
               <w:rPr>
                 <w:rStyle w:val="a5"/>
@@ -2774,7 +2774,7 @@
               <w:rPr>
                 <w:noProof/>
               </w:rPr>
-              <w:instrText xml:space="preserve"> PAGEREF _Toc241270183 \h </w:instrText>
+              <w:instrText xml:space="preserve"> PAGEREF _Toc241270592 \h </w:instrText>
             </w:r>
             <w:r>
               <w:rPr>
@@ -2817,7 +2817,7 @@
               <w14:ligatures w14:val="standardContextual"/>
             </w:rPr>
           </w:pPr>
-          <w:hyperlink w:anchor="_Toc241270184" w:history="1">
+          <w:hyperlink w:anchor="_Toc241270593" w:history="1">
             <w:r>
               <w:rPr>
                 <w:rStyle w:val="a5"/>
@@ -2841,7 +2841,7 @@
               <w:rPr>
                 <w:noProof/>
               </w:rPr>
-              <w:instrText xml:space="preserve"> PAGEREF _Toc241270184 \h </w:instrText>
+              <w:instrText xml:space="preserve"> PAGEREF _Toc241270593 \h </w:instrText>
             </w:r>
             <w:r>
               <w:rPr>
@@ -2884,7 +2884,7 @@
               <w14:ligatures w14:val="standardContextual"/>
             </w:rPr>
           </w:pPr>
-          <w:hyperlink w:anchor="_Toc241270185" w:history="1">
+          <w:hyperlink w:anchor="_Toc241270594" w:history="1">
             <w:r>
               <w:rPr>
                 <w:rStyle w:val="a5"/>
@@ -2908,7 +2908,7 @@
               <w:rPr>
                 <w:noProof/>
               </w:rPr>
-              <w:instrText xml:space="preserve"> PAGEREF _Toc241270185 \h </w:instrText>
+              <w:instrText xml:space="preserve"> PAGEREF _Toc241270594 \h </w:instrText>
             </w:r>
             <w:r>
               <w:rPr>
@@ -2951,7 +2951,7 @@
               <w14:ligatures w14:val="standardContextual"/>
             </w:rPr>
           </w:pPr>
-          <w:hyperlink w:anchor="_Toc241270186" w:history="1">
+          <w:hyperlink w:anchor="_Toc241270595" w:history="1">
             <w:r>
               <w:rPr>
                 <w:rStyle w:val="a5"/>
@@ -2975,7 +2975,7 @@
               <w:rPr>
                 <w:noProof/>
               </w:rPr>
-              <w:instrText xml:space="preserve"> PAGEREF _Toc241270186 \h </w:instrText>
+              <w:instrText xml:space="preserve"> PAGEREF _Toc241270595 \h </w:instrText>
             </w:r>
             <w:r>
               <w:rPr>
@@ -3018,7 +3018,7 @@
               <w14:ligatures w14:val="standardContextual"/>
             </w:rPr>
           </w:pPr>
-          <w:hyperlink w:anchor="_Toc241270187" w:history="1">
+          <w:hyperlink w:anchor="_Toc241270596" w:history="1">
             <w:r>
               <w:rPr>
                 <w:rStyle w:val="a5"/>
@@ -3042,7 +3042,7 @@
               <w:rPr>
                 <w:noProof/>
               </w:rPr>
-              <w:instrText xml:space="preserve"> PAGEREF _Toc241270187 \h </w:instrText>
+              <w:instrText xml:space="preserve"> PAGEREF _Toc241270596 \h </w:instrText>
             </w:r>
             <w:r>
               <w:rPr>
@@ -3085,7 +3085,7 @@
               <w14:ligatures w14:val="standardContextual"/>
             </w:rPr>
           </w:pPr>
-          <w:hyperlink w:anchor="_Toc241270188" w:history="1">
+          <w:hyperlink w:anchor="_Toc241270597" w:history="1">
             <w:r>
               <w:rPr>
                 <w:rStyle w:val="a5"/>
@@ -3109,7 +3109,7 @@
               <w:rPr>
                 <w:noProof/>
               </w:rPr>
-              <w:instrText xml:space="preserve"> PAGEREF _Toc241270188 \h </w:instrText>
+              <w:instrText xml:space="preserve"> PAGEREF _Toc241270597 \h </w:instrText>
             </w:r>
             <w:r>
               <w:rPr>
@@ -3152,7 +3152,7 @@
               <w14:ligatures w14:val="standardContextual"/>
             </w:rPr>
           </w:pPr>
-          <w:hyperlink w:anchor="_Toc241270189" w:history="1">
+          <w:hyperlink w:anchor="_Toc241270598" w:history="1">
             <w:r>
               <w:rPr>
                 <w:rStyle w:val="a5"/>
@@ -3176,7 +3176,7 @@
               <w:rPr>
                 <w:noProof/>
               </w:rPr>
-              <w:instrText xml:space="preserve"> PAGEREF _Toc241270189 \h </w:instrText>
+              <w:instrText xml:space="preserve"> PAGEREF _Toc241270598 \h </w:instrText>
             </w:r>
             <w:r>
               <w:rPr>
@@ -3219,7 +3219,7 @@
               <w14:ligatures w14:val="standardContextual"/>
             </w:rPr>
           </w:pPr>
-          <w:hyperlink w:anchor="_Toc241270190" w:history="1">
+          <w:hyperlink w:anchor="_Toc241270599" w:history="1">
             <w:r>
               <w:rPr>
                 <w:rStyle w:val="a5"/>
@@ -3243,7 +3243,7 @@
               <w:rPr>
                 <w:noProof/>
               </w:rPr>
-              <w:instrText xml:space="preserve"> PAGEREF _Toc241270190 \h </w:instrText>
+              <w:instrText xml:space="preserve"> PAGEREF _Toc241270599 \h </w:instrText>
             </w:r>
             <w:r>
               <w:rPr>
@@ -3286,7 +3286,7 @@
               <w14:ligatures w14:val="standardContextual"/>
             </w:rPr>
           </w:pPr>
-          <w:hyperlink w:anchor="_Toc241270191" w:history="1">
+          <w:hyperlink w:anchor="_Toc241270600" w:history="1">
             <w:r>
               <w:rPr>
                 <w:rStyle w:val="a5"/>
@@ -3310,7 +3310,7 @@
               <w:rPr>
                 <w:noProof/>
               </w:rPr>
-              <w:instrText xml:space="preserve"> PAGEREF _Toc241270191 \h </w:instrText>
+              <w:instrText xml:space="preserve"> PAGEREF _Toc241270600 \h </w:instrText>
             </w:r>
             <w:r>
               <w:rPr>
@@ -3353,7 +3353,7 @@
               <w14:ligatures w14:val="standardContextual"/>
             </w:rPr>
           </w:pPr>
-          <w:hyperlink w:anchor="_Toc241270192" w:history="1">
+          <w:hyperlink w:anchor="_Toc241270601" w:history="1">
             <w:r>
               <w:rPr>
                 <w:rStyle w:val="a5"/>
@@ -3377,7 +3377,7 @@
               <w:rPr>
                 <w:noProof/>
               </w:rPr>
-              <w:instrText xml:space="preserve"> PAGEREF _Toc241270192 \h </w:instrText>
+              <w:instrText xml:space="preserve"> PAGEREF _Toc241270601 \h </w:instrText>
             </w:r>
             <w:r>
               <w:rPr>
@@ -3420,7 +3420,7 @@
               <w14:ligatures w14:val="standardContextual"/>
             </w:rPr>
           </w:pPr>
-          <w:hyperlink w:anchor="_Toc241270193" w:history="1">
+          <w:hyperlink w:anchor="_Toc241270602" w:history="1">
             <w:r>
               <w:rPr>
                 <w:rStyle w:val="a5"/>
@@ -3444,7 +3444,7 @@
               <w:rPr>
                 <w:noProof/>
               </w:rPr>
-              <w:instrText xml:space="preserve"> PAGEREF _Toc241270193 \h </w:instrText>
+              <w:instrText xml:space="preserve"> PAGEREF _Toc241270602 \h </w:instrText>
             </w:r>
             <w:r>
               <w:rPr>
@@ -3487,7 +3487,7 @@
               <w14:ligatures w14:val="standardContextual"/>
             </w:rPr>
           </w:pPr>
-          <w:hyperlink w:anchor="_Toc241270194" w:history="1">
+          <w:hyperlink w:anchor="_Toc241270603" w:history="1">
             <w:r>
               <w:rPr>
                 <w:rStyle w:val="a5"/>
@@ -3511,7 +3511,7 @@
               <w:rPr>
                 <w:noProof/>
               </w:rPr>
-              <w:instrText xml:space="preserve"> PAGEREF _Toc241270194 \h </w:instrText>
+              <w:instrText xml:space="preserve"> PAGEREF _Toc241270603 \h </w:instrText>
             </w:r>
             <w:r>
               <w:rPr>
@@ -3554,7 +3554,7 @@
               <w14:ligatures w14:val="standardContextual"/>
             </w:rPr>
           </w:pPr>
-          <w:hyperlink w:anchor="_Toc241270195" w:history="1">
+          <w:hyperlink w:anchor="_Toc241270604" w:history="1">
             <w:r>
               <w:rPr>
                 <w:rStyle w:val="a5"/>
@@ -3578,7 +3578,7 @@
               <w:rPr>
                 <w:noProof/>
               </w:rPr>
-              <w:instrText xml:space="preserve"> PAGEREF _Toc241270195 \h </w:instrText>
+              <w:instrText xml:space="preserve"> PAGEREF _Toc241270604 \h </w:instrText>
             </w:r>
             <w:r>
               <w:rPr>
@@ -3621,7 +3621,7 @@
               <w14:ligatures w14:val="standardContextual"/>
             </w:rPr>
           </w:pPr>
-          <w:hyperlink w:anchor="_Toc241270196" w:history="1">
+          <w:hyperlink w:anchor="_Toc241270605" w:history="1">
             <w:r>
               <w:rPr>
                 <w:rStyle w:val="a5"/>
@@ -3645,7 +3645,7 @@
               <w:rPr>
                 <w:noProof/>
               </w:rPr>
-              <w:instrText xml:space="preserve"> PAGEREF _Toc241270196 \h </w:instrText>
+              <w:instrText xml:space="preserve"> PAGEREF _Toc241270605 \h </w:instrText>
             </w:r>
             <w:r>
               <w:rPr>
@@ -3688,7 +3688,7 @@
               <w14:ligatures w14:val="standardContextual"/>
             </w:rPr>
           </w:pPr>
-          <w:hyperlink w:anchor="_Toc241270197" w:history="1">
+          <w:hyperlink w:anchor="_Toc241270606" w:history="1">
             <w:r>
               <w:rPr>
                 <w:rStyle w:val="a5"/>
@@ -3712,7 +3712,7 @@
               <w:rPr>
                 <w:noProof/>
               </w:rPr>
-              <w:instrText xml:space="preserve"> PAGEREF _Toc241270197 \h </w:instrText>
+              <w:instrText xml:space="preserve"> PAGEREF _Toc241270606 \h </w:instrText>
             </w:r>
             <w:r>
               <w:rPr>
@@ -3755,7 +3755,7 @@
               <w14:ligatures w14:val="standardContextual"/>
             </w:rPr>
           </w:pPr>
-          <w:hyperlink w:anchor="_Toc241270198" w:history="1">
+          <w:hyperlink w:anchor="_Toc241270607" w:history="1">
             <w:r>
               <w:rPr>
                 <w:rStyle w:val="a5"/>
@@ -3779,7 +3779,7 @@
               <w:rPr>
                 <w:noProof/>
               </w:rPr>
-              <w:instrText xml:space="preserve"> PAGEREF _Toc241270198 \h </w:instrText>
+              <w:instrText xml:space="preserve"> PAGEREF _Toc241270607 \h </w:instrText>
             </w:r>
             <w:r>
               <w:rPr>
@@ -3822,7 +3822,7 @@
               <w14:ligatures w14:val="standardContextual"/>
             </w:rPr>
           </w:pPr>
-          <w:hyperlink w:anchor="_Toc241270199" w:history="1">
+          <w:hyperlink w:anchor="_Toc241270608" w:history="1">
             <w:r>
               <w:rPr>
                 <w:rStyle w:val="a5"/>
@@ -3846,7 +3846,7 @@
               <w:rPr>
                 <w:noProof/>
               </w:rPr>
-              <w:instrText xml:space="preserve"> PAGEREF _Toc241270199 \h </w:instrText>
+              <w:instrText xml:space="preserve"> PAGEREF _Toc241270608 \h </w:instrText>
             </w:r>
             <w:r>
               <w:rPr>
@@ -3889,7 +3889,7 @@
               <w14:ligatures w14:val="standardContextual"/>
             </w:rPr>
           </w:pPr>
-          <w:hyperlink w:anchor="_Toc241270200" w:history="1">
+          <w:hyperlink w:anchor="_Toc241270609" w:history="1">
             <w:r>
               <w:rPr>
                 <w:rStyle w:val="a5"/>
@@ -3913,7 +3913,7 @@
               <w:rPr>
                 <w:noProof/>
               </w:rPr>
-              <w:instrText xml:space="preserve"> PAGEREF _Toc241270200 \h </w:instrText>
+              <w:instrText xml:space="preserve"> PAGEREF _Toc241270609 \h </w:instrText>
             </w:r>
             <w:r>
               <w:rPr>
@@ -3956,7 +3956,7 @@
               <w14:ligatures w14:val="standardContextual"/>
             </w:rPr>
           </w:pPr>
-          <w:hyperlink w:anchor="_Toc241270201" w:history="1">
+          <w:hyperlink w:anchor="_Toc241270610" w:history="1">
             <w:r>
               <w:rPr>
                 <w:rStyle w:val="a5"/>
@@ -3980,7 +3980,7 @@
               <w:rPr>
                 <w:noProof/>
               </w:rPr>
-              <w:instrText xml:space="preserve"> PAGEREF _Toc241270201 \h </w:instrText>
+              <w:instrText xml:space="preserve"> PAGEREF _Toc241270610 \h </w:instrText>
             </w:r>
             <w:r>
               <w:rPr>
@@ -4023,7 +4023,7 @@
               <w14:ligatures w14:val="standardContextual"/>
             </w:rPr>
           </w:pPr>
-          <w:hyperlink w:anchor="_Toc241270202" w:history="1">
+          <w:hyperlink w:anchor="_Toc241270611" w:history="1">
             <w:r>
               <w:rPr>
                 <w:rStyle w:val="a5"/>
@@ -4047,7 +4047,7 @@
               <w:rPr>
                 <w:noProof/>
               </w:rPr>
-              <w:instrText xml:space="preserve"> PAGEREF _Toc241270202 \h </w:instrText>
+              <w:instrText xml:space="preserve"> PAGEREF _Toc241270611 \h </w:instrText>
             </w:r>
             <w:r>
               <w:rPr>
@@ -4090,7 +4090,7 @@
               <w14:ligatures w14:val="standardContextual"/>
             </w:rPr>
           </w:pPr>
-          <w:hyperlink w:anchor="_Toc241270203" w:history="1">
+          <w:hyperlink w:anchor="_Toc241270612" w:history="1">
             <w:r>
               <w:rPr>
                 <w:rStyle w:val="a5"/>
@@ -4114,7 +4114,7 @@
               <w:rPr>
                 <w:noProof/>
               </w:rPr>
-              <w:instrText xml:space="preserve"> PAGEREF _Toc241270203 \h </w:instrText>
+              <w:instrText xml:space="preserve"> PAGEREF _Toc241270612 \h </w:instrText>
             </w:r>
             <w:r>
               <w:rPr>
@@ -4157,7 +4157,7 @@
               <w14:ligatures w14:val="standardContextual"/>
             </w:rPr>
           </w:pPr>
-          <w:hyperlink w:anchor="_Toc241270204" w:history="1">
+          <w:hyperlink w:anchor="_Toc241270613" w:history="1">
             <w:r>
               <w:rPr>
                 <w:rStyle w:val="a5"/>
@@ -4181,7 +4181,7 @@
               <w:rPr>
                 <w:noProof/>
               </w:rPr>
-              <w:instrText xml:space="preserve"> PAGEREF _Toc241270204 \h </w:instrText>
+              <w:instrText xml:space="preserve"> PAGEREF _Toc241270613 \h </w:instrText>
             </w:r>
             <w:r>
               <w:rPr>
@@ -4224,7 +4224,7 @@
               <w14:ligatures w14:val="standardContextual"/>
             </w:rPr>
           </w:pPr>
-          <w:hyperlink w:anchor="_Toc241270205" w:history="1">
+          <w:hyperlink w:anchor="_Toc241270614" w:history="1">
             <w:r>
               <w:rPr>
                 <w:rStyle w:val="a5"/>
@@ -4248,7 +4248,7 @@
               <w:rPr>
                 <w:noProof/>
               </w:rPr>
-              <w:instrText xml:space="preserve"> PAGEREF _Toc241270205 \h </w:instrText>
+              <w:instrText xml:space="preserve"> PAGEREF _Toc241270614 \h </w:instrText>
             </w:r>
             <w:r>
               <w:rPr>
@@ -4291,7 +4291,7 @@
               <w14:ligatures w14:val="standardContextual"/>
             </w:rPr>
           </w:pPr>
-          <w:hyperlink w:anchor="_Toc241270206" w:history="1">
+          <w:hyperlink w:anchor="_Toc241270615" w:history="1">
             <w:r>
               <w:rPr>
                 <w:rStyle w:val="a5"/>
@@ -4315,7 +4315,7 @@
               <w:rPr>
                 <w:noProof/>
               </w:rPr>
-              <w:instrText xml:space="preserve"> PAGEREF _Toc241270206 \h </w:instrText>
+              <w:instrText xml:space="preserve"> PAGEREF _Toc241270615 \h </w:instrText>
             </w:r>
             <w:r>
               <w:rPr>
@@ -4354,7 +4354,7 @@
         <w:pStyle w:val="1"/>
         <w:pageBreakBefore/>
       </w:pPr>
-      <w:bookmarkStart w:id="0" w:name="_Toc241270144"/>
+      <w:bookmarkStart w:id="0" w:name="_Toc241270553"/>
       <w:r>
         <w:lastRenderedPageBreak/>
         <w:t>1. О проекте</w:t>
@@ -4398,7 +4398,7 @@
       <w:pPr>
         <w:pStyle w:val="2"/>
       </w:pPr>
-      <w:bookmarkStart w:id="1" w:name="_Toc241270145"/>
+      <w:bookmarkStart w:id="1" w:name="_Toc241270554"/>
       <w:r>
         <w:t>1.1. Возможности</w:t>
       </w:r>
@@ -4613,7 +4613,7 @@
       <w:pPr>
         <w:pStyle w:val="2"/>
       </w:pPr>
-      <w:bookmarkStart w:id="2" w:name="_Toc241270146"/>
+      <w:bookmarkStart w:id="2" w:name="_Toc241270555"/>
       <w:r>
         <w:t>1.2. Используемые технологии</w:t>
       </w:r>
@@ -4634,7 +4634,7 @@
           <w:left w:w="10" w:type="dxa"/>
           <w:right w:w="10" w:type="dxa"/>
         </w:tblCellMar>
-        <w:tblLook w:val="04A0" w:firstRow="1" w:lastRow="0" w:firstColumn="1" w:lastColumn="0" w:noHBand="0" w:noVBand="1"/>
+        <w:tblLook w:val="0000" w:firstRow="0" w:lastRow="0" w:firstColumn="0" w:lastColumn="0" w:noHBand="0" w:noVBand="0"/>
       </w:tblPr>
       <w:tblGrid>
         <w:gridCol w:w="2000"/>
@@ -5677,7 +5677,7 @@
         <w:pStyle w:val="1"/>
         <w:pageBreakBefore/>
       </w:pPr>
-      <w:bookmarkStart w:id="3" w:name="_Toc241270147"/>
+      <w:bookmarkStart w:id="3" w:name="_Toc241270556"/>
       <w:r>
         <w:lastRenderedPageBreak/>
         <w:t>2. Установка и запуск</w:t>
@@ -5688,7 +5688,7 @@
       <w:pPr>
         <w:pStyle w:val="2"/>
       </w:pPr>
-      <w:bookmarkStart w:id="4" w:name="_Toc241270148"/>
+      <w:bookmarkStart w:id="4" w:name="_Toc241270557"/>
       <w:r>
         <w:t>2.1. Требования</w:t>
       </w:r>
@@ -5763,7 +5763,7 @@
       <w:pPr>
         <w:pStyle w:val="2"/>
       </w:pPr>
-      <w:bookmarkStart w:id="5" w:name="_Toc241270149"/>
+      <w:bookmarkStart w:id="5" w:name="_Toc241270558"/>
       <w:r>
         <w:t>2.2. Запуск одной командой</w:t>
       </w:r>
@@ -5784,7 +5784,7 @@
           <w:left w:w="10" w:type="dxa"/>
           <w:right w:w="10" w:type="dxa"/>
         </w:tblCellMar>
-        <w:tblLook w:val="04A0" w:firstRow="1" w:lastRow="0" w:firstColumn="1" w:lastColumn="0" w:noHBand="0" w:noVBand="1"/>
+        <w:tblLook w:val="0000" w:firstRow="0" w:lastRow="0" w:firstColumn="0" w:lastColumn="0" w:noHBand="0" w:noVBand="0"/>
       </w:tblPr>
       <w:tblGrid>
         <w:gridCol w:w="3000"/>
@@ -6220,7 +6220,7 @@
       <w:pPr>
         <w:pStyle w:val="2"/>
       </w:pPr>
-      <w:bookmarkStart w:id="6" w:name="_Toc241270150"/>
+      <w:bookmarkStart w:id="6" w:name="_Toc241270559"/>
       <w:r>
         <w:t>2.3. Особенности систем</w:t>
       </w:r>
@@ -6241,7 +6241,7 @@
           <w:left w:w="10" w:type="dxa"/>
           <w:right w:w="10" w:type="dxa"/>
         </w:tblCellMar>
-        <w:tblLook w:val="04A0" w:firstRow="1" w:lastRow="0" w:firstColumn="1" w:lastColumn="0" w:noHBand="0" w:noVBand="1"/>
+        <w:tblLook w:val="0000" w:firstRow="0" w:lastRow="0" w:firstColumn="0" w:lastColumn="0" w:noHBand="0" w:noVBand="0"/>
       </w:tblPr>
       <w:tblGrid>
         <w:gridCol w:w="1600"/>
@@ -6565,7 +6565,7 @@
       <w:pPr>
         <w:pStyle w:val="2"/>
       </w:pPr>
-      <w:bookmarkStart w:id="7" w:name="_Toc241270151"/>
+      <w:bookmarkStart w:id="7" w:name="_Toc241270560"/>
       <w:r>
         <w:t>2.4. Параметры командной строки</w:t>
       </w:r>
@@ -6586,7 +6586,7 @@
           <w:left w:w="10" w:type="dxa"/>
           <w:right w:w="10" w:type="dxa"/>
         </w:tblCellMar>
-        <w:tblLook w:val="04A0" w:firstRow="1" w:lastRow="0" w:firstColumn="1" w:lastColumn="0" w:noHBand="0" w:noVBand="1"/>
+        <w:tblLook w:val="0000" w:firstRow="0" w:lastRow="0" w:firstColumn="0" w:lastColumn="0" w:noHBand="0" w:noVBand="0"/>
       </w:tblPr>
       <w:tblGrid>
         <w:gridCol w:w="1500"/>
@@ -7377,7 +7377,7 @@
       <w:pPr>
         <w:pStyle w:val="2"/>
       </w:pPr>
-      <w:bookmarkStart w:id="8" w:name="_Toc241270152"/>
+      <w:bookmarkStart w:id="8" w:name="_Toc241270561"/>
       <w:r>
         <w:t>2.5. Доступ по сети и через VPN</w:t>
       </w:r>
@@ -7497,7 +7497,7 @@
           <w:left w:w="10" w:type="dxa"/>
           <w:right w:w="10" w:type="dxa"/>
         </w:tblCellMar>
-        <w:tblLook w:val="04A0" w:firstRow="1" w:lastRow="0" w:firstColumn="1" w:lastColumn="0" w:noHBand="0" w:noVBand="1"/>
+        <w:tblLook w:val="0000" w:firstRow="0" w:lastRow="0" w:firstColumn="0" w:lastColumn="0" w:noHBand="0" w:noVBand="0"/>
       </w:tblPr>
       <w:tblGrid>
         <w:gridCol w:w="2300"/>
@@ -7987,7 +7987,7 @@
         <w:pStyle w:val="1"/>
         <w:pageBreakBefore/>
       </w:pPr>
-      <w:bookmarkStart w:id="9" w:name="_Toc241270153"/>
+      <w:bookmarkStart w:id="9" w:name="_Toc241270562"/>
       <w:r>
         <w:lastRenderedPageBreak/>
         <w:t>3. Работа с программой</w:t>
@@ -7998,7 +7998,7 @@
       <w:pPr>
         <w:pStyle w:val="2"/>
       </w:pPr>
-      <w:bookmarkStart w:id="10" w:name="_Toc241270154"/>
+      <w:bookmarkStart w:id="10" w:name="_Toc241270563"/>
       <w:r>
         <w:t>3.1. Страница камеры</w:t>
       </w:r>
@@ -8015,7 +8015,7 @@
           <w:noProof/>
         </w:rPr>
         <w:drawing>
-          <wp:inline distT="0" distB="0" distL="0" distR="0" wp14:anchorId="126A1C09" wp14:editId="0BC242DD">
+          <wp:inline distT="0" distB="0" distL="0" distR="0" wp14:anchorId="6FC0004E" wp14:editId="33D8A4DA">
             <wp:extent cx="6096000" cy="5438775"/>
             <wp:effectExtent l="0" t="0" r="0" b="0"/>
             <wp:docPr id="1" name="ui_camera.jpg" descr="Рис. 1. Главная страница: видео с разметкой, статистика и панели настроек" title="Рис. 1. Главная страница: видео с разметкой, статистика и панели настроек"/>
@@ -8214,7 +8214,7 @@
       <w:pPr>
         <w:pStyle w:val="2"/>
       </w:pPr>
-      <w:bookmarkStart w:id="11" w:name="_Toc241270155"/>
+      <w:bookmarkStart w:id="11" w:name="_Toc241270564"/>
       <w:r>
         <w:lastRenderedPageBreak/>
         <w:t>3.2. Настройки</w:t>
@@ -8256,7 +8256,7 @@
           <w:left w:w="10" w:type="dxa"/>
           <w:right w:w="10" w:type="dxa"/>
         </w:tblCellMar>
-        <w:tblLook w:val="04A0" w:firstRow="1" w:lastRow="0" w:firstColumn="1" w:lastColumn="0" w:noHBand="0" w:noVBand="1"/>
+        <w:tblLook w:val="0000" w:firstRow="0" w:lastRow="0" w:firstColumn="0" w:lastColumn="0" w:noHBand="0" w:noVBand="0"/>
       </w:tblPr>
       <w:tblGrid>
         <w:gridCol w:w="2400"/>
@@ -9874,7 +9874,7 @@
       <w:pPr>
         <w:pStyle w:val="2"/>
       </w:pPr>
-      <w:bookmarkStart w:id="12" w:name="_Toc241270156"/>
+      <w:bookmarkStart w:id="12" w:name="_Toc241270565"/>
       <w:r>
         <w:t>3.3. Снимки</w:t>
       </w:r>
@@ -10015,7 +10015,7 @@
       <w:pPr>
         <w:pStyle w:val="2"/>
       </w:pPr>
-      <w:bookmarkStart w:id="13" w:name="_Toc241270157"/>
+      <w:bookmarkStart w:id="13" w:name="_Toc241270566"/>
       <w:r>
         <w:t>3.4. Галерея</w:t>
       </w:r>
@@ -10032,7 +10032,7 @@
           <w:noProof/>
         </w:rPr>
         <w:drawing>
-          <wp:inline distT="0" distB="0" distL="0" distR="0" wp14:anchorId="368BD79A" wp14:editId="2DDAF514">
+          <wp:inline distT="0" distB="0" distL="0" distR="0" wp14:anchorId="1939040F" wp14:editId="3B5D6427">
             <wp:extent cx="5334000" cy="2343150"/>
             <wp:effectExtent l="0" t="0" r="0" b="0"/>
             <wp:docPr id="2" name="ui_gallery.png" descr="Рис. 2. Галерея снимков" title="Рис. 2. Галерея снимков"/>
@@ -10100,7 +10100,7 @@
         <w:pStyle w:val="1"/>
         <w:pageBreakBefore/>
       </w:pPr>
-      <w:bookmarkStart w:id="14" w:name="_Toc241270158"/>
+      <w:bookmarkStart w:id="14" w:name="_Toc241270567"/>
       <w:r>
         <w:lastRenderedPageBreak/>
         <w:t>4. Источники видео</w:t>
@@ -10136,7 +10136,7 @@
           <w:noProof/>
         </w:rPr>
         <w:drawing>
-          <wp:inline distT="0" distB="0" distL="0" distR="0" wp14:anchorId="43F8DAB4" wp14:editId="3CEB0E72">
+          <wp:inline distT="0" distB="0" distL="0" distR="0" wp14:anchorId="08D8088F" wp14:editId="62CD0800">
             <wp:extent cx="3143250" cy="5267325"/>
             <wp:effectExtent l="0" t="0" r="0" b="0"/>
             <wp:docPr id="3" name="ui_sources.png" descr="Рис. 3. Панель «Источник видео» во время трансляции из браузера" title="Рис. 3. Панель «Источник видео» во время трансляции из браузера"/>
@@ -10206,7 +10206,7 @@
           <w:left w:w="10" w:type="dxa"/>
           <w:right w:w="10" w:type="dxa"/>
         </w:tblCellMar>
-        <w:tblLook w:val="04A0" w:firstRow="1" w:lastRow="0" w:firstColumn="1" w:lastColumn="0" w:noHBand="0" w:noVBand="1"/>
+        <w:tblLook w:val="0000" w:firstRow="0" w:lastRow="0" w:firstColumn="0" w:lastColumn="0" w:noHBand="0" w:noVBand="0"/>
       </w:tblPr>
       <w:tblGrid>
         <w:gridCol w:w="2100"/>
@@ -10909,7 +10909,7 @@
       <w:pPr>
         <w:pStyle w:val="2"/>
       </w:pPr>
-      <w:bookmarkStart w:id="15" w:name="_Toc241270159"/>
+      <w:bookmarkStart w:id="15" w:name="_Toc241270568"/>
       <w:r>
         <w:t>4.1. Камеры компьютера и их автоматический поиск</w:t>
       </w:r>
@@ -10954,7 +10954,7 @@
           <w:left w:w="10" w:type="dxa"/>
           <w:right w:w="10" w:type="dxa"/>
         </w:tblCellMar>
-        <w:tblLook w:val="04A0" w:firstRow="1" w:lastRow="0" w:firstColumn="1" w:lastColumn="0" w:noHBand="0" w:noVBand="1"/>
+        <w:tblLook w:val="0000" w:firstRow="0" w:lastRow="0" w:firstColumn="0" w:lastColumn="0" w:noHBand="0" w:noVBand="0"/>
       </w:tblPr>
       <w:tblGrid>
         <w:gridCol w:w="1600"/>
@@ -11492,7 +11492,7 @@
       <w:pPr>
         <w:pStyle w:val="2"/>
       </w:pPr>
-      <w:bookmarkStart w:id="16" w:name="_Toc241270160"/>
+      <w:bookmarkStart w:id="16" w:name="_Toc241270569"/>
       <w:r>
         <w:t>4.2. Камера этого устройства (через браузер)</w:t>
       </w:r>
@@ -11552,7 +11552,7 @@
       <w:pPr>
         <w:pStyle w:val="2"/>
       </w:pPr>
-      <w:bookmarkStart w:id="17" w:name="_Toc241270161"/>
+      <w:bookmarkStart w:id="17" w:name="_Toc241270570"/>
       <w:r>
         <w:t>4.3. Экран или окно</w:t>
       </w:r>
@@ -11620,7 +11620,7 @@
       <w:pPr>
         <w:pStyle w:val="2"/>
       </w:pPr>
-      <w:bookmarkStart w:id="18" w:name="_Toc241270162"/>
+      <w:bookmarkStart w:id="18" w:name="_Toc241270571"/>
       <w:r>
         <w:t>4.4. Телефон как беспроводная камера</w:t>
       </w:r>
@@ -11756,7 +11756,7 @@
       <w:pPr>
         <w:pStyle w:val="2"/>
       </w:pPr>
-      <w:bookmarkStart w:id="19" w:name="_Toc241270163"/>
+      <w:bookmarkStart w:id="19" w:name="_Toc241270572"/>
       <w:r>
         <w:t>4.5. IP-камеры, потоки и видеофайлы</w:t>
       </w:r>
@@ -11887,7 +11887,7 @@
       <w:pPr>
         <w:pStyle w:val="2"/>
       </w:pPr>
-      <w:bookmarkStart w:id="20" w:name="_Toc241270164"/>
+      <w:bookmarkStart w:id="20" w:name="_Toc241270573"/>
       <w:r>
         <w:lastRenderedPageBreak/>
         <w:t>4.6. Как кадры из браузера попадают на сервер</w:t>
@@ -11905,7 +11905,7 @@
           <w:noProof/>
         </w:rPr>
         <w:drawing>
-          <wp:inline distT="0" distB="0" distL="0" distR="0" wp14:anchorId="20960A33" wp14:editId="371217C0">
+          <wp:inline distT="0" distB="0" distL="0" distR="0" wp14:anchorId="6EB8CEB9" wp14:editId="42DF9089">
             <wp:extent cx="6096000" cy="2743200"/>
             <wp:effectExtent l="0" t="0" r="0" b="0"/>
             <wp:docPr id="4" name="broadcast.png" descr="Рис. 4. Трансляция из браузера: от камеры или экрана до распознавания" title="Рис. 4. Трансляция из браузера: от камеры или экрана до распознавания"/>
@@ -12078,7 +12078,7 @@
         <w:pStyle w:val="1"/>
         <w:pageBreakBefore/>
       </w:pPr>
-      <w:bookmarkStart w:id="21" w:name="_Toc241270165"/>
+      <w:bookmarkStart w:id="21" w:name="_Toc241270574"/>
       <w:r>
         <w:lastRenderedPageBreak/>
         <w:t>5. Модели</w:t>
@@ -12126,7 +12126,7 @@
       <w:pPr>
         <w:pStyle w:val="2"/>
       </w:pPr>
-      <w:bookmarkStart w:id="22" w:name="_Toc241270166"/>
+      <w:bookmarkStart w:id="22" w:name="_Toc241270575"/>
       <w:r>
         <w:t>5.1. Поколения: YOLO26, YOLO11, YOLOv8</w:t>
       </w:r>
@@ -12147,7 +12147,7 @@
           <w:left w:w="10" w:type="dxa"/>
           <w:right w:w="10" w:type="dxa"/>
         </w:tblCellMar>
-        <w:tblLook w:val="04A0" w:firstRow="1" w:lastRow="0" w:firstColumn="1" w:lastColumn="0" w:noHBand="0" w:noVBand="1"/>
+        <w:tblLook w:val="0000" w:firstRow="0" w:lastRow="0" w:firstColumn="0" w:lastColumn="0" w:noHBand="0" w:noVBand="0"/>
       </w:tblPr>
       <w:tblGrid>
         <w:gridCol w:w="1900"/>
@@ -12598,7 +12598,7 @@
       <w:pPr>
         <w:pStyle w:val="2"/>
       </w:pPr>
-      <w:bookmarkStart w:id="23" w:name="_Toc241270167"/>
+      <w:bookmarkStart w:id="23" w:name="_Toc241270576"/>
       <w:r>
         <w:t>5.2. Размеры: от Nano до Extra Large</w:t>
       </w:r>
@@ -12647,7 +12647,7 @@
           <w:left w:w="10" w:type="dxa"/>
           <w:right w:w="10" w:type="dxa"/>
         </w:tblCellMar>
-        <w:tblLook w:val="04A0" w:firstRow="1" w:lastRow="0" w:firstColumn="1" w:lastColumn="0" w:noHBand="0" w:noVBand="1"/>
+        <w:tblLook w:val="0000" w:firstRow="0" w:lastRow="0" w:firstColumn="0" w:lastColumn="0" w:noHBand="0" w:noVBand="0"/>
       </w:tblPr>
       <w:tblGrid>
         <w:gridCol w:w="1500"/>
@@ -13456,7 +13456,7 @@
       <w:pPr>
         <w:pStyle w:val="2"/>
       </w:pPr>
-      <w:bookmarkStart w:id="24" w:name="_Toc241270168"/>
+      <w:bookmarkStart w:id="24" w:name="_Toc241270577"/>
       <w:r>
         <w:lastRenderedPageBreak/>
         <w:t>5.3. Официальные характеристики</w:t>
@@ -13486,7 +13486,7 @@
           <w:left w:w="10" w:type="dxa"/>
           <w:right w:w="10" w:type="dxa"/>
         </w:tblCellMar>
-        <w:tblLook w:val="04A0" w:firstRow="1" w:lastRow="0" w:firstColumn="1" w:lastColumn="0" w:noHBand="0" w:noVBand="1"/>
+        <w:tblLook w:val="0000" w:firstRow="0" w:lastRow="0" w:firstColumn="0" w:lastColumn="0" w:noHBand="0" w:noVBand="0"/>
       </w:tblPr>
       <w:tblGrid>
         <w:gridCol w:w="2300"/>
@@ -16665,7 +16665,7 @@
       <w:pPr>
         <w:pStyle w:val="2"/>
       </w:pPr>
-      <w:bookmarkStart w:id="25" w:name="_Toc241270169"/>
+      <w:bookmarkStart w:id="25" w:name="_Toc241270578"/>
       <w:r>
         <w:t>5.4. Замеры на этом компьютере</w:t>
       </w:r>
@@ -16698,7 +16698,7 @@
           <w:left w:w="10" w:type="dxa"/>
           <w:right w:w="10" w:type="dxa"/>
         </w:tblCellMar>
-        <w:tblLook w:val="04A0" w:firstRow="1" w:lastRow="0" w:firstColumn="1" w:lastColumn="0" w:noHBand="0" w:noVBand="1"/>
+        <w:tblLook w:val="0000" w:firstRow="0" w:lastRow="0" w:firstColumn="0" w:lastColumn="0" w:noHBand="0" w:noVBand="0"/>
       </w:tblPr>
       <w:tblGrid>
         <w:gridCol w:w="2300"/>
@@ -19796,7 +19796,7 @@
           <w:noProof/>
         </w:rPr>
         <w:drawing>
-          <wp:inline distT="0" distB="0" distL="0" distR="0" wp14:anchorId="4C25F6B1" wp14:editId="6775CB40">
+          <wp:inline distT="0" distB="0" distL="0" distR="0" wp14:anchorId="15B89F07" wp14:editId="66B99F6A">
             <wp:extent cx="5905500" cy="3305175"/>
             <wp:effectExtent l="0" t="0" r="0" b="0"/>
             <wp:docPr id="5" name="models_chart.png" descr="Рис. 5. Точность (официальная mAP) и скорость (замер на этом компьютере) всех моделей" title="Рис. 5. Точность (официальная mAP) и скорость (замер на этом компьютере) всех моделей"/>
@@ -19956,7 +19956,7 @@
       <w:pPr>
         <w:pStyle w:val="2"/>
       </w:pPr>
-      <w:bookmarkStart w:id="26" w:name="_Toc241270170"/>
+      <w:bookmarkStart w:id="26" w:name="_Toc241270579"/>
       <w:r>
         <w:t>5.5. Как выбрать модель</w:t>
       </w:r>
@@ -19985,7 +19985,7 @@
           <w:left w:w="10" w:type="dxa"/>
           <w:right w:w="10" w:type="dxa"/>
         </w:tblCellMar>
-        <w:tblLook w:val="04A0" w:firstRow="1" w:lastRow="0" w:firstColumn="1" w:lastColumn="0" w:noHBand="0" w:noVBand="1"/>
+        <w:tblLook w:val="0000" w:firstRow="0" w:lastRow="0" w:firstColumn="0" w:lastColumn="0" w:noHBand="0" w:noVBand="0"/>
       </w:tblPr>
       <w:tblGrid>
         <w:gridCol w:w="3400"/>
@@ -20627,7 +20627,7 @@
       <w:pPr>
         <w:pStyle w:val="2"/>
       </w:pPr>
-      <w:bookmarkStart w:id="27" w:name="_Toc241270171"/>
+      <w:bookmarkStart w:id="27" w:name="_Toc241270580"/>
       <w:r>
         <w:t>5.6. Сколько объектов может распознать модель</w:t>
       </w:r>
@@ -20666,7 +20666,7 @@
           <w:left w:w="10" w:type="dxa"/>
           <w:right w:w="10" w:type="dxa"/>
         </w:tblCellMar>
-        <w:tblLook w:val="04A0" w:firstRow="1" w:lastRow="0" w:firstColumn="1" w:lastColumn="0" w:noHBand="0" w:noVBand="1"/>
+        <w:tblLook w:val="0000" w:firstRow="0" w:lastRow="0" w:firstColumn="0" w:lastColumn="0" w:noHBand="0" w:noVBand="0"/>
       </w:tblPr>
       <w:tblGrid>
         <w:gridCol w:w="2300"/>
@@ -21361,7 +21361,7 @@
       <w:pPr>
         <w:pStyle w:val="2"/>
       </w:pPr>
-      <w:bookmarkStart w:id="28" w:name="_Toc241270172"/>
+      <w:bookmarkStart w:id="28" w:name="_Toc241270581"/>
       <w:r>
         <w:t>5.7. Модели Open Images V7 — 601 класс</w:t>
       </w:r>
@@ -21426,7 +21426,7 @@
           <w:left w:w="10" w:type="dxa"/>
           <w:right w:w="10" w:type="dxa"/>
         </w:tblCellMar>
-        <w:tblLook w:val="04A0" w:firstRow="1" w:lastRow="0" w:firstColumn="1" w:lastColumn="0" w:noHBand="0" w:noVBand="1"/>
+        <w:tblLook w:val="0000" w:firstRow="0" w:lastRow="0" w:firstColumn="0" w:lastColumn="0" w:noHBand="0" w:noVBand="0"/>
       </w:tblPr>
       <w:tblGrid>
         <w:gridCol w:w="3300"/>
@@ -22429,7 +22429,7 @@
       <w:pPr>
         <w:pStyle w:val="2"/>
       </w:pPr>
-      <w:bookmarkStart w:id="29" w:name="_Toc241270173"/>
+      <w:bookmarkStart w:id="29" w:name="_Toc241270582"/>
       <w:r>
         <w:t>5.8. YOLOE — свои названия объектов</w:t>
       </w:r>
@@ -22549,7 +22549,7 @@
           <w:left w:w="10" w:type="dxa"/>
           <w:right w:w="10" w:type="dxa"/>
         </w:tblCellMar>
-        <w:tblLook w:val="04A0" w:firstRow="1" w:lastRow="0" w:firstColumn="1" w:lastColumn="0" w:noHBand="0" w:noVBand="1"/>
+        <w:tblLook w:val="0000" w:firstRow="0" w:lastRow="0" w:firstColumn="0" w:lastColumn="0" w:noHBand="0" w:noVBand="0"/>
       </w:tblPr>
       <w:tblGrid>
         <w:gridCol w:w="3000"/>
@@ -22697,7 +22697,7 @@
                 <w:sz w:val="20"/>
                 <w:szCs w:val="20"/>
               </w:rPr>
-              <w:t>Русское слово из словаря (605 названий из COCO и Open Images) переводится автоматически: запрос к модели — mug, подпись — «кружка»</w:t>
+              <w:t>Точное название класса из словаря (605 названий COCO и Open Images): запрос к модели — mug, подпись — «кружка»</w:t>
             </w:r>
           </w:p>
         </w:tc>
@@ -22738,7 +22738,23 @@
                 <w:sz w:val="20"/>
                 <w:szCs w:val="20"/>
               </w:rPr>
-              <w:t>red car</w:t>
+              <w:t>кружка с котом</w:t>
+            </w:r>
+            <w:r>
+              <w:rPr>
+                <w:sz w:val="20"/>
+                <w:szCs w:val="20"/>
+              </w:rPr>
+              <w:t xml:space="preserve">, </w:t>
+            </w:r>
+            <w:r>
+              <w:rPr>
+                <w:rFonts w:ascii="Consolas" w:eastAsia="Consolas" w:hAnsi="Consolas" w:cs="Consolas"/>
+                <w:color w:val="B03A2E"/>
+                <w:sz w:val="20"/>
+                <w:szCs w:val="20"/>
+              </w:rPr>
+              <w:t>человек в каске</w:t>
             </w:r>
           </w:p>
         </w:tc>
@@ -22769,7 +22785,7 @@
                 <w:sz w:val="20"/>
                 <w:szCs w:val="20"/>
               </w:rPr>
-              <w:t>Английский текст передаётся модели как есть; можно описывать признаки: цвет, материал, вид</w:t>
+              <w:t>Фраза переводится встроенным переводчиком по словам (значок ✎): mug with cat, person in hard hat</w:t>
             </w:r>
           </w:p>
         </w:tc>
@@ -22809,7 +22825,7 @@
                 <w:sz w:val="20"/>
                 <w:szCs w:val="20"/>
               </w:rPr>
-              <w:t>кружка с котом = cat mug</w:t>
+              <w:t>red car</w:t>
             </w:r>
           </w:p>
         </w:tc>
@@ -22839,7 +22855,7 @@
                 <w:sz w:val="20"/>
                 <w:szCs w:val="20"/>
               </w:rPr>
-              <w:t>Подпись до знака «=», запрос к модели — после. Так задаётся любой перевод</w:t>
+              <w:t>Английский текст передаётся модели как есть; можно описывать признаки: цвет, материал, вид</w:t>
             </w:r>
           </w:p>
         </w:tc>
@@ -22880,7 +22896,7 @@
                 <w:sz w:val="20"/>
                 <w:szCs w:val="20"/>
               </w:rPr>
-              <w:t>зелёная дверь</w:t>
+              <w:t>кружка с котом = cat mug</w:t>
             </w:r>
           </w:p>
         </w:tc>
@@ -22911,7 +22927,77 @@
                 <w:sz w:val="20"/>
                 <w:szCs w:val="20"/>
               </w:rPr>
-              <w:t>Слова нет в словаре — метка помечается значком ⚠: модель понимает только английский, укажите «зелёная дверь = green door»</w:t>
+              <w:t>Подпись до знака «=», запрос к модели — после. Так задаётся любой перевод</w:t>
+            </w:r>
+          </w:p>
+        </w:tc>
+      </w:tr>
+      <w:tr>
+        <w:tblPrEx>
+          <w:tblCellMar>
+            <w:top w:w="0" w:type="dxa"/>
+            <w:bottom w:w="0" w:type="dxa"/>
+          </w:tblCellMar>
+        </w:tblPrEx>
+        <w:tc>
+          <w:tcPr>
+            <w:tcW w:w="3000" w:type="dxa"/>
+            <w:tcBorders>
+              <w:top w:val="single" w:sz="4" w:space="0" w:color="D5DAE3"/>
+              <w:left w:val="single" w:sz="4" w:space="0" w:color="D5DAE3"/>
+              <w:bottom w:val="single" w:sz="4" w:space="0" w:color="D5DAE3"/>
+              <w:right w:val="single" w:sz="4" w:space="0" w:color="D5DAE3"/>
+            </w:tcBorders>
+            <w:tcMar>
+              <w:top w:w="70" w:type="dxa"/>
+              <w:left w:w="110" w:type="dxa"/>
+              <w:bottom w:w="70" w:type="dxa"/>
+              <w:right w:w="110" w:type="dxa"/>
+            </w:tcMar>
+            <w:vAlign w:val="center"/>
+          </w:tcPr>
+          <w:p>
+            <w:pPr>
+              <w:spacing w:line="270" w:lineRule="auto"/>
+            </w:pPr>
+            <w:r>
+              <w:rPr>
+                <w:rFonts w:ascii="Consolas" w:eastAsia="Consolas" w:hAnsi="Consolas" w:cs="Consolas"/>
+                <w:color w:val="B03A2E"/>
+                <w:sz w:val="20"/>
+                <w:szCs w:val="20"/>
+              </w:rPr>
+              <w:t>абракадабра</w:t>
+            </w:r>
+          </w:p>
+        </w:tc>
+        <w:tc>
+          <w:tcPr>
+            <w:tcW w:w="6638" w:type="dxa"/>
+            <w:tcBorders>
+              <w:top w:val="single" w:sz="4" w:space="0" w:color="D5DAE3"/>
+              <w:left w:val="single" w:sz="4" w:space="0" w:color="D5DAE3"/>
+              <w:bottom w:val="single" w:sz="4" w:space="0" w:color="D5DAE3"/>
+              <w:right w:val="single" w:sz="4" w:space="0" w:color="D5DAE3"/>
+            </w:tcBorders>
+            <w:tcMar>
+              <w:top w:w="70" w:type="dxa"/>
+              <w:left w:w="110" w:type="dxa"/>
+              <w:bottom w:w="70" w:type="dxa"/>
+              <w:right w:w="110" w:type="dxa"/>
+            </w:tcMar>
+            <w:vAlign w:val="center"/>
+          </w:tcPr>
+          <w:p>
+            <w:pPr>
+              <w:spacing w:line="270" w:lineRule="auto"/>
+            </w:pPr>
+            <w:r>
+              <w:rPr>
+                <w:sz w:val="20"/>
+                <w:szCs w:val="20"/>
+              </w:rPr>
+              <w:t>Слово не нашлось ни в одном словаре — метка помечается значком ⚠ с перечнем непереведённых слов. Укажите перевод вручную: «абракадабра = …»</w:t>
             </w:r>
           </w:p>
         </w:tc>
@@ -22921,6 +23007,142 @@
       <w:pPr>
         <w:spacing w:after="120"/>
       </w:pPr>
+    </w:p>
+    <w:p>
+      <w:pPr>
+        <w:pStyle w:val="3"/>
+      </w:pPr>
+      <w:r>
+        <w:t>Встроенный переводчик</w:t>
+      </w:r>
+    </w:p>
+    <w:p>
+      <w:pPr>
+        <w:spacing w:after="120" w:line="300" w:lineRule="auto"/>
+      </w:pPr>
+      <w:r>
+        <w:t xml:space="preserve">YOLOE понимает только английский: текстовый кодировщик MobileCLIP обучен на английских подписях к картинкам. Чтобы можно было писать по-русски, в проект встроен </w:t>
+      </w:r>
+      <w:r>
+        <w:rPr>
+          <w:b/>
+          <w:bCs/>
+        </w:rPr>
+        <w:t>простейший локальный переводчик</w:t>
+      </w:r>
+      <w:r>
+        <w:t xml:space="preserve"> (</w:t>
+      </w:r>
+      <w:r>
+        <w:rPr>
+          <w:rFonts w:ascii="Consolas" w:eastAsia="Consolas" w:hAnsi="Consolas" w:cs="Consolas"/>
+          <w:color w:val="B03A2E"/>
+          <w:sz w:val="19"/>
+          <w:szCs w:val="19"/>
+        </w:rPr>
+        <w:t>translator.py</w:t>
+      </w:r>
+      <w:r>
+        <w:t>). Он работает без интернета и без дополнительных моделей и мгновенно переводит короткие названия:</w:t>
+      </w:r>
+    </w:p>
+    <w:p>
+      <w:pPr>
+        <w:pStyle w:val="a4"/>
+        <w:numPr>
+          <w:ilvl w:val="0"/>
+          <w:numId w:val="7"/>
+        </w:numPr>
+        <w:spacing w:after="60" w:line="290" w:lineRule="auto"/>
+      </w:pPr>
+      <w:r>
+        <w:t>Сначала фраза целиком ищется среди названий классов COCO и Open Images («мобильный телефон» → mobile phone, «зубная щётка» → toothbrush).</w:t>
+      </w:r>
+    </w:p>
+    <w:p>
+      <w:pPr>
+        <w:pStyle w:val="a4"/>
+        <w:numPr>
+          <w:ilvl w:val="0"/>
+          <w:numId w:val="7"/>
+        </w:numPr>
+        <w:spacing w:after="60" w:line="290" w:lineRule="auto"/>
+      </w:pPr>
+      <w:r>
+        <w:t>Иначе фраза делится на слова. У каждого слова отбрасывается окончание (падеж, род, число), и основа ищется в словаре: «зелёная», «зелёного», «зелёные» → green; «кружки», «кружкой» → mug. Учитывается беглая гласная: «горшок» → «в горшке».</w:t>
+      </w:r>
+    </w:p>
+    <w:p>
+      <w:pPr>
+        <w:pStyle w:val="a4"/>
+        <w:numPr>
+          <w:ilvl w:val="0"/>
+          <w:numId w:val="7"/>
+        </w:numPr>
+        <w:spacing w:after="60" w:line="290" w:lineRule="auto"/>
+      </w:pPr>
+      <w:r>
+        <w:t>Названия из 2–3 слов ищутся раньше отдельных слов и внутри длинной фразы: «чёрные солнцезащитные очки» → black sunglasses, «человек с зубной щёткой» → person with toothbrush.</w:t>
+      </w:r>
+    </w:p>
+    <w:p>
+      <w:pPr>
+        <w:pStyle w:val="a4"/>
+        <w:numPr>
+          <w:ilvl w:val="0"/>
+          <w:numId w:val="7"/>
+        </w:numPr>
+        <w:spacing w:after="60" w:line="290" w:lineRule="auto"/>
+      </w:pPr>
+      <w:r>
+        <w:t>Английский порядок «прилагательное + существительное» и предлоги совпадают с русскими, поэтому короткие фразы получаются правильными: «жёлтые цветы в горшке» → yellow flowers in pot, «провод от зарядки» → cable from charger.</w:t>
+      </w:r>
+    </w:p>
+    <w:p>
+      <w:pPr>
+        <w:spacing w:after="120" w:line="300" w:lineRule="auto"/>
+      </w:pPr>
+      <w:r>
+        <w:lastRenderedPageBreak/>
+        <w:t>Словарь переводчика — 605 названий классов и около 350 частых слов: цвета, размеры, материалы, состояния («открытый», «сломанный»), предлоги, одежда, техника, посуда, мебель, еда, животные, транспорт и инструменты. Проверка на тестовом видео: «синий автобус» → blue bus — модель нашла автобус.</w:t>
+      </w:r>
+    </w:p>
+    <w:p>
+      <w:pPr>
+        <w:pBdr>
+          <w:left w:val="single" w:sz="24" w:space="10" w:color="2F6EDC"/>
+        </w:pBdr>
+        <w:shd w:val="clear" w:color="auto" w:fill="EAF1FC"/>
+        <w:spacing w:before="120" w:after="200" w:line="290" w:lineRule="auto"/>
+        <w:ind w:left="200" w:right="100"/>
+      </w:pPr>
+      <w:r>
+        <w:t xml:space="preserve">Переводчик простой: он не знает грамматики английского и не переводит редкие слова. Число не согласуется («две красные кружки» → two red mug — модели это не мешает), порядок слов в сложных фразах может быть неидеальным. Для точного результата используйте «подпись = english». Добавить своё слово можно в словарь </w:t>
+      </w:r>
+      <w:r>
+        <w:rPr>
+          <w:rFonts w:ascii="Consolas" w:eastAsia="Consolas" w:hAnsi="Consolas" w:cs="Consolas"/>
+          <w:color w:val="B03A2E"/>
+          <w:sz w:val="19"/>
+          <w:szCs w:val="19"/>
+        </w:rPr>
+        <w:t>WORDS</w:t>
+      </w:r>
+      <w:r>
+        <w:t xml:space="preserve"> в файле </w:t>
+      </w:r>
+      <w:r>
+        <w:rPr>
+          <w:rFonts w:ascii="Consolas" w:eastAsia="Consolas" w:hAnsi="Consolas" w:cs="Consolas"/>
+          <w:color w:val="B03A2E"/>
+          <w:sz w:val="19"/>
+          <w:szCs w:val="19"/>
+        </w:rPr>
+        <w:t>translator.py</w:t>
+      </w:r>
+      <w:r>
+        <w:t>.</w:t>
+      </w:r>
     </w:p>
     <w:p>
       <w:pPr>
@@ -23022,7 +23244,7 @@
           <w:left w:w="10" w:type="dxa"/>
           <w:right w:w="10" w:type="dxa"/>
         </w:tblCellMar>
-        <w:tblLook w:val="04A0" w:firstRow="1" w:lastRow="0" w:firstColumn="1" w:lastColumn="0" w:noHBand="0" w:noVBand="1"/>
+        <w:tblLook w:val="0000" w:firstRow="0" w:lastRow="0" w:firstColumn="0" w:lastColumn="0" w:noHBand="0" w:noVBand="0"/>
       </w:tblPr>
       <w:tblGrid>
         <w:gridCol w:w="3300"/>
@@ -23731,9 +23953,8 @@
       <w:pPr>
         <w:pStyle w:val="2"/>
       </w:pPr>
-      <w:bookmarkStart w:id="30" w:name="_Toc241270174"/>
-      <w:r>
-        <w:lastRenderedPageBreak/>
+      <w:bookmarkStart w:id="30" w:name="_Toc241270583"/>
+      <w:r>
         <w:t>5.9. Собственные модели</w:t>
       </w:r>
       <w:bookmarkEnd w:id="30"/>
@@ -23821,7 +24042,7 @@
         <w:pStyle w:val="1"/>
         <w:pageBreakBefore/>
       </w:pPr>
-      <w:bookmarkStart w:id="31" w:name="_Toc241270175"/>
+      <w:bookmarkStart w:id="31" w:name="_Toc241270584"/>
       <w:r>
         <w:lastRenderedPageBreak/>
         <w:t>6. Вычислительные устройства</w:t>
@@ -23861,7 +24082,7 @@
           <w:left w:w="10" w:type="dxa"/>
           <w:right w:w="10" w:type="dxa"/>
         </w:tblCellMar>
-        <w:tblLook w:val="04A0" w:firstRow="1" w:lastRow="0" w:firstColumn="1" w:lastColumn="0" w:noHBand="0" w:noVBand="1"/>
+        <w:tblLook w:val="0000" w:firstRow="0" w:lastRow="0" w:firstColumn="0" w:lastColumn="0" w:noHBand="0" w:noVBand="0"/>
       </w:tblPr>
       <w:tblGrid>
         <w:gridCol w:w="2600"/>
@@ -24285,7 +24506,7 @@
       <w:pPr>
         <w:pStyle w:val="2"/>
       </w:pPr>
-      <w:bookmarkStart w:id="32" w:name="_Toc241270176"/>
+      <w:bookmarkStart w:id="32" w:name="_Toc241270585"/>
       <w:r>
         <w:t>6.1. Режим «Авто»</w:t>
       </w:r>
@@ -24323,7 +24544,7 @@
       <w:pPr>
         <w:pStyle w:val="2"/>
       </w:pPr>
-      <w:bookmarkStart w:id="33" w:name="_Toc241270177"/>
+      <w:bookmarkStart w:id="33" w:name="_Toc241270586"/>
       <w:r>
         <w:t>6.2. Как программа находит устройства</w:t>
       </w:r>
@@ -24473,7 +24694,7 @@
       <w:pPr>
         <w:pStyle w:val="2"/>
       </w:pPr>
-      <w:bookmarkStart w:id="34" w:name="_Toc241270178"/>
+      <w:bookmarkStart w:id="34" w:name="_Toc241270587"/>
       <w:r>
         <w:t>6.3. Как включить видеокарту NVIDIA</w:t>
       </w:r>
@@ -24514,7 +24735,7 @@
         <w:pStyle w:val="a4"/>
         <w:numPr>
           <w:ilvl w:val="0"/>
-          <w:numId w:val="7"/>
+          <w:numId w:val="8"/>
         </w:numPr>
         <w:spacing w:after="60" w:line="290" w:lineRule="auto"/>
       </w:pPr>
@@ -24551,7 +24772,7 @@
         <w:pStyle w:val="a4"/>
         <w:numPr>
           <w:ilvl w:val="0"/>
-          <w:numId w:val="7"/>
+          <w:numId w:val="8"/>
         </w:numPr>
         <w:spacing w:after="60" w:line="290" w:lineRule="auto"/>
       </w:pPr>
@@ -24589,7 +24810,7 @@
       <w:pPr>
         <w:pStyle w:val="2"/>
       </w:pPr>
-      <w:bookmarkStart w:id="35" w:name="_Toc241270179"/>
+      <w:bookmarkStart w:id="35" w:name="_Toc241270588"/>
       <w:r>
         <w:t>6.4. Сколько даёт ускорение</w:t>
       </w:r>
@@ -24608,7 +24829,7 @@
         <w:pStyle w:val="1"/>
         <w:pageBreakBefore/>
       </w:pPr>
-      <w:bookmarkStart w:id="36" w:name="_Toc241270180"/>
+      <w:bookmarkStart w:id="36" w:name="_Toc241270589"/>
       <w:r>
         <w:lastRenderedPageBreak/>
         <w:t>7. Устройство программы</w:t>
@@ -24619,7 +24840,7 @@
       <w:pPr>
         <w:pStyle w:val="2"/>
       </w:pPr>
-      <w:bookmarkStart w:id="37" w:name="_Toc241270181"/>
+      <w:bookmarkStart w:id="37" w:name="_Toc241270590"/>
       <w:r>
         <w:t>7.1. Структура файлов</w:t>
       </w:r>
@@ -24640,7 +24861,7 @@
           <w:left w:w="10" w:type="dxa"/>
           <w:right w:w="10" w:type="dxa"/>
         </w:tblCellMar>
-        <w:tblLook w:val="04A0" w:firstRow="1" w:lastRow="0" w:firstColumn="1" w:lastColumn="0" w:noHBand="0" w:noVBand="1"/>
+        <w:tblLook w:val="0000" w:firstRow="0" w:lastRow="0" w:firstColumn="0" w:lastColumn="0" w:noHBand="0" w:noVBand="0"/>
       </w:tblPr>
       <w:tblGrid>
         <w:gridCol w:w="2200"/>
@@ -25377,7 +25598,7 @@
                 <w:sz w:val="20"/>
                 <w:szCs w:val="20"/>
               </w:rPr>
-              <w:t>templates/</w:t>
+              <w:t>translator.py</w:t>
             </w:r>
           </w:p>
         </w:tc>
@@ -25408,7 +25629,7 @@
                 <w:sz w:val="20"/>
                 <w:szCs w:val="20"/>
               </w:rPr>
-              <w:t>HTML-шаблоны: base.html (шапка), index.html (камера), gallery.html</w:t>
+              <w:t>Простейший локальный переводчик русских названий на английский для YOLOE: словарь, отбрасывание окончаний, фразы из нескольких слов</w:t>
             </w:r>
           </w:p>
         </w:tc>
@@ -25446,7 +25667,7 @@
                 <w:sz w:val="20"/>
                 <w:szCs w:val="20"/>
               </w:rPr>
-              <w:t>static/</w:t>
+              <w:t>templates/</w:t>
             </w:r>
           </w:p>
         </w:tc>
@@ -25476,7 +25697,7 @@
                 <w:sz w:val="20"/>
                 <w:szCs w:val="20"/>
               </w:rPr>
-              <w:t>style.css — оформление; common.js, app.js, gallery.js — логика страниц; broadcast.js — трансляция камеры и экрана из браузера</w:t>
+              <w:t>HTML-шаблоны: base.html (шапка), index.html (камера), gallery.html</w:t>
             </w:r>
           </w:p>
         </w:tc>
@@ -25515,7 +25736,7 @@
                 <w:sz w:val="20"/>
                 <w:szCs w:val="20"/>
               </w:rPr>
-              <w:t>models/</w:t>
+              <w:t>static/</w:t>
             </w:r>
           </w:p>
         </w:tc>
@@ -25546,7 +25767,7 @@
                 <w:sz w:val="20"/>
                 <w:szCs w:val="20"/>
               </w:rPr>
-              <w:t>Скачанные веса нейросетей (*.pt) и собственные модели</w:t>
+              <w:t>style.css — оформление; common.js, app.js, gallery.js — логика страниц; broadcast.js — трансляция камеры и экрана из браузера</w:t>
             </w:r>
           </w:p>
         </w:tc>
@@ -25584,7 +25805,7 @@
                 <w:sz w:val="20"/>
                 <w:szCs w:val="20"/>
               </w:rPr>
-              <w:t>gallery/</w:t>
+              <w:t>models/</w:t>
             </w:r>
           </w:p>
         </w:tc>
@@ -25614,7 +25835,7 @@
                 <w:sz w:val="20"/>
                 <w:szCs w:val="20"/>
               </w:rPr>
-              <w:t>Сохранённые снимки и их описания</w:t>
+              <w:t>Скачанные веса нейросетей (*.pt) и собственные модели</w:t>
             </w:r>
           </w:p>
         </w:tc>
@@ -25653,6 +25874,75 @@
                 <w:sz w:val="20"/>
                 <w:szCs w:val="20"/>
               </w:rPr>
+              <w:t>gallery/</w:t>
+            </w:r>
+          </w:p>
+        </w:tc>
+        <w:tc>
+          <w:tcPr>
+            <w:tcW w:w="7438" w:type="dxa"/>
+            <w:tcBorders>
+              <w:top w:val="single" w:sz="4" w:space="0" w:color="D5DAE3"/>
+              <w:left w:val="single" w:sz="4" w:space="0" w:color="D5DAE3"/>
+              <w:bottom w:val="single" w:sz="4" w:space="0" w:color="D5DAE3"/>
+              <w:right w:val="single" w:sz="4" w:space="0" w:color="D5DAE3"/>
+            </w:tcBorders>
+            <w:shd w:val="clear" w:color="auto" w:fill="F7F9FC"/>
+            <w:tcMar>
+              <w:top w:w="70" w:type="dxa"/>
+              <w:left w:w="110" w:type="dxa"/>
+              <w:bottom w:w="70" w:type="dxa"/>
+              <w:right w:w="110" w:type="dxa"/>
+            </w:tcMar>
+            <w:vAlign w:val="center"/>
+          </w:tcPr>
+          <w:p>
+            <w:pPr>
+              <w:spacing w:line="270" w:lineRule="auto"/>
+            </w:pPr>
+            <w:r>
+              <w:rPr>
+                <w:sz w:val="20"/>
+                <w:szCs w:val="20"/>
+              </w:rPr>
+              <w:t>Сохранённые снимки и их описания</w:t>
+            </w:r>
+          </w:p>
+        </w:tc>
+      </w:tr>
+      <w:tr>
+        <w:tblPrEx>
+          <w:tblCellMar>
+            <w:top w:w="0" w:type="dxa"/>
+            <w:bottom w:w="0" w:type="dxa"/>
+          </w:tblCellMar>
+        </w:tblPrEx>
+        <w:tc>
+          <w:tcPr>
+            <w:tcW w:w="2200" w:type="dxa"/>
+            <w:tcBorders>
+              <w:top w:val="single" w:sz="4" w:space="0" w:color="D5DAE3"/>
+              <w:left w:val="single" w:sz="4" w:space="0" w:color="D5DAE3"/>
+              <w:bottom w:val="single" w:sz="4" w:space="0" w:color="D5DAE3"/>
+              <w:right w:val="single" w:sz="4" w:space="0" w:color="D5DAE3"/>
+            </w:tcBorders>
+            <w:tcMar>
+              <w:top w:w="70" w:type="dxa"/>
+              <w:left w:w="110" w:type="dxa"/>
+              <w:bottom w:w="70" w:type="dxa"/>
+              <w:right w:w="110" w:type="dxa"/>
+            </w:tcMar>
+            <w:vAlign w:val="center"/>
+          </w:tcPr>
+          <w:p>
+            <w:pPr>
+              <w:spacing w:line="270" w:lineRule="auto"/>
+            </w:pPr>
+            <w:r>
+              <w:rPr>
+                <w:sz w:val="20"/>
+                <w:szCs w:val="20"/>
+              </w:rPr>
               <w:t>settings.json</w:t>
             </w:r>
           </w:p>
@@ -25666,7 +25956,6 @@
               <w:bottom w:val="single" w:sz="4" w:space="0" w:color="D5DAE3"/>
               <w:right w:val="single" w:sz="4" w:space="0" w:color="D5DAE3"/>
             </w:tcBorders>
-            <w:shd w:val="clear" w:color="auto" w:fill="F7F9FC"/>
             <w:tcMar>
               <w:top w:w="70" w:type="dxa"/>
               <w:left w:w="110" w:type="dxa"/>
@@ -25699,7 +25988,7 @@
       <w:pPr>
         <w:pStyle w:val="2"/>
       </w:pPr>
-      <w:bookmarkStart w:id="38" w:name="_Toc241270182"/>
+      <w:bookmarkStart w:id="38" w:name="_Toc241270591"/>
       <w:r>
         <w:lastRenderedPageBreak/>
         <w:t>7.2. Путь кадра через программу</w:t>
@@ -25717,7 +26006,7 @@
           <w:noProof/>
         </w:rPr>
         <w:drawing>
-          <wp:inline distT="0" distB="0" distL="0" distR="0" wp14:anchorId="2D03461F" wp14:editId="71A5CE01">
+          <wp:inline distT="0" distB="0" distL="0" distR="0" wp14:anchorId="7A259778" wp14:editId="0F30E15D">
             <wp:extent cx="6096000" cy="3600450"/>
             <wp:effectExtent l="0" t="0" r="0" b="0"/>
             <wp:docPr id="6" name="pipeline.png" descr="Рис. 6. Конвейер обработки одного кадра" title="Рис. 6. Конвейер обработки одного кадра"/>
@@ -25785,7 +26074,7 @@
         <w:pStyle w:val="a4"/>
         <w:numPr>
           <w:ilvl w:val="0"/>
-          <w:numId w:val="8"/>
+          <w:numId w:val="9"/>
         </w:numPr>
         <w:spacing w:after="60" w:line="290" w:lineRule="auto"/>
       </w:pPr>
@@ -25805,7 +26094,7 @@
         <w:pStyle w:val="a4"/>
         <w:numPr>
           <w:ilvl w:val="0"/>
-          <w:numId w:val="8"/>
+          <w:numId w:val="9"/>
         </w:numPr>
         <w:spacing w:after="60" w:line="290" w:lineRule="auto"/>
       </w:pPr>
@@ -25837,7 +26126,7 @@
         <w:pStyle w:val="a4"/>
         <w:numPr>
           <w:ilvl w:val="0"/>
-          <w:numId w:val="8"/>
+          <w:numId w:val="9"/>
         </w:numPr>
         <w:spacing w:after="60" w:line="290" w:lineRule="auto"/>
       </w:pPr>
@@ -25857,7 +26146,7 @@
         <w:pStyle w:val="a4"/>
         <w:numPr>
           <w:ilvl w:val="0"/>
-          <w:numId w:val="8"/>
+          <w:numId w:val="9"/>
         </w:numPr>
         <w:spacing w:after="60" w:line="290" w:lineRule="auto"/>
       </w:pPr>
@@ -25877,7 +26166,7 @@
         <w:pStyle w:val="a4"/>
         <w:numPr>
           <w:ilvl w:val="0"/>
-          <w:numId w:val="8"/>
+          <w:numId w:val="9"/>
         </w:numPr>
         <w:spacing w:after="60" w:line="290" w:lineRule="auto"/>
       </w:pPr>
@@ -25897,7 +26186,7 @@
         <w:pStyle w:val="a4"/>
         <w:numPr>
           <w:ilvl w:val="0"/>
-          <w:numId w:val="8"/>
+          <w:numId w:val="9"/>
         </w:numPr>
         <w:spacing w:after="60" w:line="290" w:lineRule="auto"/>
       </w:pPr>
@@ -25917,7 +26206,7 @@
         <w:pStyle w:val="a4"/>
         <w:numPr>
           <w:ilvl w:val="0"/>
-          <w:numId w:val="8"/>
+          <w:numId w:val="9"/>
         </w:numPr>
         <w:spacing w:after="60" w:line="290" w:lineRule="auto"/>
       </w:pPr>
@@ -25949,7 +26238,7 @@
         <w:pStyle w:val="a4"/>
         <w:numPr>
           <w:ilvl w:val="0"/>
-          <w:numId w:val="8"/>
+          <w:numId w:val="9"/>
         </w:numPr>
         <w:spacing w:after="60" w:line="290" w:lineRule="auto"/>
       </w:pPr>
@@ -25992,7 +26281,7 @@
       <w:pPr>
         <w:pStyle w:val="2"/>
       </w:pPr>
-      <w:bookmarkStart w:id="39" w:name="_Toc241270183"/>
+      <w:bookmarkStart w:id="39" w:name="_Toc241270592"/>
       <w:r>
         <w:t>7.3. Многопоточность</w:t>
       </w:r>
@@ -26124,7 +26413,7 @@
       <w:pPr>
         <w:pStyle w:val="2"/>
       </w:pPr>
-      <w:bookmarkStart w:id="40" w:name="_Toc241270184"/>
+      <w:bookmarkStart w:id="40" w:name="_Toc241270593"/>
       <w:r>
         <w:t>7.4. Передача видео в браузер (MJPEG)</w:t>
       </w:r>
@@ -26437,7 +26726,7 @@
       <w:pPr>
         <w:pStyle w:val="2"/>
       </w:pPr>
-      <w:bookmarkStart w:id="41" w:name="_Toc241270185"/>
+      <w:bookmarkStart w:id="41" w:name="_Toc241270594"/>
       <w:r>
         <w:t>7.5. Программный интерфейс (API)</w:t>
       </w:r>
@@ -26458,7 +26747,7 @@
           <w:left w:w="10" w:type="dxa"/>
           <w:right w:w="10" w:type="dxa"/>
         </w:tblCellMar>
-        <w:tblLook w:val="04A0" w:firstRow="1" w:lastRow="0" w:firstColumn="1" w:lastColumn="0" w:noHBand="0" w:noVBand="1"/>
+        <w:tblLook w:val="0000" w:firstRow="0" w:lastRow="0" w:firstColumn="0" w:lastColumn="0" w:noHBand="0" w:noVBand="0"/>
       </w:tblPr>
       <w:tblGrid>
         <w:gridCol w:w="1400"/>
@@ -28247,7 +28536,7 @@
       <w:pPr>
         <w:pStyle w:val="2"/>
       </w:pPr>
-      <w:bookmarkStart w:id="42" w:name="_Toc241270186"/>
+      <w:bookmarkStart w:id="42" w:name="_Toc241270595"/>
       <w:r>
         <w:t>7.6. Формат описания снимка</w:t>
       </w:r>
@@ -28652,7 +28941,7 @@
         <w:pStyle w:val="1"/>
         <w:pageBreakBefore/>
       </w:pPr>
-      <w:bookmarkStart w:id="43" w:name="_Toc241270187"/>
+      <w:bookmarkStart w:id="43" w:name="_Toc241270596"/>
       <w:r>
         <w:lastRenderedPageBreak/>
         <w:t>8. Основы алгоритма</w:t>
@@ -28671,7 +28960,7 @@
       <w:pPr>
         <w:pStyle w:val="2"/>
       </w:pPr>
-      <w:bookmarkStart w:id="44" w:name="_Toc241270188"/>
+      <w:bookmarkStart w:id="44" w:name="_Toc241270597"/>
       <w:r>
         <w:t>8.1. Изображение — это массив чисел</w:t>
       </w:r>
@@ -28729,7 +29018,7 @@
       <w:pPr>
         <w:pStyle w:val="2"/>
       </w:pPr>
-      <w:bookmarkStart w:id="45" w:name="_Toc241270189"/>
+      <w:bookmarkStart w:id="45" w:name="_Toc241270598"/>
       <w:r>
         <w:t>8.2. Захват кадров через OpenCV</w:t>
       </w:r>
@@ -28993,7 +29282,7 @@
       <w:pPr>
         <w:pStyle w:val="2"/>
       </w:pPr>
-      <w:bookmarkStart w:id="46" w:name="_Toc241270190"/>
+      <w:bookmarkStart w:id="46" w:name="_Toc241270599"/>
       <w:r>
         <w:t>8.3. Задача детекции объектов</w:t>
       </w:r>
@@ -29022,7 +29311,7 @@
           <w:left w:w="10" w:type="dxa"/>
           <w:right w:w="10" w:type="dxa"/>
         </w:tblCellMar>
-        <w:tblLook w:val="04A0" w:firstRow="1" w:lastRow="0" w:firstColumn="1" w:lastColumn="0" w:noHBand="0" w:noVBand="1"/>
+        <w:tblLook w:val="0000" w:firstRow="0" w:lastRow="0" w:firstColumn="0" w:lastColumn="0" w:noHBand="0" w:noVBand="0"/>
       </w:tblPr>
       <w:tblGrid>
         <w:gridCol w:w="2400"/>
@@ -29576,7 +29865,7 @@
           <w:left w:w="10" w:type="dxa"/>
           <w:right w:w="10" w:type="dxa"/>
         </w:tblCellMar>
-        <w:tblLook w:val="04A0" w:firstRow="1" w:lastRow="0" w:firstColumn="1" w:lastColumn="0" w:noHBand="0" w:noVBand="1"/>
+        <w:tblLook w:val="0000" w:firstRow="0" w:lastRow="0" w:firstColumn="0" w:lastColumn="0" w:noHBand="0" w:noVBand="0"/>
       </w:tblPr>
       <w:tblGrid>
         <w:gridCol w:w="2100"/>
@@ -30274,7 +30563,7 @@
       <w:pPr>
         <w:pStyle w:val="2"/>
       </w:pPr>
-      <w:bookmarkStart w:id="47" w:name="_Toc241270191"/>
+      <w:bookmarkStart w:id="47" w:name="_Toc241270600"/>
       <w:r>
         <w:t>8.4. Как «думает» свёрточная нейросеть</w:t>
       </w:r>
@@ -30391,7 +30680,7 @@
       <w:pPr>
         <w:pStyle w:val="2"/>
       </w:pPr>
-      <w:bookmarkStart w:id="48" w:name="_Toc241270192"/>
+      <w:bookmarkStart w:id="48" w:name="_Toc241270601"/>
       <w:r>
         <w:lastRenderedPageBreak/>
         <w:t>8.5. Архитектура YOLO</w:t>
@@ -30409,7 +30698,7 @@
           <w:noProof/>
         </w:rPr>
         <w:drawing>
-          <wp:inline distT="0" distB="0" distL="0" distR="0" wp14:anchorId="00DCE5CB" wp14:editId="35683FBD">
+          <wp:inline distT="0" distB="0" distL="0" distR="0" wp14:anchorId="61426F8B" wp14:editId="4CBE21A1">
             <wp:extent cx="6096000" cy="2314575"/>
             <wp:effectExtent l="0" t="0" r="0" b="0"/>
             <wp:docPr id="7" name="yolo.png" descr="Рис. 7. Упрощённая схема YOLO: backbone, neck и head" title="Рис. 7. Упрощённая схема YOLO: backbone, neck и head"/>
@@ -30571,7 +30860,7 @@
       <w:pPr>
         <w:pStyle w:val="2"/>
       </w:pPr>
-      <w:bookmarkStart w:id="49" w:name="_Toc241270193"/>
+      <w:bookmarkStart w:id="49" w:name="_Toc241270602"/>
       <w:r>
         <w:t>8.6. Подготовка кадра (предобработка)</w:t>
       </w:r>
@@ -30590,7 +30879,7 @@
         <w:pStyle w:val="a4"/>
         <w:numPr>
           <w:ilvl w:val="0"/>
-          <w:numId w:val="9"/>
+          <w:numId w:val="10"/>
         </w:numPr>
         <w:spacing w:after="60" w:line="290" w:lineRule="auto"/>
       </w:pPr>
@@ -30610,7 +30899,7 @@
         <w:pStyle w:val="a4"/>
         <w:numPr>
           <w:ilvl w:val="0"/>
-          <w:numId w:val="9"/>
+          <w:numId w:val="10"/>
         </w:numPr>
         <w:spacing w:after="60" w:line="290" w:lineRule="auto"/>
       </w:pPr>
@@ -30630,7 +30919,7 @@
         <w:pStyle w:val="a4"/>
         <w:numPr>
           <w:ilvl w:val="0"/>
-          <w:numId w:val="9"/>
+          <w:numId w:val="10"/>
         </w:numPr>
         <w:spacing w:after="60" w:line="290" w:lineRule="auto"/>
       </w:pPr>
@@ -30650,7 +30939,7 @@
         <w:pStyle w:val="a4"/>
         <w:numPr>
           <w:ilvl w:val="0"/>
-          <w:numId w:val="9"/>
+          <w:numId w:val="10"/>
         </w:numPr>
         <w:spacing w:after="60" w:line="290" w:lineRule="auto"/>
       </w:pPr>
@@ -30688,7 +30977,7 @@
       <w:pPr>
         <w:pStyle w:val="2"/>
       </w:pPr>
-      <w:bookmarkStart w:id="50" w:name="_Toc241270194"/>
+      <w:bookmarkStart w:id="50" w:name="_Toc241270603"/>
       <w:r>
         <w:t>8.7. Постобработка: порог уверенности, IoU и NMS</w:t>
       </w:r>
@@ -30743,7 +31032,7 @@
           <w:left w:w="10" w:type="dxa"/>
           <w:right w:w="10" w:type="dxa"/>
         </w:tblCellMar>
-        <w:tblLook w:val="04A0" w:firstRow="1" w:lastRow="0" w:firstColumn="1" w:lastColumn="0" w:noHBand="0" w:noVBand="1"/>
+        <w:tblLook w:val="0000" w:firstRow="0" w:lastRow="0" w:firstColumn="0" w:lastColumn="0" w:noHBand="0" w:noVBand="0"/>
       </w:tblPr>
       <w:tblGrid>
         <w:gridCol w:w="1800"/>
@@ -31057,7 +31346,7 @@
           <w:noProof/>
         </w:rPr>
         <w:drawing>
-          <wp:inline distT="0" distB="0" distL="0" distR="0" wp14:anchorId="7B6208D4" wp14:editId="7AF9AA25">
+          <wp:inline distT="0" distB="0" distL="0" distR="0" wp14:anchorId="351CFA2D" wp14:editId="33B65E46">
             <wp:extent cx="5905500" cy="1885950"/>
             <wp:effectExtent l="0" t="0" r="0" b="0"/>
             <wp:docPr id="8" name="iou.png" descr="Рис. 8. IoU — отношение площади пересечения к площади объединения" title="Рис. 8. IoU — отношение площади пересечения к площади объединения"/>
@@ -31158,7 +31447,7 @@
         <w:pStyle w:val="a4"/>
         <w:numPr>
           <w:ilvl w:val="0"/>
-          <w:numId w:val="10"/>
+          <w:numId w:val="11"/>
         </w:numPr>
         <w:spacing w:after="60" w:line="290" w:lineRule="auto"/>
       </w:pPr>
@@ -31171,7 +31460,7 @@
         <w:pStyle w:val="a4"/>
         <w:numPr>
           <w:ilvl w:val="0"/>
-          <w:numId w:val="10"/>
+          <w:numId w:val="11"/>
         </w:numPr>
         <w:spacing w:after="60" w:line="290" w:lineRule="auto"/>
       </w:pPr>
@@ -31184,7 +31473,7 @@
         <w:pStyle w:val="a4"/>
         <w:numPr>
           <w:ilvl w:val="0"/>
-          <w:numId w:val="10"/>
+          <w:numId w:val="11"/>
         </w:numPr>
         <w:spacing w:after="60" w:line="290" w:lineRule="auto"/>
       </w:pPr>
@@ -31198,7 +31487,7 @@
         <w:pStyle w:val="a4"/>
         <w:numPr>
           <w:ilvl w:val="0"/>
-          <w:numId w:val="10"/>
+          <w:numId w:val="11"/>
         </w:numPr>
         <w:spacing w:after="60" w:line="290" w:lineRule="auto"/>
       </w:pPr>
@@ -31258,7 +31547,7 @@
       <w:pPr>
         <w:pStyle w:val="2"/>
       </w:pPr>
-      <w:bookmarkStart w:id="51" w:name="_Toc241270195"/>
+      <w:bookmarkStart w:id="51" w:name="_Toc241270604"/>
       <w:r>
         <w:t>8.8. Определение положения объекта</w:t>
       </w:r>
@@ -31275,7 +31564,7 @@
           <w:noProof/>
         </w:rPr>
         <w:drawing>
-          <wp:inline distT="0" distB="0" distL="0" distR="0" wp14:anchorId="57013477" wp14:editId="6446B024">
+          <wp:inline distT="0" distB="0" distL="0" distR="0" wp14:anchorId="764B79AB" wp14:editId="488797F2">
             <wp:extent cx="6096000" cy="2495550"/>
             <wp:effectExtent l="0" t="0" r="0" b="0"/>
             <wp:docPr id="9" name="grid.png" descr="Рис. 9. Сетка 3×3 для словесного описания положения" title="Рис. 9. Сетка 3×3 для словесного описания положения"/>
@@ -31441,7 +31730,7 @@
       <w:pPr>
         <w:pStyle w:val="2"/>
       </w:pPr>
-      <w:bookmarkStart w:id="52" w:name="_Toc241270196"/>
+      <w:bookmarkStart w:id="52" w:name="_Toc241270605"/>
       <w:r>
         <w:t>8.9. Подсчёт объектов и описание кадра</w:t>
       </w:r>
@@ -31568,7 +31857,7 @@
       <w:pPr>
         <w:pStyle w:val="2"/>
       </w:pPr>
-      <w:bookmarkStart w:id="53" w:name="_Toc241270197"/>
+      <w:bookmarkStart w:id="53" w:name="_Toc241270606"/>
       <w:r>
         <w:t>8.10. Отрисовка разметки</w:t>
       </w:r>
@@ -31652,7 +31941,7 @@
       <w:pPr>
         <w:pStyle w:val="2"/>
       </w:pPr>
-      <w:bookmarkStart w:id="54" w:name="_Toc241270198"/>
+      <w:bookmarkStart w:id="54" w:name="_Toc241270607"/>
       <w:r>
         <w:t>8.11. Полный цикл в виде псевдокода</w:t>
       </w:r>
@@ -32003,7 +32292,7 @@
       <w:pPr>
         <w:pStyle w:val="2"/>
       </w:pPr>
-      <w:bookmarkStart w:id="55" w:name="_Toc241270199"/>
+      <w:bookmarkStart w:id="55" w:name="_Toc241270608"/>
       <w:r>
         <w:lastRenderedPageBreak/>
         <w:t>8.12. Пример результата</w:t>
@@ -32021,7 +32310,7 @@
           <w:noProof/>
         </w:rPr>
         <w:drawing>
-          <wp:inline distT="0" distB="0" distL="0" distR="0" wp14:anchorId="06E03909" wp14:editId="62F8CD95">
+          <wp:inline distT="0" distB="0" distL="0" distR="0" wp14:anchorId="14DCFE73" wp14:editId="7D1A4BF4">
             <wp:extent cx="3143250" cy="4191000"/>
             <wp:effectExtent l="0" t="0" r="0" b="0"/>
             <wp:docPr id="10" name="test.jpg" descr="Рис. 10. Результат работы на тестовом изображении: 4 человека и автобус" title="Рис. 10. Результат работы на тестовом изображении: 4 человека и автобус"/>
@@ -32089,7 +32378,7 @@
         <w:pStyle w:val="1"/>
         <w:pageBreakBefore/>
       </w:pPr>
-      <w:bookmarkStart w:id="56" w:name="_Toc241270200"/>
+      <w:bookmarkStart w:id="56" w:name="_Toc241270609"/>
       <w:r>
         <w:lastRenderedPageBreak/>
         <w:t>9. Ограничения</w:t>
@@ -32113,7 +32402,7 @@
         <w:t>Классы ограничены моделью.</w:t>
       </w:r>
       <w:r>
-        <w:t xml:space="preserve"> Модели COCO знают 80 классов, Open Images — 601; объекты вне списка они не найдут. YOLOE ищет любые названия, но заметно менее точна, чем специализированные модели, а русские слова понимает только через словарь перевода. Для своих объектов с высокой точностью нужно дообучение — см. раздел 11.2.</w:t>
+        <w:t xml:space="preserve"> Модели COCO знают 80 классов, Open Images — 601; объекты вне списка они не найдут. YOLOE ищет любые названия, но заметно менее точна, чем специализированные модели, а русские названия получает через простой встроенный переводчик, который справляется не со всеми словами. Для своих объектов с высокой точностью нужно дообучение — см. раздел 11.2.</w:t>
       </w:r>
     </w:p>
     <w:p>
@@ -32241,7 +32530,7 @@
         <w:pStyle w:val="1"/>
         <w:pageBreakBefore/>
       </w:pPr>
-      <w:bookmarkStart w:id="57" w:name="_Toc241270201"/>
+      <w:bookmarkStart w:id="57" w:name="_Toc241270610"/>
       <w:r>
         <w:lastRenderedPageBreak/>
         <w:t>10. Решение проблем</w:t>
@@ -32263,7 +32552,7 @@
           <w:left w:w="10" w:type="dxa"/>
           <w:right w:w="10" w:type="dxa"/>
         </w:tblCellMar>
-        <w:tblLook w:val="04A0" w:firstRow="1" w:lastRow="0" w:firstColumn="1" w:lastColumn="0" w:noHBand="0" w:noVBand="1"/>
+        <w:tblLook w:val="0000" w:firstRow="0" w:lastRow="0" w:firstColumn="0" w:lastColumn="0" w:noHBand="0" w:noVBand="0"/>
       </w:tblPr>
       <w:tblGrid>
         <w:gridCol w:w="2500"/>
@@ -34050,7 +34339,7 @@
                 <w:sz w:val="20"/>
                 <w:szCs w:val="20"/>
               </w:rPr>
-              <w:t>Слово без перевода (⚠) или слишком общее / редкое описание</w:t>
+              <w:t>Слово не перевелось (⚠), перевод неточный или описание слишком общее / редкое</w:t>
             </w:r>
           </w:p>
         </w:tc>
@@ -34080,7 +34369,7 @@
                 <w:sz w:val="20"/>
                 <w:szCs w:val="20"/>
               </w:rPr>
-              <w:t>Укажите «подпись = english», опишите проще, снизьте порог уверенности, возьмите YOLOE Large/X</w:t>
+              <w:t>Проверьте перевод на метке (→ …), укажите «подпись = english», опишите проще, снизьте порог уверенности, возьмите YOLOE Large/X</w:t>
             </w:r>
           </w:p>
         </w:tc>
@@ -34197,7 +34486,7 @@
         <w:pStyle w:val="1"/>
         <w:pageBreakBefore/>
       </w:pPr>
-      <w:bookmarkStart w:id="58" w:name="_Toc241270202"/>
+      <w:bookmarkStart w:id="58" w:name="_Toc241270611"/>
       <w:r>
         <w:lastRenderedPageBreak/>
         <w:t>11. Возможности развития</w:t>
@@ -34208,7 +34497,7 @@
       <w:pPr>
         <w:pStyle w:val="2"/>
       </w:pPr>
-      <w:bookmarkStart w:id="59" w:name="_Toc241270203"/>
+      <w:bookmarkStart w:id="59" w:name="_Toc241270612"/>
       <w:r>
         <w:t>11.1. Трекинг и подсчёт уникальных объектов</w:t>
       </w:r>
@@ -34299,7 +34588,7 @@
       <w:pPr>
         <w:pStyle w:val="2"/>
       </w:pPr>
-      <w:bookmarkStart w:id="60" w:name="_Toc241270204"/>
+      <w:bookmarkStart w:id="60" w:name="_Toc241270613"/>
       <w:r>
         <w:t>11.2. Обучение на своих объектах</w:t>
       </w:r>
@@ -34454,7 +34743,7 @@
       <w:pPr>
         <w:pStyle w:val="2"/>
       </w:pPr>
-      <w:bookmarkStart w:id="61" w:name="_Toc241270205"/>
+      <w:bookmarkStart w:id="61" w:name="_Toc241270614"/>
       <w:r>
         <w:t>11.3. Другие идеи</w:t>
       </w:r>
@@ -34597,7 +34886,7 @@
         <w:pStyle w:val="1"/>
         <w:pageBreakBefore/>
       </w:pPr>
-      <w:bookmarkStart w:id="62" w:name="_Toc241270206"/>
+      <w:bookmarkStart w:id="62" w:name="_Toc241270615"/>
       <w:r>
         <w:lastRenderedPageBreak/>
         <w:t>12. Словарь терминов</w:t>
@@ -34619,7 +34908,7 @@
           <w:left w:w="10" w:type="dxa"/>
           <w:right w:w="10" w:type="dxa"/>
         </w:tblCellMar>
-        <w:tblLook w:val="04A0" w:firstRow="1" w:lastRow="0" w:firstColumn="1" w:lastColumn="0" w:noHBand="0" w:noVBand="1"/>
+        <w:tblLook w:val="0000" w:firstRow="0" w:lastRow="0" w:firstColumn="0" w:lastColumn="0" w:noHBand="0" w:noVBand="0"/>
       </w:tblPr>
       <w:tblGrid>
         <w:gridCol w:w="2600"/>
@@ -36560,7 +36849,7 @@
                 <w:sz w:val="20"/>
                 <w:szCs w:val="20"/>
               </w:rPr>
-              <w:t>Текстовый кодировщик, который переводит названия в векторы для YOLOE</w:t>
+              <w:t>Текстовый кодировщик, который переводит названия в векторы для YOLOE; понимает английский</w:t>
             </w:r>
           </w:p>
         </w:tc>
@@ -36599,6 +36888,75 @@
                 <w:sz w:val="20"/>
                 <w:szCs w:val="20"/>
               </w:rPr>
+              <w:t>Основа слова (стемминг)</w:t>
+            </w:r>
+          </w:p>
+        </w:tc>
+        <w:tc>
+          <w:tcPr>
+            <w:tcW w:w="7038" w:type="dxa"/>
+            <w:tcBorders>
+              <w:top w:val="single" w:sz="4" w:space="0" w:color="D5DAE3"/>
+              <w:left w:val="single" w:sz="4" w:space="0" w:color="D5DAE3"/>
+              <w:bottom w:val="single" w:sz="4" w:space="0" w:color="D5DAE3"/>
+              <w:right w:val="single" w:sz="4" w:space="0" w:color="D5DAE3"/>
+            </w:tcBorders>
+            <w:shd w:val="clear" w:color="auto" w:fill="F7F9FC"/>
+            <w:tcMar>
+              <w:top w:w="70" w:type="dxa"/>
+              <w:left w:w="110" w:type="dxa"/>
+              <w:bottom w:w="70" w:type="dxa"/>
+              <w:right w:w="110" w:type="dxa"/>
+            </w:tcMar>
+            <w:vAlign w:val="center"/>
+          </w:tcPr>
+          <w:p>
+            <w:pPr>
+              <w:spacing w:line="270" w:lineRule="auto"/>
+            </w:pPr>
+            <w:r>
+              <w:rPr>
+                <w:sz w:val="20"/>
+                <w:szCs w:val="20"/>
+              </w:rPr>
+              <w:t>Слово без окончания: «кружк» для «кружка», «кружки», «кружкой»; так переводчик находит слово в любой форме</w:t>
+            </w:r>
+          </w:p>
+        </w:tc>
+      </w:tr>
+      <w:tr>
+        <w:tblPrEx>
+          <w:tblCellMar>
+            <w:top w:w="0" w:type="dxa"/>
+            <w:bottom w:w="0" w:type="dxa"/>
+          </w:tblCellMar>
+        </w:tblPrEx>
+        <w:tc>
+          <w:tcPr>
+            <w:tcW w:w="2600" w:type="dxa"/>
+            <w:tcBorders>
+              <w:top w:val="single" w:sz="4" w:space="0" w:color="D5DAE3"/>
+              <w:left w:val="single" w:sz="4" w:space="0" w:color="D5DAE3"/>
+              <w:bottom w:val="single" w:sz="4" w:space="0" w:color="D5DAE3"/>
+              <w:right w:val="single" w:sz="4" w:space="0" w:color="D5DAE3"/>
+            </w:tcBorders>
+            <w:tcMar>
+              <w:top w:w="70" w:type="dxa"/>
+              <w:left w:w="110" w:type="dxa"/>
+              <w:bottom w:w="70" w:type="dxa"/>
+              <w:right w:w="110" w:type="dxa"/>
+            </w:tcMar>
+            <w:vAlign w:val="center"/>
+          </w:tcPr>
+          <w:p>
+            <w:pPr>
+              <w:spacing w:line="270" w:lineRule="auto"/>
+            </w:pPr>
+            <w:r>
+              <w:rPr>
+                <w:sz w:val="20"/>
+                <w:szCs w:val="20"/>
+              </w:rPr>
               <w:t>VPN</w:t>
             </w:r>
           </w:p>
@@ -36612,7 +36970,6 @@
               <w:bottom w:val="single" w:sz="4" w:space="0" w:color="D5DAE3"/>
               <w:right w:val="single" w:sz="4" w:space="0" w:color="D5DAE3"/>
             </w:tcBorders>
-            <w:shd w:val="clear" w:color="auto" w:fill="F7F9FC"/>
             <w:tcMar>
               <w:top w:w="70" w:type="dxa"/>
               <w:left w:w="110" w:type="dxa"/>
@@ -36778,10 +37135,96 @@
 <file path=word/numbering.xml><?xml version="1.0" encoding="utf-8"?>
 <w:numbering xmlns:wpc="http://schemas.microsoft.com/office/word/2010/wordprocessingCanvas" xmlns:cx="http://schemas.microsoft.com/office/drawing/2014/chartex" xmlns:cx1="http://schemas.microsoft.com/office/drawing/2015/9/8/chartex" xmlns:cx2="http://schemas.microsoft.com/office/drawing/2015/10/21/chartex" xmlns:cx3="http://schemas.microsoft.com/office/drawing/2016/5/9/chartex" xmlns:cx4="http://schemas.microsoft.com/office/drawing/2016/5/10/chartex" xmlns:cx5="http://schemas.microsoft.com/office/drawing/2016/5/11/chartex" xmlns:cx6="http://schemas.microsoft.com/office/drawing/2016/5/12/chartex" xmlns:cx7="http://schemas.microsoft.com/office/drawing/2016/5/13/chartex" xmlns:cx8="http://schemas.microsoft.com/office/drawing/2016/5/14/chartex" xmlns:mc="http://schemas.openxmlformats.org/markup-compatibility/2006" xmlns:aink="http://schemas.microsoft.com/office/drawing/2016/ink" xmlns:am3d="http://schemas.microsoft.com/office/drawing/2017/model3d" xmlns:o="urn:schemas-microsoft-com:office:office" xmlns:oel="http://schemas.microsoft.com/office/2019/extlst" xmlns:r="http://schemas.openxmlformats.org/officeDocument/2006/relationships" xmlns:m="http://schemas.openxmlformats.org/officeDocument/2006/math" xmlns:v="urn:schemas-microsoft-com:vml" xmlns:wp14="http://schemas.microsoft.com/office/word/2010/wordprocessingDrawing" xmlns:wp="http://schemas.openxmlformats.org/drawingml/2006/wordprocessingDrawing" xmlns:w10="urn:schemas-microsoft-com:office:word" xmlns:w="http://schemas.openxmlformats.org/wordprocessingml/2006/main" xmlns:w14="http://schemas.microsoft.com/office/word/2010/wordml" xmlns:w15="http://schemas.microsoft.com/office/word/2012/wordml" xmlns:w16cex="http://schemas.microsoft.com/office/word/2018/wordml/cex" xmlns:w16cid="http://schemas.microsoft.com/office/word/2016/wordml/cid" xmlns:w16="http://schemas.microsoft.com/office/word/2018/wordml" xmlns:w16sdtdh="http://schemas.microsoft.com/office/word/2020/wordml/sdtdatahash" xmlns:w16se="http://schemas.microsoft.com/office/word/2015/wordml/symex" xmlns:wpg="http://schemas.microsoft.com/office/word/2010/wordprocessingGroup" xmlns:wpi="http://schemas.microsoft.com/office/word/2010/wordprocessingInk" xmlns:wne="http://schemas.microsoft.com/office/word/2006/wordml" xmlns:wps="http://schemas.microsoft.com/office/word/2010/wordprocessingShape" mc:Ignorable="w14 w15 w16se w16cid w16 w16cex w16sdtdh wp14">
   <w:abstractNum w:abstractNumId="0" w15:restartNumberingAfterBreak="0">
-    <w:nsid w:val="09220F1D"/>
+    <w:nsid w:val="00BC4B8C"/>
     <w:multiLevelType w:val="hybridMultilevel"/>
-    <w:tmpl w:val="D888694C"/>
-    <w:lvl w:ilvl="0" w:tplc="27DEE984">
+    <w:tmpl w:val="F7AC376E"/>
+    <w:lvl w:ilvl="0" w:tplc="027A5580">
+      <w:start w:val="1"/>
+      <w:numFmt w:val="bullet"/>
+      <w:lvlText w:val="●"/>
+      <w:lvlJc w:val="left"/>
+      <w:pPr>
+        <w:ind w:left="720" w:hanging="360"/>
+      </w:pPr>
+    </w:lvl>
+    <w:lvl w:ilvl="1" w:tplc="779C1B4A">
+      <w:start w:val="1"/>
+      <w:numFmt w:val="bullet"/>
+      <w:lvlText w:val="○"/>
+      <w:lvlJc w:val="left"/>
+      <w:pPr>
+        <w:ind w:left="1440" w:hanging="360"/>
+      </w:pPr>
+    </w:lvl>
+    <w:lvl w:ilvl="2" w:tplc="4E766510">
+      <w:start w:val="1"/>
+      <w:numFmt w:val="bullet"/>
+      <w:lvlText w:val="■"/>
+      <w:lvlJc w:val="left"/>
+      <w:pPr>
+        <w:ind w:left="2160" w:hanging="360"/>
+      </w:pPr>
+    </w:lvl>
+    <w:lvl w:ilvl="3" w:tplc="A3FEDC96">
+      <w:start w:val="1"/>
+      <w:numFmt w:val="bullet"/>
+      <w:lvlText w:val="●"/>
+      <w:lvlJc w:val="left"/>
+      <w:pPr>
+        <w:ind w:left="2880" w:hanging="360"/>
+      </w:pPr>
+    </w:lvl>
+    <w:lvl w:ilvl="4" w:tplc="082A8ECC">
+      <w:start w:val="1"/>
+      <w:numFmt w:val="bullet"/>
+      <w:lvlText w:val="○"/>
+      <w:lvlJc w:val="left"/>
+      <w:pPr>
+        <w:ind w:left="3600" w:hanging="360"/>
+      </w:pPr>
+    </w:lvl>
+    <w:lvl w:ilvl="5" w:tplc="B7B64DE6">
+      <w:start w:val="1"/>
+      <w:numFmt w:val="bullet"/>
+      <w:lvlText w:val="■"/>
+      <w:lvlJc w:val="left"/>
+      <w:pPr>
+        <w:ind w:left="4320" w:hanging="360"/>
+      </w:pPr>
+    </w:lvl>
+    <w:lvl w:ilvl="6" w:tplc="E2EADB06">
+      <w:start w:val="1"/>
+      <w:numFmt w:val="bullet"/>
+      <w:lvlText w:val="●"/>
+      <w:lvlJc w:val="left"/>
+      <w:pPr>
+        <w:ind w:left="5040" w:hanging="360"/>
+      </w:pPr>
+    </w:lvl>
+    <w:lvl w:ilvl="7" w:tplc="03007226">
+      <w:start w:val="1"/>
+      <w:numFmt w:val="bullet"/>
+      <w:lvlText w:val="●"/>
+      <w:lvlJc w:val="left"/>
+      <w:pPr>
+        <w:ind w:left="5760" w:hanging="360"/>
+      </w:pPr>
+    </w:lvl>
+    <w:lvl w:ilvl="8" w:tplc="8F9AB458">
+      <w:start w:val="1"/>
+      <w:numFmt w:val="bullet"/>
+      <w:lvlText w:val="●"/>
+      <w:lvlJc w:val="left"/>
+      <w:pPr>
+        <w:ind w:left="6480" w:hanging="360"/>
+      </w:pPr>
+    </w:lvl>
+  </w:abstractNum>
+  <w:abstractNum w:abstractNumId="1" w15:restartNumberingAfterBreak="0">
+    <w:nsid w:val="083D4CD7"/>
+    <w:multiLevelType w:val="hybridMultilevel"/>
+    <w:tmpl w:val="2CCE50EE"/>
+    <w:lvl w:ilvl="0" w:tplc="4E68781E">
       <w:start w:val="1"/>
       <w:numFmt w:val="decimal"/>
       <w:lvlText w:val="%1."/>
@@ -36790,246 +37233,110 @@
         <w:ind w:left="540" w:hanging="360"/>
       </w:pPr>
     </w:lvl>
-    <w:lvl w:ilvl="1" w:tplc="FE72232A">
+    <w:lvl w:ilvl="1" w:tplc="917021B2">
       <w:numFmt w:val="decimal"/>
       <w:lvlText w:val=""/>
       <w:lvlJc w:val="left"/>
     </w:lvl>
-    <w:lvl w:ilvl="2" w:tplc="568C91BC">
+    <w:lvl w:ilvl="2" w:tplc="223EE5D4">
       <w:numFmt w:val="decimal"/>
       <w:lvlText w:val=""/>
       <w:lvlJc w:val="left"/>
     </w:lvl>
-    <w:lvl w:ilvl="3" w:tplc="75C811EA">
+    <w:lvl w:ilvl="3" w:tplc="8B5E0FBE">
       <w:numFmt w:val="decimal"/>
       <w:lvlText w:val=""/>
       <w:lvlJc w:val="left"/>
     </w:lvl>
-    <w:lvl w:ilvl="4" w:tplc="AC94315E">
+    <w:lvl w:ilvl="4" w:tplc="644E9FF0">
       <w:numFmt w:val="decimal"/>
       <w:lvlText w:val=""/>
       <w:lvlJc w:val="left"/>
     </w:lvl>
-    <w:lvl w:ilvl="5" w:tplc="4250786A">
+    <w:lvl w:ilvl="5" w:tplc="40B48FEC">
       <w:numFmt w:val="decimal"/>
       <w:lvlText w:val=""/>
       <w:lvlJc w:val="left"/>
     </w:lvl>
-    <w:lvl w:ilvl="6" w:tplc="0420A19E">
+    <w:lvl w:ilvl="6" w:tplc="B3FA264A">
       <w:numFmt w:val="decimal"/>
       <w:lvlText w:val=""/>
       <w:lvlJc w:val="left"/>
     </w:lvl>
-    <w:lvl w:ilvl="7" w:tplc="D2746B00">
+    <w:lvl w:ilvl="7" w:tplc="36EC4FAC">
       <w:numFmt w:val="decimal"/>
       <w:lvlText w:val=""/>
       <w:lvlJc w:val="left"/>
     </w:lvl>
-    <w:lvl w:ilvl="8" w:tplc="4F4C7380">
-      <w:numFmt w:val="decimal"/>
-      <w:lvlText w:val=""/>
-      <w:lvlJc w:val="left"/>
-    </w:lvl>
-  </w:abstractNum>
-  <w:abstractNum w:abstractNumId="1" w15:restartNumberingAfterBreak="0">
-    <w:nsid w:val="0AB313FC"/>
-    <w:multiLevelType w:val="hybridMultilevel"/>
-    <w:tmpl w:val="DE32A702"/>
-    <w:lvl w:ilvl="0" w:tplc="6A385A04">
-      <w:start w:val="1"/>
-      <w:numFmt w:val="decimal"/>
-      <w:lvlText w:val="%1."/>
-      <w:lvlJc w:val="left"/>
-      <w:pPr>
-        <w:ind w:left="540" w:hanging="360"/>
-      </w:pPr>
-    </w:lvl>
-    <w:lvl w:ilvl="1" w:tplc="BDB2CA58">
-      <w:numFmt w:val="decimal"/>
-      <w:lvlText w:val=""/>
-      <w:lvlJc w:val="left"/>
-    </w:lvl>
-    <w:lvl w:ilvl="2" w:tplc="4DCAD4EE">
-      <w:numFmt w:val="decimal"/>
-      <w:lvlText w:val=""/>
-      <w:lvlJc w:val="left"/>
-    </w:lvl>
-    <w:lvl w:ilvl="3" w:tplc="48DC81B4">
-      <w:numFmt w:val="decimal"/>
-      <w:lvlText w:val=""/>
-      <w:lvlJc w:val="left"/>
-    </w:lvl>
-    <w:lvl w:ilvl="4" w:tplc="5D38BA48">
-      <w:numFmt w:val="decimal"/>
-      <w:lvlText w:val=""/>
-      <w:lvlJc w:val="left"/>
-    </w:lvl>
-    <w:lvl w:ilvl="5" w:tplc="017A18A4">
-      <w:numFmt w:val="decimal"/>
-      <w:lvlText w:val=""/>
-      <w:lvlJc w:val="left"/>
-    </w:lvl>
-    <w:lvl w:ilvl="6" w:tplc="92461AC2">
-      <w:numFmt w:val="decimal"/>
-      <w:lvlText w:val=""/>
-      <w:lvlJc w:val="left"/>
-    </w:lvl>
-    <w:lvl w:ilvl="7" w:tplc="E4809CB6">
-      <w:numFmt w:val="decimal"/>
-      <w:lvlText w:val=""/>
-      <w:lvlJc w:val="left"/>
-    </w:lvl>
-    <w:lvl w:ilvl="8" w:tplc="78609CD4">
+    <w:lvl w:ilvl="8" w:tplc="E2042EC6">
       <w:numFmt w:val="decimal"/>
       <w:lvlText w:val=""/>
       <w:lvlJc w:val="left"/>
     </w:lvl>
   </w:abstractNum>
   <w:abstractNum w:abstractNumId="2" w15:restartNumberingAfterBreak="0">
-    <w:nsid w:val="0B811726"/>
+    <w:nsid w:val="0B8C36A5"/>
     <w:multiLevelType w:val="hybridMultilevel"/>
-    <w:tmpl w:val="74C2C500"/>
-    <w:lvl w:ilvl="0" w:tplc="2376C9A0">
+    <w:tmpl w:val="259AE9EE"/>
+    <w:lvl w:ilvl="0" w:tplc="D4729D68">
       <w:start w:val="1"/>
-      <w:numFmt w:val="decimal"/>
-      <w:lvlText w:val="%1."/>
+      <w:numFmt w:val="bullet"/>
+      <w:lvlText w:val="•"/>
       <w:lvlJc w:val="left"/>
       <w:pPr>
-        <w:ind w:left="540" w:hanging="360"/>
+        <w:ind w:left="540" w:hanging="300"/>
       </w:pPr>
     </w:lvl>
-    <w:lvl w:ilvl="1" w:tplc="77E63702">
+    <w:lvl w:ilvl="1" w:tplc="46E63866">
+      <w:start w:val="1"/>
+      <w:numFmt w:val="bullet"/>
+      <w:lvlText w:val="–"/>
+      <w:lvlJc w:val="left"/>
+      <w:pPr>
+        <w:ind w:left="1000" w:hanging="300"/>
+      </w:pPr>
+    </w:lvl>
+    <w:lvl w:ilvl="2" w:tplc="1D6622B2">
       <w:numFmt w:val="decimal"/>
       <w:lvlText w:val=""/>
       <w:lvlJc w:val="left"/>
     </w:lvl>
-    <w:lvl w:ilvl="2" w:tplc="C72ECBE4">
+    <w:lvl w:ilvl="3" w:tplc="6096BEB0">
       <w:numFmt w:val="decimal"/>
       <w:lvlText w:val=""/>
       <w:lvlJc w:val="left"/>
     </w:lvl>
-    <w:lvl w:ilvl="3" w:tplc="8EE46152">
+    <w:lvl w:ilvl="4" w:tplc="1010891A">
       <w:numFmt w:val="decimal"/>
       <w:lvlText w:val=""/>
       <w:lvlJc w:val="left"/>
     </w:lvl>
-    <w:lvl w:ilvl="4" w:tplc="15BAFA92">
+    <w:lvl w:ilvl="5" w:tplc="0CA4633C">
       <w:numFmt w:val="decimal"/>
       <w:lvlText w:val=""/>
       <w:lvlJc w:val="left"/>
     </w:lvl>
-    <w:lvl w:ilvl="5" w:tplc="72AA41AA">
+    <w:lvl w:ilvl="6" w:tplc="6AFE2C66">
       <w:numFmt w:val="decimal"/>
       <w:lvlText w:val=""/>
       <w:lvlJc w:val="left"/>
     </w:lvl>
-    <w:lvl w:ilvl="6" w:tplc="881863A2">
+    <w:lvl w:ilvl="7" w:tplc="D512C9EA">
       <w:numFmt w:val="decimal"/>
       <w:lvlText w:val=""/>
       <w:lvlJc w:val="left"/>
     </w:lvl>
-    <w:lvl w:ilvl="7" w:tplc="BF607742">
-      <w:numFmt w:val="decimal"/>
-      <w:lvlText w:val=""/>
-      <w:lvlJc w:val="left"/>
-    </w:lvl>
-    <w:lvl w:ilvl="8" w:tplc="8B386176">
+    <w:lvl w:ilvl="8" w:tplc="8F04FB5E">
       <w:numFmt w:val="decimal"/>
       <w:lvlText w:val=""/>
       <w:lvlJc w:val="left"/>
     </w:lvl>
   </w:abstractNum>
   <w:abstractNum w:abstractNumId="3" w15:restartNumberingAfterBreak="0">
-    <w:nsid w:val="0CBF2B0D"/>
+    <w:nsid w:val="1B496971"/>
     <w:multiLevelType w:val="hybridMultilevel"/>
-    <w:tmpl w:val="7480E30E"/>
-    <w:lvl w:ilvl="0" w:tplc="4DE83F06">
-      <w:start w:val="1"/>
-      <w:numFmt w:val="bullet"/>
-      <w:lvlText w:val="●"/>
-      <w:lvlJc w:val="left"/>
-      <w:pPr>
-        <w:ind w:left="720" w:hanging="360"/>
-      </w:pPr>
-    </w:lvl>
-    <w:lvl w:ilvl="1" w:tplc="292E52F2">
-      <w:start w:val="1"/>
-      <w:numFmt w:val="bullet"/>
-      <w:lvlText w:val="○"/>
-      <w:lvlJc w:val="left"/>
-      <w:pPr>
-        <w:ind w:left="1440" w:hanging="360"/>
-      </w:pPr>
-    </w:lvl>
-    <w:lvl w:ilvl="2" w:tplc="5F3CFE92">
-      <w:start w:val="1"/>
-      <w:numFmt w:val="bullet"/>
-      <w:lvlText w:val="■"/>
-      <w:lvlJc w:val="left"/>
-      <w:pPr>
-        <w:ind w:left="2160" w:hanging="360"/>
-      </w:pPr>
-    </w:lvl>
-    <w:lvl w:ilvl="3" w:tplc="D0CE29A4">
-      <w:start w:val="1"/>
-      <w:numFmt w:val="bullet"/>
-      <w:lvlText w:val="●"/>
-      <w:lvlJc w:val="left"/>
-      <w:pPr>
-        <w:ind w:left="2880" w:hanging="360"/>
-      </w:pPr>
-    </w:lvl>
-    <w:lvl w:ilvl="4" w:tplc="F3246D84">
-      <w:start w:val="1"/>
-      <w:numFmt w:val="bullet"/>
-      <w:lvlText w:val="○"/>
-      <w:lvlJc w:val="left"/>
-      <w:pPr>
-        <w:ind w:left="3600" w:hanging="360"/>
-      </w:pPr>
-    </w:lvl>
-    <w:lvl w:ilvl="5" w:tplc="CD3E6E0C">
-      <w:start w:val="1"/>
-      <w:numFmt w:val="bullet"/>
-      <w:lvlText w:val="■"/>
-      <w:lvlJc w:val="left"/>
-      <w:pPr>
-        <w:ind w:left="4320" w:hanging="360"/>
-      </w:pPr>
-    </w:lvl>
-    <w:lvl w:ilvl="6" w:tplc="579C837C">
-      <w:start w:val="1"/>
-      <w:numFmt w:val="bullet"/>
-      <w:lvlText w:val="●"/>
-      <w:lvlJc w:val="left"/>
-      <w:pPr>
-        <w:ind w:left="5040" w:hanging="360"/>
-      </w:pPr>
-    </w:lvl>
-    <w:lvl w:ilvl="7" w:tplc="CBD66102">
-      <w:start w:val="1"/>
-      <w:numFmt w:val="bullet"/>
-      <w:lvlText w:val="●"/>
-      <w:lvlJc w:val="left"/>
-      <w:pPr>
-        <w:ind w:left="5760" w:hanging="360"/>
-      </w:pPr>
-    </w:lvl>
-    <w:lvl w:ilvl="8" w:tplc="EB8ACCBE">
-      <w:start w:val="1"/>
-      <w:numFmt w:val="bullet"/>
-      <w:lvlText w:val="●"/>
-      <w:lvlJc w:val="left"/>
-      <w:pPr>
-        <w:ind w:left="6480" w:hanging="360"/>
-      </w:pPr>
-    </w:lvl>
-  </w:abstractNum>
-  <w:abstractNum w:abstractNumId="4" w15:restartNumberingAfterBreak="0">
-    <w:nsid w:val="213B0D48"/>
-    <w:multiLevelType w:val="hybridMultilevel"/>
-    <w:tmpl w:val="48401834"/>
-    <w:lvl w:ilvl="0" w:tplc="E4C88624">
+    <w:tmpl w:val="CA70CF2A"/>
+    <w:lvl w:ilvl="0" w:tplc="22E4C5A2">
       <w:start w:val="1"/>
       <w:numFmt w:val="decimal"/>
       <w:lvlText w:val="%1."/>
@@ -37038,52 +37345,106 @@
         <w:ind w:left="540" w:hanging="360"/>
       </w:pPr>
     </w:lvl>
-    <w:lvl w:ilvl="1" w:tplc="88BE46B0">
+    <w:lvl w:ilvl="1" w:tplc="59EC2F0E">
       <w:numFmt w:val="decimal"/>
       <w:lvlText w:val=""/>
       <w:lvlJc w:val="left"/>
     </w:lvl>
-    <w:lvl w:ilvl="2" w:tplc="44DC289E">
+    <w:lvl w:ilvl="2" w:tplc="71E4D874">
       <w:numFmt w:val="decimal"/>
       <w:lvlText w:val=""/>
       <w:lvlJc w:val="left"/>
     </w:lvl>
-    <w:lvl w:ilvl="3" w:tplc="7A347E36">
+    <w:lvl w:ilvl="3" w:tplc="80B2C392">
       <w:numFmt w:val="decimal"/>
       <w:lvlText w:val=""/>
       <w:lvlJc w:val="left"/>
     </w:lvl>
-    <w:lvl w:ilvl="4" w:tplc="526C8558">
+    <w:lvl w:ilvl="4" w:tplc="713C6F60">
       <w:numFmt w:val="decimal"/>
       <w:lvlText w:val=""/>
       <w:lvlJc w:val="left"/>
     </w:lvl>
-    <w:lvl w:ilvl="5" w:tplc="0AAA5B70">
+    <w:lvl w:ilvl="5" w:tplc="24D0B9CA">
       <w:numFmt w:val="decimal"/>
       <w:lvlText w:val=""/>
       <w:lvlJc w:val="left"/>
     </w:lvl>
-    <w:lvl w:ilvl="6" w:tplc="6D7CB200">
+    <w:lvl w:ilvl="6" w:tplc="2A6A7C6C">
       <w:numFmt w:val="decimal"/>
       <w:lvlText w:val=""/>
       <w:lvlJc w:val="left"/>
     </w:lvl>
-    <w:lvl w:ilvl="7" w:tplc="24C054E8">
+    <w:lvl w:ilvl="7" w:tplc="C71E78DA">
       <w:numFmt w:val="decimal"/>
       <w:lvlText w:val=""/>
       <w:lvlJc w:val="left"/>
     </w:lvl>
-    <w:lvl w:ilvl="8" w:tplc="DD64F0A4">
+    <w:lvl w:ilvl="8" w:tplc="CCF680B8">
+      <w:numFmt w:val="decimal"/>
+      <w:lvlText w:val=""/>
+      <w:lvlJc w:val="left"/>
+    </w:lvl>
+  </w:abstractNum>
+  <w:abstractNum w:abstractNumId="4" w15:restartNumberingAfterBreak="0">
+    <w:nsid w:val="26D90CA4"/>
+    <w:multiLevelType w:val="hybridMultilevel"/>
+    <w:tmpl w:val="1D640D58"/>
+    <w:lvl w:ilvl="0" w:tplc="32F0A278">
+      <w:start w:val="1"/>
+      <w:numFmt w:val="decimal"/>
+      <w:lvlText w:val="%1."/>
+      <w:lvlJc w:val="left"/>
+      <w:pPr>
+        <w:ind w:left="540" w:hanging="360"/>
+      </w:pPr>
+    </w:lvl>
+    <w:lvl w:ilvl="1" w:tplc="4296E422">
+      <w:numFmt w:val="decimal"/>
+      <w:lvlText w:val=""/>
+      <w:lvlJc w:val="left"/>
+    </w:lvl>
+    <w:lvl w:ilvl="2" w:tplc="80745EA4">
+      <w:numFmt w:val="decimal"/>
+      <w:lvlText w:val=""/>
+      <w:lvlJc w:val="left"/>
+    </w:lvl>
+    <w:lvl w:ilvl="3" w:tplc="578898C0">
+      <w:numFmt w:val="decimal"/>
+      <w:lvlText w:val=""/>
+      <w:lvlJc w:val="left"/>
+    </w:lvl>
+    <w:lvl w:ilvl="4" w:tplc="9634CF82">
+      <w:numFmt w:val="decimal"/>
+      <w:lvlText w:val=""/>
+      <w:lvlJc w:val="left"/>
+    </w:lvl>
+    <w:lvl w:ilvl="5" w:tplc="60B80588">
+      <w:numFmt w:val="decimal"/>
+      <w:lvlText w:val=""/>
+      <w:lvlJc w:val="left"/>
+    </w:lvl>
+    <w:lvl w:ilvl="6" w:tplc="83F03576">
+      <w:numFmt w:val="decimal"/>
+      <w:lvlText w:val=""/>
+      <w:lvlJc w:val="left"/>
+    </w:lvl>
+    <w:lvl w:ilvl="7" w:tplc="7090DACE">
+      <w:numFmt w:val="decimal"/>
+      <w:lvlText w:val=""/>
+      <w:lvlJc w:val="left"/>
+    </w:lvl>
+    <w:lvl w:ilvl="8" w:tplc="8B4E94F8">
       <w:numFmt w:val="decimal"/>
       <w:lvlText w:val=""/>
       <w:lvlJc w:val="left"/>
     </w:lvl>
   </w:abstractNum>
   <w:abstractNum w:abstractNumId="5" w15:restartNumberingAfterBreak="0">
-    <w:nsid w:val="34611FA7"/>
+    <w:nsid w:val="2CD22F22"/>
     <w:multiLevelType w:val="hybridMultilevel"/>
-    <w:tmpl w:val="204C5E9A"/>
-    <w:lvl w:ilvl="0" w:tplc="ACCED1D8">
+    <w:tmpl w:val="AF7A8130"/>
+    <w:lvl w:ilvl="0" w:tplc="A4EA564C">
       <w:start w:val="1"/>
       <w:numFmt w:val="decimal"/>
       <w:lvlText w:val="%1."/>
@@ -37092,52 +37453,52 @@
         <w:ind w:left="540" w:hanging="360"/>
       </w:pPr>
     </w:lvl>
-    <w:lvl w:ilvl="1" w:tplc="F1BC3DB0">
+    <w:lvl w:ilvl="1" w:tplc="1808548A">
       <w:numFmt w:val="decimal"/>
       <w:lvlText w:val=""/>
       <w:lvlJc w:val="left"/>
     </w:lvl>
-    <w:lvl w:ilvl="2" w:tplc="012AEBE6">
+    <w:lvl w:ilvl="2" w:tplc="B1D0FEA2">
       <w:numFmt w:val="decimal"/>
       <w:lvlText w:val=""/>
       <w:lvlJc w:val="left"/>
     </w:lvl>
-    <w:lvl w:ilvl="3" w:tplc="6B504886">
+    <w:lvl w:ilvl="3" w:tplc="4A5AD08C">
       <w:numFmt w:val="decimal"/>
       <w:lvlText w:val=""/>
       <w:lvlJc w:val="left"/>
     </w:lvl>
-    <w:lvl w:ilvl="4" w:tplc="AE50DFEE">
+    <w:lvl w:ilvl="4" w:tplc="1AAEC94C">
       <w:numFmt w:val="decimal"/>
       <w:lvlText w:val=""/>
       <w:lvlJc w:val="left"/>
     </w:lvl>
-    <w:lvl w:ilvl="5" w:tplc="4210B512">
+    <w:lvl w:ilvl="5" w:tplc="18EA5220">
       <w:numFmt w:val="decimal"/>
       <w:lvlText w:val=""/>
       <w:lvlJc w:val="left"/>
     </w:lvl>
-    <w:lvl w:ilvl="6" w:tplc="14E6390E">
+    <w:lvl w:ilvl="6" w:tplc="203C102A">
       <w:numFmt w:val="decimal"/>
       <w:lvlText w:val=""/>
       <w:lvlJc w:val="left"/>
     </w:lvl>
-    <w:lvl w:ilvl="7" w:tplc="2618D4BC">
+    <w:lvl w:ilvl="7" w:tplc="67AA6A1E">
       <w:numFmt w:val="decimal"/>
       <w:lvlText w:val=""/>
       <w:lvlJc w:val="left"/>
     </w:lvl>
-    <w:lvl w:ilvl="8" w:tplc="AC3ADD6A">
+    <w:lvl w:ilvl="8" w:tplc="82D0D034">
       <w:numFmt w:val="decimal"/>
       <w:lvlText w:val=""/>
       <w:lvlJc w:val="left"/>
     </w:lvl>
   </w:abstractNum>
   <w:abstractNum w:abstractNumId="6" w15:restartNumberingAfterBreak="0">
-    <w:nsid w:val="38F70BA5"/>
+    <w:nsid w:val="31FF4952"/>
     <w:multiLevelType w:val="hybridMultilevel"/>
-    <w:tmpl w:val="B9184BB2"/>
-    <w:lvl w:ilvl="0" w:tplc="69F8C4FE">
+    <w:tmpl w:val="147AD6EC"/>
+    <w:lvl w:ilvl="0" w:tplc="C4A21BDE">
       <w:start w:val="1"/>
       <w:numFmt w:val="decimal"/>
       <w:lvlText w:val="%1."/>
@@ -37146,52 +37507,52 @@
         <w:ind w:left="540" w:hanging="360"/>
       </w:pPr>
     </w:lvl>
-    <w:lvl w:ilvl="1" w:tplc="D2E63C36">
+    <w:lvl w:ilvl="1" w:tplc="91501A3E">
       <w:numFmt w:val="decimal"/>
       <w:lvlText w:val=""/>
       <w:lvlJc w:val="left"/>
     </w:lvl>
-    <w:lvl w:ilvl="2" w:tplc="75363DA0">
+    <w:lvl w:ilvl="2" w:tplc="311694CA">
       <w:numFmt w:val="decimal"/>
       <w:lvlText w:val=""/>
       <w:lvlJc w:val="left"/>
     </w:lvl>
-    <w:lvl w:ilvl="3" w:tplc="AE846AE2">
+    <w:lvl w:ilvl="3" w:tplc="92E834DE">
       <w:numFmt w:val="decimal"/>
       <w:lvlText w:val=""/>
       <w:lvlJc w:val="left"/>
     </w:lvl>
-    <w:lvl w:ilvl="4" w:tplc="C16E4A36">
+    <w:lvl w:ilvl="4" w:tplc="82BE117E">
       <w:numFmt w:val="decimal"/>
       <w:lvlText w:val=""/>
       <w:lvlJc w:val="left"/>
     </w:lvl>
-    <w:lvl w:ilvl="5" w:tplc="58CCEC48">
+    <w:lvl w:ilvl="5" w:tplc="8B663C30">
       <w:numFmt w:val="decimal"/>
       <w:lvlText w:val=""/>
       <w:lvlJc w:val="left"/>
     </w:lvl>
-    <w:lvl w:ilvl="6" w:tplc="3FAC1E44">
+    <w:lvl w:ilvl="6" w:tplc="493A9064">
       <w:numFmt w:val="decimal"/>
       <w:lvlText w:val=""/>
       <w:lvlJc w:val="left"/>
     </w:lvl>
-    <w:lvl w:ilvl="7" w:tplc="6882DF4A">
+    <w:lvl w:ilvl="7" w:tplc="C09223E8">
       <w:numFmt w:val="decimal"/>
       <w:lvlText w:val=""/>
       <w:lvlJc w:val="left"/>
     </w:lvl>
-    <w:lvl w:ilvl="8" w:tplc="C804F9CA">
+    <w:lvl w:ilvl="8" w:tplc="D374AFBC">
       <w:numFmt w:val="decimal"/>
       <w:lvlText w:val=""/>
       <w:lvlJc w:val="left"/>
     </w:lvl>
   </w:abstractNum>
   <w:abstractNum w:abstractNumId="7" w15:restartNumberingAfterBreak="0">
-    <w:nsid w:val="3B7E08FC"/>
+    <w:nsid w:val="4D3A693E"/>
     <w:multiLevelType w:val="hybridMultilevel"/>
-    <w:tmpl w:val="9A5EB232"/>
-    <w:lvl w:ilvl="0" w:tplc="C5F020CE">
+    <w:tmpl w:val="7696E636"/>
+    <w:lvl w:ilvl="0" w:tplc="5A8C0732">
       <w:start w:val="1"/>
       <w:numFmt w:val="decimal"/>
       <w:lvlText w:val="%1."/>
@@ -37200,110 +37561,106 @@
         <w:ind w:left="540" w:hanging="360"/>
       </w:pPr>
     </w:lvl>
-    <w:lvl w:ilvl="1" w:tplc="E0301B14">
+    <w:lvl w:ilvl="1" w:tplc="5B3EF4AA">
       <w:numFmt w:val="decimal"/>
       <w:lvlText w:val=""/>
       <w:lvlJc w:val="left"/>
     </w:lvl>
-    <w:lvl w:ilvl="2" w:tplc="2A9C0D52">
+    <w:lvl w:ilvl="2" w:tplc="D4660390">
       <w:numFmt w:val="decimal"/>
       <w:lvlText w:val=""/>
       <w:lvlJc w:val="left"/>
     </w:lvl>
-    <w:lvl w:ilvl="3" w:tplc="46FC8484">
+    <w:lvl w:ilvl="3" w:tplc="1EA884AC">
       <w:numFmt w:val="decimal"/>
       <w:lvlText w:val=""/>
       <w:lvlJc w:val="left"/>
     </w:lvl>
-    <w:lvl w:ilvl="4" w:tplc="19C893A6">
+    <w:lvl w:ilvl="4" w:tplc="2F96D4DC">
       <w:numFmt w:val="decimal"/>
       <w:lvlText w:val=""/>
       <w:lvlJc w:val="left"/>
     </w:lvl>
-    <w:lvl w:ilvl="5" w:tplc="D40C672C">
+    <w:lvl w:ilvl="5" w:tplc="BBF683BE">
       <w:numFmt w:val="decimal"/>
       <w:lvlText w:val=""/>
       <w:lvlJc w:val="left"/>
     </w:lvl>
-    <w:lvl w:ilvl="6" w:tplc="7E10C8B8">
+    <w:lvl w:ilvl="6" w:tplc="A86EF234">
       <w:numFmt w:val="decimal"/>
       <w:lvlText w:val=""/>
       <w:lvlJc w:val="left"/>
     </w:lvl>
-    <w:lvl w:ilvl="7" w:tplc="BCB2AE38">
+    <w:lvl w:ilvl="7" w:tplc="69A2E5F8">
       <w:numFmt w:val="decimal"/>
       <w:lvlText w:val=""/>
       <w:lvlJc w:val="left"/>
     </w:lvl>
-    <w:lvl w:ilvl="8" w:tplc="099CF3E2">
+    <w:lvl w:ilvl="8" w:tplc="D9FE7832">
       <w:numFmt w:val="decimal"/>
       <w:lvlText w:val=""/>
       <w:lvlJc w:val="left"/>
     </w:lvl>
   </w:abstractNum>
   <w:abstractNum w:abstractNumId="8" w15:restartNumberingAfterBreak="0">
-    <w:nsid w:val="5B8D0AD2"/>
+    <w:nsid w:val="50B73C52"/>
     <w:multiLevelType w:val="hybridMultilevel"/>
-    <w:tmpl w:val="8DD243DE"/>
-    <w:lvl w:ilvl="0" w:tplc="1EE48BA8">
+    <w:tmpl w:val="A1604FFA"/>
+    <w:lvl w:ilvl="0" w:tplc="A4722EB2">
       <w:start w:val="1"/>
-      <w:numFmt w:val="bullet"/>
-      <w:lvlText w:val="•"/>
+      <w:numFmt w:val="decimal"/>
+      <w:lvlText w:val="%1."/>
       <w:lvlJc w:val="left"/>
       <w:pPr>
-        <w:ind w:left="540" w:hanging="300"/>
+        <w:ind w:left="540" w:hanging="360"/>
       </w:pPr>
     </w:lvl>
-    <w:lvl w:ilvl="1" w:tplc="48DA5D66">
-      <w:start w:val="1"/>
-      <w:numFmt w:val="bullet"/>
-      <w:lvlText w:val="–"/>
-      <w:lvlJc w:val="left"/>
-      <w:pPr>
-        <w:ind w:left="1000" w:hanging="300"/>
-      </w:pPr>
-    </w:lvl>
-    <w:lvl w:ilvl="2" w:tplc="882C7F96">
+    <w:lvl w:ilvl="1" w:tplc="BF4092E4">
       <w:numFmt w:val="decimal"/>
       <w:lvlText w:val=""/>
       <w:lvlJc w:val="left"/>
     </w:lvl>
-    <w:lvl w:ilvl="3" w:tplc="3F482868">
+    <w:lvl w:ilvl="2" w:tplc="CC36EBC8">
       <w:numFmt w:val="decimal"/>
       <w:lvlText w:val=""/>
       <w:lvlJc w:val="left"/>
     </w:lvl>
-    <w:lvl w:ilvl="4" w:tplc="9BD48A28">
+    <w:lvl w:ilvl="3" w:tplc="FE64FB88">
       <w:numFmt w:val="decimal"/>
       <w:lvlText w:val=""/>
       <w:lvlJc w:val="left"/>
     </w:lvl>
-    <w:lvl w:ilvl="5" w:tplc="B518D344">
+    <w:lvl w:ilvl="4" w:tplc="4262FE50">
       <w:numFmt w:val="decimal"/>
       <w:lvlText w:val=""/>
       <w:lvlJc w:val="left"/>
     </w:lvl>
-    <w:lvl w:ilvl="6" w:tplc="877C47EA">
+    <w:lvl w:ilvl="5" w:tplc="EF841DD4">
       <w:numFmt w:val="decimal"/>
       <w:lvlText w:val=""/>
       <w:lvlJc w:val="left"/>
     </w:lvl>
-    <w:lvl w:ilvl="7" w:tplc="5930050A">
+    <w:lvl w:ilvl="6" w:tplc="C9CA021E">
       <w:numFmt w:val="decimal"/>
       <w:lvlText w:val=""/>
       <w:lvlJc w:val="left"/>
     </w:lvl>
-    <w:lvl w:ilvl="8" w:tplc="C9F8D768">
+    <w:lvl w:ilvl="7" w:tplc="AA1A27CE">
+      <w:numFmt w:val="decimal"/>
+      <w:lvlText w:val=""/>
+      <w:lvlJc w:val="left"/>
+    </w:lvl>
+    <w:lvl w:ilvl="8" w:tplc="8F8C7CAA">
       <w:numFmt w:val="decimal"/>
       <w:lvlText w:val=""/>
       <w:lvlJc w:val="left"/>
     </w:lvl>
   </w:abstractNum>
   <w:abstractNum w:abstractNumId="9" w15:restartNumberingAfterBreak="0">
-    <w:nsid w:val="6E4F1E65"/>
+    <w:nsid w:val="54191ACD"/>
     <w:multiLevelType w:val="hybridMultilevel"/>
-    <w:tmpl w:val="7A6CDF20"/>
-    <w:lvl w:ilvl="0" w:tplc="894E0C32">
+    <w:tmpl w:val="B9D4A35A"/>
+    <w:lvl w:ilvl="0" w:tplc="4A809D66">
       <w:start w:val="1"/>
       <w:numFmt w:val="decimal"/>
       <w:lvlText w:val="%1."/>
@@ -37312,102 +37669,162 @@
         <w:ind w:left="540" w:hanging="360"/>
       </w:pPr>
     </w:lvl>
-    <w:lvl w:ilvl="1" w:tplc="3A264436">
+    <w:lvl w:ilvl="1" w:tplc="FE50C78E">
       <w:numFmt w:val="decimal"/>
       <w:lvlText w:val=""/>
       <w:lvlJc w:val="left"/>
     </w:lvl>
-    <w:lvl w:ilvl="2" w:tplc="62060360">
+    <w:lvl w:ilvl="2" w:tplc="0D7208B6">
       <w:numFmt w:val="decimal"/>
       <w:lvlText w:val=""/>
       <w:lvlJc w:val="left"/>
     </w:lvl>
-    <w:lvl w:ilvl="3" w:tplc="E28CC5F6">
+    <w:lvl w:ilvl="3" w:tplc="8D28B714">
       <w:numFmt w:val="decimal"/>
       <w:lvlText w:val=""/>
       <w:lvlJc w:val="left"/>
     </w:lvl>
-    <w:lvl w:ilvl="4" w:tplc="0C48730C">
+    <w:lvl w:ilvl="4" w:tplc="FCB43D08">
       <w:numFmt w:val="decimal"/>
       <w:lvlText w:val=""/>
       <w:lvlJc w:val="left"/>
     </w:lvl>
-    <w:lvl w:ilvl="5" w:tplc="2F10D344">
+    <w:lvl w:ilvl="5" w:tplc="DE9A7922">
       <w:numFmt w:val="decimal"/>
       <w:lvlText w:val=""/>
       <w:lvlJc w:val="left"/>
     </w:lvl>
-    <w:lvl w:ilvl="6" w:tplc="6BDA1212">
+    <w:lvl w:ilvl="6" w:tplc="AC9EC5BE">
       <w:numFmt w:val="decimal"/>
       <w:lvlText w:val=""/>
       <w:lvlJc w:val="left"/>
     </w:lvl>
-    <w:lvl w:ilvl="7" w:tplc="BEB6E4AE">
+    <w:lvl w:ilvl="7" w:tplc="C1C2C33E">
       <w:numFmt w:val="decimal"/>
       <w:lvlText w:val=""/>
       <w:lvlJc w:val="left"/>
     </w:lvl>
-    <w:lvl w:ilvl="8" w:tplc="ADA62AA0">
+    <w:lvl w:ilvl="8" w:tplc="9630154E">
       <w:numFmt w:val="decimal"/>
       <w:lvlText w:val=""/>
       <w:lvlJc w:val="left"/>
     </w:lvl>
   </w:abstractNum>
-  <w:num w:numId="1" w16cid:durableId="1501847375">
+  <w:abstractNum w:abstractNumId="10" w15:restartNumberingAfterBreak="0">
+    <w:nsid w:val="55FC65D1"/>
+    <w:multiLevelType w:val="hybridMultilevel"/>
+    <w:tmpl w:val="BA76EA54"/>
+    <w:lvl w:ilvl="0" w:tplc="197620E4">
+      <w:start w:val="1"/>
+      <w:numFmt w:val="decimal"/>
+      <w:lvlText w:val="%1."/>
+      <w:lvlJc w:val="left"/>
+      <w:pPr>
+        <w:ind w:left="540" w:hanging="360"/>
+      </w:pPr>
+    </w:lvl>
+    <w:lvl w:ilvl="1" w:tplc="23A48DFA">
+      <w:numFmt w:val="decimal"/>
+      <w:lvlText w:val=""/>
+      <w:lvlJc w:val="left"/>
+    </w:lvl>
+    <w:lvl w:ilvl="2" w:tplc="134CC970">
+      <w:numFmt w:val="decimal"/>
+      <w:lvlText w:val=""/>
+      <w:lvlJc w:val="left"/>
+    </w:lvl>
+    <w:lvl w:ilvl="3" w:tplc="521C96D0">
+      <w:numFmt w:val="decimal"/>
+      <w:lvlText w:val=""/>
+      <w:lvlJc w:val="left"/>
+    </w:lvl>
+    <w:lvl w:ilvl="4" w:tplc="0F78B452">
+      <w:numFmt w:val="decimal"/>
+      <w:lvlText w:val=""/>
+      <w:lvlJc w:val="left"/>
+    </w:lvl>
+    <w:lvl w:ilvl="5" w:tplc="3236CCE4">
+      <w:numFmt w:val="decimal"/>
+      <w:lvlText w:val=""/>
+      <w:lvlJc w:val="left"/>
+    </w:lvl>
+    <w:lvl w:ilvl="6" w:tplc="ED9AC506">
+      <w:numFmt w:val="decimal"/>
+      <w:lvlText w:val=""/>
+      <w:lvlJc w:val="left"/>
+    </w:lvl>
+    <w:lvl w:ilvl="7" w:tplc="31F27A88">
+      <w:numFmt w:val="decimal"/>
+      <w:lvlText w:val=""/>
+      <w:lvlJc w:val="left"/>
+    </w:lvl>
+    <w:lvl w:ilvl="8" w:tplc="15D017FE">
+      <w:numFmt w:val="decimal"/>
+      <w:lvlText w:val=""/>
+      <w:lvlJc w:val="left"/>
+    </w:lvl>
+  </w:abstractNum>
+  <w:num w:numId="1" w16cid:durableId="1329215408">
+    <w:abstractNumId w:val="0"/>
+    <w:lvlOverride w:ilvl="0">
+      <w:startOverride w:val="1"/>
+    </w:lvlOverride>
+  </w:num>
+  <w:num w:numId="2" w16cid:durableId="738330189">
+    <w:abstractNumId w:val="2"/>
+    <w:lvlOverride w:ilvl="0">
+      <w:startOverride w:val="1"/>
+    </w:lvlOverride>
+  </w:num>
+  <w:num w:numId="3" w16cid:durableId="1968274864">
     <w:abstractNumId w:val="3"/>
     <w:lvlOverride w:ilvl="0">
       <w:startOverride w:val="1"/>
     </w:lvlOverride>
   </w:num>
-  <w:num w:numId="2" w16cid:durableId="1391923047">
+  <w:num w:numId="4" w16cid:durableId="368335707">
     <w:abstractNumId w:val="8"/>
     <w:lvlOverride w:ilvl="0">
       <w:startOverride w:val="1"/>
     </w:lvlOverride>
   </w:num>
-  <w:num w:numId="3" w16cid:durableId="452403431">
-    <w:abstractNumId w:val="0"/>
+  <w:num w:numId="5" w16cid:durableId="547035988">
+    <w:abstractNumId w:val="10"/>
     <w:lvlOverride w:ilvl="0">
       <w:startOverride w:val="1"/>
     </w:lvlOverride>
   </w:num>
-  <w:num w:numId="4" w16cid:durableId="711150762">
+  <w:num w:numId="6" w16cid:durableId="1212619613">
     <w:abstractNumId w:val="4"/>
     <w:lvlOverride w:ilvl="0">
       <w:startOverride w:val="1"/>
     </w:lvlOverride>
   </w:num>
-  <w:num w:numId="5" w16cid:durableId="1519585195">
+  <w:num w:numId="7" w16cid:durableId="994650319">
+    <w:abstractNumId w:val="7"/>
+    <w:lvlOverride w:ilvl="0">
+      <w:startOverride w:val="1"/>
+    </w:lvlOverride>
+  </w:num>
+  <w:num w:numId="8" w16cid:durableId="1764181767">
+    <w:abstractNumId w:val="9"/>
+    <w:lvlOverride w:ilvl="0">
+      <w:startOverride w:val="1"/>
+    </w:lvlOverride>
+  </w:num>
+  <w:num w:numId="9" w16cid:durableId="846094428">
     <w:abstractNumId w:val="6"/>
     <w:lvlOverride w:ilvl="0">
       <w:startOverride w:val="1"/>
     </w:lvlOverride>
   </w:num>
-  <w:num w:numId="6" w16cid:durableId="1629776520">
-    <w:abstractNumId w:val="7"/>
-    <w:lvlOverride w:ilvl="0">
-      <w:startOverride w:val="1"/>
-    </w:lvlOverride>
-  </w:num>
-  <w:num w:numId="7" w16cid:durableId="751121363">
-    <w:abstractNumId w:val="9"/>
-    <w:lvlOverride w:ilvl="0">
-      <w:startOverride w:val="1"/>
-    </w:lvlOverride>
-  </w:num>
-  <w:num w:numId="8" w16cid:durableId="2035841888">
+  <w:num w:numId="10" w16cid:durableId="714112617">
     <w:abstractNumId w:val="1"/>
     <w:lvlOverride w:ilvl="0">
       <w:startOverride w:val="1"/>
     </w:lvlOverride>
   </w:num>
-  <w:num w:numId="9" w16cid:durableId="422268793">
-    <w:abstractNumId w:val="2"/>
-    <w:lvlOverride w:ilvl="0">
-      <w:startOverride w:val="1"/>
-    </w:lvlOverride>
-  </w:num>
-  <w:num w:numId="10" w16cid:durableId="1601986143">
+  <w:num w:numId="11" w16cid:durableId="1630210495">
     <w:abstractNumId w:val="5"/>
     <w:lvlOverride w:ilvl="0">
       <w:startOverride w:val="1"/>
@@ -38033,7 +38450,7 @@
     <w:autoRedefine/>
     <w:uiPriority w:val="39"/>
     <w:unhideWhenUsed/>
-    <w:rsid w:val="00320283"/>
+    <w:rsid w:val="00FA5CE6"/>
     <w:pPr>
       <w:spacing w:after="100"/>
     </w:pPr>
@@ -38045,7 +38462,7 @@
     <w:autoRedefine/>
     <w:uiPriority w:val="39"/>
     <w:unhideWhenUsed/>
-    <w:rsid w:val="00320283"/>
+    <w:rsid w:val="00FA5CE6"/>
     <w:pPr>
       <w:spacing w:after="100"/>
       <w:ind w:left="220"/>

--- a/docs/AI_Camera_Documentation.docx
+++ b/docs/AI_Camera_Documentation.docx
@@ -108,7 +108,7 @@
     <w:sdt>
       <w:sdtPr>
         <w:alias w:val="Содержание"/>
-        <w:id w:val="109173251"/>
+        <w:id w:val="1085419908"/>
       </w:sdtPr>
       <w:sdtEndPr/>
       <w:sdtContent>
@@ -137,7 +137,7 @@
           <w:r>
             <w:fldChar w:fldCharType="separate"/>
           </w:r>
-          <w:hyperlink w:anchor="_Toc241270553" w:history="1">
+          <w:hyperlink w:anchor="_Toc241320288" w:history="1">
             <w:r>
               <w:rPr>
                 <w:rStyle w:val="a5"/>
@@ -161,7 +161,7 @@
               <w:rPr>
                 <w:noProof/>
               </w:rPr>
-              <w:instrText xml:space="preserve"> PAGEREF _Toc241270553 \h </w:instrText>
+              <w:instrText xml:space="preserve"> PAGEREF _Toc241320288 \h </w:instrText>
             </w:r>
             <w:r>
               <w:rPr>
@@ -204,7 +204,7 @@
               <w14:ligatures w14:val="standardContextual"/>
             </w:rPr>
           </w:pPr>
-          <w:hyperlink w:anchor="_Toc241270554" w:history="1">
+          <w:hyperlink w:anchor="_Toc241320289" w:history="1">
             <w:r>
               <w:rPr>
                 <w:rStyle w:val="a5"/>
@@ -228,7 +228,7 @@
               <w:rPr>
                 <w:noProof/>
               </w:rPr>
-              <w:instrText xml:space="preserve"> PAGEREF _Toc241270554 \h </w:instrText>
+              <w:instrText xml:space="preserve"> PAGEREF _Toc241320289 \h </w:instrText>
             </w:r>
             <w:r>
               <w:rPr>
@@ -271,7 +271,7 @@
               <w14:ligatures w14:val="standardContextual"/>
             </w:rPr>
           </w:pPr>
-          <w:hyperlink w:anchor="_Toc241270555" w:history="1">
+          <w:hyperlink w:anchor="_Toc241320290" w:history="1">
             <w:r>
               <w:rPr>
                 <w:rStyle w:val="a5"/>
@@ -295,7 +295,7 @@
               <w:rPr>
                 <w:noProof/>
               </w:rPr>
-              <w:instrText xml:space="preserve"> PAGEREF _Toc241270555 \h </w:instrText>
+              <w:instrText xml:space="preserve"> PAGEREF _Toc241320290 \h </w:instrText>
             </w:r>
             <w:r>
               <w:rPr>
@@ -338,7 +338,7 @@
               <w14:ligatures w14:val="standardContextual"/>
             </w:rPr>
           </w:pPr>
-          <w:hyperlink w:anchor="_Toc241270556" w:history="1">
+          <w:hyperlink w:anchor="_Toc241320291" w:history="1">
             <w:r>
               <w:rPr>
                 <w:rStyle w:val="a5"/>
@@ -362,7 +362,7 @@
               <w:rPr>
                 <w:noProof/>
               </w:rPr>
-              <w:instrText xml:space="preserve"> PAGEREF _Toc241270556 \h </w:instrText>
+              <w:instrText xml:space="preserve"> PAGEREF _Toc241320291 \h </w:instrText>
             </w:r>
             <w:r>
               <w:rPr>
@@ -405,7 +405,7 @@
               <w14:ligatures w14:val="standardContextual"/>
             </w:rPr>
           </w:pPr>
-          <w:hyperlink w:anchor="_Toc241270557" w:history="1">
+          <w:hyperlink w:anchor="_Toc241320292" w:history="1">
             <w:r>
               <w:rPr>
                 <w:rStyle w:val="a5"/>
@@ -429,7 +429,7 @@
               <w:rPr>
                 <w:noProof/>
               </w:rPr>
-              <w:instrText xml:space="preserve"> PAGEREF _Toc241270557 \h </w:instrText>
+              <w:instrText xml:space="preserve"> PAGEREF _Toc241320292 \h </w:instrText>
             </w:r>
             <w:r>
               <w:rPr>
@@ -472,7 +472,7 @@
               <w14:ligatures w14:val="standardContextual"/>
             </w:rPr>
           </w:pPr>
-          <w:hyperlink w:anchor="_Toc241270558" w:history="1">
+          <w:hyperlink w:anchor="_Toc241320293" w:history="1">
             <w:r>
               <w:rPr>
                 <w:rStyle w:val="a5"/>
@@ -496,7 +496,7 @@
               <w:rPr>
                 <w:noProof/>
               </w:rPr>
-              <w:instrText xml:space="preserve"> PAGEREF _Toc241270558 \h </w:instrText>
+              <w:instrText xml:space="preserve"> PAGEREF _Toc241320293 \h </w:instrText>
             </w:r>
             <w:r>
               <w:rPr>
@@ -539,7 +539,7 @@
               <w14:ligatures w14:val="standardContextual"/>
             </w:rPr>
           </w:pPr>
-          <w:hyperlink w:anchor="_Toc241270559" w:history="1">
+          <w:hyperlink w:anchor="_Toc241320294" w:history="1">
             <w:r>
               <w:rPr>
                 <w:rStyle w:val="a5"/>
@@ -563,7 +563,7 @@
               <w:rPr>
                 <w:noProof/>
               </w:rPr>
-              <w:instrText xml:space="preserve"> PAGEREF _Toc241270559 \h </w:instrText>
+              <w:instrText xml:space="preserve"> PAGEREF _Toc241320294 \h </w:instrText>
             </w:r>
             <w:r>
               <w:rPr>
@@ -606,7 +606,7 @@
               <w14:ligatures w14:val="standardContextual"/>
             </w:rPr>
           </w:pPr>
-          <w:hyperlink w:anchor="_Toc241270560" w:history="1">
+          <w:hyperlink w:anchor="_Toc241320295" w:history="1">
             <w:r>
               <w:rPr>
                 <w:rStyle w:val="a5"/>
@@ -630,7 +630,7 @@
               <w:rPr>
                 <w:noProof/>
               </w:rPr>
-              <w:instrText xml:space="preserve"> PAGEREF _Toc241270560 \h </w:instrText>
+              <w:instrText xml:space="preserve"> PAGEREF _Toc241320295 \h </w:instrText>
             </w:r>
             <w:r>
               <w:rPr>
@@ -673,7 +673,7 @@
               <w14:ligatures w14:val="standardContextual"/>
             </w:rPr>
           </w:pPr>
-          <w:hyperlink w:anchor="_Toc241270561" w:history="1">
+          <w:hyperlink w:anchor="_Toc241320296" w:history="1">
             <w:r>
               <w:rPr>
                 <w:rStyle w:val="a5"/>
@@ -697,7 +697,7 @@
               <w:rPr>
                 <w:noProof/>
               </w:rPr>
-              <w:instrText xml:space="preserve"> PAGEREF _Toc241270561 \h </w:instrText>
+              <w:instrText xml:space="preserve"> PAGEREF _Toc241320296 \h </w:instrText>
             </w:r>
             <w:r>
               <w:rPr>
@@ -740,7 +740,7 @@
               <w14:ligatures w14:val="standardContextual"/>
             </w:rPr>
           </w:pPr>
-          <w:hyperlink w:anchor="_Toc241270562" w:history="1">
+          <w:hyperlink w:anchor="_Toc241320297" w:history="1">
             <w:r>
               <w:rPr>
                 <w:rStyle w:val="a5"/>
@@ -764,7 +764,7 @@
               <w:rPr>
                 <w:noProof/>
               </w:rPr>
-              <w:instrText xml:space="preserve"> PAGEREF _Toc241270562 \h </w:instrText>
+              <w:instrText xml:space="preserve"> PAGEREF _Toc241320297 \h </w:instrText>
             </w:r>
             <w:r>
               <w:rPr>
@@ -807,7 +807,7 @@
               <w14:ligatures w14:val="standardContextual"/>
             </w:rPr>
           </w:pPr>
-          <w:hyperlink w:anchor="_Toc241270563" w:history="1">
+          <w:hyperlink w:anchor="_Toc241320298" w:history="1">
             <w:r>
               <w:rPr>
                 <w:rStyle w:val="a5"/>
@@ -831,7 +831,7 @@
               <w:rPr>
                 <w:noProof/>
               </w:rPr>
-              <w:instrText xml:space="preserve"> PAGEREF _Toc241270563 \h </w:instrText>
+              <w:instrText xml:space="preserve"> PAGEREF _Toc241320298 \h </w:instrText>
             </w:r>
             <w:r>
               <w:rPr>
@@ -874,7 +874,7 @@
               <w14:ligatures w14:val="standardContextual"/>
             </w:rPr>
           </w:pPr>
-          <w:hyperlink w:anchor="_Toc241270564" w:history="1">
+          <w:hyperlink w:anchor="_Toc241320299" w:history="1">
             <w:r>
               <w:rPr>
                 <w:rStyle w:val="a5"/>
@@ -898,7 +898,7 @@
               <w:rPr>
                 <w:noProof/>
               </w:rPr>
-              <w:instrText xml:space="preserve"> PAGEREF _Toc241270564 \h </w:instrText>
+              <w:instrText xml:space="preserve"> PAGEREF _Toc241320299 \h </w:instrText>
             </w:r>
             <w:r>
               <w:rPr>
@@ -941,7 +941,7 @@
               <w14:ligatures w14:val="standardContextual"/>
             </w:rPr>
           </w:pPr>
-          <w:hyperlink w:anchor="_Toc241270565" w:history="1">
+          <w:hyperlink w:anchor="_Toc241320300" w:history="1">
             <w:r>
               <w:rPr>
                 <w:rStyle w:val="a5"/>
@@ -965,7 +965,7 @@
               <w:rPr>
                 <w:noProof/>
               </w:rPr>
-              <w:instrText xml:space="preserve"> PAGEREF _Toc241270565 \h </w:instrText>
+              <w:instrText xml:space="preserve"> PAGEREF _Toc241320300 \h </w:instrText>
             </w:r>
             <w:r>
               <w:rPr>
@@ -1008,7 +1008,7 @@
               <w14:ligatures w14:val="standardContextual"/>
             </w:rPr>
           </w:pPr>
-          <w:hyperlink w:anchor="_Toc241270566" w:history="1">
+          <w:hyperlink w:anchor="_Toc241320301" w:history="1">
             <w:r>
               <w:rPr>
                 <w:rStyle w:val="a5"/>
@@ -1032,7 +1032,7 @@
               <w:rPr>
                 <w:noProof/>
               </w:rPr>
-              <w:instrText xml:space="preserve"> PAGEREF _Toc241270566 \h </w:instrText>
+              <w:instrText xml:space="preserve"> PAGEREF _Toc241320301 \h </w:instrText>
             </w:r>
             <w:r>
               <w:rPr>
@@ -1075,7 +1075,7 @@
               <w14:ligatures w14:val="standardContextual"/>
             </w:rPr>
           </w:pPr>
-          <w:hyperlink w:anchor="_Toc241270567" w:history="1">
+          <w:hyperlink w:anchor="_Toc241320302" w:history="1">
             <w:r>
               <w:rPr>
                 <w:rStyle w:val="a5"/>
@@ -1099,7 +1099,7 @@
               <w:rPr>
                 <w:noProof/>
               </w:rPr>
-              <w:instrText xml:space="preserve"> PAGEREF _Toc241270567 \h </w:instrText>
+              <w:instrText xml:space="preserve"> PAGEREF _Toc241320302 \h </w:instrText>
             </w:r>
             <w:r>
               <w:rPr>
@@ -1142,7 +1142,7 @@
               <w14:ligatures w14:val="standardContextual"/>
             </w:rPr>
           </w:pPr>
-          <w:hyperlink w:anchor="_Toc241270568" w:history="1">
+          <w:hyperlink w:anchor="_Toc241320303" w:history="1">
             <w:r>
               <w:rPr>
                 <w:rStyle w:val="a5"/>
@@ -1166,7 +1166,7 @@
               <w:rPr>
                 <w:noProof/>
               </w:rPr>
-              <w:instrText xml:space="preserve"> PAGEREF _Toc241270568 \h </w:instrText>
+              <w:instrText xml:space="preserve"> PAGEREF _Toc241320303 \h </w:instrText>
             </w:r>
             <w:r>
               <w:rPr>
@@ -1209,7 +1209,7 @@
               <w14:ligatures w14:val="standardContextual"/>
             </w:rPr>
           </w:pPr>
-          <w:hyperlink w:anchor="_Toc241270569" w:history="1">
+          <w:hyperlink w:anchor="_Toc241320304" w:history="1">
             <w:r>
               <w:rPr>
                 <w:rStyle w:val="a5"/>
@@ -1233,7 +1233,7 @@
               <w:rPr>
                 <w:noProof/>
               </w:rPr>
-              <w:instrText xml:space="preserve"> PAGEREF _Toc241270569 \h </w:instrText>
+              <w:instrText xml:space="preserve"> PAGEREF _Toc241320304 \h </w:instrText>
             </w:r>
             <w:r>
               <w:rPr>
@@ -1276,7 +1276,7 @@
               <w14:ligatures w14:val="standardContextual"/>
             </w:rPr>
           </w:pPr>
-          <w:hyperlink w:anchor="_Toc241270570" w:history="1">
+          <w:hyperlink w:anchor="_Toc241320305" w:history="1">
             <w:r>
               <w:rPr>
                 <w:rStyle w:val="a5"/>
@@ -1300,7 +1300,7 @@
               <w:rPr>
                 <w:noProof/>
               </w:rPr>
-              <w:instrText xml:space="preserve"> PAGEREF _Toc241270570 \h </w:instrText>
+              <w:instrText xml:space="preserve"> PAGEREF _Toc241320305 \h </w:instrText>
             </w:r>
             <w:r>
               <w:rPr>
@@ -1343,7 +1343,7 @@
               <w14:ligatures w14:val="standardContextual"/>
             </w:rPr>
           </w:pPr>
-          <w:hyperlink w:anchor="_Toc241270571" w:history="1">
+          <w:hyperlink w:anchor="_Toc241320306" w:history="1">
             <w:r>
               <w:rPr>
                 <w:rStyle w:val="a5"/>
@@ -1367,7 +1367,7 @@
               <w:rPr>
                 <w:noProof/>
               </w:rPr>
-              <w:instrText xml:space="preserve"> PAGEREF _Toc241270571 \h </w:instrText>
+              <w:instrText xml:space="preserve"> PAGEREF _Toc241320306 \h </w:instrText>
             </w:r>
             <w:r>
               <w:rPr>
@@ -1410,7 +1410,7 @@
               <w14:ligatures w14:val="standardContextual"/>
             </w:rPr>
           </w:pPr>
-          <w:hyperlink w:anchor="_Toc241270572" w:history="1">
+          <w:hyperlink w:anchor="_Toc241320307" w:history="1">
             <w:r>
               <w:rPr>
                 <w:rStyle w:val="a5"/>
@@ -1434,7 +1434,7 @@
               <w:rPr>
                 <w:noProof/>
               </w:rPr>
-              <w:instrText xml:space="preserve"> PAGEREF _Toc241270572 \h </w:instrText>
+              <w:instrText xml:space="preserve"> PAGEREF _Toc241320307 \h </w:instrText>
             </w:r>
             <w:r>
               <w:rPr>
@@ -1477,7 +1477,7 @@
               <w14:ligatures w14:val="standardContextual"/>
             </w:rPr>
           </w:pPr>
-          <w:hyperlink w:anchor="_Toc241270573" w:history="1">
+          <w:hyperlink w:anchor="_Toc241320308" w:history="1">
             <w:r>
               <w:rPr>
                 <w:rStyle w:val="a5"/>
@@ -1501,7 +1501,7 @@
               <w:rPr>
                 <w:noProof/>
               </w:rPr>
-              <w:instrText xml:space="preserve"> PAGEREF _Toc241270573 \h </w:instrText>
+              <w:instrText xml:space="preserve"> PAGEREF _Toc241320308 \h </w:instrText>
             </w:r>
             <w:r>
               <w:rPr>
@@ -1544,7 +1544,7 @@
               <w14:ligatures w14:val="standardContextual"/>
             </w:rPr>
           </w:pPr>
-          <w:hyperlink w:anchor="_Toc241270574" w:history="1">
+          <w:hyperlink w:anchor="_Toc241320309" w:history="1">
             <w:r>
               <w:rPr>
                 <w:rStyle w:val="a5"/>
@@ -1568,7 +1568,7 @@
               <w:rPr>
                 <w:noProof/>
               </w:rPr>
-              <w:instrText xml:space="preserve"> PAGEREF _Toc241270574 \h </w:instrText>
+              <w:instrText xml:space="preserve"> PAGEREF _Toc241320309 \h </w:instrText>
             </w:r>
             <w:r>
               <w:rPr>
@@ -1611,7 +1611,7 @@
               <w14:ligatures w14:val="standardContextual"/>
             </w:rPr>
           </w:pPr>
-          <w:hyperlink w:anchor="_Toc241270575" w:history="1">
+          <w:hyperlink w:anchor="_Toc241320310" w:history="1">
             <w:r>
               <w:rPr>
                 <w:rStyle w:val="a5"/>
@@ -1635,7 +1635,7 @@
               <w:rPr>
                 <w:noProof/>
               </w:rPr>
-              <w:instrText xml:space="preserve"> PAGEREF _Toc241270575 \h </w:instrText>
+              <w:instrText xml:space="preserve"> PAGEREF _Toc241320310 \h </w:instrText>
             </w:r>
             <w:r>
               <w:rPr>
@@ -1678,7 +1678,7 @@
               <w14:ligatures w14:val="standardContextual"/>
             </w:rPr>
           </w:pPr>
-          <w:hyperlink w:anchor="_Toc241270576" w:history="1">
+          <w:hyperlink w:anchor="_Toc241320311" w:history="1">
             <w:r>
               <w:rPr>
                 <w:rStyle w:val="a5"/>
@@ -1702,7 +1702,7 @@
               <w:rPr>
                 <w:noProof/>
               </w:rPr>
-              <w:instrText xml:space="preserve"> PAGEREF _Toc241270576 \h </w:instrText>
+              <w:instrText xml:space="preserve"> PAGEREF _Toc241320311 \h </w:instrText>
             </w:r>
             <w:r>
               <w:rPr>
@@ -1745,7 +1745,7 @@
               <w14:ligatures w14:val="standardContextual"/>
             </w:rPr>
           </w:pPr>
-          <w:hyperlink w:anchor="_Toc241270577" w:history="1">
+          <w:hyperlink w:anchor="_Toc241320312" w:history="1">
             <w:r>
               <w:rPr>
                 <w:rStyle w:val="a5"/>
@@ -1769,7 +1769,7 @@
               <w:rPr>
                 <w:noProof/>
               </w:rPr>
-              <w:instrText xml:space="preserve"> PAGEREF _Toc241270577 \h </w:instrText>
+              <w:instrText xml:space="preserve"> PAGEREF _Toc241320312 \h </w:instrText>
             </w:r>
             <w:r>
               <w:rPr>
@@ -1812,7 +1812,7 @@
               <w14:ligatures w14:val="standardContextual"/>
             </w:rPr>
           </w:pPr>
-          <w:hyperlink w:anchor="_Toc241270578" w:history="1">
+          <w:hyperlink w:anchor="_Toc241320313" w:history="1">
             <w:r>
               <w:rPr>
                 <w:rStyle w:val="a5"/>
@@ -1836,7 +1836,7 @@
               <w:rPr>
                 <w:noProof/>
               </w:rPr>
-              <w:instrText xml:space="preserve"> PAGEREF _Toc241270578 \h </w:instrText>
+              <w:instrText xml:space="preserve"> PAGEREF _Toc241320313 \h </w:instrText>
             </w:r>
             <w:r>
               <w:rPr>
@@ -1879,7 +1879,7 @@
               <w14:ligatures w14:val="standardContextual"/>
             </w:rPr>
           </w:pPr>
-          <w:hyperlink w:anchor="_Toc241270579" w:history="1">
+          <w:hyperlink w:anchor="_Toc241320314" w:history="1">
             <w:r>
               <w:rPr>
                 <w:rStyle w:val="a5"/>
@@ -1903,7 +1903,7 @@
               <w:rPr>
                 <w:noProof/>
               </w:rPr>
-              <w:instrText xml:space="preserve"> PAGEREF _Toc241270579 \h </w:instrText>
+              <w:instrText xml:space="preserve"> PAGEREF _Toc241320314 \h </w:instrText>
             </w:r>
             <w:r>
               <w:rPr>
@@ -1946,7 +1946,7 @@
               <w14:ligatures w14:val="standardContextual"/>
             </w:rPr>
           </w:pPr>
-          <w:hyperlink w:anchor="_Toc241270580" w:history="1">
+          <w:hyperlink w:anchor="_Toc241320315" w:history="1">
             <w:r>
               <w:rPr>
                 <w:rStyle w:val="a5"/>
@@ -1970,7 +1970,7 @@
               <w:rPr>
                 <w:noProof/>
               </w:rPr>
-              <w:instrText xml:space="preserve"> PAGEREF _Toc241270580 \h </w:instrText>
+              <w:instrText xml:space="preserve"> PAGEREF _Toc241320315 \h </w:instrText>
             </w:r>
             <w:r>
               <w:rPr>
@@ -2013,7 +2013,7 @@
               <w14:ligatures w14:val="standardContextual"/>
             </w:rPr>
           </w:pPr>
-          <w:hyperlink w:anchor="_Toc241270581" w:history="1">
+          <w:hyperlink w:anchor="_Toc241320316" w:history="1">
             <w:r>
               <w:rPr>
                 <w:rStyle w:val="a5"/>
@@ -2037,7 +2037,7 @@
               <w:rPr>
                 <w:noProof/>
               </w:rPr>
-              <w:instrText xml:space="preserve"> PAGEREF _Toc241270581 \h </w:instrText>
+              <w:instrText xml:space="preserve"> PAGEREF _Toc241320316 \h </w:instrText>
             </w:r>
             <w:r>
               <w:rPr>
@@ -2080,7 +2080,7 @@
               <w14:ligatures w14:val="standardContextual"/>
             </w:rPr>
           </w:pPr>
-          <w:hyperlink w:anchor="_Toc241270582" w:history="1">
+          <w:hyperlink w:anchor="_Toc241320317" w:history="1">
             <w:r>
               <w:rPr>
                 <w:rStyle w:val="a5"/>
@@ -2104,7 +2104,7 @@
               <w:rPr>
                 <w:noProof/>
               </w:rPr>
-              <w:instrText xml:space="preserve"> PAGEREF _Toc241270582 \h </w:instrText>
+              <w:instrText xml:space="preserve"> PAGEREF _Toc241320317 \h </w:instrText>
             </w:r>
             <w:r>
               <w:rPr>
@@ -2147,7 +2147,7 @@
               <w14:ligatures w14:val="standardContextual"/>
             </w:rPr>
           </w:pPr>
-          <w:hyperlink w:anchor="_Toc241270583" w:history="1">
+          <w:hyperlink w:anchor="_Toc241320318" w:history="1">
             <w:r>
               <w:rPr>
                 <w:rStyle w:val="a5"/>
@@ -2171,7 +2171,7 @@
               <w:rPr>
                 <w:noProof/>
               </w:rPr>
-              <w:instrText xml:space="preserve"> PAGEREF _Toc241270583 \h </w:instrText>
+              <w:instrText xml:space="preserve"> PAGEREF _Toc241320318 \h </w:instrText>
             </w:r>
             <w:r>
               <w:rPr>
@@ -2214,7 +2214,7 @@
               <w14:ligatures w14:val="standardContextual"/>
             </w:rPr>
           </w:pPr>
-          <w:hyperlink w:anchor="_Toc241270584" w:history="1">
+          <w:hyperlink w:anchor="_Toc241320319" w:history="1">
             <w:r>
               <w:rPr>
                 <w:rStyle w:val="a5"/>
@@ -2238,7 +2238,7 @@
               <w:rPr>
                 <w:noProof/>
               </w:rPr>
-              <w:instrText xml:space="preserve"> PAGEREF _Toc241270584 \h </w:instrText>
+              <w:instrText xml:space="preserve"> PAGEREF _Toc241320319 \h </w:instrText>
             </w:r>
             <w:r>
               <w:rPr>
@@ -2281,7 +2281,7 @@
               <w14:ligatures w14:val="standardContextual"/>
             </w:rPr>
           </w:pPr>
-          <w:hyperlink w:anchor="_Toc241270585" w:history="1">
+          <w:hyperlink w:anchor="_Toc241320320" w:history="1">
             <w:r>
               <w:rPr>
                 <w:rStyle w:val="a5"/>
@@ -2305,7 +2305,7 @@
               <w:rPr>
                 <w:noProof/>
               </w:rPr>
-              <w:instrText xml:space="preserve"> PAGEREF _Toc241270585 \h </w:instrText>
+              <w:instrText xml:space="preserve"> PAGEREF _Toc241320320 \h </w:instrText>
             </w:r>
             <w:r>
               <w:rPr>
@@ -2348,7 +2348,7 @@
               <w14:ligatures w14:val="standardContextual"/>
             </w:rPr>
           </w:pPr>
-          <w:hyperlink w:anchor="_Toc241270586" w:history="1">
+          <w:hyperlink w:anchor="_Toc241320321" w:history="1">
             <w:r>
               <w:rPr>
                 <w:rStyle w:val="a5"/>
@@ -2372,7 +2372,7 @@
               <w:rPr>
                 <w:noProof/>
               </w:rPr>
-              <w:instrText xml:space="preserve"> PAGEREF _Toc241270586 \h </w:instrText>
+              <w:instrText xml:space="preserve"> PAGEREF _Toc241320321 \h </w:instrText>
             </w:r>
             <w:r>
               <w:rPr>
@@ -2415,7 +2415,7 @@
               <w14:ligatures w14:val="standardContextual"/>
             </w:rPr>
           </w:pPr>
-          <w:hyperlink w:anchor="_Toc241270587" w:history="1">
+          <w:hyperlink w:anchor="_Toc241320322" w:history="1">
             <w:r>
               <w:rPr>
                 <w:rStyle w:val="a5"/>
@@ -2439,7 +2439,7 @@
               <w:rPr>
                 <w:noProof/>
               </w:rPr>
-              <w:instrText xml:space="preserve"> PAGEREF _Toc241270587 \h </w:instrText>
+              <w:instrText xml:space="preserve"> PAGEREF _Toc241320322 \h </w:instrText>
             </w:r>
             <w:r>
               <w:rPr>
@@ -2482,7 +2482,7 @@
               <w14:ligatures w14:val="standardContextual"/>
             </w:rPr>
           </w:pPr>
-          <w:hyperlink w:anchor="_Toc241270588" w:history="1">
+          <w:hyperlink w:anchor="_Toc241320323" w:history="1">
             <w:r>
               <w:rPr>
                 <w:rStyle w:val="a5"/>
@@ -2506,7 +2506,74 @@
               <w:rPr>
                 <w:noProof/>
               </w:rPr>
-              <w:instrText xml:space="preserve"> PAGEREF _Toc241270588 \h </w:instrText>
+              <w:instrText xml:space="preserve"> PAGEREF _Toc241320323 \h </w:instrText>
+            </w:r>
+            <w:r>
+              <w:rPr>
+                <w:noProof/>
+              </w:rPr>
+            </w:r>
+            <w:r>
+              <w:rPr>
+                <w:noProof/>
+              </w:rPr>
+              <w:fldChar w:fldCharType="separate"/>
+            </w:r>
+            <w:r>
+              <w:rPr>
+                <w:noProof/>
+              </w:rPr>
+              <w:t>24</w:t>
+            </w:r>
+            <w:r>
+              <w:rPr>
+                <w:noProof/>
+              </w:rPr>
+              <w:fldChar w:fldCharType="end"/>
+            </w:r>
+          </w:hyperlink>
+        </w:p>
+        <w:p>
+          <w:pPr>
+            <w:pStyle w:val="20"/>
+            <w:tabs>
+              <w:tab w:val="right" w:leader="dot" w:pos="9628"/>
+            </w:tabs>
+            <w:rPr>
+              <w:rFonts w:asciiTheme="minorHAnsi" w:eastAsiaTheme="minorEastAsia" w:hAnsiTheme="minorHAnsi" w:cstheme="minorBidi"/>
+              <w:noProof/>
+              <w:color w:val="auto"/>
+              <w:kern w:val="2"/>
+              <w:sz w:val="24"/>
+              <w:szCs w:val="24"/>
+              <w14:ligatures w14:val="standardContextual"/>
+            </w:rPr>
+          </w:pPr>
+          <w:hyperlink w:anchor="_Toc241320324" w:history="1">
+            <w:r>
+              <w:rPr>
+                <w:rStyle w:val="a5"/>
+                <w:noProof/>
+              </w:rPr>
+              <w:t>6.5. Видеокарта NVIDIA на Linux</w:t>
+            </w:r>
+            <w:r>
+              <w:rPr>
+                <w:noProof/>
+              </w:rPr>
+              <w:tab/>
+            </w:r>
+            <w:r>
+              <w:rPr>
+                <w:noProof/>
+              </w:rPr>
+              <w:fldChar w:fldCharType="begin"/>
+            </w:r>
+            <w:r>
+              <w:rPr>
+                <w:noProof/>
+              </w:rPr>
+              <w:instrText xml:space="preserve"> PAGEREF _Toc241320324 \h </w:instrText>
             </w:r>
             <w:r>
               <w:rPr>
@@ -2549,7 +2616,7 @@
               <w14:ligatures w14:val="standardContextual"/>
             </w:rPr>
           </w:pPr>
-          <w:hyperlink w:anchor="_Toc241270589" w:history="1">
+          <w:hyperlink w:anchor="_Toc241320325" w:history="1">
             <w:r>
               <w:rPr>
                 <w:rStyle w:val="a5"/>
@@ -2573,7 +2640,7 @@
               <w:rPr>
                 <w:noProof/>
               </w:rPr>
-              <w:instrText xml:space="preserve"> PAGEREF _Toc241270589 \h </w:instrText>
+              <w:instrText xml:space="preserve"> PAGEREF _Toc241320325 \h </w:instrText>
             </w:r>
             <w:r>
               <w:rPr>
@@ -2590,7 +2657,7 @@
               <w:rPr>
                 <w:noProof/>
               </w:rPr>
-              <w:t>25</w:t>
+              <w:t>26</w:t>
             </w:r>
             <w:r>
               <w:rPr>
@@ -2616,7 +2683,7 @@
               <w14:ligatures w14:val="standardContextual"/>
             </w:rPr>
           </w:pPr>
-          <w:hyperlink w:anchor="_Toc241270590" w:history="1">
+          <w:hyperlink w:anchor="_Toc241320326" w:history="1">
             <w:r>
               <w:rPr>
                 <w:rStyle w:val="a5"/>
@@ -2640,7 +2707,7 @@
               <w:rPr>
                 <w:noProof/>
               </w:rPr>
-              <w:instrText xml:space="preserve"> PAGEREF _Toc241270590 \h </w:instrText>
+              <w:instrText xml:space="preserve"> PAGEREF _Toc241320326 \h </w:instrText>
             </w:r>
             <w:r>
               <w:rPr>
@@ -2657,7 +2724,7 @@
               <w:rPr>
                 <w:noProof/>
               </w:rPr>
-              <w:t>25</w:t>
+              <w:t>26</w:t>
             </w:r>
             <w:r>
               <w:rPr>
@@ -2683,7 +2750,7 @@
               <w14:ligatures w14:val="standardContextual"/>
             </w:rPr>
           </w:pPr>
-          <w:hyperlink w:anchor="_Toc241270591" w:history="1">
+          <w:hyperlink w:anchor="_Toc241320327" w:history="1">
             <w:r>
               <w:rPr>
                 <w:rStyle w:val="a5"/>
@@ -2707,7 +2774,7 @@
               <w:rPr>
                 <w:noProof/>
               </w:rPr>
-              <w:instrText xml:space="preserve"> PAGEREF _Toc241270591 \h </w:instrText>
+              <w:instrText xml:space="preserve"> PAGEREF _Toc241320327 \h </w:instrText>
             </w:r>
             <w:r>
               <w:rPr>
@@ -2724,7 +2791,7 @@
               <w:rPr>
                 <w:noProof/>
               </w:rPr>
-              <w:t>26</w:t>
+              <w:t>27</w:t>
             </w:r>
             <w:r>
               <w:rPr>
@@ -2750,7 +2817,7 @@
               <w14:ligatures w14:val="standardContextual"/>
             </w:rPr>
           </w:pPr>
-          <w:hyperlink w:anchor="_Toc241270592" w:history="1">
+          <w:hyperlink w:anchor="_Toc241320328" w:history="1">
             <w:r>
               <w:rPr>
                 <w:rStyle w:val="a5"/>
@@ -2774,7 +2841,7 @@
               <w:rPr>
                 <w:noProof/>
               </w:rPr>
-              <w:instrText xml:space="preserve"> PAGEREF _Toc241270592 \h </w:instrText>
+              <w:instrText xml:space="preserve"> PAGEREF _Toc241320328 \h </w:instrText>
             </w:r>
             <w:r>
               <w:rPr>
@@ -2791,7 +2858,7 @@
               <w:rPr>
                 <w:noProof/>
               </w:rPr>
-              <w:t>26</w:t>
+              <w:t>27</w:t>
             </w:r>
             <w:r>
               <w:rPr>
@@ -2817,7 +2884,7 @@
               <w14:ligatures w14:val="standardContextual"/>
             </w:rPr>
           </w:pPr>
-          <w:hyperlink w:anchor="_Toc241270593" w:history="1">
+          <w:hyperlink w:anchor="_Toc241320329" w:history="1">
             <w:r>
               <w:rPr>
                 <w:rStyle w:val="a5"/>
@@ -2841,7 +2908,7 @@
               <w:rPr>
                 <w:noProof/>
               </w:rPr>
-              <w:instrText xml:space="preserve"> PAGEREF _Toc241270593 \h </w:instrText>
+              <w:instrText xml:space="preserve"> PAGEREF _Toc241320329 \h </w:instrText>
             </w:r>
             <w:r>
               <w:rPr>
@@ -2858,7 +2925,7 @@
               <w:rPr>
                 <w:noProof/>
               </w:rPr>
-              <w:t>27</w:t>
+              <w:t>28</w:t>
             </w:r>
             <w:r>
               <w:rPr>
@@ -2884,7 +2951,7 @@
               <w14:ligatures w14:val="standardContextual"/>
             </w:rPr>
           </w:pPr>
-          <w:hyperlink w:anchor="_Toc241270594" w:history="1">
+          <w:hyperlink w:anchor="_Toc241320330" w:history="1">
             <w:r>
               <w:rPr>
                 <w:rStyle w:val="a5"/>
@@ -2908,7 +2975,7 @@
               <w:rPr>
                 <w:noProof/>
               </w:rPr>
-              <w:instrText xml:space="preserve"> PAGEREF _Toc241270594 \h </w:instrText>
+              <w:instrText xml:space="preserve"> PAGEREF _Toc241320330 \h </w:instrText>
             </w:r>
             <w:r>
               <w:rPr>
@@ -2925,7 +2992,7 @@
               <w:rPr>
                 <w:noProof/>
               </w:rPr>
-              <w:t>27</w:t>
+              <w:t>28</w:t>
             </w:r>
             <w:r>
               <w:rPr>
@@ -2951,7 +3018,7 @@
               <w14:ligatures w14:val="standardContextual"/>
             </w:rPr>
           </w:pPr>
-          <w:hyperlink w:anchor="_Toc241270595" w:history="1">
+          <w:hyperlink w:anchor="_Toc241320331" w:history="1">
             <w:r>
               <w:rPr>
                 <w:rStyle w:val="a5"/>
@@ -2975,7 +3042,7 @@
               <w:rPr>
                 <w:noProof/>
               </w:rPr>
-              <w:instrText xml:space="preserve"> PAGEREF _Toc241270595 \h </w:instrText>
+              <w:instrText xml:space="preserve"> PAGEREF _Toc241320331 \h </w:instrText>
             </w:r>
             <w:r>
               <w:rPr>
@@ -2992,7 +3059,7 @@
               <w:rPr>
                 <w:noProof/>
               </w:rPr>
-              <w:t>28</w:t>
+              <w:t>29</w:t>
             </w:r>
             <w:r>
               <w:rPr>
@@ -3018,7 +3085,7 @@
               <w14:ligatures w14:val="standardContextual"/>
             </w:rPr>
           </w:pPr>
-          <w:hyperlink w:anchor="_Toc241270596" w:history="1">
+          <w:hyperlink w:anchor="_Toc241320332" w:history="1">
             <w:r>
               <w:rPr>
                 <w:rStyle w:val="a5"/>
@@ -3042,7 +3109,7 @@
               <w:rPr>
                 <w:noProof/>
               </w:rPr>
-              <w:instrText xml:space="preserve"> PAGEREF _Toc241270596 \h </w:instrText>
+              <w:instrText xml:space="preserve"> PAGEREF _Toc241320332 \h </w:instrText>
             </w:r>
             <w:r>
               <w:rPr>
@@ -3059,7 +3126,7 @@
               <w:rPr>
                 <w:noProof/>
               </w:rPr>
-              <w:t>30</w:t>
+              <w:t>31</w:t>
             </w:r>
             <w:r>
               <w:rPr>
@@ -3085,7 +3152,7 @@
               <w14:ligatures w14:val="standardContextual"/>
             </w:rPr>
           </w:pPr>
-          <w:hyperlink w:anchor="_Toc241270597" w:history="1">
+          <w:hyperlink w:anchor="_Toc241320333" w:history="1">
             <w:r>
               <w:rPr>
                 <w:rStyle w:val="a5"/>
@@ -3109,7 +3176,7 @@
               <w:rPr>
                 <w:noProof/>
               </w:rPr>
-              <w:instrText xml:space="preserve"> PAGEREF _Toc241270597 \h </w:instrText>
+              <w:instrText xml:space="preserve"> PAGEREF _Toc241320333 \h </w:instrText>
             </w:r>
             <w:r>
               <w:rPr>
@@ -3126,7 +3193,7 @@
               <w:rPr>
                 <w:noProof/>
               </w:rPr>
-              <w:t>30</w:t>
+              <w:t>31</w:t>
             </w:r>
             <w:r>
               <w:rPr>
@@ -3152,7 +3219,7 @@
               <w14:ligatures w14:val="standardContextual"/>
             </w:rPr>
           </w:pPr>
-          <w:hyperlink w:anchor="_Toc241270598" w:history="1">
+          <w:hyperlink w:anchor="_Toc241320334" w:history="1">
             <w:r>
               <w:rPr>
                 <w:rStyle w:val="a5"/>
@@ -3176,7 +3243,7 @@
               <w:rPr>
                 <w:noProof/>
               </w:rPr>
-              <w:instrText xml:space="preserve"> PAGEREF _Toc241270598 \h </w:instrText>
+              <w:instrText xml:space="preserve"> PAGEREF _Toc241320334 \h </w:instrText>
             </w:r>
             <w:r>
               <w:rPr>
@@ -3193,7 +3260,7 @@
               <w:rPr>
                 <w:noProof/>
               </w:rPr>
-              <w:t>30</w:t>
+              <w:t>31</w:t>
             </w:r>
             <w:r>
               <w:rPr>
@@ -3219,7 +3286,7 @@
               <w14:ligatures w14:val="standardContextual"/>
             </w:rPr>
           </w:pPr>
-          <w:hyperlink w:anchor="_Toc241270599" w:history="1">
+          <w:hyperlink w:anchor="_Toc241320335" w:history="1">
             <w:r>
               <w:rPr>
                 <w:rStyle w:val="a5"/>
@@ -3243,7 +3310,7 @@
               <w:rPr>
                 <w:noProof/>
               </w:rPr>
-              <w:instrText xml:space="preserve"> PAGEREF _Toc241270599 \h </w:instrText>
+              <w:instrText xml:space="preserve"> PAGEREF _Toc241320335 \h </w:instrText>
             </w:r>
             <w:r>
               <w:rPr>
@@ -3260,7 +3327,7 @@
               <w:rPr>
                 <w:noProof/>
               </w:rPr>
-              <w:t>30</w:t>
+              <w:t>31</w:t>
             </w:r>
             <w:r>
               <w:rPr>
@@ -3286,7 +3353,7 @@
               <w14:ligatures w14:val="standardContextual"/>
             </w:rPr>
           </w:pPr>
-          <w:hyperlink w:anchor="_Toc241270600" w:history="1">
+          <w:hyperlink w:anchor="_Toc241320336" w:history="1">
             <w:r>
               <w:rPr>
                 <w:rStyle w:val="a5"/>
@@ -3310,7 +3377,7 @@
               <w:rPr>
                 <w:noProof/>
               </w:rPr>
-              <w:instrText xml:space="preserve"> PAGEREF _Toc241270600 \h </w:instrText>
+              <w:instrText xml:space="preserve"> PAGEREF _Toc241320336 \h </w:instrText>
             </w:r>
             <w:r>
               <w:rPr>
@@ -3327,7 +3394,7 @@
               <w:rPr>
                 <w:noProof/>
               </w:rPr>
-              <w:t>31</w:t>
+              <w:t>32</w:t>
             </w:r>
             <w:r>
               <w:rPr>
@@ -3353,7 +3420,7 @@
               <w14:ligatures w14:val="standardContextual"/>
             </w:rPr>
           </w:pPr>
-          <w:hyperlink w:anchor="_Toc241270601" w:history="1">
+          <w:hyperlink w:anchor="_Toc241320337" w:history="1">
             <w:r>
               <w:rPr>
                 <w:rStyle w:val="a5"/>
@@ -3377,7 +3444,7 @@
               <w:rPr>
                 <w:noProof/>
               </w:rPr>
-              <w:instrText xml:space="preserve"> PAGEREF _Toc241270601 \h </w:instrText>
+              <w:instrText xml:space="preserve"> PAGEREF _Toc241320337 \h </w:instrText>
             </w:r>
             <w:r>
               <w:rPr>
@@ -3394,7 +3461,7 @@
               <w:rPr>
                 <w:noProof/>
               </w:rPr>
-              <w:t>32</w:t>
+              <w:t>33</w:t>
             </w:r>
             <w:r>
               <w:rPr>
@@ -3420,7 +3487,7 @@
               <w14:ligatures w14:val="standardContextual"/>
             </w:rPr>
           </w:pPr>
-          <w:hyperlink w:anchor="_Toc241270602" w:history="1">
+          <w:hyperlink w:anchor="_Toc241320338" w:history="1">
             <w:r>
               <w:rPr>
                 <w:rStyle w:val="a5"/>
@@ -3444,7 +3511,7 @@
               <w:rPr>
                 <w:noProof/>
               </w:rPr>
-              <w:instrText xml:space="preserve"> PAGEREF _Toc241270602 \h </w:instrText>
+              <w:instrText xml:space="preserve"> PAGEREF _Toc241320338 \h </w:instrText>
             </w:r>
             <w:r>
               <w:rPr>
@@ -3461,7 +3528,7 @@
               <w:rPr>
                 <w:noProof/>
               </w:rPr>
-              <w:t>32</w:t>
+              <w:t>33</w:t>
             </w:r>
             <w:r>
               <w:rPr>
@@ -3487,7 +3554,7 @@
               <w14:ligatures w14:val="standardContextual"/>
             </w:rPr>
           </w:pPr>
-          <w:hyperlink w:anchor="_Toc241270603" w:history="1">
+          <w:hyperlink w:anchor="_Toc241320339" w:history="1">
             <w:r>
               <w:rPr>
                 <w:rStyle w:val="a5"/>
@@ -3511,7 +3578,7 @@
               <w:rPr>
                 <w:noProof/>
               </w:rPr>
-              <w:instrText xml:space="preserve"> PAGEREF _Toc241270603 \h </w:instrText>
+              <w:instrText xml:space="preserve"> PAGEREF _Toc241320339 \h </w:instrText>
             </w:r>
             <w:r>
               <w:rPr>
@@ -3528,7 +3595,7 @@
               <w:rPr>
                 <w:noProof/>
               </w:rPr>
-              <w:t>33</w:t>
+              <w:t>34</w:t>
             </w:r>
             <w:r>
               <w:rPr>
@@ -3554,7 +3621,7 @@
               <w14:ligatures w14:val="standardContextual"/>
             </w:rPr>
           </w:pPr>
-          <w:hyperlink w:anchor="_Toc241270604" w:history="1">
+          <w:hyperlink w:anchor="_Toc241320340" w:history="1">
             <w:r>
               <w:rPr>
                 <w:rStyle w:val="a5"/>
@@ -3578,7 +3645,7 @@
               <w:rPr>
                 <w:noProof/>
               </w:rPr>
-              <w:instrText xml:space="preserve"> PAGEREF _Toc241270604 \h </w:instrText>
+              <w:instrText xml:space="preserve"> PAGEREF _Toc241320340 \h </w:instrText>
             </w:r>
             <w:r>
               <w:rPr>
@@ -3595,7 +3662,7 @@
               <w:rPr>
                 <w:noProof/>
               </w:rPr>
-              <w:t>34</w:t>
+              <w:t>35</w:t>
             </w:r>
             <w:r>
               <w:rPr>
@@ -3621,7 +3688,7 @@
               <w14:ligatures w14:val="standardContextual"/>
             </w:rPr>
           </w:pPr>
-          <w:hyperlink w:anchor="_Toc241270605" w:history="1">
+          <w:hyperlink w:anchor="_Toc241320341" w:history="1">
             <w:r>
               <w:rPr>
                 <w:rStyle w:val="a5"/>
@@ -3645,7 +3712,7 @@
               <w:rPr>
                 <w:noProof/>
               </w:rPr>
-              <w:instrText xml:space="preserve"> PAGEREF _Toc241270605 \h </w:instrText>
+              <w:instrText xml:space="preserve"> PAGEREF _Toc241320341 \h </w:instrText>
             </w:r>
             <w:r>
               <w:rPr>
@@ -3662,7 +3729,7 @@
               <w:rPr>
                 <w:noProof/>
               </w:rPr>
-              <w:t>34</w:t>
+              <w:t>35</w:t>
             </w:r>
             <w:r>
               <w:rPr>
@@ -3688,7 +3755,7 @@
               <w14:ligatures w14:val="standardContextual"/>
             </w:rPr>
           </w:pPr>
-          <w:hyperlink w:anchor="_Toc241270606" w:history="1">
+          <w:hyperlink w:anchor="_Toc241320342" w:history="1">
             <w:r>
               <w:rPr>
                 <w:rStyle w:val="a5"/>
@@ -3712,7 +3779,7 @@
               <w:rPr>
                 <w:noProof/>
               </w:rPr>
-              <w:instrText xml:space="preserve"> PAGEREF _Toc241270606 \h </w:instrText>
+              <w:instrText xml:space="preserve"> PAGEREF _Toc241320342 \h </w:instrText>
             </w:r>
             <w:r>
               <w:rPr>
@@ -3729,7 +3796,7 @@
               <w:rPr>
                 <w:noProof/>
               </w:rPr>
-              <w:t>35</w:t>
+              <w:t>36</w:t>
             </w:r>
             <w:r>
               <w:rPr>
@@ -3755,7 +3822,7 @@
               <w14:ligatures w14:val="standardContextual"/>
             </w:rPr>
           </w:pPr>
-          <w:hyperlink w:anchor="_Toc241270607" w:history="1">
+          <w:hyperlink w:anchor="_Toc241320343" w:history="1">
             <w:r>
               <w:rPr>
                 <w:rStyle w:val="a5"/>
@@ -3779,7 +3846,7 @@
               <w:rPr>
                 <w:noProof/>
               </w:rPr>
-              <w:instrText xml:space="preserve"> PAGEREF _Toc241270607 \h </w:instrText>
+              <w:instrText xml:space="preserve"> PAGEREF _Toc241320343 \h </w:instrText>
             </w:r>
             <w:r>
               <w:rPr>
@@ -3796,7 +3863,7 @@
               <w:rPr>
                 <w:noProof/>
               </w:rPr>
-              <w:t>35</w:t>
+              <w:t>36</w:t>
             </w:r>
             <w:r>
               <w:rPr>
@@ -3822,7 +3889,7 @@
               <w14:ligatures w14:val="standardContextual"/>
             </w:rPr>
           </w:pPr>
-          <w:hyperlink w:anchor="_Toc241270608" w:history="1">
+          <w:hyperlink w:anchor="_Toc241320344" w:history="1">
             <w:r>
               <w:rPr>
                 <w:rStyle w:val="a5"/>
@@ -3846,7 +3913,7 @@
               <w:rPr>
                 <w:noProof/>
               </w:rPr>
-              <w:instrText xml:space="preserve"> PAGEREF _Toc241270608 \h </w:instrText>
+              <w:instrText xml:space="preserve"> PAGEREF _Toc241320344 \h </w:instrText>
             </w:r>
             <w:r>
               <w:rPr>
@@ -3863,7 +3930,7 @@
               <w:rPr>
                 <w:noProof/>
               </w:rPr>
-              <w:t>36</w:t>
+              <w:t>37</w:t>
             </w:r>
             <w:r>
               <w:rPr>
@@ -3889,7 +3956,7 @@
               <w14:ligatures w14:val="standardContextual"/>
             </w:rPr>
           </w:pPr>
-          <w:hyperlink w:anchor="_Toc241270609" w:history="1">
+          <w:hyperlink w:anchor="_Toc241320345" w:history="1">
             <w:r>
               <w:rPr>
                 <w:rStyle w:val="a5"/>
@@ -3913,7 +3980,7 @@
               <w:rPr>
                 <w:noProof/>
               </w:rPr>
-              <w:instrText xml:space="preserve"> PAGEREF _Toc241270609 \h </w:instrText>
+              <w:instrText xml:space="preserve"> PAGEREF _Toc241320345 \h </w:instrText>
             </w:r>
             <w:r>
               <w:rPr>
@@ -3930,7 +3997,7 @@
               <w:rPr>
                 <w:noProof/>
               </w:rPr>
-              <w:t>37</w:t>
+              <w:t>38</w:t>
             </w:r>
             <w:r>
               <w:rPr>
@@ -3956,7 +4023,7 @@
               <w14:ligatures w14:val="standardContextual"/>
             </w:rPr>
           </w:pPr>
-          <w:hyperlink w:anchor="_Toc241270610" w:history="1">
+          <w:hyperlink w:anchor="_Toc241320346" w:history="1">
             <w:r>
               <w:rPr>
                 <w:rStyle w:val="a5"/>
@@ -3980,7 +4047,7 @@
               <w:rPr>
                 <w:noProof/>
               </w:rPr>
-              <w:instrText xml:space="preserve"> PAGEREF _Toc241270610 \h </w:instrText>
+              <w:instrText xml:space="preserve"> PAGEREF _Toc241320346 \h </w:instrText>
             </w:r>
             <w:r>
               <w:rPr>
@@ -3997,7 +4064,7 @@
               <w:rPr>
                 <w:noProof/>
               </w:rPr>
-              <w:t>38</w:t>
+              <w:t>39</w:t>
             </w:r>
             <w:r>
               <w:rPr>
@@ -4023,7 +4090,7 @@
               <w14:ligatures w14:val="standardContextual"/>
             </w:rPr>
           </w:pPr>
-          <w:hyperlink w:anchor="_Toc241270611" w:history="1">
+          <w:hyperlink w:anchor="_Toc241320347" w:history="1">
             <w:r>
               <w:rPr>
                 <w:rStyle w:val="a5"/>
@@ -4047,7 +4114,7 @@
               <w:rPr>
                 <w:noProof/>
               </w:rPr>
-              <w:instrText xml:space="preserve"> PAGEREF _Toc241270611 \h </w:instrText>
+              <w:instrText xml:space="preserve"> PAGEREF _Toc241320347 \h </w:instrText>
             </w:r>
             <w:r>
               <w:rPr>
@@ -4064,7 +4131,7 @@
               <w:rPr>
                 <w:noProof/>
               </w:rPr>
-              <w:t>40</w:t>
+              <w:t>41</w:t>
             </w:r>
             <w:r>
               <w:rPr>
@@ -4090,7 +4157,7 @@
               <w14:ligatures w14:val="standardContextual"/>
             </w:rPr>
           </w:pPr>
-          <w:hyperlink w:anchor="_Toc241270612" w:history="1">
+          <w:hyperlink w:anchor="_Toc241320348" w:history="1">
             <w:r>
               <w:rPr>
                 <w:rStyle w:val="a5"/>
@@ -4114,7 +4181,7 @@
               <w:rPr>
                 <w:noProof/>
               </w:rPr>
-              <w:instrText xml:space="preserve"> PAGEREF _Toc241270612 \h </w:instrText>
+              <w:instrText xml:space="preserve"> PAGEREF _Toc241320348 \h </w:instrText>
             </w:r>
             <w:r>
               <w:rPr>
@@ -4131,7 +4198,7 @@
               <w:rPr>
                 <w:noProof/>
               </w:rPr>
-              <w:t>40</w:t>
+              <w:t>41</w:t>
             </w:r>
             <w:r>
               <w:rPr>
@@ -4157,7 +4224,7 @@
               <w14:ligatures w14:val="standardContextual"/>
             </w:rPr>
           </w:pPr>
-          <w:hyperlink w:anchor="_Toc241270613" w:history="1">
+          <w:hyperlink w:anchor="_Toc241320349" w:history="1">
             <w:r>
               <w:rPr>
                 <w:rStyle w:val="a5"/>
@@ -4181,7 +4248,7 @@
               <w:rPr>
                 <w:noProof/>
               </w:rPr>
-              <w:instrText xml:space="preserve"> PAGEREF _Toc241270613 \h </w:instrText>
+              <w:instrText xml:space="preserve"> PAGEREF _Toc241320349 \h </w:instrText>
             </w:r>
             <w:r>
               <w:rPr>
@@ -4198,7 +4265,7 @@
               <w:rPr>
                 <w:noProof/>
               </w:rPr>
-              <w:t>40</w:t>
+              <w:t>41</w:t>
             </w:r>
             <w:r>
               <w:rPr>
@@ -4224,7 +4291,7 @@
               <w14:ligatures w14:val="standardContextual"/>
             </w:rPr>
           </w:pPr>
-          <w:hyperlink w:anchor="_Toc241270614" w:history="1">
+          <w:hyperlink w:anchor="_Toc241320350" w:history="1">
             <w:r>
               <w:rPr>
                 <w:rStyle w:val="a5"/>
@@ -4248,7 +4315,7 @@
               <w:rPr>
                 <w:noProof/>
               </w:rPr>
-              <w:instrText xml:space="preserve"> PAGEREF _Toc241270614 \h </w:instrText>
+              <w:instrText xml:space="preserve"> PAGEREF _Toc241320350 \h </w:instrText>
             </w:r>
             <w:r>
               <w:rPr>
@@ -4265,7 +4332,7 @@
               <w:rPr>
                 <w:noProof/>
               </w:rPr>
-              <w:t>40</w:t>
+              <w:t>41</w:t>
             </w:r>
             <w:r>
               <w:rPr>
@@ -4291,7 +4358,7 @@
               <w14:ligatures w14:val="standardContextual"/>
             </w:rPr>
           </w:pPr>
-          <w:hyperlink w:anchor="_Toc241270615" w:history="1">
+          <w:hyperlink w:anchor="_Toc241320351" w:history="1">
             <w:r>
               <w:rPr>
                 <w:rStyle w:val="a5"/>
@@ -4315,7 +4382,7 @@
               <w:rPr>
                 <w:noProof/>
               </w:rPr>
-              <w:instrText xml:space="preserve"> PAGEREF _Toc241270615 \h </w:instrText>
+              <w:instrText xml:space="preserve"> PAGEREF _Toc241320351 \h </w:instrText>
             </w:r>
             <w:r>
               <w:rPr>
@@ -4332,7 +4399,7 @@
               <w:rPr>
                 <w:noProof/>
               </w:rPr>
-              <w:t>41</w:t>
+              <w:t>42</w:t>
             </w:r>
             <w:r>
               <w:rPr>
@@ -4354,7 +4421,7 @@
         <w:pStyle w:val="1"/>
         <w:pageBreakBefore/>
       </w:pPr>
-      <w:bookmarkStart w:id="0" w:name="_Toc241270553"/>
+      <w:bookmarkStart w:id="0" w:name="_Toc241320288"/>
       <w:r>
         <w:lastRenderedPageBreak/>
         <w:t>1. О проекте</w:t>
@@ -4398,7 +4465,7 @@
       <w:pPr>
         <w:pStyle w:val="2"/>
       </w:pPr>
-      <w:bookmarkStart w:id="1" w:name="_Toc241270554"/>
+      <w:bookmarkStart w:id="1" w:name="_Toc241320289"/>
       <w:r>
         <w:t>1.1. Возможности</w:t>
       </w:r>
@@ -4613,7 +4680,7 @@
       <w:pPr>
         <w:pStyle w:val="2"/>
       </w:pPr>
-      <w:bookmarkStart w:id="2" w:name="_Toc241270555"/>
+      <w:bookmarkStart w:id="2" w:name="_Toc241320290"/>
       <w:r>
         <w:t>1.2. Используемые технологии</w:t>
       </w:r>
@@ -4634,7 +4701,7 @@
           <w:left w:w="10" w:type="dxa"/>
           <w:right w:w="10" w:type="dxa"/>
         </w:tblCellMar>
-        <w:tblLook w:val="0000" w:firstRow="0" w:lastRow="0" w:firstColumn="0" w:lastColumn="0" w:noHBand="0" w:noVBand="0"/>
+        <w:tblLook w:val="04A0" w:firstRow="1" w:lastRow="0" w:firstColumn="1" w:lastColumn="0" w:noHBand="0" w:noVBand="1"/>
       </w:tblPr>
       <w:tblGrid>
         <w:gridCol w:w="2000"/>
@@ -5677,7 +5744,7 @@
         <w:pStyle w:val="1"/>
         <w:pageBreakBefore/>
       </w:pPr>
-      <w:bookmarkStart w:id="3" w:name="_Toc241270556"/>
+      <w:bookmarkStart w:id="3" w:name="_Toc241320291"/>
       <w:r>
         <w:lastRenderedPageBreak/>
         <w:t>2. Установка и запуск</w:t>
@@ -5688,7 +5755,7 @@
       <w:pPr>
         <w:pStyle w:val="2"/>
       </w:pPr>
-      <w:bookmarkStart w:id="4" w:name="_Toc241270557"/>
+      <w:bookmarkStart w:id="4" w:name="_Toc241320292"/>
       <w:r>
         <w:t>2.1. Требования</w:t>
       </w:r>
@@ -5763,7 +5830,7 @@
       <w:pPr>
         <w:pStyle w:val="2"/>
       </w:pPr>
-      <w:bookmarkStart w:id="5" w:name="_Toc241270558"/>
+      <w:bookmarkStart w:id="5" w:name="_Toc241320293"/>
       <w:r>
         <w:t>2.2. Запуск одной командой</w:t>
       </w:r>
@@ -5784,7 +5851,7 @@
           <w:left w:w="10" w:type="dxa"/>
           <w:right w:w="10" w:type="dxa"/>
         </w:tblCellMar>
-        <w:tblLook w:val="0000" w:firstRow="0" w:lastRow="0" w:firstColumn="0" w:lastColumn="0" w:noHBand="0" w:noVBand="0"/>
+        <w:tblLook w:val="04A0" w:firstRow="1" w:lastRow="0" w:firstColumn="1" w:lastColumn="0" w:noHBand="0" w:noVBand="1"/>
       </w:tblPr>
       <w:tblGrid>
         <w:gridCol w:w="3000"/>
@@ -6220,7 +6287,7 @@
       <w:pPr>
         <w:pStyle w:val="2"/>
       </w:pPr>
-      <w:bookmarkStart w:id="6" w:name="_Toc241270559"/>
+      <w:bookmarkStart w:id="6" w:name="_Toc241320294"/>
       <w:r>
         <w:t>2.3. Особенности систем</w:t>
       </w:r>
@@ -6241,7 +6308,7 @@
           <w:left w:w="10" w:type="dxa"/>
           <w:right w:w="10" w:type="dxa"/>
         </w:tblCellMar>
-        <w:tblLook w:val="0000" w:firstRow="0" w:lastRow="0" w:firstColumn="0" w:lastColumn="0" w:noHBand="0" w:noVBand="0"/>
+        <w:tblLook w:val="04A0" w:firstRow="1" w:lastRow="0" w:firstColumn="1" w:lastColumn="0" w:noHBand="0" w:noVBand="1"/>
       </w:tblPr>
       <w:tblGrid>
         <w:gridCol w:w="1600"/>
@@ -6550,7 +6617,23 @@
                 <w:sz w:val="20"/>
                 <w:szCs w:val="20"/>
               </w:rPr>
-              <w:t>. Браузер открывается, только если есть графический сеанс.</w:t>
+              <w:t>. Для видеокарты NVIDIA нужен драйвер (</w:t>
+            </w:r>
+            <w:r>
+              <w:rPr>
+                <w:rFonts w:ascii="Consolas" w:eastAsia="Consolas" w:hAnsi="Consolas" w:cs="Consolas"/>
+                <w:color w:val="B03A2E"/>
+                <w:sz w:val="20"/>
+                <w:szCs w:val="20"/>
+              </w:rPr>
+              <w:t>nvidia-smi</w:t>
+            </w:r>
+            <w:r>
+              <w:rPr>
+                <w:sz w:val="20"/>
+                <w:szCs w:val="20"/>
+              </w:rPr>
+              <w:t>) — подробно в разделе 6.5. Браузер открывается, только если есть графический сеанс.</w:t>
             </w:r>
           </w:p>
         </w:tc>
@@ -6565,7 +6648,7 @@
       <w:pPr>
         <w:pStyle w:val="2"/>
       </w:pPr>
-      <w:bookmarkStart w:id="7" w:name="_Toc241270560"/>
+      <w:bookmarkStart w:id="7" w:name="_Toc241320295"/>
       <w:r>
         <w:t>2.4. Параметры командной строки</w:t>
       </w:r>
@@ -6586,7 +6669,7 @@
           <w:left w:w="10" w:type="dxa"/>
           <w:right w:w="10" w:type="dxa"/>
         </w:tblCellMar>
-        <w:tblLook w:val="0000" w:firstRow="0" w:lastRow="0" w:firstColumn="0" w:lastColumn="0" w:noHBand="0" w:noVBand="0"/>
+        <w:tblLook w:val="04A0" w:firstRow="1" w:lastRow="0" w:firstColumn="1" w:lastColumn="0" w:noHBand="0" w:noVBand="1"/>
       </w:tblPr>
       <w:tblGrid>
         <w:gridCol w:w="1500"/>
@@ -7324,6 +7407,104 @@
           </w:p>
         </w:tc>
       </w:tr>
+      <w:tr>
+        <w:tblPrEx>
+          <w:tblCellMar>
+            <w:top w:w="0" w:type="dxa"/>
+            <w:bottom w:w="0" w:type="dxa"/>
+          </w:tblCellMar>
+        </w:tblPrEx>
+        <w:tc>
+          <w:tcPr>
+            <w:tcW w:w="1500" w:type="dxa"/>
+            <w:tcBorders>
+              <w:top w:val="single" w:sz="4" w:space="0" w:color="D5DAE3"/>
+              <w:left w:val="single" w:sz="4" w:space="0" w:color="D5DAE3"/>
+              <w:bottom w:val="single" w:sz="4" w:space="0" w:color="D5DAE3"/>
+              <w:right w:val="single" w:sz="4" w:space="0" w:color="D5DAE3"/>
+            </w:tcBorders>
+            <w:tcMar>
+              <w:top w:w="70" w:type="dxa"/>
+              <w:left w:w="110" w:type="dxa"/>
+              <w:bottom w:w="70" w:type="dxa"/>
+              <w:right w:w="110" w:type="dxa"/>
+            </w:tcMar>
+            <w:vAlign w:val="center"/>
+          </w:tcPr>
+          <w:p>
+            <w:pPr>
+              <w:spacing w:line="270" w:lineRule="auto"/>
+            </w:pPr>
+            <w:r>
+              <w:rPr>
+                <w:sz w:val="20"/>
+                <w:szCs w:val="20"/>
+              </w:rPr>
+              <w:t>--install-cuda</w:t>
+            </w:r>
+          </w:p>
+        </w:tc>
+        <w:tc>
+          <w:tcPr>
+            <w:tcW w:w="2600" w:type="dxa"/>
+            <w:tcBorders>
+              <w:top w:val="single" w:sz="4" w:space="0" w:color="D5DAE3"/>
+              <w:left w:val="single" w:sz="4" w:space="0" w:color="D5DAE3"/>
+              <w:bottom w:val="single" w:sz="4" w:space="0" w:color="D5DAE3"/>
+              <w:right w:val="single" w:sz="4" w:space="0" w:color="D5DAE3"/>
+            </w:tcBorders>
+            <w:tcMar>
+              <w:top w:w="70" w:type="dxa"/>
+              <w:left w:w="110" w:type="dxa"/>
+              <w:bottom w:w="70" w:type="dxa"/>
+              <w:right w:w="110" w:type="dxa"/>
+            </w:tcMar>
+            <w:vAlign w:val="center"/>
+          </w:tcPr>
+          <w:p>
+            <w:pPr>
+              <w:spacing w:line="270" w:lineRule="auto"/>
+            </w:pPr>
+            <w:r>
+              <w:rPr>
+                <w:sz w:val="20"/>
+                <w:szCs w:val="20"/>
+              </w:rPr>
+              <w:t>--install-cuda</w:t>
+            </w:r>
+          </w:p>
+        </w:tc>
+        <w:tc>
+          <w:tcPr>
+            <w:tcW w:w="5538" w:type="dxa"/>
+            <w:tcBorders>
+              <w:top w:val="single" w:sz="4" w:space="0" w:color="D5DAE3"/>
+              <w:left w:val="single" w:sz="4" w:space="0" w:color="D5DAE3"/>
+              <w:bottom w:val="single" w:sz="4" w:space="0" w:color="D5DAE3"/>
+              <w:right w:val="single" w:sz="4" w:space="0" w:color="D5DAE3"/>
+            </w:tcBorders>
+            <w:tcMar>
+              <w:top w:w="70" w:type="dxa"/>
+              <w:left w:w="110" w:type="dxa"/>
+              <w:bottom w:w="70" w:type="dxa"/>
+              <w:right w:w="110" w:type="dxa"/>
+            </w:tcMar>
+            <w:vAlign w:val="center"/>
+          </w:tcPr>
+          <w:p>
+            <w:pPr>
+              <w:spacing w:line="270" w:lineRule="auto"/>
+            </w:pPr>
+            <w:r>
+              <w:rPr>
+                <w:sz w:val="20"/>
+                <w:szCs w:val="20"/>
+              </w:rPr>
+              <w:t>Включить видеокарту NVIDIA: поставить PyTorch со сборкой CUDA под ваш драйвер, проверить и выйти (раздел 6.3)</w:t>
+            </w:r>
+          </w:p>
+        </w:tc>
+      </w:tr>
     </w:tbl>
     <w:p>
       <w:pPr>
@@ -7377,7 +7558,7 @@
       <w:pPr>
         <w:pStyle w:val="2"/>
       </w:pPr>
-      <w:bookmarkStart w:id="8" w:name="_Toc241270561"/>
+      <w:bookmarkStart w:id="8" w:name="_Toc241320296"/>
       <w:r>
         <w:t>2.5. Доступ по сети и через VPN</w:t>
       </w:r>
@@ -7497,7 +7678,7 @@
           <w:left w:w="10" w:type="dxa"/>
           <w:right w:w="10" w:type="dxa"/>
         </w:tblCellMar>
-        <w:tblLook w:val="0000" w:firstRow="0" w:lastRow="0" w:firstColumn="0" w:lastColumn="0" w:noHBand="0" w:noVBand="0"/>
+        <w:tblLook w:val="04A0" w:firstRow="1" w:lastRow="0" w:firstColumn="1" w:lastColumn="0" w:noHBand="0" w:noVBand="1"/>
       </w:tblPr>
       <w:tblGrid>
         <w:gridCol w:w="2300"/>
@@ -7543,6 +7724,7 @@
                 <w:sz w:val="20"/>
                 <w:szCs w:val="20"/>
               </w:rPr>
+              <w:lastRenderedPageBreak/>
               <w:t>Адрес</w:t>
             </w:r>
           </w:p>
@@ -7746,7 +7928,6 @@
                 <w:sz w:val="20"/>
                 <w:szCs w:val="20"/>
               </w:rPr>
-              <w:lastRenderedPageBreak/>
               <w:t>Адрес Wi-Fi / Ethernet</w:t>
             </w:r>
           </w:p>
@@ -7987,7 +8168,7 @@
         <w:pStyle w:val="1"/>
         <w:pageBreakBefore/>
       </w:pPr>
-      <w:bookmarkStart w:id="9" w:name="_Toc241270562"/>
+      <w:bookmarkStart w:id="9" w:name="_Toc241320297"/>
       <w:r>
         <w:lastRenderedPageBreak/>
         <w:t>3. Работа с программой</w:t>
@@ -7998,7 +8179,7 @@
       <w:pPr>
         <w:pStyle w:val="2"/>
       </w:pPr>
-      <w:bookmarkStart w:id="10" w:name="_Toc241270563"/>
+      <w:bookmarkStart w:id="10" w:name="_Toc241320298"/>
       <w:r>
         <w:t>3.1. Страница камеры</w:t>
       </w:r>
@@ -8015,7 +8196,7 @@
           <w:noProof/>
         </w:rPr>
         <w:drawing>
-          <wp:inline distT="0" distB="0" distL="0" distR="0" wp14:anchorId="6FC0004E" wp14:editId="33D8A4DA">
+          <wp:inline distT="0" distB="0" distL="0" distR="0" wp14:anchorId="006DABB4" wp14:editId="0A60C2BB">
             <wp:extent cx="6096000" cy="5438775"/>
             <wp:effectExtent l="0" t="0" r="0" b="0"/>
             <wp:docPr id="1" name="ui_camera.jpg" descr="Рис. 1. Главная страница: видео с разметкой, статистика и панели настроек" title="Рис. 1. Главная страница: видео с разметкой, статистика и панели настроек"/>
@@ -8214,7 +8395,7 @@
       <w:pPr>
         <w:pStyle w:val="2"/>
       </w:pPr>
-      <w:bookmarkStart w:id="11" w:name="_Toc241270564"/>
+      <w:bookmarkStart w:id="11" w:name="_Toc241320299"/>
       <w:r>
         <w:lastRenderedPageBreak/>
         <w:t>3.2. Настройки</w:t>
@@ -8256,7 +8437,7 @@
           <w:left w:w="10" w:type="dxa"/>
           <w:right w:w="10" w:type="dxa"/>
         </w:tblCellMar>
-        <w:tblLook w:val="0000" w:firstRow="0" w:lastRow="0" w:firstColumn="0" w:lastColumn="0" w:noHBand="0" w:noVBand="0"/>
+        <w:tblLook w:val="04A0" w:firstRow="1" w:lastRow="0" w:firstColumn="1" w:lastColumn="0" w:noHBand="0" w:noVBand="1"/>
       </w:tblPr>
       <w:tblGrid>
         <w:gridCol w:w="2400"/>
@@ -9874,7 +10055,7 @@
       <w:pPr>
         <w:pStyle w:val="2"/>
       </w:pPr>
-      <w:bookmarkStart w:id="12" w:name="_Toc241270565"/>
+      <w:bookmarkStart w:id="12" w:name="_Toc241320300"/>
       <w:r>
         <w:t>3.3. Снимки</w:t>
       </w:r>
@@ -10015,7 +10196,7 @@
       <w:pPr>
         <w:pStyle w:val="2"/>
       </w:pPr>
-      <w:bookmarkStart w:id="13" w:name="_Toc241270566"/>
+      <w:bookmarkStart w:id="13" w:name="_Toc241320301"/>
       <w:r>
         <w:t>3.4. Галерея</w:t>
       </w:r>
@@ -10032,7 +10213,7 @@
           <w:noProof/>
         </w:rPr>
         <w:drawing>
-          <wp:inline distT="0" distB="0" distL="0" distR="0" wp14:anchorId="1939040F" wp14:editId="3B5D6427">
+          <wp:inline distT="0" distB="0" distL="0" distR="0" wp14:anchorId="3D1B251A" wp14:editId="556B1905">
             <wp:extent cx="5334000" cy="2343150"/>
             <wp:effectExtent l="0" t="0" r="0" b="0"/>
             <wp:docPr id="2" name="ui_gallery.png" descr="Рис. 2. Галерея снимков" title="Рис. 2. Галерея снимков"/>
@@ -10100,7 +10281,7 @@
         <w:pStyle w:val="1"/>
         <w:pageBreakBefore/>
       </w:pPr>
-      <w:bookmarkStart w:id="14" w:name="_Toc241270567"/>
+      <w:bookmarkStart w:id="14" w:name="_Toc241320302"/>
       <w:r>
         <w:lastRenderedPageBreak/>
         <w:t>4. Источники видео</w:t>
@@ -10136,7 +10317,7 @@
           <w:noProof/>
         </w:rPr>
         <w:drawing>
-          <wp:inline distT="0" distB="0" distL="0" distR="0" wp14:anchorId="08D8088F" wp14:editId="62CD0800">
+          <wp:inline distT="0" distB="0" distL="0" distR="0" wp14:anchorId="08ABAA63" wp14:editId="3CB45C13">
             <wp:extent cx="3143250" cy="5267325"/>
             <wp:effectExtent l="0" t="0" r="0" b="0"/>
             <wp:docPr id="3" name="ui_sources.png" descr="Рис. 3. Панель «Источник видео» во время трансляции из браузера" title="Рис. 3. Панель «Источник видео» во время трансляции из браузера"/>
@@ -10206,7 +10387,7 @@
           <w:left w:w="10" w:type="dxa"/>
           <w:right w:w="10" w:type="dxa"/>
         </w:tblCellMar>
-        <w:tblLook w:val="0000" w:firstRow="0" w:lastRow="0" w:firstColumn="0" w:lastColumn="0" w:noHBand="0" w:noVBand="0"/>
+        <w:tblLook w:val="04A0" w:firstRow="1" w:lastRow="0" w:firstColumn="1" w:lastColumn="0" w:noHBand="0" w:noVBand="1"/>
       </w:tblPr>
       <w:tblGrid>
         <w:gridCol w:w="2100"/>
@@ -10909,7 +11090,7 @@
       <w:pPr>
         <w:pStyle w:val="2"/>
       </w:pPr>
-      <w:bookmarkStart w:id="15" w:name="_Toc241270568"/>
+      <w:bookmarkStart w:id="15" w:name="_Toc241320303"/>
       <w:r>
         <w:t>4.1. Камеры компьютера и их автоматический поиск</w:t>
       </w:r>
@@ -10954,7 +11135,7 @@
           <w:left w:w="10" w:type="dxa"/>
           <w:right w:w="10" w:type="dxa"/>
         </w:tblCellMar>
-        <w:tblLook w:val="0000" w:firstRow="0" w:lastRow="0" w:firstColumn="0" w:lastColumn="0" w:noHBand="0" w:noVBand="0"/>
+        <w:tblLook w:val="04A0" w:firstRow="1" w:lastRow="0" w:firstColumn="1" w:lastColumn="0" w:noHBand="0" w:noVBand="1"/>
       </w:tblPr>
       <w:tblGrid>
         <w:gridCol w:w="1600"/>
@@ -11492,7 +11673,7 @@
       <w:pPr>
         <w:pStyle w:val="2"/>
       </w:pPr>
-      <w:bookmarkStart w:id="16" w:name="_Toc241270569"/>
+      <w:bookmarkStart w:id="16" w:name="_Toc241320304"/>
       <w:r>
         <w:t>4.2. Камера этого устройства (через браузер)</w:t>
       </w:r>
@@ -11552,7 +11733,7 @@
       <w:pPr>
         <w:pStyle w:val="2"/>
       </w:pPr>
-      <w:bookmarkStart w:id="17" w:name="_Toc241270570"/>
+      <w:bookmarkStart w:id="17" w:name="_Toc241320305"/>
       <w:r>
         <w:t>4.3. Экран или окно</w:t>
       </w:r>
@@ -11620,7 +11801,7 @@
       <w:pPr>
         <w:pStyle w:val="2"/>
       </w:pPr>
-      <w:bookmarkStart w:id="18" w:name="_Toc241270571"/>
+      <w:bookmarkStart w:id="18" w:name="_Toc241320306"/>
       <w:r>
         <w:t>4.4. Телефон как беспроводная камера</w:t>
       </w:r>
@@ -11756,7 +11937,7 @@
       <w:pPr>
         <w:pStyle w:val="2"/>
       </w:pPr>
-      <w:bookmarkStart w:id="19" w:name="_Toc241270572"/>
+      <w:bookmarkStart w:id="19" w:name="_Toc241320307"/>
       <w:r>
         <w:t>4.5. IP-камеры, потоки и видеофайлы</w:t>
       </w:r>
@@ -11887,7 +12068,7 @@
       <w:pPr>
         <w:pStyle w:val="2"/>
       </w:pPr>
-      <w:bookmarkStart w:id="20" w:name="_Toc241270573"/>
+      <w:bookmarkStart w:id="20" w:name="_Toc241320308"/>
       <w:r>
         <w:lastRenderedPageBreak/>
         <w:t>4.6. Как кадры из браузера попадают на сервер</w:t>
@@ -11905,7 +12086,7 @@
           <w:noProof/>
         </w:rPr>
         <w:drawing>
-          <wp:inline distT="0" distB="0" distL="0" distR="0" wp14:anchorId="6EB8CEB9" wp14:editId="42DF9089">
+          <wp:inline distT="0" distB="0" distL="0" distR="0" wp14:anchorId="6E3D2303" wp14:editId="3A750953">
             <wp:extent cx="6096000" cy="2743200"/>
             <wp:effectExtent l="0" t="0" r="0" b="0"/>
             <wp:docPr id="4" name="broadcast.png" descr="Рис. 4. Трансляция из браузера: от камеры или экрана до распознавания" title="Рис. 4. Трансляция из браузера: от камеры или экрана до распознавания"/>
@@ -12078,7 +12259,7 @@
         <w:pStyle w:val="1"/>
         <w:pageBreakBefore/>
       </w:pPr>
-      <w:bookmarkStart w:id="21" w:name="_Toc241270574"/>
+      <w:bookmarkStart w:id="21" w:name="_Toc241320309"/>
       <w:r>
         <w:lastRenderedPageBreak/>
         <w:t>5. Модели</w:t>
@@ -12126,7 +12307,7 @@
       <w:pPr>
         <w:pStyle w:val="2"/>
       </w:pPr>
-      <w:bookmarkStart w:id="22" w:name="_Toc241270575"/>
+      <w:bookmarkStart w:id="22" w:name="_Toc241320310"/>
       <w:r>
         <w:t>5.1. Поколения: YOLO26, YOLO11, YOLOv8</w:t>
       </w:r>
@@ -12147,7 +12328,7 @@
           <w:left w:w="10" w:type="dxa"/>
           <w:right w:w="10" w:type="dxa"/>
         </w:tblCellMar>
-        <w:tblLook w:val="0000" w:firstRow="0" w:lastRow="0" w:firstColumn="0" w:lastColumn="0" w:noHBand="0" w:noVBand="0"/>
+        <w:tblLook w:val="04A0" w:firstRow="1" w:lastRow="0" w:firstColumn="1" w:lastColumn="0" w:noHBand="0" w:noVBand="1"/>
       </w:tblPr>
       <w:tblGrid>
         <w:gridCol w:w="1900"/>
@@ -12598,7 +12779,7 @@
       <w:pPr>
         <w:pStyle w:val="2"/>
       </w:pPr>
-      <w:bookmarkStart w:id="23" w:name="_Toc241270576"/>
+      <w:bookmarkStart w:id="23" w:name="_Toc241320311"/>
       <w:r>
         <w:t>5.2. Размеры: от Nano до Extra Large</w:t>
       </w:r>
@@ -12647,7 +12828,7 @@
           <w:left w:w="10" w:type="dxa"/>
           <w:right w:w="10" w:type="dxa"/>
         </w:tblCellMar>
-        <w:tblLook w:val="0000" w:firstRow="0" w:lastRow="0" w:firstColumn="0" w:lastColumn="0" w:noHBand="0" w:noVBand="0"/>
+        <w:tblLook w:val="04A0" w:firstRow="1" w:lastRow="0" w:firstColumn="1" w:lastColumn="0" w:noHBand="0" w:noVBand="1"/>
       </w:tblPr>
       <w:tblGrid>
         <w:gridCol w:w="1500"/>
@@ -13456,7 +13637,7 @@
       <w:pPr>
         <w:pStyle w:val="2"/>
       </w:pPr>
-      <w:bookmarkStart w:id="24" w:name="_Toc241270577"/>
+      <w:bookmarkStart w:id="24" w:name="_Toc241320312"/>
       <w:r>
         <w:lastRenderedPageBreak/>
         <w:t>5.3. Официальные характеристики</w:t>
@@ -13486,7 +13667,7 @@
           <w:left w:w="10" w:type="dxa"/>
           <w:right w:w="10" w:type="dxa"/>
         </w:tblCellMar>
-        <w:tblLook w:val="0000" w:firstRow="0" w:lastRow="0" w:firstColumn="0" w:lastColumn="0" w:noHBand="0" w:noVBand="0"/>
+        <w:tblLook w:val="04A0" w:firstRow="1" w:lastRow="0" w:firstColumn="1" w:lastColumn="0" w:noHBand="0" w:noVBand="1"/>
       </w:tblPr>
       <w:tblGrid>
         <w:gridCol w:w="2300"/>
@@ -16665,7 +16846,7 @@
       <w:pPr>
         <w:pStyle w:val="2"/>
       </w:pPr>
-      <w:bookmarkStart w:id="25" w:name="_Toc241270578"/>
+      <w:bookmarkStart w:id="25" w:name="_Toc241320313"/>
       <w:r>
         <w:t>5.4. Замеры на этом компьютере</w:t>
       </w:r>
@@ -16698,7 +16879,7 @@
           <w:left w:w="10" w:type="dxa"/>
           <w:right w:w="10" w:type="dxa"/>
         </w:tblCellMar>
-        <w:tblLook w:val="0000" w:firstRow="0" w:lastRow="0" w:firstColumn="0" w:lastColumn="0" w:noHBand="0" w:noVBand="0"/>
+        <w:tblLook w:val="04A0" w:firstRow="1" w:lastRow="0" w:firstColumn="1" w:lastColumn="0" w:noHBand="0" w:noVBand="1"/>
       </w:tblPr>
       <w:tblGrid>
         <w:gridCol w:w="2300"/>
@@ -19796,7 +19977,7 @@
           <w:noProof/>
         </w:rPr>
         <w:drawing>
-          <wp:inline distT="0" distB="0" distL="0" distR="0" wp14:anchorId="15B89F07" wp14:editId="66B99F6A">
+          <wp:inline distT="0" distB="0" distL="0" distR="0" wp14:anchorId="36F389E6" wp14:editId="37FE00BE">
             <wp:extent cx="5905500" cy="3305175"/>
             <wp:effectExtent l="0" t="0" r="0" b="0"/>
             <wp:docPr id="5" name="models_chart.png" descr="Рис. 5. Точность (официальная mAP) и скорость (замер на этом компьютере) всех моделей" title="Рис. 5. Точность (официальная mAP) и скорость (замер на этом компьютере) всех моделей"/>
@@ -19956,7 +20137,7 @@
       <w:pPr>
         <w:pStyle w:val="2"/>
       </w:pPr>
-      <w:bookmarkStart w:id="26" w:name="_Toc241270579"/>
+      <w:bookmarkStart w:id="26" w:name="_Toc241320314"/>
       <w:r>
         <w:t>5.5. Как выбрать модель</w:t>
       </w:r>
@@ -19985,7 +20166,7 @@
           <w:left w:w="10" w:type="dxa"/>
           <w:right w:w="10" w:type="dxa"/>
         </w:tblCellMar>
-        <w:tblLook w:val="0000" w:firstRow="0" w:lastRow="0" w:firstColumn="0" w:lastColumn="0" w:noHBand="0" w:noVBand="0"/>
+        <w:tblLook w:val="04A0" w:firstRow="1" w:lastRow="0" w:firstColumn="1" w:lastColumn="0" w:noHBand="0" w:noVBand="1"/>
       </w:tblPr>
       <w:tblGrid>
         <w:gridCol w:w="3400"/>
@@ -20627,7 +20808,7 @@
       <w:pPr>
         <w:pStyle w:val="2"/>
       </w:pPr>
-      <w:bookmarkStart w:id="27" w:name="_Toc241270580"/>
+      <w:bookmarkStart w:id="27" w:name="_Toc241320315"/>
       <w:r>
         <w:t>5.6. Сколько объектов может распознать модель</w:t>
       </w:r>
@@ -20666,7 +20847,7 @@
           <w:left w:w="10" w:type="dxa"/>
           <w:right w:w="10" w:type="dxa"/>
         </w:tblCellMar>
-        <w:tblLook w:val="0000" w:firstRow="0" w:lastRow="0" w:firstColumn="0" w:lastColumn="0" w:noHBand="0" w:noVBand="0"/>
+        <w:tblLook w:val="04A0" w:firstRow="1" w:lastRow="0" w:firstColumn="1" w:lastColumn="0" w:noHBand="0" w:noVBand="1"/>
       </w:tblPr>
       <w:tblGrid>
         <w:gridCol w:w="2300"/>
@@ -21361,7 +21542,7 @@
       <w:pPr>
         <w:pStyle w:val="2"/>
       </w:pPr>
-      <w:bookmarkStart w:id="28" w:name="_Toc241270581"/>
+      <w:bookmarkStart w:id="28" w:name="_Toc241320316"/>
       <w:r>
         <w:t>5.7. Модели Open Images V7 — 601 класс</w:t>
       </w:r>
@@ -21426,7 +21607,7 @@
           <w:left w:w="10" w:type="dxa"/>
           <w:right w:w="10" w:type="dxa"/>
         </w:tblCellMar>
-        <w:tblLook w:val="0000" w:firstRow="0" w:lastRow="0" w:firstColumn="0" w:lastColumn="0" w:noHBand="0" w:noVBand="0"/>
+        <w:tblLook w:val="04A0" w:firstRow="1" w:lastRow="0" w:firstColumn="1" w:lastColumn="0" w:noHBand="0" w:noVBand="1"/>
       </w:tblPr>
       <w:tblGrid>
         <w:gridCol w:w="3300"/>
@@ -22429,7 +22610,7 @@
       <w:pPr>
         <w:pStyle w:val="2"/>
       </w:pPr>
-      <w:bookmarkStart w:id="29" w:name="_Toc241270582"/>
+      <w:bookmarkStart w:id="29" w:name="_Toc241320317"/>
       <w:r>
         <w:t>5.8. YOLOE — свои названия объектов</w:t>
       </w:r>
@@ -22549,7 +22730,7 @@
           <w:left w:w="10" w:type="dxa"/>
           <w:right w:w="10" w:type="dxa"/>
         </w:tblCellMar>
-        <w:tblLook w:val="0000" w:firstRow="0" w:lastRow="0" w:firstColumn="0" w:lastColumn="0" w:noHBand="0" w:noVBand="0"/>
+        <w:tblLook w:val="04A0" w:firstRow="1" w:lastRow="0" w:firstColumn="1" w:lastColumn="0" w:noHBand="0" w:noVBand="1"/>
       </w:tblPr>
       <w:tblGrid>
         <w:gridCol w:w="3000"/>
@@ -23244,7 +23425,7 @@
           <w:left w:w="10" w:type="dxa"/>
           <w:right w:w="10" w:type="dxa"/>
         </w:tblCellMar>
-        <w:tblLook w:val="0000" w:firstRow="0" w:lastRow="0" w:firstColumn="0" w:lastColumn="0" w:noHBand="0" w:noVBand="0"/>
+        <w:tblLook w:val="04A0" w:firstRow="1" w:lastRow="0" w:firstColumn="1" w:lastColumn="0" w:noHBand="0" w:noVBand="1"/>
       </w:tblPr>
       <w:tblGrid>
         <w:gridCol w:w="3300"/>
@@ -23953,7 +24134,7 @@
       <w:pPr>
         <w:pStyle w:val="2"/>
       </w:pPr>
-      <w:bookmarkStart w:id="30" w:name="_Toc241270583"/>
+      <w:bookmarkStart w:id="30" w:name="_Toc241320318"/>
       <w:r>
         <w:t>5.9. Собственные модели</w:t>
       </w:r>
@@ -24042,7 +24223,7 @@
         <w:pStyle w:val="1"/>
         <w:pageBreakBefore/>
       </w:pPr>
-      <w:bookmarkStart w:id="31" w:name="_Toc241270584"/>
+      <w:bookmarkStart w:id="31" w:name="_Toc241320319"/>
       <w:r>
         <w:lastRenderedPageBreak/>
         <w:t>6. Вычислительные устройства</w:t>
@@ -24082,7 +24263,7 @@
           <w:left w:w="10" w:type="dxa"/>
           <w:right w:w="10" w:type="dxa"/>
         </w:tblCellMar>
-        <w:tblLook w:val="0000" w:firstRow="0" w:lastRow="0" w:firstColumn="0" w:lastColumn="0" w:noHBand="0" w:noVBand="0"/>
+        <w:tblLook w:val="04A0" w:firstRow="1" w:lastRow="0" w:firstColumn="1" w:lastColumn="0" w:noHBand="0" w:noVBand="1"/>
       </w:tblPr>
       <w:tblGrid>
         <w:gridCol w:w="2600"/>
@@ -24506,7 +24687,7 @@
       <w:pPr>
         <w:pStyle w:val="2"/>
       </w:pPr>
-      <w:bookmarkStart w:id="32" w:name="_Toc241270585"/>
+      <w:bookmarkStart w:id="32" w:name="_Toc241320320"/>
       <w:r>
         <w:t>6.1. Режим «Авто»</w:t>
       </w:r>
@@ -24544,7 +24725,7 @@
       <w:pPr>
         <w:pStyle w:val="2"/>
       </w:pPr>
-      <w:bookmarkStart w:id="33" w:name="_Toc241270586"/>
+      <w:bookmarkStart w:id="33" w:name="_Toc241320321"/>
       <w:r>
         <w:t>6.2. Как программа находит устройства</w:t>
       </w:r>
@@ -24694,7 +24875,7 @@
       <w:pPr>
         <w:pStyle w:val="2"/>
       </w:pPr>
-      <w:bookmarkStart w:id="34" w:name="_Toc241270587"/>
+      <w:bookmarkStart w:id="34" w:name="_Toc241320322"/>
       <w:r>
         <w:t>6.3. Как включить видеокарту NVIDIA</w:t>
       </w:r>
@@ -24705,17 +24886,56 @@
         <w:spacing w:after="120" w:line="300" w:lineRule="auto"/>
       </w:pPr>
       <w:r>
-        <w:t xml:space="preserve">По умолчанию pip на Windows ставит PyTorch </w:t>
-      </w:r>
+        <w:t>Для расчёта на видеокарте PyTorch должен быть собран с поддержкой CUDA, причём версия CUDA в сборке не должна быть новее той, что поддерживает драйвер. Программа подбирает это сама — и при первой установке, и по команде:</w:t>
+      </w:r>
+    </w:p>
+    <w:p>
+      <w:pPr>
+        <w:keepNext/>
+        <w:keepLines/>
+        <w:pBdr>
+          <w:top w:val="single" w:sz="2" w:space="4" w:color="F3F5F9"/>
+          <w:left w:val="single" w:sz="18" w:space="8" w:color="2F6EDC"/>
+        </w:pBdr>
+        <w:shd w:val="clear" w:color="auto" w:fill="F3F5F9"/>
+        <w:spacing w:line="260" w:lineRule="auto"/>
+        <w:ind w:left="200"/>
+      </w:pPr>
       <w:r>
         <w:rPr>
-          <w:b/>
-          <w:bCs/>
+          <w:rFonts w:ascii="Consolas" w:eastAsia="Consolas" w:hAnsi="Consolas" w:cs="Consolas"/>
+          <w:sz w:val="18"/>
+          <w:szCs w:val="18"/>
         </w:rPr>
-        <w:t>без</w:t>
-      </w:r>
-      <w:r>
-        <w:t xml:space="preserve"> поддержки видеокарты. Первый запуск </w:t>
+        <w:t>python main.py --install-cuda        # Windows</w:t>
+      </w:r>
+    </w:p>
+    <w:p>
+      <w:pPr>
+        <w:keepLines/>
+        <w:pBdr>
+          <w:left w:val="single" w:sz="18" w:space="8" w:color="2F6EDC"/>
+          <w:bottom w:val="single" w:sz="2" w:space="4" w:color="F3F5F9"/>
+        </w:pBdr>
+        <w:shd w:val="clear" w:color="auto" w:fill="F3F5F9"/>
+        <w:spacing w:after="160" w:line="260" w:lineRule="auto"/>
+        <w:ind w:left="200"/>
+      </w:pPr>
+      <w:r>
+        <w:rPr>
+          <w:rFonts w:ascii="Consolas" w:eastAsia="Consolas" w:hAnsi="Consolas" w:cs="Consolas"/>
+          <w:sz w:val="18"/>
+          <w:szCs w:val="18"/>
+        </w:rPr>
+        <w:t>python3 main.py --install-cuda       # Linux</w:t>
+      </w:r>
+    </w:p>
+    <w:p>
+      <w:pPr>
+        <w:spacing w:after="120" w:line="300" w:lineRule="auto"/>
+      </w:pPr>
+      <w:r>
+        <w:t xml:space="preserve">Что делает команда (модуль </w:t>
       </w:r>
       <w:r>
         <w:rPr>
@@ -24724,10 +24944,10 @@
           <w:sz w:val="19"/>
           <w:szCs w:val="19"/>
         </w:rPr>
-        <w:t>main.py</w:t>
-      </w:r>
-      <w:r>
-        <w:t xml:space="preserve"> учитывает это и ставит сборку с CUDA сам. Если окружение уже создано без неё (в списке устройств видеокарта отмечена как недоступная), есть два способа:</w:t>
+        <w:t>bootstrap.py</w:t>
+      </w:r>
+      <w:r>
+        <w:t>):</w:t>
       </w:r>
     </w:p>
     <w:p>
@@ -24740,7 +24960,21 @@
         <w:spacing w:after="60" w:line="290" w:lineRule="auto"/>
       </w:pPr>
       <w:r>
-        <w:t xml:space="preserve">Удалить папку </w:t>
+        <w:lastRenderedPageBreak/>
+        <w:t>Проверяет, не работает ли видеокарта уже, — тогда ничего не меняет.</w:t>
+      </w:r>
+    </w:p>
+    <w:p>
+      <w:pPr>
+        <w:pStyle w:val="a4"/>
+        <w:numPr>
+          <w:ilvl w:val="0"/>
+          <w:numId w:val="8"/>
+        </w:numPr>
+        <w:spacing w:after="60" w:line="290" w:lineRule="auto"/>
+      </w:pPr>
+      <w:r>
+        <w:t xml:space="preserve">Через </w:t>
       </w:r>
       <w:r>
         <w:rPr>
@@ -24749,10 +24983,56 @@
           <w:sz w:val="19"/>
           <w:szCs w:val="19"/>
         </w:rPr>
-        <w:t>.venv</w:t>
-      </w:r>
-      <w:r>
-        <w:t xml:space="preserve"> и снова запустить </w:t>
+        <w:t>nvidia-smi</w:t>
+      </w:r>
+      <w:r>
+        <w:t xml:space="preserve"> узнаёт, какую максимальную версию CUDA поддерживает драйвер (строка «CUDA Version» в шапке).</w:t>
+      </w:r>
+    </w:p>
+    <w:p>
+      <w:pPr>
+        <w:pStyle w:val="a4"/>
+        <w:numPr>
+          <w:ilvl w:val="0"/>
+          <w:numId w:val="8"/>
+        </w:numPr>
+        <w:spacing w:after="60" w:line="290" w:lineRule="auto"/>
+      </w:pPr>
+      <w:r>
+        <w:t>Выбирает самую новую подходящую сборку PyTorch: cu130, cu128, cu126, cu124, cu121 или cu118. Например, для драйвера с CUDA 12.2 — cu121, для CUDA 13.x — cu130.</w:t>
+      </w:r>
+    </w:p>
+    <w:p>
+      <w:pPr>
+        <w:pStyle w:val="a4"/>
+        <w:numPr>
+          <w:ilvl w:val="0"/>
+          <w:numId w:val="8"/>
+        </w:numPr>
+        <w:spacing w:after="60" w:line="290" w:lineRule="auto"/>
+      </w:pPr>
+      <w:r>
+        <w:t>Удаляет PyTorch без CUDA и ставит выбранную сборку (скачивается 2–3 ГБ).</w:t>
+      </w:r>
+    </w:p>
+    <w:p>
+      <w:pPr>
+        <w:pStyle w:val="a4"/>
+        <w:numPr>
+          <w:ilvl w:val="0"/>
+          <w:numId w:val="8"/>
+        </w:numPr>
+        <w:spacing w:after="60" w:line="290" w:lineRule="auto"/>
+      </w:pPr>
+      <w:r>
+        <w:rPr>
+          <w:b/>
+          <w:bCs/>
+        </w:rPr>
+        <w:t>Проверяет</w:t>
+      </w:r>
+      <w:r>
+        <w:t xml:space="preserve">, что </w:t>
       </w:r>
       <w:r>
         <w:rPr>
@@ -24761,24 +25041,18 @@
           <w:sz w:val="19"/>
           <w:szCs w:val="19"/>
         </w:rPr>
-        <w:t>python main.py</w:t>
-      </w:r>
-      <w:r>
-        <w:t xml:space="preserve"> — окружение создастся заново уже с CUDA.</w:t>
-      </w:r>
-    </w:p>
-    <w:p>
-      <w:pPr>
-        <w:pStyle w:val="a4"/>
-        <w:numPr>
-          <w:ilvl w:val="0"/>
-          <w:numId w:val="8"/>
-        </w:numPr>
-        <w:spacing w:after="60" w:line="290" w:lineRule="auto"/>
-      </w:pPr>
-      <w:r>
-        <w:lastRenderedPageBreak/>
-        <w:t xml:space="preserve">Или вручную: </w:t>
+        <w:t>torch.cuda.is_available()</w:t>
+      </w:r>
+      <w:r>
+        <w:t xml:space="preserve"> действительно возвращает «да». Если нет — пробует следующую, более старую сборку; если не подошла ни одна — возвращает обычную сборку, и программа продолжает работать на процессоре.</w:t>
+      </w:r>
+    </w:p>
+    <w:p>
+      <w:pPr>
+        <w:spacing w:after="120" w:line="300" w:lineRule="auto"/>
+      </w:pPr>
+      <w:r>
+        <w:t xml:space="preserve">При первом запуске (когда PyTorch ещё не установлен) то же самое происходит автоматически, если в системе есть драйвер NVIDIA. Отключить это можно переменной </w:t>
       </w:r>
       <w:r>
         <w:rPr>
@@ -24787,10 +25061,10 @@
           <w:sz w:val="19"/>
           <w:szCs w:val="19"/>
         </w:rPr>
-        <w:t>.venv\Scripts\python -m pip install --force-reinstall torch torchvision --index-url https://download.pytorch.org/whl/cu128</w:t>
-      </w:r>
-      <w:r>
-        <w:t xml:space="preserve"> (номер CUDA — по версии драйвера, см. pytorch.org).</w:t>
+        <w:t>AI_CAMERA_CPU_ONLY=1</w:t>
+      </w:r>
+      <w:r>
+        <w:t>. Команду нужно выполнять, когда программа не запущена: пока модель работает, Windows не даёт заменить файлы PyTorch.</w:t>
       </w:r>
     </w:p>
     <w:p>
@@ -24803,14 +25077,14 @@
         <w:ind w:left="200" w:right="100"/>
       </w:pPr>
       <w:r>
-        <w:t>Требования: актуальный драйвер NVIDIA. Сам CUDA Toolkit ставить не нужно — нужные библиотеки входят в пакет PyTorch.</w:t>
+        <w:t>Требования: драйвер NVIDIA с поддержкой CUDA 11.8 или новее (драйвер 520+). Сам CUDA Toolkit и cuDNN ставить не нужно — все библиотеки входят в пакет PyTorch.</w:t>
       </w:r>
     </w:p>
     <w:p>
       <w:pPr>
         <w:pStyle w:val="2"/>
       </w:pPr>
-      <w:bookmarkStart w:id="35" w:name="_Toc241270588"/>
+      <w:bookmarkStart w:id="35" w:name="_Toc241320323"/>
       <w:r>
         <w:t>6.4. Сколько даёт ускорение</w:t>
       </w:r>
@@ -24826,25 +25100,11 @@
     </w:p>
     <w:p>
       <w:pPr>
-        <w:pStyle w:val="1"/>
-        <w:pageBreakBefore/>
-      </w:pPr>
-      <w:bookmarkStart w:id="36" w:name="_Toc241270589"/>
-      <w:r>
-        <w:lastRenderedPageBreak/>
-        <w:t>7. Устройство программы</w:t>
-      </w:r>
-      <w:bookmarkEnd w:id="36"/>
-    </w:p>
-    <w:p>
-      <w:pPr>
-        <w:pStyle w:val="2"/>
-      </w:pPr>
-      <w:bookmarkStart w:id="37" w:name="_Toc241270590"/>
-      <w:r>
-        <w:t>7.1. Структура файлов</w:t>
-      </w:r>
-      <w:bookmarkEnd w:id="37"/>
+        <w:spacing w:after="120" w:line="300" w:lineRule="auto"/>
+      </w:pPr>
+      <w:r>
+        <w:t>Замер на этом компьютере (тестовое изображение, вход 640, PyTorch 2.14 с CUDA 13.0):</w:t>
+      </w:r>
     </w:p>
     <w:tbl>
       <w:tblPr>
@@ -24861,7 +25121,1813 @@
           <w:left w:w="10" w:type="dxa"/>
           <w:right w:w="10" w:type="dxa"/>
         </w:tblCellMar>
-        <w:tblLook w:val="0000" w:firstRow="0" w:lastRow="0" w:firstColumn="0" w:lastColumn="0" w:noHBand="0" w:noVBand="0"/>
+        <w:tblLook w:val="04A0" w:firstRow="1" w:lastRow="0" w:firstColumn="1" w:lastColumn="0" w:noHBand="0" w:noVBand="1"/>
+      </w:tblPr>
+      <w:tblGrid>
+        <w:gridCol w:w="2600"/>
+        <w:gridCol w:w="2400"/>
+        <w:gridCol w:w="2800"/>
+        <w:gridCol w:w="1838"/>
+      </w:tblGrid>
+      <w:tr>
+        <w:tblPrEx>
+          <w:tblCellMar>
+            <w:top w:w="0" w:type="dxa"/>
+            <w:bottom w:w="0" w:type="dxa"/>
+          </w:tblCellMar>
+        </w:tblPrEx>
+        <w:trPr>
+          <w:tblHeader/>
+        </w:trPr>
+        <w:tc>
+          <w:tcPr>
+            <w:tcW w:w="2600" w:type="dxa"/>
+            <w:tcBorders>
+              <w:top w:val="single" w:sz="4" w:space="0" w:color="D5DAE3"/>
+              <w:left w:val="single" w:sz="4" w:space="0" w:color="D5DAE3"/>
+              <w:bottom w:val="single" w:sz="4" w:space="0" w:color="D5DAE3"/>
+              <w:right w:val="single" w:sz="4" w:space="0" w:color="D5DAE3"/>
+            </w:tcBorders>
+            <w:shd w:val="clear" w:color="auto" w:fill="E4ECFA"/>
+            <w:tcMar>
+              <w:top w:w="70" w:type="dxa"/>
+              <w:left w:w="110" w:type="dxa"/>
+              <w:bottom w:w="70" w:type="dxa"/>
+              <w:right w:w="110" w:type="dxa"/>
+            </w:tcMar>
+            <w:vAlign w:val="center"/>
+          </w:tcPr>
+          <w:p>
+            <w:pPr>
+              <w:spacing w:line="270" w:lineRule="auto"/>
+            </w:pPr>
+            <w:r>
+              <w:rPr>
+                <w:b/>
+                <w:bCs/>
+                <w:sz w:val="20"/>
+                <w:szCs w:val="20"/>
+              </w:rPr>
+              <w:t>Модель</w:t>
+            </w:r>
+          </w:p>
+        </w:tc>
+        <w:tc>
+          <w:tcPr>
+            <w:tcW w:w="2400" w:type="dxa"/>
+            <w:tcBorders>
+              <w:top w:val="single" w:sz="4" w:space="0" w:color="D5DAE3"/>
+              <w:left w:val="single" w:sz="4" w:space="0" w:color="D5DAE3"/>
+              <w:bottom w:val="single" w:sz="4" w:space="0" w:color="D5DAE3"/>
+              <w:right w:val="single" w:sz="4" w:space="0" w:color="D5DAE3"/>
+            </w:tcBorders>
+            <w:shd w:val="clear" w:color="auto" w:fill="E4ECFA"/>
+            <w:tcMar>
+              <w:top w:w="70" w:type="dxa"/>
+              <w:left w:w="110" w:type="dxa"/>
+              <w:bottom w:w="70" w:type="dxa"/>
+              <w:right w:w="110" w:type="dxa"/>
+            </w:tcMar>
+            <w:vAlign w:val="center"/>
+          </w:tcPr>
+          <w:p>
+            <w:pPr>
+              <w:spacing w:line="270" w:lineRule="auto"/>
+            </w:pPr>
+            <w:r>
+              <w:rPr>
+                <w:b/>
+                <w:bCs/>
+                <w:sz w:val="20"/>
+                <w:szCs w:val="20"/>
+              </w:rPr>
+              <w:t>Процессор i7-11700F</w:t>
+            </w:r>
+          </w:p>
+        </w:tc>
+        <w:tc>
+          <w:tcPr>
+            <w:tcW w:w="2800" w:type="dxa"/>
+            <w:tcBorders>
+              <w:top w:val="single" w:sz="4" w:space="0" w:color="D5DAE3"/>
+              <w:left w:val="single" w:sz="4" w:space="0" w:color="D5DAE3"/>
+              <w:bottom w:val="single" w:sz="4" w:space="0" w:color="D5DAE3"/>
+              <w:right w:val="single" w:sz="4" w:space="0" w:color="D5DAE3"/>
+            </w:tcBorders>
+            <w:shd w:val="clear" w:color="auto" w:fill="E4ECFA"/>
+            <w:tcMar>
+              <w:top w:w="70" w:type="dxa"/>
+              <w:left w:w="110" w:type="dxa"/>
+              <w:bottom w:w="70" w:type="dxa"/>
+              <w:right w:w="110" w:type="dxa"/>
+            </w:tcMar>
+            <w:vAlign w:val="center"/>
+          </w:tcPr>
+          <w:p>
+            <w:pPr>
+              <w:spacing w:line="270" w:lineRule="auto"/>
+            </w:pPr>
+            <w:r>
+              <w:rPr>
+                <w:b/>
+                <w:bCs/>
+                <w:sz w:val="20"/>
+                <w:szCs w:val="20"/>
+              </w:rPr>
+              <w:t>Видеокарта RTX 3060 Ti</w:t>
+            </w:r>
+          </w:p>
+        </w:tc>
+        <w:tc>
+          <w:tcPr>
+            <w:tcW w:w="1838" w:type="dxa"/>
+            <w:tcBorders>
+              <w:top w:val="single" w:sz="4" w:space="0" w:color="D5DAE3"/>
+              <w:left w:val="single" w:sz="4" w:space="0" w:color="D5DAE3"/>
+              <w:bottom w:val="single" w:sz="4" w:space="0" w:color="D5DAE3"/>
+              <w:right w:val="single" w:sz="4" w:space="0" w:color="D5DAE3"/>
+            </w:tcBorders>
+            <w:shd w:val="clear" w:color="auto" w:fill="E4ECFA"/>
+            <w:tcMar>
+              <w:top w:w="70" w:type="dxa"/>
+              <w:left w:w="110" w:type="dxa"/>
+              <w:bottom w:w="70" w:type="dxa"/>
+              <w:right w:w="110" w:type="dxa"/>
+            </w:tcMar>
+            <w:vAlign w:val="center"/>
+          </w:tcPr>
+          <w:p>
+            <w:pPr>
+              <w:spacing w:line="270" w:lineRule="auto"/>
+            </w:pPr>
+            <w:r>
+              <w:rPr>
+                <w:b/>
+                <w:bCs/>
+                <w:sz w:val="20"/>
+                <w:szCs w:val="20"/>
+              </w:rPr>
+              <w:t>Ускорение</w:t>
+            </w:r>
+          </w:p>
+        </w:tc>
+      </w:tr>
+      <w:tr>
+        <w:tblPrEx>
+          <w:tblCellMar>
+            <w:top w:w="0" w:type="dxa"/>
+            <w:bottom w:w="0" w:type="dxa"/>
+          </w:tblCellMar>
+        </w:tblPrEx>
+        <w:tc>
+          <w:tcPr>
+            <w:tcW w:w="2600" w:type="dxa"/>
+            <w:tcBorders>
+              <w:top w:val="single" w:sz="4" w:space="0" w:color="D5DAE3"/>
+              <w:left w:val="single" w:sz="4" w:space="0" w:color="D5DAE3"/>
+              <w:bottom w:val="single" w:sz="4" w:space="0" w:color="D5DAE3"/>
+              <w:right w:val="single" w:sz="4" w:space="0" w:color="D5DAE3"/>
+            </w:tcBorders>
+            <w:tcMar>
+              <w:top w:w="70" w:type="dxa"/>
+              <w:left w:w="110" w:type="dxa"/>
+              <w:bottom w:w="70" w:type="dxa"/>
+              <w:right w:w="110" w:type="dxa"/>
+            </w:tcMar>
+            <w:vAlign w:val="center"/>
+          </w:tcPr>
+          <w:p>
+            <w:pPr>
+              <w:spacing w:line="270" w:lineRule="auto"/>
+            </w:pPr>
+            <w:r>
+              <w:rPr>
+                <w:sz w:val="20"/>
+                <w:szCs w:val="20"/>
+              </w:rPr>
+              <w:t>YOLO26 Nano</w:t>
+            </w:r>
+          </w:p>
+        </w:tc>
+        <w:tc>
+          <w:tcPr>
+            <w:tcW w:w="2400" w:type="dxa"/>
+            <w:tcBorders>
+              <w:top w:val="single" w:sz="4" w:space="0" w:color="D5DAE3"/>
+              <w:left w:val="single" w:sz="4" w:space="0" w:color="D5DAE3"/>
+              <w:bottom w:val="single" w:sz="4" w:space="0" w:color="D5DAE3"/>
+              <w:right w:val="single" w:sz="4" w:space="0" w:color="D5DAE3"/>
+            </w:tcBorders>
+            <w:tcMar>
+              <w:top w:w="70" w:type="dxa"/>
+              <w:left w:w="110" w:type="dxa"/>
+              <w:bottom w:w="70" w:type="dxa"/>
+              <w:right w:w="110" w:type="dxa"/>
+            </w:tcMar>
+            <w:vAlign w:val="center"/>
+          </w:tcPr>
+          <w:p>
+            <w:pPr>
+              <w:spacing w:line="270" w:lineRule="auto"/>
+            </w:pPr>
+            <w:r>
+              <w:rPr>
+                <w:sz w:val="20"/>
+                <w:szCs w:val="20"/>
+              </w:rPr>
+              <w:t>41 мс · 25 FPS</w:t>
+            </w:r>
+          </w:p>
+        </w:tc>
+        <w:tc>
+          <w:tcPr>
+            <w:tcW w:w="2800" w:type="dxa"/>
+            <w:tcBorders>
+              <w:top w:val="single" w:sz="4" w:space="0" w:color="D5DAE3"/>
+              <w:left w:val="single" w:sz="4" w:space="0" w:color="D5DAE3"/>
+              <w:bottom w:val="single" w:sz="4" w:space="0" w:color="D5DAE3"/>
+              <w:right w:val="single" w:sz="4" w:space="0" w:color="D5DAE3"/>
+            </w:tcBorders>
+            <w:tcMar>
+              <w:top w:w="70" w:type="dxa"/>
+              <w:left w:w="110" w:type="dxa"/>
+              <w:bottom w:w="70" w:type="dxa"/>
+              <w:right w:w="110" w:type="dxa"/>
+            </w:tcMar>
+            <w:vAlign w:val="center"/>
+          </w:tcPr>
+          <w:p>
+            <w:pPr>
+              <w:spacing w:line="270" w:lineRule="auto"/>
+            </w:pPr>
+            <w:r>
+              <w:rPr>
+                <w:sz w:val="20"/>
+                <w:szCs w:val="20"/>
+              </w:rPr>
+              <w:t>17 мс · 58 FPS</w:t>
+            </w:r>
+          </w:p>
+        </w:tc>
+        <w:tc>
+          <w:tcPr>
+            <w:tcW w:w="1838" w:type="dxa"/>
+            <w:tcBorders>
+              <w:top w:val="single" w:sz="4" w:space="0" w:color="D5DAE3"/>
+              <w:left w:val="single" w:sz="4" w:space="0" w:color="D5DAE3"/>
+              <w:bottom w:val="single" w:sz="4" w:space="0" w:color="D5DAE3"/>
+              <w:right w:val="single" w:sz="4" w:space="0" w:color="D5DAE3"/>
+            </w:tcBorders>
+            <w:tcMar>
+              <w:top w:w="70" w:type="dxa"/>
+              <w:left w:w="110" w:type="dxa"/>
+              <w:bottom w:w="70" w:type="dxa"/>
+              <w:right w:w="110" w:type="dxa"/>
+            </w:tcMar>
+            <w:vAlign w:val="center"/>
+          </w:tcPr>
+          <w:p>
+            <w:pPr>
+              <w:spacing w:line="270" w:lineRule="auto"/>
+            </w:pPr>
+            <w:r>
+              <w:rPr>
+                <w:sz w:val="20"/>
+                <w:szCs w:val="20"/>
+              </w:rPr>
+              <w:t>≈ 2,3×</w:t>
+            </w:r>
+          </w:p>
+        </w:tc>
+      </w:tr>
+      <w:tr>
+        <w:tblPrEx>
+          <w:tblCellMar>
+            <w:top w:w="0" w:type="dxa"/>
+            <w:bottom w:w="0" w:type="dxa"/>
+          </w:tblCellMar>
+        </w:tblPrEx>
+        <w:tc>
+          <w:tcPr>
+            <w:tcW w:w="2600" w:type="dxa"/>
+            <w:tcBorders>
+              <w:top w:val="single" w:sz="4" w:space="0" w:color="D5DAE3"/>
+              <w:left w:val="single" w:sz="4" w:space="0" w:color="D5DAE3"/>
+              <w:bottom w:val="single" w:sz="4" w:space="0" w:color="D5DAE3"/>
+              <w:right w:val="single" w:sz="4" w:space="0" w:color="D5DAE3"/>
+            </w:tcBorders>
+            <w:shd w:val="clear" w:color="auto" w:fill="F7F9FC"/>
+            <w:tcMar>
+              <w:top w:w="70" w:type="dxa"/>
+              <w:left w:w="110" w:type="dxa"/>
+              <w:bottom w:w="70" w:type="dxa"/>
+              <w:right w:w="110" w:type="dxa"/>
+            </w:tcMar>
+            <w:vAlign w:val="center"/>
+          </w:tcPr>
+          <w:p>
+            <w:pPr>
+              <w:spacing w:line="270" w:lineRule="auto"/>
+            </w:pPr>
+            <w:r>
+              <w:rPr>
+                <w:sz w:val="20"/>
+                <w:szCs w:val="20"/>
+              </w:rPr>
+              <w:t>YOLO26 Medium</w:t>
+            </w:r>
+          </w:p>
+        </w:tc>
+        <w:tc>
+          <w:tcPr>
+            <w:tcW w:w="2400" w:type="dxa"/>
+            <w:tcBorders>
+              <w:top w:val="single" w:sz="4" w:space="0" w:color="D5DAE3"/>
+              <w:left w:val="single" w:sz="4" w:space="0" w:color="D5DAE3"/>
+              <w:bottom w:val="single" w:sz="4" w:space="0" w:color="D5DAE3"/>
+              <w:right w:val="single" w:sz="4" w:space="0" w:color="D5DAE3"/>
+            </w:tcBorders>
+            <w:shd w:val="clear" w:color="auto" w:fill="F7F9FC"/>
+            <w:tcMar>
+              <w:top w:w="70" w:type="dxa"/>
+              <w:left w:w="110" w:type="dxa"/>
+              <w:bottom w:w="70" w:type="dxa"/>
+              <w:right w:w="110" w:type="dxa"/>
+            </w:tcMar>
+            <w:vAlign w:val="center"/>
+          </w:tcPr>
+          <w:p>
+            <w:pPr>
+              <w:spacing w:line="270" w:lineRule="auto"/>
+            </w:pPr>
+            <w:r>
+              <w:rPr>
+                <w:sz w:val="20"/>
+                <w:szCs w:val="20"/>
+              </w:rPr>
+              <w:t>206 мс · 4,9 FPS</w:t>
+            </w:r>
+          </w:p>
+        </w:tc>
+        <w:tc>
+          <w:tcPr>
+            <w:tcW w:w="2800" w:type="dxa"/>
+            <w:tcBorders>
+              <w:top w:val="single" w:sz="4" w:space="0" w:color="D5DAE3"/>
+              <w:left w:val="single" w:sz="4" w:space="0" w:color="D5DAE3"/>
+              <w:bottom w:val="single" w:sz="4" w:space="0" w:color="D5DAE3"/>
+              <w:right w:val="single" w:sz="4" w:space="0" w:color="D5DAE3"/>
+            </w:tcBorders>
+            <w:shd w:val="clear" w:color="auto" w:fill="F7F9FC"/>
+            <w:tcMar>
+              <w:top w:w="70" w:type="dxa"/>
+              <w:left w:w="110" w:type="dxa"/>
+              <w:bottom w:w="70" w:type="dxa"/>
+              <w:right w:w="110" w:type="dxa"/>
+            </w:tcMar>
+            <w:vAlign w:val="center"/>
+          </w:tcPr>
+          <w:p>
+            <w:pPr>
+              <w:spacing w:line="270" w:lineRule="auto"/>
+            </w:pPr>
+            <w:r>
+              <w:rPr>
+                <w:sz w:val="20"/>
+                <w:szCs w:val="20"/>
+              </w:rPr>
+              <w:t>21 мс · 47 FPS</w:t>
+            </w:r>
+          </w:p>
+        </w:tc>
+        <w:tc>
+          <w:tcPr>
+            <w:tcW w:w="1838" w:type="dxa"/>
+            <w:tcBorders>
+              <w:top w:val="single" w:sz="4" w:space="0" w:color="D5DAE3"/>
+              <w:left w:val="single" w:sz="4" w:space="0" w:color="D5DAE3"/>
+              <w:bottom w:val="single" w:sz="4" w:space="0" w:color="D5DAE3"/>
+              <w:right w:val="single" w:sz="4" w:space="0" w:color="D5DAE3"/>
+            </w:tcBorders>
+            <w:shd w:val="clear" w:color="auto" w:fill="F7F9FC"/>
+            <w:tcMar>
+              <w:top w:w="70" w:type="dxa"/>
+              <w:left w:w="110" w:type="dxa"/>
+              <w:bottom w:w="70" w:type="dxa"/>
+              <w:right w:w="110" w:type="dxa"/>
+            </w:tcMar>
+            <w:vAlign w:val="center"/>
+          </w:tcPr>
+          <w:p>
+            <w:pPr>
+              <w:spacing w:line="270" w:lineRule="auto"/>
+            </w:pPr>
+            <w:r>
+              <w:rPr>
+                <w:sz w:val="20"/>
+                <w:szCs w:val="20"/>
+              </w:rPr>
+              <w:t>≈ 10×</w:t>
+            </w:r>
+          </w:p>
+        </w:tc>
+      </w:tr>
+      <w:tr>
+        <w:tblPrEx>
+          <w:tblCellMar>
+            <w:top w:w="0" w:type="dxa"/>
+            <w:bottom w:w="0" w:type="dxa"/>
+          </w:tblCellMar>
+        </w:tblPrEx>
+        <w:tc>
+          <w:tcPr>
+            <w:tcW w:w="2600" w:type="dxa"/>
+            <w:tcBorders>
+              <w:top w:val="single" w:sz="4" w:space="0" w:color="D5DAE3"/>
+              <w:left w:val="single" w:sz="4" w:space="0" w:color="D5DAE3"/>
+              <w:bottom w:val="single" w:sz="4" w:space="0" w:color="D5DAE3"/>
+              <w:right w:val="single" w:sz="4" w:space="0" w:color="D5DAE3"/>
+            </w:tcBorders>
+            <w:tcMar>
+              <w:top w:w="70" w:type="dxa"/>
+              <w:left w:w="110" w:type="dxa"/>
+              <w:bottom w:w="70" w:type="dxa"/>
+              <w:right w:w="110" w:type="dxa"/>
+            </w:tcMar>
+            <w:vAlign w:val="center"/>
+          </w:tcPr>
+          <w:p>
+            <w:pPr>
+              <w:spacing w:line="270" w:lineRule="auto"/>
+            </w:pPr>
+            <w:r>
+              <w:rPr>
+                <w:sz w:val="20"/>
+                <w:szCs w:val="20"/>
+              </w:rPr>
+              <w:t>YOLO26 Extra Large</w:t>
+            </w:r>
+          </w:p>
+        </w:tc>
+        <w:tc>
+          <w:tcPr>
+            <w:tcW w:w="2400" w:type="dxa"/>
+            <w:tcBorders>
+              <w:top w:val="single" w:sz="4" w:space="0" w:color="D5DAE3"/>
+              <w:left w:val="single" w:sz="4" w:space="0" w:color="D5DAE3"/>
+              <w:bottom w:val="single" w:sz="4" w:space="0" w:color="D5DAE3"/>
+              <w:right w:val="single" w:sz="4" w:space="0" w:color="D5DAE3"/>
+            </w:tcBorders>
+            <w:tcMar>
+              <w:top w:w="70" w:type="dxa"/>
+              <w:left w:w="110" w:type="dxa"/>
+              <w:bottom w:w="70" w:type="dxa"/>
+              <w:right w:w="110" w:type="dxa"/>
+            </w:tcMar>
+            <w:vAlign w:val="center"/>
+          </w:tcPr>
+          <w:p>
+            <w:pPr>
+              <w:spacing w:line="270" w:lineRule="auto"/>
+            </w:pPr>
+            <w:r>
+              <w:rPr>
+                <w:sz w:val="20"/>
+                <w:szCs w:val="20"/>
+              </w:rPr>
+              <w:t>516 мс · 1,9 FPS</w:t>
+            </w:r>
+          </w:p>
+        </w:tc>
+        <w:tc>
+          <w:tcPr>
+            <w:tcW w:w="2800" w:type="dxa"/>
+            <w:tcBorders>
+              <w:top w:val="single" w:sz="4" w:space="0" w:color="D5DAE3"/>
+              <w:left w:val="single" w:sz="4" w:space="0" w:color="D5DAE3"/>
+              <w:bottom w:val="single" w:sz="4" w:space="0" w:color="D5DAE3"/>
+              <w:right w:val="single" w:sz="4" w:space="0" w:color="D5DAE3"/>
+            </w:tcBorders>
+            <w:tcMar>
+              <w:top w:w="70" w:type="dxa"/>
+              <w:left w:w="110" w:type="dxa"/>
+              <w:bottom w:w="70" w:type="dxa"/>
+              <w:right w:w="110" w:type="dxa"/>
+            </w:tcMar>
+            <w:vAlign w:val="center"/>
+          </w:tcPr>
+          <w:p>
+            <w:pPr>
+              <w:spacing w:line="270" w:lineRule="auto"/>
+            </w:pPr>
+            <w:r>
+              <w:rPr>
+                <w:sz w:val="20"/>
+                <w:szCs w:val="20"/>
+              </w:rPr>
+              <w:t>29 мс · 34 FPS</w:t>
+            </w:r>
+          </w:p>
+        </w:tc>
+        <w:tc>
+          <w:tcPr>
+            <w:tcW w:w="1838" w:type="dxa"/>
+            <w:tcBorders>
+              <w:top w:val="single" w:sz="4" w:space="0" w:color="D5DAE3"/>
+              <w:left w:val="single" w:sz="4" w:space="0" w:color="D5DAE3"/>
+              <w:bottom w:val="single" w:sz="4" w:space="0" w:color="D5DAE3"/>
+              <w:right w:val="single" w:sz="4" w:space="0" w:color="D5DAE3"/>
+            </w:tcBorders>
+            <w:tcMar>
+              <w:top w:w="70" w:type="dxa"/>
+              <w:left w:w="110" w:type="dxa"/>
+              <w:bottom w:w="70" w:type="dxa"/>
+              <w:right w:w="110" w:type="dxa"/>
+            </w:tcMar>
+            <w:vAlign w:val="center"/>
+          </w:tcPr>
+          <w:p>
+            <w:pPr>
+              <w:spacing w:line="270" w:lineRule="auto"/>
+            </w:pPr>
+            <w:r>
+              <w:rPr>
+                <w:sz w:val="20"/>
+                <w:szCs w:val="20"/>
+              </w:rPr>
+              <w:t>≈ 18×</w:t>
+            </w:r>
+          </w:p>
+        </w:tc>
+      </w:tr>
+    </w:tbl>
+    <w:p>
+      <w:pPr>
+        <w:spacing w:after="120"/>
+      </w:pPr>
+    </w:p>
+    <w:p>
+      <w:pPr>
+        <w:spacing w:after="120" w:line="300" w:lineRule="auto"/>
+      </w:pPr>
+      <w:r>
+        <w:t>Чем больше модель, тем больше выигрыш: у маленьких моделей значительную часть времени занимают подготовка кадра и передача данных, а не сами вычисления. С камерой и моделью YOLO26 Medium видео ускорилось с 8 до 26 кадров в секунду — дальше скорость ограничивает сама камера.</w:t>
+      </w:r>
+    </w:p>
+    <w:p>
+      <w:pPr>
+        <w:pStyle w:val="2"/>
+      </w:pPr>
+      <w:bookmarkStart w:id="36" w:name="_Toc241320324"/>
+      <w:r>
+        <w:t>6.5. Видеокарта NVIDIA на Linux</w:t>
+      </w:r>
+      <w:bookmarkEnd w:id="36"/>
+    </w:p>
+    <w:p>
+      <w:pPr>
+        <w:spacing w:after="120" w:line="300" w:lineRule="auto"/>
+      </w:pPr>
+      <w:r>
+        <w:t>На Linux поддерживаются видеокарты NVIDIA на компьютерах x86-64 (Ubuntu, Debian, Fedora, Arch и др.), а также WSL2 в Windows. Порядок запуска:</w:t>
+      </w:r>
+    </w:p>
+    <w:p>
+      <w:pPr>
+        <w:pStyle w:val="3"/>
+      </w:pPr>
+      <w:r>
+        <w:t>Шаг 1. Драйвер</w:t>
+      </w:r>
+    </w:p>
+    <w:p>
+      <w:pPr>
+        <w:spacing w:after="120" w:line="300" w:lineRule="auto"/>
+      </w:pPr>
+      <w:r>
+        <w:t xml:space="preserve">Проверьте, установлен ли драйвер: команда </w:t>
+      </w:r>
+      <w:r>
+        <w:rPr>
+          <w:rFonts w:ascii="Consolas" w:eastAsia="Consolas" w:hAnsi="Consolas" w:cs="Consolas"/>
+          <w:color w:val="B03A2E"/>
+          <w:sz w:val="19"/>
+          <w:szCs w:val="19"/>
+        </w:rPr>
+        <w:t>nvidia-smi</w:t>
+      </w:r>
+      <w:r>
+        <w:t xml:space="preserve"> должна показать видеокарту и строку «CUDA Version». Если команды нет, установите драйвер и перезагрузитесь:</w:t>
+      </w:r>
+    </w:p>
+    <w:tbl>
+      <w:tblPr>
+        <w:tblW w:w="9638" w:type="dxa"/>
+        <w:tblBorders>
+          <w:top w:val="single" w:sz="4" w:space="0" w:color="auto"/>
+          <w:left w:val="single" w:sz="4" w:space="0" w:color="auto"/>
+          <w:bottom w:val="single" w:sz="4" w:space="0" w:color="auto"/>
+          <w:right w:val="single" w:sz="4" w:space="0" w:color="auto"/>
+          <w:insideH w:val="single" w:sz="4" w:space="0" w:color="auto"/>
+          <w:insideV w:val="single" w:sz="4" w:space="0" w:color="auto"/>
+        </w:tblBorders>
+        <w:tblCellMar>
+          <w:left w:w="10" w:type="dxa"/>
+          <w:right w:w="10" w:type="dxa"/>
+        </w:tblCellMar>
+        <w:tblLook w:val="04A0" w:firstRow="1" w:lastRow="0" w:firstColumn="1" w:lastColumn="0" w:noHBand="0" w:noVBand="1"/>
+      </w:tblPr>
+      <w:tblGrid>
+        <w:gridCol w:w="2500"/>
+        <w:gridCol w:w="7138"/>
+      </w:tblGrid>
+      <w:tr>
+        <w:tblPrEx>
+          <w:tblCellMar>
+            <w:top w:w="0" w:type="dxa"/>
+            <w:bottom w:w="0" w:type="dxa"/>
+          </w:tblCellMar>
+        </w:tblPrEx>
+        <w:trPr>
+          <w:tblHeader/>
+        </w:trPr>
+        <w:tc>
+          <w:tcPr>
+            <w:tcW w:w="2500" w:type="dxa"/>
+            <w:tcBorders>
+              <w:top w:val="single" w:sz="4" w:space="0" w:color="D5DAE3"/>
+              <w:left w:val="single" w:sz="4" w:space="0" w:color="D5DAE3"/>
+              <w:bottom w:val="single" w:sz="4" w:space="0" w:color="D5DAE3"/>
+              <w:right w:val="single" w:sz="4" w:space="0" w:color="D5DAE3"/>
+            </w:tcBorders>
+            <w:shd w:val="clear" w:color="auto" w:fill="E4ECFA"/>
+            <w:tcMar>
+              <w:top w:w="70" w:type="dxa"/>
+              <w:left w:w="110" w:type="dxa"/>
+              <w:bottom w:w="70" w:type="dxa"/>
+              <w:right w:w="110" w:type="dxa"/>
+            </w:tcMar>
+            <w:vAlign w:val="center"/>
+          </w:tcPr>
+          <w:p>
+            <w:pPr>
+              <w:spacing w:line="270" w:lineRule="auto"/>
+            </w:pPr>
+            <w:r>
+              <w:rPr>
+                <w:b/>
+                <w:bCs/>
+                <w:sz w:val="20"/>
+                <w:szCs w:val="20"/>
+              </w:rPr>
+              <w:lastRenderedPageBreak/>
+              <w:t>Дистрибутив</w:t>
+            </w:r>
+          </w:p>
+        </w:tc>
+        <w:tc>
+          <w:tcPr>
+            <w:tcW w:w="7138" w:type="dxa"/>
+            <w:tcBorders>
+              <w:top w:val="single" w:sz="4" w:space="0" w:color="D5DAE3"/>
+              <w:left w:val="single" w:sz="4" w:space="0" w:color="D5DAE3"/>
+              <w:bottom w:val="single" w:sz="4" w:space="0" w:color="D5DAE3"/>
+              <w:right w:val="single" w:sz="4" w:space="0" w:color="D5DAE3"/>
+            </w:tcBorders>
+            <w:shd w:val="clear" w:color="auto" w:fill="E4ECFA"/>
+            <w:tcMar>
+              <w:top w:w="70" w:type="dxa"/>
+              <w:left w:w="110" w:type="dxa"/>
+              <w:bottom w:w="70" w:type="dxa"/>
+              <w:right w:w="110" w:type="dxa"/>
+            </w:tcMar>
+            <w:vAlign w:val="center"/>
+          </w:tcPr>
+          <w:p>
+            <w:pPr>
+              <w:spacing w:line="270" w:lineRule="auto"/>
+            </w:pPr>
+            <w:r>
+              <w:rPr>
+                <w:b/>
+                <w:bCs/>
+                <w:sz w:val="20"/>
+                <w:szCs w:val="20"/>
+              </w:rPr>
+              <w:t>Команда</w:t>
+            </w:r>
+          </w:p>
+        </w:tc>
+      </w:tr>
+      <w:tr>
+        <w:tblPrEx>
+          <w:tblCellMar>
+            <w:top w:w="0" w:type="dxa"/>
+            <w:bottom w:w="0" w:type="dxa"/>
+          </w:tblCellMar>
+        </w:tblPrEx>
+        <w:tc>
+          <w:tcPr>
+            <w:tcW w:w="2500" w:type="dxa"/>
+            <w:tcBorders>
+              <w:top w:val="single" w:sz="4" w:space="0" w:color="D5DAE3"/>
+              <w:left w:val="single" w:sz="4" w:space="0" w:color="D5DAE3"/>
+              <w:bottom w:val="single" w:sz="4" w:space="0" w:color="D5DAE3"/>
+              <w:right w:val="single" w:sz="4" w:space="0" w:color="D5DAE3"/>
+            </w:tcBorders>
+            <w:tcMar>
+              <w:top w:w="70" w:type="dxa"/>
+              <w:left w:w="110" w:type="dxa"/>
+              <w:bottom w:w="70" w:type="dxa"/>
+              <w:right w:w="110" w:type="dxa"/>
+            </w:tcMar>
+            <w:vAlign w:val="center"/>
+          </w:tcPr>
+          <w:p>
+            <w:pPr>
+              <w:spacing w:line="270" w:lineRule="auto"/>
+            </w:pPr>
+            <w:r>
+              <w:rPr>
+                <w:sz w:val="20"/>
+                <w:szCs w:val="20"/>
+              </w:rPr>
+              <w:t>Ubuntu, Linux Mint</w:t>
+            </w:r>
+          </w:p>
+        </w:tc>
+        <w:tc>
+          <w:tcPr>
+            <w:tcW w:w="7138" w:type="dxa"/>
+            <w:tcBorders>
+              <w:top w:val="single" w:sz="4" w:space="0" w:color="D5DAE3"/>
+              <w:left w:val="single" w:sz="4" w:space="0" w:color="D5DAE3"/>
+              <w:bottom w:val="single" w:sz="4" w:space="0" w:color="D5DAE3"/>
+              <w:right w:val="single" w:sz="4" w:space="0" w:color="D5DAE3"/>
+            </w:tcBorders>
+            <w:tcMar>
+              <w:top w:w="70" w:type="dxa"/>
+              <w:left w:w="110" w:type="dxa"/>
+              <w:bottom w:w="70" w:type="dxa"/>
+              <w:right w:w="110" w:type="dxa"/>
+            </w:tcMar>
+            <w:vAlign w:val="center"/>
+          </w:tcPr>
+          <w:p>
+            <w:pPr>
+              <w:spacing w:line="270" w:lineRule="auto"/>
+            </w:pPr>
+            <w:r>
+              <w:rPr>
+                <w:rFonts w:ascii="Consolas" w:eastAsia="Consolas" w:hAnsi="Consolas" w:cs="Consolas"/>
+                <w:color w:val="B03A2E"/>
+                <w:sz w:val="20"/>
+                <w:szCs w:val="20"/>
+              </w:rPr>
+              <w:t>sudo ubuntu-drivers install</w:t>
+            </w:r>
+          </w:p>
+        </w:tc>
+      </w:tr>
+      <w:tr>
+        <w:tblPrEx>
+          <w:tblCellMar>
+            <w:top w:w="0" w:type="dxa"/>
+            <w:bottom w:w="0" w:type="dxa"/>
+          </w:tblCellMar>
+        </w:tblPrEx>
+        <w:tc>
+          <w:tcPr>
+            <w:tcW w:w="2500" w:type="dxa"/>
+            <w:tcBorders>
+              <w:top w:val="single" w:sz="4" w:space="0" w:color="D5DAE3"/>
+              <w:left w:val="single" w:sz="4" w:space="0" w:color="D5DAE3"/>
+              <w:bottom w:val="single" w:sz="4" w:space="0" w:color="D5DAE3"/>
+              <w:right w:val="single" w:sz="4" w:space="0" w:color="D5DAE3"/>
+            </w:tcBorders>
+            <w:shd w:val="clear" w:color="auto" w:fill="F7F9FC"/>
+            <w:tcMar>
+              <w:top w:w="70" w:type="dxa"/>
+              <w:left w:w="110" w:type="dxa"/>
+              <w:bottom w:w="70" w:type="dxa"/>
+              <w:right w:w="110" w:type="dxa"/>
+            </w:tcMar>
+            <w:vAlign w:val="center"/>
+          </w:tcPr>
+          <w:p>
+            <w:pPr>
+              <w:spacing w:line="270" w:lineRule="auto"/>
+            </w:pPr>
+            <w:r>
+              <w:rPr>
+                <w:sz w:val="20"/>
+                <w:szCs w:val="20"/>
+              </w:rPr>
+              <w:t>Debian</w:t>
+            </w:r>
+          </w:p>
+        </w:tc>
+        <w:tc>
+          <w:tcPr>
+            <w:tcW w:w="7138" w:type="dxa"/>
+            <w:tcBorders>
+              <w:top w:val="single" w:sz="4" w:space="0" w:color="D5DAE3"/>
+              <w:left w:val="single" w:sz="4" w:space="0" w:color="D5DAE3"/>
+              <w:bottom w:val="single" w:sz="4" w:space="0" w:color="D5DAE3"/>
+              <w:right w:val="single" w:sz="4" w:space="0" w:color="D5DAE3"/>
+            </w:tcBorders>
+            <w:shd w:val="clear" w:color="auto" w:fill="F7F9FC"/>
+            <w:tcMar>
+              <w:top w:w="70" w:type="dxa"/>
+              <w:left w:w="110" w:type="dxa"/>
+              <w:bottom w:w="70" w:type="dxa"/>
+              <w:right w:w="110" w:type="dxa"/>
+            </w:tcMar>
+            <w:vAlign w:val="center"/>
+          </w:tcPr>
+          <w:p>
+            <w:pPr>
+              <w:spacing w:line="270" w:lineRule="auto"/>
+            </w:pPr>
+            <w:r>
+              <w:rPr>
+                <w:rFonts w:ascii="Consolas" w:eastAsia="Consolas" w:hAnsi="Consolas" w:cs="Consolas"/>
+                <w:color w:val="B03A2E"/>
+                <w:sz w:val="20"/>
+                <w:szCs w:val="20"/>
+              </w:rPr>
+              <w:t>sudo apt install nvidia-driver firmware-misc-nonfree</w:t>
+            </w:r>
+            <w:r>
+              <w:rPr>
+                <w:sz w:val="20"/>
+                <w:szCs w:val="20"/>
+              </w:rPr>
+              <w:t xml:space="preserve"> (нужен репозиторий non-free)</w:t>
+            </w:r>
+          </w:p>
+        </w:tc>
+      </w:tr>
+      <w:tr>
+        <w:tblPrEx>
+          <w:tblCellMar>
+            <w:top w:w="0" w:type="dxa"/>
+            <w:bottom w:w="0" w:type="dxa"/>
+          </w:tblCellMar>
+        </w:tblPrEx>
+        <w:tc>
+          <w:tcPr>
+            <w:tcW w:w="2500" w:type="dxa"/>
+            <w:tcBorders>
+              <w:top w:val="single" w:sz="4" w:space="0" w:color="D5DAE3"/>
+              <w:left w:val="single" w:sz="4" w:space="0" w:color="D5DAE3"/>
+              <w:bottom w:val="single" w:sz="4" w:space="0" w:color="D5DAE3"/>
+              <w:right w:val="single" w:sz="4" w:space="0" w:color="D5DAE3"/>
+            </w:tcBorders>
+            <w:tcMar>
+              <w:top w:w="70" w:type="dxa"/>
+              <w:left w:w="110" w:type="dxa"/>
+              <w:bottom w:w="70" w:type="dxa"/>
+              <w:right w:w="110" w:type="dxa"/>
+            </w:tcMar>
+            <w:vAlign w:val="center"/>
+          </w:tcPr>
+          <w:p>
+            <w:pPr>
+              <w:spacing w:line="270" w:lineRule="auto"/>
+            </w:pPr>
+            <w:r>
+              <w:rPr>
+                <w:sz w:val="20"/>
+                <w:szCs w:val="20"/>
+              </w:rPr>
+              <w:t>Fedora</w:t>
+            </w:r>
+          </w:p>
+        </w:tc>
+        <w:tc>
+          <w:tcPr>
+            <w:tcW w:w="7138" w:type="dxa"/>
+            <w:tcBorders>
+              <w:top w:val="single" w:sz="4" w:space="0" w:color="D5DAE3"/>
+              <w:left w:val="single" w:sz="4" w:space="0" w:color="D5DAE3"/>
+              <w:bottom w:val="single" w:sz="4" w:space="0" w:color="D5DAE3"/>
+              <w:right w:val="single" w:sz="4" w:space="0" w:color="D5DAE3"/>
+            </w:tcBorders>
+            <w:tcMar>
+              <w:top w:w="70" w:type="dxa"/>
+              <w:left w:w="110" w:type="dxa"/>
+              <w:bottom w:w="70" w:type="dxa"/>
+              <w:right w:w="110" w:type="dxa"/>
+            </w:tcMar>
+            <w:vAlign w:val="center"/>
+          </w:tcPr>
+          <w:p>
+            <w:pPr>
+              <w:spacing w:line="270" w:lineRule="auto"/>
+            </w:pPr>
+            <w:r>
+              <w:rPr>
+                <w:rFonts w:ascii="Consolas" w:eastAsia="Consolas" w:hAnsi="Consolas" w:cs="Consolas"/>
+                <w:color w:val="B03A2E"/>
+                <w:sz w:val="20"/>
+                <w:szCs w:val="20"/>
+              </w:rPr>
+              <w:t>sudo dnf install akmod-nvidia</w:t>
+            </w:r>
+            <w:r>
+              <w:rPr>
+                <w:sz w:val="20"/>
+                <w:szCs w:val="20"/>
+              </w:rPr>
+              <w:t xml:space="preserve"> (нужен репозиторий RPM Fusion)</w:t>
+            </w:r>
+          </w:p>
+        </w:tc>
+      </w:tr>
+      <w:tr>
+        <w:tblPrEx>
+          <w:tblCellMar>
+            <w:top w:w="0" w:type="dxa"/>
+            <w:bottom w:w="0" w:type="dxa"/>
+          </w:tblCellMar>
+        </w:tblPrEx>
+        <w:tc>
+          <w:tcPr>
+            <w:tcW w:w="2500" w:type="dxa"/>
+            <w:tcBorders>
+              <w:top w:val="single" w:sz="4" w:space="0" w:color="D5DAE3"/>
+              <w:left w:val="single" w:sz="4" w:space="0" w:color="D5DAE3"/>
+              <w:bottom w:val="single" w:sz="4" w:space="0" w:color="D5DAE3"/>
+              <w:right w:val="single" w:sz="4" w:space="0" w:color="D5DAE3"/>
+            </w:tcBorders>
+            <w:shd w:val="clear" w:color="auto" w:fill="F7F9FC"/>
+            <w:tcMar>
+              <w:top w:w="70" w:type="dxa"/>
+              <w:left w:w="110" w:type="dxa"/>
+              <w:bottom w:w="70" w:type="dxa"/>
+              <w:right w:w="110" w:type="dxa"/>
+            </w:tcMar>
+            <w:vAlign w:val="center"/>
+          </w:tcPr>
+          <w:p>
+            <w:pPr>
+              <w:spacing w:line="270" w:lineRule="auto"/>
+            </w:pPr>
+            <w:r>
+              <w:rPr>
+                <w:sz w:val="20"/>
+                <w:szCs w:val="20"/>
+              </w:rPr>
+              <w:t>Arch, Manjaro</w:t>
+            </w:r>
+          </w:p>
+        </w:tc>
+        <w:tc>
+          <w:tcPr>
+            <w:tcW w:w="7138" w:type="dxa"/>
+            <w:tcBorders>
+              <w:top w:val="single" w:sz="4" w:space="0" w:color="D5DAE3"/>
+              <w:left w:val="single" w:sz="4" w:space="0" w:color="D5DAE3"/>
+              <w:bottom w:val="single" w:sz="4" w:space="0" w:color="D5DAE3"/>
+              <w:right w:val="single" w:sz="4" w:space="0" w:color="D5DAE3"/>
+            </w:tcBorders>
+            <w:shd w:val="clear" w:color="auto" w:fill="F7F9FC"/>
+            <w:tcMar>
+              <w:top w:w="70" w:type="dxa"/>
+              <w:left w:w="110" w:type="dxa"/>
+              <w:bottom w:w="70" w:type="dxa"/>
+              <w:right w:w="110" w:type="dxa"/>
+            </w:tcMar>
+            <w:vAlign w:val="center"/>
+          </w:tcPr>
+          <w:p>
+            <w:pPr>
+              <w:spacing w:line="270" w:lineRule="auto"/>
+            </w:pPr>
+            <w:r>
+              <w:rPr>
+                <w:rFonts w:ascii="Consolas" w:eastAsia="Consolas" w:hAnsi="Consolas" w:cs="Consolas"/>
+                <w:color w:val="B03A2E"/>
+                <w:sz w:val="20"/>
+                <w:szCs w:val="20"/>
+              </w:rPr>
+              <w:t>sudo pacman -S nvidia</w:t>
+            </w:r>
+            <w:r>
+              <w:rPr>
+                <w:sz w:val="20"/>
+                <w:szCs w:val="20"/>
+              </w:rPr>
+              <w:t xml:space="preserve"> (или </w:t>
+            </w:r>
+            <w:r>
+              <w:rPr>
+                <w:rFonts w:ascii="Consolas" w:eastAsia="Consolas" w:hAnsi="Consolas" w:cs="Consolas"/>
+                <w:color w:val="B03A2E"/>
+                <w:sz w:val="20"/>
+                <w:szCs w:val="20"/>
+              </w:rPr>
+              <w:t>nvidia-open</w:t>
+            </w:r>
+            <w:r>
+              <w:rPr>
+                <w:sz w:val="20"/>
+                <w:szCs w:val="20"/>
+              </w:rPr>
+              <w:t xml:space="preserve"> для RTX 20xx и новее)</w:t>
+            </w:r>
+          </w:p>
+        </w:tc>
+      </w:tr>
+      <w:tr>
+        <w:tblPrEx>
+          <w:tblCellMar>
+            <w:top w:w="0" w:type="dxa"/>
+            <w:bottom w:w="0" w:type="dxa"/>
+          </w:tblCellMar>
+        </w:tblPrEx>
+        <w:tc>
+          <w:tcPr>
+            <w:tcW w:w="2500" w:type="dxa"/>
+            <w:tcBorders>
+              <w:top w:val="single" w:sz="4" w:space="0" w:color="D5DAE3"/>
+              <w:left w:val="single" w:sz="4" w:space="0" w:color="D5DAE3"/>
+              <w:bottom w:val="single" w:sz="4" w:space="0" w:color="D5DAE3"/>
+              <w:right w:val="single" w:sz="4" w:space="0" w:color="D5DAE3"/>
+            </w:tcBorders>
+            <w:tcMar>
+              <w:top w:w="70" w:type="dxa"/>
+              <w:left w:w="110" w:type="dxa"/>
+              <w:bottom w:w="70" w:type="dxa"/>
+              <w:right w:w="110" w:type="dxa"/>
+            </w:tcMar>
+            <w:vAlign w:val="center"/>
+          </w:tcPr>
+          <w:p>
+            <w:pPr>
+              <w:spacing w:line="270" w:lineRule="auto"/>
+            </w:pPr>
+            <w:r>
+              <w:rPr>
+                <w:sz w:val="20"/>
+                <w:szCs w:val="20"/>
+              </w:rPr>
+              <w:t>WSL2 (Windows)</w:t>
+            </w:r>
+          </w:p>
+        </w:tc>
+        <w:tc>
+          <w:tcPr>
+            <w:tcW w:w="7138" w:type="dxa"/>
+            <w:tcBorders>
+              <w:top w:val="single" w:sz="4" w:space="0" w:color="D5DAE3"/>
+              <w:left w:val="single" w:sz="4" w:space="0" w:color="D5DAE3"/>
+              <w:bottom w:val="single" w:sz="4" w:space="0" w:color="D5DAE3"/>
+              <w:right w:val="single" w:sz="4" w:space="0" w:color="D5DAE3"/>
+            </w:tcBorders>
+            <w:tcMar>
+              <w:top w:w="70" w:type="dxa"/>
+              <w:left w:w="110" w:type="dxa"/>
+              <w:bottom w:w="70" w:type="dxa"/>
+              <w:right w:w="110" w:type="dxa"/>
+            </w:tcMar>
+            <w:vAlign w:val="center"/>
+          </w:tcPr>
+          <w:p>
+            <w:pPr>
+              <w:spacing w:line="270" w:lineRule="auto"/>
+            </w:pPr>
+            <w:r>
+              <w:rPr>
+                <w:sz w:val="20"/>
+                <w:szCs w:val="20"/>
+              </w:rPr>
+              <w:t>Драйвер ставится только в Windows; внутри WSL ничего устанавливать не нужно</w:t>
+            </w:r>
+          </w:p>
+        </w:tc>
+      </w:tr>
+    </w:tbl>
+    <w:p>
+      <w:pPr>
+        <w:spacing w:after="120"/>
+      </w:pPr>
+    </w:p>
+    <w:p>
+      <w:pPr>
+        <w:spacing w:after="120" w:line="300" w:lineRule="auto"/>
+      </w:pPr>
+      <w:r>
+        <w:t xml:space="preserve">Программа сама замечает видеокарту NVIDIA без драйвера: она читает список устройств PCI из </w:t>
+      </w:r>
+      <w:r>
+        <w:rPr>
+          <w:rFonts w:ascii="Consolas" w:eastAsia="Consolas" w:hAnsi="Consolas" w:cs="Consolas"/>
+          <w:color w:val="B03A2E"/>
+          <w:sz w:val="19"/>
+          <w:szCs w:val="19"/>
+        </w:rPr>
+        <w:t>/sys/bus/pci/devices</w:t>
+      </w:r>
+      <w:r>
+        <w:t xml:space="preserve"> и выводит в консоль и в список устройств на странице подсказку с этими командами. Если включена безопасная загрузка (Secure Boot), модулю драйвера может потребоваться подпись (MOK) — дистрибутив предложит это при установке.</w:t>
+      </w:r>
+    </w:p>
+    <w:p>
+      <w:pPr>
+        <w:pStyle w:val="3"/>
+      </w:pPr>
+      <w:r>
+        <w:t>Шаг 2. Запуск</w:t>
+      </w:r>
+    </w:p>
+    <w:p>
+      <w:pPr>
+        <w:keepNext/>
+        <w:keepLines/>
+        <w:pBdr>
+          <w:top w:val="single" w:sz="2" w:space="4" w:color="F3F5F9"/>
+          <w:left w:val="single" w:sz="18" w:space="8" w:color="2F6EDC"/>
+        </w:pBdr>
+        <w:shd w:val="clear" w:color="auto" w:fill="F3F5F9"/>
+        <w:spacing w:line="260" w:lineRule="auto"/>
+        <w:ind w:left="200"/>
+      </w:pPr>
+      <w:r>
+        <w:rPr>
+          <w:rFonts w:ascii="Consolas" w:eastAsia="Consolas" w:hAnsi="Consolas" w:cs="Consolas"/>
+          <w:sz w:val="18"/>
+          <w:szCs w:val="18"/>
+        </w:rPr>
+        <w:t>cd ai_camera</w:t>
+      </w:r>
+    </w:p>
+    <w:p>
+      <w:pPr>
+        <w:keepNext/>
+        <w:keepLines/>
+        <w:pBdr>
+          <w:left w:val="single" w:sz="18" w:space="8" w:color="2F6EDC"/>
+        </w:pBdr>
+        <w:shd w:val="clear" w:color="auto" w:fill="F3F5F9"/>
+        <w:spacing w:line="260" w:lineRule="auto"/>
+        <w:ind w:left="200"/>
+      </w:pPr>
+      <w:r>
+        <w:rPr>
+          <w:rFonts w:ascii="Consolas" w:eastAsia="Consolas" w:hAnsi="Consolas" w:cs="Consolas"/>
+          <w:sz w:val="18"/>
+          <w:szCs w:val="18"/>
+        </w:rPr>
+        <w:t>python3 main.py                   # первый запуск: .venv + PyTorch с CUDA под ваш драйвер</w:t>
+      </w:r>
+    </w:p>
+    <w:p>
+      <w:pPr>
+        <w:keepNext/>
+        <w:keepLines/>
+        <w:pBdr>
+          <w:left w:val="single" w:sz="18" w:space="8" w:color="2F6EDC"/>
+        </w:pBdr>
+        <w:shd w:val="clear" w:color="auto" w:fill="F3F5F9"/>
+        <w:spacing w:line="260" w:lineRule="auto"/>
+        <w:ind w:left="200"/>
+      </w:pPr>
+      <w:r>
+        <w:rPr>
+          <w:rFonts w:ascii="Consolas" w:eastAsia="Consolas" w:hAnsi="Consolas" w:cs="Consolas"/>
+          <w:sz w:val="18"/>
+          <w:szCs w:val="18"/>
+        </w:rPr>
+        <w:t># если окружение уже было создано без видеокарты:</w:t>
+      </w:r>
+    </w:p>
+    <w:p>
+      <w:pPr>
+        <w:keepLines/>
+        <w:pBdr>
+          <w:left w:val="single" w:sz="18" w:space="8" w:color="2F6EDC"/>
+          <w:bottom w:val="single" w:sz="2" w:space="4" w:color="F3F5F9"/>
+        </w:pBdr>
+        <w:shd w:val="clear" w:color="auto" w:fill="F3F5F9"/>
+        <w:spacing w:after="160" w:line="260" w:lineRule="auto"/>
+        <w:ind w:left="200"/>
+      </w:pPr>
+      <w:r>
+        <w:rPr>
+          <w:rFonts w:ascii="Consolas" w:eastAsia="Consolas" w:hAnsi="Consolas" w:cs="Consolas"/>
+          <w:sz w:val="18"/>
+          <w:szCs w:val="18"/>
+        </w:rPr>
+        <w:t>python3 main.py --install-cuda</w:t>
+      </w:r>
+    </w:p>
+    <w:p>
+      <w:pPr>
+        <w:spacing w:after="120" w:line="300" w:lineRule="auto"/>
+      </w:pPr>
+      <w:r>
+        <w:t>Проверка: в консоли строка «Вычисления: NVIDIA GPU (…)», а на странице в списке «Вычислительное устройство» видеокарта доступна для выбора. Вручную проверить можно так:</w:t>
+      </w:r>
+    </w:p>
+    <w:p>
+      <w:pPr>
+        <w:keepLines/>
+        <w:pBdr>
+          <w:top w:val="single" w:sz="2" w:space="4" w:color="F3F5F9"/>
+          <w:left w:val="single" w:sz="18" w:space="8" w:color="2F6EDC"/>
+          <w:bottom w:val="single" w:sz="2" w:space="4" w:color="F3F5F9"/>
+        </w:pBdr>
+        <w:shd w:val="clear" w:color="auto" w:fill="F3F5F9"/>
+        <w:spacing w:after="160" w:line="260" w:lineRule="auto"/>
+        <w:ind w:left="200"/>
+      </w:pPr>
+      <w:r>
+        <w:rPr>
+          <w:rFonts w:ascii="Consolas" w:eastAsia="Consolas" w:hAnsi="Consolas" w:cs="Consolas"/>
+          <w:sz w:val="18"/>
+          <w:szCs w:val="18"/>
+        </w:rPr>
+        <w:t>.venv/bin/python -c "import torch; print(torch.cuda.is_available(), torch.cuda.get_device_name(0))"</w:t>
+      </w:r>
+    </w:p>
+    <w:tbl>
+      <w:tblPr>
+        <w:tblW w:w="9638" w:type="dxa"/>
+        <w:tblBorders>
+          <w:top w:val="single" w:sz="4" w:space="0" w:color="auto"/>
+          <w:left w:val="single" w:sz="4" w:space="0" w:color="auto"/>
+          <w:bottom w:val="single" w:sz="4" w:space="0" w:color="auto"/>
+          <w:right w:val="single" w:sz="4" w:space="0" w:color="auto"/>
+          <w:insideH w:val="single" w:sz="4" w:space="0" w:color="auto"/>
+          <w:insideV w:val="single" w:sz="4" w:space="0" w:color="auto"/>
+        </w:tblBorders>
+        <w:tblCellMar>
+          <w:left w:w="10" w:type="dxa"/>
+          <w:right w:w="10" w:type="dxa"/>
+        </w:tblCellMar>
+        <w:tblLook w:val="04A0" w:firstRow="1" w:lastRow="0" w:firstColumn="1" w:lastColumn="0" w:noHBand="0" w:noVBand="1"/>
+      </w:tblPr>
+      <w:tblGrid>
+        <w:gridCol w:w="3600"/>
+        <w:gridCol w:w="6038"/>
+      </w:tblGrid>
+      <w:tr>
+        <w:tblPrEx>
+          <w:tblCellMar>
+            <w:top w:w="0" w:type="dxa"/>
+            <w:bottom w:w="0" w:type="dxa"/>
+          </w:tblCellMar>
+        </w:tblPrEx>
+        <w:trPr>
+          <w:tblHeader/>
+        </w:trPr>
+        <w:tc>
+          <w:tcPr>
+            <w:tcW w:w="3600" w:type="dxa"/>
+            <w:tcBorders>
+              <w:top w:val="single" w:sz="4" w:space="0" w:color="D5DAE3"/>
+              <w:left w:val="single" w:sz="4" w:space="0" w:color="D5DAE3"/>
+              <w:bottom w:val="single" w:sz="4" w:space="0" w:color="D5DAE3"/>
+              <w:right w:val="single" w:sz="4" w:space="0" w:color="D5DAE3"/>
+            </w:tcBorders>
+            <w:shd w:val="clear" w:color="auto" w:fill="E4ECFA"/>
+            <w:tcMar>
+              <w:top w:w="70" w:type="dxa"/>
+              <w:left w:w="110" w:type="dxa"/>
+              <w:bottom w:w="70" w:type="dxa"/>
+              <w:right w:w="110" w:type="dxa"/>
+            </w:tcMar>
+            <w:vAlign w:val="center"/>
+          </w:tcPr>
+          <w:p>
+            <w:pPr>
+              <w:spacing w:line="270" w:lineRule="auto"/>
+            </w:pPr>
+            <w:r>
+              <w:rPr>
+                <w:b/>
+                <w:bCs/>
+                <w:sz w:val="20"/>
+                <w:szCs w:val="20"/>
+              </w:rPr>
+              <w:t>Проблема на Linux</w:t>
+            </w:r>
+          </w:p>
+        </w:tc>
+        <w:tc>
+          <w:tcPr>
+            <w:tcW w:w="6038" w:type="dxa"/>
+            <w:tcBorders>
+              <w:top w:val="single" w:sz="4" w:space="0" w:color="D5DAE3"/>
+              <w:left w:val="single" w:sz="4" w:space="0" w:color="D5DAE3"/>
+              <w:bottom w:val="single" w:sz="4" w:space="0" w:color="D5DAE3"/>
+              <w:right w:val="single" w:sz="4" w:space="0" w:color="D5DAE3"/>
+            </w:tcBorders>
+            <w:shd w:val="clear" w:color="auto" w:fill="E4ECFA"/>
+            <w:tcMar>
+              <w:top w:w="70" w:type="dxa"/>
+              <w:left w:w="110" w:type="dxa"/>
+              <w:bottom w:w="70" w:type="dxa"/>
+              <w:right w:w="110" w:type="dxa"/>
+            </w:tcMar>
+            <w:vAlign w:val="center"/>
+          </w:tcPr>
+          <w:p>
+            <w:pPr>
+              <w:spacing w:line="270" w:lineRule="auto"/>
+            </w:pPr>
+            <w:r>
+              <w:rPr>
+                <w:b/>
+                <w:bCs/>
+                <w:sz w:val="20"/>
+                <w:szCs w:val="20"/>
+              </w:rPr>
+              <w:t>Решение</w:t>
+            </w:r>
+          </w:p>
+        </w:tc>
+      </w:tr>
+      <w:tr>
+        <w:tblPrEx>
+          <w:tblCellMar>
+            <w:top w:w="0" w:type="dxa"/>
+            <w:bottom w:w="0" w:type="dxa"/>
+          </w:tblCellMar>
+        </w:tblPrEx>
+        <w:tc>
+          <w:tcPr>
+            <w:tcW w:w="3600" w:type="dxa"/>
+            <w:tcBorders>
+              <w:top w:val="single" w:sz="4" w:space="0" w:color="D5DAE3"/>
+              <w:left w:val="single" w:sz="4" w:space="0" w:color="D5DAE3"/>
+              <w:bottom w:val="single" w:sz="4" w:space="0" w:color="D5DAE3"/>
+              <w:right w:val="single" w:sz="4" w:space="0" w:color="D5DAE3"/>
+            </w:tcBorders>
+            <w:tcMar>
+              <w:top w:w="70" w:type="dxa"/>
+              <w:left w:w="110" w:type="dxa"/>
+              <w:bottom w:w="70" w:type="dxa"/>
+              <w:right w:w="110" w:type="dxa"/>
+            </w:tcMar>
+            <w:vAlign w:val="center"/>
+          </w:tcPr>
+          <w:p>
+            <w:pPr>
+              <w:spacing w:line="270" w:lineRule="auto"/>
+            </w:pPr>
+            <w:r>
+              <w:rPr>
+                <w:rFonts w:ascii="Consolas" w:eastAsia="Consolas" w:hAnsi="Consolas" w:cs="Consolas"/>
+                <w:color w:val="B03A2E"/>
+                <w:sz w:val="20"/>
+                <w:szCs w:val="20"/>
+              </w:rPr>
+              <w:t>nvidia-smi</w:t>
+            </w:r>
+            <w:r>
+              <w:rPr>
+                <w:sz w:val="20"/>
+                <w:szCs w:val="20"/>
+              </w:rPr>
+              <w:t xml:space="preserve"> не найден</w:t>
+            </w:r>
+          </w:p>
+        </w:tc>
+        <w:tc>
+          <w:tcPr>
+            <w:tcW w:w="6038" w:type="dxa"/>
+            <w:tcBorders>
+              <w:top w:val="single" w:sz="4" w:space="0" w:color="D5DAE3"/>
+              <w:left w:val="single" w:sz="4" w:space="0" w:color="D5DAE3"/>
+              <w:bottom w:val="single" w:sz="4" w:space="0" w:color="D5DAE3"/>
+              <w:right w:val="single" w:sz="4" w:space="0" w:color="D5DAE3"/>
+            </w:tcBorders>
+            <w:tcMar>
+              <w:top w:w="70" w:type="dxa"/>
+              <w:left w:w="110" w:type="dxa"/>
+              <w:bottom w:w="70" w:type="dxa"/>
+              <w:right w:w="110" w:type="dxa"/>
+            </w:tcMar>
+            <w:vAlign w:val="center"/>
+          </w:tcPr>
+          <w:p>
+            <w:pPr>
+              <w:spacing w:line="270" w:lineRule="auto"/>
+            </w:pPr>
+            <w:r>
+              <w:rPr>
+                <w:sz w:val="20"/>
+                <w:szCs w:val="20"/>
+              </w:rPr>
+              <w:t>Не установлен драйвер — шаг 1</w:t>
+            </w:r>
+          </w:p>
+        </w:tc>
+      </w:tr>
+      <w:tr>
+        <w:tblPrEx>
+          <w:tblCellMar>
+            <w:top w:w="0" w:type="dxa"/>
+            <w:bottom w:w="0" w:type="dxa"/>
+          </w:tblCellMar>
+        </w:tblPrEx>
+        <w:tc>
+          <w:tcPr>
+            <w:tcW w:w="3600" w:type="dxa"/>
+            <w:tcBorders>
+              <w:top w:val="single" w:sz="4" w:space="0" w:color="D5DAE3"/>
+              <w:left w:val="single" w:sz="4" w:space="0" w:color="D5DAE3"/>
+              <w:bottom w:val="single" w:sz="4" w:space="0" w:color="D5DAE3"/>
+              <w:right w:val="single" w:sz="4" w:space="0" w:color="D5DAE3"/>
+            </w:tcBorders>
+            <w:shd w:val="clear" w:color="auto" w:fill="F7F9FC"/>
+            <w:tcMar>
+              <w:top w:w="70" w:type="dxa"/>
+              <w:left w:w="110" w:type="dxa"/>
+              <w:bottom w:w="70" w:type="dxa"/>
+              <w:right w:w="110" w:type="dxa"/>
+            </w:tcMar>
+            <w:vAlign w:val="center"/>
+          </w:tcPr>
+          <w:p>
+            <w:pPr>
+              <w:spacing w:line="270" w:lineRule="auto"/>
+            </w:pPr>
+            <w:r>
+              <w:rPr>
+                <w:sz w:val="20"/>
+                <w:szCs w:val="20"/>
+              </w:rPr>
+              <w:t>«NVIDIA-SMI has failed… couldn't communicate with the driver»</w:t>
+            </w:r>
+          </w:p>
+        </w:tc>
+        <w:tc>
+          <w:tcPr>
+            <w:tcW w:w="6038" w:type="dxa"/>
+            <w:tcBorders>
+              <w:top w:val="single" w:sz="4" w:space="0" w:color="D5DAE3"/>
+              <w:left w:val="single" w:sz="4" w:space="0" w:color="D5DAE3"/>
+              <w:bottom w:val="single" w:sz="4" w:space="0" w:color="D5DAE3"/>
+              <w:right w:val="single" w:sz="4" w:space="0" w:color="D5DAE3"/>
+            </w:tcBorders>
+            <w:shd w:val="clear" w:color="auto" w:fill="F7F9FC"/>
+            <w:tcMar>
+              <w:top w:w="70" w:type="dxa"/>
+              <w:left w:w="110" w:type="dxa"/>
+              <w:bottom w:w="70" w:type="dxa"/>
+              <w:right w:w="110" w:type="dxa"/>
+            </w:tcMar>
+            <w:vAlign w:val="center"/>
+          </w:tcPr>
+          <w:p>
+            <w:pPr>
+              <w:spacing w:line="270" w:lineRule="auto"/>
+            </w:pPr>
+            <w:r>
+              <w:rPr>
+                <w:sz w:val="20"/>
+                <w:szCs w:val="20"/>
+              </w:rPr>
+              <w:t>Драйвер установлен, но модуль не загружен: перезагрузитесь; при Secure Boot подпишите модуль или отключите Secure Boot</w:t>
+            </w:r>
+          </w:p>
+        </w:tc>
+      </w:tr>
+      <w:tr>
+        <w:tblPrEx>
+          <w:tblCellMar>
+            <w:top w:w="0" w:type="dxa"/>
+            <w:bottom w:w="0" w:type="dxa"/>
+          </w:tblCellMar>
+        </w:tblPrEx>
+        <w:tc>
+          <w:tcPr>
+            <w:tcW w:w="3600" w:type="dxa"/>
+            <w:tcBorders>
+              <w:top w:val="single" w:sz="4" w:space="0" w:color="D5DAE3"/>
+              <w:left w:val="single" w:sz="4" w:space="0" w:color="D5DAE3"/>
+              <w:bottom w:val="single" w:sz="4" w:space="0" w:color="D5DAE3"/>
+              <w:right w:val="single" w:sz="4" w:space="0" w:color="D5DAE3"/>
+            </w:tcBorders>
+            <w:tcMar>
+              <w:top w:w="70" w:type="dxa"/>
+              <w:left w:w="110" w:type="dxa"/>
+              <w:bottom w:w="70" w:type="dxa"/>
+              <w:right w:w="110" w:type="dxa"/>
+            </w:tcMar>
+            <w:vAlign w:val="center"/>
+          </w:tcPr>
+          <w:p>
+            <w:pPr>
+              <w:spacing w:line="270" w:lineRule="auto"/>
+            </w:pPr>
+            <w:r>
+              <w:rPr>
+                <w:sz w:val="20"/>
+                <w:szCs w:val="20"/>
+              </w:rPr>
+              <w:t>Видеокарта в списке «недоступна, установлен PyTorch без CUDA»</w:t>
+            </w:r>
+          </w:p>
+        </w:tc>
+        <w:tc>
+          <w:tcPr>
+            <w:tcW w:w="6038" w:type="dxa"/>
+            <w:tcBorders>
+              <w:top w:val="single" w:sz="4" w:space="0" w:color="D5DAE3"/>
+              <w:left w:val="single" w:sz="4" w:space="0" w:color="D5DAE3"/>
+              <w:bottom w:val="single" w:sz="4" w:space="0" w:color="D5DAE3"/>
+              <w:right w:val="single" w:sz="4" w:space="0" w:color="D5DAE3"/>
+            </w:tcBorders>
+            <w:tcMar>
+              <w:top w:w="70" w:type="dxa"/>
+              <w:left w:w="110" w:type="dxa"/>
+              <w:bottom w:w="70" w:type="dxa"/>
+              <w:right w:w="110" w:type="dxa"/>
+            </w:tcMar>
+            <w:vAlign w:val="center"/>
+          </w:tcPr>
+          <w:p>
+            <w:pPr>
+              <w:spacing w:line="270" w:lineRule="auto"/>
+            </w:pPr>
+            <w:r>
+              <w:rPr>
+                <w:rFonts w:ascii="Consolas" w:eastAsia="Consolas" w:hAnsi="Consolas" w:cs="Consolas"/>
+                <w:color w:val="B03A2E"/>
+                <w:sz w:val="20"/>
+                <w:szCs w:val="20"/>
+              </w:rPr>
+              <w:t>python3 main.py --install-cuda</w:t>
+            </w:r>
+          </w:p>
+        </w:tc>
+      </w:tr>
+      <w:tr>
+        <w:tblPrEx>
+          <w:tblCellMar>
+            <w:top w:w="0" w:type="dxa"/>
+            <w:bottom w:w="0" w:type="dxa"/>
+          </w:tblCellMar>
+        </w:tblPrEx>
+        <w:tc>
+          <w:tcPr>
+            <w:tcW w:w="3600" w:type="dxa"/>
+            <w:tcBorders>
+              <w:top w:val="single" w:sz="4" w:space="0" w:color="D5DAE3"/>
+              <w:left w:val="single" w:sz="4" w:space="0" w:color="D5DAE3"/>
+              <w:bottom w:val="single" w:sz="4" w:space="0" w:color="D5DAE3"/>
+              <w:right w:val="single" w:sz="4" w:space="0" w:color="D5DAE3"/>
+            </w:tcBorders>
+            <w:shd w:val="clear" w:color="auto" w:fill="F7F9FC"/>
+            <w:tcMar>
+              <w:top w:w="70" w:type="dxa"/>
+              <w:left w:w="110" w:type="dxa"/>
+              <w:bottom w:w="70" w:type="dxa"/>
+              <w:right w:w="110" w:type="dxa"/>
+            </w:tcMar>
+            <w:vAlign w:val="center"/>
+          </w:tcPr>
+          <w:p>
+            <w:pPr>
+              <w:spacing w:line="270" w:lineRule="auto"/>
+            </w:pPr>
+            <w:r>
+              <w:rPr>
+                <w:sz w:val="20"/>
+                <w:szCs w:val="20"/>
+              </w:rPr>
+              <w:t>«Драйвер NVIDIA слишком старый»</w:t>
+            </w:r>
+          </w:p>
+        </w:tc>
+        <w:tc>
+          <w:tcPr>
+            <w:tcW w:w="6038" w:type="dxa"/>
+            <w:tcBorders>
+              <w:top w:val="single" w:sz="4" w:space="0" w:color="D5DAE3"/>
+              <w:left w:val="single" w:sz="4" w:space="0" w:color="D5DAE3"/>
+              <w:bottom w:val="single" w:sz="4" w:space="0" w:color="D5DAE3"/>
+              <w:right w:val="single" w:sz="4" w:space="0" w:color="D5DAE3"/>
+            </w:tcBorders>
+            <w:shd w:val="clear" w:color="auto" w:fill="F7F9FC"/>
+            <w:tcMar>
+              <w:top w:w="70" w:type="dxa"/>
+              <w:left w:w="110" w:type="dxa"/>
+              <w:bottom w:w="70" w:type="dxa"/>
+              <w:right w:w="110" w:type="dxa"/>
+            </w:tcMar>
+            <w:vAlign w:val="center"/>
+          </w:tcPr>
+          <w:p>
+            <w:pPr>
+              <w:spacing w:line="270" w:lineRule="auto"/>
+            </w:pPr>
+            <w:r>
+              <w:rPr>
+                <w:sz w:val="20"/>
+                <w:szCs w:val="20"/>
+              </w:rPr>
+              <w:t>Обновите драйвер до версии с CUDA 11.8+ (520 и новее)</w:t>
+            </w:r>
+          </w:p>
+        </w:tc>
+      </w:tr>
+      <w:tr>
+        <w:tblPrEx>
+          <w:tblCellMar>
+            <w:top w:w="0" w:type="dxa"/>
+            <w:bottom w:w="0" w:type="dxa"/>
+          </w:tblCellMar>
+        </w:tblPrEx>
+        <w:tc>
+          <w:tcPr>
+            <w:tcW w:w="3600" w:type="dxa"/>
+            <w:tcBorders>
+              <w:top w:val="single" w:sz="4" w:space="0" w:color="D5DAE3"/>
+              <w:left w:val="single" w:sz="4" w:space="0" w:color="D5DAE3"/>
+              <w:bottom w:val="single" w:sz="4" w:space="0" w:color="D5DAE3"/>
+              <w:right w:val="single" w:sz="4" w:space="0" w:color="D5DAE3"/>
+            </w:tcBorders>
+            <w:tcMar>
+              <w:top w:w="70" w:type="dxa"/>
+              <w:left w:w="110" w:type="dxa"/>
+              <w:bottom w:w="70" w:type="dxa"/>
+              <w:right w:w="110" w:type="dxa"/>
+            </w:tcMar>
+            <w:vAlign w:val="center"/>
+          </w:tcPr>
+          <w:p>
+            <w:pPr>
+              <w:spacing w:line="270" w:lineRule="auto"/>
+            </w:pPr>
+            <w:r>
+              <w:rPr>
+                <w:sz w:val="20"/>
+                <w:szCs w:val="20"/>
+              </w:rPr>
+              <w:t>Несколько видеокарт</w:t>
+            </w:r>
+          </w:p>
+        </w:tc>
+        <w:tc>
+          <w:tcPr>
+            <w:tcW w:w="6038" w:type="dxa"/>
+            <w:tcBorders>
+              <w:top w:val="single" w:sz="4" w:space="0" w:color="D5DAE3"/>
+              <w:left w:val="single" w:sz="4" w:space="0" w:color="D5DAE3"/>
+              <w:bottom w:val="single" w:sz="4" w:space="0" w:color="D5DAE3"/>
+              <w:right w:val="single" w:sz="4" w:space="0" w:color="D5DAE3"/>
+            </w:tcBorders>
+            <w:tcMar>
+              <w:top w:w="70" w:type="dxa"/>
+              <w:left w:w="110" w:type="dxa"/>
+              <w:bottom w:w="70" w:type="dxa"/>
+              <w:right w:w="110" w:type="dxa"/>
+            </w:tcMar>
+            <w:vAlign w:val="center"/>
+          </w:tcPr>
+          <w:p>
+            <w:pPr>
+              <w:spacing w:line="270" w:lineRule="auto"/>
+            </w:pPr>
+            <w:r>
+              <w:rPr>
+                <w:sz w:val="20"/>
+                <w:szCs w:val="20"/>
+              </w:rPr>
+              <w:t xml:space="preserve">Каждая появляется в списке отдельно (cuda:0, cuda:1…); можно выбрать нужную или запустить с </w:t>
+            </w:r>
+            <w:r>
+              <w:rPr>
+                <w:rFonts w:ascii="Consolas" w:eastAsia="Consolas" w:hAnsi="Consolas" w:cs="Consolas"/>
+                <w:color w:val="B03A2E"/>
+                <w:sz w:val="20"/>
+                <w:szCs w:val="20"/>
+              </w:rPr>
+              <w:t>--device cuda:1</w:t>
+            </w:r>
+          </w:p>
+        </w:tc>
+      </w:tr>
+      <w:tr>
+        <w:tblPrEx>
+          <w:tblCellMar>
+            <w:top w:w="0" w:type="dxa"/>
+            <w:bottom w:w="0" w:type="dxa"/>
+          </w:tblCellMar>
+        </w:tblPrEx>
+        <w:tc>
+          <w:tcPr>
+            <w:tcW w:w="3600" w:type="dxa"/>
+            <w:tcBorders>
+              <w:top w:val="single" w:sz="4" w:space="0" w:color="D5DAE3"/>
+              <w:left w:val="single" w:sz="4" w:space="0" w:color="D5DAE3"/>
+              <w:bottom w:val="single" w:sz="4" w:space="0" w:color="D5DAE3"/>
+              <w:right w:val="single" w:sz="4" w:space="0" w:color="D5DAE3"/>
+            </w:tcBorders>
+            <w:shd w:val="clear" w:color="auto" w:fill="F7F9FC"/>
+            <w:tcMar>
+              <w:top w:w="70" w:type="dxa"/>
+              <w:left w:w="110" w:type="dxa"/>
+              <w:bottom w:w="70" w:type="dxa"/>
+              <w:right w:w="110" w:type="dxa"/>
+            </w:tcMar>
+            <w:vAlign w:val="center"/>
+          </w:tcPr>
+          <w:p>
+            <w:pPr>
+              <w:spacing w:line="270" w:lineRule="auto"/>
+            </w:pPr>
+            <w:r>
+              <w:rPr>
+                <w:sz w:val="20"/>
+                <w:szCs w:val="20"/>
+              </w:rPr>
+              <w:t>Jetson (ARM)</w:t>
+            </w:r>
+          </w:p>
+        </w:tc>
+        <w:tc>
+          <w:tcPr>
+            <w:tcW w:w="6038" w:type="dxa"/>
+            <w:tcBorders>
+              <w:top w:val="single" w:sz="4" w:space="0" w:color="D5DAE3"/>
+              <w:left w:val="single" w:sz="4" w:space="0" w:color="D5DAE3"/>
+              <w:bottom w:val="single" w:sz="4" w:space="0" w:color="D5DAE3"/>
+              <w:right w:val="single" w:sz="4" w:space="0" w:color="D5DAE3"/>
+            </w:tcBorders>
+            <w:shd w:val="clear" w:color="auto" w:fill="F7F9FC"/>
+            <w:tcMar>
+              <w:top w:w="70" w:type="dxa"/>
+              <w:left w:w="110" w:type="dxa"/>
+              <w:bottom w:w="70" w:type="dxa"/>
+              <w:right w:w="110" w:type="dxa"/>
+            </w:tcMar>
+            <w:vAlign w:val="center"/>
+          </w:tcPr>
+          <w:p>
+            <w:pPr>
+              <w:spacing w:line="270" w:lineRule="auto"/>
+            </w:pPr>
+            <w:r>
+              <w:rPr>
+                <w:sz w:val="20"/>
+                <w:szCs w:val="20"/>
+              </w:rPr>
+              <w:t>Обычные сборки PyTorch с pytorch.org не подходят — нужны сборки NVIDIA для JetPack; программа будет работать на процессоре</w:t>
+            </w:r>
+          </w:p>
+        </w:tc>
+      </w:tr>
+    </w:tbl>
+    <w:p>
+      <w:pPr>
+        <w:spacing w:after="120"/>
+      </w:pPr>
+    </w:p>
+    <w:p>
+      <w:pPr>
+        <w:pStyle w:val="1"/>
+        <w:pageBreakBefore/>
+      </w:pPr>
+      <w:bookmarkStart w:id="37" w:name="_Toc241320325"/>
+      <w:r>
+        <w:lastRenderedPageBreak/>
+        <w:t>7. Устройство программы</w:t>
+      </w:r>
+      <w:bookmarkEnd w:id="37"/>
+    </w:p>
+    <w:p>
+      <w:pPr>
+        <w:pStyle w:val="2"/>
+      </w:pPr>
+      <w:bookmarkStart w:id="38" w:name="_Toc241320326"/>
+      <w:r>
+        <w:t>7.1. Структура файлов</w:t>
+      </w:r>
+      <w:bookmarkEnd w:id="38"/>
+    </w:p>
+    <w:tbl>
+      <w:tblPr>
+        <w:tblW w:w="9638" w:type="dxa"/>
+        <w:tblBorders>
+          <w:top w:val="single" w:sz="4" w:space="0" w:color="auto"/>
+          <w:left w:val="single" w:sz="4" w:space="0" w:color="auto"/>
+          <w:bottom w:val="single" w:sz="4" w:space="0" w:color="auto"/>
+          <w:right w:val="single" w:sz="4" w:space="0" w:color="auto"/>
+          <w:insideH w:val="single" w:sz="4" w:space="0" w:color="auto"/>
+          <w:insideV w:val="single" w:sz="4" w:space="0" w:color="auto"/>
+        </w:tblBorders>
+        <w:tblCellMar>
+          <w:left w:w="10" w:type="dxa"/>
+          <w:right w:w="10" w:type="dxa"/>
+        </w:tblCellMar>
+        <w:tblLook w:val="04A0" w:firstRow="1" w:lastRow="0" w:firstColumn="1" w:lastColumn="0" w:noHBand="0" w:noVBand="1"/>
       </w:tblPr>
       <w:tblGrid>
         <w:gridCol w:w="2200"/>
@@ -25988,12 +28054,12 @@
       <w:pPr>
         <w:pStyle w:val="2"/>
       </w:pPr>
-      <w:bookmarkStart w:id="38" w:name="_Toc241270591"/>
+      <w:bookmarkStart w:id="39" w:name="_Toc241320327"/>
       <w:r>
         <w:lastRenderedPageBreak/>
         <w:t>7.2. Путь кадра через программу</w:t>
       </w:r>
-      <w:bookmarkEnd w:id="38"/>
+      <w:bookmarkEnd w:id="39"/>
     </w:p>
     <w:p>
       <w:pPr>
@@ -26006,7 +28072,7 @@
           <w:noProof/>
         </w:rPr>
         <w:drawing>
-          <wp:inline distT="0" distB="0" distL="0" distR="0" wp14:anchorId="7A259778" wp14:editId="0F30E15D">
+          <wp:inline distT="0" distB="0" distL="0" distR="0" wp14:anchorId="266F37BE" wp14:editId="13BA28C7">
             <wp:extent cx="6096000" cy="3600450"/>
             <wp:effectExtent l="0" t="0" r="0" b="0"/>
             <wp:docPr id="6" name="pipeline.png" descr="Рис. 6. Конвейер обработки одного кадра" title="Рис. 6. Конвейер обработки одного кадра"/>
@@ -26281,11 +28347,11 @@
       <w:pPr>
         <w:pStyle w:val="2"/>
       </w:pPr>
-      <w:bookmarkStart w:id="39" w:name="_Toc241270592"/>
+      <w:bookmarkStart w:id="40" w:name="_Toc241320328"/>
       <w:r>
         <w:t>7.3. Многопоточность</w:t>
       </w:r>
-      <w:bookmarkEnd w:id="39"/>
+      <w:bookmarkEnd w:id="40"/>
     </w:p>
     <w:p>
       <w:pPr>
@@ -26413,11 +28479,11 @@
       <w:pPr>
         <w:pStyle w:val="2"/>
       </w:pPr>
-      <w:bookmarkStart w:id="40" w:name="_Toc241270593"/>
+      <w:bookmarkStart w:id="41" w:name="_Toc241320329"/>
       <w:r>
         <w:t>7.4. Передача видео в браузер (MJPEG)</w:t>
       </w:r>
-      <w:bookmarkEnd w:id="40"/>
+      <w:bookmarkEnd w:id="41"/>
     </w:p>
     <w:p>
       <w:pPr>
@@ -26726,11 +28792,11 @@
       <w:pPr>
         <w:pStyle w:val="2"/>
       </w:pPr>
-      <w:bookmarkStart w:id="41" w:name="_Toc241270594"/>
+      <w:bookmarkStart w:id="42" w:name="_Toc241320330"/>
       <w:r>
         <w:t>7.5. Программный интерфейс (API)</w:t>
       </w:r>
-      <w:bookmarkEnd w:id="41"/>
+      <w:bookmarkEnd w:id="42"/>
     </w:p>
     <w:tbl>
       <w:tblPr>
@@ -26747,7 +28813,7 @@
           <w:left w:w="10" w:type="dxa"/>
           <w:right w:w="10" w:type="dxa"/>
         </w:tblCellMar>
-        <w:tblLook w:val="0000" w:firstRow="0" w:lastRow="0" w:firstColumn="0" w:lastColumn="0" w:noHBand="0" w:noVBand="0"/>
+        <w:tblLook w:val="04A0" w:firstRow="1" w:lastRow="0" w:firstColumn="1" w:lastColumn="0" w:noHBand="0" w:noVBand="1"/>
       </w:tblPr>
       <w:tblGrid>
         <w:gridCol w:w="1400"/>
@@ -28536,11 +30602,11 @@
       <w:pPr>
         <w:pStyle w:val="2"/>
       </w:pPr>
-      <w:bookmarkStart w:id="42" w:name="_Toc241270595"/>
+      <w:bookmarkStart w:id="43" w:name="_Toc241320331"/>
       <w:r>
         <w:t>7.6. Формат описания снимка</w:t>
       </w:r>
-      <w:bookmarkEnd w:id="42"/>
+      <w:bookmarkEnd w:id="43"/>
     </w:p>
     <w:p>
       <w:pPr>
@@ -28941,12 +31007,12 @@
         <w:pStyle w:val="1"/>
         <w:pageBreakBefore/>
       </w:pPr>
-      <w:bookmarkStart w:id="43" w:name="_Toc241270596"/>
+      <w:bookmarkStart w:id="44" w:name="_Toc241320332"/>
       <w:r>
         <w:lastRenderedPageBreak/>
         <w:t>8. Основы алгоритма</w:t>
       </w:r>
-      <w:bookmarkEnd w:id="43"/>
+      <w:bookmarkEnd w:id="44"/>
     </w:p>
     <w:p>
       <w:pPr>
@@ -28960,11 +31026,11 @@
       <w:pPr>
         <w:pStyle w:val="2"/>
       </w:pPr>
-      <w:bookmarkStart w:id="44" w:name="_Toc241270597"/>
+      <w:bookmarkStart w:id="45" w:name="_Toc241320333"/>
       <w:r>
         <w:t>8.1. Изображение — это массив чисел</w:t>
       </w:r>
-      <w:bookmarkEnd w:id="44"/>
+      <w:bookmarkEnd w:id="45"/>
     </w:p>
     <w:p>
       <w:pPr>
@@ -29018,11 +31084,11 @@
       <w:pPr>
         <w:pStyle w:val="2"/>
       </w:pPr>
-      <w:bookmarkStart w:id="45" w:name="_Toc241270598"/>
+      <w:bookmarkStart w:id="46" w:name="_Toc241320334"/>
       <w:r>
         <w:t>8.2. Захват кадров через OpenCV</w:t>
       </w:r>
-      <w:bookmarkEnd w:id="45"/>
+      <w:bookmarkEnd w:id="46"/>
     </w:p>
     <w:p>
       <w:pPr>
@@ -29282,11 +31348,11 @@
       <w:pPr>
         <w:pStyle w:val="2"/>
       </w:pPr>
-      <w:bookmarkStart w:id="46" w:name="_Toc241270599"/>
+      <w:bookmarkStart w:id="47" w:name="_Toc241320335"/>
       <w:r>
         <w:t>8.3. Задача детекции объектов</w:t>
       </w:r>
-      <w:bookmarkEnd w:id="46"/>
+      <w:bookmarkEnd w:id="47"/>
     </w:p>
     <w:p>
       <w:pPr>
@@ -29311,7 +31377,7 @@
           <w:left w:w="10" w:type="dxa"/>
           <w:right w:w="10" w:type="dxa"/>
         </w:tblCellMar>
-        <w:tblLook w:val="0000" w:firstRow="0" w:lastRow="0" w:firstColumn="0" w:lastColumn="0" w:noHBand="0" w:noVBand="0"/>
+        <w:tblLook w:val="04A0" w:firstRow="1" w:lastRow="0" w:firstColumn="1" w:lastColumn="0" w:noHBand="0" w:noVBand="1"/>
       </w:tblPr>
       <w:tblGrid>
         <w:gridCol w:w="2400"/>
@@ -29865,7 +31931,7 @@
           <w:left w:w="10" w:type="dxa"/>
           <w:right w:w="10" w:type="dxa"/>
         </w:tblCellMar>
-        <w:tblLook w:val="0000" w:firstRow="0" w:lastRow="0" w:firstColumn="0" w:lastColumn="0" w:noHBand="0" w:noVBand="0"/>
+        <w:tblLook w:val="04A0" w:firstRow="1" w:lastRow="0" w:firstColumn="1" w:lastColumn="0" w:noHBand="0" w:noVBand="1"/>
       </w:tblPr>
       <w:tblGrid>
         <w:gridCol w:w="2100"/>
@@ -30563,11 +32629,11 @@
       <w:pPr>
         <w:pStyle w:val="2"/>
       </w:pPr>
-      <w:bookmarkStart w:id="47" w:name="_Toc241270600"/>
+      <w:bookmarkStart w:id="48" w:name="_Toc241320336"/>
       <w:r>
         <w:t>8.4. Как «думает» свёрточная нейросеть</w:t>
       </w:r>
-      <w:bookmarkEnd w:id="47"/>
+      <w:bookmarkEnd w:id="48"/>
     </w:p>
     <w:p>
       <w:pPr>
@@ -30680,12 +32746,12 @@
       <w:pPr>
         <w:pStyle w:val="2"/>
       </w:pPr>
-      <w:bookmarkStart w:id="48" w:name="_Toc241270601"/>
+      <w:bookmarkStart w:id="49" w:name="_Toc241320337"/>
       <w:r>
         <w:lastRenderedPageBreak/>
         <w:t>8.5. Архитектура YOLO</w:t>
       </w:r>
-      <w:bookmarkEnd w:id="48"/>
+      <w:bookmarkEnd w:id="49"/>
     </w:p>
     <w:p>
       <w:pPr>
@@ -30698,7 +32764,7 @@
           <w:noProof/>
         </w:rPr>
         <w:drawing>
-          <wp:inline distT="0" distB="0" distL="0" distR="0" wp14:anchorId="61426F8B" wp14:editId="4CBE21A1">
+          <wp:inline distT="0" distB="0" distL="0" distR="0" wp14:anchorId="67BB08F9" wp14:editId="0D541885">
             <wp:extent cx="6096000" cy="2314575"/>
             <wp:effectExtent l="0" t="0" r="0" b="0"/>
             <wp:docPr id="7" name="yolo.png" descr="Рис. 7. Упрощённая схема YOLO: backbone, neck и head" title="Рис. 7. Упрощённая схема YOLO: backbone, neck и head"/>
@@ -30860,11 +32926,11 @@
       <w:pPr>
         <w:pStyle w:val="2"/>
       </w:pPr>
-      <w:bookmarkStart w:id="49" w:name="_Toc241270602"/>
+      <w:bookmarkStart w:id="50" w:name="_Toc241320338"/>
       <w:r>
         <w:t>8.6. Подготовка кадра (предобработка)</w:t>
       </w:r>
-      <w:bookmarkEnd w:id="49"/>
+      <w:bookmarkEnd w:id="50"/>
     </w:p>
     <w:p>
       <w:pPr>
@@ -30977,11 +33043,11 @@
       <w:pPr>
         <w:pStyle w:val="2"/>
       </w:pPr>
-      <w:bookmarkStart w:id="50" w:name="_Toc241270603"/>
+      <w:bookmarkStart w:id="51" w:name="_Toc241320339"/>
       <w:r>
         <w:t>8.7. Постобработка: порог уверенности, IoU и NMS</w:t>
       </w:r>
-      <w:bookmarkEnd w:id="50"/>
+      <w:bookmarkEnd w:id="51"/>
     </w:p>
     <w:p>
       <w:pPr>
@@ -31032,7 +33098,7 @@
           <w:left w:w="10" w:type="dxa"/>
           <w:right w:w="10" w:type="dxa"/>
         </w:tblCellMar>
-        <w:tblLook w:val="0000" w:firstRow="0" w:lastRow="0" w:firstColumn="0" w:lastColumn="0" w:noHBand="0" w:noVBand="0"/>
+        <w:tblLook w:val="04A0" w:firstRow="1" w:lastRow="0" w:firstColumn="1" w:lastColumn="0" w:noHBand="0" w:noVBand="1"/>
       </w:tblPr>
       <w:tblGrid>
         <w:gridCol w:w="1800"/>
@@ -31346,7 +33412,7 @@
           <w:noProof/>
         </w:rPr>
         <w:drawing>
-          <wp:inline distT="0" distB="0" distL="0" distR="0" wp14:anchorId="351CFA2D" wp14:editId="33B65E46">
+          <wp:inline distT="0" distB="0" distL="0" distR="0" wp14:anchorId="6E3D548B" wp14:editId="41E15B79">
             <wp:extent cx="5905500" cy="1885950"/>
             <wp:effectExtent l="0" t="0" r="0" b="0"/>
             <wp:docPr id="8" name="iou.png" descr="Рис. 8. IoU — отношение площади пересечения к площади объединения" title="Рис. 8. IoU — отношение площади пересечения к площади объединения"/>
@@ -31547,11 +33613,11 @@
       <w:pPr>
         <w:pStyle w:val="2"/>
       </w:pPr>
-      <w:bookmarkStart w:id="51" w:name="_Toc241270604"/>
+      <w:bookmarkStart w:id="52" w:name="_Toc241320340"/>
       <w:r>
         <w:t>8.8. Определение положения объекта</w:t>
       </w:r>
-      <w:bookmarkEnd w:id="51"/>
+      <w:bookmarkEnd w:id="52"/>
     </w:p>
     <w:p>
       <w:pPr>
@@ -31564,7 +33630,7 @@
           <w:noProof/>
         </w:rPr>
         <w:drawing>
-          <wp:inline distT="0" distB="0" distL="0" distR="0" wp14:anchorId="764B79AB" wp14:editId="488797F2">
+          <wp:inline distT="0" distB="0" distL="0" distR="0" wp14:anchorId="7D7EF7E9" wp14:editId="0AF9A660">
             <wp:extent cx="6096000" cy="2495550"/>
             <wp:effectExtent l="0" t="0" r="0" b="0"/>
             <wp:docPr id="9" name="grid.png" descr="Рис. 9. Сетка 3×3 для словесного описания положения" title="Рис. 9. Сетка 3×3 для словесного описания положения"/>
@@ -31730,11 +33796,11 @@
       <w:pPr>
         <w:pStyle w:val="2"/>
       </w:pPr>
-      <w:bookmarkStart w:id="52" w:name="_Toc241270605"/>
+      <w:bookmarkStart w:id="53" w:name="_Toc241320341"/>
       <w:r>
         <w:t>8.9. Подсчёт объектов и описание кадра</w:t>
       </w:r>
-      <w:bookmarkEnd w:id="52"/>
+      <w:bookmarkEnd w:id="53"/>
     </w:p>
     <w:p>
       <w:pPr>
@@ -31857,11 +33923,11 @@
       <w:pPr>
         <w:pStyle w:val="2"/>
       </w:pPr>
-      <w:bookmarkStart w:id="53" w:name="_Toc241270606"/>
+      <w:bookmarkStart w:id="54" w:name="_Toc241320342"/>
       <w:r>
         <w:t>8.10. Отрисовка разметки</w:t>
       </w:r>
-      <w:bookmarkEnd w:id="53"/>
+      <w:bookmarkEnd w:id="54"/>
     </w:p>
     <w:p>
       <w:pPr>
@@ -31941,11 +34007,11 @@
       <w:pPr>
         <w:pStyle w:val="2"/>
       </w:pPr>
-      <w:bookmarkStart w:id="54" w:name="_Toc241270607"/>
+      <w:bookmarkStart w:id="55" w:name="_Toc241320343"/>
       <w:r>
         <w:t>8.11. Полный цикл в виде псевдокода</w:t>
       </w:r>
-      <w:bookmarkEnd w:id="54"/>
+      <w:bookmarkEnd w:id="55"/>
     </w:p>
     <w:p>
       <w:pPr>
@@ -32292,12 +34358,12 @@
       <w:pPr>
         <w:pStyle w:val="2"/>
       </w:pPr>
-      <w:bookmarkStart w:id="55" w:name="_Toc241270608"/>
+      <w:bookmarkStart w:id="56" w:name="_Toc241320344"/>
       <w:r>
         <w:lastRenderedPageBreak/>
         <w:t>8.12. Пример результата</w:t>
       </w:r>
-      <w:bookmarkEnd w:id="55"/>
+      <w:bookmarkEnd w:id="56"/>
     </w:p>
     <w:p>
       <w:pPr>
@@ -32310,7 +34376,7 @@
           <w:noProof/>
         </w:rPr>
         <w:drawing>
-          <wp:inline distT="0" distB="0" distL="0" distR="0" wp14:anchorId="14DCFE73" wp14:editId="7D1A4BF4">
+          <wp:inline distT="0" distB="0" distL="0" distR="0" wp14:anchorId="267066C0" wp14:editId="41229E3B">
             <wp:extent cx="3143250" cy="4191000"/>
             <wp:effectExtent l="0" t="0" r="0" b="0"/>
             <wp:docPr id="10" name="test.jpg" descr="Рис. 10. Результат работы на тестовом изображении: 4 человека и автобус" title="Рис. 10. Результат работы на тестовом изображении: 4 человека и автобус"/>
@@ -32378,12 +34444,12 @@
         <w:pStyle w:val="1"/>
         <w:pageBreakBefore/>
       </w:pPr>
-      <w:bookmarkStart w:id="56" w:name="_Toc241270609"/>
+      <w:bookmarkStart w:id="57" w:name="_Toc241320345"/>
       <w:r>
         <w:lastRenderedPageBreak/>
         <w:t>9. Ограничения</w:t>
       </w:r>
-      <w:bookmarkEnd w:id="56"/>
+      <w:bookmarkEnd w:id="57"/>
     </w:p>
     <w:p>
       <w:pPr>
@@ -32530,12 +34596,12 @@
         <w:pStyle w:val="1"/>
         <w:pageBreakBefore/>
       </w:pPr>
-      <w:bookmarkStart w:id="57" w:name="_Toc241270610"/>
+      <w:bookmarkStart w:id="58" w:name="_Toc241320346"/>
       <w:r>
         <w:lastRenderedPageBreak/>
         <w:t>10. Решение проблем</w:t>
       </w:r>
-      <w:bookmarkEnd w:id="57"/>
+      <w:bookmarkEnd w:id="58"/>
     </w:p>
     <w:tbl>
       <w:tblPr>
@@ -32552,7 +34618,7 @@
           <w:left w:w="10" w:type="dxa"/>
           <w:right w:w="10" w:type="dxa"/>
         </w:tblCellMar>
-        <w:tblLook w:val="0000" w:firstRow="0" w:lastRow="0" w:firstColumn="0" w:lastColumn="0" w:noHBand="0" w:noVBand="0"/>
+        <w:tblLook w:val="04A0" w:firstRow="1" w:lastRow="0" w:firstColumn="1" w:lastColumn="0" w:noHBand="0" w:noVBand="1"/>
       </w:tblPr>
       <w:tblGrid>
         <w:gridCol w:w="2500"/>
@@ -33926,7 +35992,7 @@
                 <w:sz w:val="20"/>
                 <w:szCs w:val="20"/>
               </w:rPr>
-              <w:t>Установлен PyTorch без CUDA</w:t>
+              <w:t>Установлен PyTorch без CUDA или не установлен драйвер</w:t>
             </w:r>
           </w:p>
         </w:tc>
@@ -33956,7 +36022,7 @@
                 <w:sz w:val="20"/>
                 <w:szCs w:val="20"/>
               </w:rPr>
-              <w:t>Удалите .venv и запустите main.py заново (раздел 6.3)</w:t>
+              <w:t>Выполните python main.py --install-cuda; на Linux без драйвера — раздел 6.5</w:t>
             </w:r>
           </w:p>
         </w:tc>
@@ -34486,22 +36552,22 @@
         <w:pStyle w:val="1"/>
         <w:pageBreakBefore/>
       </w:pPr>
-      <w:bookmarkStart w:id="58" w:name="_Toc241270611"/>
+      <w:bookmarkStart w:id="59" w:name="_Toc241320347"/>
       <w:r>
         <w:lastRenderedPageBreak/>
         <w:t>11. Возможности развития</w:t>
       </w:r>
-      <w:bookmarkEnd w:id="58"/>
+      <w:bookmarkEnd w:id="59"/>
     </w:p>
     <w:p>
       <w:pPr>
         <w:pStyle w:val="2"/>
       </w:pPr>
-      <w:bookmarkStart w:id="59" w:name="_Toc241270612"/>
+      <w:bookmarkStart w:id="60" w:name="_Toc241320348"/>
       <w:r>
         <w:t>11.1. Трекинг и подсчёт уникальных объектов</w:t>
       </w:r>
-      <w:bookmarkEnd w:id="59"/>
+      <w:bookmarkEnd w:id="60"/>
     </w:p>
     <w:p>
       <w:pPr>
@@ -34588,11 +36654,11 @@
       <w:pPr>
         <w:pStyle w:val="2"/>
       </w:pPr>
-      <w:bookmarkStart w:id="60" w:name="_Toc241270613"/>
+      <w:bookmarkStart w:id="61" w:name="_Toc241320349"/>
       <w:r>
         <w:t>11.2. Обучение на своих объектах</w:t>
       </w:r>
-      <w:bookmarkEnd w:id="60"/>
+      <w:bookmarkEnd w:id="61"/>
     </w:p>
     <w:p>
       <w:pPr>
@@ -34743,11 +36809,11 @@
       <w:pPr>
         <w:pStyle w:val="2"/>
       </w:pPr>
-      <w:bookmarkStart w:id="61" w:name="_Toc241270614"/>
+      <w:bookmarkStart w:id="62" w:name="_Toc241320350"/>
       <w:r>
         <w:t>11.3. Другие идеи</w:t>
       </w:r>
-      <w:bookmarkEnd w:id="61"/>
+      <w:bookmarkEnd w:id="62"/>
     </w:p>
     <w:p>
       <w:pPr>
@@ -34886,12 +36952,12 @@
         <w:pStyle w:val="1"/>
         <w:pageBreakBefore/>
       </w:pPr>
-      <w:bookmarkStart w:id="62" w:name="_Toc241270615"/>
+      <w:bookmarkStart w:id="63" w:name="_Toc241320351"/>
       <w:r>
         <w:lastRenderedPageBreak/>
         <w:t>12. Словарь терминов</w:t>
       </w:r>
-      <w:bookmarkEnd w:id="62"/>
+      <w:bookmarkEnd w:id="63"/>
     </w:p>
     <w:tbl>
       <w:tblPr>
@@ -34908,7 +36974,7 @@
           <w:left w:w="10" w:type="dxa"/>
           <w:right w:w="10" w:type="dxa"/>
         </w:tblCellMar>
-        <w:tblLook w:val="0000" w:firstRow="0" w:lastRow="0" w:firstColumn="0" w:lastColumn="0" w:noHBand="0" w:noVBand="0"/>
+        <w:tblLook w:val="04A0" w:firstRow="1" w:lastRow="0" w:firstColumn="1" w:lastColumn="0" w:noHBand="0" w:noVBand="1"/>
       </w:tblPr>
       <w:tblGrid>
         <w:gridCol w:w="2600"/>
@@ -36266,7 +38332,7 @@
                 <w:sz w:val="20"/>
                 <w:szCs w:val="20"/>
               </w:rPr>
-              <w:t>MPS (Metal)</w:t>
+              <w:t>nvidia-smi</w:t>
             </w:r>
           </w:p>
         </w:tc>
@@ -36296,7 +38362,7 @@
                 <w:sz w:val="20"/>
                 <w:szCs w:val="20"/>
               </w:rPr>
-              <w:t>Вычисления на графике Apple Silicon (M1–M4) через Metal Performance Shaders</w:t>
+              <w:t>Утилита драйвера NVIDIA: показывает видеокарты и поддерживаемую версию CUDA</w:t>
             </w:r>
           </w:p>
         </w:tc>
@@ -36335,7 +38401,7 @@
                 <w:sz w:val="20"/>
                 <w:szCs w:val="20"/>
               </w:rPr>
-              <w:t>getUserMedia</w:t>
+              <w:t>Сборка PyTorch (cu130, cu128…)</w:t>
             </w:r>
           </w:p>
         </w:tc>
@@ -36366,7 +38432,7 @@
                 <w:sz w:val="20"/>
                 <w:szCs w:val="20"/>
               </w:rPr>
-              <w:t>Функция браузера для доступа к камере и микрофону устройства</w:t>
+              <w:t>Вариант PyTorch, собранный под определённую версию CUDA; должен быть не новее версии, которую поддерживает драйвер</w:t>
             </w:r>
           </w:p>
         </w:tc>
@@ -36404,7 +38470,7 @@
                 <w:sz w:val="20"/>
                 <w:szCs w:val="20"/>
               </w:rPr>
-              <w:t>getDisplayMedia</w:t>
+              <w:t>MPS (Metal)</w:t>
             </w:r>
           </w:p>
         </w:tc>
@@ -36434,7 +38500,7 @@
                 <w:sz w:val="20"/>
                 <w:szCs w:val="20"/>
               </w:rPr>
-              <w:t>Функция браузера для захвата экрана, окна или вкладки</w:t>
+              <w:t>Вычисления на графике Apple Silicon (M1–M4) через Metal Performance Shaders</w:t>
             </w:r>
           </w:p>
         </w:tc>
@@ -36473,7 +38539,7 @@
                 <w:sz w:val="20"/>
                 <w:szCs w:val="20"/>
               </w:rPr>
-              <w:t>Защищённый контекст</w:t>
+              <w:t>getUserMedia</w:t>
             </w:r>
           </w:p>
         </w:tc>
@@ -36504,7 +38570,7 @@
                 <w:sz w:val="20"/>
                 <w:szCs w:val="20"/>
               </w:rPr>
-              <w:t>Страница, открытая по HTTPS или с localhost; только в нём браузер даёт доступ к камере и экрану</w:t>
+              <w:t>Функция браузера для доступа к камере и микрофону устройства</w:t>
             </w:r>
           </w:p>
         </w:tc>
@@ -36542,7 +38608,7 @@
                 <w:sz w:val="20"/>
                 <w:szCs w:val="20"/>
               </w:rPr>
-              <w:t>Web Worker</w:t>
+              <w:t>getDisplayMedia</w:t>
             </w:r>
           </w:p>
         </w:tc>
@@ -36572,7 +38638,7 @@
                 <w:sz w:val="20"/>
                 <w:szCs w:val="20"/>
               </w:rPr>
-              <w:t>Фоновый поток JavaScript; его таймеры не замедляются, когда вкладка неактивна</w:t>
+              <w:t>Функция браузера для захвата экрана, окна или вкладки</w:t>
             </w:r>
           </w:p>
         </w:tc>
@@ -36611,7 +38677,7 @@
                 <w:sz w:val="20"/>
                 <w:szCs w:val="20"/>
               </w:rPr>
-              <w:t>Open Images V7</w:t>
+              <w:t>Защищённый контекст</w:t>
             </w:r>
           </w:p>
         </w:tc>
@@ -36642,7 +38708,7 @@
                 <w:sz w:val="20"/>
                 <w:szCs w:val="20"/>
               </w:rPr>
-              <w:t>Набор данных Google: 1,7 млн изображений с разметкой 601 класса</w:t>
+              <w:t>Страница, открытая по HTTPS или с localhost; только в нём браузер даёт доступ к камере и экрану</w:t>
             </w:r>
           </w:p>
         </w:tc>
@@ -36680,7 +38746,7 @@
                 <w:sz w:val="20"/>
                 <w:szCs w:val="20"/>
               </w:rPr>
-              <w:t>LVIS</w:t>
+              <w:t>Web Worker</w:t>
             </w:r>
           </w:p>
         </w:tc>
@@ -36710,7 +38776,7 @@
                 <w:sz w:val="20"/>
                 <w:szCs w:val="20"/>
               </w:rPr>
-              <w:t>Набор данных с разметкой 1203 классов, в том числе редких; на нём оценивают модели с открытым словарём</w:t>
+              <w:t>Фоновый поток JavaScript; его таймеры не замедляются, когда вкладка неактивна</w:t>
             </w:r>
           </w:p>
         </w:tc>
@@ -36750,6 +38816,144 @@
                 <w:szCs w:val="20"/>
               </w:rPr>
               <w:lastRenderedPageBreak/>
+              <w:t>Open Images V7</w:t>
+            </w:r>
+          </w:p>
+        </w:tc>
+        <w:tc>
+          <w:tcPr>
+            <w:tcW w:w="7038" w:type="dxa"/>
+            <w:tcBorders>
+              <w:top w:val="single" w:sz="4" w:space="0" w:color="D5DAE3"/>
+              <w:left w:val="single" w:sz="4" w:space="0" w:color="D5DAE3"/>
+              <w:bottom w:val="single" w:sz="4" w:space="0" w:color="D5DAE3"/>
+              <w:right w:val="single" w:sz="4" w:space="0" w:color="D5DAE3"/>
+            </w:tcBorders>
+            <w:shd w:val="clear" w:color="auto" w:fill="F7F9FC"/>
+            <w:tcMar>
+              <w:top w:w="70" w:type="dxa"/>
+              <w:left w:w="110" w:type="dxa"/>
+              <w:bottom w:w="70" w:type="dxa"/>
+              <w:right w:w="110" w:type="dxa"/>
+            </w:tcMar>
+            <w:vAlign w:val="center"/>
+          </w:tcPr>
+          <w:p>
+            <w:pPr>
+              <w:spacing w:line="270" w:lineRule="auto"/>
+            </w:pPr>
+            <w:r>
+              <w:rPr>
+                <w:sz w:val="20"/>
+                <w:szCs w:val="20"/>
+              </w:rPr>
+              <w:t>Набор данных Google: 1,7 млн изображений с разметкой 601 класса</w:t>
+            </w:r>
+          </w:p>
+        </w:tc>
+      </w:tr>
+      <w:tr>
+        <w:tblPrEx>
+          <w:tblCellMar>
+            <w:top w:w="0" w:type="dxa"/>
+            <w:bottom w:w="0" w:type="dxa"/>
+          </w:tblCellMar>
+        </w:tblPrEx>
+        <w:tc>
+          <w:tcPr>
+            <w:tcW w:w="2600" w:type="dxa"/>
+            <w:tcBorders>
+              <w:top w:val="single" w:sz="4" w:space="0" w:color="D5DAE3"/>
+              <w:left w:val="single" w:sz="4" w:space="0" w:color="D5DAE3"/>
+              <w:bottom w:val="single" w:sz="4" w:space="0" w:color="D5DAE3"/>
+              <w:right w:val="single" w:sz="4" w:space="0" w:color="D5DAE3"/>
+            </w:tcBorders>
+            <w:tcMar>
+              <w:top w:w="70" w:type="dxa"/>
+              <w:left w:w="110" w:type="dxa"/>
+              <w:bottom w:w="70" w:type="dxa"/>
+              <w:right w:w="110" w:type="dxa"/>
+            </w:tcMar>
+            <w:vAlign w:val="center"/>
+          </w:tcPr>
+          <w:p>
+            <w:pPr>
+              <w:spacing w:line="270" w:lineRule="auto"/>
+            </w:pPr>
+            <w:r>
+              <w:rPr>
+                <w:sz w:val="20"/>
+                <w:szCs w:val="20"/>
+              </w:rPr>
+              <w:t>LVIS</w:t>
+            </w:r>
+          </w:p>
+        </w:tc>
+        <w:tc>
+          <w:tcPr>
+            <w:tcW w:w="7038" w:type="dxa"/>
+            <w:tcBorders>
+              <w:top w:val="single" w:sz="4" w:space="0" w:color="D5DAE3"/>
+              <w:left w:val="single" w:sz="4" w:space="0" w:color="D5DAE3"/>
+              <w:bottom w:val="single" w:sz="4" w:space="0" w:color="D5DAE3"/>
+              <w:right w:val="single" w:sz="4" w:space="0" w:color="D5DAE3"/>
+            </w:tcBorders>
+            <w:tcMar>
+              <w:top w:w="70" w:type="dxa"/>
+              <w:left w:w="110" w:type="dxa"/>
+              <w:bottom w:w="70" w:type="dxa"/>
+              <w:right w:w="110" w:type="dxa"/>
+            </w:tcMar>
+            <w:vAlign w:val="center"/>
+          </w:tcPr>
+          <w:p>
+            <w:pPr>
+              <w:spacing w:line="270" w:lineRule="auto"/>
+            </w:pPr>
+            <w:r>
+              <w:rPr>
+                <w:sz w:val="20"/>
+                <w:szCs w:val="20"/>
+              </w:rPr>
+              <w:t>Набор данных с разметкой 1203 классов, в том числе редких; на нём оценивают модели с открытым словарём</w:t>
+            </w:r>
+          </w:p>
+        </w:tc>
+      </w:tr>
+      <w:tr>
+        <w:tblPrEx>
+          <w:tblCellMar>
+            <w:top w:w="0" w:type="dxa"/>
+            <w:bottom w:w="0" w:type="dxa"/>
+          </w:tblCellMar>
+        </w:tblPrEx>
+        <w:tc>
+          <w:tcPr>
+            <w:tcW w:w="2600" w:type="dxa"/>
+            <w:tcBorders>
+              <w:top w:val="single" w:sz="4" w:space="0" w:color="D5DAE3"/>
+              <w:left w:val="single" w:sz="4" w:space="0" w:color="D5DAE3"/>
+              <w:bottom w:val="single" w:sz="4" w:space="0" w:color="D5DAE3"/>
+              <w:right w:val="single" w:sz="4" w:space="0" w:color="D5DAE3"/>
+            </w:tcBorders>
+            <w:shd w:val="clear" w:color="auto" w:fill="F7F9FC"/>
+            <w:tcMar>
+              <w:top w:w="70" w:type="dxa"/>
+              <w:left w:w="110" w:type="dxa"/>
+              <w:bottom w:w="70" w:type="dxa"/>
+              <w:right w:w="110" w:type="dxa"/>
+            </w:tcMar>
+            <w:vAlign w:val="center"/>
+          </w:tcPr>
+          <w:p>
+            <w:pPr>
+              <w:spacing w:line="270" w:lineRule="auto"/>
+            </w:pPr>
+            <w:r>
+              <w:rPr>
+                <w:sz w:val="20"/>
+                <w:szCs w:val="20"/>
+              </w:rPr>
               <w:t>Открытый словарь (open-vocabulary)</w:t>
             </w:r>
           </w:p>
@@ -37135,96 +39339,68 @@
 <file path=word/numbering.xml><?xml version="1.0" encoding="utf-8"?>
 <w:numbering xmlns:wpc="http://schemas.microsoft.com/office/word/2010/wordprocessingCanvas" xmlns:cx="http://schemas.microsoft.com/office/drawing/2014/chartex" xmlns:cx1="http://schemas.microsoft.com/office/drawing/2015/9/8/chartex" xmlns:cx2="http://schemas.microsoft.com/office/drawing/2015/10/21/chartex" xmlns:cx3="http://schemas.microsoft.com/office/drawing/2016/5/9/chartex" xmlns:cx4="http://schemas.microsoft.com/office/drawing/2016/5/10/chartex" xmlns:cx5="http://schemas.microsoft.com/office/drawing/2016/5/11/chartex" xmlns:cx6="http://schemas.microsoft.com/office/drawing/2016/5/12/chartex" xmlns:cx7="http://schemas.microsoft.com/office/drawing/2016/5/13/chartex" xmlns:cx8="http://schemas.microsoft.com/office/drawing/2016/5/14/chartex" xmlns:mc="http://schemas.openxmlformats.org/markup-compatibility/2006" xmlns:aink="http://schemas.microsoft.com/office/drawing/2016/ink" xmlns:am3d="http://schemas.microsoft.com/office/drawing/2017/model3d" xmlns:o="urn:schemas-microsoft-com:office:office" xmlns:oel="http://schemas.microsoft.com/office/2019/extlst" xmlns:r="http://schemas.openxmlformats.org/officeDocument/2006/relationships" xmlns:m="http://schemas.openxmlformats.org/officeDocument/2006/math" xmlns:v="urn:schemas-microsoft-com:vml" xmlns:wp14="http://schemas.microsoft.com/office/word/2010/wordprocessingDrawing" xmlns:wp="http://schemas.openxmlformats.org/drawingml/2006/wordprocessingDrawing" xmlns:w10="urn:schemas-microsoft-com:office:word" xmlns:w="http://schemas.openxmlformats.org/wordprocessingml/2006/main" xmlns:w14="http://schemas.microsoft.com/office/word/2010/wordml" xmlns:w15="http://schemas.microsoft.com/office/word/2012/wordml" xmlns:w16cex="http://schemas.microsoft.com/office/word/2018/wordml/cex" xmlns:w16cid="http://schemas.microsoft.com/office/word/2016/wordml/cid" xmlns:w16="http://schemas.microsoft.com/office/word/2018/wordml" xmlns:w16sdtdh="http://schemas.microsoft.com/office/word/2020/wordml/sdtdatahash" xmlns:w16se="http://schemas.microsoft.com/office/word/2015/wordml/symex" xmlns:wpg="http://schemas.microsoft.com/office/word/2010/wordprocessingGroup" xmlns:wpi="http://schemas.microsoft.com/office/word/2010/wordprocessingInk" xmlns:wne="http://schemas.microsoft.com/office/word/2006/wordml" xmlns:wps="http://schemas.microsoft.com/office/word/2010/wordprocessingShape" mc:Ignorable="w14 w15 w16se w16cid w16 w16cex w16sdtdh wp14">
   <w:abstractNum w:abstractNumId="0" w15:restartNumberingAfterBreak="0">
-    <w:nsid w:val="00BC4B8C"/>
+    <w:nsid w:val="07B90394"/>
     <w:multiLevelType w:val="hybridMultilevel"/>
-    <w:tmpl w:val="F7AC376E"/>
-    <w:lvl w:ilvl="0" w:tplc="027A5580">
+    <w:tmpl w:val="D236E59C"/>
+    <w:lvl w:ilvl="0" w:tplc="49B61F42">
       <w:start w:val="1"/>
       <w:numFmt w:val="bullet"/>
-      <w:lvlText w:val="●"/>
+      <w:lvlText w:val="•"/>
       <w:lvlJc w:val="left"/>
       <w:pPr>
-        <w:ind w:left="720" w:hanging="360"/>
+        <w:ind w:left="540" w:hanging="300"/>
       </w:pPr>
     </w:lvl>
-    <w:lvl w:ilvl="1" w:tplc="779C1B4A">
+    <w:lvl w:ilvl="1" w:tplc="6B22949A">
       <w:start w:val="1"/>
       <w:numFmt w:val="bullet"/>
-      <w:lvlText w:val="○"/>
+      <w:lvlText w:val="–"/>
       <w:lvlJc w:val="left"/>
       <w:pPr>
-        <w:ind w:left="1440" w:hanging="360"/>
+        <w:ind w:left="1000" w:hanging="300"/>
       </w:pPr>
     </w:lvl>
-    <w:lvl w:ilvl="2" w:tplc="4E766510">
-      <w:start w:val="1"/>
-      <w:numFmt w:val="bullet"/>
-      <w:lvlText w:val="■"/>
+    <w:lvl w:ilvl="2" w:tplc="75C0D9F6">
+      <w:numFmt w:val="decimal"/>
+      <w:lvlText w:val=""/>
       <w:lvlJc w:val="left"/>
-      <w:pPr>
-        <w:ind w:left="2160" w:hanging="360"/>
-      </w:pPr>
     </w:lvl>
-    <w:lvl w:ilvl="3" w:tplc="A3FEDC96">
-      <w:start w:val="1"/>
-      <w:numFmt w:val="bullet"/>
-      <w:lvlText w:val="●"/>
+    <w:lvl w:ilvl="3" w:tplc="5DF4BA88">
+      <w:numFmt w:val="decimal"/>
+      <w:lvlText w:val=""/>
       <w:lvlJc w:val="left"/>
-      <w:pPr>
-        <w:ind w:left="2880" w:hanging="360"/>
-      </w:pPr>
     </w:lvl>
-    <w:lvl w:ilvl="4" w:tplc="082A8ECC">
-      <w:start w:val="1"/>
-      <w:numFmt w:val="bullet"/>
-      <w:lvlText w:val="○"/>
+    <w:lvl w:ilvl="4" w:tplc="63AE68CE">
+      <w:numFmt w:val="decimal"/>
+      <w:lvlText w:val=""/>
       <w:lvlJc w:val="left"/>
-      <w:pPr>
-        <w:ind w:left="3600" w:hanging="360"/>
-      </w:pPr>
     </w:lvl>
-    <w:lvl w:ilvl="5" w:tplc="B7B64DE6">
-      <w:start w:val="1"/>
-      <w:numFmt w:val="bullet"/>
-      <w:lvlText w:val="■"/>
+    <w:lvl w:ilvl="5" w:tplc="2EB4F40A">
+      <w:numFmt w:val="decimal"/>
+      <w:lvlText w:val=""/>
       <w:lvlJc w:val="left"/>
-      <w:pPr>
-        <w:ind w:left="4320" w:hanging="360"/>
-      </w:pPr>
     </w:lvl>
-    <w:lvl w:ilvl="6" w:tplc="E2EADB06">
-      <w:start w:val="1"/>
-      <w:numFmt w:val="bullet"/>
-      <w:lvlText w:val="●"/>
+    <w:lvl w:ilvl="6" w:tplc="EAFEBEA8">
+      <w:numFmt w:val="decimal"/>
+      <w:lvlText w:val=""/>
       <w:lvlJc w:val="left"/>
-      <w:pPr>
-        <w:ind w:left="5040" w:hanging="360"/>
-      </w:pPr>
     </w:lvl>
-    <w:lvl w:ilvl="7" w:tplc="03007226">
-      <w:start w:val="1"/>
-      <w:numFmt w:val="bullet"/>
-      <w:lvlText w:val="●"/>
+    <w:lvl w:ilvl="7" w:tplc="C11863E6">
+      <w:numFmt w:val="decimal"/>
+      <w:lvlText w:val=""/>
       <w:lvlJc w:val="left"/>
-      <w:pPr>
-        <w:ind w:left="5760" w:hanging="360"/>
-      </w:pPr>
     </w:lvl>
-    <w:lvl w:ilvl="8" w:tplc="8F9AB458">
-      <w:start w:val="1"/>
-      <w:numFmt w:val="bullet"/>
-      <w:lvlText w:val="●"/>
+    <w:lvl w:ilvl="8" w:tplc="EC062B78">
+      <w:numFmt w:val="decimal"/>
+      <w:lvlText w:val=""/>
       <w:lvlJc w:val="left"/>
-      <w:pPr>
-        <w:ind w:left="6480" w:hanging="360"/>
-      </w:pPr>
     </w:lvl>
   </w:abstractNum>
   <w:abstractNum w:abstractNumId="1" w15:restartNumberingAfterBreak="0">
-    <w:nsid w:val="083D4CD7"/>
+    <w:nsid w:val="0CE25D6B"/>
     <w:multiLevelType w:val="hybridMultilevel"/>
-    <w:tmpl w:val="2CCE50EE"/>
-    <w:lvl w:ilvl="0" w:tplc="4E68781E">
+    <w:tmpl w:val="42E6E486"/>
+    <w:lvl w:ilvl="0" w:tplc="77BCE114">
       <w:start w:val="1"/>
       <w:numFmt w:val="decimal"/>
       <w:lvlText w:val="%1."/>
@@ -37233,110 +39409,106 @@
         <w:ind w:left="540" w:hanging="360"/>
       </w:pPr>
     </w:lvl>
-    <w:lvl w:ilvl="1" w:tplc="917021B2">
+    <w:lvl w:ilvl="1" w:tplc="41A242CA">
       <w:numFmt w:val="decimal"/>
       <w:lvlText w:val=""/>
       <w:lvlJc w:val="left"/>
     </w:lvl>
-    <w:lvl w:ilvl="2" w:tplc="223EE5D4">
+    <w:lvl w:ilvl="2" w:tplc="91F8427A">
       <w:numFmt w:val="decimal"/>
       <w:lvlText w:val=""/>
       <w:lvlJc w:val="left"/>
     </w:lvl>
-    <w:lvl w:ilvl="3" w:tplc="8B5E0FBE">
+    <w:lvl w:ilvl="3" w:tplc="A3663182">
       <w:numFmt w:val="decimal"/>
       <w:lvlText w:val=""/>
       <w:lvlJc w:val="left"/>
     </w:lvl>
-    <w:lvl w:ilvl="4" w:tplc="644E9FF0">
+    <w:lvl w:ilvl="4" w:tplc="CC0441DE">
       <w:numFmt w:val="decimal"/>
       <w:lvlText w:val=""/>
       <w:lvlJc w:val="left"/>
     </w:lvl>
-    <w:lvl w:ilvl="5" w:tplc="40B48FEC">
+    <w:lvl w:ilvl="5" w:tplc="645EE0EA">
       <w:numFmt w:val="decimal"/>
       <w:lvlText w:val=""/>
       <w:lvlJc w:val="left"/>
     </w:lvl>
-    <w:lvl w:ilvl="6" w:tplc="B3FA264A">
+    <w:lvl w:ilvl="6" w:tplc="294CD4B2">
       <w:numFmt w:val="decimal"/>
       <w:lvlText w:val=""/>
       <w:lvlJc w:val="left"/>
     </w:lvl>
-    <w:lvl w:ilvl="7" w:tplc="36EC4FAC">
+    <w:lvl w:ilvl="7" w:tplc="723E4470">
       <w:numFmt w:val="decimal"/>
       <w:lvlText w:val=""/>
       <w:lvlJc w:val="left"/>
     </w:lvl>
-    <w:lvl w:ilvl="8" w:tplc="E2042EC6">
+    <w:lvl w:ilvl="8" w:tplc="01463B1E">
       <w:numFmt w:val="decimal"/>
       <w:lvlText w:val=""/>
       <w:lvlJc w:val="left"/>
     </w:lvl>
   </w:abstractNum>
   <w:abstractNum w:abstractNumId="2" w15:restartNumberingAfterBreak="0">
-    <w:nsid w:val="0B8C36A5"/>
+    <w:nsid w:val="23524572"/>
     <w:multiLevelType w:val="hybridMultilevel"/>
-    <w:tmpl w:val="259AE9EE"/>
-    <w:lvl w:ilvl="0" w:tplc="D4729D68">
+    <w:tmpl w:val="ED9E83A6"/>
+    <w:lvl w:ilvl="0" w:tplc="DDC696F2">
       <w:start w:val="1"/>
-      <w:numFmt w:val="bullet"/>
-      <w:lvlText w:val="•"/>
+      <w:numFmt w:val="decimal"/>
+      <w:lvlText w:val="%1."/>
       <w:lvlJc w:val="left"/>
       <w:pPr>
-        <w:ind w:left="540" w:hanging="300"/>
+        <w:ind w:left="540" w:hanging="360"/>
       </w:pPr>
     </w:lvl>
-    <w:lvl w:ilvl="1" w:tplc="46E63866">
-      <w:start w:val="1"/>
-      <w:numFmt w:val="bullet"/>
-      <w:lvlText w:val="–"/>
-      <w:lvlJc w:val="left"/>
-      <w:pPr>
-        <w:ind w:left="1000" w:hanging="300"/>
-      </w:pPr>
-    </w:lvl>
-    <w:lvl w:ilvl="2" w:tplc="1D6622B2">
+    <w:lvl w:ilvl="1" w:tplc="6EC88FA6">
       <w:numFmt w:val="decimal"/>
       <w:lvlText w:val=""/>
       <w:lvlJc w:val="left"/>
     </w:lvl>
-    <w:lvl w:ilvl="3" w:tplc="6096BEB0">
+    <w:lvl w:ilvl="2" w:tplc="5FE66836">
       <w:numFmt w:val="decimal"/>
       <w:lvlText w:val=""/>
       <w:lvlJc w:val="left"/>
     </w:lvl>
-    <w:lvl w:ilvl="4" w:tplc="1010891A">
+    <w:lvl w:ilvl="3" w:tplc="6B8EA9B8">
       <w:numFmt w:val="decimal"/>
       <w:lvlText w:val=""/>
       <w:lvlJc w:val="left"/>
     </w:lvl>
-    <w:lvl w:ilvl="5" w:tplc="0CA4633C">
+    <w:lvl w:ilvl="4" w:tplc="96FE3C1E">
       <w:numFmt w:val="decimal"/>
       <w:lvlText w:val=""/>
       <w:lvlJc w:val="left"/>
     </w:lvl>
-    <w:lvl w:ilvl="6" w:tplc="6AFE2C66">
+    <w:lvl w:ilvl="5" w:tplc="C8D0599C">
       <w:numFmt w:val="decimal"/>
       <w:lvlText w:val=""/>
       <w:lvlJc w:val="left"/>
     </w:lvl>
-    <w:lvl w:ilvl="7" w:tplc="D512C9EA">
+    <w:lvl w:ilvl="6" w:tplc="35D6D29C">
       <w:numFmt w:val="decimal"/>
       <w:lvlText w:val=""/>
       <w:lvlJc w:val="left"/>
     </w:lvl>
-    <w:lvl w:ilvl="8" w:tplc="8F04FB5E">
+    <w:lvl w:ilvl="7" w:tplc="686427A2">
+      <w:numFmt w:val="decimal"/>
+      <w:lvlText w:val=""/>
+      <w:lvlJc w:val="left"/>
+    </w:lvl>
+    <w:lvl w:ilvl="8" w:tplc="F7FAF434">
       <w:numFmt w:val="decimal"/>
       <w:lvlText w:val=""/>
       <w:lvlJc w:val="left"/>
     </w:lvl>
   </w:abstractNum>
   <w:abstractNum w:abstractNumId="3" w15:restartNumberingAfterBreak="0">
-    <w:nsid w:val="1B496971"/>
+    <w:nsid w:val="40890201"/>
     <w:multiLevelType w:val="hybridMultilevel"/>
-    <w:tmpl w:val="CA70CF2A"/>
-    <w:lvl w:ilvl="0" w:tplc="22E4C5A2">
+    <w:tmpl w:val="17EE4E8E"/>
+    <w:lvl w:ilvl="0" w:tplc="0EA4F176">
       <w:start w:val="1"/>
       <w:numFmt w:val="decimal"/>
       <w:lvlText w:val="%1."/>
@@ -37345,52 +39517,52 @@
         <w:ind w:left="540" w:hanging="360"/>
       </w:pPr>
     </w:lvl>
-    <w:lvl w:ilvl="1" w:tplc="59EC2F0E">
+    <w:lvl w:ilvl="1" w:tplc="E47CFDCC">
       <w:numFmt w:val="decimal"/>
       <w:lvlText w:val=""/>
       <w:lvlJc w:val="left"/>
     </w:lvl>
-    <w:lvl w:ilvl="2" w:tplc="71E4D874">
+    <w:lvl w:ilvl="2" w:tplc="39EA1752">
       <w:numFmt w:val="decimal"/>
       <w:lvlText w:val=""/>
       <w:lvlJc w:val="left"/>
     </w:lvl>
-    <w:lvl w:ilvl="3" w:tplc="80B2C392">
+    <w:lvl w:ilvl="3" w:tplc="F0BE63CE">
       <w:numFmt w:val="decimal"/>
       <w:lvlText w:val=""/>
       <w:lvlJc w:val="left"/>
     </w:lvl>
-    <w:lvl w:ilvl="4" w:tplc="713C6F60">
+    <w:lvl w:ilvl="4" w:tplc="508A19F0">
       <w:numFmt w:val="decimal"/>
       <w:lvlText w:val=""/>
       <w:lvlJc w:val="left"/>
     </w:lvl>
-    <w:lvl w:ilvl="5" w:tplc="24D0B9CA">
+    <w:lvl w:ilvl="5" w:tplc="594ACD7A">
       <w:numFmt w:val="decimal"/>
       <w:lvlText w:val=""/>
       <w:lvlJc w:val="left"/>
     </w:lvl>
-    <w:lvl w:ilvl="6" w:tplc="2A6A7C6C">
+    <w:lvl w:ilvl="6" w:tplc="6EA667AE">
       <w:numFmt w:val="decimal"/>
       <w:lvlText w:val=""/>
       <w:lvlJc w:val="left"/>
     </w:lvl>
-    <w:lvl w:ilvl="7" w:tplc="C71E78DA">
+    <w:lvl w:ilvl="7" w:tplc="0C28B3CC">
       <w:numFmt w:val="decimal"/>
       <w:lvlText w:val=""/>
       <w:lvlJc w:val="left"/>
     </w:lvl>
-    <w:lvl w:ilvl="8" w:tplc="CCF680B8">
+    <w:lvl w:ilvl="8" w:tplc="40C8A69C">
       <w:numFmt w:val="decimal"/>
       <w:lvlText w:val=""/>
       <w:lvlJc w:val="left"/>
     </w:lvl>
   </w:abstractNum>
   <w:abstractNum w:abstractNumId="4" w15:restartNumberingAfterBreak="0">
-    <w:nsid w:val="26D90CA4"/>
+    <w:nsid w:val="50DD666C"/>
     <w:multiLevelType w:val="hybridMultilevel"/>
-    <w:tmpl w:val="1D640D58"/>
-    <w:lvl w:ilvl="0" w:tplc="32F0A278">
+    <w:tmpl w:val="2520BDE2"/>
+    <w:lvl w:ilvl="0" w:tplc="1730104C">
       <w:start w:val="1"/>
       <w:numFmt w:val="decimal"/>
       <w:lvlText w:val="%1."/>
@@ -37399,52 +39571,52 @@
         <w:ind w:left="540" w:hanging="360"/>
       </w:pPr>
     </w:lvl>
-    <w:lvl w:ilvl="1" w:tplc="4296E422">
+    <w:lvl w:ilvl="1" w:tplc="B478FD3C">
       <w:numFmt w:val="decimal"/>
       <w:lvlText w:val=""/>
       <w:lvlJc w:val="left"/>
     </w:lvl>
-    <w:lvl w:ilvl="2" w:tplc="80745EA4">
+    <w:lvl w:ilvl="2" w:tplc="72023FDC">
       <w:numFmt w:val="decimal"/>
       <w:lvlText w:val=""/>
       <w:lvlJc w:val="left"/>
     </w:lvl>
-    <w:lvl w:ilvl="3" w:tplc="578898C0">
+    <w:lvl w:ilvl="3" w:tplc="2DFECC16">
       <w:numFmt w:val="decimal"/>
       <w:lvlText w:val=""/>
       <w:lvlJc w:val="left"/>
     </w:lvl>
-    <w:lvl w:ilvl="4" w:tplc="9634CF82">
+    <w:lvl w:ilvl="4" w:tplc="23AE4BFE">
       <w:numFmt w:val="decimal"/>
       <w:lvlText w:val=""/>
       <w:lvlJc w:val="left"/>
     </w:lvl>
-    <w:lvl w:ilvl="5" w:tplc="60B80588">
+    <w:lvl w:ilvl="5" w:tplc="D16EF9FC">
       <w:numFmt w:val="decimal"/>
       <w:lvlText w:val=""/>
       <w:lvlJc w:val="left"/>
     </w:lvl>
-    <w:lvl w:ilvl="6" w:tplc="83F03576">
+    <w:lvl w:ilvl="6" w:tplc="EB8AB028">
       <w:numFmt w:val="decimal"/>
       <w:lvlText w:val=""/>
       <w:lvlJc w:val="left"/>
     </w:lvl>
-    <w:lvl w:ilvl="7" w:tplc="7090DACE">
+    <w:lvl w:ilvl="7" w:tplc="6032DCE0">
       <w:numFmt w:val="decimal"/>
       <w:lvlText w:val=""/>
       <w:lvlJc w:val="left"/>
     </w:lvl>
-    <w:lvl w:ilvl="8" w:tplc="8B4E94F8">
+    <w:lvl w:ilvl="8" w:tplc="FF82AAC8">
       <w:numFmt w:val="decimal"/>
       <w:lvlText w:val=""/>
       <w:lvlJc w:val="left"/>
     </w:lvl>
   </w:abstractNum>
   <w:abstractNum w:abstractNumId="5" w15:restartNumberingAfterBreak="0">
-    <w:nsid w:val="2CD22F22"/>
+    <w:nsid w:val="56067725"/>
     <w:multiLevelType w:val="hybridMultilevel"/>
-    <w:tmpl w:val="AF7A8130"/>
-    <w:lvl w:ilvl="0" w:tplc="A4EA564C">
+    <w:tmpl w:val="369EB0A6"/>
+    <w:lvl w:ilvl="0" w:tplc="6414DF94">
       <w:start w:val="1"/>
       <w:numFmt w:val="decimal"/>
       <w:lvlText w:val="%1."/>
@@ -37453,52 +39625,52 @@
         <w:ind w:left="540" w:hanging="360"/>
       </w:pPr>
     </w:lvl>
-    <w:lvl w:ilvl="1" w:tplc="1808548A">
+    <w:lvl w:ilvl="1" w:tplc="E2BA8D20">
       <w:numFmt w:val="decimal"/>
       <w:lvlText w:val=""/>
       <w:lvlJc w:val="left"/>
     </w:lvl>
-    <w:lvl w:ilvl="2" w:tplc="B1D0FEA2">
+    <w:lvl w:ilvl="2" w:tplc="840C4B70">
       <w:numFmt w:val="decimal"/>
       <w:lvlText w:val=""/>
       <w:lvlJc w:val="left"/>
     </w:lvl>
-    <w:lvl w:ilvl="3" w:tplc="4A5AD08C">
+    <w:lvl w:ilvl="3" w:tplc="9C8AFFDE">
       <w:numFmt w:val="decimal"/>
       <w:lvlText w:val=""/>
       <w:lvlJc w:val="left"/>
     </w:lvl>
-    <w:lvl w:ilvl="4" w:tplc="1AAEC94C">
+    <w:lvl w:ilvl="4" w:tplc="B5ACFCBC">
       <w:numFmt w:val="decimal"/>
       <w:lvlText w:val=""/>
       <w:lvlJc w:val="left"/>
     </w:lvl>
-    <w:lvl w:ilvl="5" w:tplc="18EA5220">
+    <w:lvl w:ilvl="5" w:tplc="3A2AC828">
       <w:numFmt w:val="decimal"/>
       <w:lvlText w:val=""/>
       <w:lvlJc w:val="left"/>
     </w:lvl>
-    <w:lvl w:ilvl="6" w:tplc="203C102A">
+    <w:lvl w:ilvl="6" w:tplc="440E2A4E">
       <w:numFmt w:val="decimal"/>
       <w:lvlText w:val=""/>
       <w:lvlJc w:val="left"/>
     </w:lvl>
-    <w:lvl w:ilvl="7" w:tplc="67AA6A1E">
+    <w:lvl w:ilvl="7" w:tplc="7F44CB16">
       <w:numFmt w:val="decimal"/>
       <w:lvlText w:val=""/>
       <w:lvlJc w:val="left"/>
     </w:lvl>
-    <w:lvl w:ilvl="8" w:tplc="82D0D034">
+    <w:lvl w:ilvl="8" w:tplc="A5621ECE">
       <w:numFmt w:val="decimal"/>
       <w:lvlText w:val=""/>
       <w:lvlJc w:val="left"/>
     </w:lvl>
   </w:abstractNum>
   <w:abstractNum w:abstractNumId="6" w15:restartNumberingAfterBreak="0">
-    <w:nsid w:val="31FF4952"/>
+    <w:nsid w:val="5D9E4A81"/>
     <w:multiLevelType w:val="hybridMultilevel"/>
-    <w:tmpl w:val="147AD6EC"/>
-    <w:lvl w:ilvl="0" w:tplc="C4A21BDE">
+    <w:tmpl w:val="0D7CA878"/>
+    <w:lvl w:ilvl="0" w:tplc="6E401BD4">
       <w:start w:val="1"/>
       <w:numFmt w:val="decimal"/>
       <w:lvlText w:val="%1."/>
@@ -37507,52 +39679,52 @@
         <w:ind w:left="540" w:hanging="360"/>
       </w:pPr>
     </w:lvl>
-    <w:lvl w:ilvl="1" w:tplc="91501A3E">
+    <w:lvl w:ilvl="1" w:tplc="0B7AC034">
       <w:numFmt w:val="decimal"/>
       <w:lvlText w:val=""/>
       <w:lvlJc w:val="left"/>
     </w:lvl>
-    <w:lvl w:ilvl="2" w:tplc="311694CA">
+    <w:lvl w:ilvl="2" w:tplc="1BCEEE70">
       <w:numFmt w:val="decimal"/>
       <w:lvlText w:val=""/>
       <w:lvlJc w:val="left"/>
     </w:lvl>
-    <w:lvl w:ilvl="3" w:tplc="92E834DE">
+    <w:lvl w:ilvl="3" w:tplc="0716437E">
       <w:numFmt w:val="decimal"/>
       <w:lvlText w:val=""/>
       <w:lvlJc w:val="left"/>
     </w:lvl>
-    <w:lvl w:ilvl="4" w:tplc="82BE117E">
+    <w:lvl w:ilvl="4" w:tplc="A0D22560">
       <w:numFmt w:val="decimal"/>
       <w:lvlText w:val=""/>
       <w:lvlJc w:val="left"/>
     </w:lvl>
-    <w:lvl w:ilvl="5" w:tplc="8B663C30">
+    <w:lvl w:ilvl="5" w:tplc="42FAD4DA">
       <w:numFmt w:val="decimal"/>
       <w:lvlText w:val=""/>
       <w:lvlJc w:val="left"/>
     </w:lvl>
-    <w:lvl w:ilvl="6" w:tplc="493A9064">
+    <w:lvl w:ilvl="6" w:tplc="25F44D5E">
       <w:numFmt w:val="decimal"/>
       <w:lvlText w:val=""/>
       <w:lvlJc w:val="left"/>
     </w:lvl>
-    <w:lvl w:ilvl="7" w:tplc="C09223E8">
+    <w:lvl w:ilvl="7" w:tplc="78329234">
       <w:numFmt w:val="decimal"/>
       <w:lvlText w:val=""/>
       <w:lvlJc w:val="left"/>
     </w:lvl>
-    <w:lvl w:ilvl="8" w:tplc="D374AFBC">
+    <w:lvl w:ilvl="8" w:tplc="7A28C052">
       <w:numFmt w:val="decimal"/>
       <w:lvlText w:val=""/>
       <w:lvlJc w:val="left"/>
     </w:lvl>
   </w:abstractNum>
   <w:abstractNum w:abstractNumId="7" w15:restartNumberingAfterBreak="0">
-    <w:nsid w:val="4D3A693E"/>
+    <w:nsid w:val="6BA274E8"/>
     <w:multiLevelType w:val="hybridMultilevel"/>
-    <w:tmpl w:val="7696E636"/>
-    <w:lvl w:ilvl="0" w:tplc="5A8C0732">
+    <w:tmpl w:val="663A4996"/>
+    <w:lvl w:ilvl="0" w:tplc="75FE0394">
       <w:start w:val="1"/>
       <w:numFmt w:val="decimal"/>
       <w:lvlText w:val="%1."/>
@@ -37561,52 +39733,52 @@
         <w:ind w:left="540" w:hanging="360"/>
       </w:pPr>
     </w:lvl>
-    <w:lvl w:ilvl="1" w:tplc="5B3EF4AA">
+    <w:lvl w:ilvl="1" w:tplc="A18AABDE">
       <w:numFmt w:val="decimal"/>
       <w:lvlText w:val=""/>
       <w:lvlJc w:val="left"/>
     </w:lvl>
-    <w:lvl w:ilvl="2" w:tplc="D4660390">
+    <w:lvl w:ilvl="2" w:tplc="16F40DD8">
       <w:numFmt w:val="decimal"/>
       <w:lvlText w:val=""/>
       <w:lvlJc w:val="left"/>
     </w:lvl>
-    <w:lvl w:ilvl="3" w:tplc="1EA884AC">
+    <w:lvl w:ilvl="3" w:tplc="93F2422C">
       <w:numFmt w:val="decimal"/>
       <w:lvlText w:val=""/>
       <w:lvlJc w:val="left"/>
     </w:lvl>
-    <w:lvl w:ilvl="4" w:tplc="2F96D4DC">
+    <w:lvl w:ilvl="4" w:tplc="21307826">
       <w:numFmt w:val="decimal"/>
       <w:lvlText w:val=""/>
       <w:lvlJc w:val="left"/>
     </w:lvl>
-    <w:lvl w:ilvl="5" w:tplc="BBF683BE">
+    <w:lvl w:ilvl="5" w:tplc="EEC24484">
       <w:numFmt w:val="decimal"/>
       <w:lvlText w:val=""/>
       <w:lvlJc w:val="left"/>
     </w:lvl>
-    <w:lvl w:ilvl="6" w:tplc="A86EF234">
+    <w:lvl w:ilvl="6" w:tplc="D4C04C1E">
       <w:numFmt w:val="decimal"/>
       <w:lvlText w:val=""/>
       <w:lvlJc w:val="left"/>
     </w:lvl>
-    <w:lvl w:ilvl="7" w:tplc="69A2E5F8">
+    <w:lvl w:ilvl="7" w:tplc="B10A6EFC">
       <w:numFmt w:val="decimal"/>
       <w:lvlText w:val=""/>
       <w:lvlJc w:val="left"/>
     </w:lvl>
-    <w:lvl w:ilvl="8" w:tplc="D9FE7832">
+    <w:lvl w:ilvl="8" w:tplc="2A822E9A">
       <w:numFmt w:val="decimal"/>
       <w:lvlText w:val=""/>
       <w:lvlJc w:val="left"/>
     </w:lvl>
   </w:abstractNum>
   <w:abstractNum w:abstractNumId="8" w15:restartNumberingAfterBreak="0">
-    <w:nsid w:val="50B73C52"/>
+    <w:nsid w:val="70CF7E09"/>
     <w:multiLevelType w:val="hybridMultilevel"/>
-    <w:tmpl w:val="A1604FFA"/>
-    <w:lvl w:ilvl="0" w:tplc="A4722EB2">
+    <w:tmpl w:val="C4D84884"/>
+    <w:lvl w:ilvl="0" w:tplc="460C9830">
       <w:start w:val="1"/>
       <w:numFmt w:val="decimal"/>
       <w:lvlText w:val="%1."/>
@@ -37615,52 +39787,52 @@
         <w:ind w:left="540" w:hanging="360"/>
       </w:pPr>
     </w:lvl>
-    <w:lvl w:ilvl="1" w:tplc="BF4092E4">
+    <w:lvl w:ilvl="1" w:tplc="D0E42F90">
       <w:numFmt w:val="decimal"/>
       <w:lvlText w:val=""/>
       <w:lvlJc w:val="left"/>
     </w:lvl>
-    <w:lvl w:ilvl="2" w:tplc="CC36EBC8">
+    <w:lvl w:ilvl="2" w:tplc="14601C0A">
       <w:numFmt w:val="decimal"/>
       <w:lvlText w:val=""/>
       <w:lvlJc w:val="left"/>
     </w:lvl>
-    <w:lvl w:ilvl="3" w:tplc="FE64FB88">
+    <w:lvl w:ilvl="3" w:tplc="F078D860">
       <w:numFmt w:val="decimal"/>
       <w:lvlText w:val=""/>
       <w:lvlJc w:val="left"/>
     </w:lvl>
-    <w:lvl w:ilvl="4" w:tplc="4262FE50">
+    <w:lvl w:ilvl="4" w:tplc="9E326DFE">
       <w:numFmt w:val="decimal"/>
       <w:lvlText w:val=""/>
       <w:lvlJc w:val="left"/>
     </w:lvl>
-    <w:lvl w:ilvl="5" w:tplc="EF841DD4">
+    <w:lvl w:ilvl="5" w:tplc="49E0974A">
       <w:numFmt w:val="decimal"/>
       <w:lvlText w:val=""/>
       <w:lvlJc w:val="left"/>
     </w:lvl>
-    <w:lvl w:ilvl="6" w:tplc="C9CA021E">
+    <w:lvl w:ilvl="6" w:tplc="77846E2E">
       <w:numFmt w:val="decimal"/>
       <w:lvlText w:val=""/>
       <w:lvlJc w:val="left"/>
     </w:lvl>
-    <w:lvl w:ilvl="7" w:tplc="AA1A27CE">
+    <w:lvl w:ilvl="7" w:tplc="7D0244E0">
       <w:numFmt w:val="decimal"/>
       <w:lvlText w:val=""/>
       <w:lvlJc w:val="left"/>
     </w:lvl>
-    <w:lvl w:ilvl="8" w:tplc="8F8C7CAA">
+    <w:lvl w:ilvl="8" w:tplc="AF4C7D72">
       <w:numFmt w:val="decimal"/>
       <w:lvlText w:val=""/>
       <w:lvlJc w:val="left"/>
     </w:lvl>
   </w:abstractNum>
   <w:abstractNum w:abstractNumId="9" w15:restartNumberingAfterBreak="0">
-    <w:nsid w:val="54191ACD"/>
+    <w:nsid w:val="78814DB3"/>
     <w:multiLevelType w:val="hybridMultilevel"/>
-    <w:tmpl w:val="B9D4A35A"/>
-    <w:lvl w:ilvl="0" w:tplc="4A809D66">
+    <w:tmpl w:val="14C4125C"/>
+    <w:lvl w:ilvl="0" w:tplc="9F482756">
       <w:start w:val="1"/>
       <w:numFmt w:val="decimal"/>
       <w:lvlText w:val="%1."/>
@@ -37669,163 +39841,195 @@
         <w:ind w:left="540" w:hanging="360"/>
       </w:pPr>
     </w:lvl>
-    <w:lvl w:ilvl="1" w:tplc="FE50C78E">
+    <w:lvl w:ilvl="1" w:tplc="7B2843E4">
       <w:numFmt w:val="decimal"/>
       <w:lvlText w:val=""/>
       <w:lvlJc w:val="left"/>
     </w:lvl>
-    <w:lvl w:ilvl="2" w:tplc="0D7208B6">
+    <w:lvl w:ilvl="2" w:tplc="FA3A400C">
       <w:numFmt w:val="decimal"/>
       <w:lvlText w:val=""/>
       <w:lvlJc w:val="left"/>
     </w:lvl>
-    <w:lvl w:ilvl="3" w:tplc="8D28B714">
+    <w:lvl w:ilvl="3" w:tplc="6B50376C">
       <w:numFmt w:val="decimal"/>
       <w:lvlText w:val=""/>
       <w:lvlJc w:val="left"/>
     </w:lvl>
-    <w:lvl w:ilvl="4" w:tplc="FCB43D08">
+    <w:lvl w:ilvl="4" w:tplc="B08220E0">
       <w:numFmt w:val="decimal"/>
       <w:lvlText w:val=""/>
       <w:lvlJc w:val="left"/>
     </w:lvl>
-    <w:lvl w:ilvl="5" w:tplc="DE9A7922">
+    <w:lvl w:ilvl="5" w:tplc="A71ECFBE">
       <w:numFmt w:val="decimal"/>
       <w:lvlText w:val=""/>
       <w:lvlJc w:val="left"/>
     </w:lvl>
-    <w:lvl w:ilvl="6" w:tplc="AC9EC5BE">
+    <w:lvl w:ilvl="6" w:tplc="39AE19B8">
       <w:numFmt w:val="decimal"/>
       <w:lvlText w:val=""/>
       <w:lvlJc w:val="left"/>
     </w:lvl>
-    <w:lvl w:ilvl="7" w:tplc="C1C2C33E">
+    <w:lvl w:ilvl="7" w:tplc="0598E5AA">
       <w:numFmt w:val="decimal"/>
       <w:lvlText w:val=""/>
       <w:lvlJc w:val="left"/>
     </w:lvl>
-    <w:lvl w:ilvl="8" w:tplc="9630154E">
+    <w:lvl w:ilvl="8" w:tplc="39F6EBB6">
       <w:numFmt w:val="decimal"/>
       <w:lvlText w:val=""/>
       <w:lvlJc w:val="left"/>
     </w:lvl>
   </w:abstractNum>
   <w:abstractNum w:abstractNumId="10" w15:restartNumberingAfterBreak="0">
-    <w:nsid w:val="55FC65D1"/>
+    <w:nsid w:val="7CE06EEE"/>
     <w:multiLevelType w:val="hybridMultilevel"/>
-    <w:tmpl w:val="BA76EA54"/>
-    <w:lvl w:ilvl="0" w:tplc="197620E4">
+    <w:tmpl w:val="E06E595A"/>
+    <w:lvl w:ilvl="0" w:tplc="4B5A35C8">
       <w:start w:val="1"/>
-      <w:numFmt w:val="decimal"/>
-      <w:lvlText w:val="%1."/>
+      <w:numFmt w:val="bullet"/>
+      <w:lvlText w:val="●"/>
       <w:lvlJc w:val="left"/>
       <w:pPr>
-        <w:ind w:left="540" w:hanging="360"/>
+        <w:ind w:left="720" w:hanging="360"/>
       </w:pPr>
     </w:lvl>
-    <w:lvl w:ilvl="1" w:tplc="23A48DFA">
-      <w:numFmt w:val="decimal"/>
-      <w:lvlText w:val=""/>
+    <w:lvl w:ilvl="1" w:tplc="8E98DAE2">
+      <w:start w:val="1"/>
+      <w:numFmt w:val="bullet"/>
+      <w:lvlText w:val="○"/>
       <w:lvlJc w:val="left"/>
+      <w:pPr>
+        <w:ind w:left="1440" w:hanging="360"/>
+      </w:pPr>
     </w:lvl>
-    <w:lvl w:ilvl="2" w:tplc="134CC970">
-      <w:numFmt w:val="decimal"/>
-      <w:lvlText w:val=""/>
+    <w:lvl w:ilvl="2" w:tplc="A60ED3FE">
+      <w:start w:val="1"/>
+      <w:numFmt w:val="bullet"/>
+      <w:lvlText w:val="■"/>
       <w:lvlJc w:val="left"/>
+      <w:pPr>
+        <w:ind w:left="2160" w:hanging="360"/>
+      </w:pPr>
     </w:lvl>
-    <w:lvl w:ilvl="3" w:tplc="521C96D0">
-      <w:numFmt w:val="decimal"/>
-      <w:lvlText w:val=""/>
+    <w:lvl w:ilvl="3" w:tplc="6B785734">
+      <w:start w:val="1"/>
+      <w:numFmt w:val="bullet"/>
+      <w:lvlText w:val="●"/>
       <w:lvlJc w:val="left"/>
+      <w:pPr>
+        <w:ind w:left="2880" w:hanging="360"/>
+      </w:pPr>
     </w:lvl>
-    <w:lvl w:ilvl="4" w:tplc="0F78B452">
-      <w:numFmt w:val="decimal"/>
-      <w:lvlText w:val=""/>
+    <w:lvl w:ilvl="4" w:tplc="EF66BBEE">
+      <w:start w:val="1"/>
+      <w:numFmt w:val="bullet"/>
+      <w:lvlText w:val="○"/>
       <w:lvlJc w:val="left"/>
+      <w:pPr>
+        <w:ind w:left="3600" w:hanging="360"/>
+      </w:pPr>
     </w:lvl>
-    <w:lvl w:ilvl="5" w:tplc="3236CCE4">
-      <w:numFmt w:val="decimal"/>
-      <w:lvlText w:val=""/>
+    <w:lvl w:ilvl="5" w:tplc="13421B24">
+      <w:start w:val="1"/>
+      <w:numFmt w:val="bullet"/>
+      <w:lvlText w:val="■"/>
       <w:lvlJc w:val="left"/>
+      <w:pPr>
+        <w:ind w:left="4320" w:hanging="360"/>
+      </w:pPr>
     </w:lvl>
-    <w:lvl w:ilvl="6" w:tplc="ED9AC506">
-      <w:numFmt w:val="decimal"/>
-      <w:lvlText w:val=""/>
+    <w:lvl w:ilvl="6" w:tplc="7F70622C">
+      <w:start w:val="1"/>
+      <w:numFmt w:val="bullet"/>
+      <w:lvlText w:val="●"/>
       <w:lvlJc w:val="left"/>
+      <w:pPr>
+        <w:ind w:left="5040" w:hanging="360"/>
+      </w:pPr>
     </w:lvl>
-    <w:lvl w:ilvl="7" w:tplc="31F27A88">
-      <w:numFmt w:val="decimal"/>
-      <w:lvlText w:val=""/>
+    <w:lvl w:ilvl="7" w:tplc="8D00CD74">
+      <w:start w:val="1"/>
+      <w:numFmt w:val="bullet"/>
+      <w:lvlText w:val="●"/>
       <w:lvlJc w:val="left"/>
+      <w:pPr>
+        <w:ind w:left="5760" w:hanging="360"/>
+      </w:pPr>
     </w:lvl>
-    <w:lvl w:ilvl="8" w:tplc="15D017FE">
-      <w:numFmt w:val="decimal"/>
-      <w:lvlText w:val=""/>
+    <w:lvl w:ilvl="8" w:tplc="90C6808C">
+      <w:start w:val="1"/>
+      <w:numFmt w:val="bullet"/>
+      <w:lvlText w:val="●"/>
       <w:lvlJc w:val="left"/>
+      <w:pPr>
+        <w:ind w:left="6480" w:hanging="360"/>
+      </w:pPr>
     </w:lvl>
   </w:abstractNum>
-  <w:num w:numId="1" w16cid:durableId="1329215408">
+  <w:num w:numId="1" w16cid:durableId="900677746">
+    <w:abstractNumId w:val="10"/>
+    <w:lvlOverride w:ilvl="0">
+      <w:startOverride w:val="1"/>
+    </w:lvlOverride>
+  </w:num>
+  <w:num w:numId="2" w16cid:durableId="290669142">
     <w:abstractNumId w:val="0"/>
     <w:lvlOverride w:ilvl="0">
       <w:startOverride w:val="1"/>
     </w:lvlOverride>
   </w:num>
-  <w:num w:numId="2" w16cid:durableId="738330189">
+  <w:num w:numId="3" w16cid:durableId="1550916153">
+    <w:abstractNumId w:val="9"/>
+    <w:lvlOverride w:ilvl="0">
+      <w:startOverride w:val="1"/>
+    </w:lvlOverride>
+  </w:num>
+  <w:num w:numId="4" w16cid:durableId="532159045">
+    <w:abstractNumId w:val="5"/>
+    <w:lvlOverride w:ilvl="0">
+      <w:startOverride w:val="1"/>
+    </w:lvlOverride>
+  </w:num>
+  <w:num w:numId="5" w16cid:durableId="2136943526">
+    <w:abstractNumId w:val="8"/>
+    <w:lvlOverride w:ilvl="0">
+      <w:startOverride w:val="1"/>
+    </w:lvlOverride>
+  </w:num>
+  <w:num w:numId="6" w16cid:durableId="1132287159">
+    <w:abstractNumId w:val="4"/>
+    <w:lvlOverride w:ilvl="0">
+      <w:startOverride w:val="1"/>
+    </w:lvlOverride>
+  </w:num>
+  <w:num w:numId="7" w16cid:durableId="1822698648">
     <w:abstractNumId w:val="2"/>
     <w:lvlOverride w:ilvl="0">
       <w:startOverride w:val="1"/>
     </w:lvlOverride>
   </w:num>
-  <w:num w:numId="3" w16cid:durableId="1968274864">
-    <w:abstractNumId w:val="3"/>
+  <w:num w:numId="8" w16cid:durableId="1502813032">
+    <w:abstractNumId w:val="1"/>
     <w:lvlOverride w:ilvl="0">
       <w:startOverride w:val="1"/>
     </w:lvlOverride>
   </w:num>
-  <w:num w:numId="4" w16cid:durableId="368335707">
-    <w:abstractNumId w:val="8"/>
-    <w:lvlOverride w:ilvl="0">
-      <w:startOverride w:val="1"/>
-    </w:lvlOverride>
-  </w:num>
-  <w:num w:numId="5" w16cid:durableId="547035988">
-    <w:abstractNumId w:val="10"/>
-    <w:lvlOverride w:ilvl="0">
-      <w:startOverride w:val="1"/>
-    </w:lvlOverride>
-  </w:num>
-  <w:num w:numId="6" w16cid:durableId="1212619613">
-    <w:abstractNumId w:val="4"/>
-    <w:lvlOverride w:ilvl="0">
-      <w:startOverride w:val="1"/>
-    </w:lvlOverride>
-  </w:num>
-  <w:num w:numId="7" w16cid:durableId="994650319">
+  <w:num w:numId="9" w16cid:durableId="444884184">
     <w:abstractNumId w:val="7"/>
     <w:lvlOverride w:ilvl="0">
       <w:startOverride w:val="1"/>
     </w:lvlOverride>
   </w:num>
-  <w:num w:numId="8" w16cid:durableId="1764181767">
-    <w:abstractNumId w:val="9"/>
-    <w:lvlOverride w:ilvl="0">
-      <w:startOverride w:val="1"/>
-    </w:lvlOverride>
-  </w:num>
-  <w:num w:numId="9" w16cid:durableId="846094428">
+  <w:num w:numId="10" w16cid:durableId="601912562">
     <w:abstractNumId w:val="6"/>
     <w:lvlOverride w:ilvl="0">
       <w:startOverride w:val="1"/>
     </w:lvlOverride>
   </w:num>
-  <w:num w:numId="10" w16cid:durableId="714112617">
-    <w:abstractNumId w:val="1"/>
-    <w:lvlOverride w:ilvl="0">
-      <w:startOverride w:val="1"/>
-    </w:lvlOverride>
-  </w:num>
-  <w:num w:numId="11" w16cid:durableId="1630210495">
-    <w:abstractNumId w:val="5"/>
+  <w:num w:numId="11" w16cid:durableId="460420590">
+    <w:abstractNumId w:val="3"/>
     <w:lvlOverride w:ilvl="0">
       <w:startOverride w:val="1"/>
     </w:lvlOverride>
@@ -38450,7 +40654,7 @@
     <w:autoRedefine/>
     <w:uiPriority w:val="39"/>
     <w:unhideWhenUsed/>
-    <w:rsid w:val="00FA5CE6"/>
+    <w:rsid w:val="00FA059A"/>
     <w:pPr>
       <w:spacing w:after="100"/>
     </w:pPr>
@@ -38462,7 +40666,7 @@
     <w:autoRedefine/>
     <w:uiPriority w:val="39"/>
     <w:unhideWhenUsed/>
-    <w:rsid w:val="00FA5CE6"/>
+    <w:rsid w:val="00FA059A"/>
     <w:pPr>
       <w:spacing w:after="100"/>
       <w:ind w:left="220"/>

--- a/docs/AI_Camera_Documentation.docx
+++ b/docs/AI_Camera_Documentation.docx
@@ -108,7 +108,7 @@
     <w:sdt>
       <w:sdtPr>
         <w:alias w:val="Содержание"/>
-        <w:id w:val="1085419908"/>
+        <w:id w:val="649177119"/>
       </w:sdtPr>
       <w:sdtEndPr/>
       <w:sdtContent>
@@ -137,7 +137,7 @@
           <w:r>
             <w:fldChar w:fldCharType="separate"/>
           </w:r>
-          <w:hyperlink w:anchor="_Toc241320288" w:history="1">
+          <w:hyperlink w:anchor="_Toc241323652" w:history="1">
             <w:r>
               <w:rPr>
                 <w:rStyle w:val="a5"/>
@@ -161,7 +161,7 @@
               <w:rPr>
                 <w:noProof/>
               </w:rPr>
-              <w:instrText xml:space="preserve"> PAGEREF _Toc241320288 \h </w:instrText>
+              <w:instrText xml:space="preserve"> PAGEREF _Toc241323652 \h </w:instrText>
             </w:r>
             <w:r>
               <w:rPr>
@@ -204,7 +204,7 @@
               <w14:ligatures w14:val="standardContextual"/>
             </w:rPr>
           </w:pPr>
-          <w:hyperlink w:anchor="_Toc241320289" w:history="1">
+          <w:hyperlink w:anchor="_Toc241323653" w:history="1">
             <w:r>
               <w:rPr>
                 <w:rStyle w:val="a5"/>
@@ -228,7 +228,7 @@
               <w:rPr>
                 <w:noProof/>
               </w:rPr>
-              <w:instrText xml:space="preserve"> PAGEREF _Toc241320289 \h </w:instrText>
+              <w:instrText xml:space="preserve"> PAGEREF _Toc241323653 \h </w:instrText>
             </w:r>
             <w:r>
               <w:rPr>
@@ -271,7 +271,7 @@
               <w14:ligatures w14:val="standardContextual"/>
             </w:rPr>
           </w:pPr>
-          <w:hyperlink w:anchor="_Toc241320290" w:history="1">
+          <w:hyperlink w:anchor="_Toc241323654" w:history="1">
             <w:r>
               <w:rPr>
                 <w:rStyle w:val="a5"/>
@@ -295,7 +295,7 @@
               <w:rPr>
                 <w:noProof/>
               </w:rPr>
-              <w:instrText xml:space="preserve"> PAGEREF _Toc241320290 \h </w:instrText>
+              <w:instrText xml:space="preserve"> PAGEREF _Toc241323654 \h </w:instrText>
             </w:r>
             <w:r>
               <w:rPr>
@@ -338,7 +338,7 @@
               <w14:ligatures w14:val="standardContextual"/>
             </w:rPr>
           </w:pPr>
-          <w:hyperlink w:anchor="_Toc241320291" w:history="1">
+          <w:hyperlink w:anchor="_Toc241323655" w:history="1">
             <w:r>
               <w:rPr>
                 <w:rStyle w:val="a5"/>
@@ -362,7 +362,7 @@
               <w:rPr>
                 <w:noProof/>
               </w:rPr>
-              <w:instrText xml:space="preserve"> PAGEREF _Toc241320291 \h </w:instrText>
+              <w:instrText xml:space="preserve"> PAGEREF _Toc241323655 \h </w:instrText>
             </w:r>
             <w:r>
               <w:rPr>
@@ -405,7 +405,7 @@
               <w14:ligatures w14:val="standardContextual"/>
             </w:rPr>
           </w:pPr>
-          <w:hyperlink w:anchor="_Toc241320292" w:history="1">
+          <w:hyperlink w:anchor="_Toc241323656" w:history="1">
             <w:r>
               <w:rPr>
                 <w:rStyle w:val="a5"/>
@@ -429,7 +429,7 @@
               <w:rPr>
                 <w:noProof/>
               </w:rPr>
-              <w:instrText xml:space="preserve"> PAGEREF _Toc241320292 \h </w:instrText>
+              <w:instrText xml:space="preserve"> PAGEREF _Toc241323656 \h </w:instrText>
             </w:r>
             <w:r>
               <w:rPr>
@@ -472,7 +472,7 @@
               <w14:ligatures w14:val="standardContextual"/>
             </w:rPr>
           </w:pPr>
-          <w:hyperlink w:anchor="_Toc241320293" w:history="1">
+          <w:hyperlink w:anchor="_Toc241323657" w:history="1">
             <w:r>
               <w:rPr>
                 <w:rStyle w:val="a5"/>
@@ -496,7 +496,7 @@
               <w:rPr>
                 <w:noProof/>
               </w:rPr>
-              <w:instrText xml:space="preserve"> PAGEREF _Toc241320293 \h </w:instrText>
+              <w:instrText xml:space="preserve"> PAGEREF _Toc241323657 \h </w:instrText>
             </w:r>
             <w:r>
               <w:rPr>
@@ -539,7 +539,7 @@
               <w14:ligatures w14:val="standardContextual"/>
             </w:rPr>
           </w:pPr>
-          <w:hyperlink w:anchor="_Toc241320294" w:history="1">
+          <w:hyperlink w:anchor="_Toc241323658" w:history="1">
             <w:r>
               <w:rPr>
                 <w:rStyle w:val="a5"/>
@@ -563,7 +563,7 @@
               <w:rPr>
                 <w:noProof/>
               </w:rPr>
-              <w:instrText xml:space="preserve"> PAGEREF _Toc241320294 \h </w:instrText>
+              <w:instrText xml:space="preserve"> PAGEREF _Toc241323658 \h </w:instrText>
             </w:r>
             <w:r>
               <w:rPr>
@@ -606,7 +606,7 @@
               <w14:ligatures w14:val="standardContextual"/>
             </w:rPr>
           </w:pPr>
-          <w:hyperlink w:anchor="_Toc241320295" w:history="1">
+          <w:hyperlink w:anchor="_Toc241323659" w:history="1">
             <w:r>
               <w:rPr>
                 <w:rStyle w:val="a5"/>
@@ -630,7 +630,7 @@
               <w:rPr>
                 <w:noProof/>
               </w:rPr>
-              <w:instrText xml:space="preserve"> PAGEREF _Toc241320295 \h </w:instrText>
+              <w:instrText xml:space="preserve"> PAGEREF _Toc241323659 \h </w:instrText>
             </w:r>
             <w:r>
               <w:rPr>
@@ -673,7 +673,7 @@
               <w14:ligatures w14:val="standardContextual"/>
             </w:rPr>
           </w:pPr>
-          <w:hyperlink w:anchor="_Toc241320296" w:history="1">
+          <w:hyperlink w:anchor="_Toc241323660" w:history="1">
             <w:r>
               <w:rPr>
                 <w:rStyle w:val="a5"/>
@@ -697,7 +697,7 @@
               <w:rPr>
                 <w:noProof/>
               </w:rPr>
-              <w:instrText xml:space="preserve"> PAGEREF _Toc241320296 \h </w:instrText>
+              <w:instrText xml:space="preserve"> PAGEREF _Toc241323660 \h </w:instrText>
             </w:r>
             <w:r>
               <w:rPr>
@@ -740,7 +740,7 @@
               <w14:ligatures w14:val="standardContextual"/>
             </w:rPr>
           </w:pPr>
-          <w:hyperlink w:anchor="_Toc241320297" w:history="1">
+          <w:hyperlink w:anchor="_Toc241323661" w:history="1">
             <w:r>
               <w:rPr>
                 <w:rStyle w:val="a5"/>
@@ -764,7 +764,7 @@
               <w:rPr>
                 <w:noProof/>
               </w:rPr>
-              <w:instrText xml:space="preserve"> PAGEREF _Toc241320297 \h </w:instrText>
+              <w:instrText xml:space="preserve"> PAGEREF _Toc241323661 \h </w:instrText>
             </w:r>
             <w:r>
               <w:rPr>
@@ -807,7 +807,7 @@
               <w14:ligatures w14:val="standardContextual"/>
             </w:rPr>
           </w:pPr>
-          <w:hyperlink w:anchor="_Toc241320298" w:history="1">
+          <w:hyperlink w:anchor="_Toc241323662" w:history="1">
             <w:r>
               <w:rPr>
                 <w:rStyle w:val="a5"/>
@@ -831,7 +831,7 @@
               <w:rPr>
                 <w:noProof/>
               </w:rPr>
-              <w:instrText xml:space="preserve"> PAGEREF _Toc241320298 \h </w:instrText>
+              <w:instrText xml:space="preserve"> PAGEREF _Toc241323662 \h </w:instrText>
             </w:r>
             <w:r>
               <w:rPr>
@@ -874,7 +874,7 @@
               <w14:ligatures w14:val="standardContextual"/>
             </w:rPr>
           </w:pPr>
-          <w:hyperlink w:anchor="_Toc241320299" w:history="1">
+          <w:hyperlink w:anchor="_Toc241323663" w:history="1">
             <w:r>
               <w:rPr>
                 <w:rStyle w:val="a5"/>
@@ -898,7 +898,7 @@
               <w:rPr>
                 <w:noProof/>
               </w:rPr>
-              <w:instrText xml:space="preserve"> PAGEREF _Toc241320299 \h </w:instrText>
+              <w:instrText xml:space="preserve"> PAGEREF _Toc241323663 \h </w:instrText>
             </w:r>
             <w:r>
               <w:rPr>
@@ -941,7 +941,7 @@
               <w14:ligatures w14:val="standardContextual"/>
             </w:rPr>
           </w:pPr>
-          <w:hyperlink w:anchor="_Toc241320300" w:history="1">
+          <w:hyperlink w:anchor="_Toc241323664" w:history="1">
             <w:r>
               <w:rPr>
                 <w:rStyle w:val="a5"/>
@@ -965,7 +965,7 @@
               <w:rPr>
                 <w:noProof/>
               </w:rPr>
-              <w:instrText xml:space="preserve"> PAGEREF _Toc241320300 \h </w:instrText>
+              <w:instrText xml:space="preserve"> PAGEREF _Toc241323664 \h </w:instrText>
             </w:r>
             <w:r>
               <w:rPr>
@@ -982,7 +982,7 @@
               <w:rPr>
                 <w:noProof/>
               </w:rPr>
-              <w:t>10</w:t>
+              <w:t>11</w:t>
             </w:r>
             <w:r>
               <w:rPr>
@@ -1008,7 +1008,7 @@
               <w14:ligatures w14:val="standardContextual"/>
             </w:rPr>
           </w:pPr>
-          <w:hyperlink w:anchor="_Toc241320301" w:history="1">
+          <w:hyperlink w:anchor="_Toc241323665" w:history="1">
             <w:r>
               <w:rPr>
                 <w:rStyle w:val="a5"/>
@@ -1032,7 +1032,7 @@
               <w:rPr>
                 <w:noProof/>
               </w:rPr>
-              <w:instrText xml:space="preserve"> PAGEREF _Toc241320301 \h </w:instrText>
+              <w:instrText xml:space="preserve"> PAGEREF _Toc241323665 \h </w:instrText>
             </w:r>
             <w:r>
               <w:rPr>
@@ -1075,7 +1075,7 @@
               <w14:ligatures w14:val="standardContextual"/>
             </w:rPr>
           </w:pPr>
-          <w:hyperlink w:anchor="_Toc241320302" w:history="1">
+          <w:hyperlink w:anchor="_Toc241323666" w:history="1">
             <w:r>
               <w:rPr>
                 <w:rStyle w:val="a5"/>
@@ -1099,7 +1099,7 @@
               <w:rPr>
                 <w:noProof/>
               </w:rPr>
-              <w:instrText xml:space="preserve"> PAGEREF _Toc241320302 \h </w:instrText>
+              <w:instrText xml:space="preserve"> PAGEREF _Toc241323666 \h </w:instrText>
             </w:r>
             <w:r>
               <w:rPr>
@@ -1142,7 +1142,7 @@
               <w14:ligatures w14:val="standardContextual"/>
             </w:rPr>
           </w:pPr>
-          <w:hyperlink w:anchor="_Toc241320303" w:history="1">
+          <w:hyperlink w:anchor="_Toc241323667" w:history="1">
             <w:r>
               <w:rPr>
                 <w:rStyle w:val="a5"/>
@@ -1166,7 +1166,7 @@
               <w:rPr>
                 <w:noProof/>
               </w:rPr>
-              <w:instrText xml:space="preserve"> PAGEREF _Toc241320303 \h </w:instrText>
+              <w:instrText xml:space="preserve"> PAGEREF _Toc241323667 \h </w:instrText>
             </w:r>
             <w:r>
               <w:rPr>
@@ -1209,7 +1209,7 @@
               <w14:ligatures w14:val="standardContextual"/>
             </w:rPr>
           </w:pPr>
-          <w:hyperlink w:anchor="_Toc241320304" w:history="1">
+          <w:hyperlink w:anchor="_Toc241323668" w:history="1">
             <w:r>
               <w:rPr>
                 <w:rStyle w:val="a5"/>
@@ -1233,7 +1233,7 @@
               <w:rPr>
                 <w:noProof/>
               </w:rPr>
-              <w:instrText xml:space="preserve"> PAGEREF _Toc241320304 \h </w:instrText>
+              <w:instrText xml:space="preserve"> PAGEREF _Toc241323668 \h </w:instrText>
             </w:r>
             <w:r>
               <w:rPr>
@@ -1276,7 +1276,7 @@
               <w14:ligatures w14:val="standardContextual"/>
             </w:rPr>
           </w:pPr>
-          <w:hyperlink w:anchor="_Toc241320305" w:history="1">
+          <w:hyperlink w:anchor="_Toc241323669" w:history="1">
             <w:r>
               <w:rPr>
                 <w:rStyle w:val="a5"/>
@@ -1300,7 +1300,7 @@
               <w:rPr>
                 <w:noProof/>
               </w:rPr>
-              <w:instrText xml:space="preserve"> PAGEREF _Toc241320305 \h </w:instrText>
+              <w:instrText xml:space="preserve"> PAGEREF _Toc241323669 \h </w:instrText>
             </w:r>
             <w:r>
               <w:rPr>
@@ -1343,7 +1343,7 @@
               <w14:ligatures w14:val="standardContextual"/>
             </w:rPr>
           </w:pPr>
-          <w:hyperlink w:anchor="_Toc241320306" w:history="1">
+          <w:hyperlink w:anchor="_Toc241323670" w:history="1">
             <w:r>
               <w:rPr>
                 <w:rStyle w:val="a5"/>
@@ -1367,7 +1367,7 @@
               <w:rPr>
                 <w:noProof/>
               </w:rPr>
-              <w:instrText xml:space="preserve"> PAGEREF _Toc241320306 \h </w:instrText>
+              <w:instrText xml:space="preserve"> PAGEREF _Toc241323670 \h </w:instrText>
             </w:r>
             <w:r>
               <w:rPr>
@@ -1410,7 +1410,7 @@
               <w14:ligatures w14:val="standardContextual"/>
             </w:rPr>
           </w:pPr>
-          <w:hyperlink w:anchor="_Toc241320307" w:history="1">
+          <w:hyperlink w:anchor="_Toc241323671" w:history="1">
             <w:r>
               <w:rPr>
                 <w:rStyle w:val="a5"/>
@@ -1434,7 +1434,7 @@
               <w:rPr>
                 <w:noProof/>
               </w:rPr>
-              <w:instrText xml:space="preserve"> PAGEREF _Toc241320307 \h </w:instrText>
+              <w:instrText xml:space="preserve"> PAGEREF _Toc241323671 \h </w:instrText>
             </w:r>
             <w:r>
               <w:rPr>
@@ -1477,7 +1477,7 @@
               <w14:ligatures w14:val="standardContextual"/>
             </w:rPr>
           </w:pPr>
-          <w:hyperlink w:anchor="_Toc241320308" w:history="1">
+          <w:hyperlink w:anchor="_Toc241323672" w:history="1">
             <w:r>
               <w:rPr>
                 <w:rStyle w:val="a5"/>
@@ -1501,7 +1501,7 @@
               <w:rPr>
                 <w:noProof/>
               </w:rPr>
-              <w:instrText xml:space="preserve"> PAGEREF _Toc241320308 \h </w:instrText>
+              <w:instrText xml:space="preserve"> PAGEREF _Toc241323672 \h </w:instrText>
             </w:r>
             <w:r>
               <w:rPr>
@@ -1544,7 +1544,7 @@
               <w14:ligatures w14:val="standardContextual"/>
             </w:rPr>
           </w:pPr>
-          <w:hyperlink w:anchor="_Toc241320309" w:history="1">
+          <w:hyperlink w:anchor="_Toc241323673" w:history="1">
             <w:r>
               <w:rPr>
                 <w:rStyle w:val="a5"/>
@@ -1568,7 +1568,7 @@
               <w:rPr>
                 <w:noProof/>
               </w:rPr>
-              <w:instrText xml:space="preserve"> PAGEREF _Toc241320309 \h </w:instrText>
+              <w:instrText xml:space="preserve"> PAGEREF _Toc241323673 \h </w:instrText>
             </w:r>
             <w:r>
               <w:rPr>
@@ -1611,7 +1611,7 @@
               <w14:ligatures w14:val="standardContextual"/>
             </w:rPr>
           </w:pPr>
-          <w:hyperlink w:anchor="_Toc241320310" w:history="1">
+          <w:hyperlink w:anchor="_Toc241323674" w:history="1">
             <w:r>
               <w:rPr>
                 <w:rStyle w:val="a5"/>
@@ -1635,7 +1635,7 @@
               <w:rPr>
                 <w:noProof/>
               </w:rPr>
-              <w:instrText xml:space="preserve"> PAGEREF _Toc241320310 \h </w:instrText>
+              <w:instrText xml:space="preserve"> PAGEREF _Toc241323674 \h </w:instrText>
             </w:r>
             <w:r>
               <w:rPr>
@@ -1678,7 +1678,7 @@
               <w14:ligatures w14:val="standardContextual"/>
             </w:rPr>
           </w:pPr>
-          <w:hyperlink w:anchor="_Toc241320311" w:history="1">
+          <w:hyperlink w:anchor="_Toc241323675" w:history="1">
             <w:r>
               <w:rPr>
                 <w:rStyle w:val="a5"/>
@@ -1702,7 +1702,7 @@
               <w:rPr>
                 <w:noProof/>
               </w:rPr>
-              <w:instrText xml:space="preserve"> PAGEREF _Toc241320311 \h </w:instrText>
+              <w:instrText xml:space="preserve"> PAGEREF _Toc241323675 \h </w:instrText>
             </w:r>
             <w:r>
               <w:rPr>
@@ -1745,7 +1745,7 @@
               <w14:ligatures w14:val="standardContextual"/>
             </w:rPr>
           </w:pPr>
-          <w:hyperlink w:anchor="_Toc241320312" w:history="1">
+          <w:hyperlink w:anchor="_Toc241323676" w:history="1">
             <w:r>
               <w:rPr>
                 <w:rStyle w:val="a5"/>
@@ -1769,7 +1769,7 @@
               <w:rPr>
                 <w:noProof/>
               </w:rPr>
-              <w:instrText xml:space="preserve"> PAGEREF _Toc241320312 \h </w:instrText>
+              <w:instrText xml:space="preserve"> PAGEREF _Toc241323676 \h </w:instrText>
             </w:r>
             <w:r>
               <w:rPr>
@@ -1812,7 +1812,7 @@
               <w14:ligatures w14:val="standardContextual"/>
             </w:rPr>
           </w:pPr>
-          <w:hyperlink w:anchor="_Toc241320313" w:history="1">
+          <w:hyperlink w:anchor="_Toc241323677" w:history="1">
             <w:r>
               <w:rPr>
                 <w:rStyle w:val="a5"/>
@@ -1836,7 +1836,7 @@
               <w:rPr>
                 <w:noProof/>
               </w:rPr>
-              <w:instrText xml:space="preserve"> PAGEREF _Toc241320313 \h </w:instrText>
+              <w:instrText xml:space="preserve"> PAGEREF _Toc241323677 \h </w:instrText>
             </w:r>
             <w:r>
               <w:rPr>
@@ -1879,7 +1879,7 @@
               <w14:ligatures w14:val="standardContextual"/>
             </w:rPr>
           </w:pPr>
-          <w:hyperlink w:anchor="_Toc241320314" w:history="1">
+          <w:hyperlink w:anchor="_Toc241323678" w:history="1">
             <w:r>
               <w:rPr>
                 <w:rStyle w:val="a5"/>
@@ -1903,7 +1903,7 @@
               <w:rPr>
                 <w:noProof/>
               </w:rPr>
-              <w:instrText xml:space="preserve"> PAGEREF _Toc241320314 \h </w:instrText>
+              <w:instrText xml:space="preserve"> PAGEREF _Toc241323678 \h </w:instrText>
             </w:r>
             <w:r>
               <w:rPr>
@@ -1946,7 +1946,7 @@
               <w14:ligatures w14:val="standardContextual"/>
             </w:rPr>
           </w:pPr>
-          <w:hyperlink w:anchor="_Toc241320315" w:history="1">
+          <w:hyperlink w:anchor="_Toc241323679" w:history="1">
             <w:r>
               <w:rPr>
                 <w:rStyle w:val="a5"/>
@@ -1970,7 +1970,7 @@
               <w:rPr>
                 <w:noProof/>
               </w:rPr>
-              <w:instrText xml:space="preserve"> PAGEREF _Toc241320315 \h </w:instrText>
+              <w:instrText xml:space="preserve"> PAGEREF _Toc241323679 \h </w:instrText>
             </w:r>
             <w:r>
               <w:rPr>
@@ -2013,7 +2013,7 @@
               <w14:ligatures w14:val="standardContextual"/>
             </w:rPr>
           </w:pPr>
-          <w:hyperlink w:anchor="_Toc241320316" w:history="1">
+          <w:hyperlink w:anchor="_Toc241323680" w:history="1">
             <w:r>
               <w:rPr>
                 <w:rStyle w:val="a5"/>
@@ -2037,7 +2037,7 @@
               <w:rPr>
                 <w:noProof/>
               </w:rPr>
-              <w:instrText xml:space="preserve"> PAGEREF _Toc241320316 \h </w:instrText>
+              <w:instrText xml:space="preserve"> PAGEREF _Toc241323680 \h </w:instrText>
             </w:r>
             <w:r>
               <w:rPr>
@@ -2080,7 +2080,7 @@
               <w14:ligatures w14:val="standardContextual"/>
             </w:rPr>
           </w:pPr>
-          <w:hyperlink w:anchor="_Toc241320317" w:history="1">
+          <w:hyperlink w:anchor="_Toc241323681" w:history="1">
             <w:r>
               <w:rPr>
                 <w:rStyle w:val="a5"/>
@@ -2104,7 +2104,7 @@
               <w:rPr>
                 <w:noProof/>
               </w:rPr>
-              <w:instrText xml:space="preserve"> PAGEREF _Toc241320317 \h </w:instrText>
+              <w:instrText xml:space="preserve"> PAGEREF _Toc241323681 \h </w:instrText>
             </w:r>
             <w:r>
               <w:rPr>
@@ -2147,7 +2147,7 @@
               <w14:ligatures w14:val="standardContextual"/>
             </w:rPr>
           </w:pPr>
-          <w:hyperlink w:anchor="_Toc241320318" w:history="1">
+          <w:hyperlink w:anchor="_Toc241323682" w:history="1">
             <w:r>
               <w:rPr>
                 <w:rStyle w:val="a5"/>
@@ -2171,7 +2171,7 @@
               <w:rPr>
                 <w:noProof/>
               </w:rPr>
-              <w:instrText xml:space="preserve"> PAGEREF _Toc241320318 \h </w:instrText>
+              <w:instrText xml:space="preserve"> PAGEREF _Toc241323682 \h </w:instrText>
             </w:r>
             <w:r>
               <w:rPr>
@@ -2214,7 +2214,7 @@
               <w14:ligatures w14:val="standardContextual"/>
             </w:rPr>
           </w:pPr>
-          <w:hyperlink w:anchor="_Toc241320319" w:history="1">
+          <w:hyperlink w:anchor="_Toc241323683" w:history="1">
             <w:r>
               <w:rPr>
                 <w:rStyle w:val="a5"/>
@@ -2238,7 +2238,7 @@
               <w:rPr>
                 <w:noProof/>
               </w:rPr>
-              <w:instrText xml:space="preserve"> PAGEREF _Toc241320319 \h </w:instrText>
+              <w:instrText xml:space="preserve"> PAGEREF _Toc241323683 \h </w:instrText>
             </w:r>
             <w:r>
               <w:rPr>
@@ -2281,7 +2281,7 @@
               <w14:ligatures w14:val="standardContextual"/>
             </w:rPr>
           </w:pPr>
-          <w:hyperlink w:anchor="_Toc241320320" w:history="1">
+          <w:hyperlink w:anchor="_Toc241323684" w:history="1">
             <w:r>
               <w:rPr>
                 <w:rStyle w:val="a5"/>
@@ -2305,7 +2305,7 @@
               <w:rPr>
                 <w:noProof/>
               </w:rPr>
-              <w:instrText xml:space="preserve"> PAGEREF _Toc241320320 \h </w:instrText>
+              <w:instrText xml:space="preserve"> PAGEREF _Toc241323684 \h </w:instrText>
             </w:r>
             <w:r>
               <w:rPr>
@@ -2348,7 +2348,7 @@
               <w14:ligatures w14:val="standardContextual"/>
             </w:rPr>
           </w:pPr>
-          <w:hyperlink w:anchor="_Toc241320321" w:history="1">
+          <w:hyperlink w:anchor="_Toc241323685" w:history="1">
             <w:r>
               <w:rPr>
                 <w:rStyle w:val="a5"/>
@@ -2372,7 +2372,7 @@
               <w:rPr>
                 <w:noProof/>
               </w:rPr>
-              <w:instrText xml:space="preserve"> PAGEREF _Toc241320321 \h </w:instrText>
+              <w:instrText xml:space="preserve"> PAGEREF _Toc241323685 \h </w:instrText>
             </w:r>
             <w:r>
               <w:rPr>
@@ -2415,7 +2415,7 @@
               <w14:ligatures w14:val="standardContextual"/>
             </w:rPr>
           </w:pPr>
-          <w:hyperlink w:anchor="_Toc241320322" w:history="1">
+          <w:hyperlink w:anchor="_Toc241323686" w:history="1">
             <w:r>
               <w:rPr>
                 <w:rStyle w:val="a5"/>
@@ -2439,7 +2439,7 @@
               <w:rPr>
                 <w:noProof/>
               </w:rPr>
-              <w:instrText xml:space="preserve"> PAGEREF _Toc241320322 \h </w:instrText>
+              <w:instrText xml:space="preserve"> PAGEREF _Toc241323686 \h </w:instrText>
             </w:r>
             <w:r>
               <w:rPr>
@@ -2482,7 +2482,7 @@
               <w14:ligatures w14:val="standardContextual"/>
             </w:rPr>
           </w:pPr>
-          <w:hyperlink w:anchor="_Toc241320323" w:history="1">
+          <w:hyperlink w:anchor="_Toc241323687" w:history="1">
             <w:r>
               <w:rPr>
                 <w:rStyle w:val="a5"/>
@@ -2506,7 +2506,7 @@
               <w:rPr>
                 <w:noProof/>
               </w:rPr>
-              <w:instrText xml:space="preserve"> PAGEREF _Toc241320323 \h </w:instrText>
+              <w:instrText xml:space="preserve"> PAGEREF _Toc241323687 \h </w:instrText>
             </w:r>
             <w:r>
               <w:rPr>
@@ -2549,7 +2549,7 @@
               <w14:ligatures w14:val="standardContextual"/>
             </w:rPr>
           </w:pPr>
-          <w:hyperlink w:anchor="_Toc241320324" w:history="1">
+          <w:hyperlink w:anchor="_Toc241323688" w:history="1">
             <w:r>
               <w:rPr>
                 <w:rStyle w:val="a5"/>
@@ -2573,7 +2573,7 @@
               <w:rPr>
                 <w:noProof/>
               </w:rPr>
-              <w:instrText xml:space="preserve"> PAGEREF _Toc241320324 \h </w:instrText>
+              <w:instrText xml:space="preserve"> PAGEREF _Toc241323688 \h </w:instrText>
             </w:r>
             <w:r>
               <w:rPr>
@@ -2616,7 +2616,7 @@
               <w14:ligatures w14:val="standardContextual"/>
             </w:rPr>
           </w:pPr>
-          <w:hyperlink w:anchor="_Toc241320325" w:history="1">
+          <w:hyperlink w:anchor="_Toc241323689" w:history="1">
             <w:r>
               <w:rPr>
                 <w:rStyle w:val="a5"/>
@@ -2640,7 +2640,7 @@
               <w:rPr>
                 <w:noProof/>
               </w:rPr>
-              <w:instrText xml:space="preserve"> PAGEREF _Toc241320325 \h </w:instrText>
+              <w:instrText xml:space="preserve"> PAGEREF _Toc241323689 \h </w:instrText>
             </w:r>
             <w:r>
               <w:rPr>
@@ -2683,7 +2683,7 @@
               <w14:ligatures w14:val="standardContextual"/>
             </w:rPr>
           </w:pPr>
-          <w:hyperlink w:anchor="_Toc241320326" w:history="1">
+          <w:hyperlink w:anchor="_Toc241323690" w:history="1">
             <w:r>
               <w:rPr>
                 <w:rStyle w:val="a5"/>
@@ -2707,7 +2707,7 @@
               <w:rPr>
                 <w:noProof/>
               </w:rPr>
-              <w:instrText xml:space="preserve"> PAGEREF _Toc241320326 \h </w:instrText>
+              <w:instrText xml:space="preserve"> PAGEREF _Toc241323690 \h </w:instrText>
             </w:r>
             <w:r>
               <w:rPr>
@@ -2750,7 +2750,7 @@
               <w14:ligatures w14:val="standardContextual"/>
             </w:rPr>
           </w:pPr>
-          <w:hyperlink w:anchor="_Toc241320327" w:history="1">
+          <w:hyperlink w:anchor="_Toc241323691" w:history="1">
             <w:r>
               <w:rPr>
                 <w:rStyle w:val="a5"/>
@@ -2774,7 +2774,7 @@
               <w:rPr>
                 <w:noProof/>
               </w:rPr>
-              <w:instrText xml:space="preserve"> PAGEREF _Toc241320327 \h </w:instrText>
+              <w:instrText xml:space="preserve"> PAGEREF _Toc241323691 \h </w:instrText>
             </w:r>
             <w:r>
               <w:rPr>
@@ -2817,7 +2817,7 @@
               <w14:ligatures w14:val="standardContextual"/>
             </w:rPr>
           </w:pPr>
-          <w:hyperlink w:anchor="_Toc241320328" w:history="1">
+          <w:hyperlink w:anchor="_Toc241323692" w:history="1">
             <w:r>
               <w:rPr>
                 <w:rStyle w:val="a5"/>
@@ -2841,7 +2841,7 @@
               <w:rPr>
                 <w:noProof/>
               </w:rPr>
-              <w:instrText xml:space="preserve"> PAGEREF _Toc241320328 \h </w:instrText>
+              <w:instrText xml:space="preserve"> PAGEREF _Toc241323692 \h </w:instrText>
             </w:r>
             <w:r>
               <w:rPr>
@@ -2884,7 +2884,7 @@
               <w14:ligatures w14:val="standardContextual"/>
             </w:rPr>
           </w:pPr>
-          <w:hyperlink w:anchor="_Toc241320329" w:history="1">
+          <w:hyperlink w:anchor="_Toc241323693" w:history="1">
             <w:r>
               <w:rPr>
                 <w:rStyle w:val="a5"/>
@@ -2908,7 +2908,7 @@
               <w:rPr>
                 <w:noProof/>
               </w:rPr>
-              <w:instrText xml:space="preserve"> PAGEREF _Toc241320329 \h </w:instrText>
+              <w:instrText xml:space="preserve"> PAGEREF _Toc241323693 \h </w:instrText>
             </w:r>
             <w:r>
               <w:rPr>
@@ -2951,7 +2951,7 @@
               <w14:ligatures w14:val="standardContextual"/>
             </w:rPr>
           </w:pPr>
-          <w:hyperlink w:anchor="_Toc241320330" w:history="1">
+          <w:hyperlink w:anchor="_Toc241323694" w:history="1">
             <w:r>
               <w:rPr>
                 <w:rStyle w:val="a5"/>
@@ -2975,7 +2975,7 @@
               <w:rPr>
                 <w:noProof/>
               </w:rPr>
-              <w:instrText xml:space="preserve"> PAGEREF _Toc241320330 \h </w:instrText>
+              <w:instrText xml:space="preserve"> PAGEREF _Toc241323694 \h </w:instrText>
             </w:r>
             <w:r>
               <w:rPr>
@@ -3018,7 +3018,7 @@
               <w14:ligatures w14:val="standardContextual"/>
             </w:rPr>
           </w:pPr>
-          <w:hyperlink w:anchor="_Toc241320331" w:history="1">
+          <w:hyperlink w:anchor="_Toc241323695" w:history="1">
             <w:r>
               <w:rPr>
                 <w:rStyle w:val="a5"/>
@@ -3042,7 +3042,7 @@
               <w:rPr>
                 <w:noProof/>
               </w:rPr>
-              <w:instrText xml:space="preserve"> PAGEREF _Toc241320331 \h </w:instrText>
+              <w:instrText xml:space="preserve"> PAGEREF _Toc241323695 \h </w:instrText>
             </w:r>
             <w:r>
               <w:rPr>
@@ -3085,7 +3085,7 @@
               <w14:ligatures w14:val="standardContextual"/>
             </w:rPr>
           </w:pPr>
-          <w:hyperlink w:anchor="_Toc241320332" w:history="1">
+          <w:hyperlink w:anchor="_Toc241323696" w:history="1">
             <w:r>
               <w:rPr>
                 <w:rStyle w:val="a5"/>
@@ -3109,7 +3109,7 @@
               <w:rPr>
                 <w:noProof/>
               </w:rPr>
-              <w:instrText xml:space="preserve"> PAGEREF _Toc241320332 \h </w:instrText>
+              <w:instrText xml:space="preserve"> PAGEREF _Toc241323696 \h </w:instrText>
             </w:r>
             <w:r>
               <w:rPr>
@@ -3152,7 +3152,7 @@
               <w14:ligatures w14:val="standardContextual"/>
             </w:rPr>
           </w:pPr>
-          <w:hyperlink w:anchor="_Toc241320333" w:history="1">
+          <w:hyperlink w:anchor="_Toc241323697" w:history="1">
             <w:r>
               <w:rPr>
                 <w:rStyle w:val="a5"/>
@@ -3176,7 +3176,7 @@
               <w:rPr>
                 <w:noProof/>
               </w:rPr>
-              <w:instrText xml:space="preserve"> PAGEREF _Toc241320333 \h </w:instrText>
+              <w:instrText xml:space="preserve"> PAGEREF _Toc241323697 \h </w:instrText>
             </w:r>
             <w:r>
               <w:rPr>
@@ -3219,7 +3219,7 @@
               <w14:ligatures w14:val="standardContextual"/>
             </w:rPr>
           </w:pPr>
-          <w:hyperlink w:anchor="_Toc241320334" w:history="1">
+          <w:hyperlink w:anchor="_Toc241323698" w:history="1">
             <w:r>
               <w:rPr>
                 <w:rStyle w:val="a5"/>
@@ -3243,7 +3243,7 @@
               <w:rPr>
                 <w:noProof/>
               </w:rPr>
-              <w:instrText xml:space="preserve"> PAGEREF _Toc241320334 \h </w:instrText>
+              <w:instrText xml:space="preserve"> PAGEREF _Toc241323698 \h </w:instrText>
             </w:r>
             <w:r>
               <w:rPr>
@@ -3286,7 +3286,7 @@
               <w14:ligatures w14:val="standardContextual"/>
             </w:rPr>
           </w:pPr>
-          <w:hyperlink w:anchor="_Toc241320335" w:history="1">
+          <w:hyperlink w:anchor="_Toc241323699" w:history="1">
             <w:r>
               <w:rPr>
                 <w:rStyle w:val="a5"/>
@@ -3310,7 +3310,7 @@
               <w:rPr>
                 <w:noProof/>
               </w:rPr>
-              <w:instrText xml:space="preserve"> PAGEREF _Toc241320335 \h </w:instrText>
+              <w:instrText xml:space="preserve"> PAGEREF _Toc241323699 \h </w:instrText>
             </w:r>
             <w:r>
               <w:rPr>
@@ -3353,7 +3353,7 @@
               <w14:ligatures w14:val="standardContextual"/>
             </w:rPr>
           </w:pPr>
-          <w:hyperlink w:anchor="_Toc241320336" w:history="1">
+          <w:hyperlink w:anchor="_Toc241323700" w:history="1">
             <w:r>
               <w:rPr>
                 <w:rStyle w:val="a5"/>
@@ -3377,7 +3377,7 @@
               <w:rPr>
                 <w:noProof/>
               </w:rPr>
-              <w:instrText xml:space="preserve"> PAGEREF _Toc241320336 \h </w:instrText>
+              <w:instrText xml:space="preserve"> PAGEREF _Toc241323700 \h </w:instrText>
             </w:r>
             <w:r>
               <w:rPr>
@@ -3420,7 +3420,7 @@
               <w14:ligatures w14:val="standardContextual"/>
             </w:rPr>
           </w:pPr>
-          <w:hyperlink w:anchor="_Toc241320337" w:history="1">
+          <w:hyperlink w:anchor="_Toc241323701" w:history="1">
             <w:r>
               <w:rPr>
                 <w:rStyle w:val="a5"/>
@@ -3444,7 +3444,7 @@
               <w:rPr>
                 <w:noProof/>
               </w:rPr>
-              <w:instrText xml:space="preserve"> PAGEREF _Toc241320337 \h </w:instrText>
+              <w:instrText xml:space="preserve"> PAGEREF _Toc241323701 \h </w:instrText>
             </w:r>
             <w:r>
               <w:rPr>
@@ -3487,7 +3487,7 @@
               <w14:ligatures w14:val="standardContextual"/>
             </w:rPr>
           </w:pPr>
-          <w:hyperlink w:anchor="_Toc241320338" w:history="1">
+          <w:hyperlink w:anchor="_Toc241323702" w:history="1">
             <w:r>
               <w:rPr>
                 <w:rStyle w:val="a5"/>
@@ -3511,7 +3511,7 @@
               <w:rPr>
                 <w:noProof/>
               </w:rPr>
-              <w:instrText xml:space="preserve"> PAGEREF _Toc241320338 \h </w:instrText>
+              <w:instrText xml:space="preserve"> PAGEREF _Toc241323702 \h </w:instrText>
             </w:r>
             <w:r>
               <w:rPr>
@@ -3554,7 +3554,7 @@
               <w14:ligatures w14:val="standardContextual"/>
             </w:rPr>
           </w:pPr>
-          <w:hyperlink w:anchor="_Toc241320339" w:history="1">
+          <w:hyperlink w:anchor="_Toc241323703" w:history="1">
             <w:r>
               <w:rPr>
                 <w:rStyle w:val="a5"/>
@@ -3578,7 +3578,7 @@
               <w:rPr>
                 <w:noProof/>
               </w:rPr>
-              <w:instrText xml:space="preserve"> PAGEREF _Toc241320339 \h </w:instrText>
+              <w:instrText xml:space="preserve"> PAGEREF _Toc241323703 \h </w:instrText>
             </w:r>
             <w:r>
               <w:rPr>
@@ -3621,7 +3621,7 @@
               <w14:ligatures w14:val="standardContextual"/>
             </w:rPr>
           </w:pPr>
-          <w:hyperlink w:anchor="_Toc241320340" w:history="1">
+          <w:hyperlink w:anchor="_Toc241323704" w:history="1">
             <w:r>
               <w:rPr>
                 <w:rStyle w:val="a5"/>
@@ -3645,7 +3645,7 @@
               <w:rPr>
                 <w:noProof/>
               </w:rPr>
-              <w:instrText xml:space="preserve"> PAGEREF _Toc241320340 \h </w:instrText>
+              <w:instrText xml:space="preserve"> PAGEREF _Toc241323704 \h </w:instrText>
             </w:r>
             <w:r>
               <w:rPr>
@@ -3688,7 +3688,7 @@
               <w14:ligatures w14:val="standardContextual"/>
             </w:rPr>
           </w:pPr>
-          <w:hyperlink w:anchor="_Toc241320341" w:history="1">
+          <w:hyperlink w:anchor="_Toc241323705" w:history="1">
             <w:r>
               <w:rPr>
                 <w:rStyle w:val="a5"/>
@@ -3712,7 +3712,7 @@
               <w:rPr>
                 <w:noProof/>
               </w:rPr>
-              <w:instrText xml:space="preserve"> PAGEREF _Toc241320341 \h </w:instrText>
+              <w:instrText xml:space="preserve"> PAGEREF _Toc241323705 \h </w:instrText>
             </w:r>
             <w:r>
               <w:rPr>
@@ -3755,7 +3755,7 @@
               <w14:ligatures w14:val="standardContextual"/>
             </w:rPr>
           </w:pPr>
-          <w:hyperlink w:anchor="_Toc241320342" w:history="1">
+          <w:hyperlink w:anchor="_Toc241323706" w:history="1">
             <w:r>
               <w:rPr>
                 <w:rStyle w:val="a5"/>
@@ -3779,7 +3779,7 @@
               <w:rPr>
                 <w:noProof/>
               </w:rPr>
-              <w:instrText xml:space="preserve"> PAGEREF _Toc241320342 \h </w:instrText>
+              <w:instrText xml:space="preserve"> PAGEREF _Toc241323706 \h </w:instrText>
             </w:r>
             <w:r>
               <w:rPr>
@@ -3822,7 +3822,7 @@
               <w14:ligatures w14:val="standardContextual"/>
             </w:rPr>
           </w:pPr>
-          <w:hyperlink w:anchor="_Toc241320343" w:history="1">
+          <w:hyperlink w:anchor="_Toc241323707" w:history="1">
             <w:r>
               <w:rPr>
                 <w:rStyle w:val="a5"/>
@@ -3846,7 +3846,7 @@
               <w:rPr>
                 <w:noProof/>
               </w:rPr>
-              <w:instrText xml:space="preserve"> PAGEREF _Toc241320343 \h </w:instrText>
+              <w:instrText xml:space="preserve"> PAGEREF _Toc241323707 \h </w:instrText>
             </w:r>
             <w:r>
               <w:rPr>
@@ -3889,7 +3889,7 @@
               <w14:ligatures w14:val="standardContextual"/>
             </w:rPr>
           </w:pPr>
-          <w:hyperlink w:anchor="_Toc241320344" w:history="1">
+          <w:hyperlink w:anchor="_Toc241323708" w:history="1">
             <w:r>
               <w:rPr>
                 <w:rStyle w:val="a5"/>
@@ -3913,7 +3913,7 @@
               <w:rPr>
                 <w:noProof/>
               </w:rPr>
-              <w:instrText xml:space="preserve"> PAGEREF _Toc241320344 \h </w:instrText>
+              <w:instrText xml:space="preserve"> PAGEREF _Toc241323708 \h </w:instrText>
             </w:r>
             <w:r>
               <w:rPr>
@@ -3956,7 +3956,7 @@
               <w14:ligatures w14:val="standardContextual"/>
             </w:rPr>
           </w:pPr>
-          <w:hyperlink w:anchor="_Toc241320345" w:history="1">
+          <w:hyperlink w:anchor="_Toc241323709" w:history="1">
             <w:r>
               <w:rPr>
                 <w:rStyle w:val="a5"/>
@@ -3980,7 +3980,7 @@
               <w:rPr>
                 <w:noProof/>
               </w:rPr>
-              <w:instrText xml:space="preserve"> PAGEREF _Toc241320345 \h </w:instrText>
+              <w:instrText xml:space="preserve"> PAGEREF _Toc241323709 \h </w:instrText>
             </w:r>
             <w:r>
               <w:rPr>
@@ -4023,7 +4023,7 @@
               <w14:ligatures w14:val="standardContextual"/>
             </w:rPr>
           </w:pPr>
-          <w:hyperlink w:anchor="_Toc241320346" w:history="1">
+          <w:hyperlink w:anchor="_Toc241323710" w:history="1">
             <w:r>
               <w:rPr>
                 <w:rStyle w:val="a5"/>
@@ -4047,7 +4047,7 @@
               <w:rPr>
                 <w:noProof/>
               </w:rPr>
-              <w:instrText xml:space="preserve"> PAGEREF _Toc241320346 \h </w:instrText>
+              <w:instrText xml:space="preserve"> PAGEREF _Toc241323710 \h </w:instrText>
             </w:r>
             <w:r>
               <w:rPr>
@@ -4090,7 +4090,7 @@
               <w14:ligatures w14:val="standardContextual"/>
             </w:rPr>
           </w:pPr>
-          <w:hyperlink w:anchor="_Toc241320347" w:history="1">
+          <w:hyperlink w:anchor="_Toc241323711" w:history="1">
             <w:r>
               <w:rPr>
                 <w:rStyle w:val="a5"/>
@@ -4114,7 +4114,7 @@
               <w:rPr>
                 <w:noProof/>
               </w:rPr>
-              <w:instrText xml:space="preserve"> PAGEREF _Toc241320347 \h </w:instrText>
+              <w:instrText xml:space="preserve"> PAGEREF _Toc241323711 \h </w:instrText>
             </w:r>
             <w:r>
               <w:rPr>
@@ -4157,7 +4157,7 @@
               <w14:ligatures w14:val="standardContextual"/>
             </w:rPr>
           </w:pPr>
-          <w:hyperlink w:anchor="_Toc241320348" w:history="1">
+          <w:hyperlink w:anchor="_Toc241323712" w:history="1">
             <w:r>
               <w:rPr>
                 <w:rStyle w:val="a5"/>
@@ -4181,7 +4181,7 @@
               <w:rPr>
                 <w:noProof/>
               </w:rPr>
-              <w:instrText xml:space="preserve"> PAGEREF _Toc241320348 \h </w:instrText>
+              <w:instrText xml:space="preserve"> PAGEREF _Toc241323712 \h </w:instrText>
             </w:r>
             <w:r>
               <w:rPr>
@@ -4224,7 +4224,7 @@
               <w14:ligatures w14:val="standardContextual"/>
             </w:rPr>
           </w:pPr>
-          <w:hyperlink w:anchor="_Toc241320349" w:history="1">
+          <w:hyperlink w:anchor="_Toc241323713" w:history="1">
             <w:r>
               <w:rPr>
                 <w:rStyle w:val="a5"/>
@@ -4248,7 +4248,7 @@
               <w:rPr>
                 <w:noProof/>
               </w:rPr>
-              <w:instrText xml:space="preserve"> PAGEREF _Toc241320349 \h </w:instrText>
+              <w:instrText xml:space="preserve"> PAGEREF _Toc241323713 \h </w:instrText>
             </w:r>
             <w:r>
               <w:rPr>
@@ -4291,7 +4291,7 @@
               <w14:ligatures w14:val="standardContextual"/>
             </w:rPr>
           </w:pPr>
-          <w:hyperlink w:anchor="_Toc241320350" w:history="1">
+          <w:hyperlink w:anchor="_Toc241323714" w:history="1">
             <w:r>
               <w:rPr>
                 <w:rStyle w:val="a5"/>
@@ -4315,7 +4315,7 @@
               <w:rPr>
                 <w:noProof/>
               </w:rPr>
-              <w:instrText xml:space="preserve"> PAGEREF _Toc241320350 \h </w:instrText>
+              <w:instrText xml:space="preserve"> PAGEREF _Toc241323714 \h </w:instrText>
             </w:r>
             <w:r>
               <w:rPr>
@@ -4358,7 +4358,7 @@
               <w14:ligatures w14:val="standardContextual"/>
             </w:rPr>
           </w:pPr>
-          <w:hyperlink w:anchor="_Toc241320351" w:history="1">
+          <w:hyperlink w:anchor="_Toc241323715" w:history="1">
             <w:r>
               <w:rPr>
                 <w:rStyle w:val="a5"/>
@@ -4382,7 +4382,7 @@
               <w:rPr>
                 <w:noProof/>
               </w:rPr>
-              <w:instrText xml:space="preserve"> PAGEREF _Toc241320351 \h </w:instrText>
+              <w:instrText xml:space="preserve"> PAGEREF _Toc241323715 \h </w:instrText>
             </w:r>
             <w:r>
               <w:rPr>
@@ -4421,7 +4421,7 @@
         <w:pStyle w:val="1"/>
         <w:pageBreakBefore/>
       </w:pPr>
-      <w:bookmarkStart w:id="0" w:name="_Toc241320288"/>
+      <w:bookmarkStart w:id="0" w:name="_Toc241323652"/>
       <w:r>
         <w:lastRenderedPageBreak/>
         <w:t>1. О проекте</w:t>
@@ -4465,7 +4465,7 @@
       <w:pPr>
         <w:pStyle w:val="2"/>
       </w:pPr>
-      <w:bookmarkStart w:id="1" w:name="_Toc241320289"/>
+      <w:bookmarkStart w:id="1" w:name="_Toc241323653"/>
       <w:r>
         <w:t>1.1. Возможности</w:t>
       </w:r>
@@ -4680,7 +4680,7 @@
       <w:pPr>
         <w:pStyle w:val="2"/>
       </w:pPr>
-      <w:bookmarkStart w:id="2" w:name="_Toc241320290"/>
+      <w:bookmarkStart w:id="2" w:name="_Toc241323654"/>
       <w:r>
         <w:t>1.2. Используемые технологии</w:t>
       </w:r>
@@ -4701,7 +4701,7 @@
           <w:left w:w="10" w:type="dxa"/>
           <w:right w:w="10" w:type="dxa"/>
         </w:tblCellMar>
-        <w:tblLook w:val="04A0" w:firstRow="1" w:lastRow="0" w:firstColumn="1" w:lastColumn="0" w:noHBand="0" w:noVBand="1"/>
+        <w:tblLook w:val="0000" w:firstRow="0" w:lastRow="0" w:firstColumn="0" w:lastColumn="0" w:noHBand="0" w:noVBand="0"/>
       </w:tblPr>
       <w:tblGrid>
         <w:gridCol w:w="2000"/>
@@ -5744,7 +5744,7 @@
         <w:pStyle w:val="1"/>
         <w:pageBreakBefore/>
       </w:pPr>
-      <w:bookmarkStart w:id="3" w:name="_Toc241320291"/>
+      <w:bookmarkStart w:id="3" w:name="_Toc241323655"/>
       <w:r>
         <w:lastRenderedPageBreak/>
         <w:t>2. Установка и запуск</w:t>
@@ -5755,7 +5755,7 @@
       <w:pPr>
         <w:pStyle w:val="2"/>
       </w:pPr>
-      <w:bookmarkStart w:id="4" w:name="_Toc241320292"/>
+      <w:bookmarkStart w:id="4" w:name="_Toc241323656"/>
       <w:r>
         <w:t>2.1. Требования</w:t>
       </w:r>
@@ -5830,7 +5830,7 @@
       <w:pPr>
         <w:pStyle w:val="2"/>
       </w:pPr>
-      <w:bookmarkStart w:id="5" w:name="_Toc241320293"/>
+      <w:bookmarkStart w:id="5" w:name="_Toc241323657"/>
       <w:r>
         <w:t>2.2. Запуск одной командой</w:t>
       </w:r>
@@ -5851,7 +5851,7 @@
           <w:left w:w="10" w:type="dxa"/>
           <w:right w:w="10" w:type="dxa"/>
         </w:tblCellMar>
-        <w:tblLook w:val="04A0" w:firstRow="1" w:lastRow="0" w:firstColumn="1" w:lastColumn="0" w:noHBand="0" w:noVBand="1"/>
+        <w:tblLook w:val="0000" w:firstRow="0" w:lastRow="0" w:firstColumn="0" w:lastColumn="0" w:noHBand="0" w:noVBand="0"/>
       </w:tblPr>
       <w:tblGrid>
         <w:gridCol w:w="3000"/>
@@ -6287,7 +6287,7 @@
       <w:pPr>
         <w:pStyle w:val="2"/>
       </w:pPr>
-      <w:bookmarkStart w:id="6" w:name="_Toc241320294"/>
+      <w:bookmarkStart w:id="6" w:name="_Toc241323658"/>
       <w:r>
         <w:t>2.3. Особенности систем</w:t>
       </w:r>
@@ -6308,7 +6308,7 @@
           <w:left w:w="10" w:type="dxa"/>
           <w:right w:w="10" w:type="dxa"/>
         </w:tblCellMar>
-        <w:tblLook w:val="04A0" w:firstRow="1" w:lastRow="0" w:firstColumn="1" w:lastColumn="0" w:noHBand="0" w:noVBand="1"/>
+        <w:tblLook w:val="0000" w:firstRow="0" w:lastRow="0" w:firstColumn="0" w:lastColumn="0" w:noHBand="0" w:noVBand="0"/>
       </w:tblPr>
       <w:tblGrid>
         <w:gridCol w:w="1600"/>
@@ -6648,7 +6648,7 @@
       <w:pPr>
         <w:pStyle w:val="2"/>
       </w:pPr>
-      <w:bookmarkStart w:id="7" w:name="_Toc241320295"/>
+      <w:bookmarkStart w:id="7" w:name="_Toc241323659"/>
       <w:r>
         <w:t>2.4. Параметры командной строки</w:t>
       </w:r>
@@ -6669,7 +6669,7 @@
           <w:left w:w="10" w:type="dxa"/>
           <w:right w:w="10" w:type="dxa"/>
         </w:tblCellMar>
-        <w:tblLook w:val="04A0" w:firstRow="1" w:lastRow="0" w:firstColumn="1" w:lastColumn="0" w:noHBand="0" w:noVBand="1"/>
+        <w:tblLook w:val="0000" w:firstRow="0" w:lastRow="0" w:firstColumn="0" w:lastColumn="0" w:noHBand="0" w:noVBand="0"/>
       </w:tblPr>
       <w:tblGrid>
         <w:gridCol w:w="1500"/>
@@ -7558,7 +7558,7 @@
       <w:pPr>
         <w:pStyle w:val="2"/>
       </w:pPr>
-      <w:bookmarkStart w:id="8" w:name="_Toc241320296"/>
+      <w:bookmarkStart w:id="8" w:name="_Toc241323660"/>
       <w:r>
         <w:t>2.5. Доступ по сети и через VPN</w:t>
       </w:r>
@@ -7678,7 +7678,7 @@
           <w:left w:w="10" w:type="dxa"/>
           <w:right w:w="10" w:type="dxa"/>
         </w:tblCellMar>
-        <w:tblLook w:val="04A0" w:firstRow="1" w:lastRow="0" w:firstColumn="1" w:lastColumn="0" w:noHBand="0" w:noVBand="1"/>
+        <w:tblLook w:val="0000" w:firstRow="0" w:lastRow="0" w:firstColumn="0" w:lastColumn="0" w:noHBand="0" w:noVBand="0"/>
       </w:tblPr>
       <w:tblGrid>
         <w:gridCol w:w="2300"/>
@@ -8168,7 +8168,7 @@
         <w:pStyle w:val="1"/>
         <w:pageBreakBefore/>
       </w:pPr>
-      <w:bookmarkStart w:id="9" w:name="_Toc241320297"/>
+      <w:bookmarkStart w:id="9" w:name="_Toc241323661"/>
       <w:r>
         <w:lastRenderedPageBreak/>
         <w:t>3. Работа с программой</w:t>
@@ -8179,7 +8179,7 @@
       <w:pPr>
         <w:pStyle w:val="2"/>
       </w:pPr>
-      <w:bookmarkStart w:id="10" w:name="_Toc241320298"/>
+      <w:bookmarkStart w:id="10" w:name="_Toc241323662"/>
       <w:r>
         <w:t>3.1. Страница камеры</w:t>
       </w:r>
@@ -8196,7 +8196,7 @@
           <w:noProof/>
         </w:rPr>
         <w:drawing>
-          <wp:inline distT="0" distB="0" distL="0" distR="0" wp14:anchorId="006DABB4" wp14:editId="0A60C2BB">
+          <wp:inline distT="0" distB="0" distL="0" distR="0" wp14:anchorId="31115FAE" wp14:editId="029057B4">
             <wp:extent cx="6096000" cy="5438775"/>
             <wp:effectExtent l="0" t="0" r="0" b="0"/>
             <wp:docPr id="1" name="ui_camera.jpg" descr="Рис. 1. Главная страница: видео с разметкой, статистика и панели настроек" title="Рис. 1. Главная страница: видео с разметкой, статистика и панели настроек"/>
@@ -8393,33 +8393,19 @@
     </w:p>
     <w:p>
       <w:pPr>
-        <w:pStyle w:val="2"/>
-      </w:pPr>
-      <w:bookmarkStart w:id="11" w:name="_Toc241320299"/>
+        <w:pStyle w:val="3"/>
+      </w:pPr>
       <w:r>
         <w:lastRenderedPageBreak/>
-        <w:t>3.2. Настройки</w:t>
-      </w:r>
-      <w:bookmarkEnd w:id="11"/>
+        <w:t>Размер области видео</w:t>
+      </w:r>
     </w:p>
     <w:p>
       <w:pPr>
         <w:spacing w:after="120" w:line="300" w:lineRule="auto"/>
       </w:pPr>
       <w:r>
-        <w:t xml:space="preserve">Изменения применяются сразу и сохраняются в </w:t>
-      </w:r>
-      <w:r>
-        <w:rPr>
-          <w:rFonts w:ascii="Consolas" w:eastAsia="Consolas" w:hAnsi="Consolas" w:cs="Consolas"/>
-          <w:color w:val="B03A2E"/>
-          <w:sz w:val="19"/>
-          <w:szCs w:val="19"/>
-        </w:rPr>
-        <w:t>settings.json</w:t>
-      </w:r>
-      <w:r>
-        <w:t>, поэтому после перезапуска программа помнит выбор. Если страница открыта в нескольких вкладках или на нескольких устройствах, смена источника или модели в одной из них видна во всех.</w:t>
+        <w:t>Область видео подстраивается под формат кадра источника, а не имеет фиксированный размер:</w:t>
       </w:r>
     </w:p>
     <w:tbl>
@@ -8437,7 +8423,369 @@
           <w:left w:w="10" w:type="dxa"/>
           <w:right w:w="10" w:type="dxa"/>
         </w:tblCellMar>
-        <w:tblLook w:val="04A0" w:firstRow="1" w:lastRow="0" w:firstColumn="1" w:lastColumn="0" w:noHBand="0" w:noVBand="1"/>
+        <w:tblLook w:val="0000" w:firstRow="0" w:lastRow="0" w:firstColumn="0" w:lastColumn="0" w:noHBand="0" w:noVBand="0"/>
+      </w:tblPr>
+      <w:tblGrid>
+        <w:gridCol w:w="3200"/>
+        <w:gridCol w:w="6438"/>
+      </w:tblGrid>
+      <w:tr>
+        <w:tblPrEx>
+          <w:tblCellMar>
+            <w:top w:w="0" w:type="dxa"/>
+            <w:bottom w:w="0" w:type="dxa"/>
+          </w:tblCellMar>
+        </w:tblPrEx>
+        <w:trPr>
+          <w:tblHeader/>
+        </w:trPr>
+        <w:tc>
+          <w:tcPr>
+            <w:tcW w:w="3200" w:type="dxa"/>
+            <w:tcBorders>
+              <w:top w:val="single" w:sz="4" w:space="0" w:color="D5DAE3"/>
+              <w:left w:val="single" w:sz="4" w:space="0" w:color="D5DAE3"/>
+              <w:bottom w:val="single" w:sz="4" w:space="0" w:color="D5DAE3"/>
+              <w:right w:val="single" w:sz="4" w:space="0" w:color="D5DAE3"/>
+            </w:tcBorders>
+            <w:shd w:val="clear" w:color="auto" w:fill="E4ECFA"/>
+            <w:tcMar>
+              <w:top w:w="70" w:type="dxa"/>
+              <w:left w:w="110" w:type="dxa"/>
+              <w:bottom w:w="70" w:type="dxa"/>
+              <w:right w:w="110" w:type="dxa"/>
+            </w:tcMar>
+            <w:vAlign w:val="center"/>
+          </w:tcPr>
+          <w:p>
+            <w:pPr>
+              <w:spacing w:line="270" w:lineRule="auto"/>
+            </w:pPr>
+            <w:r>
+              <w:rPr>
+                <w:b/>
+                <w:bCs/>
+                <w:sz w:val="20"/>
+                <w:szCs w:val="20"/>
+              </w:rPr>
+              <w:t>Формат кадра</w:t>
+            </w:r>
+          </w:p>
+        </w:tc>
+        <w:tc>
+          <w:tcPr>
+            <w:tcW w:w="6438" w:type="dxa"/>
+            <w:tcBorders>
+              <w:top w:val="single" w:sz="4" w:space="0" w:color="D5DAE3"/>
+              <w:left w:val="single" w:sz="4" w:space="0" w:color="D5DAE3"/>
+              <w:bottom w:val="single" w:sz="4" w:space="0" w:color="D5DAE3"/>
+              <w:right w:val="single" w:sz="4" w:space="0" w:color="D5DAE3"/>
+            </w:tcBorders>
+            <w:shd w:val="clear" w:color="auto" w:fill="E4ECFA"/>
+            <w:tcMar>
+              <w:top w:w="70" w:type="dxa"/>
+              <w:left w:w="110" w:type="dxa"/>
+              <w:bottom w:w="70" w:type="dxa"/>
+              <w:right w:w="110" w:type="dxa"/>
+            </w:tcMar>
+            <w:vAlign w:val="center"/>
+          </w:tcPr>
+          <w:p>
+            <w:pPr>
+              <w:spacing w:line="270" w:lineRule="auto"/>
+            </w:pPr>
+            <w:r>
+              <w:rPr>
+                <w:b/>
+                <w:bCs/>
+                <w:sz w:val="20"/>
+                <w:szCs w:val="20"/>
+              </w:rPr>
+              <w:t>Как показывается</w:t>
+            </w:r>
+          </w:p>
+        </w:tc>
+      </w:tr>
+      <w:tr>
+        <w:tblPrEx>
+          <w:tblCellMar>
+            <w:top w:w="0" w:type="dxa"/>
+            <w:bottom w:w="0" w:type="dxa"/>
+          </w:tblCellMar>
+        </w:tblPrEx>
+        <w:tc>
+          <w:tcPr>
+            <w:tcW w:w="3200" w:type="dxa"/>
+            <w:tcBorders>
+              <w:top w:val="single" w:sz="4" w:space="0" w:color="D5DAE3"/>
+              <w:left w:val="single" w:sz="4" w:space="0" w:color="D5DAE3"/>
+              <w:bottom w:val="single" w:sz="4" w:space="0" w:color="D5DAE3"/>
+              <w:right w:val="single" w:sz="4" w:space="0" w:color="D5DAE3"/>
+            </w:tcBorders>
+            <w:tcMar>
+              <w:top w:w="70" w:type="dxa"/>
+              <w:left w:w="110" w:type="dxa"/>
+              <w:bottom w:w="70" w:type="dxa"/>
+              <w:right w:w="110" w:type="dxa"/>
+            </w:tcMar>
+            <w:vAlign w:val="center"/>
+          </w:tcPr>
+          <w:p>
+            <w:pPr>
+              <w:spacing w:line="270" w:lineRule="auto"/>
+            </w:pPr>
+            <w:r>
+              <w:rPr>
+                <w:sz w:val="20"/>
+                <w:szCs w:val="20"/>
+              </w:rPr>
+              <w:t>Горизонтальный (16:9, 4:3, 21:9 и др.)</w:t>
+            </w:r>
+          </w:p>
+        </w:tc>
+        <w:tc>
+          <w:tcPr>
+            <w:tcW w:w="6438" w:type="dxa"/>
+            <w:tcBorders>
+              <w:top w:val="single" w:sz="4" w:space="0" w:color="D5DAE3"/>
+              <w:left w:val="single" w:sz="4" w:space="0" w:color="D5DAE3"/>
+              <w:bottom w:val="single" w:sz="4" w:space="0" w:color="D5DAE3"/>
+              <w:right w:val="single" w:sz="4" w:space="0" w:color="D5DAE3"/>
+            </w:tcBorders>
+            <w:tcMar>
+              <w:top w:w="70" w:type="dxa"/>
+              <w:left w:w="110" w:type="dxa"/>
+              <w:bottom w:w="70" w:type="dxa"/>
+              <w:right w:w="110" w:type="dxa"/>
+            </w:tcMar>
+            <w:vAlign w:val="center"/>
+          </w:tcPr>
+          <w:p>
+            <w:pPr>
+              <w:spacing w:line="270" w:lineRule="auto"/>
+            </w:pPr>
+            <w:r>
+              <w:rPr>
+                <w:sz w:val="20"/>
+                <w:szCs w:val="20"/>
+              </w:rPr>
+              <w:t>Целиком, с пропорциями кадра: по ширине колонки, но не выше 78 % высоты окна — если упирается в высоту, область сужается, чтобы не было чёрных полос</w:t>
+            </w:r>
+          </w:p>
+        </w:tc>
+      </w:tr>
+      <w:tr>
+        <w:tblPrEx>
+          <w:tblCellMar>
+            <w:top w:w="0" w:type="dxa"/>
+            <w:bottom w:w="0" w:type="dxa"/>
+          </w:tblCellMar>
+        </w:tblPrEx>
+        <w:tc>
+          <w:tcPr>
+            <w:tcW w:w="3200" w:type="dxa"/>
+            <w:tcBorders>
+              <w:top w:val="single" w:sz="4" w:space="0" w:color="D5DAE3"/>
+              <w:left w:val="single" w:sz="4" w:space="0" w:color="D5DAE3"/>
+              <w:bottom w:val="single" w:sz="4" w:space="0" w:color="D5DAE3"/>
+              <w:right w:val="single" w:sz="4" w:space="0" w:color="D5DAE3"/>
+            </w:tcBorders>
+            <w:shd w:val="clear" w:color="auto" w:fill="F7F9FC"/>
+            <w:tcMar>
+              <w:top w:w="70" w:type="dxa"/>
+              <w:left w:w="110" w:type="dxa"/>
+              <w:bottom w:w="70" w:type="dxa"/>
+              <w:right w:w="110" w:type="dxa"/>
+            </w:tcMar>
+            <w:vAlign w:val="center"/>
+          </w:tcPr>
+          <w:p>
+            <w:pPr>
+              <w:spacing w:line="270" w:lineRule="auto"/>
+            </w:pPr>
+            <w:r>
+              <w:rPr>
+                <w:sz w:val="20"/>
+                <w:szCs w:val="20"/>
+              </w:rPr>
+              <w:t>Вертикальный (видео с телефона, 9:16, 3:4)</w:t>
+            </w:r>
+          </w:p>
+        </w:tc>
+        <w:tc>
+          <w:tcPr>
+            <w:tcW w:w="6438" w:type="dxa"/>
+            <w:tcBorders>
+              <w:top w:val="single" w:sz="4" w:space="0" w:color="D5DAE3"/>
+              <w:left w:val="single" w:sz="4" w:space="0" w:color="D5DAE3"/>
+              <w:bottom w:val="single" w:sz="4" w:space="0" w:color="D5DAE3"/>
+              <w:right w:val="single" w:sz="4" w:space="0" w:color="D5DAE3"/>
+            </w:tcBorders>
+            <w:shd w:val="clear" w:color="auto" w:fill="F7F9FC"/>
+            <w:tcMar>
+              <w:top w:w="70" w:type="dxa"/>
+              <w:left w:w="110" w:type="dxa"/>
+              <w:bottom w:w="70" w:type="dxa"/>
+              <w:right w:w="110" w:type="dxa"/>
+            </w:tcMar>
+            <w:vAlign w:val="center"/>
+          </w:tcPr>
+          <w:p>
+            <w:pPr>
+              <w:spacing w:line="270" w:lineRule="auto"/>
+            </w:pPr>
+            <w:r>
+              <w:rPr>
+                <w:sz w:val="20"/>
+                <w:szCs w:val="20"/>
+              </w:rPr>
+              <w:t>В обычном виде — центральная часть кадра в области 4:3 и подсказка «</w:t>
+            </w:r>
+            <w:r>
+              <w:rPr>
+                <w:sz w:val="20"/>
+                <w:szCs w:val="20"/>
+              </w:rPr>
+              <w:t>⤢</w:t>
+            </w:r>
+            <w:r>
+              <w:rPr>
+                <w:sz w:val="20"/>
+                <w:szCs w:val="20"/>
+              </w:rPr>
+              <w:t xml:space="preserve"> Вертикальное видео — нажмите, чтобы развернуть целиком»</w:t>
+            </w:r>
+          </w:p>
+        </w:tc>
+      </w:tr>
+      <w:tr>
+        <w:tblPrEx>
+          <w:tblCellMar>
+            <w:top w:w="0" w:type="dxa"/>
+            <w:bottom w:w="0" w:type="dxa"/>
+          </w:tblCellMar>
+        </w:tblPrEx>
+        <w:tc>
+          <w:tcPr>
+            <w:tcW w:w="3200" w:type="dxa"/>
+            <w:tcBorders>
+              <w:top w:val="single" w:sz="4" w:space="0" w:color="D5DAE3"/>
+              <w:left w:val="single" w:sz="4" w:space="0" w:color="D5DAE3"/>
+              <w:bottom w:val="single" w:sz="4" w:space="0" w:color="D5DAE3"/>
+              <w:right w:val="single" w:sz="4" w:space="0" w:color="D5DAE3"/>
+            </w:tcBorders>
+            <w:tcMar>
+              <w:top w:w="70" w:type="dxa"/>
+              <w:left w:w="110" w:type="dxa"/>
+              <w:bottom w:w="70" w:type="dxa"/>
+              <w:right w:w="110" w:type="dxa"/>
+            </w:tcMar>
+            <w:vAlign w:val="center"/>
+          </w:tcPr>
+          <w:p>
+            <w:pPr>
+              <w:spacing w:line="270" w:lineRule="auto"/>
+            </w:pPr>
+            <w:r>
+              <w:rPr>
+                <w:sz w:val="20"/>
+                <w:szCs w:val="20"/>
+              </w:rPr>
+              <w:t>Развёрнутый вид (любой формат)</w:t>
+            </w:r>
+          </w:p>
+        </w:tc>
+        <w:tc>
+          <w:tcPr>
+            <w:tcW w:w="6438" w:type="dxa"/>
+            <w:tcBorders>
+              <w:top w:val="single" w:sz="4" w:space="0" w:color="D5DAE3"/>
+              <w:left w:val="single" w:sz="4" w:space="0" w:color="D5DAE3"/>
+              <w:bottom w:val="single" w:sz="4" w:space="0" w:color="D5DAE3"/>
+              <w:right w:val="single" w:sz="4" w:space="0" w:color="D5DAE3"/>
+            </w:tcBorders>
+            <w:tcMar>
+              <w:top w:w="70" w:type="dxa"/>
+              <w:left w:w="110" w:type="dxa"/>
+              <w:bottom w:w="70" w:type="dxa"/>
+              <w:right w:w="110" w:type="dxa"/>
+            </w:tcMar>
+            <w:vAlign w:val="center"/>
+          </w:tcPr>
+          <w:p>
+            <w:pPr>
+              <w:spacing w:line="270" w:lineRule="auto"/>
+            </w:pPr>
+            <w:r>
+              <w:rPr>
+                <w:sz w:val="20"/>
+                <w:szCs w:val="20"/>
+              </w:rPr>
+              <w:t>Щелчок по видео или кнопка ⛶ в правом нижнем углу — видео на весь экран целиком, без обрезки. Свернуть — ещё один щелчок, кнопка ✕ или Esc</w:t>
+            </w:r>
+          </w:p>
+        </w:tc>
+      </w:tr>
+    </w:tbl>
+    <w:p>
+      <w:pPr>
+        <w:spacing w:after="120"/>
+      </w:pPr>
+    </w:p>
+    <w:p>
+      <w:pPr>
+        <w:spacing w:after="120" w:line="300" w:lineRule="auto"/>
+      </w:pPr>
+      <w:r>
+        <w:t>Формат определяется по размеру текущего кадра потока и обновляется сам при смене источника или разрешения. Распознавание и снимки всегда работают с полным кадром — обрезка в свёрнутом вертикальном виде касается только отображения.</w:t>
+      </w:r>
+    </w:p>
+    <w:p>
+      <w:pPr>
+        <w:pStyle w:val="2"/>
+      </w:pPr>
+      <w:bookmarkStart w:id="11" w:name="_Toc241323663"/>
+      <w:r>
+        <w:t>3.2. Настройки</w:t>
+      </w:r>
+      <w:bookmarkEnd w:id="11"/>
+    </w:p>
+    <w:p>
+      <w:pPr>
+        <w:spacing w:after="120" w:line="300" w:lineRule="auto"/>
+      </w:pPr>
+      <w:r>
+        <w:t xml:space="preserve">Изменения применяются сразу и сохраняются в </w:t>
+      </w:r>
+      <w:r>
+        <w:rPr>
+          <w:rFonts w:ascii="Consolas" w:eastAsia="Consolas" w:hAnsi="Consolas" w:cs="Consolas"/>
+          <w:color w:val="B03A2E"/>
+          <w:sz w:val="19"/>
+          <w:szCs w:val="19"/>
+        </w:rPr>
+        <w:t>settings.json</w:t>
+      </w:r>
+      <w:r>
+        <w:t>, поэтому после перезапуска программа помнит выбор. Если страница открыта в нескольких вкладках или на нескольких устройствах, смена источника или модели в одной из них видна во всех.</w:t>
+      </w:r>
+    </w:p>
+    <w:tbl>
+      <w:tblPr>
+        <w:tblW w:w="9638" w:type="dxa"/>
+        <w:tblBorders>
+          <w:top w:val="single" w:sz="4" w:space="0" w:color="auto"/>
+          <w:left w:val="single" w:sz="4" w:space="0" w:color="auto"/>
+          <w:bottom w:val="single" w:sz="4" w:space="0" w:color="auto"/>
+          <w:right w:val="single" w:sz="4" w:space="0" w:color="auto"/>
+          <w:insideH w:val="single" w:sz="4" w:space="0" w:color="auto"/>
+          <w:insideV w:val="single" w:sz="4" w:space="0" w:color="auto"/>
+        </w:tblBorders>
+        <w:tblCellMar>
+          <w:left w:w="10" w:type="dxa"/>
+          <w:right w:w="10" w:type="dxa"/>
+        </w:tblCellMar>
+        <w:tblLook w:val="0000" w:firstRow="0" w:lastRow="0" w:firstColumn="0" w:lastColumn="0" w:noHBand="0" w:noVBand="0"/>
       </w:tblPr>
       <w:tblGrid>
         <w:gridCol w:w="2400"/>
@@ -9582,6 +9930,7 @@
                 <w:sz w:val="20"/>
                 <w:szCs w:val="20"/>
               </w:rPr>
+              <w:lastRenderedPageBreak/>
               <w:t>Порог перекрытия (IoU)</w:t>
             </w:r>
           </w:p>
@@ -10055,7 +10404,7 @@
       <w:pPr>
         <w:pStyle w:val="2"/>
       </w:pPr>
-      <w:bookmarkStart w:id="12" w:name="_Toc241320300"/>
+      <w:bookmarkStart w:id="12" w:name="_Toc241323664"/>
       <w:r>
         <w:t>3.3. Снимки</w:t>
       </w:r>
@@ -10163,7 +10512,6 @@
           <w:sz w:val="19"/>
           <w:szCs w:val="19"/>
         </w:rPr>
-        <w:lastRenderedPageBreak/>
         <w:t>&lt;id&gt;_raw.jpg</w:t>
       </w:r>
       <w:r>
@@ -10196,7 +10544,7 @@
       <w:pPr>
         <w:pStyle w:val="2"/>
       </w:pPr>
-      <w:bookmarkStart w:id="13" w:name="_Toc241320301"/>
+      <w:bookmarkStart w:id="13" w:name="_Toc241323665"/>
       <w:r>
         <w:t>3.4. Галерея</w:t>
       </w:r>
@@ -10213,7 +10561,7 @@
           <w:noProof/>
         </w:rPr>
         <w:drawing>
-          <wp:inline distT="0" distB="0" distL="0" distR="0" wp14:anchorId="3D1B251A" wp14:editId="556B1905">
+          <wp:inline distT="0" distB="0" distL="0" distR="0" wp14:anchorId="76813E6C" wp14:editId="5744B19E">
             <wp:extent cx="5334000" cy="2343150"/>
             <wp:effectExtent l="0" t="0" r="0" b="0"/>
             <wp:docPr id="2" name="ui_gallery.png" descr="Рис. 2. Галерея снимков" title="Рис. 2. Галерея снимков"/>
@@ -10281,7 +10629,7 @@
         <w:pStyle w:val="1"/>
         <w:pageBreakBefore/>
       </w:pPr>
-      <w:bookmarkStart w:id="14" w:name="_Toc241320302"/>
+      <w:bookmarkStart w:id="14" w:name="_Toc241323666"/>
       <w:r>
         <w:lastRenderedPageBreak/>
         <w:t>4. Источники видео</w:t>
@@ -10317,7 +10665,7 @@
           <w:noProof/>
         </w:rPr>
         <w:drawing>
-          <wp:inline distT="0" distB="0" distL="0" distR="0" wp14:anchorId="08ABAA63" wp14:editId="3CB45C13">
+          <wp:inline distT="0" distB="0" distL="0" distR="0" wp14:anchorId="015ED909" wp14:editId="2EB8F18E">
             <wp:extent cx="3143250" cy="5267325"/>
             <wp:effectExtent l="0" t="0" r="0" b="0"/>
             <wp:docPr id="3" name="ui_sources.png" descr="Рис. 3. Панель «Источник видео» во время трансляции из браузера" title="Рис. 3. Панель «Источник видео» во время трансляции из браузера"/>
@@ -10387,7 +10735,7 @@
           <w:left w:w="10" w:type="dxa"/>
           <w:right w:w="10" w:type="dxa"/>
         </w:tblCellMar>
-        <w:tblLook w:val="04A0" w:firstRow="1" w:lastRow="0" w:firstColumn="1" w:lastColumn="0" w:noHBand="0" w:noVBand="1"/>
+        <w:tblLook w:val="0000" w:firstRow="0" w:lastRow="0" w:firstColumn="0" w:lastColumn="0" w:noHBand="0" w:noVBand="0"/>
       </w:tblPr>
       <w:tblGrid>
         <w:gridCol w:w="2100"/>
@@ -11090,7 +11438,7 @@
       <w:pPr>
         <w:pStyle w:val="2"/>
       </w:pPr>
-      <w:bookmarkStart w:id="15" w:name="_Toc241320303"/>
+      <w:bookmarkStart w:id="15" w:name="_Toc241323667"/>
       <w:r>
         <w:t>4.1. Камеры компьютера и их автоматический поиск</w:t>
       </w:r>
@@ -11135,7 +11483,7 @@
           <w:left w:w="10" w:type="dxa"/>
           <w:right w:w="10" w:type="dxa"/>
         </w:tblCellMar>
-        <w:tblLook w:val="04A0" w:firstRow="1" w:lastRow="0" w:firstColumn="1" w:lastColumn="0" w:noHBand="0" w:noVBand="1"/>
+        <w:tblLook w:val="0000" w:firstRow="0" w:lastRow="0" w:firstColumn="0" w:lastColumn="0" w:noHBand="0" w:noVBand="0"/>
       </w:tblPr>
       <w:tblGrid>
         <w:gridCol w:w="1600"/>
@@ -11673,7 +12021,7 @@
       <w:pPr>
         <w:pStyle w:val="2"/>
       </w:pPr>
-      <w:bookmarkStart w:id="16" w:name="_Toc241320304"/>
+      <w:bookmarkStart w:id="16" w:name="_Toc241323668"/>
       <w:r>
         <w:t>4.2. Камера этого устройства (через браузер)</w:t>
       </w:r>
@@ -11733,7 +12081,7 @@
       <w:pPr>
         <w:pStyle w:val="2"/>
       </w:pPr>
-      <w:bookmarkStart w:id="17" w:name="_Toc241320305"/>
+      <w:bookmarkStart w:id="17" w:name="_Toc241323669"/>
       <w:r>
         <w:t>4.3. Экран или окно</w:t>
       </w:r>
@@ -11801,7 +12149,7 @@
       <w:pPr>
         <w:pStyle w:val="2"/>
       </w:pPr>
-      <w:bookmarkStart w:id="18" w:name="_Toc241320306"/>
+      <w:bookmarkStart w:id="18" w:name="_Toc241323670"/>
       <w:r>
         <w:t>4.4. Телефон как беспроводная камера</w:t>
       </w:r>
@@ -11937,7 +12285,7 @@
       <w:pPr>
         <w:pStyle w:val="2"/>
       </w:pPr>
-      <w:bookmarkStart w:id="19" w:name="_Toc241320307"/>
+      <w:bookmarkStart w:id="19" w:name="_Toc241323671"/>
       <w:r>
         <w:t>4.5. IP-камеры, потоки и видеофайлы</w:t>
       </w:r>
@@ -12068,7 +12416,7 @@
       <w:pPr>
         <w:pStyle w:val="2"/>
       </w:pPr>
-      <w:bookmarkStart w:id="20" w:name="_Toc241320308"/>
+      <w:bookmarkStart w:id="20" w:name="_Toc241323672"/>
       <w:r>
         <w:lastRenderedPageBreak/>
         <w:t>4.6. Как кадры из браузера попадают на сервер</w:t>
@@ -12086,7 +12434,7 @@
           <w:noProof/>
         </w:rPr>
         <w:drawing>
-          <wp:inline distT="0" distB="0" distL="0" distR="0" wp14:anchorId="6E3D2303" wp14:editId="3A750953">
+          <wp:inline distT="0" distB="0" distL="0" distR="0" wp14:anchorId="0817B2C7" wp14:editId="10322146">
             <wp:extent cx="6096000" cy="2743200"/>
             <wp:effectExtent l="0" t="0" r="0" b="0"/>
             <wp:docPr id="4" name="broadcast.png" descr="Рис. 4. Трансляция из браузера: от камеры или экрана до распознавания" title="Рис. 4. Трансляция из браузера: от камеры или экрана до распознавания"/>
@@ -12259,7 +12607,7 @@
         <w:pStyle w:val="1"/>
         <w:pageBreakBefore/>
       </w:pPr>
-      <w:bookmarkStart w:id="21" w:name="_Toc241320309"/>
+      <w:bookmarkStart w:id="21" w:name="_Toc241323673"/>
       <w:r>
         <w:lastRenderedPageBreak/>
         <w:t>5. Модели</w:t>
@@ -12307,7 +12655,7 @@
       <w:pPr>
         <w:pStyle w:val="2"/>
       </w:pPr>
-      <w:bookmarkStart w:id="22" w:name="_Toc241320310"/>
+      <w:bookmarkStart w:id="22" w:name="_Toc241323674"/>
       <w:r>
         <w:t>5.1. Поколения: YOLO26, YOLO11, YOLOv8</w:t>
       </w:r>
@@ -12328,7 +12676,7 @@
           <w:left w:w="10" w:type="dxa"/>
           <w:right w:w="10" w:type="dxa"/>
         </w:tblCellMar>
-        <w:tblLook w:val="04A0" w:firstRow="1" w:lastRow="0" w:firstColumn="1" w:lastColumn="0" w:noHBand="0" w:noVBand="1"/>
+        <w:tblLook w:val="0000" w:firstRow="0" w:lastRow="0" w:firstColumn="0" w:lastColumn="0" w:noHBand="0" w:noVBand="0"/>
       </w:tblPr>
       <w:tblGrid>
         <w:gridCol w:w="1900"/>
@@ -12779,7 +13127,7 @@
       <w:pPr>
         <w:pStyle w:val="2"/>
       </w:pPr>
-      <w:bookmarkStart w:id="23" w:name="_Toc241320311"/>
+      <w:bookmarkStart w:id="23" w:name="_Toc241323675"/>
       <w:r>
         <w:t>5.2. Размеры: от Nano до Extra Large</w:t>
       </w:r>
@@ -12828,7 +13176,7 @@
           <w:left w:w="10" w:type="dxa"/>
           <w:right w:w="10" w:type="dxa"/>
         </w:tblCellMar>
-        <w:tblLook w:val="04A0" w:firstRow="1" w:lastRow="0" w:firstColumn="1" w:lastColumn="0" w:noHBand="0" w:noVBand="1"/>
+        <w:tblLook w:val="0000" w:firstRow="0" w:lastRow="0" w:firstColumn="0" w:lastColumn="0" w:noHBand="0" w:noVBand="0"/>
       </w:tblPr>
       <w:tblGrid>
         <w:gridCol w:w="1500"/>
@@ -13637,7 +13985,7 @@
       <w:pPr>
         <w:pStyle w:val="2"/>
       </w:pPr>
-      <w:bookmarkStart w:id="24" w:name="_Toc241320312"/>
+      <w:bookmarkStart w:id="24" w:name="_Toc241323676"/>
       <w:r>
         <w:lastRenderedPageBreak/>
         <w:t>5.3. Официальные характеристики</w:t>
@@ -13667,7 +14015,7 @@
           <w:left w:w="10" w:type="dxa"/>
           <w:right w:w="10" w:type="dxa"/>
         </w:tblCellMar>
-        <w:tblLook w:val="04A0" w:firstRow="1" w:lastRow="0" w:firstColumn="1" w:lastColumn="0" w:noHBand="0" w:noVBand="1"/>
+        <w:tblLook w:val="0000" w:firstRow="0" w:lastRow="0" w:firstColumn="0" w:lastColumn="0" w:noHBand="0" w:noVBand="0"/>
       </w:tblPr>
       <w:tblGrid>
         <w:gridCol w:w="2300"/>
@@ -16846,7 +17194,7 @@
       <w:pPr>
         <w:pStyle w:val="2"/>
       </w:pPr>
-      <w:bookmarkStart w:id="25" w:name="_Toc241320313"/>
+      <w:bookmarkStart w:id="25" w:name="_Toc241323677"/>
       <w:r>
         <w:t>5.4. Замеры на этом компьютере</w:t>
       </w:r>
@@ -16879,7 +17227,7 @@
           <w:left w:w="10" w:type="dxa"/>
           <w:right w:w="10" w:type="dxa"/>
         </w:tblCellMar>
-        <w:tblLook w:val="04A0" w:firstRow="1" w:lastRow="0" w:firstColumn="1" w:lastColumn="0" w:noHBand="0" w:noVBand="1"/>
+        <w:tblLook w:val="0000" w:firstRow="0" w:lastRow="0" w:firstColumn="0" w:lastColumn="0" w:noHBand="0" w:noVBand="0"/>
       </w:tblPr>
       <w:tblGrid>
         <w:gridCol w:w="2300"/>
@@ -19977,7 +20325,7 @@
           <w:noProof/>
         </w:rPr>
         <w:drawing>
-          <wp:inline distT="0" distB="0" distL="0" distR="0" wp14:anchorId="36F389E6" wp14:editId="37FE00BE">
+          <wp:inline distT="0" distB="0" distL="0" distR="0" wp14:anchorId="6E333343" wp14:editId="3D4275B5">
             <wp:extent cx="5905500" cy="3305175"/>
             <wp:effectExtent l="0" t="0" r="0" b="0"/>
             <wp:docPr id="5" name="models_chart.png" descr="Рис. 5. Точность (официальная mAP) и скорость (замер на этом компьютере) всех моделей" title="Рис. 5. Точность (официальная mAP) и скорость (замер на этом компьютере) всех моделей"/>
@@ -20137,7 +20485,7 @@
       <w:pPr>
         <w:pStyle w:val="2"/>
       </w:pPr>
-      <w:bookmarkStart w:id="26" w:name="_Toc241320314"/>
+      <w:bookmarkStart w:id="26" w:name="_Toc241323678"/>
       <w:r>
         <w:t>5.5. Как выбрать модель</w:t>
       </w:r>
@@ -20166,7 +20514,7 @@
           <w:left w:w="10" w:type="dxa"/>
           <w:right w:w="10" w:type="dxa"/>
         </w:tblCellMar>
-        <w:tblLook w:val="04A0" w:firstRow="1" w:lastRow="0" w:firstColumn="1" w:lastColumn="0" w:noHBand="0" w:noVBand="1"/>
+        <w:tblLook w:val="0000" w:firstRow="0" w:lastRow="0" w:firstColumn="0" w:lastColumn="0" w:noHBand="0" w:noVBand="0"/>
       </w:tblPr>
       <w:tblGrid>
         <w:gridCol w:w="3400"/>
@@ -20808,7 +21156,7 @@
       <w:pPr>
         <w:pStyle w:val="2"/>
       </w:pPr>
-      <w:bookmarkStart w:id="27" w:name="_Toc241320315"/>
+      <w:bookmarkStart w:id="27" w:name="_Toc241323679"/>
       <w:r>
         <w:t>5.6. Сколько объектов может распознать модель</w:t>
       </w:r>
@@ -20847,7 +21195,7 @@
           <w:left w:w="10" w:type="dxa"/>
           <w:right w:w="10" w:type="dxa"/>
         </w:tblCellMar>
-        <w:tblLook w:val="04A0" w:firstRow="1" w:lastRow="0" w:firstColumn="1" w:lastColumn="0" w:noHBand="0" w:noVBand="1"/>
+        <w:tblLook w:val="0000" w:firstRow="0" w:lastRow="0" w:firstColumn="0" w:lastColumn="0" w:noHBand="0" w:noVBand="0"/>
       </w:tblPr>
       <w:tblGrid>
         <w:gridCol w:w="2300"/>
@@ -21542,7 +21890,7 @@
       <w:pPr>
         <w:pStyle w:val="2"/>
       </w:pPr>
-      <w:bookmarkStart w:id="28" w:name="_Toc241320316"/>
+      <w:bookmarkStart w:id="28" w:name="_Toc241323680"/>
       <w:r>
         <w:t>5.7. Модели Open Images V7 — 601 класс</w:t>
       </w:r>
@@ -21607,7 +21955,7 @@
           <w:left w:w="10" w:type="dxa"/>
           <w:right w:w="10" w:type="dxa"/>
         </w:tblCellMar>
-        <w:tblLook w:val="04A0" w:firstRow="1" w:lastRow="0" w:firstColumn="1" w:lastColumn="0" w:noHBand="0" w:noVBand="1"/>
+        <w:tblLook w:val="0000" w:firstRow="0" w:lastRow="0" w:firstColumn="0" w:lastColumn="0" w:noHBand="0" w:noVBand="0"/>
       </w:tblPr>
       <w:tblGrid>
         <w:gridCol w:w="3300"/>
@@ -22610,7 +22958,7 @@
       <w:pPr>
         <w:pStyle w:val="2"/>
       </w:pPr>
-      <w:bookmarkStart w:id="29" w:name="_Toc241320317"/>
+      <w:bookmarkStart w:id="29" w:name="_Toc241323681"/>
       <w:r>
         <w:t>5.8. YOLOE — свои названия объектов</w:t>
       </w:r>
@@ -22730,7 +23078,7 @@
           <w:left w:w="10" w:type="dxa"/>
           <w:right w:w="10" w:type="dxa"/>
         </w:tblCellMar>
-        <w:tblLook w:val="04A0" w:firstRow="1" w:lastRow="0" w:firstColumn="1" w:lastColumn="0" w:noHBand="0" w:noVBand="1"/>
+        <w:tblLook w:val="0000" w:firstRow="0" w:lastRow="0" w:firstColumn="0" w:lastColumn="0" w:noHBand="0" w:noVBand="0"/>
       </w:tblPr>
       <w:tblGrid>
         <w:gridCol w:w="3000"/>
@@ -23425,7 +23773,7 @@
           <w:left w:w="10" w:type="dxa"/>
           <w:right w:w="10" w:type="dxa"/>
         </w:tblCellMar>
-        <w:tblLook w:val="04A0" w:firstRow="1" w:lastRow="0" w:firstColumn="1" w:lastColumn="0" w:noHBand="0" w:noVBand="1"/>
+        <w:tblLook w:val="0000" w:firstRow="0" w:lastRow="0" w:firstColumn="0" w:lastColumn="0" w:noHBand="0" w:noVBand="0"/>
       </w:tblPr>
       <w:tblGrid>
         <w:gridCol w:w="3300"/>
@@ -24134,7 +24482,7 @@
       <w:pPr>
         <w:pStyle w:val="2"/>
       </w:pPr>
-      <w:bookmarkStart w:id="30" w:name="_Toc241320318"/>
+      <w:bookmarkStart w:id="30" w:name="_Toc241323682"/>
       <w:r>
         <w:t>5.9. Собственные модели</w:t>
       </w:r>
@@ -24223,7 +24571,7 @@
         <w:pStyle w:val="1"/>
         <w:pageBreakBefore/>
       </w:pPr>
-      <w:bookmarkStart w:id="31" w:name="_Toc241320319"/>
+      <w:bookmarkStart w:id="31" w:name="_Toc241323683"/>
       <w:r>
         <w:lastRenderedPageBreak/>
         <w:t>6. Вычислительные устройства</w:t>
@@ -24263,7 +24611,7 @@
           <w:left w:w="10" w:type="dxa"/>
           <w:right w:w="10" w:type="dxa"/>
         </w:tblCellMar>
-        <w:tblLook w:val="04A0" w:firstRow="1" w:lastRow="0" w:firstColumn="1" w:lastColumn="0" w:noHBand="0" w:noVBand="1"/>
+        <w:tblLook w:val="0000" w:firstRow="0" w:lastRow="0" w:firstColumn="0" w:lastColumn="0" w:noHBand="0" w:noVBand="0"/>
       </w:tblPr>
       <w:tblGrid>
         <w:gridCol w:w="2600"/>
@@ -24687,7 +25035,7 @@
       <w:pPr>
         <w:pStyle w:val="2"/>
       </w:pPr>
-      <w:bookmarkStart w:id="32" w:name="_Toc241320320"/>
+      <w:bookmarkStart w:id="32" w:name="_Toc241323684"/>
       <w:r>
         <w:t>6.1. Режим «Авто»</w:t>
       </w:r>
@@ -24725,7 +25073,7 @@
       <w:pPr>
         <w:pStyle w:val="2"/>
       </w:pPr>
-      <w:bookmarkStart w:id="33" w:name="_Toc241320321"/>
+      <w:bookmarkStart w:id="33" w:name="_Toc241323685"/>
       <w:r>
         <w:t>6.2. Как программа находит устройства</w:t>
       </w:r>
@@ -24875,7 +25223,7 @@
       <w:pPr>
         <w:pStyle w:val="2"/>
       </w:pPr>
-      <w:bookmarkStart w:id="34" w:name="_Toc241320322"/>
+      <w:bookmarkStart w:id="34" w:name="_Toc241323686"/>
       <w:r>
         <w:t>6.3. Как включить видеокарту NVIDIA</w:t>
       </w:r>
@@ -25084,7 +25432,7 @@
       <w:pPr>
         <w:pStyle w:val="2"/>
       </w:pPr>
-      <w:bookmarkStart w:id="35" w:name="_Toc241320323"/>
+      <w:bookmarkStart w:id="35" w:name="_Toc241323687"/>
       <w:r>
         <w:t>6.4. Сколько даёт ускорение</w:t>
       </w:r>
@@ -25121,7 +25469,7 @@
           <w:left w:w="10" w:type="dxa"/>
           <w:right w:w="10" w:type="dxa"/>
         </w:tblCellMar>
-        <w:tblLook w:val="04A0" w:firstRow="1" w:lastRow="0" w:firstColumn="1" w:lastColumn="0" w:noHBand="0" w:noVBand="1"/>
+        <w:tblLook w:val="0000" w:firstRow="0" w:lastRow="0" w:firstColumn="0" w:lastColumn="0" w:noHBand="0" w:noVBand="0"/>
       </w:tblPr>
       <w:tblGrid>
         <w:gridCol w:w="2600"/>
@@ -25678,7 +26026,7 @@
       <w:pPr>
         <w:pStyle w:val="2"/>
       </w:pPr>
-      <w:bookmarkStart w:id="36" w:name="_Toc241320324"/>
+      <w:bookmarkStart w:id="36" w:name="_Toc241323688"/>
       <w:r>
         <w:t>6.5. Видеокарта NVIDIA на Linux</w:t>
       </w:r>
@@ -25735,7 +26083,7 @@
           <w:left w:w="10" w:type="dxa"/>
           <w:right w:w="10" w:type="dxa"/>
         </w:tblCellMar>
-        <w:tblLook w:val="04A0" w:firstRow="1" w:lastRow="0" w:firstColumn="1" w:lastColumn="0" w:noHBand="0" w:noVBand="1"/>
+        <w:tblLook w:val="0000" w:firstRow="0" w:lastRow="0" w:firstColumn="0" w:lastColumn="0" w:noHBand="0" w:noVBand="0"/>
       </w:tblPr>
       <w:tblGrid>
         <w:gridCol w:w="2500"/>
@@ -26367,7 +26715,7 @@
           <w:left w:w="10" w:type="dxa"/>
           <w:right w:w="10" w:type="dxa"/>
         </w:tblCellMar>
-        <w:tblLook w:val="04A0" w:firstRow="1" w:lastRow="0" w:firstColumn="1" w:lastColumn="0" w:noHBand="0" w:noVBand="1"/>
+        <w:tblLook w:val="0000" w:firstRow="0" w:lastRow="0" w:firstColumn="0" w:lastColumn="0" w:noHBand="0" w:noVBand="0"/>
       </w:tblPr>
       <w:tblGrid>
         <w:gridCol w:w="3600"/>
@@ -26895,7 +27243,7 @@
         <w:pStyle w:val="1"/>
         <w:pageBreakBefore/>
       </w:pPr>
-      <w:bookmarkStart w:id="37" w:name="_Toc241320325"/>
+      <w:bookmarkStart w:id="37" w:name="_Toc241323689"/>
       <w:r>
         <w:lastRenderedPageBreak/>
         <w:t>7. Устройство программы</w:t>
@@ -26906,7 +27254,7 @@
       <w:pPr>
         <w:pStyle w:val="2"/>
       </w:pPr>
-      <w:bookmarkStart w:id="38" w:name="_Toc241320326"/>
+      <w:bookmarkStart w:id="38" w:name="_Toc241323690"/>
       <w:r>
         <w:t>7.1. Структура файлов</w:t>
       </w:r>
@@ -26927,7 +27275,7 @@
           <w:left w:w="10" w:type="dxa"/>
           <w:right w:w="10" w:type="dxa"/>
         </w:tblCellMar>
-        <w:tblLook w:val="04A0" w:firstRow="1" w:lastRow="0" w:firstColumn="1" w:lastColumn="0" w:noHBand="0" w:noVBand="1"/>
+        <w:tblLook w:val="0000" w:firstRow="0" w:lastRow="0" w:firstColumn="0" w:lastColumn="0" w:noHBand="0" w:noVBand="0"/>
       </w:tblPr>
       <w:tblGrid>
         <w:gridCol w:w="2200"/>
@@ -28054,7 +28402,7 @@
       <w:pPr>
         <w:pStyle w:val="2"/>
       </w:pPr>
-      <w:bookmarkStart w:id="39" w:name="_Toc241320327"/>
+      <w:bookmarkStart w:id="39" w:name="_Toc241323691"/>
       <w:r>
         <w:lastRenderedPageBreak/>
         <w:t>7.2. Путь кадра через программу</w:t>
@@ -28072,7 +28420,7 @@
           <w:noProof/>
         </w:rPr>
         <w:drawing>
-          <wp:inline distT="0" distB="0" distL="0" distR="0" wp14:anchorId="266F37BE" wp14:editId="13BA28C7">
+          <wp:inline distT="0" distB="0" distL="0" distR="0" wp14:anchorId="39AA7340" wp14:editId="5B143790">
             <wp:extent cx="6096000" cy="3600450"/>
             <wp:effectExtent l="0" t="0" r="0" b="0"/>
             <wp:docPr id="6" name="pipeline.png" descr="Рис. 6. Конвейер обработки одного кадра" title="Рис. 6. Конвейер обработки одного кадра"/>
@@ -28347,7 +28695,7 @@
       <w:pPr>
         <w:pStyle w:val="2"/>
       </w:pPr>
-      <w:bookmarkStart w:id="40" w:name="_Toc241320328"/>
+      <w:bookmarkStart w:id="40" w:name="_Toc241323692"/>
       <w:r>
         <w:t>7.3. Многопоточность</w:t>
       </w:r>
@@ -28479,7 +28827,7 @@
       <w:pPr>
         <w:pStyle w:val="2"/>
       </w:pPr>
-      <w:bookmarkStart w:id="41" w:name="_Toc241320329"/>
+      <w:bookmarkStart w:id="41" w:name="_Toc241323693"/>
       <w:r>
         <w:t>7.4. Передача видео в браузер (MJPEG)</w:t>
       </w:r>
@@ -28792,7 +29140,7 @@
       <w:pPr>
         <w:pStyle w:val="2"/>
       </w:pPr>
-      <w:bookmarkStart w:id="42" w:name="_Toc241320330"/>
+      <w:bookmarkStart w:id="42" w:name="_Toc241323694"/>
       <w:r>
         <w:t>7.5. Программный интерфейс (API)</w:t>
       </w:r>
@@ -28813,7 +29161,7 @@
           <w:left w:w="10" w:type="dxa"/>
           <w:right w:w="10" w:type="dxa"/>
         </w:tblCellMar>
-        <w:tblLook w:val="04A0" w:firstRow="1" w:lastRow="0" w:firstColumn="1" w:lastColumn="0" w:noHBand="0" w:noVBand="1"/>
+        <w:tblLook w:val="0000" w:firstRow="0" w:lastRow="0" w:firstColumn="0" w:lastColumn="0" w:noHBand="0" w:noVBand="0"/>
       </w:tblPr>
       <w:tblGrid>
         <w:gridCol w:w="1400"/>
@@ -30602,7 +30950,7 @@
       <w:pPr>
         <w:pStyle w:val="2"/>
       </w:pPr>
-      <w:bookmarkStart w:id="43" w:name="_Toc241320331"/>
+      <w:bookmarkStart w:id="43" w:name="_Toc241323695"/>
       <w:r>
         <w:t>7.6. Формат описания снимка</w:t>
       </w:r>
@@ -31007,7 +31355,7 @@
         <w:pStyle w:val="1"/>
         <w:pageBreakBefore/>
       </w:pPr>
-      <w:bookmarkStart w:id="44" w:name="_Toc241320332"/>
+      <w:bookmarkStart w:id="44" w:name="_Toc241323696"/>
       <w:r>
         <w:lastRenderedPageBreak/>
         <w:t>8. Основы алгоритма</w:t>
@@ -31026,7 +31374,7 @@
       <w:pPr>
         <w:pStyle w:val="2"/>
       </w:pPr>
-      <w:bookmarkStart w:id="45" w:name="_Toc241320333"/>
+      <w:bookmarkStart w:id="45" w:name="_Toc241323697"/>
       <w:r>
         <w:t>8.1. Изображение — это массив чисел</w:t>
       </w:r>
@@ -31084,7 +31432,7 @@
       <w:pPr>
         <w:pStyle w:val="2"/>
       </w:pPr>
-      <w:bookmarkStart w:id="46" w:name="_Toc241320334"/>
+      <w:bookmarkStart w:id="46" w:name="_Toc241323698"/>
       <w:r>
         <w:t>8.2. Захват кадров через OpenCV</w:t>
       </w:r>
@@ -31348,7 +31696,7 @@
       <w:pPr>
         <w:pStyle w:val="2"/>
       </w:pPr>
-      <w:bookmarkStart w:id="47" w:name="_Toc241320335"/>
+      <w:bookmarkStart w:id="47" w:name="_Toc241323699"/>
       <w:r>
         <w:t>8.3. Задача детекции объектов</w:t>
       </w:r>
@@ -31377,7 +31725,7 @@
           <w:left w:w="10" w:type="dxa"/>
           <w:right w:w="10" w:type="dxa"/>
         </w:tblCellMar>
-        <w:tblLook w:val="04A0" w:firstRow="1" w:lastRow="0" w:firstColumn="1" w:lastColumn="0" w:noHBand="0" w:noVBand="1"/>
+        <w:tblLook w:val="0000" w:firstRow="0" w:lastRow="0" w:firstColumn="0" w:lastColumn="0" w:noHBand="0" w:noVBand="0"/>
       </w:tblPr>
       <w:tblGrid>
         <w:gridCol w:w="2400"/>
@@ -31931,7 +32279,7 @@
           <w:left w:w="10" w:type="dxa"/>
           <w:right w:w="10" w:type="dxa"/>
         </w:tblCellMar>
-        <w:tblLook w:val="04A0" w:firstRow="1" w:lastRow="0" w:firstColumn="1" w:lastColumn="0" w:noHBand="0" w:noVBand="1"/>
+        <w:tblLook w:val="0000" w:firstRow="0" w:lastRow="0" w:firstColumn="0" w:lastColumn="0" w:noHBand="0" w:noVBand="0"/>
       </w:tblPr>
       <w:tblGrid>
         <w:gridCol w:w="2100"/>
@@ -32629,7 +32977,7 @@
       <w:pPr>
         <w:pStyle w:val="2"/>
       </w:pPr>
-      <w:bookmarkStart w:id="48" w:name="_Toc241320336"/>
+      <w:bookmarkStart w:id="48" w:name="_Toc241323700"/>
       <w:r>
         <w:t>8.4. Как «думает» свёрточная нейросеть</w:t>
       </w:r>
@@ -32746,7 +33094,7 @@
       <w:pPr>
         <w:pStyle w:val="2"/>
       </w:pPr>
-      <w:bookmarkStart w:id="49" w:name="_Toc241320337"/>
+      <w:bookmarkStart w:id="49" w:name="_Toc241323701"/>
       <w:r>
         <w:lastRenderedPageBreak/>
         <w:t>8.5. Архитектура YOLO</w:t>
@@ -32764,7 +33112,7 @@
           <w:noProof/>
         </w:rPr>
         <w:drawing>
-          <wp:inline distT="0" distB="0" distL="0" distR="0" wp14:anchorId="67BB08F9" wp14:editId="0D541885">
+          <wp:inline distT="0" distB="0" distL="0" distR="0" wp14:anchorId="31A47CEF" wp14:editId="0E59ACB3">
             <wp:extent cx="6096000" cy="2314575"/>
             <wp:effectExtent l="0" t="0" r="0" b="0"/>
             <wp:docPr id="7" name="yolo.png" descr="Рис. 7. Упрощённая схема YOLO: backbone, neck и head" title="Рис. 7. Упрощённая схема YOLO: backbone, neck и head"/>
@@ -32926,7 +33274,7 @@
       <w:pPr>
         <w:pStyle w:val="2"/>
       </w:pPr>
-      <w:bookmarkStart w:id="50" w:name="_Toc241320338"/>
+      <w:bookmarkStart w:id="50" w:name="_Toc241323702"/>
       <w:r>
         <w:t>8.6. Подготовка кадра (предобработка)</w:t>
       </w:r>
@@ -33043,7 +33391,7 @@
       <w:pPr>
         <w:pStyle w:val="2"/>
       </w:pPr>
-      <w:bookmarkStart w:id="51" w:name="_Toc241320339"/>
+      <w:bookmarkStart w:id="51" w:name="_Toc241323703"/>
       <w:r>
         <w:t>8.7. Постобработка: порог уверенности, IoU и NMS</w:t>
       </w:r>
@@ -33098,7 +33446,7 @@
           <w:left w:w="10" w:type="dxa"/>
           <w:right w:w="10" w:type="dxa"/>
         </w:tblCellMar>
-        <w:tblLook w:val="04A0" w:firstRow="1" w:lastRow="0" w:firstColumn="1" w:lastColumn="0" w:noHBand="0" w:noVBand="1"/>
+        <w:tblLook w:val="0000" w:firstRow="0" w:lastRow="0" w:firstColumn="0" w:lastColumn="0" w:noHBand="0" w:noVBand="0"/>
       </w:tblPr>
       <w:tblGrid>
         <w:gridCol w:w="1800"/>
@@ -33412,7 +33760,7 @@
           <w:noProof/>
         </w:rPr>
         <w:drawing>
-          <wp:inline distT="0" distB="0" distL="0" distR="0" wp14:anchorId="6E3D548B" wp14:editId="41E15B79">
+          <wp:inline distT="0" distB="0" distL="0" distR="0" wp14:anchorId="21431AA2" wp14:editId="266176E5">
             <wp:extent cx="5905500" cy="1885950"/>
             <wp:effectExtent l="0" t="0" r="0" b="0"/>
             <wp:docPr id="8" name="iou.png" descr="Рис. 8. IoU — отношение площади пересечения к площади объединения" title="Рис. 8. IoU — отношение площади пересечения к площади объединения"/>
@@ -33613,7 +33961,7 @@
       <w:pPr>
         <w:pStyle w:val="2"/>
       </w:pPr>
-      <w:bookmarkStart w:id="52" w:name="_Toc241320340"/>
+      <w:bookmarkStart w:id="52" w:name="_Toc241323704"/>
       <w:r>
         <w:t>8.8. Определение положения объекта</w:t>
       </w:r>
@@ -33630,7 +33978,7 @@
           <w:noProof/>
         </w:rPr>
         <w:drawing>
-          <wp:inline distT="0" distB="0" distL="0" distR="0" wp14:anchorId="7D7EF7E9" wp14:editId="0AF9A660">
+          <wp:inline distT="0" distB="0" distL="0" distR="0" wp14:anchorId="041AF1F5" wp14:editId="18C0F16A">
             <wp:extent cx="6096000" cy="2495550"/>
             <wp:effectExtent l="0" t="0" r="0" b="0"/>
             <wp:docPr id="9" name="grid.png" descr="Рис. 9. Сетка 3×3 для словесного описания положения" title="Рис. 9. Сетка 3×3 для словесного описания положения"/>
@@ -33796,7 +34144,7 @@
       <w:pPr>
         <w:pStyle w:val="2"/>
       </w:pPr>
-      <w:bookmarkStart w:id="53" w:name="_Toc241320341"/>
+      <w:bookmarkStart w:id="53" w:name="_Toc241323705"/>
       <w:r>
         <w:t>8.9. Подсчёт объектов и описание кадра</w:t>
       </w:r>
@@ -33923,7 +34271,7 @@
       <w:pPr>
         <w:pStyle w:val="2"/>
       </w:pPr>
-      <w:bookmarkStart w:id="54" w:name="_Toc241320342"/>
+      <w:bookmarkStart w:id="54" w:name="_Toc241323706"/>
       <w:r>
         <w:t>8.10. Отрисовка разметки</w:t>
       </w:r>
@@ -34007,7 +34355,7 @@
       <w:pPr>
         <w:pStyle w:val="2"/>
       </w:pPr>
-      <w:bookmarkStart w:id="55" w:name="_Toc241320343"/>
+      <w:bookmarkStart w:id="55" w:name="_Toc241323707"/>
       <w:r>
         <w:t>8.11. Полный цикл в виде псевдокода</w:t>
       </w:r>
@@ -34358,7 +34706,7 @@
       <w:pPr>
         <w:pStyle w:val="2"/>
       </w:pPr>
-      <w:bookmarkStart w:id="56" w:name="_Toc241320344"/>
+      <w:bookmarkStart w:id="56" w:name="_Toc241323708"/>
       <w:r>
         <w:lastRenderedPageBreak/>
         <w:t>8.12. Пример результата</w:t>
@@ -34376,7 +34724,7 @@
           <w:noProof/>
         </w:rPr>
         <w:drawing>
-          <wp:inline distT="0" distB="0" distL="0" distR="0" wp14:anchorId="267066C0" wp14:editId="41229E3B">
+          <wp:inline distT="0" distB="0" distL="0" distR="0" wp14:anchorId="3CFA25D5" wp14:editId="638A2A4D">
             <wp:extent cx="3143250" cy="4191000"/>
             <wp:effectExtent l="0" t="0" r="0" b="0"/>
             <wp:docPr id="10" name="test.jpg" descr="Рис. 10. Результат работы на тестовом изображении: 4 человека и автобус" title="Рис. 10. Результат работы на тестовом изображении: 4 человека и автобус"/>
@@ -34444,7 +34792,7 @@
         <w:pStyle w:val="1"/>
         <w:pageBreakBefore/>
       </w:pPr>
-      <w:bookmarkStart w:id="57" w:name="_Toc241320345"/>
+      <w:bookmarkStart w:id="57" w:name="_Toc241323709"/>
       <w:r>
         <w:lastRenderedPageBreak/>
         <w:t>9. Ограничения</w:t>
@@ -34596,7 +34944,7 @@
         <w:pStyle w:val="1"/>
         <w:pageBreakBefore/>
       </w:pPr>
-      <w:bookmarkStart w:id="58" w:name="_Toc241320346"/>
+      <w:bookmarkStart w:id="58" w:name="_Toc241323710"/>
       <w:r>
         <w:lastRenderedPageBreak/>
         <w:t>10. Решение проблем</w:t>
@@ -34618,7 +34966,7 @@
           <w:left w:w="10" w:type="dxa"/>
           <w:right w:w="10" w:type="dxa"/>
         </w:tblCellMar>
-        <w:tblLook w:val="04A0" w:firstRow="1" w:lastRow="0" w:firstColumn="1" w:lastColumn="0" w:noHBand="0" w:noVBand="1"/>
+        <w:tblLook w:val="0000" w:firstRow="0" w:lastRow="0" w:firstColumn="0" w:lastColumn="0" w:noHBand="0" w:noVBand="0"/>
       </w:tblPr>
       <w:tblGrid>
         <w:gridCol w:w="2500"/>
@@ -36552,7 +36900,7 @@
         <w:pStyle w:val="1"/>
         <w:pageBreakBefore/>
       </w:pPr>
-      <w:bookmarkStart w:id="59" w:name="_Toc241320347"/>
+      <w:bookmarkStart w:id="59" w:name="_Toc241323711"/>
       <w:r>
         <w:lastRenderedPageBreak/>
         <w:t>11. Возможности развития</w:t>
@@ -36563,7 +36911,7 @@
       <w:pPr>
         <w:pStyle w:val="2"/>
       </w:pPr>
-      <w:bookmarkStart w:id="60" w:name="_Toc241320348"/>
+      <w:bookmarkStart w:id="60" w:name="_Toc241323712"/>
       <w:r>
         <w:t>11.1. Трекинг и подсчёт уникальных объектов</w:t>
       </w:r>
@@ -36654,7 +37002,7 @@
       <w:pPr>
         <w:pStyle w:val="2"/>
       </w:pPr>
-      <w:bookmarkStart w:id="61" w:name="_Toc241320349"/>
+      <w:bookmarkStart w:id="61" w:name="_Toc241323713"/>
       <w:r>
         <w:t>11.2. Обучение на своих объектах</w:t>
       </w:r>
@@ -36809,7 +37157,7 @@
       <w:pPr>
         <w:pStyle w:val="2"/>
       </w:pPr>
-      <w:bookmarkStart w:id="62" w:name="_Toc241320350"/>
+      <w:bookmarkStart w:id="62" w:name="_Toc241323714"/>
       <w:r>
         <w:t>11.3. Другие идеи</w:t>
       </w:r>
@@ -36952,7 +37300,7 @@
         <w:pStyle w:val="1"/>
         <w:pageBreakBefore/>
       </w:pPr>
-      <w:bookmarkStart w:id="63" w:name="_Toc241320351"/>
+      <w:bookmarkStart w:id="63" w:name="_Toc241323715"/>
       <w:r>
         <w:lastRenderedPageBreak/>
         <w:t>12. Словарь терминов</w:t>
@@ -36974,7 +37322,7 @@
           <w:left w:w="10" w:type="dxa"/>
           <w:right w:w="10" w:type="dxa"/>
         </w:tblCellMar>
-        <w:tblLook w:val="04A0" w:firstRow="1" w:lastRow="0" w:firstColumn="1" w:lastColumn="0" w:noHBand="0" w:noVBand="1"/>
+        <w:tblLook w:val="0000" w:firstRow="0" w:lastRow="0" w:firstColumn="0" w:lastColumn="0" w:noHBand="0" w:noVBand="0"/>
       </w:tblPr>
       <w:tblGrid>
         <w:gridCol w:w="2600"/>
@@ -39339,68 +39687,64 @@
 <file path=word/numbering.xml><?xml version="1.0" encoding="utf-8"?>
 <w:numbering xmlns:wpc="http://schemas.microsoft.com/office/word/2010/wordprocessingCanvas" xmlns:cx="http://schemas.microsoft.com/office/drawing/2014/chartex" xmlns:cx1="http://schemas.microsoft.com/office/drawing/2015/9/8/chartex" xmlns:cx2="http://schemas.microsoft.com/office/drawing/2015/10/21/chartex" xmlns:cx3="http://schemas.microsoft.com/office/drawing/2016/5/9/chartex" xmlns:cx4="http://schemas.microsoft.com/office/drawing/2016/5/10/chartex" xmlns:cx5="http://schemas.microsoft.com/office/drawing/2016/5/11/chartex" xmlns:cx6="http://schemas.microsoft.com/office/drawing/2016/5/12/chartex" xmlns:cx7="http://schemas.microsoft.com/office/drawing/2016/5/13/chartex" xmlns:cx8="http://schemas.microsoft.com/office/drawing/2016/5/14/chartex" xmlns:mc="http://schemas.openxmlformats.org/markup-compatibility/2006" xmlns:aink="http://schemas.microsoft.com/office/drawing/2016/ink" xmlns:am3d="http://schemas.microsoft.com/office/drawing/2017/model3d" xmlns:o="urn:schemas-microsoft-com:office:office" xmlns:oel="http://schemas.microsoft.com/office/2019/extlst" xmlns:r="http://schemas.openxmlformats.org/officeDocument/2006/relationships" xmlns:m="http://schemas.openxmlformats.org/officeDocument/2006/math" xmlns:v="urn:schemas-microsoft-com:vml" xmlns:wp14="http://schemas.microsoft.com/office/word/2010/wordprocessingDrawing" xmlns:wp="http://schemas.openxmlformats.org/drawingml/2006/wordprocessingDrawing" xmlns:w10="urn:schemas-microsoft-com:office:word" xmlns:w="http://schemas.openxmlformats.org/wordprocessingml/2006/main" xmlns:w14="http://schemas.microsoft.com/office/word/2010/wordml" xmlns:w15="http://schemas.microsoft.com/office/word/2012/wordml" xmlns:w16cex="http://schemas.microsoft.com/office/word/2018/wordml/cex" xmlns:w16cid="http://schemas.microsoft.com/office/word/2016/wordml/cid" xmlns:w16="http://schemas.microsoft.com/office/word/2018/wordml" xmlns:w16sdtdh="http://schemas.microsoft.com/office/word/2020/wordml/sdtdatahash" xmlns:w16se="http://schemas.microsoft.com/office/word/2015/wordml/symex" xmlns:wpg="http://schemas.microsoft.com/office/word/2010/wordprocessingGroup" xmlns:wpi="http://schemas.microsoft.com/office/word/2010/wordprocessingInk" xmlns:wne="http://schemas.microsoft.com/office/word/2006/wordml" xmlns:wps="http://schemas.microsoft.com/office/word/2010/wordprocessingShape" mc:Ignorable="w14 w15 w16se w16cid w16 w16cex w16sdtdh wp14">
   <w:abstractNum w:abstractNumId="0" w15:restartNumberingAfterBreak="0">
-    <w:nsid w:val="07B90394"/>
+    <w:nsid w:val="00F44312"/>
     <w:multiLevelType w:val="hybridMultilevel"/>
-    <w:tmpl w:val="D236E59C"/>
-    <w:lvl w:ilvl="0" w:tplc="49B61F42">
+    <w:tmpl w:val="97AC2576"/>
+    <w:lvl w:ilvl="0" w:tplc="8C1EBB12">
       <w:start w:val="1"/>
-      <w:numFmt w:val="bullet"/>
-      <w:lvlText w:val="•"/>
+      <w:numFmt w:val="decimal"/>
+      <w:lvlText w:val="%1."/>
       <w:lvlJc w:val="left"/>
       <w:pPr>
-        <w:ind w:left="540" w:hanging="300"/>
+        <w:ind w:left="540" w:hanging="360"/>
       </w:pPr>
     </w:lvl>
-    <w:lvl w:ilvl="1" w:tplc="6B22949A">
-      <w:start w:val="1"/>
-      <w:numFmt w:val="bullet"/>
-      <w:lvlText w:val="–"/>
-      <w:lvlJc w:val="left"/>
-      <w:pPr>
-        <w:ind w:left="1000" w:hanging="300"/>
-      </w:pPr>
-    </w:lvl>
-    <w:lvl w:ilvl="2" w:tplc="75C0D9F6">
+    <w:lvl w:ilvl="1" w:tplc="14789334">
       <w:numFmt w:val="decimal"/>
       <w:lvlText w:val=""/>
       <w:lvlJc w:val="left"/>
     </w:lvl>
-    <w:lvl w:ilvl="3" w:tplc="5DF4BA88">
+    <w:lvl w:ilvl="2" w:tplc="BC56B286">
       <w:numFmt w:val="decimal"/>
       <w:lvlText w:val=""/>
       <w:lvlJc w:val="left"/>
     </w:lvl>
-    <w:lvl w:ilvl="4" w:tplc="63AE68CE">
+    <w:lvl w:ilvl="3" w:tplc="6A3E4E66">
       <w:numFmt w:val="decimal"/>
       <w:lvlText w:val=""/>
       <w:lvlJc w:val="left"/>
     </w:lvl>
-    <w:lvl w:ilvl="5" w:tplc="2EB4F40A">
+    <w:lvl w:ilvl="4" w:tplc="13F62C10">
       <w:numFmt w:val="decimal"/>
       <w:lvlText w:val=""/>
       <w:lvlJc w:val="left"/>
     </w:lvl>
-    <w:lvl w:ilvl="6" w:tplc="EAFEBEA8">
+    <w:lvl w:ilvl="5" w:tplc="A8DA484E">
       <w:numFmt w:val="decimal"/>
       <w:lvlText w:val=""/>
       <w:lvlJc w:val="left"/>
     </w:lvl>
-    <w:lvl w:ilvl="7" w:tplc="C11863E6">
+    <w:lvl w:ilvl="6" w:tplc="6FB0338A">
       <w:numFmt w:val="decimal"/>
       <w:lvlText w:val=""/>
       <w:lvlJc w:val="left"/>
     </w:lvl>
-    <w:lvl w:ilvl="8" w:tplc="EC062B78">
+    <w:lvl w:ilvl="7" w:tplc="7E32D7D8">
+      <w:numFmt w:val="decimal"/>
+      <w:lvlText w:val=""/>
+      <w:lvlJc w:val="left"/>
+    </w:lvl>
+    <w:lvl w:ilvl="8" w:tplc="37226D3A">
       <w:numFmt w:val="decimal"/>
       <w:lvlText w:val=""/>
       <w:lvlJc w:val="left"/>
     </w:lvl>
   </w:abstractNum>
   <w:abstractNum w:abstractNumId="1" w15:restartNumberingAfterBreak="0">
-    <w:nsid w:val="0CE25D6B"/>
+    <w:nsid w:val="05F7108D"/>
     <w:multiLevelType w:val="hybridMultilevel"/>
-    <w:tmpl w:val="42E6E486"/>
-    <w:lvl w:ilvl="0" w:tplc="77BCE114">
+    <w:tmpl w:val="58F40E78"/>
+    <w:lvl w:ilvl="0" w:tplc="74E029F2">
       <w:start w:val="1"/>
       <w:numFmt w:val="decimal"/>
       <w:lvlText w:val="%1."/>
@@ -39409,52 +39753,52 @@
         <w:ind w:left="540" w:hanging="360"/>
       </w:pPr>
     </w:lvl>
-    <w:lvl w:ilvl="1" w:tplc="41A242CA">
+    <w:lvl w:ilvl="1" w:tplc="7DD49300">
       <w:numFmt w:val="decimal"/>
       <w:lvlText w:val=""/>
       <w:lvlJc w:val="left"/>
     </w:lvl>
-    <w:lvl w:ilvl="2" w:tplc="91F8427A">
+    <w:lvl w:ilvl="2" w:tplc="CBB6A40A">
       <w:numFmt w:val="decimal"/>
       <w:lvlText w:val=""/>
       <w:lvlJc w:val="left"/>
     </w:lvl>
-    <w:lvl w:ilvl="3" w:tplc="A3663182">
+    <w:lvl w:ilvl="3" w:tplc="9D7C37DA">
       <w:numFmt w:val="decimal"/>
       <w:lvlText w:val=""/>
       <w:lvlJc w:val="left"/>
     </w:lvl>
-    <w:lvl w:ilvl="4" w:tplc="CC0441DE">
+    <w:lvl w:ilvl="4" w:tplc="086C713C">
       <w:numFmt w:val="decimal"/>
       <w:lvlText w:val=""/>
       <w:lvlJc w:val="left"/>
     </w:lvl>
-    <w:lvl w:ilvl="5" w:tplc="645EE0EA">
+    <w:lvl w:ilvl="5" w:tplc="8E48C9EE">
       <w:numFmt w:val="decimal"/>
       <w:lvlText w:val=""/>
       <w:lvlJc w:val="left"/>
     </w:lvl>
-    <w:lvl w:ilvl="6" w:tplc="294CD4B2">
+    <w:lvl w:ilvl="6" w:tplc="2624B04C">
       <w:numFmt w:val="decimal"/>
       <w:lvlText w:val=""/>
       <w:lvlJc w:val="left"/>
     </w:lvl>
-    <w:lvl w:ilvl="7" w:tplc="723E4470">
+    <w:lvl w:ilvl="7" w:tplc="DB1427DE">
       <w:numFmt w:val="decimal"/>
       <w:lvlText w:val=""/>
       <w:lvlJc w:val="left"/>
     </w:lvl>
-    <w:lvl w:ilvl="8" w:tplc="01463B1E">
+    <w:lvl w:ilvl="8" w:tplc="F3189052">
       <w:numFmt w:val="decimal"/>
       <w:lvlText w:val=""/>
       <w:lvlJc w:val="left"/>
     </w:lvl>
   </w:abstractNum>
   <w:abstractNum w:abstractNumId="2" w15:restartNumberingAfterBreak="0">
-    <w:nsid w:val="23524572"/>
+    <w:nsid w:val="0C570AEF"/>
     <w:multiLevelType w:val="hybridMultilevel"/>
-    <w:tmpl w:val="ED9E83A6"/>
-    <w:lvl w:ilvl="0" w:tplc="DDC696F2">
+    <w:tmpl w:val="4306B738"/>
+    <w:lvl w:ilvl="0" w:tplc="7F64A02A">
       <w:start w:val="1"/>
       <w:numFmt w:val="decimal"/>
       <w:lvlText w:val="%1."/>
@@ -39463,52 +39807,52 @@
         <w:ind w:left="540" w:hanging="360"/>
       </w:pPr>
     </w:lvl>
-    <w:lvl w:ilvl="1" w:tplc="6EC88FA6">
+    <w:lvl w:ilvl="1" w:tplc="07B615BC">
       <w:numFmt w:val="decimal"/>
       <w:lvlText w:val=""/>
       <w:lvlJc w:val="left"/>
     </w:lvl>
-    <w:lvl w:ilvl="2" w:tplc="5FE66836">
+    <w:lvl w:ilvl="2" w:tplc="21D420B2">
       <w:numFmt w:val="decimal"/>
       <w:lvlText w:val=""/>
       <w:lvlJc w:val="left"/>
     </w:lvl>
-    <w:lvl w:ilvl="3" w:tplc="6B8EA9B8">
+    <w:lvl w:ilvl="3" w:tplc="D5188B32">
       <w:numFmt w:val="decimal"/>
       <w:lvlText w:val=""/>
       <w:lvlJc w:val="left"/>
     </w:lvl>
-    <w:lvl w:ilvl="4" w:tplc="96FE3C1E">
+    <w:lvl w:ilvl="4" w:tplc="77D22906">
       <w:numFmt w:val="decimal"/>
       <w:lvlText w:val=""/>
       <w:lvlJc w:val="left"/>
     </w:lvl>
-    <w:lvl w:ilvl="5" w:tplc="C8D0599C">
+    <w:lvl w:ilvl="5" w:tplc="106EBEAE">
       <w:numFmt w:val="decimal"/>
       <w:lvlText w:val=""/>
       <w:lvlJc w:val="left"/>
     </w:lvl>
-    <w:lvl w:ilvl="6" w:tplc="35D6D29C">
+    <w:lvl w:ilvl="6" w:tplc="95D49166">
       <w:numFmt w:val="decimal"/>
       <w:lvlText w:val=""/>
       <w:lvlJc w:val="left"/>
     </w:lvl>
-    <w:lvl w:ilvl="7" w:tplc="686427A2">
+    <w:lvl w:ilvl="7" w:tplc="8D42A29C">
       <w:numFmt w:val="decimal"/>
       <w:lvlText w:val=""/>
       <w:lvlJc w:val="left"/>
     </w:lvl>
-    <w:lvl w:ilvl="8" w:tplc="F7FAF434">
+    <w:lvl w:ilvl="8" w:tplc="D4B851D4">
       <w:numFmt w:val="decimal"/>
       <w:lvlText w:val=""/>
       <w:lvlJc w:val="left"/>
     </w:lvl>
   </w:abstractNum>
   <w:abstractNum w:abstractNumId="3" w15:restartNumberingAfterBreak="0">
-    <w:nsid w:val="40890201"/>
+    <w:nsid w:val="2A345A6E"/>
     <w:multiLevelType w:val="hybridMultilevel"/>
-    <w:tmpl w:val="17EE4E8E"/>
-    <w:lvl w:ilvl="0" w:tplc="0EA4F176">
+    <w:tmpl w:val="E0E8D508"/>
+    <w:lvl w:ilvl="0" w:tplc="31E22466">
       <w:start w:val="1"/>
       <w:numFmt w:val="decimal"/>
       <w:lvlText w:val="%1."/>
@@ -39517,52 +39861,52 @@
         <w:ind w:left="540" w:hanging="360"/>
       </w:pPr>
     </w:lvl>
-    <w:lvl w:ilvl="1" w:tplc="E47CFDCC">
+    <w:lvl w:ilvl="1" w:tplc="CE089584">
       <w:numFmt w:val="decimal"/>
       <w:lvlText w:val=""/>
       <w:lvlJc w:val="left"/>
     </w:lvl>
-    <w:lvl w:ilvl="2" w:tplc="39EA1752">
+    <w:lvl w:ilvl="2" w:tplc="5DA88314">
       <w:numFmt w:val="decimal"/>
       <w:lvlText w:val=""/>
       <w:lvlJc w:val="left"/>
     </w:lvl>
-    <w:lvl w:ilvl="3" w:tplc="F0BE63CE">
+    <w:lvl w:ilvl="3" w:tplc="2CC26872">
       <w:numFmt w:val="decimal"/>
       <w:lvlText w:val=""/>
       <w:lvlJc w:val="left"/>
     </w:lvl>
-    <w:lvl w:ilvl="4" w:tplc="508A19F0">
+    <w:lvl w:ilvl="4" w:tplc="718C7D7C">
       <w:numFmt w:val="decimal"/>
       <w:lvlText w:val=""/>
       <w:lvlJc w:val="left"/>
     </w:lvl>
-    <w:lvl w:ilvl="5" w:tplc="594ACD7A">
+    <w:lvl w:ilvl="5" w:tplc="62802EB8">
       <w:numFmt w:val="decimal"/>
       <w:lvlText w:val=""/>
       <w:lvlJc w:val="left"/>
     </w:lvl>
-    <w:lvl w:ilvl="6" w:tplc="6EA667AE">
+    <w:lvl w:ilvl="6" w:tplc="A17A5F9A">
       <w:numFmt w:val="decimal"/>
       <w:lvlText w:val=""/>
       <w:lvlJc w:val="left"/>
     </w:lvl>
-    <w:lvl w:ilvl="7" w:tplc="0C28B3CC">
+    <w:lvl w:ilvl="7" w:tplc="F05449CE">
       <w:numFmt w:val="decimal"/>
       <w:lvlText w:val=""/>
       <w:lvlJc w:val="left"/>
     </w:lvl>
-    <w:lvl w:ilvl="8" w:tplc="40C8A69C">
+    <w:lvl w:ilvl="8" w:tplc="E912F70A">
       <w:numFmt w:val="decimal"/>
       <w:lvlText w:val=""/>
       <w:lvlJc w:val="left"/>
     </w:lvl>
   </w:abstractNum>
   <w:abstractNum w:abstractNumId="4" w15:restartNumberingAfterBreak="0">
-    <w:nsid w:val="50DD666C"/>
+    <w:nsid w:val="2AAE1163"/>
     <w:multiLevelType w:val="hybridMultilevel"/>
-    <w:tmpl w:val="2520BDE2"/>
-    <w:lvl w:ilvl="0" w:tplc="1730104C">
+    <w:tmpl w:val="4ED00DF8"/>
+    <w:lvl w:ilvl="0" w:tplc="5C98C1A4">
       <w:start w:val="1"/>
       <w:numFmt w:val="decimal"/>
       <w:lvlText w:val="%1."/>
@@ -39571,52 +39915,138 @@
         <w:ind w:left="540" w:hanging="360"/>
       </w:pPr>
     </w:lvl>
-    <w:lvl w:ilvl="1" w:tplc="B478FD3C">
+    <w:lvl w:ilvl="1" w:tplc="6A328EA8">
       <w:numFmt w:val="decimal"/>
       <w:lvlText w:val=""/>
       <w:lvlJc w:val="left"/>
     </w:lvl>
-    <w:lvl w:ilvl="2" w:tplc="72023FDC">
+    <w:lvl w:ilvl="2" w:tplc="56AA4BAA">
       <w:numFmt w:val="decimal"/>
       <w:lvlText w:val=""/>
       <w:lvlJc w:val="left"/>
     </w:lvl>
-    <w:lvl w:ilvl="3" w:tplc="2DFECC16">
+    <w:lvl w:ilvl="3" w:tplc="1FB4B4B6">
       <w:numFmt w:val="decimal"/>
       <w:lvlText w:val=""/>
       <w:lvlJc w:val="left"/>
     </w:lvl>
-    <w:lvl w:ilvl="4" w:tplc="23AE4BFE">
+    <w:lvl w:ilvl="4" w:tplc="62AAAB10">
       <w:numFmt w:val="decimal"/>
       <w:lvlText w:val=""/>
       <w:lvlJc w:val="left"/>
     </w:lvl>
-    <w:lvl w:ilvl="5" w:tplc="D16EF9FC">
+    <w:lvl w:ilvl="5" w:tplc="F318807A">
       <w:numFmt w:val="decimal"/>
       <w:lvlText w:val=""/>
       <w:lvlJc w:val="left"/>
     </w:lvl>
-    <w:lvl w:ilvl="6" w:tplc="EB8AB028">
+    <w:lvl w:ilvl="6" w:tplc="2B026A80">
       <w:numFmt w:val="decimal"/>
       <w:lvlText w:val=""/>
       <w:lvlJc w:val="left"/>
     </w:lvl>
-    <w:lvl w:ilvl="7" w:tplc="6032DCE0">
+    <w:lvl w:ilvl="7" w:tplc="4468A00A">
       <w:numFmt w:val="decimal"/>
       <w:lvlText w:val=""/>
       <w:lvlJc w:val="left"/>
     </w:lvl>
-    <w:lvl w:ilvl="8" w:tplc="FF82AAC8">
+    <w:lvl w:ilvl="8" w:tplc="2B2C8966">
       <w:numFmt w:val="decimal"/>
       <w:lvlText w:val=""/>
       <w:lvlJc w:val="left"/>
     </w:lvl>
   </w:abstractNum>
   <w:abstractNum w:abstractNumId="5" w15:restartNumberingAfterBreak="0">
-    <w:nsid w:val="56067725"/>
+    <w:nsid w:val="38A97C9F"/>
     <w:multiLevelType w:val="hybridMultilevel"/>
-    <w:tmpl w:val="369EB0A6"/>
-    <w:lvl w:ilvl="0" w:tplc="6414DF94">
+    <w:tmpl w:val="4EAC84E2"/>
+    <w:lvl w:ilvl="0" w:tplc="353CCC80">
+      <w:start w:val="1"/>
+      <w:numFmt w:val="bullet"/>
+      <w:lvlText w:val="●"/>
+      <w:lvlJc w:val="left"/>
+      <w:pPr>
+        <w:ind w:left="720" w:hanging="360"/>
+      </w:pPr>
+    </w:lvl>
+    <w:lvl w:ilvl="1" w:tplc="D74C1A84">
+      <w:start w:val="1"/>
+      <w:numFmt w:val="bullet"/>
+      <w:lvlText w:val="○"/>
+      <w:lvlJc w:val="left"/>
+      <w:pPr>
+        <w:ind w:left="1440" w:hanging="360"/>
+      </w:pPr>
+    </w:lvl>
+    <w:lvl w:ilvl="2" w:tplc="AF8CFCB6">
+      <w:start w:val="1"/>
+      <w:numFmt w:val="bullet"/>
+      <w:lvlText w:val="■"/>
+      <w:lvlJc w:val="left"/>
+      <w:pPr>
+        <w:ind w:left="2160" w:hanging="360"/>
+      </w:pPr>
+    </w:lvl>
+    <w:lvl w:ilvl="3" w:tplc="88802A5A">
+      <w:start w:val="1"/>
+      <w:numFmt w:val="bullet"/>
+      <w:lvlText w:val="●"/>
+      <w:lvlJc w:val="left"/>
+      <w:pPr>
+        <w:ind w:left="2880" w:hanging="360"/>
+      </w:pPr>
+    </w:lvl>
+    <w:lvl w:ilvl="4" w:tplc="3AB0E8FE">
+      <w:start w:val="1"/>
+      <w:numFmt w:val="bullet"/>
+      <w:lvlText w:val="○"/>
+      <w:lvlJc w:val="left"/>
+      <w:pPr>
+        <w:ind w:left="3600" w:hanging="360"/>
+      </w:pPr>
+    </w:lvl>
+    <w:lvl w:ilvl="5" w:tplc="165C0766">
+      <w:start w:val="1"/>
+      <w:numFmt w:val="bullet"/>
+      <w:lvlText w:val="■"/>
+      <w:lvlJc w:val="left"/>
+      <w:pPr>
+        <w:ind w:left="4320" w:hanging="360"/>
+      </w:pPr>
+    </w:lvl>
+    <w:lvl w:ilvl="6" w:tplc="4ABC6AE8">
+      <w:start w:val="1"/>
+      <w:numFmt w:val="bullet"/>
+      <w:lvlText w:val="●"/>
+      <w:lvlJc w:val="left"/>
+      <w:pPr>
+        <w:ind w:left="5040" w:hanging="360"/>
+      </w:pPr>
+    </w:lvl>
+    <w:lvl w:ilvl="7" w:tplc="DFAA3528">
+      <w:start w:val="1"/>
+      <w:numFmt w:val="bullet"/>
+      <w:lvlText w:val="●"/>
+      <w:lvlJc w:val="left"/>
+      <w:pPr>
+        <w:ind w:left="5760" w:hanging="360"/>
+      </w:pPr>
+    </w:lvl>
+    <w:lvl w:ilvl="8" w:tplc="CAA6C902">
+      <w:start w:val="1"/>
+      <w:numFmt w:val="bullet"/>
+      <w:lvlText w:val="●"/>
+      <w:lvlJc w:val="left"/>
+      <w:pPr>
+        <w:ind w:left="6480" w:hanging="360"/>
+      </w:pPr>
+    </w:lvl>
+  </w:abstractNum>
+  <w:abstractNum w:abstractNumId="6" w15:restartNumberingAfterBreak="0">
+    <w:nsid w:val="408150EB"/>
+    <w:multiLevelType w:val="hybridMultilevel"/>
+    <w:tmpl w:val="2ADEF6EC"/>
+    <w:lvl w:ilvl="0" w:tplc="40F46290">
       <w:start w:val="1"/>
       <w:numFmt w:val="decimal"/>
       <w:lvlText w:val="%1."/>
@@ -39625,160 +40055,110 @@
         <w:ind w:left="540" w:hanging="360"/>
       </w:pPr>
     </w:lvl>
-    <w:lvl w:ilvl="1" w:tplc="E2BA8D20">
+    <w:lvl w:ilvl="1" w:tplc="95BE0078">
       <w:numFmt w:val="decimal"/>
       <w:lvlText w:val=""/>
       <w:lvlJc w:val="left"/>
     </w:lvl>
-    <w:lvl w:ilvl="2" w:tplc="840C4B70">
+    <w:lvl w:ilvl="2" w:tplc="7BCA7634">
       <w:numFmt w:val="decimal"/>
       <w:lvlText w:val=""/>
       <w:lvlJc w:val="left"/>
     </w:lvl>
-    <w:lvl w:ilvl="3" w:tplc="9C8AFFDE">
+    <w:lvl w:ilvl="3" w:tplc="144E4710">
       <w:numFmt w:val="decimal"/>
       <w:lvlText w:val=""/>
       <w:lvlJc w:val="left"/>
     </w:lvl>
-    <w:lvl w:ilvl="4" w:tplc="B5ACFCBC">
+    <w:lvl w:ilvl="4" w:tplc="98EAEDAA">
       <w:numFmt w:val="decimal"/>
       <w:lvlText w:val=""/>
       <w:lvlJc w:val="left"/>
     </w:lvl>
-    <w:lvl w:ilvl="5" w:tplc="3A2AC828">
+    <w:lvl w:ilvl="5" w:tplc="32CAC5B6">
       <w:numFmt w:val="decimal"/>
       <w:lvlText w:val=""/>
       <w:lvlJc w:val="left"/>
     </w:lvl>
-    <w:lvl w:ilvl="6" w:tplc="440E2A4E">
+    <w:lvl w:ilvl="6" w:tplc="7FB49062">
       <w:numFmt w:val="decimal"/>
       <w:lvlText w:val=""/>
       <w:lvlJc w:val="left"/>
     </w:lvl>
-    <w:lvl w:ilvl="7" w:tplc="7F44CB16">
+    <w:lvl w:ilvl="7" w:tplc="6484767C">
       <w:numFmt w:val="decimal"/>
       <w:lvlText w:val=""/>
       <w:lvlJc w:val="left"/>
     </w:lvl>
-    <w:lvl w:ilvl="8" w:tplc="A5621ECE">
-      <w:numFmt w:val="decimal"/>
-      <w:lvlText w:val=""/>
-      <w:lvlJc w:val="left"/>
-    </w:lvl>
-  </w:abstractNum>
-  <w:abstractNum w:abstractNumId="6" w15:restartNumberingAfterBreak="0">
-    <w:nsid w:val="5D9E4A81"/>
-    <w:multiLevelType w:val="hybridMultilevel"/>
-    <w:tmpl w:val="0D7CA878"/>
-    <w:lvl w:ilvl="0" w:tplc="6E401BD4">
-      <w:start w:val="1"/>
-      <w:numFmt w:val="decimal"/>
-      <w:lvlText w:val="%1."/>
-      <w:lvlJc w:val="left"/>
-      <w:pPr>
-        <w:ind w:left="540" w:hanging="360"/>
-      </w:pPr>
-    </w:lvl>
-    <w:lvl w:ilvl="1" w:tplc="0B7AC034">
-      <w:numFmt w:val="decimal"/>
-      <w:lvlText w:val=""/>
-      <w:lvlJc w:val="left"/>
-    </w:lvl>
-    <w:lvl w:ilvl="2" w:tplc="1BCEEE70">
-      <w:numFmt w:val="decimal"/>
-      <w:lvlText w:val=""/>
-      <w:lvlJc w:val="left"/>
-    </w:lvl>
-    <w:lvl w:ilvl="3" w:tplc="0716437E">
-      <w:numFmt w:val="decimal"/>
-      <w:lvlText w:val=""/>
-      <w:lvlJc w:val="left"/>
-    </w:lvl>
-    <w:lvl w:ilvl="4" w:tplc="A0D22560">
-      <w:numFmt w:val="decimal"/>
-      <w:lvlText w:val=""/>
-      <w:lvlJc w:val="left"/>
-    </w:lvl>
-    <w:lvl w:ilvl="5" w:tplc="42FAD4DA">
-      <w:numFmt w:val="decimal"/>
-      <w:lvlText w:val=""/>
-      <w:lvlJc w:val="left"/>
-    </w:lvl>
-    <w:lvl w:ilvl="6" w:tplc="25F44D5E">
-      <w:numFmt w:val="decimal"/>
-      <w:lvlText w:val=""/>
-      <w:lvlJc w:val="left"/>
-    </w:lvl>
-    <w:lvl w:ilvl="7" w:tplc="78329234">
-      <w:numFmt w:val="decimal"/>
-      <w:lvlText w:val=""/>
-      <w:lvlJc w:val="left"/>
-    </w:lvl>
-    <w:lvl w:ilvl="8" w:tplc="7A28C052">
+    <w:lvl w:ilvl="8" w:tplc="CFD6E842">
       <w:numFmt w:val="decimal"/>
       <w:lvlText w:val=""/>
       <w:lvlJc w:val="left"/>
     </w:lvl>
   </w:abstractNum>
   <w:abstractNum w:abstractNumId="7" w15:restartNumberingAfterBreak="0">
-    <w:nsid w:val="6BA274E8"/>
+    <w:nsid w:val="4106373A"/>
     <w:multiLevelType w:val="hybridMultilevel"/>
-    <w:tmpl w:val="663A4996"/>
-    <w:lvl w:ilvl="0" w:tplc="75FE0394">
+    <w:tmpl w:val="D02A8CEE"/>
+    <w:lvl w:ilvl="0" w:tplc="139A547C">
       <w:start w:val="1"/>
-      <w:numFmt w:val="decimal"/>
-      <w:lvlText w:val="%1."/>
+      <w:numFmt w:val="bullet"/>
+      <w:lvlText w:val="•"/>
       <w:lvlJc w:val="left"/>
       <w:pPr>
-        <w:ind w:left="540" w:hanging="360"/>
+        <w:ind w:left="540" w:hanging="300"/>
       </w:pPr>
     </w:lvl>
-    <w:lvl w:ilvl="1" w:tplc="A18AABDE">
+    <w:lvl w:ilvl="1" w:tplc="75A4AB1E">
+      <w:start w:val="1"/>
+      <w:numFmt w:val="bullet"/>
+      <w:lvlText w:val="–"/>
+      <w:lvlJc w:val="left"/>
+      <w:pPr>
+        <w:ind w:left="1000" w:hanging="300"/>
+      </w:pPr>
+    </w:lvl>
+    <w:lvl w:ilvl="2" w:tplc="312CAADC">
       <w:numFmt w:val="decimal"/>
       <w:lvlText w:val=""/>
       <w:lvlJc w:val="left"/>
     </w:lvl>
-    <w:lvl w:ilvl="2" w:tplc="16F40DD8">
+    <w:lvl w:ilvl="3" w:tplc="65FE5B10">
       <w:numFmt w:val="decimal"/>
       <w:lvlText w:val=""/>
       <w:lvlJc w:val="left"/>
     </w:lvl>
-    <w:lvl w:ilvl="3" w:tplc="93F2422C">
+    <w:lvl w:ilvl="4" w:tplc="FE9A2230">
       <w:numFmt w:val="decimal"/>
       <w:lvlText w:val=""/>
       <w:lvlJc w:val="left"/>
     </w:lvl>
-    <w:lvl w:ilvl="4" w:tplc="21307826">
+    <w:lvl w:ilvl="5" w:tplc="E5184A40">
       <w:numFmt w:val="decimal"/>
       <w:lvlText w:val=""/>
       <w:lvlJc w:val="left"/>
     </w:lvl>
-    <w:lvl w:ilvl="5" w:tplc="EEC24484">
+    <w:lvl w:ilvl="6" w:tplc="D0A02E1E">
       <w:numFmt w:val="decimal"/>
       <w:lvlText w:val=""/>
       <w:lvlJc w:val="left"/>
     </w:lvl>
-    <w:lvl w:ilvl="6" w:tplc="D4C04C1E">
+    <w:lvl w:ilvl="7" w:tplc="C16E3DCA">
       <w:numFmt w:val="decimal"/>
       <w:lvlText w:val=""/>
       <w:lvlJc w:val="left"/>
     </w:lvl>
-    <w:lvl w:ilvl="7" w:tplc="B10A6EFC">
-      <w:numFmt w:val="decimal"/>
-      <w:lvlText w:val=""/>
-      <w:lvlJc w:val="left"/>
-    </w:lvl>
-    <w:lvl w:ilvl="8" w:tplc="2A822E9A">
+    <w:lvl w:ilvl="8" w:tplc="FF725AAE">
       <w:numFmt w:val="decimal"/>
       <w:lvlText w:val=""/>
       <w:lvlJc w:val="left"/>
     </w:lvl>
   </w:abstractNum>
   <w:abstractNum w:abstractNumId="8" w15:restartNumberingAfterBreak="0">
-    <w:nsid w:val="70CF7E09"/>
+    <w:nsid w:val="47A83B8C"/>
     <w:multiLevelType w:val="hybridMultilevel"/>
-    <w:tmpl w:val="C4D84884"/>
-    <w:lvl w:ilvl="0" w:tplc="460C9830">
+    <w:tmpl w:val="68CCE7B8"/>
+    <w:lvl w:ilvl="0" w:tplc="2E3E826E">
       <w:start w:val="1"/>
       <w:numFmt w:val="decimal"/>
       <w:lvlText w:val="%1."/>
@@ -39787,52 +40167,52 @@
         <w:ind w:left="540" w:hanging="360"/>
       </w:pPr>
     </w:lvl>
-    <w:lvl w:ilvl="1" w:tplc="D0E42F90">
+    <w:lvl w:ilvl="1" w:tplc="29A03390">
       <w:numFmt w:val="decimal"/>
       <w:lvlText w:val=""/>
       <w:lvlJc w:val="left"/>
     </w:lvl>
-    <w:lvl w:ilvl="2" w:tplc="14601C0A">
+    <w:lvl w:ilvl="2" w:tplc="61B48F84">
       <w:numFmt w:val="decimal"/>
       <w:lvlText w:val=""/>
       <w:lvlJc w:val="left"/>
     </w:lvl>
-    <w:lvl w:ilvl="3" w:tplc="F078D860">
+    <w:lvl w:ilvl="3" w:tplc="3DC03812">
       <w:numFmt w:val="decimal"/>
       <w:lvlText w:val=""/>
       <w:lvlJc w:val="left"/>
     </w:lvl>
-    <w:lvl w:ilvl="4" w:tplc="9E326DFE">
+    <w:lvl w:ilvl="4" w:tplc="77103236">
       <w:numFmt w:val="decimal"/>
       <w:lvlText w:val=""/>
       <w:lvlJc w:val="left"/>
     </w:lvl>
-    <w:lvl w:ilvl="5" w:tplc="49E0974A">
+    <w:lvl w:ilvl="5" w:tplc="A9A22F56">
       <w:numFmt w:val="decimal"/>
       <w:lvlText w:val=""/>
       <w:lvlJc w:val="left"/>
     </w:lvl>
-    <w:lvl w:ilvl="6" w:tplc="77846E2E">
+    <w:lvl w:ilvl="6" w:tplc="5B5E9A42">
       <w:numFmt w:val="decimal"/>
       <w:lvlText w:val=""/>
       <w:lvlJc w:val="left"/>
     </w:lvl>
-    <w:lvl w:ilvl="7" w:tplc="7D0244E0">
+    <w:lvl w:ilvl="7" w:tplc="70284166">
       <w:numFmt w:val="decimal"/>
       <w:lvlText w:val=""/>
       <w:lvlJc w:val="left"/>
     </w:lvl>
-    <w:lvl w:ilvl="8" w:tplc="AF4C7D72">
+    <w:lvl w:ilvl="8" w:tplc="747401EA">
       <w:numFmt w:val="decimal"/>
       <w:lvlText w:val=""/>
       <w:lvlJc w:val="left"/>
     </w:lvl>
   </w:abstractNum>
   <w:abstractNum w:abstractNumId="9" w15:restartNumberingAfterBreak="0">
-    <w:nsid w:val="78814DB3"/>
+    <w:nsid w:val="5C4A3FCD"/>
     <w:multiLevelType w:val="hybridMultilevel"/>
-    <w:tmpl w:val="14C4125C"/>
-    <w:lvl w:ilvl="0" w:tplc="9F482756">
+    <w:tmpl w:val="BEB4AA36"/>
+    <w:lvl w:ilvl="0" w:tplc="66B82FFC">
       <w:start w:val="1"/>
       <w:numFmt w:val="decimal"/>
       <w:lvlText w:val="%1."/>
@@ -39841,195 +40221,163 @@
         <w:ind w:left="540" w:hanging="360"/>
       </w:pPr>
     </w:lvl>
-    <w:lvl w:ilvl="1" w:tplc="7B2843E4">
+    <w:lvl w:ilvl="1" w:tplc="53B0E12E">
       <w:numFmt w:val="decimal"/>
       <w:lvlText w:val=""/>
       <w:lvlJc w:val="left"/>
     </w:lvl>
-    <w:lvl w:ilvl="2" w:tplc="FA3A400C">
+    <w:lvl w:ilvl="2" w:tplc="2A3CAA04">
       <w:numFmt w:val="decimal"/>
       <w:lvlText w:val=""/>
       <w:lvlJc w:val="left"/>
     </w:lvl>
-    <w:lvl w:ilvl="3" w:tplc="6B50376C">
+    <w:lvl w:ilvl="3" w:tplc="C67E6A28">
       <w:numFmt w:val="decimal"/>
       <w:lvlText w:val=""/>
       <w:lvlJc w:val="left"/>
     </w:lvl>
-    <w:lvl w:ilvl="4" w:tplc="B08220E0">
+    <w:lvl w:ilvl="4" w:tplc="E78C8654">
       <w:numFmt w:val="decimal"/>
       <w:lvlText w:val=""/>
       <w:lvlJc w:val="left"/>
     </w:lvl>
-    <w:lvl w:ilvl="5" w:tplc="A71ECFBE">
+    <w:lvl w:ilvl="5" w:tplc="D1F09E6E">
       <w:numFmt w:val="decimal"/>
       <w:lvlText w:val=""/>
       <w:lvlJc w:val="left"/>
     </w:lvl>
-    <w:lvl w:ilvl="6" w:tplc="39AE19B8">
+    <w:lvl w:ilvl="6" w:tplc="73667BBC">
       <w:numFmt w:val="decimal"/>
       <w:lvlText w:val=""/>
       <w:lvlJc w:val="left"/>
     </w:lvl>
-    <w:lvl w:ilvl="7" w:tplc="0598E5AA">
+    <w:lvl w:ilvl="7" w:tplc="3B4EAF22">
       <w:numFmt w:val="decimal"/>
       <w:lvlText w:val=""/>
       <w:lvlJc w:val="left"/>
     </w:lvl>
-    <w:lvl w:ilvl="8" w:tplc="39F6EBB6">
+    <w:lvl w:ilvl="8" w:tplc="23225A76">
       <w:numFmt w:val="decimal"/>
       <w:lvlText w:val=""/>
       <w:lvlJc w:val="left"/>
     </w:lvl>
   </w:abstractNum>
   <w:abstractNum w:abstractNumId="10" w15:restartNumberingAfterBreak="0">
-    <w:nsid w:val="7CE06EEE"/>
+    <w:nsid w:val="72380D2C"/>
     <w:multiLevelType w:val="hybridMultilevel"/>
-    <w:tmpl w:val="E06E595A"/>
-    <w:lvl w:ilvl="0" w:tplc="4B5A35C8">
+    <w:tmpl w:val="FFD433EE"/>
+    <w:lvl w:ilvl="0" w:tplc="BFFA617E">
       <w:start w:val="1"/>
-      <w:numFmt w:val="bullet"/>
-      <w:lvlText w:val="●"/>
+      <w:numFmt w:val="decimal"/>
+      <w:lvlText w:val="%1."/>
       <w:lvlJc w:val="left"/>
       <w:pPr>
-        <w:ind w:left="720" w:hanging="360"/>
+        <w:ind w:left="540" w:hanging="360"/>
       </w:pPr>
     </w:lvl>
-    <w:lvl w:ilvl="1" w:tplc="8E98DAE2">
-      <w:start w:val="1"/>
-      <w:numFmt w:val="bullet"/>
-      <w:lvlText w:val="○"/>
+    <w:lvl w:ilvl="1" w:tplc="89B8D570">
+      <w:numFmt w:val="decimal"/>
+      <w:lvlText w:val=""/>
       <w:lvlJc w:val="left"/>
-      <w:pPr>
-        <w:ind w:left="1440" w:hanging="360"/>
-      </w:pPr>
     </w:lvl>
-    <w:lvl w:ilvl="2" w:tplc="A60ED3FE">
-      <w:start w:val="1"/>
-      <w:numFmt w:val="bullet"/>
-      <w:lvlText w:val="■"/>
+    <w:lvl w:ilvl="2" w:tplc="B5E0F918">
+      <w:numFmt w:val="decimal"/>
+      <w:lvlText w:val=""/>
       <w:lvlJc w:val="left"/>
-      <w:pPr>
-        <w:ind w:left="2160" w:hanging="360"/>
-      </w:pPr>
     </w:lvl>
-    <w:lvl w:ilvl="3" w:tplc="6B785734">
-      <w:start w:val="1"/>
-      <w:numFmt w:val="bullet"/>
-      <w:lvlText w:val="●"/>
+    <w:lvl w:ilvl="3" w:tplc="D0BEA652">
+      <w:numFmt w:val="decimal"/>
+      <w:lvlText w:val=""/>
       <w:lvlJc w:val="left"/>
-      <w:pPr>
-        <w:ind w:left="2880" w:hanging="360"/>
-      </w:pPr>
     </w:lvl>
-    <w:lvl w:ilvl="4" w:tplc="EF66BBEE">
-      <w:start w:val="1"/>
-      <w:numFmt w:val="bullet"/>
-      <w:lvlText w:val="○"/>
+    <w:lvl w:ilvl="4" w:tplc="1D88657C">
+      <w:numFmt w:val="decimal"/>
+      <w:lvlText w:val=""/>
       <w:lvlJc w:val="left"/>
-      <w:pPr>
-        <w:ind w:left="3600" w:hanging="360"/>
-      </w:pPr>
     </w:lvl>
-    <w:lvl w:ilvl="5" w:tplc="13421B24">
-      <w:start w:val="1"/>
-      <w:numFmt w:val="bullet"/>
-      <w:lvlText w:val="■"/>
+    <w:lvl w:ilvl="5" w:tplc="AD3C68A4">
+      <w:numFmt w:val="decimal"/>
+      <w:lvlText w:val=""/>
       <w:lvlJc w:val="left"/>
-      <w:pPr>
-        <w:ind w:left="4320" w:hanging="360"/>
-      </w:pPr>
     </w:lvl>
-    <w:lvl w:ilvl="6" w:tplc="7F70622C">
-      <w:start w:val="1"/>
-      <w:numFmt w:val="bullet"/>
-      <w:lvlText w:val="●"/>
+    <w:lvl w:ilvl="6" w:tplc="F1388F0E">
+      <w:numFmt w:val="decimal"/>
+      <w:lvlText w:val=""/>
       <w:lvlJc w:val="left"/>
-      <w:pPr>
-        <w:ind w:left="5040" w:hanging="360"/>
-      </w:pPr>
     </w:lvl>
-    <w:lvl w:ilvl="7" w:tplc="8D00CD74">
-      <w:start w:val="1"/>
-      <w:numFmt w:val="bullet"/>
-      <w:lvlText w:val="●"/>
+    <w:lvl w:ilvl="7" w:tplc="8BDCEAD8">
+      <w:numFmt w:val="decimal"/>
+      <w:lvlText w:val=""/>
       <w:lvlJc w:val="left"/>
-      <w:pPr>
-        <w:ind w:left="5760" w:hanging="360"/>
-      </w:pPr>
     </w:lvl>
-    <w:lvl w:ilvl="8" w:tplc="90C6808C">
-      <w:start w:val="1"/>
-      <w:numFmt w:val="bullet"/>
-      <w:lvlText w:val="●"/>
+    <w:lvl w:ilvl="8" w:tplc="10444618">
+      <w:numFmt w:val="decimal"/>
+      <w:lvlText w:val=""/>
       <w:lvlJc w:val="left"/>
-      <w:pPr>
-        <w:ind w:left="6480" w:hanging="360"/>
-      </w:pPr>
     </w:lvl>
   </w:abstractNum>
-  <w:num w:numId="1" w16cid:durableId="900677746">
+  <w:num w:numId="1" w16cid:durableId="1989050291">
+    <w:abstractNumId w:val="5"/>
+    <w:lvlOverride w:ilvl="0">
+      <w:startOverride w:val="1"/>
+    </w:lvlOverride>
+  </w:num>
+  <w:num w:numId="2" w16cid:durableId="132872412">
+    <w:abstractNumId w:val="7"/>
+    <w:lvlOverride w:ilvl="0">
+      <w:startOverride w:val="1"/>
+    </w:lvlOverride>
+  </w:num>
+  <w:num w:numId="3" w16cid:durableId="1625772422">
+    <w:abstractNumId w:val="6"/>
+    <w:lvlOverride w:ilvl="0">
+      <w:startOverride w:val="1"/>
+    </w:lvlOverride>
+  </w:num>
+  <w:num w:numId="4" w16cid:durableId="1140803599">
     <w:abstractNumId w:val="10"/>
     <w:lvlOverride w:ilvl="0">
       <w:startOverride w:val="1"/>
     </w:lvlOverride>
   </w:num>
-  <w:num w:numId="2" w16cid:durableId="290669142">
-    <w:abstractNumId w:val="0"/>
+  <w:num w:numId="5" w16cid:durableId="1344554236">
+    <w:abstractNumId w:val="2"/>
     <w:lvlOverride w:ilvl="0">
       <w:startOverride w:val="1"/>
     </w:lvlOverride>
   </w:num>
-  <w:num w:numId="3" w16cid:durableId="1550916153">
+  <w:num w:numId="6" w16cid:durableId="429198977">
+    <w:abstractNumId w:val="3"/>
+    <w:lvlOverride w:ilvl="0">
+      <w:startOverride w:val="1"/>
+    </w:lvlOverride>
+  </w:num>
+  <w:num w:numId="7" w16cid:durableId="1762487731">
+    <w:abstractNumId w:val="1"/>
+    <w:lvlOverride w:ilvl="0">
+      <w:startOverride w:val="1"/>
+    </w:lvlOverride>
+  </w:num>
+  <w:num w:numId="8" w16cid:durableId="1217821083">
+    <w:abstractNumId w:val="4"/>
+    <w:lvlOverride w:ilvl="0">
+      <w:startOverride w:val="1"/>
+    </w:lvlOverride>
+  </w:num>
+  <w:num w:numId="9" w16cid:durableId="1245139285">
     <w:abstractNumId w:val="9"/>
     <w:lvlOverride w:ilvl="0">
       <w:startOverride w:val="1"/>
     </w:lvlOverride>
   </w:num>
-  <w:num w:numId="4" w16cid:durableId="532159045">
-    <w:abstractNumId w:val="5"/>
-    <w:lvlOverride w:ilvl="0">
-      <w:startOverride w:val="1"/>
-    </w:lvlOverride>
-  </w:num>
-  <w:num w:numId="5" w16cid:durableId="2136943526">
+  <w:num w:numId="10" w16cid:durableId="1981231139">
     <w:abstractNumId w:val="8"/>
     <w:lvlOverride w:ilvl="0">
       <w:startOverride w:val="1"/>
     </w:lvlOverride>
   </w:num>
-  <w:num w:numId="6" w16cid:durableId="1132287159">
-    <w:abstractNumId w:val="4"/>
-    <w:lvlOverride w:ilvl="0">
-      <w:startOverride w:val="1"/>
-    </w:lvlOverride>
-  </w:num>
-  <w:num w:numId="7" w16cid:durableId="1822698648">
-    <w:abstractNumId w:val="2"/>
-    <w:lvlOverride w:ilvl="0">
-      <w:startOverride w:val="1"/>
-    </w:lvlOverride>
-  </w:num>
-  <w:num w:numId="8" w16cid:durableId="1502813032">
-    <w:abstractNumId w:val="1"/>
-    <w:lvlOverride w:ilvl="0">
-      <w:startOverride w:val="1"/>
-    </w:lvlOverride>
-  </w:num>
-  <w:num w:numId="9" w16cid:durableId="444884184">
-    <w:abstractNumId w:val="7"/>
-    <w:lvlOverride w:ilvl="0">
-      <w:startOverride w:val="1"/>
-    </w:lvlOverride>
-  </w:num>
-  <w:num w:numId="10" w16cid:durableId="601912562">
-    <w:abstractNumId w:val="6"/>
-    <w:lvlOverride w:ilvl="0">
-      <w:startOverride w:val="1"/>
-    </w:lvlOverride>
-  </w:num>
-  <w:num w:numId="11" w16cid:durableId="460420590">
-    <w:abstractNumId w:val="3"/>
+  <w:num w:numId="11" w16cid:durableId="1298413949">
+    <w:abstractNumId w:val="0"/>
     <w:lvlOverride w:ilvl="0">
       <w:startOverride w:val="1"/>
     </w:lvlOverride>
@@ -40654,7 +41002,7 @@
     <w:autoRedefine/>
     <w:uiPriority w:val="39"/>
     <w:unhideWhenUsed/>
-    <w:rsid w:val="00FA059A"/>
+    <w:rsid w:val="00174925"/>
     <w:pPr>
       <w:spacing w:after="100"/>
     </w:pPr>
@@ -40666,7 +41014,7 @@
     <w:autoRedefine/>
     <w:uiPriority w:val="39"/>
     <w:unhideWhenUsed/>
-    <w:rsid w:val="00FA059A"/>
+    <w:rsid w:val="00174925"/>
     <w:pPr>
       <w:spacing w:after="100"/>
       <w:ind w:left="220"/>
